--- a/《白蛇之旅》——小游戏设计策划案.docx
+++ b/《白蛇之旅》——小游戏设计策划案.docx
@@ -157,20 +157,7 @@
           <w:szCs w:val="21"/>
           <w:lang w:val="en-US" w:eastAsia="zh-CN"/>
         </w:rPr>
-        <w:t>要求主线是通过“虚拟旅行”找“蛇年宝藏”，</w:t>
-      </w:r>
-      <w:bookmarkStart w:id="0" w:name="_GoBack"/>
-      <w:bookmarkEnd w:id="0"/>
-      <w:r>
-        <w:rPr>
-          <w:rFonts w:hint="eastAsia" w:ascii="宋体" w:hAnsi="宋体" w:eastAsia="宋体"/>
-          <w:b w:val="0"/>
-          <w:bCs w:val="0"/>
-          <w:sz w:val="21"/>
-          <w:szCs w:val="21"/>
-          <w:lang w:val="en-US" w:eastAsia="zh-CN"/>
-        </w:rPr>
-        <w:t>还要结合蛇年的文化背景和历史故事。那么“虚拟旅行”可以直接做成穿越到“白蛇：缘起”的故事里，这样也可以符合结合历史故事这一要求，其次“蛇年宝藏”代表的是经历了整个故事之后得到的启示，比如爱情观，乐于助人之类的正能量的鸡汤之类的。</w:t>
+        <w:t>要求主线是通过“虚拟旅行”找“蛇年宝藏”，还要结合蛇年的文化背景和历史故事。那么“虚拟旅行”可以直接做成穿越到“白蛇：缘起”的故事里，这样也可以符合结合历史故事这一要求，其次“蛇年宝藏”代表的是经历了整个故事之后得到的启示，比如爱情观，乐于助人之类的正能量的鸡汤之类的。</w:t>
       </w:r>
     </w:p>
     <w:p>
@@ -4959,7 +4946,7 @@
           <w:szCs w:val="21"/>
           <w:lang w:val="en-US" w:eastAsia="zh-CN"/>
         </w:rPr>
-        <w:t>《第三章：我变大了，也变强了》</w:t>
+        <w:t>《第三章：半路遇袭×2》</w:t>
       </w:r>
     </w:p>
     <w:p>
@@ -6539,60 +6526,1252 @@
           <w:szCs w:val="21"/>
           <w:lang w:val="en-US" w:eastAsia="zh-CN"/>
         </w:rPr>
-        <w:t>老板娘：当然这片蛇鳞就是原主人之物。</w:t>
-      </w:r>
-    </w:p>
-    <w:p>
-      <w:pPr>
-        <w:pStyle w:val="10"/>
-        <w:widowControl/>
-        <w:numPr>
-          <w:ilvl w:val="0"/>
-          <w:numId w:val="0"/>
-        </w:numPr>
-        <w:spacing w:line="240" w:lineRule="auto"/>
-        <w:jc w:val="left"/>
-        <w:rPr>
-          <w:rFonts w:hint="default" w:ascii="宋体" w:hAnsi="宋体" w:eastAsia="宋体"/>
-          <w:b w:val="0"/>
-          <w:bCs w:val="0"/>
-          <w:sz w:val="21"/>
-          <w:szCs w:val="21"/>
-          <w:lang w:val="en-US" w:eastAsia="zh-CN"/>
-        </w:rPr>
-      </w:pPr>
-      <w:r>
-        <w:rPr>
-          <w:rFonts w:hint="eastAsia" w:ascii="宋体" w:hAnsi="宋体" w:eastAsia="宋体"/>
-          <w:b w:val="0"/>
-          <w:bCs w:val="0"/>
-          <w:sz w:val="21"/>
-          <w:szCs w:val="21"/>
-          <w:lang w:val="en-US" w:eastAsia="zh-CN"/>
-        </w:rPr>
-        <w:t>你拿起了这片蛇鳞，细细感受了一下它，发现这片蛇鳞上的法力，与你同宗同源，突然你缺失的记忆全部涌入了你的脑海。</w:t>
-      </w:r>
-    </w:p>
-    <w:p>
-      <w:pPr>
-        <w:pStyle w:val="10"/>
-        <w:widowControl/>
-        <w:numPr>
-          <w:ilvl w:val="0"/>
-          <w:numId w:val="0"/>
-        </w:numPr>
-        <w:spacing w:line="240" w:lineRule="auto"/>
-        <w:jc w:val="left"/>
+        <w:t>老板娘：当然，这片蛇鳞就是原主人之物。</w:t>
+      </w:r>
+    </w:p>
+    <w:p>
+      <w:pPr>
+        <w:pStyle w:val="10"/>
+        <w:widowControl/>
+        <w:numPr>
+          <w:ilvl w:val="0"/>
+          <w:numId w:val="0"/>
+        </w:numPr>
+        <w:spacing w:line="240" w:lineRule="auto"/>
+        <w:jc w:val="left"/>
+        <w:rPr>
+          <w:rFonts w:hint="eastAsia" w:ascii="宋体" w:hAnsi="宋体" w:eastAsia="宋体"/>
+          <w:b w:val="0"/>
+          <w:bCs w:val="0"/>
+          <w:sz w:val="21"/>
+          <w:szCs w:val="21"/>
+          <w:lang w:val="en-US" w:eastAsia="zh-CN"/>
+        </w:rPr>
+      </w:pPr>
+      <w:r>
+        <w:rPr>
+          <w:rFonts w:hint="eastAsia" w:ascii="宋体" w:hAnsi="宋体" w:eastAsia="宋体"/>
+          <w:b w:val="0"/>
+          <w:bCs w:val="0"/>
+          <w:sz w:val="21"/>
+          <w:szCs w:val="21"/>
+          <w:lang w:val="en-US" w:eastAsia="zh-CN"/>
+        </w:rPr>
+        <w:t>你拿起了这片蛇鳞，细细感受了一下它，发现这片蛇鳞上的法力，与你同宗同源，凭借它应该可以找到法宝的主人。</w:t>
+      </w:r>
+    </w:p>
+    <w:p>
+      <w:pPr>
+        <w:pStyle w:val="10"/>
+        <w:widowControl/>
+        <w:numPr>
+          <w:ilvl w:val="0"/>
+          <w:numId w:val="0"/>
+        </w:numPr>
+        <w:spacing w:line="240" w:lineRule="auto"/>
+        <w:jc w:val="left"/>
+        <w:rPr>
+          <w:rFonts w:hint="eastAsia" w:ascii="宋体" w:hAnsi="宋体" w:eastAsia="宋体"/>
+          <w:b w:val="0"/>
+          <w:bCs w:val="0"/>
+          <w:sz w:val="21"/>
+          <w:szCs w:val="21"/>
+          <w:lang w:val="en-US" w:eastAsia="zh-CN"/>
+        </w:rPr>
+      </w:pPr>
+    </w:p>
+    <w:p>
+      <w:pPr>
+        <w:pStyle w:val="10"/>
+        <w:widowControl/>
+        <w:numPr>
+          <w:ilvl w:val="0"/>
+          <w:numId w:val="0"/>
+        </w:numPr>
+        <w:spacing w:line="240" w:lineRule="auto"/>
+        <w:jc w:val="left"/>
+        <w:rPr>
+          <w:rFonts w:hint="eastAsia" w:ascii="宋体" w:hAnsi="宋体" w:eastAsia="宋体"/>
+          <w:b w:val="0"/>
+          <w:bCs w:val="0"/>
+          <w:sz w:val="21"/>
+          <w:szCs w:val="21"/>
+          <w:lang w:val="en-US" w:eastAsia="zh-CN"/>
+        </w:rPr>
+      </w:pPr>
+      <w:r>
+        <w:rPr>
+          <w:rFonts w:hint="eastAsia" w:ascii="宋体" w:hAnsi="宋体" w:eastAsia="宋体"/>
+          <w:b w:val="0"/>
+          <w:bCs w:val="0"/>
+          <w:sz w:val="21"/>
+          <w:szCs w:val="21"/>
+          <w:lang w:val="en-US" w:eastAsia="zh-CN"/>
+        </w:rPr>
+        <w:t>你与阿宣走出了宝青坊，没过多久，迎面走来一个身披斗篷的黑衣人。</w:t>
+      </w:r>
+    </w:p>
+    <w:p>
+      <w:pPr>
+        <w:pStyle w:val="10"/>
+        <w:widowControl/>
+        <w:numPr>
+          <w:ilvl w:val="0"/>
+          <w:numId w:val="0"/>
+        </w:numPr>
+        <w:spacing w:line="240" w:lineRule="auto"/>
+        <w:jc w:val="left"/>
+        <w:rPr>
+          <w:rFonts w:hint="eastAsia" w:ascii="宋体" w:hAnsi="宋体" w:eastAsia="宋体"/>
+          <w:b w:val="0"/>
+          <w:bCs w:val="0"/>
+          <w:sz w:val="21"/>
+          <w:szCs w:val="21"/>
+          <w:lang w:val="en-US" w:eastAsia="zh-CN"/>
+        </w:rPr>
+      </w:pPr>
+      <w:r>
+        <w:rPr>
+          <w:rFonts w:hint="eastAsia" w:ascii="宋体" w:hAnsi="宋体" w:eastAsia="宋体"/>
+          <w:b w:val="0"/>
+          <w:bCs w:val="0"/>
+          <w:sz w:val="21"/>
+          <w:szCs w:val="21"/>
+          <w:lang w:val="en-US" w:eastAsia="zh-CN"/>
+        </w:rPr>
+        <w:t>黑衣人：捕蛇人？</w:t>
+      </w:r>
+    </w:p>
+    <w:p>
+      <w:pPr>
+        <w:pStyle w:val="10"/>
+        <w:widowControl/>
+        <w:numPr>
+          <w:ilvl w:val="0"/>
+          <w:numId w:val="0"/>
+        </w:numPr>
+        <w:spacing w:line="240" w:lineRule="auto"/>
+        <w:jc w:val="left"/>
+        <w:rPr>
+          <w:rFonts w:hint="eastAsia" w:ascii="宋体" w:hAnsi="宋体" w:eastAsia="宋体"/>
+          <w:b w:val="0"/>
+          <w:bCs w:val="0"/>
+          <w:sz w:val="21"/>
+          <w:szCs w:val="21"/>
+          <w:lang w:val="en-US" w:eastAsia="zh-CN"/>
+        </w:rPr>
+      </w:pPr>
+      <w:r>
+        <w:rPr>
+          <w:rFonts w:hint="eastAsia" w:ascii="宋体" w:hAnsi="宋体" w:eastAsia="宋体"/>
+          <w:b w:val="0"/>
+          <w:bCs w:val="0"/>
+          <w:sz w:val="21"/>
+          <w:szCs w:val="21"/>
+          <w:lang w:val="en-US" w:eastAsia="zh-CN"/>
+        </w:rPr>
+        <w:t>话音未落，黑衣人向你身旁的阿宣冲过去，你知道来者不善，决定：</w:t>
+      </w:r>
+    </w:p>
+    <w:p>
+      <w:pPr>
+        <w:pStyle w:val="10"/>
+        <w:widowControl/>
+        <w:numPr>
+          <w:ilvl w:val="0"/>
+          <w:numId w:val="0"/>
+        </w:numPr>
+        <w:pBdr>
+          <w:top w:val="single" w:color="auto" w:sz="4" w:space="0"/>
+          <w:left w:val="single" w:color="auto" w:sz="4" w:space="0"/>
+          <w:bottom w:val="single" w:color="auto" w:sz="4" w:space="0"/>
+          <w:right w:val="single" w:color="auto" w:sz="4" w:space="0"/>
+        </w:pBdr>
+        <w:spacing w:line="240" w:lineRule="auto"/>
+        <w:jc w:val="left"/>
+        <w:rPr>
+          <w:rFonts w:hint="eastAsia" w:ascii="宋体" w:hAnsi="宋体" w:eastAsia="宋体"/>
+          <w:b w:val="0"/>
+          <w:bCs w:val="0"/>
+          <w:sz w:val="21"/>
+          <w:szCs w:val="21"/>
+          <w:lang w:val="en-US" w:eastAsia="zh-CN"/>
+        </w:rPr>
+      </w:pPr>
+      <w:r>
         <w:rPr>
           <w:rFonts w:hint="eastAsia" w:ascii="宋体" w:hAnsi="宋体" w:eastAsia="宋体"/>
           <w:b/>
           <w:bCs/>
-          <w:sz w:val="21"/>
-          <w:szCs w:val="21"/>
-          <w:lang w:val="en-US" w:eastAsia="zh-CN"/>
-        </w:rPr>
-      </w:pPr>
-      <w:r>
+          <w:color w:val="0000FF"/>
+          <w:sz w:val="21"/>
+          <w:szCs w:val="21"/>
+          <w:lang w:val="en-US" w:eastAsia="zh-CN"/>
+        </w:rPr>
+        <w:t>选择：</w:t>
+      </w:r>
+      <w:r>
+        <w:rPr>
+          <w:rFonts w:hint="eastAsia" w:ascii="宋体" w:hAnsi="宋体" w:eastAsia="宋体"/>
+          <w:b w:val="0"/>
+          <w:bCs w:val="0"/>
+          <w:sz w:val="21"/>
+          <w:szCs w:val="21"/>
+          <w:lang w:val="en-US" w:eastAsia="zh-CN"/>
+        </w:rPr>
+        <w:t>1.先保护自己，伺机而动。/2.挡住敌人，保护阿宣。</w:t>
+      </w:r>
+    </w:p>
+    <w:p>
+      <w:pPr>
+        <w:pStyle w:val="10"/>
+        <w:widowControl/>
+        <w:numPr>
+          <w:ilvl w:val="0"/>
+          <w:numId w:val="0"/>
+        </w:numPr>
+        <w:spacing w:line="240" w:lineRule="auto"/>
+        <w:jc w:val="left"/>
+        <w:rPr>
+          <w:rFonts w:hint="eastAsia" w:ascii="宋体" w:hAnsi="宋体" w:eastAsia="宋体"/>
+          <w:b w:val="0"/>
+          <w:bCs w:val="0"/>
+          <w:sz w:val="21"/>
+          <w:szCs w:val="21"/>
+          <w:lang w:val="en-US" w:eastAsia="zh-CN"/>
+        </w:rPr>
+      </w:pPr>
+      <w:r>
+        <w:rPr>
+          <w:rFonts w:hint="eastAsia" w:ascii="宋体" w:hAnsi="宋体" w:eastAsia="宋体"/>
+          <w:b w:val="0"/>
+          <w:bCs w:val="0"/>
+          <w:sz w:val="21"/>
+          <w:szCs w:val="21"/>
+          <w:lang w:val="en-US" w:eastAsia="zh-CN"/>
+        </w:rPr>
+        <w:t>1.只见黑衣人下手狠毒，将阿宣一掌打飞数米，随后重重落在地上，阿宣昏迷不醒，生死未卜。</w:t>
+      </w:r>
+    </w:p>
+    <w:p>
+      <w:pPr>
+        <w:pStyle w:val="10"/>
+        <w:widowControl/>
+        <w:numPr>
+          <w:ilvl w:val="0"/>
+          <w:numId w:val="0"/>
+        </w:numPr>
+        <w:spacing w:line="240" w:lineRule="auto"/>
+        <w:jc w:val="left"/>
+        <w:rPr>
+          <w:rFonts w:hint="eastAsia" w:ascii="宋体" w:hAnsi="宋体" w:eastAsia="宋体"/>
+          <w:b w:val="0"/>
+          <w:bCs w:val="0"/>
+          <w:sz w:val="21"/>
+          <w:szCs w:val="21"/>
+          <w:lang w:val="en-US" w:eastAsia="zh-CN"/>
+        </w:rPr>
+      </w:pPr>
+      <w:r>
+        <w:rPr>
+          <w:rFonts w:hint="eastAsia" w:ascii="宋体" w:hAnsi="宋体" w:eastAsia="宋体"/>
+          <w:b w:val="0"/>
+          <w:bCs w:val="0"/>
+          <w:sz w:val="21"/>
+          <w:szCs w:val="21"/>
+          <w:lang w:val="en-US" w:eastAsia="zh-CN"/>
+        </w:rPr>
+        <w:t>看到解决了威胁，黑衣人摘下了兜帽，露出了本来的面目。</w:t>
+      </w:r>
+    </w:p>
+    <w:p>
+      <w:pPr>
+        <w:pStyle w:val="10"/>
+        <w:widowControl/>
+        <w:numPr>
+          <w:ilvl w:val="0"/>
+          <w:numId w:val="0"/>
+        </w:numPr>
+        <w:spacing w:line="240" w:lineRule="auto"/>
+        <w:jc w:val="left"/>
+        <w:rPr>
+          <w:rFonts w:hint="eastAsia" w:ascii="宋体" w:hAnsi="宋体" w:eastAsia="宋体"/>
+          <w:b w:val="0"/>
+          <w:bCs w:val="0"/>
+          <w:sz w:val="21"/>
+          <w:szCs w:val="21"/>
+          <w:lang w:val="en-US" w:eastAsia="zh-CN"/>
+        </w:rPr>
+      </w:pPr>
+      <w:r>
+        <w:rPr>
+          <w:rFonts w:hint="eastAsia" w:ascii="宋体" w:hAnsi="宋体" w:eastAsia="宋体"/>
+          <w:b w:val="0"/>
+          <w:bCs w:val="0"/>
+          <w:sz w:val="21"/>
+          <w:szCs w:val="21"/>
+          <w:lang w:val="en-US" w:eastAsia="zh-CN"/>
+        </w:rPr>
+        <w:t>小青：小白！</w:t>
+      </w:r>
+    </w:p>
+    <w:p>
+      <w:pPr>
+        <w:pStyle w:val="10"/>
+        <w:widowControl/>
+        <w:numPr>
+          <w:ilvl w:val="0"/>
+          <w:numId w:val="0"/>
+        </w:numPr>
+        <w:spacing w:line="240" w:lineRule="auto"/>
+        <w:jc w:val="left"/>
+        <w:rPr>
+          <w:rFonts w:hint="eastAsia" w:ascii="宋体" w:hAnsi="宋体" w:eastAsia="宋体"/>
+          <w:b w:val="0"/>
+          <w:bCs w:val="0"/>
+          <w:sz w:val="21"/>
+          <w:szCs w:val="21"/>
+          <w:lang w:val="en-US" w:eastAsia="zh-CN"/>
+        </w:rPr>
+      </w:pPr>
+      <w:r>
+        <w:rPr>
+          <w:rFonts w:hint="eastAsia" w:ascii="宋体" w:hAnsi="宋体" w:eastAsia="宋体"/>
+          <w:b w:val="0"/>
+          <w:bCs w:val="0"/>
+          <w:sz w:val="21"/>
+          <w:szCs w:val="21"/>
+          <w:lang w:val="en-US" w:eastAsia="zh-CN"/>
+        </w:rPr>
+        <w:t>你认出了黑衣人是你的妹妹小青，你十分好奇她为什么会在这。</w:t>
+      </w:r>
+    </w:p>
+    <w:p>
+      <w:pPr>
+        <w:pStyle w:val="10"/>
+        <w:widowControl/>
+        <w:numPr>
+          <w:ilvl w:val="0"/>
+          <w:numId w:val="0"/>
+        </w:numPr>
+        <w:spacing w:line="240" w:lineRule="auto"/>
+        <w:jc w:val="left"/>
+        <w:rPr>
+          <w:rFonts w:hint="eastAsia" w:ascii="宋体" w:hAnsi="宋体" w:eastAsia="宋体"/>
+          <w:b w:val="0"/>
+          <w:bCs w:val="0"/>
+          <w:sz w:val="21"/>
+          <w:szCs w:val="21"/>
+          <w:lang w:val="en-US" w:eastAsia="zh-CN"/>
+        </w:rPr>
+      </w:pPr>
+      <w:r>
+        <w:rPr>
+          <w:rFonts w:hint="eastAsia" w:ascii="宋体" w:hAnsi="宋体" w:eastAsia="宋体"/>
+          <w:b w:val="0"/>
+          <w:bCs w:val="0"/>
+          <w:sz w:val="21"/>
+          <w:szCs w:val="21"/>
+          <w:lang w:val="en-US" w:eastAsia="zh-CN"/>
+        </w:rPr>
+        <w:t>小白：小青，你怎么在这。</w:t>
+      </w:r>
+    </w:p>
+    <w:p>
+      <w:pPr>
+        <w:pStyle w:val="10"/>
+        <w:widowControl/>
+        <w:numPr>
+          <w:ilvl w:val="0"/>
+          <w:numId w:val="0"/>
+        </w:numPr>
+        <w:spacing w:line="240" w:lineRule="auto"/>
+        <w:jc w:val="left"/>
+        <w:rPr>
+          <w:rFonts w:hint="eastAsia" w:ascii="宋体" w:hAnsi="宋体" w:eastAsia="宋体"/>
+          <w:b w:val="0"/>
+          <w:bCs w:val="0"/>
+          <w:sz w:val="21"/>
+          <w:szCs w:val="21"/>
+          <w:lang w:val="en-US" w:eastAsia="zh-CN"/>
+        </w:rPr>
+      </w:pPr>
+      <w:r>
+        <w:rPr>
+          <w:rFonts w:hint="eastAsia" w:ascii="宋体" w:hAnsi="宋体" w:eastAsia="宋体"/>
+          <w:b w:val="0"/>
+          <w:bCs w:val="0"/>
+          <w:sz w:val="21"/>
+          <w:szCs w:val="21"/>
+          <w:lang w:val="en-US" w:eastAsia="zh-CN"/>
+        </w:rPr>
+        <w:t>小青：你失忆了？我是来带你回去的，师傅发现你在刺杀失败之后，一直和一个捕蛇人在一起，怀疑你成了叛徒，我来带你回去证明你的清白。</w:t>
+      </w:r>
+    </w:p>
+    <w:p>
+      <w:pPr>
+        <w:pStyle w:val="10"/>
+        <w:widowControl/>
+        <w:numPr>
+          <w:ilvl w:val="0"/>
+          <w:numId w:val="0"/>
+        </w:numPr>
+        <w:spacing w:line="240" w:lineRule="auto"/>
+        <w:jc w:val="left"/>
+        <w:rPr>
+          <w:rFonts w:hint="eastAsia" w:ascii="宋体" w:hAnsi="宋体" w:eastAsia="宋体"/>
+          <w:b w:val="0"/>
+          <w:bCs w:val="0"/>
+          <w:sz w:val="21"/>
+          <w:szCs w:val="21"/>
+          <w:lang w:val="en-US" w:eastAsia="zh-CN"/>
+        </w:rPr>
+      </w:pPr>
+      <w:r>
+        <w:rPr>
+          <w:rFonts w:hint="eastAsia" w:ascii="宋体" w:hAnsi="宋体" w:eastAsia="宋体"/>
+          <w:b w:val="0"/>
+          <w:bCs w:val="0"/>
+          <w:sz w:val="21"/>
+          <w:szCs w:val="21"/>
+          <w:lang w:val="en-US" w:eastAsia="zh-CN"/>
+        </w:rPr>
+        <w:t>小白：是阿宣救了我，他对我很好，我不会离开他的！</w:t>
+      </w:r>
+    </w:p>
+    <w:p>
+      <w:pPr>
+        <w:pStyle w:val="10"/>
+        <w:widowControl/>
+        <w:numPr>
+          <w:ilvl w:val="0"/>
+          <w:numId w:val="0"/>
+        </w:numPr>
+        <w:spacing w:line="240" w:lineRule="auto"/>
+        <w:jc w:val="left"/>
+        <w:rPr>
+          <w:rFonts w:hint="eastAsia" w:ascii="宋体" w:hAnsi="宋体" w:eastAsia="宋体"/>
+          <w:b w:val="0"/>
+          <w:bCs w:val="0"/>
+          <w:sz w:val="21"/>
+          <w:szCs w:val="21"/>
+          <w:lang w:val="en-US" w:eastAsia="zh-CN"/>
+        </w:rPr>
+      </w:pPr>
+      <w:r>
+        <w:rPr>
+          <w:rFonts w:hint="eastAsia" w:ascii="宋体" w:hAnsi="宋体" w:eastAsia="宋体"/>
+          <w:b w:val="0"/>
+          <w:bCs w:val="0"/>
+          <w:sz w:val="21"/>
+          <w:szCs w:val="21"/>
+          <w:lang w:val="en-US" w:eastAsia="zh-CN"/>
+        </w:rPr>
+        <w:t>小青的脸色瞬间变得严肃，她的眼神中透露出一丝无奈和担忧</w:t>
+      </w:r>
+    </w:p>
+    <w:p>
+      <w:pPr>
+        <w:pStyle w:val="10"/>
+        <w:widowControl/>
+        <w:numPr>
+          <w:ilvl w:val="0"/>
+          <w:numId w:val="0"/>
+        </w:numPr>
+        <w:spacing w:line="240" w:lineRule="auto"/>
+        <w:jc w:val="left"/>
+        <w:rPr>
+          <w:rFonts w:hint="eastAsia" w:ascii="宋体" w:hAnsi="宋体" w:eastAsia="宋体"/>
+          <w:b w:val="0"/>
+          <w:bCs w:val="0"/>
+          <w:sz w:val="21"/>
+          <w:szCs w:val="21"/>
+          <w:lang w:val="en-US" w:eastAsia="zh-CN"/>
+        </w:rPr>
+      </w:pPr>
+      <w:r>
+        <w:rPr>
+          <w:rFonts w:hint="eastAsia" w:ascii="宋体" w:hAnsi="宋体" w:eastAsia="宋体"/>
+          <w:b w:val="0"/>
+          <w:bCs w:val="0"/>
+          <w:sz w:val="21"/>
+          <w:szCs w:val="21"/>
+          <w:lang w:val="en-US" w:eastAsia="zh-CN"/>
+        </w:rPr>
+        <w:t>小青：小白，你真的糊涂了！我们妖族和人类是不同的，你怎么能和他在一起？师傅已经怀疑你被人类迷惑，失去了本心。如果再不回去，你会被整个蛇族视为叛徒的！</w:t>
+      </w:r>
+    </w:p>
+    <w:p>
+      <w:pPr>
+        <w:pStyle w:val="10"/>
+        <w:widowControl/>
+        <w:numPr>
+          <w:ilvl w:val="0"/>
+          <w:numId w:val="0"/>
+        </w:numPr>
+        <w:spacing w:line="240" w:lineRule="auto"/>
+        <w:jc w:val="left"/>
+        <w:rPr>
+          <w:rFonts w:hint="eastAsia" w:ascii="宋体" w:hAnsi="宋体" w:eastAsia="宋体"/>
+          <w:b w:val="0"/>
+          <w:bCs w:val="0"/>
+          <w:sz w:val="21"/>
+          <w:szCs w:val="21"/>
+          <w:lang w:val="en-US" w:eastAsia="zh-CN"/>
+        </w:rPr>
+      </w:pPr>
+      <w:r>
+        <w:rPr>
+          <w:rFonts w:hint="eastAsia" w:ascii="宋体" w:hAnsi="宋体" w:eastAsia="宋体"/>
+          <w:b w:val="0"/>
+          <w:bCs w:val="0"/>
+          <w:sz w:val="21"/>
+          <w:szCs w:val="21"/>
+          <w:lang w:val="en-US" w:eastAsia="zh-CN"/>
+        </w:rPr>
+        <w:t>你摇了摇头，眼神坚定地看着昏迷不醒的阿宣，你的眼中闪过一丝温柔。</w:t>
+      </w:r>
+    </w:p>
+    <w:p>
+      <w:pPr>
+        <w:pStyle w:val="10"/>
+        <w:widowControl/>
+        <w:numPr>
+          <w:ilvl w:val="0"/>
+          <w:numId w:val="0"/>
+        </w:numPr>
+        <w:spacing w:line="240" w:lineRule="auto"/>
+        <w:jc w:val="left"/>
+        <w:rPr>
+          <w:rFonts w:hint="eastAsia" w:ascii="宋体" w:hAnsi="宋体" w:eastAsia="宋体"/>
+          <w:b w:val="0"/>
+          <w:bCs w:val="0"/>
+          <w:sz w:val="21"/>
+          <w:szCs w:val="21"/>
+          <w:lang w:val="en-US" w:eastAsia="zh-CN"/>
+        </w:rPr>
+      </w:pPr>
+      <w:r>
+        <w:rPr>
+          <w:rFonts w:hint="eastAsia" w:ascii="宋体" w:hAnsi="宋体" w:eastAsia="宋体"/>
+          <w:b w:val="0"/>
+          <w:bCs w:val="0"/>
+          <w:sz w:val="21"/>
+          <w:szCs w:val="21"/>
+          <w:lang w:val="en-US" w:eastAsia="zh-CN"/>
+        </w:rPr>
+        <w:t>小白：小青，我知道你是为了我好，但阿宣不是普通的捕蛇人。他救了我，照顾我，甚至愿意为我放弃一切。我不能就这样离开他。我意已决，我是不会回去的。</w:t>
+      </w:r>
+    </w:p>
+    <w:p>
+      <w:pPr>
+        <w:pStyle w:val="10"/>
+        <w:widowControl/>
+        <w:numPr>
+          <w:ilvl w:val="0"/>
+          <w:numId w:val="0"/>
+        </w:numPr>
+        <w:spacing w:line="240" w:lineRule="auto"/>
+        <w:jc w:val="left"/>
+        <w:rPr>
+          <w:rFonts w:hint="eastAsia" w:ascii="宋体" w:hAnsi="宋体" w:eastAsia="宋体"/>
+          <w:b w:val="0"/>
+          <w:bCs w:val="0"/>
+          <w:sz w:val="21"/>
+          <w:szCs w:val="21"/>
+          <w:lang w:val="en-US" w:eastAsia="zh-CN"/>
+        </w:rPr>
+      </w:pPr>
+      <w:r>
+        <w:rPr>
+          <w:rFonts w:hint="eastAsia" w:ascii="宋体" w:hAnsi="宋体" w:eastAsia="宋体"/>
+          <w:b w:val="0"/>
+          <w:bCs w:val="0"/>
+          <w:sz w:val="21"/>
+          <w:szCs w:val="21"/>
+          <w:lang w:val="en-US" w:eastAsia="zh-CN"/>
+        </w:rPr>
+        <w:t>小青失望的离开了，你连忙查看阿宣的伤势，发现他早已断了气，你意识到自己又一次做错了选择，但幸好你现在有后悔药可以吃。</w:t>
+      </w:r>
+    </w:p>
+    <w:p>
+      <w:pPr>
+        <w:pStyle w:val="10"/>
+        <w:widowControl/>
+        <w:numPr>
+          <w:ilvl w:val="0"/>
+          <w:numId w:val="0"/>
+        </w:numPr>
+        <w:spacing w:line="240" w:lineRule="auto"/>
+        <w:jc w:val="left"/>
+        <w:rPr>
+          <w:rFonts w:hint="default" w:ascii="宋体" w:hAnsi="宋体" w:eastAsia="宋体"/>
+          <w:b w:val="0"/>
+          <w:bCs w:val="0"/>
+          <w:sz w:val="21"/>
+          <w:szCs w:val="21"/>
+          <w:lang w:val="en-US" w:eastAsia="zh-CN"/>
+        </w:rPr>
+      </w:pPr>
+      <w:r>
+        <w:rPr>
+          <w:rFonts w:hint="eastAsia" w:ascii="宋体" w:hAnsi="宋体" w:eastAsia="宋体"/>
+          <w:b w:val="0"/>
+          <w:bCs w:val="0"/>
+          <w:sz w:val="21"/>
+          <w:szCs w:val="21"/>
+          <w:lang w:val="en-US" w:eastAsia="zh-CN"/>
+        </w:rPr>
+        <w:t>恍惚之间</w:t>
+      </w:r>
+      <w:r>
+        <w:rPr>
+          <w:rFonts w:hint="default" w:ascii="宋体" w:hAnsi="宋体" w:eastAsia="宋体"/>
+          <w:b w:val="0"/>
+          <w:bCs w:val="0"/>
+          <w:sz w:val="21"/>
+          <w:szCs w:val="21"/>
+          <w:lang w:val="en-US" w:eastAsia="zh-CN"/>
+        </w:rPr>
+        <w:t>，你的耳边传来了一道玄妙的声音，那是【生生不息的激荡】，忽然你发现自己回到了做出选择的前一刻。</w:t>
+      </w:r>
+      <w:r>
+        <w:rPr>
+          <w:rFonts w:hint="default" w:ascii="宋体" w:hAnsi="宋体" w:eastAsia="宋体"/>
+          <w:b w:val="0"/>
+          <w:bCs w:val="0"/>
+          <w:color w:val="FF0000"/>
+          <w:sz w:val="21"/>
+          <w:szCs w:val="21"/>
+          <w:lang w:val="en-US" w:eastAsia="zh-CN"/>
+        </w:rPr>
+        <w:t>（回到上一次选择）</w:t>
+      </w:r>
+    </w:p>
+    <w:p>
+      <w:pPr>
+        <w:pStyle w:val="10"/>
+        <w:widowControl/>
+        <w:numPr>
+          <w:ilvl w:val="0"/>
+          <w:numId w:val="0"/>
+        </w:numPr>
+        <w:spacing w:line="240" w:lineRule="auto"/>
+        <w:jc w:val="left"/>
+        <w:rPr>
+          <w:rFonts w:hint="default" w:ascii="宋体" w:hAnsi="宋体" w:eastAsia="宋体"/>
+          <w:b w:val="0"/>
+          <w:bCs w:val="0"/>
+          <w:sz w:val="21"/>
+          <w:szCs w:val="21"/>
+          <w:lang w:val="en-US" w:eastAsia="zh-CN"/>
+        </w:rPr>
+      </w:pPr>
+    </w:p>
+    <w:p>
+      <w:pPr>
+        <w:pStyle w:val="10"/>
+        <w:widowControl/>
+        <w:numPr>
+          <w:ilvl w:val="0"/>
+          <w:numId w:val="0"/>
+        </w:numPr>
+        <w:spacing w:line="240" w:lineRule="auto"/>
+        <w:jc w:val="left"/>
+        <w:rPr>
+          <w:rFonts w:hint="eastAsia" w:ascii="宋体" w:hAnsi="宋体" w:eastAsia="宋体"/>
+          <w:b w:val="0"/>
+          <w:bCs w:val="0"/>
+          <w:sz w:val="21"/>
+          <w:szCs w:val="21"/>
+          <w:lang w:val="en-US" w:eastAsia="zh-CN"/>
+        </w:rPr>
+      </w:pPr>
+      <w:r>
+        <w:rPr>
+          <w:rFonts w:hint="eastAsia" w:ascii="宋体" w:hAnsi="宋体" w:eastAsia="宋体"/>
+          <w:b w:val="0"/>
+          <w:bCs w:val="0"/>
+          <w:sz w:val="21"/>
+          <w:szCs w:val="21"/>
+          <w:lang w:val="en-US" w:eastAsia="zh-CN"/>
+        </w:rPr>
+        <w:t>2.你与黑衣人对了一掌，掌风鼓动，周围的空气仿佛都被震得微微颤抖，四周的树叶被强劲的掌风扫落，纷纷扬扬地飘散开来。你们二人势均力敌，谁也无法在这一击中占据上风。你感到一股强大的力量从掌心传来，震得手臂微微发麻，但你的眼神却更加坚定。</w:t>
+      </w:r>
+    </w:p>
+    <w:p>
+      <w:pPr>
+        <w:pStyle w:val="10"/>
+        <w:widowControl/>
+        <w:numPr>
+          <w:ilvl w:val="0"/>
+          <w:numId w:val="0"/>
+        </w:numPr>
+        <w:spacing w:line="240" w:lineRule="auto"/>
+        <w:jc w:val="left"/>
+        <w:rPr>
+          <w:rFonts w:hint="default" w:ascii="宋体" w:hAnsi="宋体" w:eastAsia="宋体"/>
+          <w:b w:val="0"/>
+          <w:bCs w:val="0"/>
+          <w:sz w:val="21"/>
+          <w:szCs w:val="21"/>
+          <w:lang w:val="en-US" w:eastAsia="zh-CN"/>
+        </w:rPr>
+      </w:pPr>
+      <w:r>
+        <w:rPr>
+          <w:rFonts w:hint="default" w:ascii="宋体" w:hAnsi="宋体" w:eastAsia="宋体"/>
+          <w:b w:val="0"/>
+          <w:bCs w:val="0"/>
+          <w:sz w:val="21"/>
+          <w:szCs w:val="21"/>
+          <w:lang w:val="en-US" w:eastAsia="zh-CN"/>
+        </w:rPr>
+        <w:t>就在这时，黑衣人突然摘下了兜帽，露出了本来的面目。你愣了一下，随后惊讶地喊道</w:t>
+      </w:r>
+    </w:p>
+    <w:p>
+      <w:pPr>
+        <w:pStyle w:val="10"/>
+        <w:widowControl/>
+        <w:numPr>
+          <w:ilvl w:val="0"/>
+          <w:numId w:val="0"/>
+        </w:numPr>
+        <w:spacing w:line="240" w:lineRule="auto"/>
+        <w:jc w:val="left"/>
+        <w:rPr>
+          <w:rFonts w:hint="default" w:ascii="宋体" w:hAnsi="宋体" w:eastAsia="宋体"/>
+          <w:b w:val="0"/>
+          <w:bCs w:val="0"/>
+          <w:sz w:val="21"/>
+          <w:szCs w:val="21"/>
+          <w:lang w:val="en-US" w:eastAsia="zh-CN"/>
+        </w:rPr>
+      </w:pPr>
+      <w:r>
+        <w:rPr>
+          <w:rFonts w:hint="eastAsia" w:ascii="宋体" w:hAnsi="宋体" w:eastAsia="宋体"/>
+          <w:b w:val="0"/>
+          <w:bCs w:val="0"/>
+          <w:sz w:val="21"/>
+          <w:szCs w:val="21"/>
+          <w:lang w:val="en-US" w:eastAsia="zh-CN"/>
+        </w:rPr>
+        <w:t>小白</w:t>
+      </w:r>
+      <w:r>
+        <w:rPr>
+          <w:rFonts w:hint="default" w:ascii="宋体" w:hAnsi="宋体" w:eastAsia="宋体"/>
+          <w:b w:val="0"/>
+          <w:bCs w:val="0"/>
+          <w:sz w:val="21"/>
+          <w:szCs w:val="21"/>
+          <w:lang w:val="en-US" w:eastAsia="zh-CN"/>
+        </w:rPr>
+        <w:t>：小青？！</w:t>
+      </w:r>
+    </w:p>
+    <w:p>
+      <w:pPr>
+        <w:pStyle w:val="10"/>
+        <w:widowControl/>
+        <w:numPr>
+          <w:ilvl w:val="0"/>
+          <w:numId w:val="0"/>
+        </w:numPr>
+        <w:spacing w:line="240" w:lineRule="auto"/>
+        <w:jc w:val="left"/>
+        <w:rPr>
+          <w:rFonts w:hint="default" w:ascii="宋体" w:hAnsi="宋体" w:eastAsia="宋体"/>
+          <w:b w:val="0"/>
+          <w:bCs w:val="0"/>
+          <w:sz w:val="21"/>
+          <w:szCs w:val="21"/>
+          <w:lang w:val="en-US" w:eastAsia="zh-CN"/>
+        </w:rPr>
+      </w:pPr>
+      <w:r>
+        <w:rPr>
+          <w:rFonts w:hint="default" w:ascii="宋体" w:hAnsi="宋体" w:eastAsia="宋体"/>
+          <w:b w:val="0"/>
+          <w:bCs w:val="0"/>
+          <w:sz w:val="21"/>
+          <w:szCs w:val="21"/>
+          <w:lang w:val="en-US" w:eastAsia="zh-CN"/>
+        </w:rPr>
+        <w:t>小青的脸在月光下显得格外冷峻，她的眼神中带着一丝</w:t>
+      </w:r>
+      <w:bookmarkStart w:id="0" w:name="_GoBack"/>
+      <w:bookmarkEnd w:id="0"/>
+      <w:r>
+        <w:rPr>
+          <w:rFonts w:hint="default" w:ascii="宋体" w:hAnsi="宋体" w:eastAsia="宋体"/>
+          <w:b w:val="0"/>
+          <w:bCs w:val="0"/>
+          <w:sz w:val="21"/>
+          <w:szCs w:val="21"/>
+          <w:lang w:val="en-US" w:eastAsia="zh-CN"/>
+        </w:rPr>
+        <w:t>复杂的情绪，既有愤怒，也有无奈。她冷冷地看着你，语气中带着一丝责备</w:t>
+      </w:r>
+      <w:r>
+        <w:rPr>
+          <w:rFonts w:hint="eastAsia" w:ascii="宋体" w:hAnsi="宋体" w:eastAsia="宋体"/>
+          <w:b w:val="0"/>
+          <w:bCs w:val="0"/>
+          <w:sz w:val="21"/>
+          <w:szCs w:val="21"/>
+          <w:lang w:val="en-US" w:eastAsia="zh-CN"/>
+        </w:rPr>
+        <w:t>。</w:t>
+      </w:r>
+    </w:p>
+    <w:p>
+      <w:pPr>
+        <w:pStyle w:val="10"/>
+        <w:widowControl/>
+        <w:numPr>
+          <w:ilvl w:val="0"/>
+          <w:numId w:val="0"/>
+        </w:numPr>
+        <w:spacing w:line="240" w:lineRule="auto"/>
+        <w:jc w:val="left"/>
+        <w:rPr>
+          <w:rFonts w:hint="default" w:ascii="宋体" w:hAnsi="宋体" w:eastAsia="宋体"/>
+          <w:b w:val="0"/>
+          <w:bCs w:val="0"/>
+          <w:sz w:val="21"/>
+          <w:szCs w:val="21"/>
+          <w:lang w:val="en-US" w:eastAsia="zh-CN"/>
+        </w:rPr>
+      </w:pPr>
+      <w:r>
+        <w:rPr>
+          <w:rFonts w:hint="eastAsia" w:ascii="宋体" w:hAnsi="宋体" w:eastAsia="宋体"/>
+          <w:b w:val="0"/>
+          <w:bCs w:val="0"/>
+          <w:sz w:val="21"/>
+          <w:szCs w:val="21"/>
+          <w:lang w:val="en-US" w:eastAsia="zh-CN"/>
+        </w:rPr>
+        <w:t>小青</w:t>
+      </w:r>
+      <w:r>
+        <w:rPr>
+          <w:rFonts w:hint="default" w:ascii="宋体" w:hAnsi="宋体" w:eastAsia="宋体"/>
+          <w:b w:val="0"/>
+          <w:bCs w:val="0"/>
+          <w:sz w:val="21"/>
+          <w:szCs w:val="21"/>
+          <w:lang w:val="en-US" w:eastAsia="zh-CN"/>
+        </w:rPr>
+        <w:t>：小白，你到底在做什么？师傅派我来带你回去，没想到你竟然和</w:t>
+      </w:r>
+      <w:r>
+        <w:rPr>
+          <w:rFonts w:hint="eastAsia" w:ascii="宋体" w:hAnsi="宋体" w:eastAsia="宋体"/>
+          <w:b w:val="0"/>
+          <w:bCs w:val="0"/>
+          <w:sz w:val="21"/>
+          <w:szCs w:val="21"/>
+          <w:lang w:val="en-US" w:eastAsia="zh-CN"/>
+        </w:rPr>
+        <w:t>捕蛇人</w:t>
+      </w:r>
+      <w:r>
+        <w:rPr>
+          <w:rFonts w:hint="default" w:ascii="宋体" w:hAnsi="宋体" w:eastAsia="宋体"/>
+          <w:b w:val="0"/>
+          <w:bCs w:val="0"/>
+          <w:sz w:val="21"/>
+          <w:szCs w:val="21"/>
+          <w:lang w:val="en-US" w:eastAsia="zh-CN"/>
+        </w:rPr>
+        <w:t>混在一起，还和我动手！</w:t>
+      </w:r>
+    </w:p>
+    <w:p>
+      <w:pPr>
+        <w:pStyle w:val="10"/>
+        <w:widowControl/>
+        <w:numPr>
+          <w:ilvl w:val="0"/>
+          <w:numId w:val="0"/>
+        </w:numPr>
+        <w:spacing w:line="240" w:lineRule="auto"/>
+        <w:jc w:val="left"/>
+        <w:rPr>
+          <w:rFonts w:hint="default" w:ascii="宋体" w:hAnsi="宋体" w:eastAsia="宋体"/>
+          <w:b w:val="0"/>
+          <w:bCs w:val="0"/>
+          <w:sz w:val="21"/>
+          <w:szCs w:val="21"/>
+          <w:lang w:val="en-US" w:eastAsia="zh-CN"/>
+        </w:rPr>
+      </w:pPr>
+      <w:r>
+        <w:rPr>
+          <w:rFonts w:hint="default" w:ascii="宋体" w:hAnsi="宋体" w:eastAsia="宋体"/>
+          <w:b w:val="0"/>
+          <w:bCs w:val="0"/>
+          <w:sz w:val="21"/>
+          <w:szCs w:val="21"/>
+          <w:lang w:val="en-US" w:eastAsia="zh-CN"/>
+        </w:rPr>
+        <w:t>你的心中涌起一股复杂的情绪，小青是你的妹妹，也是你最亲近的人之一。你从未想过会有一天，你们会在这种情况下对峙。</w:t>
+      </w:r>
+    </w:p>
+    <w:p>
+      <w:pPr>
+        <w:pStyle w:val="10"/>
+        <w:widowControl/>
+        <w:numPr>
+          <w:ilvl w:val="0"/>
+          <w:numId w:val="0"/>
+        </w:numPr>
+        <w:spacing w:line="240" w:lineRule="auto"/>
+        <w:jc w:val="left"/>
+        <w:rPr>
+          <w:rFonts w:hint="default" w:ascii="宋体" w:hAnsi="宋体" w:eastAsia="宋体"/>
+          <w:b w:val="0"/>
+          <w:bCs w:val="0"/>
+          <w:sz w:val="21"/>
+          <w:szCs w:val="21"/>
+          <w:lang w:val="en-US" w:eastAsia="zh-CN"/>
+        </w:rPr>
+      </w:pPr>
+      <w:r>
+        <w:rPr>
+          <w:rFonts w:hint="eastAsia" w:ascii="宋体" w:hAnsi="宋体" w:eastAsia="宋体"/>
+          <w:b w:val="0"/>
+          <w:bCs w:val="0"/>
+          <w:sz w:val="21"/>
+          <w:szCs w:val="21"/>
+          <w:lang w:val="en-US" w:eastAsia="zh-CN"/>
+        </w:rPr>
+        <w:t>小白</w:t>
+      </w:r>
+      <w:r>
+        <w:rPr>
+          <w:rFonts w:hint="default" w:ascii="宋体" w:hAnsi="宋体" w:eastAsia="宋体"/>
+          <w:b w:val="0"/>
+          <w:bCs w:val="0"/>
+          <w:sz w:val="21"/>
+          <w:szCs w:val="21"/>
+          <w:lang w:val="en-US" w:eastAsia="zh-CN"/>
+        </w:rPr>
+        <w:t>：小青，我不是叛徒。阿宣不是普通的捕蛇人。他救了我，照顾我，甚至愿意为我放弃一切。</w:t>
+      </w:r>
+    </w:p>
+    <w:p>
+      <w:pPr>
+        <w:pStyle w:val="10"/>
+        <w:widowControl/>
+        <w:numPr>
+          <w:ilvl w:val="0"/>
+          <w:numId w:val="0"/>
+        </w:numPr>
+        <w:spacing w:line="240" w:lineRule="auto"/>
+        <w:jc w:val="left"/>
+        <w:rPr>
+          <w:rFonts w:hint="eastAsia" w:ascii="宋体" w:hAnsi="宋体" w:eastAsia="宋体"/>
+          <w:b w:val="0"/>
+          <w:bCs w:val="0"/>
+          <w:sz w:val="21"/>
+          <w:szCs w:val="21"/>
+          <w:lang w:val="en-US" w:eastAsia="zh-CN"/>
+        </w:rPr>
+      </w:pPr>
+      <w:r>
+        <w:rPr>
+          <w:rFonts w:hint="eastAsia" w:ascii="宋体" w:hAnsi="宋体" w:eastAsia="宋体"/>
+          <w:b w:val="0"/>
+          <w:bCs w:val="0"/>
+          <w:sz w:val="21"/>
+          <w:szCs w:val="21"/>
+          <w:lang w:val="en-US" w:eastAsia="zh-CN"/>
+        </w:rPr>
+        <w:t>小青：国师修炼的太阴真功，和我们蛇族同出一脉，他吸取我们的魂魄精华修炼他的功力，师傅恨透了国师，恨透了人，师傅说，人心险恶，只要是人就险恶！</w:t>
+      </w:r>
+    </w:p>
+    <w:p>
+      <w:pPr>
+        <w:pStyle w:val="10"/>
+        <w:widowControl/>
+        <w:numPr>
+          <w:ilvl w:val="0"/>
+          <w:numId w:val="0"/>
+        </w:numPr>
+        <w:spacing w:line="240" w:lineRule="auto"/>
+        <w:jc w:val="left"/>
+        <w:rPr>
+          <w:rFonts w:hint="eastAsia" w:ascii="宋体" w:hAnsi="宋体" w:eastAsia="宋体"/>
+          <w:b w:val="0"/>
+          <w:bCs w:val="0"/>
+          <w:sz w:val="21"/>
+          <w:szCs w:val="21"/>
+          <w:lang w:val="en-US" w:eastAsia="zh-CN"/>
+        </w:rPr>
+      </w:pPr>
+      <w:r>
+        <w:rPr>
+          <w:rFonts w:hint="eastAsia" w:ascii="宋体" w:hAnsi="宋体" w:eastAsia="宋体"/>
+          <w:b w:val="0"/>
+          <w:bCs w:val="0"/>
+          <w:sz w:val="21"/>
+          <w:szCs w:val="21"/>
+          <w:lang w:val="en-US" w:eastAsia="zh-CN"/>
+        </w:rPr>
+        <w:t>阿宣：原来国师修炼的是这么邪门的功法，我真的不知道他是这样的。</w:t>
+      </w:r>
+    </w:p>
+    <w:p>
+      <w:pPr>
+        <w:pStyle w:val="10"/>
+        <w:widowControl/>
+        <w:numPr>
+          <w:ilvl w:val="0"/>
+          <w:numId w:val="0"/>
+        </w:numPr>
+        <w:spacing w:line="240" w:lineRule="auto"/>
+        <w:jc w:val="left"/>
+        <w:rPr>
+          <w:rFonts w:hint="eastAsia" w:ascii="宋体" w:hAnsi="宋体" w:eastAsia="宋体"/>
+          <w:b w:val="0"/>
+          <w:bCs w:val="0"/>
+          <w:sz w:val="21"/>
+          <w:szCs w:val="21"/>
+          <w:lang w:val="en-US" w:eastAsia="zh-CN"/>
+        </w:rPr>
+      </w:pPr>
+      <w:r>
+        <w:rPr>
+          <w:rFonts w:hint="eastAsia" w:ascii="宋体" w:hAnsi="宋体" w:eastAsia="宋体"/>
+          <w:b w:val="0"/>
+          <w:bCs w:val="0"/>
+          <w:sz w:val="21"/>
+          <w:szCs w:val="21"/>
+          <w:lang w:val="en-US" w:eastAsia="zh-CN"/>
+        </w:rPr>
+        <w:t>小青：假惺惺，你一个捕蛇人，帮凶，帮凶就该死！我杀了你这个捕蛇人。</w:t>
+      </w:r>
+    </w:p>
+    <w:p>
+      <w:pPr>
+        <w:pStyle w:val="10"/>
+        <w:widowControl/>
+        <w:numPr>
+          <w:ilvl w:val="0"/>
+          <w:numId w:val="0"/>
+        </w:numPr>
+        <w:spacing w:line="240" w:lineRule="auto"/>
+        <w:jc w:val="left"/>
+        <w:rPr>
+          <w:rFonts w:hint="eastAsia" w:ascii="宋体" w:hAnsi="宋体" w:eastAsia="宋体"/>
+          <w:b w:val="0"/>
+          <w:bCs w:val="0"/>
+          <w:sz w:val="21"/>
+          <w:szCs w:val="21"/>
+          <w:lang w:val="en-US" w:eastAsia="zh-CN"/>
+        </w:rPr>
+      </w:pPr>
+      <w:r>
+        <w:rPr>
+          <w:rFonts w:hint="eastAsia" w:ascii="宋体" w:hAnsi="宋体" w:eastAsia="宋体"/>
+          <w:b w:val="0"/>
+          <w:bCs w:val="0"/>
+          <w:sz w:val="21"/>
+          <w:szCs w:val="21"/>
+          <w:lang w:val="en-US" w:eastAsia="zh-CN"/>
+        </w:rPr>
+        <w:t>说罢，小青又冲了出去，准备杀掉阿宣。</w:t>
+      </w:r>
+    </w:p>
+    <w:p>
+      <w:pPr>
+        <w:pStyle w:val="10"/>
+        <w:widowControl/>
+        <w:numPr>
+          <w:ilvl w:val="0"/>
+          <w:numId w:val="0"/>
+        </w:numPr>
+        <w:spacing w:line="240" w:lineRule="auto"/>
+        <w:jc w:val="left"/>
+        <w:rPr>
+          <w:rFonts w:hint="default" w:ascii="宋体" w:hAnsi="宋体" w:eastAsia="宋体"/>
+          <w:b w:val="0"/>
+          <w:bCs w:val="0"/>
+          <w:sz w:val="21"/>
+          <w:szCs w:val="21"/>
+          <w:lang w:val="en-US" w:eastAsia="zh-CN"/>
+        </w:rPr>
+      </w:pPr>
+      <w:r>
+        <w:rPr>
+          <w:rFonts w:hint="eastAsia" w:ascii="宋体" w:hAnsi="宋体" w:eastAsia="宋体"/>
+          <w:b w:val="0"/>
+          <w:bCs w:val="0"/>
+          <w:sz w:val="21"/>
+          <w:szCs w:val="21"/>
+          <w:lang w:val="en-US" w:eastAsia="zh-CN"/>
+        </w:rPr>
+        <w:t>选择：1.打晕小青。让她冷静。/2.再次言语相劝。/3.挡在阿宣身前。</w:t>
+      </w:r>
+    </w:p>
+    <w:p>
+      <w:pPr>
+        <w:pStyle w:val="10"/>
+        <w:widowControl/>
+        <w:numPr>
+          <w:ilvl w:val="0"/>
+          <w:numId w:val="0"/>
+        </w:numPr>
+        <w:spacing w:line="240" w:lineRule="auto"/>
+        <w:jc w:val="left"/>
+        <w:rPr>
+          <w:rFonts w:hint="eastAsia" w:ascii="宋体" w:hAnsi="宋体" w:eastAsia="宋体"/>
+          <w:b w:val="0"/>
+          <w:bCs w:val="0"/>
+          <w:color w:val="FF0000"/>
+          <w:sz w:val="21"/>
+          <w:szCs w:val="21"/>
+          <w:lang w:val="en-US" w:eastAsia="zh-CN"/>
+        </w:rPr>
+      </w:pPr>
+      <w:r>
+        <w:rPr>
+          <w:rFonts w:hint="eastAsia" w:ascii="宋体" w:hAnsi="宋体" w:eastAsia="宋体"/>
+          <w:b w:val="0"/>
+          <w:bCs w:val="0"/>
+          <w:sz w:val="21"/>
+          <w:szCs w:val="21"/>
+          <w:lang w:val="en-US" w:eastAsia="zh-CN"/>
+        </w:rPr>
+        <w:t>1.你尝试从后背给小青一击，力道不重，恰好能击昏她，你将她安置在一个安全的地方，随后和阿宣踏上了回村的旅途，但是行至半路，小青又追了上来</w:t>
+      </w:r>
+      <w:r>
+        <w:rPr>
+          <w:rFonts w:hint="eastAsia" w:ascii="宋体" w:hAnsi="宋体" w:eastAsia="宋体"/>
+          <w:b w:val="0"/>
+          <w:bCs w:val="0"/>
+          <w:color w:val="FF0000"/>
+          <w:sz w:val="21"/>
+          <w:szCs w:val="21"/>
+          <w:lang w:val="en-US" w:eastAsia="zh-CN"/>
+        </w:rPr>
+        <w:t>（返回上一次选择）</w:t>
+      </w:r>
+    </w:p>
+    <w:p>
+      <w:pPr>
+        <w:pStyle w:val="10"/>
+        <w:widowControl/>
+        <w:numPr>
+          <w:ilvl w:val="0"/>
+          <w:numId w:val="0"/>
+        </w:numPr>
+        <w:spacing w:line="240" w:lineRule="auto"/>
+        <w:jc w:val="left"/>
+        <w:rPr>
+          <w:rFonts w:hint="eastAsia" w:ascii="宋体" w:hAnsi="宋体" w:eastAsia="宋体"/>
+          <w:b w:val="0"/>
+          <w:bCs w:val="0"/>
+          <w:color w:val="auto"/>
+          <w:sz w:val="21"/>
+          <w:szCs w:val="21"/>
+          <w:lang w:val="en-US" w:eastAsia="zh-CN"/>
+        </w:rPr>
+      </w:pPr>
+      <w:r>
+        <w:rPr>
+          <w:rFonts w:hint="eastAsia" w:ascii="宋体" w:hAnsi="宋体" w:eastAsia="宋体"/>
+          <w:b w:val="0"/>
+          <w:bCs w:val="0"/>
+          <w:color w:val="auto"/>
+          <w:sz w:val="21"/>
+          <w:szCs w:val="21"/>
+          <w:lang w:val="en-US" w:eastAsia="zh-CN"/>
+        </w:rPr>
+        <w:t>2.你再次劝阻小青，但是她并没有理会你，只是一味的向阿宣追去。无奈的你只好追到阿宣身旁挡住小青的攻击。</w:t>
+      </w:r>
+      <w:r>
+        <w:rPr>
+          <w:rFonts w:hint="eastAsia" w:ascii="宋体" w:hAnsi="宋体" w:eastAsia="宋体"/>
+          <w:b w:val="0"/>
+          <w:bCs w:val="0"/>
+          <w:color w:val="FF0000"/>
+          <w:sz w:val="21"/>
+          <w:szCs w:val="21"/>
+          <w:lang w:val="en-US" w:eastAsia="zh-CN"/>
+        </w:rPr>
+        <w:t>（选2就是多了这一句话）</w:t>
+      </w:r>
+    </w:p>
+    <w:p>
+      <w:pPr>
+        <w:pStyle w:val="10"/>
+        <w:widowControl/>
+        <w:numPr>
+          <w:ilvl w:val="0"/>
+          <w:numId w:val="0"/>
+        </w:numPr>
+        <w:spacing w:line="240" w:lineRule="auto"/>
+        <w:jc w:val="left"/>
+        <w:rPr>
+          <w:rFonts w:hint="default" w:ascii="宋体" w:hAnsi="宋体" w:eastAsia="宋体"/>
+          <w:b w:val="0"/>
+          <w:bCs w:val="0"/>
+          <w:color w:val="auto"/>
+          <w:sz w:val="21"/>
+          <w:szCs w:val="21"/>
+          <w:lang w:val="en-US" w:eastAsia="zh-CN"/>
+        </w:rPr>
+      </w:pPr>
+    </w:p>
+    <w:p>
+      <w:pPr>
+        <w:pStyle w:val="10"/>
+        <w:widowControl/>
+        <w:numPr>
+          <w:ilvl w:val="0"/>
+          <w:numId w:val="0"/>
+        </w:numPr>
+        <w:spacing w:line="240" w:lineRule="auto"/>
+        <w:jc w:val="left"/>
+        <w:rPr>
+          <w:rFonts w:hint="default" w:ascii="宋体" w:hAnsi="宋体" w:eastAsia="宋体"/>
+          <w:b w:val="0"/>
+          <w:bCs w:val="0"/>
+          <w:color w:val="auto"/>
+          <w:sz w:val="21"/>
+          <w:szCs w:val="21"/>
+          <w:lang w:val="en-US" w:eastAsia="zh-CN"/>
+        </w:rPr>
+      </w:pPr>
+      <w:r>
+        <w:rPr>
+          <w:rFonts w:hint="eastAsia" w:ascii="宋体" w:hAnsi="宋体" w:eastAsia="宋体"/>
+          <w:b w:val="0"/>
+          <w:bCs w:val="0"/>
+          <w:color w:val="auto"/>
+          <w:sz w:val="21"/>
+          <w:szCs w:val="21"/>
+          <w:lang w:val="en-US" w:eastAsia="zh-CN"/>
+        </w:rPr>
+        <w:t>由于小青这次攻击用了全力，突然地面塌陷，你和阿宣掉入了一个地宫当中，你们连忙在入口彻底封死之前躲了进去，暂时逃脱了小青的追击。</w:t>
+      </w:r>
+    </w:p>
+    <w:p>
+      <w:pPr>
+        <w:pStyle w:val="10"/>
+        <w:widowControl/>
+        <w:numPr>
+          <w:ilvl w:val="0"/>
+          <w:numId w:val="0"/>
+        </w:numPr>
+        <w:spacing w:line="240" w:lineRule="auto"/>
+        <w:jc w:val="center"/>
         <w:rPr>
           <w:rFonts w:hint="eastAsia" w:ascii="宋体" w:hAnsi="宋体" w:eastAsia="宋体"/>
           <w:b/>
@@ -6601,8 +7780,38 @@
           <w:szCs w:val="21"/>
           <w:lang w:val="en-US" w:eastAsia="zh-CN"/>
         </w:rPr>
-        <w:t>《第四章：反派竟是她！》</w:t>
-      </w:r>
+      </w:pPr>
+      <w:r>
+        <w:rPr>
+          <w:rFonts w:hint="eastAsia" w:ascii="宋体" w:hAnsi="宋体" w:eastAsia="宋体"/>
+          <w:b/>
+          <w:bCs/>
+          <w:sz w:val="21"/>
+          <w:szCs w:val="21"/>
+          <w:lang w:val="en-US" w:eastAsia="zh-CN"/>
+        </w:rPr>
+        <w:t>《第四章：地宫探秘》</w:t>
+      </w:r>
+    </w:p>
+    <w:p>
+      <w:pPr>
+        <w:pStyle w:val="10"/>
+        <w:widowControl/>
+        <w:numPr>
+          <w:ilvl w:val="0"/>
+          <w:numId w:val="0"/>
+        </w:numPr>
+        <w:spacing w:line="240" w:lineRule="auto"/>
+        <w:jc w:val="left"/>
+        <w:rPr>
+          <w:rFonts w:hint="eastAsia" w:ascii="宋体" w:hAnsi="宋体" w:eastAsia="宋体"/>
+          <w:b w:val="0"/>
+          <w:bCs w:val="0"/>
+          <w:sz w:val="21"/>
+          <w:szCs w:val="21"/>
+          <w:lang w:val="en-US" w:eastAsia="zh-CN"/>
+        </w:rPr>
+      </w:pPr>
     </w:p>
     <w:p>
       <w:pPr>
@@ -6652,7 +7861,7 @@
           <w:szCs w:val="21"/>
           <w:lang w:val="en-US" w:eastAsia="zh-CN"/>
         </w:rPr>
-        <w:t>《终章：最后的宝藏》</w:t>
+        <w:t>《第五章：我变大了，也变强了》</w:t>
       </w:r>
     </w:p>
     <w:p>
@@ -6679,6 +7888,37 @@
     </w:p>
     <w:p>
       <w:pPr>
+        <w:pStyle w:val="10"/>
+        <w:widowControl/>
+        <w:numPr>
+          <w:ilvl w:val="0"/>
+          <w:numId w:val="0"/>
+        </w:numPr>
+        <w:spacing w:line="240" w:lineRule="auto"/>
+        <w:jc w:val="center"/>
+        <w:rPr>
+          <w:rFonts w:hint="default" w:ascii="宋体" w:hAnsi="宋体" w:eastAsia="宋体"/>
+          <w:b/>
+          <w:bCs/>
+          <w:sz w:val="21"/>
+          <w:szCs w:val="21"/>
+          <w:lang w:val="en-US" w:eastAsia="zh-CN"/>
+        </w:rPr>
+      </w:pPr>
+      <w:r>
+        <w:rPr>
+          <w:rFonts w:hint="eastAsia" w:ascii="宋体" w:hAnsi="宋体" w:eastAsia="宋体"/>
+          <w:b/>
+          <w:bCs/>
+          <w:sz w:val="21"/>
+          <w:szCs w:val="21"/>
+          <w:lang w:val="en-US" w:eastAsia="zh-CN"/>
+        </w:rPr>
+        <w:t>《第六章：双蛇战国师》</w:t>
+      </w:r>
+    </w:p>
+    <w:p>
+      <w:pPr>
         <w:rPr>
           <w:rFonts w:hint="eastAsia"/>
           <w:b w:val="0"/>
@@ -6766,12 +8006,33 @@
     <w:p>
       <w:pPr>
         <w:rPr>
+          <w:rFonts w:hint="default"/>
+          <w:b w:val="0"/>
+          <w:bCs w:val="0"/>
+          <w:color w:val="auto"/>
+          <w:lang w:val="en-US" w:eastAsia="zh-CN"/>
+        </w:rPr>
+      </w:pPr>
+      <w:r>
+        <w:rPr>
           <w:rFonts w:hint="eastAsia"/>
           <w:b w:val="0"/>
           <w:bCs w:val="0"/>
           <w:color w:val="auto"/>
           <w:lang w:val="en-US" w:eastAsia="zh-CN"/>
         </w:rPr>
+        <w:t>小游戏二：迷宫，逃出地宫时可以设计个迷宫，只有一个生门。</w:t>
+      </w:r>
+    </w:p>
+    <w:p>
+      <w:pPr>
+        <w:rPr>
+          <w:rFonts w:hint="default"/>
+          <w:b w:val="0"/>
+          <w:bCs w:val="0"/>
+          <w:color w:val="auto"/>
+          <w:lang w:val="en-US" w:eastAsia="zh-CN"/>
+        </w:rPr>
       </w:pPr>
       <w:r>
         <w:rPr>
@@ -6781,19 +8042,8 @@
           <w:color w:val="auto"/>
           <w:lang w:val="en-US" w:eastAsia="zh-CN"/>
         </w:rPr>
-        <w:t>小游戏二：拼图</w:t>
-      </w:r>
-    </w:p>
-    <w:p>
-      <w:pPr>
-        <w:rPr>
-          <w:rFonts w:hint="eastAsia"/>
-          <w:b w:val="0"/>
-          <w:bCs w:val="0"/>
-          <w:color w:val="auto"/>
-          <w:lang w:val="en-US" w:eastAsia="zh-CN"/>
-        </w:rPr>
-      </w:pPr>
+        <w:t>小游戏三：拼图</w:t>
+      </w:r>
     </w:p>
     <w:p>
       <w:pPr>
@@ -7441,12 +8691,6 @@
             <w:insideH w:val="none" w:color="auto" w:sz="0" w:space="0"/>
             <w:insideV w:val="none" w:color="auto" w:sz="0" w:space="0"/>
           </w:tblBorders>
-          <w:tblCellMar>
-            <w:top w:w="0" w:type="dxa"/>
-            <w:left w:w="108" w:type="dxa"/>
-            <w:bottom w:w="0" w:type="dxa"/>
-            <w:right w:w="108" w:type="dxa"/>
-          </w:tblCellMar>
         </w:tblPrEx>
         <w:trPr>
           <w:jc w:val="center"/>
@@ -8180,7 +9424,7 @@
     <w:lsdException w:qFormat="1" w:unhideWhenUsed="0" w:uiPriority="0" w:semiHidden="0" w:name="header"/>
     <w:lsdException w:qFormat="1" w:unhideWhenUsed="0" w:uiPriority="0" w:semiHidden="0" w:name="footer"/>
     <w:lsdException w:unhideWhenUsed="0" w:uiPriority="0" w:semiHidden="0" w:name="index heading"/>
-    <w:lsdException w:uiPriority="0" w:name="caption"/>
+    <w:lsdException w:qFormat="1" w:uiPriority="0" w:name="caption"/>
     <w:lsdException w:unhideWhenUsed="0" w:uiPriority="0" w:semiHidden="0" w:name="table of figures"/>
     <w:lsdException w:unhideWhenUsed="0" w:uiPriority="0" w:semiHidden="0" w:name="envelope address"/>
     <w:lsdException w:unhideWhenUsed="0" w:uiPriority="0" w:semiHidden="0" w:name="envelope return"/>
@@ -8463,6 +9707,7 @@
     <w:next w:val="1"/>
     <w:semiHidden/>
     <w:unhideWhenUsed/>
+    <w:qFormat/>
     <w:uiPriority w:val="0"/>
     <w:rPr>
       <w:rFonts w:ascii="Arial" w:hAnsi="Arial" w:eastAsia="黑体"/>

--- a/《白蛇之旅》——小游戏设计策划案.docx
+++ b/《白蛇之旅》——小游戏设计策划案.docx
@@ -7300,12 +7300,1814 @@
           <w:szCs w:val="21"/>
           <w:lang w:val="en-US" w:eastAsia="zh-CN"/>
         </w:rPr>
-        <w:t>小青的脸在月光下显得格外冷峻，她的眼神中带着一丝</w:t>
+        <w:t>小青的脸在月光下显得格外冷峻，她的眼神中带着一丝复杂的情绪，既有愤怒，也有无奈。她冷冷地看着你，语气中带着一丝责备</w:t>
+      </w:r>
+      <w:r>
+        <w:rPr>
+          <w:rFonts w:hint="eastAsia" w:ascii="宋体" w:hAnsi="宋体" w:eastAsia="宋体"/>
+          <w:b w:val="0"/>
+          <w:bCs w:val="0"/>
+          <w:sz w:val="21"/>
+          <w:szCs w:val="21"/>
+          <w:lang w:val="en-US" w:eastAsia="zh-CN"/>
+        </w:rPr>
+        <w:t>。</w:t>
+      </w:r>
+    </w:p>
+    <w:p>
+      <w:pPr>
+        <w:pStyle w:val="10"/>
+        <w:widowControl/>
+        <w:numPr>
+          <w:ilvl w:val="0"/>
+          <w:numId w:val="0"/>
+        </w:numPr>
+        <w:spacing w:line="240" w:lineRule="auto"/>
+        <w:jc w:val="left"/>
+        <w:rPr>
+          <w:rFonts w:hint="default" w:ascii="宋体" w:hAnsi="宋体" w:eastAsia="宋体"/>
+          <w:b w:val="0"/>
+          <w:bCs w:val="0"/>
+          <w:sz w:val="21"/>
+          <w:szCs w:val="21"/>
+          <w:lang w:val="en-US" w:eastAsia="zh-CN"/>
+        </w:rPr>
+      </w:pPr>
+      <w:r>
+        <w:rPr>
+          <w:rFonts w:hint="eastAsia" w:ascii="宋体" w:hAnsi="宋体" w:eastAsia="宋体"/>
+          <w:b w:val="0"/>
+          <w:bCs w:val="0"/>
+          <w:sz w:val="21"/>
+          <w:szCs w:val="21"/>
+          <w:lang w:val="en-US" w:eastAsia="zh-CN"/>
+        </w:rPr>
+        <w:t>小青</w:t>
+      </w:r>
+      <w:r>
+        <w:rPr>
+          <w:rFonts w:hint="default" w:ascii="宋体" w:hAnsi="宋体" w:eastAsia="宋体"/>
+          <w:b w:val="0"/>
+          <w:bCs w:val="0"/>
+          <w:sz w:val="21"/>
+          <w:szCs w:val="21"/>
+          <w:lang w:val="en-US" w:eastAsia="zh-CN"/>
+        </w:rPr>
+        <w:t>：小白，你到底在做什么？师傅派我来带你回去，没想到你竟然和</w:t>
+      </w:r>
+      <w:r>
+        <w:rPr>
+          <w:rFonts w:hint="eastAsia" w:ascii="宋体" w:hAnsi="宋体" w:eastAsia="宋体"/>
+          <w:b w:val="0"/>
+          <w:bCs w:val="0"/>
+          <w:sz w:val="21"/>
+          <w:szCs w:val="21"/>
+          <w:lang w:val="en-US" w:eastAsia="zh-CN"/>
+        </w:rPr>
+        <w:t>捕蛇人</w:t>
+      </w:r>
+      <w:r>
+        <w:rPr>
+          <w:rFonts w:hint="default" w:ascii="宋体" w:hAnsi="宋体" w:eastAsia="宋体"/>
+          <w:b w:val="0"/>
+          <w:bCs w:val="0"/>
+          <w:sz w:val="21"/>
+          <w:szCs w:val="21"/>
+          <w:lang w:val="en-US" w:eastAsia="zh-CN"/>
+        </w:rPr>
+        <w:t>混在一起，还和我动手！</w:t>
+      </w:r>
+    </w:p>
+    <w:p>
+      <w:pPr>
+        <w:pStyle w:val="10"/>
+        <w:widowControl/>
+        <w:numPr>
+          <w:ilvl w:val="0"/>
+          <w:numId w:val="0"/>
+        </w:numPr>
+        <w:spacing w:line="240" w:lineRule="auto"/>
+        <w:jc w:val="left"/>
+        <w:rPr>
+          <w:rFonts w:hint="default" w:ascii="宋体" w:hAnsi="宋体" w:eastAsia="宋体"/>
+          <w:b w:val="0"/>
+          <w:bCs w:val="0"/>
+          <w:sz w:val="21"/>
+          <w:szCs w:val="21"/>
+          <w:lang w:val="en-US" w:eastAsia="zh-CN"/>
+        </w:rPr>
+      </w:pPr>
+      <w:r>
+        <w:rPr>
+          <w:rFonts w:hint="default" w:ascii="宋体" w:hAnsi="宋体" w:eastAsia="宋体"/>
+          <w:b w:val="0"/>
+          <w:bCs w:val="0"/>
+          <w:sz w:val="21"/>
+          <w:szCs w:val="21"/>
+          <w:lang w:val="en-US" w:eastAsia="zh-CN"/>
+        </w:rPr>
+        <w:t>你的心中涌起一股复杂的情绪，小青是你的妹妹，也是你最亲近的人之一。你从未想过会有一天，你们会在这种情况下对峙。</w:t>
+      </w:r>
+    </w:p>
+    <w:p>
+      <w:pPr>
+        <w:pStyle w:val="10"/>
+        <w:widowControl/>
+        <w:numPr>
+          <w:ilvl w:val="0"/>
+          <w:numId w:val="0"/>
+        </w:numPr>
+        <w:spacing w:line="240" w:lineRule="auto"/>
+        <w:jc w:val="left"/>
+        <w:rPr>
+          <w:rFonts w:hint="default" w:ascii="宋体" w:hAnsi="宋体" w:eastAsia="宋体"/>
+          <w:b w:val="0"/>
+          <w:bCs w:val="0"/>
+          <w:sz w:val="21"/>
+          <w:szCs w:val="21"/>
+          <w:lang w:val="en-US" w:eastAsia="zh-CN"/>
+        </w:rPr>
+      </w:pPr>
+      <w:r>
+        <w:rPr>
+          <w:rFonts w:hint="eastAsia" w:ascii="宋体" w:hAnsi="宋体" w:eastAsia="宋体"/>
+          <w:b w:val="0"/>
+          <w:bCs w:val="0"/>
+          <w:sz w:val="21"/>
+          <w:szCs w:val="21"/>
+          <w:lang w:val="en-US" w:eastAsia="zh-CN"/>
+        </w:rPr>
+        <w:t>小白</w:t>
+      </w:r>
+      <w:r>
+        <w:rPr>
+          <w:rFonts w:hint="default" w:ascii="宋体" w:hAnsi="宋体" w:eastAsia="宋体"/>
+          <w:b w:val="0"/>
+          <w:bCs w:val="0"/>
+          <w:sz w:val="21"/>
+          <w:szCs w:val="21"/>
+          <w:lang w:val="en-US" w:eastAsia="zh-CN"/>
+        </w:rPr>
+        <w:t>：小青，我不是叛徒。阿宣不是普通的捕蛇人。他救了我，照顾我，甚至愿意为我放弃一切。</w:t>
+      </w:r>
+    </w:p>
+    <w:p>
+      <w:pPr>
+        <w:pStyle w:val="10"/>
+        <w:widowControl/>
+        <w:numPr>
+          <w:ilvl w:val="0"/>
+          <w:numId w:val="0"/>
+        </w:numPr>
+        <w:spacing w:line="240" w:lineRule="auto"/>
+        <w:jc w:val="left"/>
+        <w:rPr>
+          <w:rFonts w:hint="eastAsia" w:ascii="宋体" w:hAnsi="宋体" w:eastAsia="宋体"/>
+          <w:b w:val="0"/>
+          <w:bCs w:val="0"/>
+          <w:sz w:val="21"/>
+          <w:szCs w:val="21"/>
+          <w:lang w:val="en-US" w:eastAsia="zh-CN"/>
+        </w:rPr>
+      </w:pPr>
+      <w:r>
+        <w:rPr>
+          <w:rFonts w:hint="eastAsia" w:ascii="宋体" w:hAnsi="宋体" w:eastAsia="宋体"/>
+          <w:b w:val="0"/>
+          <w:bCs w:val="0"/>
+          <w:sz w:val="21"/>
+          <w:szCs w:val="21"/>
+          <w:lang w:val="en-US" w:eastAsia="zh-CN"/>
+        </w:rPr>
+        <w:t>小青：国师修炼的太阴真功，和我们蛇族同出一脉，他吸取我们的魂魄精华修炼他的功力，师傅恨透了国师，恨透了人，师傅说，人心险恶，只要是人就险恶！</w:t>
+      </w:r>
+    </w:p>
+    <w:p>
+      <w:pPr>
+        <w:pStyle w:val="10"/>
+        <w:widowControl/>
+        <w:numPr>
+          <w:ilvl w:val="0"/>
+          <w:numId w:val="0"/>
+        </w:numPr>
+        <w:spacing w:line="240" w:lineRule="auto"/>
+        <w:jc w:val="left"/>
+        <w:rPr>
+          <w:rFonts w:hint="eastAsia" w:ascii="宋体" w:hAnsi="宋体" w:eastAsia="宋体"/>
+          <w:b w:val="0"/>
+          <w:bCs w:val="0"/>
+          <w:sz w:val="21"/>
+          <w:szCs w:val="21"/>
+          <w:lang w:val="en-US" w:eastAsia="zh-CN"/>
+        </w:rPr>
+      </w:pPr>
+      <w:r>
+        <w:rPr>
+          <w:rFonts w:hint="eastAsia" w:ascii="宋体" w:hAnsi="宋体" w:eastAsia="宋体"/>
+          <w:b w:val="0"/>
+          <w:bCs w:val="0"/>
+          <w:sz w:val="21"/>
+          <w:szCs w:val="21"/>
+          <w:lang w:val="en-US" w:eastAsia="zh-CN"/>
+        </w:rPr>
+        <w:t>阿宣：原来国师修炼的是这么邪门的功法，我真的不知道他是这样的。</w:t>
+      </w:r>
+    </w:p>
+    <w:p>
+      <w:pPr>
+        <w:pStyle w:val="10"/>
+        <w:widowControl/>
+        <w:numPr>
+          <w:ilvl w:val="0"/>
+          <w:numId w:val="0"/>
+        </w:numPr>
+        <w:spacing w:line="240" w:lineRule="auto"/>
+        <w:jc w:val="left"/>
+        <w:rPr>
+          <w:rFonts w:hint="eastAsia" w:ascii="宋体" w:hAnsi="宋体" w:eastAsia="宋体"/>
+          <w:b w:val="0"/>
+          <w:bCs w:val="0"/>
+          <w:sz w:val="21"/>
+          <w:szCs w:val="21"/>
+          <w:lang w:val="en-US" w:eastAsia="zh-CN"/>
+        </w:rPr>
+      </w:pPr>
+      <w:r>
+        <w:rPr>
+          <w:rFonts w:hint="eastAsia" w:ascii="宋体" w:hAnsi="宋体" w:eastAsia="宋体"/>
+          <w:b w:val="0"/>
+          <w:bCs w:val="0"/>
+          <w:sz w:val="21"/>
+          <w:szCs w:val="21"/>
+          <w:lang w:val="en-US" w:eastAsia="zh-CN"/>
+        </w:rPr>
+        <w:t>小青：假惺惺，你一个捕蛇人，帮凶，帮凶就该死！我杀了你这个捕蛇人。</w:t>
+      </w:r>
+    </w:p>
+    <w:p>
+      <w:pPr>
+        <w:pStyle w:val="10"/>
+        <w:widowControl/>
+        <w:numPr>
+          <w:ilvl w:val="0"/>
+          <w:numId w:val="0"/>
+        </w:numPr>
+        <w:spacing w:line="240" w:lineRule="auto"/>
+        <w:jc w:val="left"/>
+        <w:rPr>
+          <w:rFonts w:hint="eastAsia" w:ascii="宋体" w:hAnsi="宋体" w:eastAsia="宋体"/>
+          <w:b w:val="0"/>
+          <w:bCs w:val="0"/>
+          <w:sz w:val="21"/>
+          <w:szCs w:val="21"/>
+          <w:lang w:val="en-US" w:eastAsia="zh-CN"/>
+        </w:rPr>
+      </w:pPr>
+      <w:r>
+        <w:rPr>
+          <w:rFonts w:hint="eastAsia" w:ascii="宋体" w:hAnsi="宋体" w:eastAsia="宋体"/>
+          <w:b w:val="0"/>
+          <w:bCs w:val="0"/>
+          <w:sz w:val="21"/>
+          <w:szCs w:val="21"/>
+          <w:lang w:val="en-US" w:eastAsia="zh-CN"/>
+        </w:rPr>
+        <w:t>说罢，小青又冲了出去，准备杀掉阿宣。</w:t>
+      </w:r>
+    </w:p>
+    <w:p>
+      <w:pPr>
+        <w:pStyle w:val="10"/>
+        <w:widowControl/>
+        <w:numPr>
+          <w:ilvl w:val="0"/>
+          <w:numId w:val="0"/>
+        </w:numPr>
+        <w:spacing w:line="240" w:lineRule="auto"/>
+        <w:jc w:val="left"/>
+        <w:rPr>
+          <w:rFonts w:hint="default" w:ascii="宋体" w:hAnsi="宋体" w:eastAsia="宋体"/>
+          <w:b w:val="0"/>
+          <w:bCs w:val="0"/>
+          <w:sz w:val="21"/>
+          <w:szCs w:val="21"/>
+          <w:lang w:val="en-US" w:eastAsia="zh-CN"/>
+        </w:rPr>
+      </w:pPr>
+      <w:r>
+        <w:rPr>
+          <w:rFonts w:hint="eastAsia" w:ascii="宋体" w:hAnsi="宋体" w:eastAsia="宋体"/>
+          <w:b w:val="0"/>
+          <w:bCs w:val="0"/>
+          <w:sz w:val="21"/>
+          <w:szCs w:val="21"/>
+          <w:lang w:val="en-US" w:eastAsia="zh-CN"/>
+        </w:rPr>
+        <w:t>选择：1.打晕小青。让她冷静。/2.再次言语相劝。/3.挡在阿宣身前。</w:t>
+      </w:r>
+    </w:p>
+    <w:p>
+      <w:pPr>
+        <w:pStyle w:val="10"/>
+        <w:widowControl/>
+        <w:numPr>
+          <w:ilvl w:val="0"/>
+          <w:numId w:val="0"/>
+        </w:numPr>
+        <w:spacing w:line="240" w:lineRule="auto"/>
+        <w:jc w:val="left"/>
+        <w:rPr>
+          <w:rFonts w:hint="eastAsia" w:ascii="宋体" w:hAnsi="宋体" w:eastAsia="宋体"/>
+          <w:b w:val="0"/>
+          <w:bCs w:val="0"/>
+          <w:color w:val="FF0000"/>
+          <w:sz w:val="21"/>
+          <w:szCs w:val="21"/>
+          <w:lang w:val="en-US" w:eastAsia="zh-CN"/>
+        </w:rPr>
+      </w:pPr>
+      <w:r>
+        <w:rPr>
+          <w:rFonts w:hint="eastAsia" w:ascii="宋体" w:hAnsi="宋体" w:eastAsia="宋体"/>
+          <w:b w:val="0"/>
+          <w:bCs w:val="0"/>
+          <w:sz w:val="21"/>
+          <w:szCs w:val="21"/>
+          <w:lang w:val="en-US" w:eastAsia="zh-CN"/>
+        </w:rPr>
+        <w:t>1.你尝试从后背给小青一击，力道不重，恰好能击昏她，你将她安置在一个安全的地方，随后和阿宣踏上了回村的旅途，但是行至半路，小青又追了上来</w:t>
+      </w:r>
+      <w:r>
+        <w:rPr>
+          <w:rFonts w:hint="eastAsia" w:ascii="宋体" w:hAnsi="宋体" w:eastAsia="宋体"/>
+          <w:b w:val="0"/>
+          <w:bCs w:val="0"/>
+          <w:color w:val="FF0000"/>
+          <w:sz w:val="21"/>
+          <w:szCs w:val="21"/>
+          <w:lang w:val="en-US" w:eastAsia="zh-CN"/>
+        </w:rPr>
+        <w:t>（返回上一次选择）</w:t>
+      </w:r>
+    </w:p>
+    <w:p>
+      <w:pPr>
+        <w:pStyle w:val="10"/>
+        <w:widowControl/>
+        <w:numPr>
+          <w:ilvl w:val="0"/>
+          <w:numId w:val="0"/>
+        </w:numPr>
+        <w:spacing w:line="240" w:lineRule="auto"/>
+        <w:jc w:val="left"/>
+        <w:rPr>
+          <w:rFonts w:hint="eastAsia" w:ascii="宋体" w:hAnsi="宋体" w:eastAsia="宋体"/>
+          <w:b w:val="0"/>
+          <w:bCs w:val="0"/>
+          <w:color w:val="auto"/>
+          <w:sz w:val="21"/>
+          <w:szCs w:val="21"/>
+          <w:lang w:val="en-US" w:eastAsia="zh-CN"/>
+        </w:rPr>
+      </w:pPr>
+      <w:r>
+        <w:rPr>
+          <w:rFonts w:hint="eastAsia" w:ascii="宋体" w:hAnsi="宋体" w:eastAsia="宋体"/>
+          <w:b w:val="0"/>
+          <w:bCs w:val="0"/>
+          <w:color w:val="auto"/>
+          <w:sz w:val="21"/>
+          <w:szCs w:val="21"/>
+          <w:lang w:val="en-US" w:eastAsia="zh-CN"/>
+        </w:rPr>
+        <w:t>2.你再次劝阻小青，但是她并没有理会你，只是一味的向阿宣追去。无奈的你只好追到阿宣身旁挡住小青的攻击。</w:t>
+      </w:r>
+      <w:r>
+        <w:rPr>
+          <w:rFonts w:hint="eastAsia" w:ascii="宋体" w:hAnsi="宋体" w:eastAsia="宋体"/>
+          <w:b w:val="0"/>
+          <w:bCs w:val="0"/>
+          <w:color w:val="FF0000"/>
+          <w:sz w:val="21"/>
+          <w:szCs w:val="21"/>
+          <w:lang w:val="en-US" w:eastAsia="zh-CN"/>
+        </w:rPr>
+        <w:t>（选2就是多了这一句话）</w:t>
+      </w:r>
+    </w:p>
+    <w:p>
+      <w:pPr>
+        <w:pStyle w:val="10"/>
+        <w:widowControl/>
+        <w:numPr>
+          <w:ilvl w:val="0"/>
+          <w:numId w:val="0"/>
+        </w:numPr>
+        <w:spacing w:line="240" w:lineRule="auto"/>
+        <w:jc w:val="left"/>
+        <w:rPr>
+          <w:rFonts w:hint="default" w:ascii="宋体" w:hAnsi="宋体" w:eastAsia="宋体"/>
+          <w:b w:val="0"/>
+          <w:bCs w:val="0"/>
+          <w:color w:val="auto"/>
+          <w:sz w:val="21"/>
+          <w:szCs w:val="21"/>
+          <w:lang w:val="en-US" w:eastAsia="zh-CN"/>
+        </w:rPr>
+      </w:pPr>
+    </w:p>
+    <w:p>
+      <w:pPr>
+        <w:pStyle w:val="10"/>
+        <w:widowControl/>
+        <w:numPr>
+          <w:ilvl w:val="0"/>
+          <w:numId w:val="0"/>
+        </w:numPr>
+        <w:spacing w:line="240" w:lineRule="auto"/>
+        <w:jc w:val="left"/>
+        <w:rPr>
+          <w:rFonts w:hint="default" w:ascii="宋体" w:hAnsi="宋体" w:eastAsia="宋体"/>
+          <w:b w:val="0"/>
+          <w:bCs w:val="0"/>
+          <w:color w:val="auto"/>
+          <w:sz w:val="21"/>
+          <w:szCs w:val="21"/>
+          <w:lang w:val="en-US" w:eastAsia="zh-CN"/>
+        </w:rPr>
+      </w:pPr>
+      <w:r>
+        <w:rPr>
+          <w:rFonts w:hint="eastAsia" w:ascii="宋体" w:hAnsi="宋体" w:eastAsia="宋体"/>
+          <w:b w:val="0"/>
+          <w:bCs w:val="0"/>
+          <w:color w:val="auto"/>
+          <w:sz w:val="21"/>
+          <w:szCs w:val="21"/>
+          <w:lang w:val="en-US" w:eastAsia="zh-CN"/>
+        </w:rPr>
+        <w:t>由于小青这次攻击用了全力，突然地面塌陷，你和阿宣掉入了一个地宫当中，你们连忙在入口彻底封死之前躲了进去，暂时逃脱了小青的追击。</w:t>
+      </w:r>
+    </w:p>
+    <w:p>
+      <w:pPr>
+        <w:pStyle w:val="10"/>
+        <w:widowControl/>
+        <w:numPr>
+          <w:ilvl w:val="0"/>
+          <w:numId w:val="0"/>
+        </w:numPr>
+        <w:spacing w:line="240" w:lineRule="auto"/>
+        <w:jc w:val="center"/>
+        <w:rPr>
+          <w:rFonts w:hint="eastAsia" w:ascii="宋体" w:hAnsi="宋体" w:eastAsia="宋体"/>
+          <w:b w:val="0"/>
+          <w:bCs w:val="0"/>
+          <w:sz w:val="21"/>
+          <w:szCs w:val="21"/>
+          <w:lang w:val="en-US" w:eastAsia="zh-CN"/>
+        </w:rPr>
+      </w:pPr>
+      <w:r>
+        <w:rPr>
+          <w:rFonts w:hint="eastAsia" w:ascii="宋体" w:hAnsi="宋体" w:eastAsia="宋体"/>
+          <w:b/>
+          <w:bCs/>
+          <w:sz w:val="21"/>
+          <w:szCs w:val="21"/>
+          <w:lang w:val="en-US" w:eastAsia="zh-CN"/>
+        </w:rPr>
+        <w:t>《第四章：地宫探秘》</w:t>
+      </w:r>
+    </w:p>
+    <w:p>
+      <w:pPr>
+        <w:pStyle w:val="10"/>
+        <w:widowControl/>
+        <w:numPr>
+          <w:ilvl w:val="0"/>
+          <w:numId w:val="0"/>
+        </w:numPr>
+        <w:spacing w:line="240" w:lineRule="auto"/>
+        <w:jc w:val="left"/>
+        <w:rPr>
+          <w:rFonts w:hint="eastAsia" w:ascii="宋体" w:hAnsi="宋体" w:eastAsia="宋体"/>
+          <w:b w:val="0"/>
+          <w:bCs w:val="0"/>
+          <w:sz w:val="21"/>
+          <w:szCs w:val="21"/>
+          <w:lang w:val="en-US" w:eastAsia="zh-CN"/>
+        </w:rPr>
+      </w:pPr>
+      <w:r>
+        <w:rPr>
+          <w:rFonts w:hint="eastAsia" w:ascii="宋体" w:hAnsi="宋体" w:eastAsia="宋体"/>
+          <w:b w:val="0"/>
+          <w:bCs w:val="0"/>
+          <w:sz w:val="21"/>
+          <w:szCs w:val="21"/>
+          <w:lang w:val="en-US" w:eastAsia="zh-CN"/>
+        </w:rPr>
+        <w:t>你和阿宣小心翼翼地踏入了地宫深处，四周昏暗，只有墙壁上的火把发出微弱的光芒。</w:t>
+      </w:r>
+    </w:p>
+    <w:p>
+      <w:pPr>
+        <w:pStyle w:val="10"/>
+        <w:widowControl/>
+        <w:numPr>
+          <w:ilvl w:val="0"/>
+          <w:numId w:val="0"/>
+        </w:numPr>
+        <w:spacing w:line="240" w:lineRule="auto"/>
+        <w:jc w:val="left"/>
+        <w:rPr>
+          <w:rFonts w:hint="eastAsia" w:ascii="宋体" w:hAnsi="宋体" w:eastAsia="宋体"/>
+          <w:b w:val="0"/>
+          <w:bCs w:val="0"/>
+          <w:sz w:val="21"/>
+          <w:szCs w:val="21"/>
+          <w:lang w:val="en-US" w:eastAsia="zh-CN"/>
+        </w:rPr>
+      </w:pPr>
+      <w:r>
+        <w:rPr>
+          <w:rFonts w:hint="eastAsia" w:ascii="宋体" w:hAnsi="宋体" w:eastAsia="宋体"/>
+          <w:b w:val="0"/>
+          <w:bCs w:val="0"/>
+          <w:sz w:val="21"/>
+          <w:szCs w:val="21"/>
+          <w:lang w:val="en-US" w:eastAsia="zh-CN"/>
+        </w:rPr>
+        <w:t>阿宣：跟我来，小白，我们得小心，这里可能有未知的危险。</w:t>
+      </w:r>
+    </w:p>
+    <w:p>
+      <w:pPr>
+        <w:pStyle w:val="10"/>
+        <w:widowControl/>
+        <w:numPr>
+          <w:ilvl w:val="0"/>
+          <w:numId w:val="0"/>
+        </w:numPr>
+        <w:spacing w:line="240" w:lineRule="auto"/>
+        <w:jc w:val="left"/>
+        <w:rPr>
+          <w:rFonts w:hint="eastAsia" w:ascii="宋体" w:hAnsi="宋体" w:eastAsia="宋体"/>
+          <w:b w:val="0"/>
+          <w:bCs w:val="0"/>
+          <w:sz w:val="21"/>
+          <w:szCs w:val="21"/>
+          <w:lang w:val="en-US" w:eastAsia="zh-CN"/>
+        </w:rPr>
+      </w:pPr>
+      <w:r>
+        <w:rPr>
+          <w:rFonts w:hint="eastAsia" w:ascii="宋体" w:hAnsi="宋体" w:eastAsia="宋体"/>
+          <w:b w:val="0"/>
+          <w:bCs w:val="0"/>
+          <w:sz w:val="21"/>
+          <w:szCs w:val="21"/>
+          <w:lang w:val="en-US" w:eastAsia="zh-CN"/>
+        </w:rPr>
+        <w:t>小白：小心，阿宣，这里有蹊跷，我们不能大意。</w:t>
+      </w:r>
+    </w:p>
+    <w:p>
+      <w:pPr>
+        <w:pStyle w:val="10"/>
+        <w:widowControl/>
+        <w:numPr>
+          <w:ilvl w:val="0"/>
+          <w:numId w:val="0"/>
+        </w:numPr>
+        <w:spacing w:line="240" w:lineRule="auto"/>
+        <w:jc w:val="left"/>
+        <w:rPr>
+          <w:rFonts w:hint="eastAsia" w:ascii="宋体" w:hAnsi="宋体" w:eastAsia="宋体"/>
+          <w:b w:val="0"/>
+          <w:bCs w:val="0"/>
+          <w:sz w:val="21"/>
+          <w:szCs w:val="21"/>
+          <w:lang w:val="en-US" w:eastAsia="zh-CN"/>
+        </w:rPr>
+      </w:pPr>
+      <w:r>
+        <w:rPr>
+          <w:rFonts w:hint="eastAsia" w:ascii="宋体" w:hAnsi="宋体" w:eastAsia="宋体"/>
+          <w:b w:val="0"/>
+          <w:bCs w:val="0"/>
+          <w:sz w:val="21"/>
+          <w:szCs w:val="21"/>
+          <w:lang w:val="en-US" w:eastAsia="zh-CN"/>
+        </w:rPr>
+        <w:t>你们沿着石阶向下，发现了一条隐藏的密道。</w:t>
+      </w:r>
+    </w:p>
+    <w:p>
+      <w:pPr>
+        <w:pStyle w:val="10"/>
+        <w:widowControl/>
+        <w:numPr>
+          <w:ilvl w:val="0"/>
+          <w:numId w:val="0"/>
+        </w:numPr>
+        <w:spacing w:line="240" w:lineRule="auto"/>
+        <w:jc w:val="left"/>
+        <w:rPr>
+          <w:rFonts w:hint="eastAsia" w:ascii="宋体" w:hAnsi="宋体" w:eastAsia="宋体"/>
+          <w:b w:val="0"/>
+          <w:bCs w:val="0"/>
+          <w:sz w:val="21"/>
+          <w:szCs w:val="21"/>
+          <w:lang w:val="en-US" w:eastAsia="zh-CN"/>
+        </w:rPr>
+      </w:pPr>
+      <w:r>
+        <w:rPr>
+          <w:rFonts w:hint="eastAsia" w:ascii="宋体" w:hAnsi="宋体" w:eastAsia="宋体"/>
+          <w:b w:val="0"/>
+          <w:bCs w:val="0"/>
+          <w:sz w:val="21"/>
+          <w:szCs w:val="21"/>
+          <w:lang w:val="en-US" w:eastAsia="zh-CN"/>
+        </w:rPr>
+        <w:t>阿宣：真没想到，这地宫底下，还有这么一条密道，我们得想办法出去。</w:t>
+      </w:r>
+    </w:p>
+    <w:p>
+      <w:pPr>
+        <w:pStyle w:val="10"/>
+        <w:widowControl/>
+        <w:numPr>
+          <w:ilvl w:val="0"/>
+          <w:numId w:val="0"/>
+        </w:numPr>
+        <w:spacing w:line="240" w:lineRule="auto"/>
+        <w:jc w:val="left"/>
+        <w:rPr>
+          <w:rFonts w:hint="eastAsia" w:ascii="宋体" w:hAnsi="宋体" w:eastAsia="宋体"/>
+          <w:b w:val="0"/>
+          <w:bCs w:val="0"/>
+          <w:sz w:val="21"/>
+          <w:szCs w:val="21"/>
+          <w:lang w:val="en-US" w:eastAsia="zh-CN"/>
+        </w:rPr>
+      </w:pPr>
+      <w:r>
+        <w:rPr>
+          <w:rFonts w:hint="eastAsia" w:ascii="宋体" w:hAnsi="宋体" w:eastAsia="宋体"/>
+          <w:b w:val="0"/>
+          <w:bCs w:val="0"/>
+          <w:sz w:val="21"/>
+          <w:szCs w:val="21"/>
+          <w:lang w:val="en-US" w:eastAsia="zh-CN"/>
+        </w:rPr>
+        <w:t>小白：我们从这里走，看看能不能找到出路。</w:t>
+      </w:r>
+    </w:p>
+    <w:p>
+      <w:pPr>
+        <w:pStyle w:val="10"/>
+        <w:widowControl/>
+        <w:numPr>
+          <w:ilvl w:val="0"/>
+          <w:numId w:val="0"/>
+        </w:numPr>
+        <w:spacing w:line="240" w:lineRule="auto"/>
+        <w:jc w:val="left"/>
+        <w:rPr>
+          <w:rFonts w:hint="eastAsia" w:ascii="宋体" w:hAnsi="宋体" w:eastAsia="宋体"/>
+          <w:b w:val="0"/>
+          <w:bCs w:val="0"/>
+          <w:sz w:val="21"/>
+          <w:szCs w:val="21"/>
+          <w:lang w:val="en-US" w:eastAsia="zh-CN"/>
+        </w:rPr>
+      </w:pPr>
+      <w:r>
+        <w:rPr>
+          <w:rFonts w:hint="eastAsia" w:ascii="宋体" w:hAnsi="宋体" w:eastAsia="宋体"/>
+          <w:b w:val="0"/>
+          <w:bCs w:val="0"/>
+          <w:sz w:val="21"/>
+          <w:szCs w:val="21"/>
+          <w:lang w:val="en-US" w:eastAsia="zh-CN"/>
+        </w:rPr>
+        <w:t>你们走进了密道，发现了一个复杂的机关阵列。</w:t>
+      </w:r>
+    </w:p>
+    <w:p>
+      <w:pPr>
+        <w:pStyle w:val="10"/>
+        <w:widowControl/>
+        <w:numPr>
+          <w:ilvl w:val="0"/>
+          <w:numId w:val="0"/>
+        </w:numPr>
+        <w:spacing w:line="240" w:lineRule="auto"/>
+        <w:jc w:val="left"/>
+        <w:rPr>
+          <w:rFonts w:hint="eastAsia" w:ascii="宋体" w:hAnsi="宋体" w:eastAsia="宋体"/>
+          <w:b w:val="0"/>
+          <w:bCs w:val="0"/>
+          <w:sz w:val="21"/>
+          <w:szCs w:val="21"/>
+          <w:lang w:val="en-US" w:eastAsia="zh-CN"/>
+        </w:rPr>
+      </w:pPr>
+    </w:p>
+    <w:p>
+      <w:pPr>
+        <w:pStyle w:val="10"/>
+        <w:widowControl/>
+        <w:numPr>
+          <w:ilvl w:val="0"/>
+          <w:numId w:val="0"/>
+        </w:numPr>
+        <w:spacing w:line="240" w:lineRule="auto"/>
+        <w:jc w:val="left"/>
+        <w:rPr>
+          <w:rFonts w:hint="eastAsia" w:ascii="宋体" w:hAnsi="宋体" w:eastAsia="宋体"/>
+          <w:b w:val="0"/>
+          <w:bCs w:val="0"/>
+          <w:sz w:val="21"/>
+          <w:szCs w:val="21"/>
+          <w:lang w:val="en-US" w:eastAsia="zh-CN"/>
+        </w:rPr>
+      </w:pPr>
+      <w:r>
+        <w:rPr>
+          <w:rFonts w:hint="eastAsia" w:ascii="宋体" w:hAnsi="宋体" w:eastAsia="宋体"/>
+          <w:b w:val="0"/>
+          <w:bCs w:val="0"/>
+          <w:sz w:val="21"/>
+          <w:szCs w:val="21"/>
+          <w:lang w:val="en-US" w:eastAsia="zh-CN"/>
+        </w:rPr>
+        <w:t>阿宣：朱雀在顶，玄武入宫，宫为内卦，门为外卦，八门……这边是生门，我们走这边。</w:t>
+      </w:r>
+    </w:p>
+    <w:p>
+      <w:pPr>
+        <w:pStyle w:val="10"/>
+        <w:widowControl/>
+        <w:numPr>
+          <w:ilvl w:val="0"/>
+          <w:numId w:val="0"/>
+        </w:numPr>
+        <w:spacing w:line="240" w:lineRule="auto"/>
+        <w:jc w:val="left"/>
+        <w:rPr>
+          <w:rFonts w:hint="eastAsia" w:ascii="宋体" w:hAnsi="宋体" w:eastAsia="宋体"/>
+          <w:b w:val="0"/>
+          <w:bCs w:val="0"/>
+          <w:sz w:val="21"/>
+          <w:szCs w:val="21"/>
+          <w:lang w:val="en-US" w:eastAsia="zh-CN"/>
+        </w:rPr>
+      </w:pPr>
+      <w:r>
+        <w:rPr>
+          <w:rFonts w:hint="eastAsia" w:ascii="宋体" w:hAnsi="宋体" w:eastAsia="宋体"/>
+          <w:b w:val="0"/>
+          <w:bCs w:val="0"/>
+          <w:sz w:val="21"/>
+          <w:szCs w:val="21"/>
+          <w:lang w:val="en-US" w:eastAsia="zh-CN"/>
+        </w:rPr>
+        <w:t>经过一番寻找，你们找到了生门，继续前进。</w:t>
+      </w:r>
+      <w:r>
+        <w:rPr>
+          <w:rFonts w:hint="eastAsia" w:ascii="宋体" w:hAnsi="宋体" w:eastAsia="宋体"/>
+          <w:b w:val="0"/>
+          <w:bCs w:val="0"/>
+          <w:color w:val="FF0000"/>
+          <w:sz w:val="21"/>
+          <w:szCs w:val="21"/>
+          <w:lang w:val="en-US" w:eastAsia="zh-CN"/>
+        </w:rPr>
+        <w:t>（这里我闻到了小游戏的味道）</w:t>
+      </w:r>
+    </w:p>
+    <w:p>
+      <w:pPr>
+        <w:pStyle w:val="10"/>
+        <w:widowControl/>
+        <w:numPr>
+          <w:ilvl w:val="0"/>
+          <w:numId w:val="0"/>
+        </w:numPr>
+        <w:spacing w:line="240" w:lineRule="auto"/>
+        <w:jc w:val="left"/>
+        <w:rPr>
+          <w:rFonts w:hint="eastAsia" w:ascii="宋体" w:hAnsi="宋体" w:eastAsia="宋体"/>
+          <w:b w:val="0"/>
+          <w:bCs w:val="0"/>
+          <w:sz w:val="21"/>
+          <w:szCs w:val="21"/>
+          <w:lang w:val="en-US" w:eastAsia="zh-CN"/>
+        </w:rPr>
+      </w:pPr>
+      <w:r>
+        <w:rPr>
+          <w:rFonts w:hint="eastAsia" w:ascii="宋体" w:hAnsi="宋体" w:eastAsia="宋体"/>
+          <w:b w:val="0"/>
+          <w:bCs w:val="0"/>
+          <w:sz w:val="21"/>
+          <w:szCs w:val="21"/>
+          <w:lang w:val="en-US" w:eastAsia="zh-CN"/>
+        </w:rPr>
+        <w:t>小白：这是什么地方？</w:t>
+      </w:r>
+    </w:p>
+    <w:p>
+      <w:pPr>
+        <w:pStyle w:val="10"/>
+        <w:widowControl/>
+        <w:numPr>
+          <w:ilvl w:val="0"/>
+          <w:numId w:val="0"/>
+        </w:numPr>
+        <w:spacing w:line="240" w:lineRule="auto"/>
+        <w:jc w:val="left"/>
+        <w:rPr>
+          <w:rFonts w:hint="eastAsia" w:ascii="宋体" w:hAnsi="宋体" w:eastAsia="宋体"/>
+          <w:b w:val="0"/>
+          <w:bCs w:val="0"/>
+          <w:sz w:val="21"/>
+          <w:szCs w:val="21"/>
+          <w:lang w:val="en-US" w:eastAsia="zh-CN"/>
+        </w:rPr>
+      </w:pPr>
+      <w:r>
+        <w:rPr>
+          <w:rFonts w:hint="eastAsia" w:ascii="宋体" w:hAnsi="宋体" w:eastAsia="宋体"/>
+          <w:b w:val="0"/>
+          <w:bCs w:val="0"/>
+          <w:sz w:val="21"/>
+          <w:szCs w:val="21"/>
+          <w:lang w:val="en-US" w:eastAsia="zh-CN"/>
+        </w:rPr>
+        <w:t>阿宣：看来是藏在地下的一个镇妖法阵，不过对人无害。</w:t>
+      </w:r>
+    </w:p>
+    <w:p>
+      <w:pPr>
+        <w:pStyle w:val="10"/>
+        <w:widowControl/>
+        <w:numPr>
+          <w:ilvl w:val="0"/>
+          <w:numId w:val="0"/>
+        </w:numPr>
+        <w:spacing w:line="240" w:lineRule="auto"/>
+        <w:jc w:val="left"/>
+        <w:rPr>
+          <w:rFonts w:hint="eastAsia" w:ascii="宋体" w:hAnsi="宋体" w:eastAsia="宋体"/>
+          <w:b w:val="0"/>
+          <w:bCs w:val="0"/>
+          <w:sz w:val="21"/>
+          <w:szCs w:val="21"/>
+          <w:lang w:val="en-US" w:eastAsia="zh-CN"/>
+        </w:rPr>
+      </w:pPr>
+      <w:r>
+        <w:rPr>
+          <w:rFonts w:hint="eastAsia" w:ascii="宋体" w:hAnsi="宋体" w:eastAsia="宋体"/>
+          <w:b w:val="0"/>
+          <w:bCs w:val="0"/>
+          <w:sz w:val="21"/>
+          <w:szCs w:val="21"/>
+          <w:lang w:val="en-US" w:eastAsia="zh-CN"/>
+        </w:rPr>
+        <w:t>你们继续探索，发现了一个古老的道家机关。</w:t>
+      </w:r>
+    </w:p>
+    <w:p>
+      <w:pPr>
+        <w:pStyle w:val="10"/>
+        <w:widowControl/>
+        <w:numPr>
+          <w:ilvl w:val="0"/>
+          <w:numId w:val="0"/>
+        </w:numPr>
+        <w:spacing w:line="240" w:lineRule="auto"/>
+        <w:jc w:val="left"/>
+        <w:rPr>
+          <w:rFonts w:hint="eastAsia" w:ascii="宋体" w:hAnsi="宋体" w:eastAsia="宋体"/>
+          <w:b w:val="0"/>
+          <w:bCs w:val="0"/>
+          <w:sz w:val="21"/>
+          <w:szCs w:val="21"/>
+          <w:lang w:val="en-US" w:eastAsia="zh-CN"/>
+        </w:rPr>
+      </w:pPr>
+      <w:r>
+        <w:rPr>
+          <w:rFonts w:hint="eastAsia" w:ascii="宋体" w:hAnsi="宋体" w:eastAsia="宋体"/>
+          <w:b w:val="0"/>
+          <w:bCs w:val="0"/>
+          <w:sz w:val="21"/>
+          <w:szCs w:val="21"/>
+          <w:lang w:val="en-US" w:eastAsia="zh-CN"/>
+        </w:rPr>
+        <w:t>阿宣：这地底下怎么会有一个道家机关呢？想必原来是一个道观，荒废了，后来又在上面建了一座塔。</w:t>
+      </w:r>
+    </w:p>
+    <w:p>
+      <w:pPr>
+        <w:pStyle w:val="10"/>
+        <w:widowControl/>
+        <w:numPr>
+          <w:ilvl w:val="0"/>
+          <w:numId w:val="0"/>
+        </w:numPr>
+        <w:spacing w:line="240" w:lineRule="auto"/>
+        <w:jc w:val="left"/>
+        <w:rPr>
+          <w:rFonts w:hint="eastAsia" w:ascii="宋体" w:hAnsi="宋体" w:eastAsia="宋体"/>
+          <w:b w:val="0"/>
+          <w:bCs w:val="0"/>
+          <w:sz w:val="21"/>
+          <w:szCs w:val="21"/>
+          <w:lang w:val="en-US" w:eastAsia="zh-CN"/>
+        </w:rPr>
+      </w:pPr>
+      <w:r>
+        <w:rPr>
+          <w:rFonts w:hint="eastAsia" w:ascii="宋体" w:hAnsi="宋体" w:eastAsia="宋体"/>
+          <w:b w:val="0"/>
+          <w:bCs w:val="0"/>
+          <w:sz w:val="21"/>
+          <w:szCs w:val="21"/>
+          <w:lang w:val="en-US" w:eastAsia="zh-CN"/>
+        </w:rPr>
+        <w:t>小白：没事，这个阵势有迹可循，我们一定能出去。</w:t>
+      </w:r>
+    </w:p>
+    <w:p>
+      <w:pPr>
+        <w:pStyle w:val="10"/>
+        <w:widowControl/>
+        <w:numPr>
+          <w:ilvl w:val="0"/>
+          <w:numId w:val="0"/>
+        </w:numPr>
+        <w:spacing w:line="240" w:lineRule="auto"/>
+        <w:jc w:val="left"/>
+        <w:rPr>
+          <w:rFonts w:hint="eastAsia" w:ascii="宋体" w:hAnsi="宋体" w:eastAsia="宋体"/>
+          <w:b w:val="0"/>
+          <w:bCs w:val="0"/>
+          <w:sz w:val="21"/>
+          <w:szCs w:val="21"/>
+          <w:lang w:val="en-US" w:eastAsia="zh-CN"/>
+        </w:rPr>
+      </w:pPr>
+      <w:r>
+        <w:rPr>
+          <w:rFonts w:hint="eastAsia" w:ascii="宋体" w:hAnsi="宋体" w:eastAsia="宋体"/>
+          <w:b w:val="0"/>
+          <w:bCs w:val="0"/>
+          <w:sz w:val="21"/>
+          <w:szCs w:val="21"/>
+          <w:lang w:val="en-US" w:eastAsia="zh-CN"/>
+        </w:rPr>
+        <w:t>你开始研究机关，你发现这个阵势像是一幅杂乱的文字石碑，又许多个可移动的小石块组成。</w:t>
+      </w:r>
+      <w:r>
+        <w:rPr>
+          <w:rFonts w:hint="eastAsia" w:ascii="宋体" w:hAnsi="宋体" w:eastAsia="宋体"/>
+          <w:b w:val="0"/>
+          <w:bCs w:val="0"/>
+          <w:color w:val="FF0000"/>
+          <w:sz w:val="21"/>
+          <w:szCs w:val="21"/>
+          <w:lang w:val="en-US" w:eastAsia="zh-CN"/>
+        </w:rPr>
+        <w:t>（这里我闻到了小游戏的味道×2）</w:t>
+      </w:r>
+    </w:p>
+    <w:p>
+      <w:pPr>
+        <w:pStyle w:val="10"/>
+        <w:widowControl/>
+        <w:numPr>
+          <w:ilvl w:val="0"/>
+          <w:numId w:val="0"/>
+        </w:numPr>
+        <w:spacing w:line="240" w:lineRule="auto"/>
+        <w:jc w:val="left"/>
+        <w:rPr>
+          <w:rFonts w:hint="eastAsia" w:ascii="宋体" w:hAnsi="宋体" w:eastAsia="宋体"/>
+          <w:b w:val="0"/>
+          <w:bCs w:val="0"/>
+          <w:sz w:val="21"/>
+          <w:szCs w:val="21"/>
+          <w:lang w:val="en-US" w:eastAsia="zh-CN"/>
+        </w:rPr>
+      </w:pPr>
+      <w:r>
+        <w:rPr>
+          <w:rFonts w:hint="eastAsia" w:ascii="宋体" w:hAnsi="宋体" w:eastAsia="宋体"/>
+          <w:b w:val="0"/>
+          <w:bCs w:val="0"/>
+          <w:sz w:val="21"/>
+          <w:szCs w:val="21"/>
+          <w:lang w:val="en-US" w:eastAsia="zh-CN"/>
+        </w:rPr>
+        <w:t>经过尝试，你终于复原了这个石碑，只见石碑上写着：</w:t>
+      </w:r>
+    </w:p>
+    <w:p>
+      <w:pPr>
+        <w:pStyle w:val="10"/>
+        <w:widowControl/>
+        <w:numPr>
+          <w:ilvl w:val="0"/>
+          <w:numId w:val="0"/>
+        </w:numPr>
+        <w:spacing w:line="240" w:lineRule="auto"/>
+        <w:jc w:val="center"/>
+        <w:rPr>
+          <w:rFonts w:hint="eastAsia" w:ascii="宋体" w:hAnsi="宋体" w:eastAsia="宋体"/>
+          <w:b w:val="0"/>
+          <w:bCs w:val="0"/>
+          <w:sz w:val="21"/>
+          <w:szCs w:val="21"/>
+          <w:lang w:val="en-US" w:eastAsia="zh-CN"/>
+        </w:rPr>
+      </w:pPr>
+      <w:r>
+        <w:rPr>
+          <w:rFonts w:hint="eastAsia" w:ascii="宋体" w:hAnsi="宋体" w:eastAsia="宋体"/>
+          <w:b w:val="0"/>
+          <w:bCs w:val="0"/>
+          <w:sz w:val="21"/>
+          <w:szCs w:val="21"/>
+          <w:lang w:val="en-US" w:eastAsia="zh-CN"/>
+        </w:rPr>
+        <w:t>天地玄宗 万炁本根</w:t>
+      </w:r>
+    </w:p>
+    <w:p>
+      <w:pPr>
+        <w:pStyle w:val="10"/>
+        <w:widowControl/>
+        <w:numPr>
+          <w:ilvl w:val="0"/>
+          <w:numId w:val="0"/>
+        </w:numPr>
+        <w:spacing w:line="240" w:lineRule="auto"/>
+        <w:jc w:val="center"/>
+        <w:rPr>
+          <w:rFonts w:hint="eastAsia" w:ascii="宋体" w:hAnsi="宋体" w:eastAsia="宋体"/>
+          <w:b w:val="0"/>
+          <w:bCs w:val="0"/>
+          <w:sz w:val="21"/>
+          <w:szCs w:val="21"/>
+          <w:lang w:val="en-US" w:eastAsia="zh-CN"/>
+        </w:rPr>
+      </w:pPr>
+      <w:r>
+        <w:rPr>
+          <w:rFonts w:hint="eastAsia" w:ascii="宋体" w:hAnsi="宋体" w:eastAsia="宋体"/>
+          <w:b w:val="0"/>
+          <w:bCs w:val="0"/>
+          <w:sz w:val="21"/>
+          <w:szCs w:val="21"/>
+          <w:lang w:val="en-US" w:eastAsia="zh-CN"/>
+        </w:rPr>
+        <w:t>精怪亡形 广修亿劫</w:t>
+      </w:r>
+    </w:p>
+    <w:p>
+      <w:pPr>
+        <w:pStyle w:val="10"/>
+        <w:widowControl/>
+        <w:numPr>
+          <w:ilvl w:val="0"/>
+          <w:numId w:val="0"/>
+        </w:numPr>
+        <w:spacing w:line="240" w:lineRule="auto"/>
+        <w:jc w:val="center"/>
+        <w:rPr>
+          <w:rFonts w:hint="eastAsia" w:ascii="宋体" w:hAnsi="宋体" w:eastAsia="宋体"/>
+          <w:b w:val="0"/>
+          <w:bCs w:val="0"/>
+          <w:sz w:val="21"/>
+          <w:szCs w:val="21"/>
+          <w:lang w:val="en-US" w:eastAsia="zh-CN"/>
+        </w:rPr>
+      </w:pPr>
+      <w:r>
+        <w:rPr>
+          <w:rFonts w:hint="eastAsia" w:ascii="宋体" w:hAnsi="宋体" w:eastAsia="宋体"/>
+          <w:b w:val="0"/>
+          <w:bCs w:val="0"/>
+          <w:sz w:val="21"/>
+          <w:szCs w:val="21"/>
+          <w:lang w:val="en-US" w:eastAsia="zh-CN"/>
+        </w:rPr>
+        <w:t>证吾神通 鬼妖丧胆</w:t>
+      </w:r>
+    </w:p>
+    <w:p>
+      <w:pPr>
+        <w:pStyle w:val="10"/>
+        <w:widowControl/>
+        <w:numPr>
+          <w:ilvl w:val="0"/>
+          <w:numId w:val="0"/>
+        </w:numPr>
+        <w:spacing w:line="240" w:lineRule="auto"/>
+        <w:jc w:val="center"/>
+        <w:rPr>
+          <w:rFonts w:hint="eastAsia" w:ascii="宋体" w:hAnsi="宋体" w:eastAsia="宋体"/>
+          <w:b w:val="0"/>
+          <w:bCs w:val="0"/>
+          <w:sz w:val="21"/>
+          <w:szCs w:val="21"/>
+          <w:lang w:val="en-US" w:eastAsia="zh-CN"/>
+        </w:rPr>
+      </w:pPr>
+      <w:r>
+        <w:rPr>
+          <w:rFonts w:hint="eastAsia" w:ascii="宋体" w:hAnsi="宋体" w:eastAsia="宋体"/>
+          <w:b w:val="0"/>
+          <w:bCs w:val="0"/>
+          <w:sz w:val="21"/>
+          <w:szCs w:val="21"/>
+          <w:lang w:val="en-US" w:eastAsia="zh-CN"/>
+        </w:rPr>
+        <w:t>诛妖除魔 灭形灭神</w:t>
+      </w:r>
+    </w:p>
+    <w:p>
+      <w:pPr>
+        <w:pStyle w:val="10"/>
+        <w:widowControl/>
+        <w:numPr>
+          <w:ilvl w:val="0"/>
+          <w:numId w:val="0"/>
+        </w:numPr>
+        <w:spacing w:line="240" w:lineRule="auto"/>
+        <w:jc w:val="left"/>
+        <w:rPr>
+          <w:rFonts w:hint="eastAsia" w:ascii="宋体" w:hAnsi="宋体" w:eastAsia="宋体"/>
+          <w:b w:val="0"/>
+          <w:bCs w:val="0"/>
+          <w:sz w:val="21"/>
+          <w:szCs w:val="21"/>
+          <w:lang w:val="en-US" w:eastAsia="zh-CN"/>
+        </w:rPr>
+      </w:pPr>
+      <w:r>
+        <w:rPr>
+          <w:rFonts w:hint="eastAsia" w:ascii="宋体" w:hAnsi="宋体" w:eastAsia="宋体"/>
+          <w:b w:val="0"/>
+          <w:bCs w:val="0"/>
+          <w:sz w:val="21"/>
+          <w:szCs w:val="21"/>
+          <w:lang w:val="en-US" w:eastAsia="zh-CN"/>
+        </w:rPr>
+        <w:t>看到这些文字，你知道这是太阴真经的口诀，这与你的法力产生了共鸣，突然，你被宝钗吸收的记忆涌入你的脑海，你想起了一切。</w:t>
+      </w:r>
+    </w:p>
+    <w:p>
+      <w:pPr>
+        <w:pStyle w:val="10"/>
+        <w:widowControl/>
+        <w:numPr>
+          <w:ilvl w:val="0"/>
+          <w:numId w:val="0"/>
+        </w:numPr>
+        <w:spacing w:line="240" w:lineRule="auto"/>
+        <w:jc w:val="left"/>
+        <w:rPr>
+          <w:rFonts w:hint="eastAsia" w:ascii="宋体" w:hAnsi="宋体" w:eastAsia="宋体"/>
+          <w:b w:val="0"/>
+          <w:bCs w:val="0"/>
+          <w:sz w:val="21"/>
+          <w:szCs w:val="21"/>
+          <w:lang w:val="en-US" w:eastAsia="zh-CN"/>
+        </w:rPr>
+      </w:pPr>
+      <w:r>
+        <w:rPr>
+          <w:rFonts w:hint="eastAsia" w:ascii="宋体" w:hAnsi="宋体" w:eastAsia="宋体"/>
+          <w:b w:val="0"/>
+          <w:bCs w:val="0"/>
+          <w:sz w:val="21"/>
+          <w:szCs w:val="21"/>
+          <w:lang w:val="en-US" w:eastAsia="zh-CN"/>
+        </w:rPr>
+        <w:t>小白：阿宣，妖生来就要被赶尽杀绝吗？</w:t>
+      </w:r>
+    </w:p>
+    <w:p>
+      <w:pPr>
+        <w:pStyle w:val="10"/>
+        <w:widowControl/>
+        <w:numPr>
+          <w:ilvl w:val="0"/>
+          <w:numId w:val="0"/>
+        </w:numPr>
+        <w:spacing w:line="240" w:lineRule="auto"/>
+        <w:jc w:val="left"/>
+        <w:rPr>
+          <w:rFonts w:hint="eastAsia" w:ascii="宋体" w:hAnsi="宋体" w:eastAsia="宋体"/>
+          <w:b w:val="0"/>
+          <w:bCs w:val="0"/>
+          <w:sz w:val="21"/>
+          <w:szCs w:val="21"/>
+          <w:lang w:val="en-US" w:eastAsia="zh-CN"/>
+        </w:rPr>
+      </w:pPr>
+      <w:r>
+        <w:rPr>
+          <w:rFonts w:hint="eastAsia" w:ascii="宋体" w:hAnsi="宋体" w:eastAsia="宋体"/>
+          <w:b w:val="0"/>
+          <w:bCs w:val="0"/>
+          <w:sz w:val="21"/>
+          <w:szCs w:val="21"/>
+          <w:lang w:val="en-US" w:eastAsia="zh-CN"/>
+        </w:rPr>
+        <w:t>阿宣：天天诛妖除魔，逼我们捕蛇。天下已经乱成这样了，只看到越诛妖除魔，天下越乱。小白，无论怎样有我在。</w:t>
+      </w:r>
+    </w:p>
+    <w:p>
+      <w:pPr>
+        <w:pStyle w:val="10"/>
+        <w:widowControl/>
+        <w:numPr>
+          <w:ilvl w:val="0"/>
+          <w:numId w:val="0"/>
+        </w:numPr>
+        <w:spacing w:line="240" w:lineRule="auto"/>
+        <w:jc w:val="left"/>
+        <w:rPr>
+          <w:rFonts w:hint="eastAsia" w:ascii="宋体" w:hAnsi="宋体" w:eastAsia="宋体"/>
+          <w:b w:val="0"/>
+          <w:bCs w:val="0"/>
+          <w:sz w:val="21"/>
+          <w:szCs w:val="21"/>
+          <w:lang w:val="en-US" w:eastAsia="zh-CN"/>
+        </w:rPr>
+      </w:pPr>
+      <w:r>
+        <w:rPr>
+          <w:rFonts w:hint="eastAsia" w:ascii="宋体" w:hAnsi="宋体" w:eastAsia="宋体"/>
+          <w:b w:val="0"/>
+          <w:bCs w:val="0"/>
+          <w:sz w:val="21"/>
+          <w:szCs w:val="21"/>
+          <w:lang w:val="en-US" w:eastAsia="zh-CN"/>
+        </w:rPr>
+        <w:t>由于你复原了石板，地宫的出口也打开了，你和阿宣走了出去，看到了等在一旁的小青，只见她脸上的愤怒已然消失不见，想必是冷静了下来。</w:t>
+      </w:r>
+    </w:p>
+    <w:p>
+      <w:pPr>
+        <w:pStyle w:val="10"/>
+        <w:widowControl/>
+        <w:numPr>
+          <w:ilvl w:val="0"/>
+          <w:numId w:val="0"/>
+        </w:numPr>
+        <w:spacing w:line="240" w:lineRule="auto"/>
+        <w:jc w:val="left"/>
+        <w:rPr>
+          <w:rFonts w:hint="eastAsia" w:ascii="宋体" w:hAnsi="宋体" w:eastAsia="宋体"/>
+          <w:b w:val="0"/>
+          <w:bCs w:val="0"/>
+          <w:sz w:val="21"/>
+          <w:szCs w:val="21"/>
+          <w:lang w:val="en-US" w:eastAsia="zh-CN"/>
+        </w:rPr>
+      </w:pPr>
+      <w:r>
+        <w:rPr>
+          <w:rFonts w:hint="eastAsia" w:ascii="宋体" w:hAnsi="宋体" w:eastAsia="宋体"/>
+          <w:b w:val="0"/>
+          <w:bCs w:val="0"/>
+          <w:sz w:val="21"/>
+          <w:szCs w:val="21"/>
+          <w:lang w:val="en-US" w:eastAsia="zh-CN"/>
+        </w:rPr>
+        <w:t>值得一提的是，肚兜作为“人质”，被小青踩在了脚下，看见你们出来，她向你露出期待的目光。</w:t>
+      </w:r>
+    </w:p>
+    <w:p>
+      <w:pPr>
+        <w:pStyle w:val="10"/>
+        <w:widowControl/>
+        <w:numPr>
+          <w:ilvl w:val="0"/>
+          <w:numId w:val="0"/>
+        </w:numPr>
+        <w:pBdr>
+          <w:top w:val="single" w:color="auto" w:sz="4" w:space="0"/>
+          <w:left w:val="single" w:color="auto" w:sz="4" w:space="0"/>
+          <w:bottom w:val="single" w:color="auto" w:sz="4" w:space="0"/>
+          <w:right w:val="single" w:color="auto" w:sz="4" w:space="0"/>
+        </w:pBdr>
+        <w:spacing w:line="240" w:lineRule="auto"/>
+        <w:jc w:val="left"/>
+        <w:rPr>
+          <w:rFonts w:hint="eastAsia" w:ascii="宋体" w:hAnsi="宋体" w:eastAsia="宋体"/>
+          <w:b w:val="0"/>
+          <w:bCs w:val="0"/>
+          <w:sz w:val="21"/>
+          <w:szCs w:val="21"/>
+          <w:lang w:val="en-US" w:eastAsia="zh-CN"/>
+        </w:rPr>
+      </w:pPr>
+      <w:r>
+        <w:rPr>
+          <w:rFonts w:hint="eastAsia" w:ascii="宋体" w:hAnsi="宋体" w:eastAsia="宋体"/>
+          <w:b/>
+          <w:bCs/>
+          <w:color w:val="0000FF"/>
+          <w:sz w:val="21"/>
+          <w:szCs w:val="21"/>
+          <w:lang w:val="en-US" w:eastAsia="zh-CN"/>
+        </w:rPr>
+        <w:t>选择：</w:t>
+      </w:r>
+      <w:r>
+        <w:rPr>
+          <w:rFonts w:hint="eastAsia" w:ascii="宋体" w:hAnsi="宋体" w:eastAsia="宋体"/>
+          <w:b w:val="0"/>
+          <w:bCs w:val="0"/>
+          <w:sz w:val="21"/>
+          <w:szCs w:val="21"/>
+          <w:lang w:val="en-US" w:eastAsia="zh-CN"/>
+        </w:rPr>
+        <w:t>1.拒绝跟小青回去。/2.同意跟小青回去。</w:t>
+      </w:r>
+    </w:p>
+    <w:p>
+      <w:pPr>
+        <w:pStyle w:val="10"/>
+        <w:widowControl/>
+        <w:numPr>
+          <w:ilvl w:val="0"/>
+          <w:numId w:val="0"/>
+        </w:numPr>
+        <w:spacing w:line="240" w:lineRule="auto"/>
+        <w:jc w:val="left"/>
+        <w:rPr>
+          <w:rFonts w:hint="eastAsia" w:ascii="宋体" w:hAnsi="宋体" w:eastAsia="宋体"/>
+          <w:b w:val="0"/>
+          <w:bCs w:val="0"/>
+          <w:sz w:val="21"/>
+          <w:szCs w:val="21"/>
+          <w:lang w:val="en-US" w:eastAsia="zh-CN"/>
+        </w:rPr>
+      </w:pPr>
+      <w:r>
+        <w:rPr>
+          <w:rFonts w:hint="eastAsia" w:ascii="宋体" w:hAnsi="宋体" w:eastAsia="宋体"/>
+          <w:b w:val="0"/>
+          <w:bCs w:val="0"/>
+          <w:sz w:val="21"/>
+          <w:szCs w:val="21"/>
+          <w:lang w:val="en-US" w:eastAsia="zh-CN"/>
+        </w:rPr>
+        <w:t>1.你没有和小青对视，而是躲着她，阿宣趁机将肚兜抢了回来，小青也没有再和你纠缠，她清楚这是你的选择。</w:t>
+      </w:r>
+    </w:p>
+    <w:p>
+      <w:pPr>
+        <w:pStyle w:val="10"/>
+        <w:widowControl/>
+        <w:numPr>
+          <w:ilvl w:val="0"/>
+          <w:numId w:val="0"/>
+        </w:numPr>
+        <w:spacing w:line="240" w:lineRule="auto"/>
+        <w:jc w:val="left"/>
+        <w:rPr>
+          <w:rFonts w:hint="eastAsia" w:ascii="宋体" w:hAnsi="宋体" w:eastAsia="宋体"/>
+          <w:b w:val="0"/>
+          <w:bCs w:val="0"/>
+          <w:sz w:val="21"/>
+          <w:szCs w:val="21"/>
+          <w:lang w:val="en-US" w:eastAsia="zh-CN"/>
+        </w:rPr>
+      </w:pPr>
+      <w:r>
+        <w:rPr>
+          <w:rFonts w:hint="eastAsia" w:ascii="宋体" w:hAnsi="宋体" w:eastAsia="宋体"/>
+          <w:b w:val="0"/>
+          <w:bCs w:val="0"/>
+          <w:sz w:val="21"/>
+          <w:szCs w:val="21"/>
+          <w:lang w:val="en-US" w:eastAsia="zh-CN"/>
+        </w:rPr>
+        <w:t>就在这时，异变突生，小青身上出现了异常的红光，她整个人跪了下去，发出痛苦的哀嚎，这下，你不得不前去关心小青的情况。</w:t>
+      </w:r>
+    </w:p>
+    <w:p>
+      <w:pPr>
+        <w:pStyle w:val="10"/>
+        <w:widowControl/>
+        <w:numPr>
+          <w:ilvl w:val="0"/>
+          <w:numId w:val="0"/>
+        </w:numPr>
+        <w:spacing w:line="240" w:lineRule="auto"/>
+        <w:jc w:val="left"/>
+        <w:rPr>
+          <w:rFonts w:hint="eastAsia" w:ascii="宋体" w:hAnsi="宋体" w:eastAsia="宋体"/>
+          <w:b w:val="0"/>
+          <w:bCs w:val="0"/>
+          <w:sz w:val="21"/>
+          <w:szCs w:val="21"/>
+          <w:lang w:val="en-US" w:eastAsia="zh-CN"/>
+        </w:rPr>
+      </w:pPr>
+      <w:r>
+        <w:rPr>
+          <w:rFonts w:hint="eastAsia" w:ascii="宋体" w:hAnsi="宋体" w:eastAsia="宋体"/>
+          <w:b w:val="0"/>
+          <w:bCs w:val="0"/>
+          <w:sz w:val="21"/>
+          <w:szCs w:val="21"/>
+          <w:lang w:val="en-US" w:eastAsia="zh-CN"/>
+        </w:rPr>
+        <w:t>小白：小青，你怎么了？</w:t>
+      </w:r>
+    </w:p>
+    <w:p>
+      <w:pPr>
+        <w:pStyle w:val="10"/>
+        <w:widowControl/>
+        <w:numPr>
+          <w:ilvl w:val="0"/>
+          <w:numId w:val="0"/>
+        </w:numPr>
+        <w:spacing w:line="240" w:lineRule="auto"/>
+        <w:jc w:val="left"/>
+        <w:rPr>
+          <w:rFonts w:hint="eastAsia" w:ascii="宋体" w:hAnsi="宋体" w:eastAsia="宋体"/>
+          <w:b w:val="0"/>
+          <w:bCs w:val="0"/>
+          <w:sz w:val="21"/>
+          <w:szCs w:val="21"/>
+          <w:lang w:val="en-US" w:eastAsia="zh-CN"/>
+        </w:rPr>
+      </w:pPr>
+      <w:r>
+        <w:rPr>
+          <w:rFonts w:hint="eastAsia" w:ascii="宋体" w:hAnsi="宋体" w:eastAsia="宋体"/>
+          <w:b w:val="0"/>
+          <w:bCs w:val="0"/>
+          <w:sz w:val="21"/>
+          <w:szCs w:val="21"/>
+          <w:lang w:val="en-US" w:eastAsia="zh-CN"/>
+        </w:rPr>
+        <w:t>小青：（痛苦地）……别碰我！是烈阳断魂鳞……我答应了师父，三日之内带你回洞，否则……断魂鳞发……肌肤寸断而死。</w:t>
+      </w:r>
+    </w:p>
+    <w:p>
+      <w:pPr>
+        <w:pStyle w:val="10"/>
+        <w:widowControl/>
+        <w:numPr>
+          <w:ilvl w:val="0"/>
+          <w:numId w:val="0"/>
+        </w:numPr>
+        <w:spacing w:line="240" w:lineRule="auto"/>
+        <w:jc w:val="left"/>
+        <w:rPr>
+          <w:rFonts w:hint="eastAsia" w:ascii="宋体" w:hAnsi="宋体" w:eastAsia="宋体"/>
+          <w:b w:val="0"/>
+          <w:bCs w:val="0"/>
+          <w:sz w:val="21"/>
+          <w:szCs w:val="21"/>
+          <w:lang w:val="en-US" w:eastAsia="zh-CN"/>
+        </w:rPr>
+      </w:pPr>
+      <w:r>
+        <w:rPr>
+          <w:rFonts w:hint="eastAsia" w:ascii="宋体" w:hAnsi="宋体" w:eastAsia="宋体"/>
+          <w:b w:val="0"/>
+          <w:bCs w:val="0"/>
+          <w:sz w:val="21"/>
+          <w:szCs w:val="21"/>
+          <w:lang w:val="en-US" w:eastAsia="zh-CN"/>
+        </w:rPr>
+        <w:t>阿宣：小白，这是怎么回事？什么是烈阳断魂鳞？</w:t>
+      </w:r>
+    </w:p>
+    <w:p>
+      <w:pPr>
+        <w:pStyle w:val="10"/>
+        <w:widowControl/>
+        <w:numPr>
+          <w:ilvl w:val="0"/>
+          <w:numId w:val="0"/>
+        </w:numPr>
+        <w:spacing w:line="240" w:lineRule="auto"/>
+        <w:jc w:val="left"/>
+        <w:rPr>
+          <w:rFonts w:hint="default" w:ascii="宋体" w:hAnsi="宋体" w:eastAsia="宋体"/>
+          <w:b w:val="0"/>
+          <w:bCs w:val="0"/>
+          <w:sz w:val="21"/>
+          <w:szCs w:val="21"/>
+          <w:lang w:val="en-US" w:eastAsia="zh-CN"/>
+        </w:rPr>
+      </w:pPr>
+      <w:r>
+        <w:rPr>
+          <w:rFonts w:hint="eastAsia" w:ascii="宋体" w:hAnsi="宋体" w:eastAsia="宋体"/>
+          <w:b w:val="0"/>
+          <w:bCs w:val="0"/>
+          <w:sz w:val="21"/>
+          <w:szCs w:val="21"/>
+          <w:lang w:val="en-US" w:eastAsia="zh-CN"/>
+        </w:rPr>
+        <w:t>小青：这是师父给我的军令状，用来确保我完成任务。如果我不能按时回去，鳞片会发作，夺走我的生命，如今已经两日有余，越临近期限，发作的越频繁。</w:t>
+      </w:r>
+    </w:p>
+    <w:p>
+      <w:pPr>
+        <w:pStyle w:val="10"/>
+        <w:widowControl/>
+        <w:numPr>
+          <w:ilvl w:val="0"/>
+          <w:numId w:val="0"/>
+        </w:numPr>
+        <w:spacing w:line="240" w:lineRule="auto"/>
+        <w:jc w:val="left"/>
+        <w:rPr>
+          <w:rFonts w:hint="eastAsia" w:ascii="宋体" w:hAnsi="宋体" w:eastAsia="宋体"/>
+          <w:b w:val="0"/>
+          <w:bCs w:val="0"/>
+          <w:sz w:val="21"/>
+          <w:szCs w:val="21"/>
+          <w:lang w:val="en-US" w:eastAsia="zh-CN"/>
+        </w:rPr>
+      </w:pPr>
+      <w:r>
+        <w:rPr>
+          <w:rFonts w:hint="eastAsia" w:ascii="宋体" w:hAnsi="宋体" w:eastAsia="宋体"/>
+          <w:b w:val="0"/>
+          <w:bCs w:val="0"/>
+          <w:sz w:val="21"/>
+          <w:szCs w:val="21"/>
+          <w:lang w:val="en-US" w:eastAsia="zh-CN"/>
+        </w:rPr>
+        <w:t>你的脸色变得苍白，她知道时间紧迫，必须立刻采取行动。</w:t>
+      </w:r>
+    </w:p>
+    <w:p>
+      <w:pPr>
+        <w:pStyle w:val="10"/>
+        <w:widowControl/>
+        <w:numPr>
+          <w:ilvl w:val="0"/>
+          <w:numId w:val="0"/>
+        </w:numPr>
+        <w:spacing w:line="240" w:lineRule="auto"/>
+        <w:jc w:val="left"/>
+        <w:rPr>
+          <w:rFonts w:hint="default" w:ascii="宋体" w:hAnsi="宋体" w:eastAsia="宋体"/>
+          <w:b w:val="0"/>
+          <w:bCs w:val="0"/>
+          <w:color w:val="FF0000"/>
+          <w:sz w:val="21"/>
+          <w:szCs w:val="21"/>
+          <w:lang w:val="en-US" w:eastAsia="zh-CN"/>
+        </w:rPr>
+      </w:pPr>
+      <w:r>
+        <w:rPr>
+          <w:rFonts w:hint="eastAsia" w:ascii="宋体" w:hAnsi="宋体" w:eastAsia="宋体"/>
+          <w:b w:val="0"/>
+          <w:bCs w:val="0"/>
+          <w:sz w:val="21"/>
+          <w:szCs w:val="21"/>
+          <w:lang w:val="en-US" w:eastAsia="zh-CN"/>
+        </w:rPr>
+        <w:t>小白：我知道，阿宣。我们需要尽快找到师父，或许他有办法解除这个诅咒。</w:t>
+      </w:r>
+      <w:r>
+        <w:rPr>
+          <w:rFonts w:hint="eastAsia" w:ascii="宋体" w:hAnsi="宋体" w:eastAsia="宋体"/>
+          <w:b w:val="0"/>
+          <w:bCs w:val="0"/>
+          <w:color w:val="FF0000"/>
+          <w:sz w:val="21"/>
+          <w:szCs w:val="21"/>
+          <w:lang w:val="en-US" w:eastAsia="zh-CN"/>
+        </w:rPr>
+        <w:t>（选1只是多了这段话，因为不回去会发生什么懒得编了）</w:t>
+      </w:r>
+    </w:p>
+    <w:p>
+      <w:pPr>
+        <w:pStyle w:val="10"/>
+        <w:widowControl/>
+        <w:numPr>
+          <w:ilvl w:val="0"/>
+          <w:numId w:val="0"/>
+        </w:numPr>
+        <w:spacing w:line="240" w:lineRule="auto"/>
+        <w:jc w:val="left"/>
+        <w:rPr>
+          <w:rFonts w:hint="default" w:ascii="宋体" w:hAnsi="宋体" w:eastAsia="宋体"/>
+          <w:b w:val="0"/>
+          <w:bCs w:val="0"/>
+          <w:sz w:val="21"/>
+          <w:szCs w:val="21"/>
+          <w:lang w:val="en-US" w:eastAsia="zh-CN"/>
+        </w:rPr>
+      </w:pPr>
+    </w:p>
+    <w:p>
+      <w:pPr>
+        <w:pStyle w:val="10"/>
+        <w:widowControl/>
+        <w:numPr>
+          <w:ilvl w:val="0"/>
+          <w:numId w:val="0"/>
+        </w:numPr>
+        <w:spacing w:line="240" w:lineRule="auto"/>
+        <w:jc w:val="left"/>
+        <w:rPr>
+          <w:rFonts w:hint="eastAsia" w:ascii="宋体" w:hAnsi="宋体" w:eastAsia="宋体"/>
+          <w:b w:val="0"/>
+          <w:bCs w:val="0"/>
+          <w:sz w:val="21"/>
+          <w:szCs w:val="21"/>
+          <w:lang w:val="en-US" w:eastAsia="zh-CN"/>
+        </w:rPr>
+      </w:pPr>
+      <w:r>
+        <w:rPr>
+          <w:rFonts w:hint="eastAsia" w:ascii="宋体" w:hAnsi="宋体" w:eastAsia="宋体"/>
+          <w:b w:val="0"/>
+          <w:bCs w:val="0"/>
+          <w:sz w:val="21"/>
+          <w:szCs w:val="21"/>
+          <w:lang w:val="en-US" w:eastAsia="zh-CN"/>
+        </w:rPr>
+        <w:t>小白：小青，我想通了，我跟你走。</w:t>
+      </w:r>
+    </w:p>
+    <w:p>
+      <w:pPr>
+        <w:pStyle w:val="10"/>
+        <w:widowControl/>
+        <w:numPr>
+          <w:ilvl w:val="0"/>
+          <w:numId w:val="0"/>
+        </w:numPr>
+        <w:spacing w:line="240" w:lineRule="auto"/>
+        <w:jc w:val="left"/>
+        <w:rPr>
+          <w:rFonts w:hint="eastAsia" w:ascii="宋体" w:hAnsi="宋体" w:eastAsia="宋体"/>
+          <w:b w:val="0"/>
+          <w:bCs w:val="0"/>
+          <w:sz w:val="21"/>
+          <w:szCs w:val="21"/>
+          <w:lang w:val="en-US" w:eastAsia="zh-CN"/>
+        </w:rPr>
+      </w:pPr>
+      <w:r>
+        <w:rPr>
+          <w:rFonts w:hint="eastAsia" w:ascii="宋体" w:hAnsi="宋体" w:eastAsia="宋体"/>
+          <w:b w:val="0"/>
+          <w:bCs w:val="0"/>
+          <w:sz w:val="21"/>
+          <w:szCs w:val="21"/>
+          <w:lang w:val="en-US" w:eastAsia="zh-CN"/>
+        </w:rPr>
+        <w:t>小白：阿宣，我们就分开吧。</w:t>
+      </w:r>
+    </w:p>
+    <w:p>
+      <w:pPr>
+        <w:pStyle w:val="10"/>
+        <w:widowControl/>
+        <w:numPr>
+          <w:ilvl w:val="0"/>
+          <w:numId w:val="0"/>
+        </w:numPr>
+        <w:spacing w:line="240" w:lineRule="auto"/>
+        <w:jc w:val="left"/>
+        <w:rPr>
+          <w:rFonts w:hint="eastAsia" w:ascii="宋体" w:hAnsi="宋体" w:eastAsia="宋体"/>
+          <w:b w:val="0"/>
+          <w:bCs w:val="0"/>
+          <w:sz w:val="21"/>
+          <w:szCs w:val="21"/>
+          <w:lang w:val="en-US" w:eastAsia="zh-CN"/>
+        </w:rPr>
+      </w:pPr>
+      <w:r>
+        <w:rPr>
+          <w:rFonts w:hint="eastAsia" w:ascii="宋体" w:hAnsi="宋体" w:eastAsia="宋体"/>
+          <w:b w:val="0"/>
+          <w:bCs w:val="0"/>
+          <w:sz w:val="21"/>
+          <w:szCs w:val="21"/>
+          <w:lang w:val="en-US" w:eastAsia="zh-CN"/>
+        </w:rPr>
+        <w:t>阿宣：为什么？</w:t>
+      </w:r>
+    </w:p>
+    <w:p>
+      <w:pPr>
+        <w:pStyle w:val="10"/>
+        <w:widowControl/>
+        <w:numPr>
+          <w:ilvl w:val="0"/>
+          <w:numId w:val="0"/>
+        </w:numPr>
+        <w:spacing w:line="240" w:lineRule="auto"/>
+        <w:jc w:val="left"/>
+        <w:rPr>
+          <w:rFonts w:hint="eastAsia" w:ascii="宋体" w:hAnsi="宋体" w:eastAsia="宋体"/>
+          <w:b w:val="0"/>
+          <w:bCs w:val="0"/>
+          <w:sz w:val="21"/>
+          <w:szCs w:val="21"/>
+          <w:lang w:val="en-US" w:eastAsia="zh-CN"/>
+        </w:rPr>
+      </w:pPr>
+      <w:r>
+        <w:rPr>
+          <w:rFonts w:hint="eastAsia" w:ascii="宋体" w:hAnsi="宋体" w:eastAsia="宋体"/>
+          <w:b w:val="0"/>
+          <w:bCs w:val="0"/>
+          <w:sz w:val="21"/>
+          <w:szCs w:val="21"/>
+          <w:lang w:val="en-US" w:eastAsia="zh-CN"/>
+        </w:rPr>
+        <w:t>小白：天道无情，天地有规矩，有很多不想做，但不得不做的事。你是人，我是妖，你说过，有些事，记得不如忘了好。</w:t>
+      </w:r>
+    </w:p>
+    <w:p>
+      <w:pPr>
+        <w:pStyle w:val="10"/>
+        <w:widowControl/>
+        <w:numPr>
+          <w:ilvl w:val="0"/>
+          <w:numId w:val="0"/>
+        </w:numPr>
+        <w:spacing w:line="240" w:lineRule="auto"/>
+        <w:jc w:val="left"/>
+        <w:rPr>
+          <w:rFonts w:hint="default" w:ascii="宋体" w:hAnsi="宋体" w:eastAsia="宋体"/>
+          <w:b w:val="0"/>
+          <w:bCs w:val="0"/>
+          <w:sz w:val="21"/>
+          <w:szCs w:val="21"/>
+          <w:lang w:val="en-US" w:eastAsia="zh-CN"/>
+        </w:rPr>
+      </w:pPr>
+      <w:r>
+        <w:rPr>
+          <w:rFonts w:hint="eastAsia" w:ascii="宋体" w:hAnsi="宋体" w:eastAsia="宋体"/>
+          <w:b w:val="0"/>
+          <w:bCs w:val="0"/>
+          <w:sz w:val="21"/>
+          <w:szCs w:val="21"/>
+          <w:lang w:val="en-US" w:eastAsia="zh-CN"/>
+        </w:rPr>
+        <w:t>阿宣：你说得对，人妖两途，天道无情，但你我之间</w:t>
       </w:r>
       <w:bookmarkStart w:id="0" w:name="_GoBack"/>
       <w:bookmarkEnd w:id="0"/>
       <w:r>
         <w:rPr>
+          <w:rFonts w:hint="eastAsia" w:ascii="宋体" w:hAnsi="宋体" w:eastAsia="宋体"/>
+          <w:b w:val="0"/>
+          <w:bCs w:val="0"/>
+          <w:sz w:val="21"/>
+          <w:szCs w:val="21"/>
+          <w:lang w:val="en-US" w:eastAsia="zh-CN"/>
+        </w:rPr>
+        <w:t>是有的。我一定会有办法的，我会回来的，等我。</w:t>
+      </w:r>
+    </w:p>
+    <w:p>
+      <w:pPr>
+        <w:pStyle w:val="10"/>
+        <w:widowControl/>
+        <w:numPr>
+          <w:ilvl w:val="0"/>
+          <w:numId w:val="0"/>
+        </w:numPr>
+        <w:spacing w:line="240" w:lineRule="auto"/>
+        <w:jc w:val="left"/>
+        <w:rPr>
           <w:rFonts w:hint="default" w:ascii="宋体" w:hAnsi="宋体" w:eastAsia="宋体"/>
           <w:b w:val="0"/>
           <w:bCs w:val="0"/>
@@ -7313,30 +9115,19 @@
           <w:szCs w:val="21"/>
           <w:lang w:val="en-US" w:eastAsia="zh-CN"/>
         </w:rPr>
-        <w:t>复杂的情绪，既有愤怒，也有无奈。她冷冷地看着你，语气中带着一丝责备</w:t>
-      </w:r>
-      <w:r>
-        <w:rPr>
-          <w:rFonts w:hint="eastAsia" w:ascii="宋体" w:hAnsi="宋体" w:eastAsia="宋体"/>
-          <w:b w:val="0"/>
-          <w:bCs w:val="0"/>
-          <w:sz w:val="21"/>
-          <w:szCs w:val="21"/>
-          <w:lang w:val="en-US" w:eastAsia="zh-CN"/>
-        </w:rPr>
-        <w:t>。</w:t>
-      </w:r>
-    </w:p>
-    <w:p>
-      <w:pPr>
-        <w:pStyle w:val="10"/>
-        <w:widowControl/>
-        <w:numPr>
-          <w:ilvl w:val="0"/>
-          <w:numId w:val="0"/>
-        </w:numPr>
-        <w:spacing w:line="240" w:lineRule="auto"/>
-        <w:jc w:val="left"/>
+      </w:pPr>
+      <w:r>
+        <w:rPr>
+          <w:rFonts w:hint="eastAsia" w:ascii="宋体" w:hAnsi="宋体" w:eastAsia="宋体"/>
+          <w:b w:val="0"/>
+          <w:bCs w:val="0"/>
+          <w:sz w:val="21"/>
+          <w:szCs w:val="21"/>
+          <w:lang w:val="en-US" w:eastAsia="zh-CN"/>
+        </w:rPr>
+        <w:t>你</w:t>
+      </w:r>
+      <w:r>
         <w:rPr>
           <w:rFonts w:hint="default" w:ascii="宋体" w:hAnsi="宋体" w:eastAsia="宋体"/>
           <w:b w:val="0"/>
@@ -7345,17 +9136,18 @@
           <w:szCs w:val="21"/>
           <w:lang w:val="en-US" w:eastAsia="zh-CN"/>
         </w:rPr>
-      </w:pPr>
-      <w:r>
-        <w:rPr>
-          <w:rFonts w:hint="eastAsia" w:ascii="宋体" w:hAnsi="宋体" w:eastAsia="宋体"/>
-          <w:b w:val="0"/>
-          <w:bCs w:val="0"/>
-          <w:sz w:val="21"/>
-          <w:szCs w:val="21"/>
-          <w:lang w:val="en-US" w:eastAsia="zh-CN"/>
-        </w:rPr>
-        <w:t>小青</w:t>
+        <w:t>的心中充满了不舍和无奈，</w:t>
+      </w:r>
+      <w:r>
+        <w:rPr>
+          <w:rFonts w:hint="eastAsia" w:ascii="宋体" w:hAnsi="宋体" w:eastAsia="宋体"/>
+          <w:b w:val="0"/>
+          <w:bCs w:val="0"/>
+          <w:sz w:val="21"/>
+          <w:szCs w:val="21"/>
+          <w:lang w:val="en-US" w:eastAsia="zh-CN"/>
+        </w:rPr>
+        <w:t>你</w:t>
       </w:r>
       <w:r>
         <w:rPr>
@@ -7366,18 +9158,18 @@
           <w:szCs w:val="21"/>
           <w:lang w:val="en-US" w:eastAsia="zh-CN"/>
         </w:rPr>
-        <w:t>：小白，你到底在做什么？师傅派我来带你回去，没想到你竟然和</w:t>
-      </w:r>
-      <w:r>
-        <w:rPr>
-          <w:rFonts w:hint="eastAsia" w:ascii="宋体" w:hAnsi="宋体" w:eastAsia="宋体"/>
-          <w:b w:val="0"/>
-          <w:bCs w:val="0"/>
-          <w:sz w:val="21"/>
-          <w:szCs w:val="21"/>
-          <w:lang w:val="en-US" w:eastAsia="zh-CN"/>
-        </w:rPr>
-        <w:t>捕蛇人</w:t>
+        <w:t>知道这次离开可能意味着永远的分别，但</w:t>
+      </w:r>
+      <w:r>
+        <w:rPr>
+          <w:rFonts w:hint="eastAsia" w:ascii="宋体" w:hAnsi="宋体" w:eastAsia="宋体"/>
+          <w:b w:val="0"/>
+          <w:bCs w:val="0"/>
+          <w:sz w:val="21"/>
+          <w:szCs w:val="21"/>
+          <w:lang w:val="en-US" w:eastAsia="zh-CN"/>
+        </w:rPr>
+        <w:t>你</w:t>
       </w:r>
       <w:r>
         <w:rPr>
@@ -7388,19 +9180,20 @@
           <w:szCs w:val="21"/>
           <w:lang w:val="en-US" w:eastAsia="zh-CN"/>
         </w:rPr>
-        <w:t>混在一起，还和我动手！</w:t>
-      </w:r>
-    </w:p>
-    <w:p>
-      <w:pPr>
-        <w:pStyle w:val="10"/>
-        <w:widowControl/>
-        <w:numPr>
-          <w:ilvl w:val="0"/>
-          <w:numId w:val="0"/>
-        </w:numPr>
-        <w:spacing w:line="240" w:lineRule="auto"/>
-        <w:jc w:val="left"/>
+        <w:t>也明白，为了小青，为了妖族，</w:t>
+      </w:r>
+      <w:r>
+        <w:rPr>
+          <w:rFonts w:hint="eastAsia" w:ascii="宋体" w:hAnsi="宋体" w:eastAsia="宋体"/>
+          <w:b w:val="0"/>
+          <w:bCs w:val="0"/>
+          <w:sz w:val="21"/>
+          <w:szCs w:val="21"/>
+          <w:lang w:val="en-US" w:eastAsia="zh-CN"/>
+        </w:rPr>
+        <w:t>你</w:t>
+      </w:r>
+      <w:r>
         <w:rPr>
           <w:rFonts w:hint="default" w:ascii="宋体" w:hAnsi="宋体" w:eastAsia="宋体"/>
           <w:b w:val="0"/>
@@ -7409,8 +9202,19 @@
           <w:szCs w:val="21"/>
           <w:lang w:val="en-US" w:eastAsia="zh-CN"/>
         </w:rPr>
-      </w:pPr>
-      <w:r>
+        <w:t>必须做出选择。</w:t>
+      </w:r>
+    </w:p>
+    <w:p>
+      <w:pPr>
+        <w:pStyle w:val="10"/>
+        <w:widowControl/>
+        <w:numPr>
+          <w:ilvl w:val="0"/>
+          <w:numId w:val="0"/>
+        </w:numPr>
+        <w:spacing w:line="240" w:lineRule="auto"/>
+        <w:jc w:val="left"/>
         <w:rPr>
           <w:rFonts w:hint="default" w:ascii="宋体" w:hAnsi="宋体" w:eastAsia="宋体"/>
           <w:b w:val="0"/>
@@ -7419,19 +9223,19 @@
           <w:szCs w:val="21"/>
           <w:lang w:val="en-US" w:eastAsia="zh-CN"/>
         </w:rPr>
-        <w:t>你的心中涌起一股复杂的情绪，小青是你的妹妹，也是你最亲近的人之一。你从未想过会有一天，你们会在这种情况下对峙。</w:t>
-      </w:r>
-    </w:p>
-    <w:p>
-      <w:pPr>
-        <w:pStyle w:val="10"/>
-        <w:widowControl/>
-        <w:numPr>
-          <w:ilvl w:val="0"/>
-          <w:numId w:val="0"/>
-        </w:numPr>
-        <w:spacing w:line="240" w:lineRule="auto"/>
-        <w:jc w:val="left"/>
+      </w:pPr>
+      <w:r>
+        <w:rPr>
+          <w:rFonts w:hint="eastAsia" w:ascii="宋体" w:hAnsi="宋体" w:eastAsia="宋体"/>
+          <w:b w:val="0"/>
+          <w:bCs w:val="0"/>
+          <w:sz w:val="21"/>
+          <w:szCs w:val="21"/>
+          <w:lang w:val="en-US" w:eastAsia="zh-CN"/>
+        </w:rPr>
+        <w:t>你</w:t>
+      </w:r>
+      <w:r>
         <w:rPr>
           <w:rFonts w:hint="default" w:ascii="宋体" w:hAnsi="宋体" w:eastAsia="宋体"/>
           <w:b w:val="0"/>
@@ -7440,398 +9244,19 @@
           <w:szCs w:val="21"/>
           <w:lang w:val="en-US" w:eastAsia="zh-CN"/>
         </w:rPr>
-      </w:pPr>
-      <w:r>
-        <w:rPr>
-          <w:rFonts w:hint="eastAsia" w:ascii="宋体" w:hAnsi="宋体" w:eastAsia="宋体"/>
-          <w:b w:val="0"/>
-          <w:bCs w:val="0"/>
-          <w:sz w:val="21"/>
-          <w:szCs w:val="21"/>
-          <w:lang w:val="en-US" w:eastAsia="zh-CN"/>
-        </w:rPr>
-        <w:t>小白</w:t>
-      </w:r>
-      <w:r>
-        <w:rPr>
-          <w:rFonts w:hint="default" w:ascii="宋体" w:hAnsi="宋体" w:eastAsia="宋体"/>
-          <w:b w:val="0"/>
-          <w:bCs w:val="0"/>
-          <w:sz w:val="21"/>
-          <w:szCs w:val="21"/>
-          <w:lang w:val="en-US" w:eastAsia="zh-CN"/>
-        </w:rPr>
-        <w:t>：小青，我不是叛徒。阿宣不是普通的捕蛇人。他救了我，照顾我，甚至愿意为我放弃一切。</w:t>
-      </w:r>
-    </w:p>
-    <w:p>
-      <w:pPr>
-        <w:pStyle w:val="10"/>
-        <w:widowControl/>
-        <w:numPr>
-          <w:ilvl w:val="0"/>
-          <w:numId w:val="0"/>
-        </w:numPr>
-        <w:spacing w:line="240" w:lineRule="auto"/>
-        <w:jc w:val="left"/>
-        <w:rPr>
-          <w:rFonts w:hint="eastAsia" w:ascii="宋体" w:hAnsi="宋体" w:eastAsia="宋体"/>
-          <w:b w:val="0"/>
-          <w:bCs w:val="0"/>
-          <w:sz w:val="21"/>
-          <w:szCs w:val="21"/>
-          <w:lang w:val="en-US" w:eastAsia="zh-CN"/>
-        </w:rPr>
-      </w:pPr>
-      <w:r>
-        <w:rPr>
-          <w:rFonts w:hint="eastAsia" w:ascii="宋体" w:hAnsi="宋体" w:eastAsia="宋体"/>
-          <w:b w:val="0"/>
-          <w:bCs w:val="0"/>
-          <w:sz w:val="21"/>
-          <w:szCs w:val="21"/>
-          <w:lang w:val="en-US" w:eastAsia="zh-CN"/>
-        </w:rPr>
-        <w:t>小青：国师修炼的太阴真功，和我们蛇族同出一脉，他吸取我们的魂魄精华修炼他的功力，师傅恨透了国师，恨透了人，师傅说，人心险恶，只要是人就险恶！</w:t>
-      </w:r>
-    </w:p>
-    <w:p>
-      <w:pPr>
-        <w:pStyle w:val="10"/>
-        <w:widowControl/>
-        <w:numPr>
-          <w:ilvl w:val="0"/>
-          <w:numId w:val="0"/>
-        </w:numPr>
-        <w:spacing w:line="240" w:lineRule="auto"/>
-        <w:jc w:val="left"/>
-        <w:rPr>
-          <w:rFonts w:hint="eastAsia" w:ascii="宋体" w:hAnsi="宋体" w:eastAsia="宋体"/>
-          <w:b w:val="0"/>
-          <w:bCs w:val="0"/>
-          <w:sz w:val="21"/>
-          <w:szCs w:val="21"/>
-          <w:lang w:val="en-US" w:eastAsia="zh-CN"/>
-        </w:rPr>
-      </w:pPr>
-      <w:r>
-        <w:rPr>
-          <w:rFonts w:hint="eastAsia" w:ascii="宋体" w:hAnsi="宋体" w:eastAsia="宋体"/>
-          <w:b w:val="0"/>
-          <w:bCs w:val="0"/>
-          <w:sz w:val="21"/>
-          <w:szCs w:val="21"/>
-          <w:lang w:val="en-US" w:eastAsia="zh-CN"/>
-        </w:rPr>
-        <w:t>阿宣：原来国师修炼的是这么邪门的功法，我真的不知道他是这样的。</w:t>
-      </w:r>
-    </w:p>
-    <w:p>
-      <w:pPr>
-        <w:pStyle w:val="10"/>
-        <w:widowControl/>
-        <w:numPr>
-          <w:ilvl w:val="0"/>
-          <w:numId w:val="0"/>
-        </w:numPr>
-        <w:spacing w:line="240" w:lineRule="auto"/>
-        <w:jc w:val="left"/>
-        <w:rPr>
-          <w:rFonts w:hint="eastAsia" w:ascii="宋体" w:hAnsi="宋体" w:eastAsia="宋体"/>
-          <w:b w:val="0"/>
-          <w:bCs w:val="0"/>
-          <w:sz w:val="21"/>
-          <w:szCs w:val="21"/>
-          <w:lang w:val="en-US" w:eastAsia="zh-CN"/>
-        </w:rPr>
-      </w:pPr>
-      <w:r>
-        <w:rPr>
-          <w:rFonts w:hint="eastAsia" w:ascii="宋体" w:hAnsi="宋体" w:eastAsia="宋体"/>
-          <w:b w:val="0"/>
-          <w:bCs w:val="0"/>
-          <w:sz w:val="21"/>
-          <w:szCs w:val="21"/>
-          <w:lang w:val="en-US" w:eastAsia="zh-CN"/>
-        </w:rPr>
-        <w:t>小青：假惺惺，你一个捕蛇人，帮凶，帮凶就该死！我杀了你这个捕蛇人。</w:t>
-      </w:r>
-    </w:p>
-    <w:p>
-      <w:pPr>
-        <w:pStyle w:val="10"/>
-        <w:widowControl/>
-        <w:numPr>
-          <w:ilvl w:val="0"/>
-          <w:numId w:val="0"/>
-        </w:numPr>
-        <w:spacing w:line="240" w:lineRule="auto"/>
-        <w:jc w:val="left"/>
-        <w:rPr>
-          <w:rFonts w:hint="eastAsia" w:ascii="宋体" w:hAnsi="宋体" w:eastAsia="宋体"/>
-          <w:b w:val="0"/>
-          <w:bCs w:val="0"/>
-          <w:sz w:val="21"/>
-          <w:szCs w:val="21"/>
-          <w:lang w:val="en-US" w:eastAsia="zh-CN"/>
-        </w:rPr>
-      </w:pPr>
-      <w:r>
-        <w:rPr>
-          <w:rFonts w:hint="eastAsia" w:ascii="宋体" w:hAnsi="宋体" w:eastAsia="宋体"/>
-          <w:b w:val="0"/>
-          <w:bCs w:val="0"/>
-          <w:sz w:val="21"/>
-          <w:szCs w:val="21"/>
-          <w:lang w:val="en-US" w:eastAsia="zh-CN"/>
-        </w:rPr>
-        <w:t>说罢，小青又冲了出去，准备杀掉阿宣。</w:t>
-      </w:r>
-    </w:p>
-    <w:p>
-      <w:pPr>
-        <w:pStyle w:val="10"/>
-        <w:widowControl/>
-        <w:numPr>
-          <w:ilvl w:val="0"/>
-          <w:numId w:val="0"/>
-        </w:numPr>
-        <w:spacing w:line="240" w:lineRule="auto"/>
-        <w:jc w:val="left"/>
-        <w:rPr>
-          <w:rFonts w:hint="default" w:ascii="宋体" w:hAnsi="宋体" w:eastAsia="宋体"/>
-          <w:b w:val="0"/>
-          <w:bCs w:val="0"/>
-          <w:sz w:val="21"/>
-          <w:szCs w:val="21"/>
-          <w:lang w:val="en-US" w:eastAsia="zh-CN"/>
-        </w:rPr>
-      </w:pPr>
-      <w:r>
-        <w:rPr>
-          <w:rFonts w:hint="eastAsia" w:ascii="宋体" w:hAnsi="宋体" w:eastAsia="宋体"/>
-          <w:b w:val="0"/>
-          <w:bCs w:val="0"/>
-          <w:sz w:val="21"/>
-          <w:szCs w:val="21"/>
-          <w:lang w:val="en-US" w:eastAsia="zh-CN"/>
-        </w:rPr>
-        <w:t>选择：1.打晕小青。让她冷静。/2.再次言语相劝。/3.挡在阿宣身前。</w:t>
-      </w:r>
-    </w:p>
-    <w:p>
-      <w:pPr>
-        <w:pStyle w:val="10"/>
-        <w:widowControl/>
-        <w:numPr>
-          <w:ilvl w:val="0"/>
-          <w:numId w:val="0"/>
-        </w:numPr>
-        <w:spacing w:line="240" w:lineRule="auto"/>
-        <w:jc w:val="left"/>
-        <w:rPr>
-          <w:rFonts w:hint="eastAsia" w:ascii="宋体" w:hAnsi="宋体" w:eastAsia="宋体"/>
-          <w:b w:val="0"/>
-          <w:bCs w:val="0"/>
-          <w:color w:val="FF0000"/>
-          <w:sz w:val="21"/>
-          <w:szCs w:val="21"/>
-          <w:lang w:val="en-US" w:eastAsia="zh-CN"/>
-        </w:rPr>
-      </w:pPr>
-      <w:r>
-        <w:rPr>
-          <w:rFonts w:hint="eastAsia" w:ascii="宋体" w:hAnsi="宋体" w:eastAsia="宋体"/>
-          <w:b w:val="0"/>
-          <w:bCs w:val="0"/>
-          <w:sz w:val="21"/>
-          <w:szCs w:val="21"/>
-          <w:lang w:val="en-US" w:eastAsia="zh-CN"/>
-        </w:rPr>
-        <w:t>1.你尝试从后背给小青一击，力道不重，恰好能击昏她，你将她安置在一个安全的地方，随后和阿宣踏上了回村的旅途，但是行至半路，小青又追了上来</w:t>
-      </w:r>
-      <w:r>
-        <w:rPr>
-          <w:rFonts w:hint="eastAsia" w:ascii="宋体" w:hAnsi="宋体" w:eastAsia="宋体"/>
-          <w:b w:val="0"/>
-          <w:bCs w:val="0"/>
-          <w:color w:val="FF0000"/>
-          <w:sz w:val="21"/>
-          <w:szCs w:val="21"/>
-          <w:lang w:val="en-US" w:eastAsia="zh-CN"/>
-        </w:rPr>
-        <w:t>（返回上一次选择）</w:t>
-      </w:r>
-    </w:p>
-    <w:p>
-      <w:pPr>
-        <w:pStyle w:val="10"/>
-        <w:widowControl/>
-        <w:numPr>
-          <w:ilvl w:val="0"/>
-          <w:numId w:val="0"/>
-        </w:numPr>
-        <w:spacing w:line="240" w:lineRule="auto"/>
-        <w:jc w:val="left"/>
-        <w:rPr>
-          <w:rFonts w:hint="eastAsia" w:ascii="宋体" w:hAnsi="宋体" w:eastAsia="宋体"/>
-          <w:b w:val="0"/>
-          <w:bCs w:val="0"/>
-          <w:color w:val="auto"/>
-          <w:sz w:val="21"/>
-          <w:szCs w:val="21"/>
-          <w:lang w:val="en-US" w:eastAsia="zh-CN"/>
-        </w:rPr>
-      </w:pPr>
-      <w:r>
-        <w:rPr>
-          <w:rFonts w:hint="eastAsia" w:ascii="宋体" w:hAnsi="宋体" w:eastAsia="宋体"/>
-          <w:b w:val="0"/>
-          <w:bCs w:val="0"/>
-          <w:color w:val="auto"/>
-          <w:sz w:val="21"/>
-          <w:szCs w:val="21"/>
-          <w:lang w:val="en-US" w:eastAsia="zh-CN"/>
-        </w:rPr>
-        <w:t>2.你再次劝阻小青，但是她并没有理会你，只是一味的向阿宣追去。无奈的你只好追到阿宣身旁挡住小青的攻击。</w:t>
-      </w:r>
-      <w:r>
-        <w:rPr>
-          <w:rFonts w:hint="eastAsia" w:ascii="宋体" w:hAnsi="宋体" w:eastAsia="宋体"/>
-          <w:b w:val="0"/>
-          <w:bCs w:val="0"/>
-          <w:color w:val="FF0000"/>
-          <w:sz w:val="21"/>
-          <w:szCs w:val="21"/>
-          <w:lang w:val="en-US" w:eastAsia="zh-CN"/>
-        </w:rPr>
-        <w:t>（选2就是多了这一句话）</w:t>
-      </w:r>
-    </w:p>
-    <w:p>
-      <w:pPr>
-        <w:pStyle w:val="10"/>
-        <w:widowControl/>
-        <w:numPr>
-          <w:ilvl w:val="0"/>
-          <w:numId w:val="0"/>
-        </w:numPr>
-        <w:spacing w:line="240" w:lineRule="auto"/>
-        <w:jc w:val="left"/>
-        <w:rPr>
-          <w:rFonts w:hint="default" w:ascii="宋体" w:hAnsi="宋体" w:eastAsia="宋体"/>
-          <w:b w:val="0"/>
-          <w:bCs w:val="0"/>
-          <w:color w:val="auto"/>
-          <w:sz w:val="21"/>
-          <w:szCs w:val="21"/>
-          <w:lang w:val="en-US" w:eastAsia="zh-CN"/>
-        </w:rPr>
-      </w:pPr>
-    </w:p>
-    <w:p>
-      <w:pPr>
-        <w:pStyle w:val="10"/>
-        <w:widowControl/>
-        <w:numPr>
-          <w:ilvl w:val="0"/>
-          <w:numId w:val="0"/>
-        </w:numPr>
-        <w:spacing w:line="240" w:lineRule="auto"/>
-        <w:jc w:val="left"/>
-        <w:rPr>
-          <w:rFonts w:hint="default" w:ascii="宋体" w:hAnsi="宋体" w:eastAsia="宋体"/>
-          <w:b w:val="0"/>
-          <w:bCs w:val="0"/>
-          <w:color w:val="auto"/>
-          <w:sz w:val="21"/>
-          <w:szCs w:val="21"/>
-          <w:lang w:val="en-US" w:eastAsia="zh-CN"/>
-        </w:rPr>
-      </w:pPr>
-      <w:r>
-        <w:rPr>
-          <w:rFonts w:hint="eastAsia" w:ascii="宋体" w:hAnsi="宋体" w:eastAsia="宋体"/>
-          <w:b w:val="0"/>
-          <w:bCs w:val="0"/>
-          <w:color w:val="auto"/>
-          <w:sz w:val="21"/>
-          <w:szCs w:val="21"/>
-          <w:lang w:val="en-US" w:eastAsia="zh-CN"/>
-        </w:rPr>
-        <w:t>由于小青这次攻击用了全力，突然地面塌陷，你和阿宣掉入了一个地宫当中，你们连忙在入口彻底封死之前躲了进去，暂时逃脱了小青的追击。</w:t>
-      </w:r>
-    </w:p>
-    <w:p>
-      <w:pPr>
-        <w:pStyle w:val="10"/>
-        <w:widowControl/>
-        <w:numPr>
-          <w:ilvl w:val="0"/>
-          <w:numId w:val="0"/>
-        </w:numPr>
-        <w:spacing w:line="240" w:lineRule="auto"/>
-        <w:jc w:val="center"/>
-        <w:rPr>
-          <w:rFonts w:hint="eastAsia" w:ascii="宋体" w:hAnsi="宋体" w:eastAsia="宋体"/>
-          <w:b/>
-          <w:bCs/>
-          <w:sz w:val="21"/>
-          <w:szCs w:val="21"/>
-          <w:lang w:val="en-US" w:eastAsia="zh-CN"/>
-        </w:rPr>
-      </w:pPr>
-      <w:r>
-        <w:rPr>
-          <w:rFonts w:hint="eastAsia" w:ascii="宋体" w:hAnsi="宋体" w:eastAsia="宋体"/>
-          <w:b/>
-          <w:bCs/>
-          <w:sz w:val="21"/>
-          <w:szCs w:val="21"/>
-          <w:lang w:val="en-US" w:eastAsia="zh-CN"/>
-        </w:rPr>
-        <w:t>《第四章：地宫探秘》</w:t>
-      </w:r>
-    </w:p>
-    <w:p>
-      <w:pPr>
-        <w:pStyle w:val="10"/>
-        <w:widowControl/>
-        <w:numPr>
-          <w:ilvl w:val="0"/>
-          <w:numId w:val="0"/>
-        </w:numPr>
-        <w:spacing w:line="240" w:lineRule="auto"/>
-        <w:jc w:val="left"/>
-        <w:rPr>
-          <w:rFonts w:hint="eastAsia" w:ascii="宋体" w:hAnsi="宋体" w:eastAsia="宋体"/>
-          <w:b w:val="0"/>
-          <w:bCs w:val="0"/>
-          <w:sz w:val="21"/>
-          <w:szCs w:val="21"/>
-          <w:lang w:val="en-US" w:eastAsia="zh-CN"/>
-        </w:rPr>
-      </w:pPr>
-    </w:p>
-    <w:p>
-      <w:pPr>
-        <w:pStyle w:val="10"/>
-        <w:widowControl/>
-        <w:numPr>
-          <w:ilvl w:val="0"/>
-          <w:numId w:val="0"/>
-        </w:numPr>
-        <w:spacing w:line="240" w:lineRule="auto"/>
-        <w:jc w:val="left"/>
-        <w:rPr>
-          <w:rFonts w:hint="eastAsia" w:ascii="宋体" w:hAnsi="宋体" w:eastAsia="宋体"/>
-          <w:b w:val="0"/>
-          <w:bCs w:val="0"/>
-          <w:sz w:val="21"/>
-          <w:szCs w:val="21"/>
-          <w:lang w:val="en-US" w:eastAsia="zh-CN"/>
-        </w:rPr>
-      </w:pPr>
+        <w:t>和小青的身影渐渐消失在远方</w:t>
+      </w:r>
+      <w:r>
+        <w:rPr>
+          <w:rFonts w:hint="eastAsia" w:ascii="宋体" w:hAnsi="宋体" w:eastAsia="宋体"/>
+          <w:b w:val="0"/>
+          <w:bCs w:val="0"/>
+          <w:sz w:val="21"/>
+          <w:szCs w:val="21"/>
+          <w:lang w:val="en-US" w:eastAsia="zh-CN"/>
+        </w:rPr>
+        <w:t>，而阿宣和肚兜也踏上了另一条道路。</w:t>
+      </w:r>
     </w:p>
     <w:p>
       <w:pPr>
@@ -8042,7 +9467,7 @@
           <w:color w:val="auto"/>
           <w:lang w:val="en-US" w:eastAsia="zh-CN"/>
         </w:rPr>
-        <w:t>小游戏三：拼图</w:t>
+        <w:t>小游戏三：拼图，也是地宫那里</w:t>
       </w:r>
     </w:p>
     <w:p>
@@ -8691,6 +10116,12 @@
             <w:insideH w:val="none" w:color="auto" w:sz="0" w:space="0"/>
             <w:insideV w:val="none" w:color="auto" w:sz="0" w:space="0"/>
           </w:tblBorders>
+          <w:tblCellMar>
+            <w:top w:w="0" w:type="dxa"/>
+            <w:left w:w="108" w:type="dxa"/>
+            <w:bottom w:w="0" w:type="dxa"/>
+            <w:right w:w="108" w:type="dxa"/>
+          </w:tblCellMar>
         </w:tblPrEx>
         <w:trPr>
           <w:jc w:val="center"/>

--- a/《白蛇之旅》——小游戏设计策划案.docx
+++ b/《白蛇之旅》——小游戏设计策划案.docx
@@ -9081,277 +9081,1243 @@
           <w:szCs w:val="21"/>
           <w:lang w:val="en-US" w:eastAsia="zh-CN"/>
         </w:rPr>
-        <w:t>阿宣：你说得对，人妖两途，天道无情，但你我之间</w:t>
-      </w:r>
+        <w:t>阿宣：你说得对，人妖两途，天道无情，但你我之间是有的。我一定会有办法的，我会回来的，等我。</w:t>
+      </w:r>
+    </w:p>
+    <w:p>
+      <w:pPr>
+        <w:pStyle w:val="10"/>
+        <w:widowControl/>
+        <w:numPr>
+          <w:ilvl w:val="0"/>
+          <w:numId w:val="0"/>
+        </w:numPr>
+        <w:spacing w:line="240" w:lineRule="auto"/>
+        <w:jc w:val="left"/>
+        <w:rPr>
+          <w:rFonts w:hint="default" w:ascii="宋体" w:hAnsi="宋体" w:eastAsia="宋体"/>
+          <w:b w:val="0"/>
+          <w:bCs w:val="0"/>
+          <w:sz w:val="21"/>
+          <w:szCs w:val="21"/>
+          <w:lang w:val="en-US" w:eastAsia="zh-CN"/>
+        </w:rPr>
+      </w:pPr>
+      <w:r>
+        <w:rPr>
+          <w:rFonts w:hint="eastAsia" w:ascii="宋体" w:hAnsi="宋体" w:eastAsia="宋体"/>
+          <w:b w:val="0"/>
+          <w:bCs w:val="0"/>
+          <w:sz w:val="21"/>
+          <w:szCs w:val="21"/>
+          <w:lang w:val="en-US" w:eastAsia="zh-CN"/>
+        </w:rPr>
+        <w:t>你</w:t>
+      </w:r>
+      <w:r>
+        <w:rPr>
+          <w:rFonts w:hint="default" w:ascii="宋体" w:hAnsi="宋体" w:eastAsia="宋体"/>
+          <w:b w:val="0"/>
+          <w:bCs w:val="0"/>
+          <w:sz w:val="21"/>
+          <w:szCs w:val="21"/>
+          <w:lang w:val="en-US" w:eastAsia="zh-CN"/>
+        </w:rPr>
+        <w:t>的心中充满了不舍和无奈，</w:t>
+      </w:r>
+      <w:r>
+        <w:rPr>
+          <w:rFonts w:hint="eastAsia" w:ascii="宋体" w:hAnsi="宋体" w:eastAsia="宋体"/>
+          <w:b w:val="0"/>
+          <w:bCs w:val="0"/>
+          <w:sz w:val="21"/>
+          <w:szCs w:val="21"/>
+          <w:lang w:val="en-US" w:eastAsia="zh-CN"/>
+        </w:rPr>
+        <w:t>你</w:t>
+      </w:r>
+      <w:r>
+        <w:rPr>
+          <w:rFonts w:hint="default" w:ascii="宋体" w:hAnsi="宋体" w:eastAsia="宋体"/>
+          <w:b w:val="0"/>
+          <w:bCs w:val="0"/>
+          <w:sz w:val="21"/>
+          <w:szCs w:val="21"/>
+          <w:lang w:val="en-US" w:eastAsia="zh-CN"/>
+        </w:rPr>
+        <w:t>知道这次离开可能意味着永远的分别，但</w:t>
+      </w:r>
+      <w:r>
+        <w:rPr>
+          <w:rFonts w:hint="eastAsia" w:ascii="宋体" w:hAnsi="宋体" w:eastAsia="宋体"/>
+          <w:b w:val="0"/>
+          <w:bCs w:val="0"/>
+          <w:sz w:val="21"/>
+          <w:szCs w:val="21"/>
+          <w:lang w:val="en-US" w:eastAsia="zh-CN"/>
+        </w:rPr>
+        <w:t>你</w:t>
+      </w:r>
+      <w:r>
+        <w:rPr>
+          <w:rFonts w:hint="default" w:ascii="宋体" w:hAnsi="宋体" w:eastAsia="宋体"/>
+          <w:b w:val="0"/>
+          <w:bCs w:val="0"/>
+          <w:sz w:val="21"/>
+          <w:szCs w:val="21"/>
+          <w:lang w:val="en-US" w:eastAsia="zh-CN"/>
+        </w:rPr>
+        <w:t>也明白，为了小青，为了妖族，</w:t>
+      </w:r>
+      <w:r>
+        <w:rPr>
+          <w:rFonts w:hint="eastAsia" w:ascii="宋体" w:hAnsi="宋体" w:eastAsia="宋体"/>
+          <w:b w:val="0"/>
+          <w:bCs w:val="0"/>
+          <w:sz w:val="21"/>
+          <w:szCs w:val="21"/>
+          <w:lang w:val="en-US" w:eastAsia="zh-CN"/>
+        </w:rPr>
+        <w:t>你</w:t>
+      </w:r>
+      <w:r>
+        <w:rPr>
+          <w:rFonts w:hint="default" w:ascii="宋体" w:hAnsi="宋体" w:eastAsia="宋体"/>
+          <w:b w:val="0"/>
+          <w:bCs w:val="0"/>
+          <w:sz w:val="21"/>
+          <w:szCs w:val="21"/>
+          <w:lang w:val="en-US" w:eastAsia="zh-CN"/>
+        </w:rPr>
+        <w:t>必须做出选择。</w:t>
+      </w:r>
+    </w:p>
+    <w:p>
+      <w:pPr>
+        <w:pStyle w:val="10"/>
+        <w:widowControl/>
+        <w:numPr>
+          <w:ilvl w:val="0"/>
+          <w:numId w:val="0"/>
+        </w:numPr>
+        <w:spacing w:line="240" w:lineRule="auto"/>
+        <w:jc w:val="left"/>
+        <w:rPr>
+          <w:rFonts w:hint="default" w:ascii="宋体" w:hAnsi="宋体" w:eastAsia="宋体"/>
+          <w:b w:val="0"/>
+          <w:bCs w:val="0"/>
+          <w:sz w:val="21"/>
+          <w:szCs w:val="21"/>
+          <w:lang w:val="en-US" w:eastAsia="zh-CN"/>
+        </w:rPr>
+      </w:pPr>
+      <w:r>
+        <w:rPr>
+          <w:rFonts w:hint="eastAsia" w:ascii="宋体" w:hAnsi="宋体" w:eastAsia="宋体"/>
+          <w:b w:val="0"/>
+          <w:bCs w:val="0"/>
+          <w:sz w:val="21"/>
+          <w:szCs w:val="21"/>
+          <w:lang w:val="en-US" w:eastAsia="zh-CN"/>
+        </w:rPr>
+        <w:t>你</w:t>
+      </w:r>
+      <w:r>
+        <w:rPr>
+          <w:rFonts w:hint="default" w:ascii="宋体" w:hAnsi="宋体" w:eastAsia="宋体"/>
+          <w:b w:val="0"/>
+          <w:bCs w:val="0"/>
+          <w:sz w:val="21"/>
+          <w:szCs w:val="21"/>
+          <w:lang w:val="en-US" w:eastAsia="zh-CN"/>
+        </w:rPr>
+        <w:t>和小青的身影渐渐消失在远方</w:t>
+      </w:r>
+      <w:r>
+        <w:rPr>
+          <w:rFonts w:hint="eastAsia" w:ascii="宋体" w:hAnsi="宋体" w:eastAsia="宋体"/>
+          <w:b w:val="0"/>
+          <w:bCs w:val="0"/>
+          <w:sz w:val="21"/>
+          <w:szCs w:val="21"/>
+          <w:lang w:val="en-US" w:eastAsia="zh-CN"/>
+        </w:rPr>
+        <w:t>，而阿宣和肚兜也踏上了另一条道路。</w:t>
+      </w:r>
+    </w:p>
+    <w:p>
+      <w:pPr>
+        <w:pStyle w:val="10"/>
+        <w:widowControl/>
+        <w:numPr>
+          <w:ilvl w:val="0"/>
+          <w:numId w:val="0"/>
+        </w:numPr>
+        <w:spacing w:line="240" w:lineRule="auto"/>
+        <w:jc w:val="center"/>
+        <w:rPr>
+          <w:rFonts w:hint="eastAsia"/>
+          <w:b w:val="0"/>
+          <w:bCs w:val="0"/>
+          <w:color w:val="auto"/>
+          <w:lang w:val="en-US" w:eastAsia="zh-CN"/>
+        </w:rPr>
+      </w:pPr>
+      <w:r>
+        <w:rPr>
+          <w:rFonts w:hint="eastAsia" w:ascii="宋体" w:hAnsi="宋体" w:eastAsia="宋体"/>
+          <w:b/>
+          <w:bCs/>
+          <w:sz w:val="21"/>
+          <w:szCs w:val="21"/>
+          <w:lang w:val="en-US" w:eastAsia="zh-CN"/>
+        </w:rPr>
+        <w:t>《第五章：我变大了，也变强了》</w:t>
+      </w:r>
+    </w:p>
+    <w:p>
+      <w:pPr>
+        <w:rPr>
+          <w:rFonts w:hint="eastAsia"/>
+          <w:b w:val="0"/>
+          <w:bCs w:val="0"/>
+          <w:color w:val="auto"/>
+          <w:lang w:val="en-US" w:eastAsia="zh-CN"/>
+        </w:rPr>
+      </w:pPr>
+      <w:r>
+        <w:rPr>
+          <w:rFonts w:hint="eastAsia"/>
+          <w:b w:val="0"/>
+          <w:bCs w:val="0"/>
+          <w:color w:val="auto"/>
+          <w:lang w:val="en-US" w:eastAsia="zh-CN"/>
+        </w:rPr>
+        <w:t>夜色将至，你和小青在一座废弃的寺庙里过夜，四周荒凉而寂静，只有风声在耳边低语。你们找了一处相对干燥的地方，点燃了一堆小火，火光在黑暗中跳跃，为这荒凉的寺庙增添了一丝温暖。</w:t>
+      </w:r>
+    </w:p>
+    <w:p>
+      <w:pPr>
+        <w:pBdr>
+          <w:top w:val="single" w:color="auto" w:sz="4" w:space="0"/>
+          <w:left w:val="single" w:color="auto" w:sz="4" w:space="0"/>
+          <w:bottom w:val="single" w:color="auto" w:sz="4" w:space="0"/>
+          <w:right w:val="single" w:color="auto" w:sz="4" w:space="0"/>
+        </w:pBdr>
+        <w:rPr>
+          <w:rFonts w:hint="default"/>
+          <w:b w:val="0"/>
+          <w:bCs w:val="0"/>
+          <w:color w:val="auto"/>
+          <w:lang w:val="en-US" w:eastAsia="zh-CN"/>
+        </w:rPr>
+      </w:pPr>
+      <w:r>
+        <w:rPr>
+          <w:rFonts w:hint="eastAsia"/>
+          <w:b/>
+          <w:bCs/>
+          <w:color w:val="0000FF"/>
+          <w:lang w:val="en-US" w:eastAsia="zh-CN"/>
+        </w:rPr>
+        <w:t>选择：</w:t>
+      </w:r>
+      <w:r>
+        <w:rPr>
+          <w:rFonts w:hint="eastAsia"/>
+          <w:b w:val="0"/>
+          <w:bCs w:val="0"/>
+          <w:color w:val="auto"/>
+          <w:lang w:val="en-US" w:eastAsia="zh-CN"/>
+        </w:rPr>
+        <w:t>1.放松警惕，安稳睡去。/2.提醒小青保持警惕。</w:t>
+      </w:r>
+    </w:p>
+    <w:p>
+      <w:pPr>
+        <w:rPr>
+          <w:rFonts w:hint="eastAsia"/>
+          <w:b w:val="0"/>
+          <w:bCs w:val="0"/>
+          <w:color w:val="auto"/>
+          <w:lang w:val="en-US" w:eastAsia="zh-CN"/>
+        </w:rPr>
+      </w:pPr>
+      <w:r>
+        <w:rPr>
+          <w:rFonts w:hint="eastAsia"/>
+          <w:b w:val="0"/>
+          <w:bCs w:val="0"/>
+          <w:color w:val="auto"/>
+          <w:lang w:val="en-US" w:eastAsia="zh-CN"/>
+        </w:rPr>
+        <w:t>1.虽然你放松了警惕，但是小青主动承担起了守夜的责任，也正是因为有她在，你才能如此安心。</w:t>
+      </w:r>
+    </w:p>
+    <w:p>
+      <w:pPr>
+        <w:rPr>
+          <w:rFonts w:hint="eastAsia"/>
+          <w:b w:val="0"/>
+          <w:bCs w:val="0"/>
+          <w:color w:val="auto"/>
+          <w:lang w:val="en-US" w:eastAsia="zh-CN"/>
+        </w:rPr>
+      </w:pPr>
+      <w:r>
+        <w:rPr>
+          <w:rFonts w:hint="default"/>
+          <w:b w:val="0"/>
+          <w:bCs w:val="0"/>
+          <w:color w:val="auto"/>
+          <w:lang w:val="en-US" w:eastAsia="zh-CN"/>
+        </w:rPr>
+        <w:t>突然，一阵强烈的法力波动打破了夜晚的宁静，你猛地睁开眼睛，只见国师的弟子驾着三头仙鹤闯了进来。</w:t>
+      </w:r>
+      <w:r>
+        <w:rPr>
+          <w:rFonts w:hint="eastAsia"/>
+          <w:b w:val="0"/>
+          <w:bCs w:val="0"/>
+          <w:color w:val="auto"/>
+          <w:lang w:val="en-US" w:eastAsia="zh-CN"/>
+        </w:rPr>
+        <w:t>你被打了一个措手不及，幸好小青反应迅速，保护你躲过了第一波攻势，这才让你免于受伤。</w:t>
+      </w:r>
+    </w:p>
+    <w:p>
+      <w:pPr>
+        <w:rPr>
+          <w:rFonts w:hint="eastAsia"/>
+          <w:b w:val="0"/>
+          <w:bCs w:val="0"/>
+          <w:color w:val="auto"/>
+          <w:lang w:val="en-US" w:eastAsia="zh-CN"/>
+        </w:rPr>
+      </w:pPr>
+      <w:r>
+        <w:rPr>
+          <w:rFonts w:hint="eastAsia"/>
+          <w:b w:val="0"/>
+          <w:bCs w:val="0"/>
+          <w:color w:val="auto"/>
+          <w:lang w:val="en-US" w:eastAsia="zh-CN"/>
+        </w:rPr>
+        <w:t>2.小白：小青，我们得保持警惕，这里不安全。</w:t>
+      </w:r>
+    </w:p>
+    <w:p>
+      <w:pPr>
+        <w:rPr>
+          <w:rFonts w:hint="eastAsia"/>
+          <w:b w:val="0"/>
+          <w:bCs w:val="0"/>
+          <w:color w:val="auto"/>
+          <w:lang w:val="en-US" w:eastAsia="zh-CN"/>
+        </w:rPr>
+      </w:pPr>
+      <w:r>
+        <w:rPr>
+          <w:rFonts w:hint="eastAsia"/>
+          <w:b w:val="0"/>
+          <w:bCs w:val="0"/>
+          <w:color w:val="auto"/>
+          <w:lang w:val="en-US" w:eastAsia="zh-CN"/>
+        </w:rPr>
+        <w:t>小青：（点头）我知道，姐姐。我会守夜，你先休息一会儿。</w:t>
+      </w:r>
+    </w:p>
+    <w:p>
+      <w:pPr>
+        <w:rPr>
+          <w:rFonts w:hint="default"/>
+          <w:b w:val="0"/>
+          <w:bCs w:val="0"/>
+          <w:color w:val="auto"/>
+          <w:lang w:val="en-US" w:eastAsia="zh-CN"/>
+        </w:rPr>
+      </w:pPr>
+      <w:r>
+        <w:rPr>
+          <w:rFonts w:hint="eastAsia"/>
+          <w:b w:val="0"/>
+          <w:bCs w:val="0"/>
+          <w:color w:val="auto"/>
+          <w:lang w:val="en-US" w:eastAsia="zh-CN"/>
+        </w:rPr>
+        <w:t>你虽然疲惫，但心中的不安让你难以入眠。你靠在墙角，闭上眼睛，试图通过冥想来恢复体力和精神。</w:t>
+      </w:r>
+    </w:p>
+    <w:p>
+      <w:pPr>
+        <w:rPr>
+          <w:rFonts w:hint="eastAsia"/>
+          <w:b w:val="0"/>
+          <w:bCs w:val="0"/>
+          <w:color w:val="auto"/>
+          <w:lang w:val="en-US" w:eastAsia="zh-CN"/>
+        </w:rPr>
+      </w:pPr>
+      <w:r>
+        <w:rPr>
+          <w:rFonts w:hint="eastAsia"/>
+          <w:b w:val="0"/>
+          <w:bCs w:val="0"/>
+          <w:color w:val="auto"/>
+          <w:lang w:val="en-US" w:eastAsia="zh-CN"/>
+        </w:rPr>
+        <w:t>突然，一阵强烈的法力波动打破了夜晚的宁静，你猛地睁开眼睛，只见国师的弟子驾着三头仙鹤闯了进来。他的眼神中充满了敌意和自信，显然他记得你在刺杀国师时的失败。</w:t>
+      </w:r>
+    </w:p>
+    <w:p>
+      <w:pPr>
+        <w:rPr>
+          <w:rFonts w:hint="eastAsia"/>
+          <w:b w:val="0"/>
+          <w:bCs w:val="0"/>
+          <w:color w:val="auto"/>
+          <w:lang w:val="en-US" w:eastAsia="zh-CN"/>
+        </w:rPr>
+      </w:pPr>
+    </w:p>
+    <w:p>
+      <w:pPr>
+        <w:rPr>
+          <w:rFonts w:hint="eastAsia"/>
+          <w:b w:val="0"/>
+          <w:bCs w:val="0"/>
+          <w:color w:val="auto"/>
+          <w:lang w:val="en-US" w:eastAsia="zh-CN"/>
+        </w:rPr>
+      </w:pPr>
+      <w:r>
+        <w:rPr>
+          <w:rFonts w:hint="eastAsia"/>
+          <w:b w:val="0"/>
+          <w:bCs w:val="0"/>
+          <w:color w:val="auto"/>
+          <w:lang w:val="en-US" w:eastAsia="zh-CN"/>
+        </w:rPr>
+        <w:t>国师弟子：（冷笑）没想到吧，蛇妖，我们又见面了。这次，你不会再有机会逃脱了。</w:t>
+      </w:r>
+    </w:p>
+    <w:p>
+      <w:pPr>
+        <w:rPr>
+          <w:rFonts w:hint="eastAsia"/>
+          <w:b w:val="0"/>
+          <w:bCs w:val="0"/>
+          <w:color w:val="auto"/>
+          <w:lang w:val="en-US" w:eastAsia="zh-CN"/>
+        </w:rPr>
+      </w:pPr>
+      <w:r>
+        <w:rPr>
+          <w:rFonts w:hint="eastAsia"/>
+          <w:b w:val="0"/>
+          <w:bCs w:val="0"/>
+          <w:color w:val="auto"/>
+          <w:lang w:val="en-US" w:eastAsia="zh-CN"/>
+        </w:rPr>
+        <w:t>小白：你是怎么找到我们的？</w:t>
+      </w:r>
+    </w:p>
+    <w:p>
+      <w:pPr>
+        <w:rPr>
+          <w:rFonts w:hint="eastAsia"/>
+          <w:b w:val="0"/>
+          <w:bCs w:val="0"/>
+          <w:color w:val="auto"/>
+          <w:lang w:val="en-US" w:eastAsia="zh-CN"/>
+        </w:rPr>
+      </w:pPr>
+      <w:r>
+        <w:rPr>
+          <w:rFonts w:hint="eastAsia"/>
+          <w:b w:val="0"/>
+          <w:bCs w:val="0"/>
+          <w:color w:val="auto"/>
+          <w:lang w:val="en-US" w:eastAsia="zh-CN"/>
+        </w:rPr>
+        <w:t>国师弟子：国师的法力无边，你们的行踪早已被我们掌握。今天，我要彻底消灭你这个妖孽。</w:t>
+      </w:r>
+    </w:p>
+    <w:p>
+      <w:pPr>
+        <w:rPr>
+          <w:rFonts w:hint="eastAsia"/>
+          <w:b w:val="0"/>
+          <w:bCs w:val="0"/>
+          <w:color w:val="auto"/>
+          <w:lang w:val="en-US" w:eastAsia="zh-CN"/>
+        </w:rPr>
+      </w:pPr>
+      <w:r>
+        <w:rPr>
+          <w:rFonts w:hint="eastAsia"/>
+          <w:b w:val="0"/>
+          <w:bCs w:val="0"/>
+          <w:color w:val="auto"/>
+          <w:lang w:val="en-US" w:eastAsia="zh-CN"/>
+        </w:rPr>
+        <w:t>小青立刻站起身，拔出剑来，准备迎战。小白也迅速调整状态，准备与国师弟子决一死战。</w:t>
+      </w:r>
+    </w:p>
+    <w:p>
+      <w:pPr>
+        <w:rPr>
+          <w:rFonts w:hint="eastAsia"/>
+          <w:b w:val="0"/>
+          <w:bCs w:val="0"/>
+          <w:color w:val="auto"/>
+          <w:lang w:val="en-US" w:eastAsia="zh-CN"/>
+        </w:rPr>
+      </w:pPr>
+      <w:r>
+        <w:rPr>
+          <w:rFonts w:hint="eastAsia"/>
+          <w:b w:val="0"/>
+          <w:bCs w:val="0"/>
+          <w:color w:val="auto"/>
+          <w:lang w:val="en-US" w:eastAsia="zh-CN"/>
+        </w:rPr>
+        <w:t>小白：小青，我们不能让他得逞。保护好自己，我们并肩作战。</w:t>
+      </w:r>
+    </w:p>
+    <w:p>
+      <w:pPr>
+        <w:rPr>
+          <w:rFonts w:hint="eastAsia"/>
+          <w:b w:val="0"/>
+          <w:bCs w:val="0"/>
+          <w:color w:val="auto"/>
+          <w:lang w:val="en-US" w:eastAsia="zh-CN"/>
+        </w:rPr>
+      </w:pPr>
+      <w:r>
+        <w:rPr>
+          <w:rFonts w:hint="eastAsia"/>
+          <w:b w:val="0"/>
+          <w:bCs w:val="0"/>
+          <w:color w:val="auto"/>
+          <w:lang w:val="en-US" w:eastAsia="zh-CN"/>
+        </w:rPr>
+        <w:t>小青：姐姐，我们不会输的。</w:t>
+      </w:r>
+    </w:p>
+    <w:p>
+      <w:pPr>
+        <w:rPr>
+          <w:rFonts w:hint="eastAsia"/>
+          <w:b w:val="0"/>
+          <w:bCs w:val="0"/>
+          <w:color w:val="auto"/>
+          <w:lang w:val="en-US" w:eastAsia="zh-CN"/>
+        </w:rPr>
+      </w:pPr>
+      <w:r>
+        <w:rPr>
+          <w:rFonts w:hint="eastAsia"/>
+          <w:b w:val="0"/>
+          <w:bCs w:val="0"/>
+          <w:color w:val="auto"/>
+          <w:lang w:val="en-US" w:eastAsia="zh-CN"/>
+        </w:rPr>
+        <w:t>战斗一触即发，国师弟子施展法术，三头仙鹤发出尖锐的叫声，向你们扑来。小白和小青迅速展开反击，剑光与法术在空中交织，形成一幅激烈的战斗画面。</w:t>
+      </w:r>
+    </w:p>
+    <w:p>
+      <w:pPr>
+        <w:rPr>
+          <w:rFonts w:hint="default"/>
+          <w:b w:val="0"/>
+          <w:bCs w:val="0"/>
+          <w:color w:val="auto"/>
+          <w:lang w:val="en-US" w:eastAsia="zh-CN"/>
+        </w:rPr>
+      </w:pPr>
+      <w:r>
+        <w:rPr>
+          <w:rFonts w:hint="default"/>
+          <w:b w:val="0"/>
+          <w:bCs w:val="0"/>
+          <w:color w:val="auto"/>
+          <w:lang w:val="en-US" w:eastAsia="zh-CN"/>
+        </w:rPr>
+        <w:t>小白的法术与国师弟子的法术相撞，产生巨大的爆炸。寺庙的墙壁在爆炸中摇摇欲坠，尘土飞扬。小白和小青利用这个机会，迅速接近国师弟子，展开近战。</w:t>
+      </w:r>
+    </w:p>
+    <w:p>
+      <w:pPr>
+        <w:rPr>
+          <w:rFonts w:hint="eastAsia"/>
+          <w:b w:val="0"/>
+          <w:bCs w:val="0"/>
+          <w:color w:val="auto"/>
+          <w:lang w:val="en-US" w:eastAsia="zh-CN"/>
+        </w:rPr>
+      </w:pPr>
+      <w:r>
+        <w:rPr>
+          <w:rFonts w:hint="eastAsia"/>
+          <w:b w:val="0"/>
+          <w:bCs w:val="0"/>
+          <w:color w:val="auto"/>
+          <w:lang w:val="en-US" w:eastAsia="zh-CN"/>
+        </w:rPr>
+        <w:t>突然，你们被他施展的金丝法术牢牢困住，原来是在他进入寺庙之前就布下了陷阱，让你成为了笼中之鸟，眼看情况危及。你决定</w:t>
+      </w:r>
+    </w:p>
+    <w:p>
+      <w:pPr>
+        <w:pBdr>
+          <w:top w:val="single" w:color="auto" w:sz="4" w:space="0"/>
+          <w:left w:val="single" w:color="auto" w:sz="4" w:space="0"/>
+          <w:bottom w:val="single" w:color="auto" w:sz="4" w:space="0"/>
+          <w:right w:val="single" w:color="auto" w:sz="4" w:space="0"/>
+        </w:pBdr>
+        <w:rPr>
+          <w:rFonts w:hint="eastAsia"/>
+          <w:b w:val="0"/>
+          <w:bCs w:val="0"/>
+          <w:color w:val="auto"/>
+          <w:lang w:val="en-US" w:eastAsia="zh-CN"/>
+        </w:rPr>
+      </w:pPr>
+      <w:r>
+        <w:rPr>
+          <w:rFonts w:hint="eastAsia"/>
+          <w:b/>
+          <w:bCs/>
+          <w:color w:val="0000FF"/>
+          <w:lang w:val="en-US" w:eastAsia="zh-CN"/>
+        </w:rPr>
+        <w:t>选择：</w:t>
+      </w:r>
+      <w:r>
+        <w:rPr>
+          <w:rFonts w:hint="eastAsia"/>
+          <w:b w:val="0"/>
+          <w:bCs w:val="0"/>
+          <w:color w:val="auto"/>
+          <w:lang w:val="en-US" w:eastAsia="zh-CN"/>
+        </w:rPr>
+        <w:t>1.催动玉钗，激烈反抗。/2.催动玉钗，尝试偷袭。/3.束手就擒，见机行事。</w:t>
+      </w:r>
+    </w:p>
+    <w:p>
+      <w:pPr>
+        <w:rPr>
+          <w:rFonts w:hint="default"/>
+          <w:b w:val="0"/>
+          <w:bCs w:val="0"/>
+          <w:color w:val="auto"/>
+          <w:lang w:val="en-US" w:eastAsia="zh-CN"/>
+        </w:rPr>
+      </w:pPr>
+      <w:r>
+        <w:rPr>
+          <w:rFonts w:hint="eastAsia"/>
+          <w:b w:val="0"/>
+          <w:bCs w:val="0"/>
+          <w:color w:val="auto"/>
+          <w:lang w:val="en-US" w:eastAsia="zh-CN"/>
+        </w:rPr>
+        <w:t>1.你的脸上露出不甘之色，正准备拼死反抗，结果被占尽优势的国师弟子识破，先行将你打晕，玉钗也掉落在了地上。</w:t>
+      </w:r>
+    </w:p>
+    <w:p>
+      <w:pPr>
+        <w:pStyle w:val="10"/>
+        <w:widowControl/>
+        <w:numPr>
+          <w:ilvl w:val="0"/>
+          <w:numId w:val="0"/>
+        </w:numPr>
+        <w:spacing w:line="240" w:lineRule="auto"/>
+        <w:jc w:val="left"/>
+        <w:rPr>
+          <w:rFonts w:hint="eastAsia" w:ascii="宋体" w:hAnsi="宋体" w:eastAsia="宋体"/>
+          <w:b w:val="0"/>
+          <w:bCs w:val="0"/>
+          <w:color w:val="FF0000"/>
+          <w:sz w:val="21"/>
+          <w:szCs w:val="21"/>
+          <w:lang w:val="en-US" w:eastAsia="zh-CN"/>
+        </w:rPr>
+      </w:pPr>
+      <w:r>
+        <w:rPr>
+          <w:rFonts w:hint="eastAsia" w:ascii="宋体" w:hAnsi="宋体" w:eastAsia="宋体"/>
+          <w:b w:val="0"/>
+          <w:bCs w:val="0"/>
+          <w:sz w:val="21"/>
+          <w:szCs w:val="21"/>
+          <w:lang w:val="en-US" w:eastAsia="zh-CN"/>
+        </w:rPr>
+        <w:t>弥留之际，你的耳边传来了一道玄妙的声音，那是【生生不息的激荡】，你知道，这次又做错了选择，于是你回到了做出选择的前一刻。</w:t>
+      </w:r>
+      <w:r>
+        <w:rPr>
+          <w:rFonts w:hint="eastAsia" w:ascii="宋体" w:hAnsi="宋体" w:eastAsia="宋体"/>
+          <w:b w:val="0"/>
+          <w:bCs w:val="0"/>
+          <w:color w:val="FF0000"/>
+          <w:sz w:val="21"/>
+          <w:szCs w:val="21"/>
+          <w:lang w:val="en-US" w:eastAsia="zh-CN"/>
+        </w:rPr>
+        <w:t>（回到上一次选择）</w:t>
+      </w:r>
+    </w:p>
+    <w:p>
+      <w:pPr>
+        <w:pStyle w:val="10"/>
+        <w:widowControl/>
+        <w:numPr>
+          <w:ilvl w:val="0"/>
+          <w:numId w:val="0"/>
+        </w:numPr>
+        <w:spacing w:line="240" w:lineRule="auto"/>
+        <w:jc w:val="left"/>
+        <w:rPr>
+          <w:rFonts w:hint="default" w:asciiTheme="minorHAnsi" w:hAnsiTheme="minorHAnsi" w:eastAsiaTheme="minorEastAsia" w:cstheme="minorBidi"/>
+          <w:b w:val="0"/>
+          <w:bCs w:val="0"/>
+          <w:color w:val="auto"/>
+          <w:kern w:val="2"/>
+          <w:sz w:val="21"/>
+          <w:szCs w:val="24"/>
+          <w:lang w:val="en-US" w:eastAsia="zh-CN" w:bidi="ar-SA"/>
+        </w:rPr>
+      </w:pPr>
+      <w:r>
+        <w:rPr>
+          <w:rFonts w:hint="eastAsia" w:asciiTheme="minorHAnsi" w:hAnsiTheme="minorHAnsi" w:eastAsiaTheme="minorEastAsia" w:cstheme="minorBidi"/>
+          <w:b w:val="0"/>
+          <w:bCs w:val="0"/>
+          <w:color w:val="auto"/>
+          <w:kern w:val="2"/>
+          <w:sz w:val="21"/>
+          <w:szCs w:val="24"/>
+          <w:lang w:val="en-US" w:eastAsia="zh-CN" w:bidi="ar-SA"/>
+        </w:rPr>
+        <w:t>2.</w:t>
+      </w:r>
+      <w:r>
+        <w:rPr>
+          <w:rFonts w:hint="eastAsia" w:cstheme="minorBidi"/>
+          <w:b w:val="0"/>
+          <w:bCs w:val="0"/>
+          <w:color w:val="auto"/>
+          <w:kern w:val="2"/>
+          <w:sz w:val="21"/>
+          <w:szCs w:val="24"/>
+          <w:lang w:val="en-US" w:eastAsia="zh-CN" w:bidi="ar-SA"/>
+        </w:rPr>
+        <w:t>你尝试催动玉钗，打算偷袭敌人，结果被他抓个正找，他将你的玉钗抢了过来，正要仔细研究，不料此时小青突然暴起，用尽法力帮你挣脱了束缚。你趁此机会上前抓住了玉钗的另一头。</w:t>
+      </w:r>
+    </w:p>
+    <w:p>
+      <w:pPr>
+        <w:rPr>
+          <w:rFonts w:hint="eastAsia"/>
+          <w:b w:val="0"/>
+          <w:bCs w:val="0"/>
+          <w:color w:val="auto"/>
+          <w:lang w:val="en-US" w:eastAsia="zh-CN"/>
+        </w:rPr>
+      </w:pPr>
+      <w:r>
+        <w:rPr>
+          <w:rFonts w:hint="eastAsia"/>
+          <w:b w:val="0"/>
+          <w:bCs w:val="0"/>
+          <w:color w:val="auto"/>
+          <w:lang w:val="en-US" w:eastAsia="zh-CN"/>
+        </w:rPr>
+        <w:t>3.你装作束手就擒的样子，等到国师弟子认为胜券在握之时，你突然出手，催动玉钗，想要吸取他的法力。</w:t>
+      </w:r>
+    </w:p>
+    <w:p>
+      <w:pPr>
+        <w:rPr>
+          <w:rFonts w:hint="eastAsia"/>
+          <w:b w:val="0"/>
+          <w:bCs w:val="0"/>
+          <w:color w:val="auto"/>
+          <w:lang w:val="en-US" w:eastAsia="zh-CN"/>
+        </w:rPr>
+      </w:pPr>
+    </w:p>
+    <w:p>
+      <w:pPr>
+        <w:rPr>
+          <w:rFonts w:hint="eastAsia"/>
+          <w:b w:val="0"/>
+          <w:bCs w:val="0"/>
+          <w:color w:val="auto"/>
+          <w:lang w:val="en-US" w:eastAsia="zh-CN"/>
+        </w:rPr>
+      </w:pPr>
+      <w:r>
+        <w:rPr>
+          <w:rFonts w:hint="eastAsia"/>
+          <w:b w:val="0"/>
+          <w:bCs w:val="0"/>
+          <w:color w:val="auto"/>
+          <w:lang w:val="en-US" w:eastAsia="zh-CN"/>
+        </w:rPr>
+        <w:t>慌乱之中，国师弟子防御不及，只能抓住玉钗的尖端，防止你刺伤他，没想到刚一接触到玉钗，玉钗的尖端传来恐怖的吸力，他的法力便源源不断的传到了你的身上。</w:t>
+      </w:r>
+    </w:p>
+    <w:p>
+      <w:pPr>
+        <w:rPr>
+          <w:rFonts w:hint="eastAsia"/>
+          <w:b w:val="0"/>
+          <w:bCs w:val="0"/>
+          <w:color w:val="auto"/>
+          <w:lang w:val="en-US" w:eastAsia="zh-CN"/>
+        </w:rPr>
+      </w:pPr>
+      <w:r>
+        <w:rPr>
+          <w:rFonts w:hint="eastAsia"/>
+          <w:b w:val="0"/>
+          <w:bCs w:val="0"/>
+          <w:color w:val="auto"/>
+          <w:lang w:val="en-US" w:eastAsia="zh-CN"/>
+        </w:rPr>
+        <w:t>国师弟子：（恐惧地）不，你不能这样！</w:t>
+      </w:r>
+    </w:p>
+    <w:p>
+      <w:pPr>
+        <w:rPr>
+          <w:rFonts w:hint="eastAsia"/>
+          <w:b w:val="0"/>
+          <w:bCs w:val="0"/>
+          <w:color w:val="auto"/>
+          <w:lang w:val="en-US" w:eastAsia="zh-CN"/>
+        </w:rPr>
+      </w:pPr>
+      <w:r>
+        <w:rPr>
+          <w:rFonts w:hint="eastAsia"/>
+          <w:b w:val="0"/>
+          <w:bCs w:val="0"/>
+          <w:color w:val="auto"/>
+          <w:lang w:val="en-US" w:eastAsia="zh-CN"/>
+        </w:rPr>
+        <w:t>不到片刻，他就被你吸成了人干，见此情景，你决定：</w:t>
+      </w:r>
+    </w:p>
+    <w:p>
+      <w:pPr>
+        <w:pBdr>
+          <w:top w:val="single" w:color="auto" w:sz="4" w:space="0"/>
+          <w:left w:val="single" w:color="auto" w:sz="4" w:space="0"/>
+          <w:bottom w:val="single" w:color="auto" w:sz="4" w:space="0"/>
+          <w:right w:val="single" w:color="auto" w:sz="4" w:space="0"/>
+        </w:pBdr>
+        <w:rPr>
+          <w:rFonts w:hint="eastAsia"/>
+          <w:b w:val="0"/>
+          <w:bCs w:val="0"/>
+          <w:color w:val="auto"/>
+          <w:lang w:val="en-US" w:eastAsia="zh-CN"/>
+        </w:rPr>
+      </w:pPr>
+      <w:r>
+        <w:rPr>
+          <w:rFonts w:hint="eastAsia"/>
+          <w:b/>
+          <w:bCs/>
+          <w:color w:val="1D70F5"/>
+          <w:lang w:val="en-US" w:eastAsia="zh-CN"/>
+        </w:rPr>
+        <w:t>选择：</w:t>
+      </w:r>
+      <w:r>
+        <w:rPr>
+          <w:rFonts w:hint="eastAsia"/>
+          <w:b w:val="0"/>
+          <w:bCs w:val="0"/>
+          <w:color w:val="auto"/>
+          <w:lang w:val="en-US" w:eastAsia="zh-CN"/>
+        </w:rPr>
+        <w:t>1.停止吸取，留他一命。2.彻底榨干，壮大自身。</w:t>
+      </w:r>
+    </w:p>
+    <w:p>
+      <w:pPr>
+        <w:rPr>
+          <w:rFonts w:hint="default"/>
+          <w:b w:val="0"/>
+          <w:bCs w:val="0"/>
+          <w:color w:val="auto"/>
+          <w:lang w:val="en-US" w:eastAsia="zh-CN"/>
+        </w:rPr>
+      </w:pPr>
+      <w:r>
+        <w:rPr>
+          <w:rFonts w:hint="eastAsia"/>
+          <w:b w:val="0"/>
+          <w:bCs w:val="0"/>
+          <w:color w:val="auto"/>
+          <w:lang w:val="en-US" w:eastAsia="zh-CN"/>
+        </w:rPr>
+        <w:t>1.你知道他已经修为全废，无法反抗，你内心的善良告诉你不应该赶尽杀绝，于是你停止催动法宝，放他一命。但你由于吸收了大量的外来法力，导致你内息紊乱，不得不现出了原型，并且你的体型也在法力的加持下不断膨胀，挺起身子时超过了二十余米高的寺庙，甚至盘绕在了寺庙的废墟之上。</w:t>
+      </w:r>
+    </w:p>
+    <w:p>
+      <w:pPr>
+        <w:rPr>
+          <w:rFonts w:hint="eastAsia"/>
+          <w:b w:val="0"/>
+          <w:bCs w:val="0"/>
+          <w:color w:val="auto"/>
+          <w:lang w:val="en-US" w:eastAsia="zh-CN"/>
+        </w:rPr>
+      </w:pPr>
+      <w:r>
+        <w:rPr>
+          <w:rFonts w:hint="eastAsia"/>
+          <w:b w:val="0"/>
+          <w:bCs w:val="0"/>
+          <w:color w:val="auto"/>
+          <w:lang w:val="en-US" w:eastAsia="zh-CN"/>
+        </w:rPr>
+        <w:t>2.为了永决后患，你吸收了他的全部法力与精气，他一命呜呼，但你由于吸收了大量的外来法力，导致你内息紊乱，不得不现出了原型，并且你的体型也在法力的加持下不断膨胀，挺起身子时超过了二十余米高的寺庙，甚至盘绕在了寺庙的废墟之上。并且由于你过量使用玉钗，导致自己神志不清，你惊恐的发现自己不能随意控制自己的身体，大部分时间都只能靠本能行动。</w:t>
+      </w:r>
+    </w:p>
+    <w:p>
+      <w:pPr>
+        <w:rPr>
+          <w:rFonts w:hint="eastAsia"/>
+          <w:b w:val="0"/>
+          <w:bCs w:val="0"/>
+          <w:color w:val="auto"/>
+          <w:lang w:val="en-US" w:eastAsia="zh-CN"/>
+        </w:rPr>
+      </w:pPr>
+    </w:p>
+    <w:p>
+      <w:pPr>
+        <w:rPr>
+          <w:rFonts w:hint="eastAsia"/>
+          <w:b w:val="0"/>
+          <w:bCs w:val="0"/>
+          <w:color w:val="auto"/>
+          <w:lang w:val="en-US" w:eastAsia="zh-CN"/>
+        </w:rPr>
+      </w:pPr>
+      <w:r>
+        <w:rPr>
+          <w:rFonts w:hint="eastAsia"/>
+          <w:b w:val="0"/>
+          <w:bCs w:val="0"/>
+          <w:color w:val="auto"/>
+          <w:lang w:val="en-US" w:eastAsia="zh-CN"/>
+        </w:rPr>
+        <w:t>小青看出了你的状况不佳，于是为你带路，准备和即将来袭的国师决一死战，你们通过国师弟子知道了国师将会到捕蛇村的消息，便连忙赶了过去。</w:t>
+      </w:r>
+    </w:p>
+    <w:p>
+      <w:pPr>
+        <w:rPr>
+          <w:rFonts w:hint="eastAsia"/>
+          <w:b w:val="0"/>
+          <w:bCs w:val="0"/>
+          <w:color w:val="auto"/>
+          <w:lang w:val="en-US" w:eastAsia="zh-CN"/>
+        </w:rPr>
+      </w:pPr>
+      <w:r>
+        <w:rPr>
+          <w:rFonts w:hint="eastAsia"/>
+          <w:b w:val="0"/>
+          <w:bCs w:val="0"/>
+          <w:color w:val="auto"/>
+          <w:lang w:val="en-US" w:eastAsia="zh-CN"/>
+        </w:rPr>
+        <w:t>当你们来到了捕蛇村附近的峡谷，突然被出现的阿宣拦了下来，你和小青发现阿宣的屁股上长出来一条狗尾巴，这意味着他也变成了妖。</w:t>
+      </w:r>
+    </w:p>
+    <w:p>
+      <w:pPr>
+        <w:rPr>
+          <w:rFonts w:hint="default"/>
+          <w:b w:val="0"/>
+          <w:bCs w:val="0"/>
+          <w:color w:val="auto"/>
+          <w:lang w:val="en-US" w:eastAsia="zh-CN"/>
+        </w:rPr>
+      </w:pPr>
+      <w:r>
+        <w:rPr>
+          <w:rFonts w:hint="eastAsia"/>
+          <w:b w:val="0"/>
+          <w:bCs w:val="0"/>
+          <w:color w:val="auto"/>
+          <w:lang w:val="en-US" w:eastAsia="zh-CN"/>
+        </w:rPr>
+        <w:t>阿宣：小白，如果你与国师开战的话，村子就会毁了，不知有多少村民会家破人亡，收手吧。</w:t>
+      </w:r>
+    </w:p>
+    <w:p>
+      <w:pPr>
+        <w:rPr>
+          <w:rFonts w:hint="default"/>
+          <w:b w:val="0"/>
+          <w:bCs w:val="0"/>
+          <w:color w:val="auto"/>
+          <w:lang w:val="en-US" w:eastAsia="zh-CN"/>
+        </w:rPr>
+      </w:pPr>
+      <w:r>
+        <w:rPr>
+          <w:rFonts w:hint="eastAsia"/>
+          <w:b w:val="0"/>
+          <w:bCs w:val="0"/>
+          <w:color w:val="auto"/>
+          <w:lang w:val="en-US" w:eastAsia="zh-CN"/>
+        </w:rPr>
+        <w:t>阿宣</w:t>
+      </w:r>
+      <w:r>
+        <w:rPr>
+          <w:rFonts w:hint="default"/>
+          <w:b w:val="0"/>
+          <w:bCs w:val="0"/>
+          <w:color w:val="auto"/>
+          <w:lang w:val="en-US" w:eastAsia="zh-CN"/>
+        </w:rPr>
+        <w:t>：</w:t>
+      </w:r>
+      <w:r>
+        <w:rPr>
+          <w:rFonts w:hint="eastAsia"/>
+          <w:b w:val="0"/>
+          <w:bCs w:val="0"/>
+          <w:color w:val="auto"/>
+          <w:lang w:val="en-US" w:eastAsia="zh-CN"/>
+        </w:rPr>
+        <w:t>小白</w:t>
+      </w:r>
+      <w:r>
+        <w:rPr>
+          <w:rFonts w:hint="default"/>
+          <w:b w:val="0"/>
+          <w:bCs w:val="0"/>
+          <w:color w:val="auto"/>
+          <w:lang w:val="en-US" w:eastAsia="zh-CN"/>
+        </w:rPr>
+        <w:t>，你听我说，我把自己变成妖了，我们俩都是妖了。阿宣：你身形巨大，那又怎么样？天地这么大，容下多少山川湖海。我虽然是个最弱最小的妖，但我会拼尽全力去保护你。如果世间容不下我们，我们就一起去这天地的尽头，八荒四海，总有个容身之所。</w:t>
+      </w:r>
+    </w:p>
+    <w:p>
+      <w:pPr>
+        <w:rPr>
+          <w:rFonts w:hint="eastAsia"/>
+          <w:b w:val="0"/>
+          <w:bCs w:val="0"/>
+          <w:color w:val="auto"/>
+          <w:lang w:val="en-US" w:eastAsia="zh-CN"/>
+        </w:rPr>
+      </w:pPr>
+      <w:r>
+        <w:rPr>
+          <w:rFonts w:hint="eastAsia"/>
+          <w:b w:val="0"/>
+          <w:bCs w:val="0"/>
+          <w:color w:val="auto"/>
+          <w:lang w:val="en-US" w:eastAsia="zh-CN"/>
+        </w:rPr>
+        <w:t>正当你犹豫不决之际，异变突生，天空中突然升起一道半球形的壁垒，将你们三人困在了里面，黑色的大手从天而降，将你们三个牢牢压在了地上。</w:t>
+      </w:r>
+    </w:p>
+    <w:p>
+      <w:pPr>
+        <w:pStyle w:val="10"/>
+        <w:widowControl/>
+        <w:numPr>
+          <w:ilvl w:val="0"/>
+          <w:numId w:val="0"/>
+        </w:numPr>
+        <w:spacing w:line="240" w:lineRule="auto"/>
+        <w:jc w:val="center"/>
+        <w:rPr>
+          <w:rFonts w:hint="eastAsia" w:ascii="宋体" w:hAnsi="宋体" w:eastAsia="宋体"/>
+          <w:b/>
+          <w:bCs/>
+          <w:sz w:val="21"/>
+          <w:szCs w:val="21"/>
+          <w:lang w:val="en-US" w:eastAsia="zh-CN"/>
+        </w:rPr>
+      </w:pPr>
+      <w:r>
+        <w:rPr>
+          <w:rFonts w:hint="eastAsia" w:ascii="宋体" w:hAnsi="宋体" w:eastAsia="宋体"/>
+          <w:b/>
+          <w:bCs/>
+          <w:sz w:val="21"/>
+          <w:szCs w:val="21"/>
+          <w:lang w:val="en-US" w:eastAsia="zh-CN"/>
+        </w:rPr>
+        <w:t>《第六章：BOOS战×2》</w:t>
+      </w:r>
+    </w:p>
+    <w:p>
+      <w:pPr>
+        <w:pStyle w:val="10"/>
+        <w:widowControl/>
+        <w:numPr>
+          <w:ilvl w:val="0"/>
+          <w:numId w:val="0"/>
+        </w:numPr>
+        <w:spacing w:line="240" w:lineRule="auto"/>
+        <w:jc w:val="both"/>
+        <w:rPr>
+          <w:rFonts w:hint="default" w:ascii="宋体" w:hAnsi="宋体" w:eastAsia="宋体"/>
+          <w:b w:val="0"/>
+          <w:bCs w:val="0"/>
+          <w:sz w:val="21"/>
+          <w:szCs w:val="21"/>
+          <w:lang w:val="en-US" w:eastAsia="zh-CN"/>
+        </w:rPr>
+      </w:pPr>
+      <w:r>
+        <w:rPr>
+          <w:rFonts w:hint="eastAsia" w:ascii="宋体" w:hAnsi="宋体" w:eastAsia="宋体"/>
+          <w:b w:val="0"/>
+          <w:bCs w:val="0"/>
+          <w:sz w:val="21"/>
+          <w:szCs w:val="21"/>
+          <w:lang w:val="en-US" w:eastAsia="zh-CN"/>
+        </w:rPr>
+        <w:t>过了片刻，国师现身了。</w:t>
+      </w:r>
+    </w:p>
+    <w:p>
+      <w:pPr>
+        <w:rPr>
+          <w:rFonts w:hint="eastAsia"/>
+          <w:b w:val="0"/>
+          <w:bCs w:val="0"/>
+          <w:color w:val="auto"/>
+          <w:lang w:val="en-US" w:eastAsia="zh-CN"/>
+        </w:rPr>
+      </w:pPr>
+      <w:r>
+        <w:rPr>
+          <w:rFonts w:hint="eastAsia"/>
+          <w:b w:val="0"/>
+          <w:bCs w:val="0"/>
+          <w:color w:val="auto"/>
+          <w:lang w:val="en-US" w:eastAsia="zh-CN"/>
+        </w:rPr>
+        <w:t>国师：竟然是这么一条巨蟒，多亏了你这个小妖怪，才能预先布下这个困妖阵。你们就等着形神俱灭吧。</w:t>
+      </w:r>
+    </w:p>
+    <w:p>
+      <w:pPr>
+        <w:rPr>
+          <w:rFonts w:hint="default"/>
+          <w:b w:val="0"/>
+          <w:bCs w:val="0"/>
+          <w:color w:val="auto"/>
+          <w:lang w:val="en-US" w:eastAsia="zh-CN"/>
+        </w:rPr>
+      </w:pPr>
+      <w:r>
+        <w:rPr>
+          <w:rFonts w:hint="eastAsia"/>
+          <w:b w:val="0"/>
+          <w:bCs w:val="0"/>
+          <w:color w:val="auto"/>
+          <w:lang w:val="en-US" w:eastAsia="zh-CN"/>
+        </w:rPr>
+        <w:t>能看到天空之中出现了一道漩涡，不断有奇异的光从你们三人身上散出，被吸走。</w:t>
+      </w:r>
+    </w:p>
+    <w:p>
+      <w:pPr>
+        <w:rPr>
+          <w:rFonts w:hint="eastAsia"/>
+          <w:b w:val="0"/>
+          <w:bCs w:val="0"/>
+          <w:color w:val="auto"/>
+          <w:lang w:val="en-US" w:eastAsia="zh-CN"/>
+        </w:rPr>
+      </w:pPr>
+      <w:r>
+        <w:rPr>
+          <w:rFonts w:hint="eastAsia"/>
+          <w:b w:val="0"/>
+          <w:bCs w:val="0"/>
+          <w:color w:val="auto"/>
+          <w:lang w:val="en-US" w:eastAsia="zh-CN"/>
+        </w:rPr>
+        <w:t>阿宣：这是什么。</w:t>
+      </w:r>
+    </w:p>
+    <w:p>
+      <w:pPr>
+        <w:rPr>
+          <w:rFonts w:hint="eastAsia"/>
+          <w:b w:val="0"/>
+          <w:bCs w:val="0"/>
+          <w:color w:val="auto"/>
+          <w:lang w:val="en-US" w:eastAsia="zh-CN"/>
+        </w:rPr>
+      </w:pPr>
+      <w:r>
+        <w:rPr>
+          <w:rFonts w:hint="eastAsia"/>
+          <w:b w:val="0"/>
+          <w:bCs w:val="0"/>
+          <w:color w:val="auto"/>
+          <w:lang w:val="en-US" w:eastAsia="zh-CN"/>
+        </w:rPr>
+        <w:t>小白：这就是你的元神之气。等你元气散尽就魂飞魄散再无来世，再无来世。</w:t>
+      </w:r>
+    </w:p>
+    <w:p>
+      <w:pPr>
+        <w:rPr>
+          <w:rFonts w:hint="default"/>
+          <w:b w:val="0"/>
+          <w:bCs w:val="0"/>
+          <w:color w:val="auto"/>
+          <w:lang w:val="en-US" w:eastAsia="zh-CN"/>
+        </w:rPr>
+      </w:pPr>
+      <w:r>
+        <w:rPr>
+          <w:rFonts w:hint="eastAsia"/>
+          <w:b w:val="0"/>
+          <w:bCs w:val="0"/>
+          <w:color w:val="auto"/>
+          <w:lang w:val="en-US" w:eastAsia="zh-CN"/>
+        </w:rPr>
+        <w:t>国师：可惜呀可惜，这么炼了有些可惜。</w:t>
+      </w:r>
+    </w:p>
+    <w:p>
+      <w:pPr>
+        <w:rPr>
+          <w:rFonts w:hint="eastAsia"/>
+          <w:b w:val="0"/>
+          <w:bCs w:val="0"/>
+          <w:color w:val="auto"/>
+          <w:lang w:val="en-US" w:eastAsia="zh-CN"/>
+        </w:rPr>
+      </w:pPr>
       <w:bookmarkStart w:id="0" w:name="_GoBack"/>
       <w:bookmarkEnd w:id="0"/>
-      <w:r>
-        <w:rPr>
-          <w:rFonts w:hint="eastAsia" w:ascii="宋体" w:hAnsi="宋体" w:eastAsia="宋体"/>
-          <w:b w:val="0"/>
-          <w:bCs w:val="0"/>
-          <w:sz w:val="21"/>
-          <w:szCs w:val="21"/>
-          <w:lang w:val="en-US" w:eastAsia="zh-CN"/>
-        </w:rPr>
-        <w:t>是有的。我一定会有办法的，我会回来的，等我。</w:t>
-      </w:r>
-    </w:p>
-    <w:p>
-      <w:pPr>
-        <w:pStyle w:val="10"/>
-        <w:widowControl/>
-        <w:numPr>
-          <w:ilvl w:val="0"/>
-          <w:numId w:val="0"/>
-        </w:numPr>
-        <w:spacing w:line="240" w:lineRule="auto"/>
-        <w:jc w:val="left"/>
-        <w:rPr>
-          <w:rFonts w:hint="default" w:ascii="宋体" w:hAnsi="宋体" w:eastAsia="宋体"/>
-          <w:b w:val="0"/>
-          <w:bCs w:val="0"/>
-          <w:sz w:val="21"/>
-          <w:szCs w:val="21"/>
-          <w:lang w:val="en-US" w:eastAsia="zh-CN"/>
-        </w:rPr>
-      </w:pPr>
-      <w:r>
-        <w:rPr>
-          <w:rFonts w:hint="eastAsia" w:ascii="宋体" w:hAnsi="宋体" w:eastAsia="宋体"/>
-          <w:b w:val="0"/>
-          <w:bCs w:val="0"/>
-          <w:sz w:val="21"/>
-          <w:szCs w:val="21"/>
-          <w:lang w:val="en-US" w:eastAsia="zh-CN"/>
-        </w:rPr>
-        <w:t>你</w:t>
-      </w:r>
-      <w:r>
-        <w:rPr>
-          <w:rFonts w:hint="default" w:ascii="宋体" w:hAnsi="宋体" w:eastAsia="宋体"/>
-          <w:b w:val="0"/>
-          <w:bCs w:val="0"/>
-          <w:sz w:val="21"/>
-          <w:szCs w:val="21"/>
-          <w:lang w:val="en-US" w:eastAsia="zh-CN"/>
-        </w:rPr>
-        <w:t>的心中充满了不舍和无奈，</w:t>
-      </w:r>
-      <w:r>
-        <w:rPr>
-          <w:rFonts w:hint="eastAsia" w:ascii="宋体" w:hAnsi="宋体" w:eastAsia="宋体"/>
-          <w:b w:val="0"/>
-          <w:bCs w:val="0"/>
-          <w:sz w:val="21"/>
-          <w:szCs w:val="21"/>
-          <w:lang w:val="en-US" w:eastAsia="zh-CN"/>
-        </w:rPr>
-        <w:t>你</w:t>
-      </w:r>
-      <w:r>
-        <w:rPr>
-          <w:rFonts w:hint="default" w:ascii="宋体" w:hAnsi="宋体" w:eastAsia="宋体"/>
-          <w:b w:val="0"/>
-          <w:bCs w:val="0"/>
-          <w:sz w:val="21"/>
-          <w:szCs w:val="21"/>
-          <w:lang w:val="en-US" w:eastAsia="zh-CN"/>
-        </w:rPr>
-        <w:t>知道这次离开可能意味着永远的分别，但</w:t>
-      </w:r>
-      <w:r>
-        <w:rPr>
-          <w:rFonts w:hint="eastAsia" w:ascii="宋体" w:hAnsi="宋体" w:eastAsia="宋体"/>
-          <w:b w:val="0"/>
-          <w:bCs w:val="0"/>
-          <w:sz w:val="21"/>
-          <w:szCs w:val="21"/>
-          <w:lang w:val="en-US" w:eastAsia="zh-CN"/>
-        </w:rPr>
-        <w:t>你</w:t>
-      </w:r>
-      <w:r>
-        <w:rPr>
-          <w:rFonts w:hint="default" w:ascii="宋体" w:hAnsi="宋体" w:eastAsia="宋体"/>
-          <w:b w:val="0"/>
-          <w:bCs w:val="0"/>
-          <w:sz w:val="21"/>
-          <w:szCs w:val="21"/>
-          <w:lang w:val="en-US" w:eastAsia="zh-CN"/>
-        </w:rPr>
-        <w:t>也明白，为了小青，为了妖族，</w:t>
-      </w:r>
-      <w:r>
-        <w:rPr>
-          <w:rFonts w:hint="eastAsia" w:ascii="宋体" w:hAnsi="宋体" w:eastAsia="宋体"/>
-          <w:b w:val="0"/>
-          <w:bCs w:val="0"/>
-          <w:sz w:val="21"/>
-          <w:szCs w:val="21"/>
-          <w:lang w:val="en-US" w:eastAsia="zh-CN"/>
-        </w:rPr>
-        <w:t>你</w:t>
-      </w:r>
-      <w:r>
-        <w:rPr>
-          <w:rFonts w:hint="default" w:ascii="宋体" w:hAnsi="宋体" w:eastAsia="宋体"/>
-          <w:b w:val="0"/>
-          <w:bCs w:val="0"/>
-          <w:sz w:val="21"/>
-          <w:szCs w:val="21"/>
-          <w:lang w:val="en-US" w:eastAsia="zh-CN"/>
-        </w:rPr>
-        <w:t>必须做出选择。</w:t>
-      </w:r>
-    </w:p>
-    <w:p>
-      <w:pPr>
-        <w:pStyle w:val="10"/>
-        <w:widowControl/>
-        <w:numPr>
-          <w:ilvl w:val="0"/>
-          <w:numId w:val="0"/>
-        </w:numPr>
-        <w:spacing w:line="240" w:lineRule="auto"/>
-        <w:jc w:val="left"/>
-        <w:rPr>
-          <w:rFonts w:hint="default" w:ascii="宋体" w:hAnsi="宋体" w:eastAsia="宋体"/>
-          <w:b w:val="0"/>
-          <w:bCs w:val="0"/>
-          <w:sz w:val="21"/>
-          <w:szCs w:val="21"/>
-          <w:lang w:val="en-US" w:eastAsia="zh-CN"/>
-        </w:rPr>
-      </w:pPr>
-      <w:r>
-        <w:rPr>
-          <w:rFonts w:hint="eastAsia" w:ascii="宋体" w:hAnsi="宋体" w:eastAsia="宋体"/>
-          <w:b w:val="0"/>
-          <w:bCs w:val="0"/>
-          <w:sz w:val="21"/>
-          <w:szCs w:val="21"/>
-          <w:lang w:val="en-US" w:eastAsia="zh-CN"/>
-        </w:rPr>
-        <w:t>你</w:t>
-      </w:r>
-      <w:r>
-        <w:rPr>
-          <w:rFonts w:hint="default" w:ascii="宋体" w:hAnsi="宋体" w:eastAsia="宋体"/>
-          <w:b w:val="0"/>
-          <w:bCs w:val="0"/>
-          <w:sz w:val="21"/>
-          <w:szCs w:val="21"/>
-          <w:lang w:val="en-US" w:eastAsia="zh-CN"/>
-        </w:rPr>
-        <w:t>和小青的身影渐渐消失在远方</w:t>
-      </w:r>
-      <w:r>
-        <w:rPr>
-          <w:rFonts w:hint="eastAsia" w:ascii="宋体" w:hAnsi="宋体" w:eastAsia="宋体"/>
-          <w:b w:val="0"/>
-          <w:bCs w:val="0"/>
-          <w:sz w:val="21"/>
-          <w:szCs w:val="21"/>
-          <w:lang w:val="en-US" w:eastAsia="zh-CN"/>
-        </w:rPr>
-        <w:t>，而阿宣和肚兜也踏上了另一条道路。</w:t>
-      </w:r>
-    </w:p>
-    <w:p>
-      <w:pPr>
-        <w:pStyle w:val="10"/>
-        <w:widowControl/>
-        <w:numPr>
-          <w:ilvl w:val="0"/>
-          <w:numId w:val="0"/>
-        </w:numPr>
-        <w:spacing w:line="240" w:lineRule="auto"/>
-        <w:jc w:val="center"/>
-        <w:rPr>
-          <w:rFonts w:hint="default" w:ascii="宋体" w:hAnsi="宋体" w:eastAsia="宋体"/>
-          <w:b/>
-          <w:bCs/>
-          <w:sz w:val="21"/>
-          <w:szCs w:val="21"/>
-          <w:lang w:val="en-US" w:eastAsia="zh-CN"/>
-        </w:rPr>
-      </w:pPr>
-      <w:r>
-        <w:rPr>
-          <w:rFonts w:hint="eastAsia" w:ascii="宋体" w:hAnsi="宋体" w:eastAsia="宋体"/>
-          <w:b/>
-          <w:bCs/>
-          <w:sz w:val="21"/>
-          <w:szCs w:val="21"/>
-          <w:lang w:val="en-US" w:eastAsia="zh-CN"/>
-        </w:rPr>
-        <w:t>《第五章：我变大了，也变强了》</w:t>
-      </w:r>
-    </w:p>
-    <w:p>
-      <w:pPr>
-        <w:rPr>
-          <w:rFonts w:hint="eastAsia"/>
-          <w:b w:val="0"/>
-          <w:bCs w:val="0"/>
-          <w:color w:val="auto"/>
-          <w:lang w:val="en-US" w:eastAsia="zh-CN"/>
-        </w:rPr>
-      </w:pPr>
-    </w:p>
-    <w:p>
-      <w:pPr>
-        <w:rPr>
-          <w:rFonts w:hint="eastAsia"/>
-          <w:b w:val="0"/>
-          <w:bCs w:val="0"/>
-          <w:color w:val="auto"/>
-          <w:lang w:val="en-US" w:eastAsia="zh-CN"/>
-        </w:rPr>
-      </w:pPr>
-    </w:p>
-    <w:p>
-      <w:pPr>
-        <w:pStyle w:val="10"/>
-        <w:widowControl/>
-        <w:numPr>
-          <w:ilvl w:val="0"/>
-          <w:numId w:val="0"/>
-        </w:numPr>
-        <w:spacing w:line="240" w:lineRule="auto"/>
-        <w:jc w:val="center"/>
-        <w:rPr>
-          <w:rFonts w:hint="default" w:ascii="宋体" w:hAnsi="宋体" w:eastAsia="宋体"/>
-          <w:b/>
-          <w:bCs/>
-          <w:sz w:val="21"/>
-          <w:szCs w:val="21"/>
-          <w:lang w:val="en-US" w:eastAsia="zh-CN"/>
-        </w:rPr>
-      </w:pPr>
-      <w:r>
-        <w:rPr>
-          <w:rFonts w:hint="eastAsia" w:ascii="宋体" w:hAnsi="宋体" w:eastAsia="宋体"/>
-          <w:b/>
-          <w:bCs/>
-          <w:sz w:val="21"/>
-          <w:szCs w:val="21"/>
-          <w:lang w:val="en-US" w:eastAsia="zh-CN"/>
-        </w:rPr>
-        <w:t>《第六章：双蛇战国师》</w:t>
-      </w:r>
-    </w:p>
-    <w:p>
-      <w:pPr>
-        <w:rPr>
-          <w:rFonts w:hint="eastAsia"/>
-          <w:b w:val="0"/>
-          <w:bCs w:val="0"/>
-          <w:color w:val="auto"/>
-          <w:lang w:val="en-US" w:eastAsia="zh-CN"/>
-        </w:rPr>
-      </w:pPr>
     </w:p>
     <w:p>
       <w:pPr>
@@ -10116,12 +11082,6 @@
             <w:insideH w:val="none" w:color="auto" w:sz="0" w:space="0"/>
             <w:insideV w:val="none" w:color="auto" w:sz="0" w:space="0"/>
           </w:tblBorders>
-          <w:tblCellMar>
-            <w:top w:w="0" w:type="dxa"/>
-            <w:left w:w="108" w:type="dxa"/>
-            <w:bottom w:w="0" w:type="dxa"/>
-            <w:right w:w="108" w:type="dxa"/>
-          </w:tblCellMar>
         </w:tblPrEx>
         <w:trPr>
           <w:jc w:val="center"/>
@@ -10969,7 +11929,7 @@
     <w:lsdException w:uiPriority="0" w:name="Table Web 2"/>
     <w:lsdException w:uiPriority="0" w:name="Table Web 3"/>
     <w:lsdException w:unhideWhenUsed="0" w:uiPriority="0" w:semiHidden="0" w:name="Balloon Text"/>
-    <w:lsdException w:unhideWhenUsed="0" w:uiPriority="0" w:semiHidden="0" w:name="Table Grid"/>
+    <w:lsdException w:qFormat="1" w:unhideWhenUsed="0" w:uiPriority="0" w:semiHidden="0" w:name="Table Grid"/>
     <w:lsdException w:uiPriority="0" w:name="Table Theme"/>
     <w:lsdException w:unhideWhenUsed="0" w:uiPriority="60" w:semiHidden="0" w:name="Light Shading"/>
     <w:lsdException w:unhideWhenUsed="0" w:uiPriority="61" w:semiHidden="0" w:name="Light List"/>
@@ -11188,6 +12148,7 @@
   <w:style w:type="table" w:styleId="7">
     <w:name w:val="Table Grid"/>
     <w:basedOn w:val="6"/>
+    <w:qFormat/>
     <w:uiPriority w:val="0"/>
     <w:pPr>
       <w:widowControl w:val="0"/>

--- a/《白蛇之旅》——小游戏设计策划案.docx
+++ b/《白蛇之旅》——小游戏设计策划案.docx
@@ -10282,7 +10282,28 @@
           <w:color w:val="auto"/>
           <w:lang w:val="en-US" w:eastAsia="zh-CN"/>
         </w:rPr>
-        <w:t>小白：这就是你的元神之气。等你元气散尽就魂飞魄散再无来世，再无来世。</w:t>
+        <w:t>小青：这就是你的元神之气。等你元气散尽就魂飞魄散再无来世，再无来世。</w:t>
+      </w:r>
+    </w:p>
+    <w:p>
+      <w:pPr>
+        <w:rPr>
+          <w:rFonts w:hint="eastAsia"/>
+          <w:b w:val="0"/>
+          <w:bCs w:val="0"/>
+          <w:color w:val="auto"/>
+          <w:lang w:val="en-US" w:eastAsia="zh-CN"/>
+        </w:rPr>
+      </w:pPr>
+      <w:r>
+        <w:rPr>
+          <w:rFonts w:hint="eastAsia"/>
+          <w:b w:val="0"/>
+          <w:bCs w:val="0"/>
+          <w:color w:val="auto"/>
+          <w:lang w:val="en-US" w:eastAsia="zh-CN"/>
+        </w:rPr>
+        <w:t>国师：可惜呀可惜，这么炼了有些可惜。不如为我所用，助我修行道法，寻得长生。</w:t>
       </w:r>
     </w:p>
     <w:p>
@@ -10303,58 +10324,930 @@
           <w:color w:val="auto"/>
           <w:lang w:val="en-US" w:eastAsia="zh-CN"/>
         </w:rPr>
-        <w:t>国师：可惜呀可惜，这么炼了有些可惜。</w:t>
-      </w:r>
-    </w:p>
-    <w:p>
-      <w:pPr>
-        <w:rPr>
-          <w:rFonts w:hint="eastAsia"/>
-          <w:b w:val="0"/>
-          <w:bCs w:val="0"/>
-          <w:color w:val="auto"/>
-          <w:lang w:val="en-US" w:eastAsia="zh-CN"/>
-        </w:rPr>
-      </w:pPr>
+        <w:t>小青：你满嘴道法长生，不过是想取我们修炼，你吸啊！</w:t>
+      </w:r>
+    </w:p>
+    <w:p>
+      <w:pPr>
+        <w:rPr>
+          <w:rFonts w:hint="eastAsia"/>
+          <w:b w:val="0"/>
+          <w:bCs w:val="0"/>
+          <w:color w:val="auto"/>
+          <w:lang w:val="en-US" w:eastAsia="zh-CN"/>
+        </w:rPr>
+      </w:pPr>
+      <w:r>
+        <w:rPr>
+          <w:rFonts w:hint="eastAsia"/>
+          <w:b w:val="0"/>
+          <w:bCs w:val="0"/>
+          <w:color w:val="auto"/>
+          <w:lang w:val="en-US" w:eastAsia="zh-CN"/>
+        </w:rPr>
+        <w:t>说罢，国师被激怒，停下了困妖阵，将小青吸了过去，准备吸取小青的法力。</w:t>
+      </w:r>
+    </w:p>
+    <w:p>
+      <w:pPr>
+        <w:rPr>
+          <w:rFonts w:hint="eastAsia"/>
+          <w:b w:val="0"/>
+          <w:bCs w:val="0"/>
+          <w:color w:val="auto"/>
+          <w:lang w:val="en-US" w:eastAsia="zh-CN"/>
+        </w:rPr>
+      </w:pPr>
+      <w:r>
+        <w:rPr>
+          <w:rFonts w:hint="eastAsia"/>
+          <w:b w:val="0"/>
+          <w:bCs w:val="0"/>
+          <w:color w:val="auto"/>
+          <w:lang w:val="en-US" w:eastAsia="zh-CN"/>
+        </w:rPr>
+        <w:t>不料这时，国师的身上闪现出不正常的红光。</w:t>
+      </w:r>
+    </w:p>
+    <w:p>
+      <w:pPr>
+        <w:rPr>
+          <w:rFonts w:hint="eastAsia"/>
+          <w:b w:val="0"/>
+          <w:bCs w:val="0"/>
+          <w:color w:val="auto"/>
+          <w:lang w:val="en-US" w:eastAsia="zh-CN"/>
+        </w:rPr>
+      </w:pPr>
+      <w:r>
+        <w:rPr>
+          <w:rFonts w:hint="eastAsia"/>
+          <w:b w:val="0"/>
+          <w:bCs w:val="0"/>
+          <w:color w:val="auto"/>
+          <w:lang w:val="en-US" w:eastAsia="zh-CN"/>
+        </w:rPr>
+        <w:t>国师：这是怎么回事？</w:t>
+      </w:r>
+    </w:p>
+    <w:p>
+      <w:pPr>
+        <w:rPr>
+          <w:rFonts w:hint="eastAsia"/>
+          <w:b w:val="0"/>
+          <w:bCs w:val="0"/>
+          <w:color w:val="auto"/>
+          <w:lang w:val="en-US" w:eastAsia="zh-CN"/>
+        </w:rPr>
+      </w:pPr>
+      <w:r>
+        <w:rPr>
+          <w:rFonts w:hint="eastAsia"/>
+          <w:b w:val="0"/>
+          <w:bCs w:val="0"/>
+          <w:color w:val="auto"/>
+          <w:lang w:val="en-US" w:eastAsia="zh-CN"/>
+        </w:rPr>
+        <w:t>小青：（得意）你把我身上的烈阳鳞全都吸走了，时辰已到，你就等着发作吧。</w:t>
+      </w:r>
+    </w:p>
+    <w:p>
+      <w:pPr>
+        <w:rPr>
+          <w:rFonts w:hint="eastAsia"/>
+          <w:b w:val="0"/>
+          <w:bCs w:val="0"/>
+          <w:color w:val="auto"/>
+          <w:lang w:val="en-US" w:eastAsia="zh-CN"/>
+        </w:rPr>
+      </w:pPr>
+      <w:r>
+        <w:rPr>
+          <w:rFonts w:hint="eastAsia"/>
+          <w:b w:val="0"/>
+          <w:bCs w:val="0"/>
+          <w:color w:val="auto"/>
+          <w:lang w:val="en-US" w:eastAsia="zh-CN"/>
+        </w:rPr>
+        <w:t>国师：雕虫小技。</w:t>
+      </w:r>
+    </w:p>
+    <w:p>
+      <w:pPr>
+        <w:rPr>
+          <w:rFonts w:hint="eastAsia"/>
+          <w:b w:val="0"/>
+          <w:bCs w:val="0"/>
+          <w:color w:val="auto"/>
+          <w:lang w:val="en-US" w:eastAsia="zh-CN"/>
+        </w:rPr>
+      </w:pPr>
+      <w:r>
+        <w:rPr>
+          <w:rFonts w:hint="eastAsia"/>
+          <w:b w:val="0"/>
+          <w:bCs w:val="0"/>
+          <w:color w:val="auto"/>
+          <w:lang w:val="en-US" w:eastAsia="zh-CN"/>
+        </w:rPr>
+        <w:t>国师稍微施展法力，便将烈阳蛇鳞化解了。而随着困妖阵的解除，你也恢复了自由，趁此机会，你决定：</w:t>
+      </w:r>
+    </w:p>
+    <w:p>
+      <w:pPr>
+        <w:pBdr>
+          <w:top w:val="single" w:color="auto" w:sz="4" w:space="0"/>
+          <w:left w:val="single" w:color="auto" w:sz="4" w:space="0"/>
+          <w:bottom w:val="single" w:color="auto" w:sz="4" w:space="0"/>
+          <w:right w:val="single" w:color="auto" w:sz="4" w:space="0"/>
+        </w:pBdr>
+        <w:rPr>
+          <w:rFonts w:hint="default"/>
+          <w:b w:val="0"/>
+          <w:bCs w:val="0"/>
+          <w:color w:val="auto"/>
+          <w:lang w:val="en-US" w:eastAsia="zh-CN"/>
+        </w:rPr>
+      </w:pPr>
+      <w:r>
+        <w:rPr>
+          <w:rFonts w:hint="eastAsia"/>
+          <w:b/>
+          <w:bCs/>
+          <w:color w:val="0000FF"/>
+          <w:lang w:val="en-US" w:eastAsia="zh-CN"/>
+        </w:rPr>
+        <w:t>选择：</w:t>
+      </w:r>
+      <w:r>
+        <w:rPr>
+          <w:rFonts w:hint="eastAsia"/>
+          <w:b w:val="0"/>
+          <w:bCs w:val="0"/>
+          <w:color w:val="auto"/>
+          <w:lang w:val="en-US" w:eastAsia="zh-CN"/>
+        </w:rPr>
+        <w:t>1.向国师冲去，将其吞入腹中。/2.催动玉钗，偷袭国师。</w:t>
+      </w:r>
+    </w:p>
+    <w:p>
+      <w:pPr>
+        <w:rPr>
+          <w:rFonts w:hint="eastAsia"/>
+          <w:b w:val="0"/>
+          <w:bCs w:val="0"/>
+          <w:color w:val="auto"/>
+          <w:lang w:val="en-US" w:eastAsia="zh-CN"/>
+        </w:rPr>
+      </w:pPr>
+      <w:r>
+        <w:rPr>
+          <w:rFonts w:hint="eastAsia"/>
+          <w:b w:val="0"/>
+          <w:bCs w:val="0"/>
+          <w:color w:val="auto"/>
+          <w:lang w:val="en-US" w:eastAsia="zh-CN"/>
+        </w:rPr>
+        <w:t>1.你尝试攻击国师，由于你庞大的身躯，国师很快就发现了你的移动，再次开启了困妖阵，你的攻击失败了，这造成了很严重的后果，你们三人被愤怒的国师吸取了全部的法力。</w:t>
+      </w:r>
+    </w:p>
+    <w:p>
+      <w:pPr>
+        <w:pStyle w:val="10"/>
+        <w:widowControl/>
+        <w:numPr>
+          <w:ilvl w:val="0"/>
+          <w:numId w:val="0"/>
+        </w:numPr>
+        <w:spacing w:line="240" w:lineRule="auto"/>
+        <w:jc w:val="left"/>
+        <w:rPr>
+          <w:rFonts w:hint="eastAsia" w:ascii="宋体" w:hAnsi="宋体" w:eastAsia="宋体"/>
+          <w:b w:val="0"/>
+          <w:bCs w:val="0"/>
+          <w:color w:val="FF0000"/>
+          <w:sz w:val="21"/>
+          <w:szCs w:val="21"/>
+          <w:lang w:val="en-US" w:eastAsia="zh-CN"/>
+        </w:rPr>
+      </w:pPr>
+      <w:r>
+        <w:rPr>
+          <w:rFonts w:hint="eastAsia" w:ascii="宋体" w:hAnsi="宋体" w:eastAsia="宋体"/>
+          <w:b w:val="0"/>
+          <w:bCs w:val="0"/>
+          <w:sz w:val="21"/>
+          <w:szCs w:val="21"/>
+          <w:lang w:val="en-US" w:eastAsia="zh-CN"/>
+        </w:rPr>
+        <w:t>弥留之际，你的耳边传来了一道玄妙的声音，那是【生生不息的激荡】，你知道，这次又做错了选择，于是你回到了做出选择的前一刻。</w:t>
+      </w:r>
+      <w:r>
+        <w:rPr>
+          <w:rFonts w:hint="eastAsia" w:ascii="宋体" w:hAnsi="宋体" w:eastAsia="宋体"/>
+          <w:b w:val="0"/>
+          <w:bCs w:val="0"/>
+          <w:color w:val="FF0000"/>
+          <w:sz w:val="21"/>
+          <w:szCs w:val="21"/>
+          <w:lang w:val="en-US" w:eastAsia="zh-CN"/>
+        </w:rPr>
+        <w:t>（回到上一次选择）</w:t>
+      </w:r>
+    </w:p>
+    <w:p>
+      <w:pPr>
+        <w:rPr>
+          <w:rFonts w:hint="eastAsia"/>
+          <w:b w:val="0"/>
+          <w:bCs w:val="0"/>
+          <w:color w:val="auto"/>
+          <w:lang w:val="en-US" w:eastAsia="zh-CN"/>
+        </w:rPr>
+      </w:pPr>
+      <w:r>
+        <w:rPr>
+          <w:rFonts w:hint="eastAsia"/>
+          <w:b w:val="0"/>
+          <w:bCs w:val="0"/>
+          <w:color w:val="auto"/>
+          <w:lang w:val="en-US" w:eastAsia="zh-CN"/>
+        </w:rPr>
+        <w:t>2.你偷偷催动玉钗，国师正在化解烈阳蛇鳞，无暇防御，于是玉钗径直插入了他的胸口，当你正准备吸取国师的法力时，此时又出现了异常。</w:t>
+      </w:r>
+    </w:p>
+    <w:p>
+      <w:pPr>
+        <w:rPr>
+          <w:rFonts w:hint="eastAsia"/>
+          <w:b w:val="0"/>
+          <w:bCs w:val="0"/>
+          <w:color w:val="auto"/>
+          <w:lang w:val="en-US" w:eastAsia="zh-CN"/>
+        </w:rPr>
+      </w:pPr>
+      <w:r>
+        <w:rPr>
+          <w:rFonts w:hint="eastAsia"/>
+          <w:b w:val="0"/>
+          <w:bCs w:val="0"/>
+          <w:color w:val="auto"/>
+          <w:lang w:val="en-US" w:eastAsia="zh-CN"/>
+        </w:rPr>
+        <w:t>之见玉钗吸取的法力被传输到了山顶上的另一个蛇妖身上，她对于玉钗的掌控能力远高于你，结合你在坊主那得到的蛇鳞，你知道她正是你的师傅，同时也是玉钗原本的主人。</w:t>
+      </w:r>
+    </w:p>
+    <w:p>
+      <w:pPr>
+        <w:rPr>
+          <w:rFonts w:hint="default"/>
+          <w:b w:val="0"/>
+          <w:bCs w:val="0"/>
+          <w:color w:val="auto"/>
+          <w:lang w:val="en-US" w:eastAsia="zh-CN"/>
+        </w:rPr>
+      </w:pPr>
+      <w:r>
+        <w:rPr>
+          <w:rFonts w:hint="eastAsia"/>
+          <w:b w:val="0"/>
+          <w:bCs w:val="0"/>
+          <w:color w:val="auto"/>
+          <w:lang w:val="en-US" w:eastAsia="zh-CN"/>
+        </w:rPr>
+        <w:t>国师正欲反抗，结果又被小青从背后偷袭，利刃穿胸而过。国师的法力被吸干，生死不明，昏了过去。</w:t>
+      </w:r>
+    </w:p>
+    <w:p>
+      <w:pPr>
+        <w:rPr>
+          <w:rFonts w:hint="eastAsia"/>
+          <w:b w:val="0"/>
+          <w:bCs w:val="0"/>
+          <w:color w:val="auto"/>
+          <w:lang w:val="en-US" w:eastAsia="zh-CN"/>
+        </w:rPr>
+      </w:pPr>
+      <w:r>
+        <w:rPr>
+          <w:rFonts w:hint="eastAsia"/>
+          <w:b w:val="0"/>
+          <w:bCs w:val="0"/>
+          <w:color w:val="auto"/>
+          <w:lang w:val="en-US" w:eastAsia="zh-CN"/>
+        </w:rPr>
+        <w:t>小青来到了师傅面前，准备为小白的背叛开脱。</w:t>
+      </w:r>
+    </w:p>
+    <w:p>
+      <w:pPr>
+        <w:rPr>
+          <w:rFonts w:hint="eastAsia"/>
+          <w:b w:val="0"/>
+          <w:bCs w:val="0"/>
+          <w:color w:val="auto"/>
+          <w:lang w:val="en-US" w:eastAsia="zh-CN"/>
+        </w:rPr>
+      </w:pPr>
+      <w:r>
+        <w:rPr>
+          <w:rFonts w:hint="eastAsia"/>
+          <w:b w:val="0"/>
+          <w:bCs w:val="0"/>
+          <w:color w:val="auto"/>
+          <w:lang w:val="en-US" w:eastAsia="zh-CN"/>
+        </w:rPr>
+        <w:t>小青：咱们今日终于灭了我们蛇族的大仇人，您的珠钗现在也交还给您。</w:t>
+      </w:r>
+    </w:p>
+    <w:p>
+      <w:pPr>
+        <w:rPr>
+          <w:rFonts w:hint="eastAsia"/>
+          <w:b w:val="0"/>
+          <w:bCs w:val="0"/>
+          <w:color w:val="auto"/>
+          <w:lang w:val="en-US" w:eastAsia="zh-CN"/>
+        </w:rPr>
+      </w:pPr>
+      <w:r>
+        <w:rPr>
+          <w:rFonts w:hint="eastAsia"/>
+          <w:b w:val="0"/>
+          <w:bCs w:val="0"/>
+          <w:color w:val="auto"/>
+          <w:lang w:val="en-US" w:eastAsia="zh-CN"/>
+        </w:rPr>
+        <w:t>师傅：我让你师姐带上这珠钗去行刺道士，没想到她居然自己盗取法力成了这么一条巨蟒。</w:t>
+      </w:r>
+    </w:p>
+    <w:p>
+      <w:pPr>
+        <w:rPr>
+          <w:rFonts w:hint="default"/>
+          <w:b w:val="0"/>
+          <w:bCs w:val="0"/>
+          <w:color w:val="auto"/>
+          <w:lang w:val="en-US" w:eastAsia="zh-CN"/>
+        </w:rPr>
+      </w:pPr>
+      <w:r>
+        <w:rPr>
+          <w:rFonts w:hint="eastAsia"/>
+          <w:b w:val="0"/>
+          <w:bCs w:val="0"/>
+          <w:color w:val="auto"/>
+          <w:lang w:val="en-US" w:eastAsia="zh-CN"/>
+        </w:rPr>
+        <w:t>小青：师父您冤枉师姐了，她也是为了杀...</w:t>
+      </w:r>
+    </w:p>
+    <w:p>
+      <w:pPr>
+        <w:rPr>
+          <w:rFonts w:hint="eastAsia"/>
+          <w:b w:val="0"/>
+          <w:bCs w:val="0"/>
+          <w:color w:val="auto"/>
+          <w:lang w:val="en-US" w:eastAsia="zh-CN"/>
+        </w:rPr>
+      </w:pPr>
+      <w:r>
+        <w:rPr>
+          <w:rFonts w:hint="eastAsia"/>
+          <w:b w:val="0"/>
+          <w:bCs w:val="0"/>
+          <w:color w:val="auto"/>
+          <w:lang w:val="en-US" w:eastAsia="zh-CN"/>
+        </w:rPr>
+        <w:t>师傅：（打断）道士已除，我还要这珠钗何用。这个道士逼得我好惨，有一天 我突然明白道士练得，我也能练得。道士能取，我也能取你们的法力。</w:t>
+      </w:r>
+    </w:p>
+    <w:p>
+      <w:pPr>
+        <w:rPr>
+          <w:rFonts w:hint="eastAsia"/>
+          <w:b w:val="0"/>
+          <w:bCs w:val="0"/>
+          <w:color w:val="auto"/>
+          <w:lang w:val="en-US" w:eastAsia="zh-CN"/>
+        </w:rPr>
+      </w:pPr>
+      <w:r>
+        <w:rPr>
+          <w:rFonts w:hint="eastAsia"/>
+          <w:b w:val="0"/>
+          <w:bCs w:val="0"/>
+          <w:color w:val="auto"/>
+          <w:lang w:val="en-US" w:eastAsia="zh-CN"/>
+        </w:rPr>
+        <w:t>说罢，师傅施展法术，将全部蛇妖下属的法力吸收到自己的身上，</w:t>
+      </w:r>
+    </w:p>
+    <w:p>
+      <w:pPr>
+        <w:rPr>
+          <w:rFonts w:hint="eastAsia"/>
+          <w:b w:val="0"/>
+          <w:bCs w:val="0"/>
+          <w:color w:val="auto"/>
+          <w:lang w:val="en-US" w:eastAsia="zh-CN"/>
+        </w:rPr>
+      </w:pPr>
+      <w:r>
+        <w:rPr>
+          <w:rFonts w:hint="eastAsia"/>
+          <w:b w:val="0"/>
+          <w:bCs w:val="0"/>
+          <w:color w:val="auto"/>
+          <w:lang w:val="en-US" w:eastAsia="zh-CN"/>
+        </w:rPr>
+        <w:t>师傅：这些修炼了一些火候的小妖怪，真是绝好的助力灵丹。我传授功法给你们这些小妖，共享共有，万流归元，都归元给我。</w:t>
+      </w:r>
+    </w:p>
+    <w:p>
+      <w:pPr>
+        <w:rPr>
+          <w:rFonts w:hint="eastAsia"/>
+          <w:b w:val="0"/>
+          <w:bCs w:val="0"/>
+          <w:color w:val="auto"/>
+          <w:lang w:val="en-US" w:eastAsia="zh-CN"/>
+        </w:rPr>
+      </w:pPr>
+      <w:r>
+        <w:rPr>
+          <w:rFonts w:hint="eastAsia"/>
+          <w:b w:val="0"/>
+          <w:bCs w:val="0"/>
+          <w:color w:val="auto"/>
+          <w:lang w:val="en-US" w:eastAsia="zh-CN"/>
+        </w:rPr>
+        <w:t>你知道，是由于你们修炼的功法都来自于她一人，因此她可以随意的吸取你们的法力。吸取了足够的法力之后，她变成了一条黑色的巨蟒，而你则退回了人形。</w:t>
+      </w:r>
+    </w:p>
+    <w:p>
+      <w:pPr>
+        <w:rPr>
+          <w:rFonts w:hint="eastAsia"/>
+          <w:b w:val="0"/>
+          <w:bCs w:val="0"/>
+          <w:color w:val="auto"/>
+          <w:lang w:val="en-US" w:eastAsia="zh-CN"/>
+        </w:rPr>
+      </w:pPr>
+      <w:r>
+        <w:rPr>
+          <w:rFonts w:hint="eastAsia"/>
+          <w:b w:val="0"/>
+          <w:bCs w:val="0"/>
+          <w:color w:val="auto"/>
+          <w:lang w:val="en-US" w:eastAsia="zh-CN"/>
+        </w:rPr>
+        <w:t>正当你即将被完全吞噬之时。黑色蛇妖突然被定住。你定睛一看，原来是阿宣再次利用国师剩下的法器启动了锁妖阵。没等你们二人逃出此地，没想到结界再次升起，将你们二人困在阵内。原来是国师用尽最后一口气，将你们俩锁进了阵中。此时你们二人的元神正在不断流失，你们依靠自己无法逃出此地，再不做出反抗，你们将会魂飞魄散。</w:t>
+      </w:r>
+    </w:p>
+    <w:p>
+      <w:pPr>
+        <w:rPr>
+          <w:rFonts w:hint="eastAsia"/>
+          <w:b w:val="0"/>
+          <w:bCs w:val="0"/>
+          <w:color w:val="auto"/>
+          <w:lang w:val="en-US" w:eastAsia="zh-CN"/>
+        </w:rPr>
+      </w:pPr>
+      <w:r>
+        <w:rPr>
+          <w:rFonts w:hint="eastAsia"/>
+          <w:b w:val="0"/>
+          <w:bCs w:val="0"/>
+          <w:color w:val="auto"/>
+          <w:lang w:val="en-US" w:eastAsia="zh-CN"/>
+        </w:rPr>
+        <w:t>弥留之际，你看到有人在破阵，你高兴的看向身旁的阿宣。</w:t>
+      </w:r>
+    </w:p>
+    <w:p>
+      <w:pPr>
+        <w:rPr>
+          <w:rFonts w:hint="eastAsia"/>
+          <w:b w:val="0"/>
+          <w:bCs w:val="0"/>
+          <w:color w:val="auto"/>
+          <w:lang w:val="en-US" w:eastAsia="zh-CN"/>
+        </w:rPr>
+      </w:pPr>
+      <w:r>
+        <w:rPr>
+          <w:rFonts w:hint="eastAsia"/>
+          <w:b w:val="0"/>
+          <w:bCs w:val="0"/>
+          <w:color w:val="auto"/>
+          <w:lang w:val="en-US" w:eastAsia="zh-CN"/>
+        </w:rPr>
+        <w:t>小白：阿宣，你听外面有人在破阵。</w:t>
+      </w:r>
+    </w:p>
+    <w:p>
+      <w:pPr>
+        <w:rPr>
+          <w:rFonts w:hint="default"/>
+          <w:b w:val="0"/>
+          <w:bCs w:val="0"/>
+          <w:color w:val="auto"/>
+          <w:lang w:val="en-US" w:eastAsia="zh-CN"/>
+        </w:rPr>
+      </w:pPr>
+      <w:r>
+        <w:rPr>
+          <w:rFonts w:hint="eastAsia"/>
+          <w:b w:val="0"/>
+          <w:bCs w:val="0"/>
+          <w:color w:val="auto"/>
+          <w:lang w:val="en-US" w:eastAsia="zh-CN"/>
+        </w:rPr>
+        <w:t>可是此时阿宣的身躯已经冰冷，你和他的记忆随着魂魄显现在空中，不断被漩涡吸走。</w:t>
+      </w:r>
+    </w:p>
+    <w:p>
+      <w:pPr>
+        <w:pBdr>
+          <w:top w:val="single" w:color="auto" w:sz="4" w:space="0"/>
+          <w:left w:val="single" w:color="auto" w:sz="4" w:space="0"/>
+          <w:bottom w:val="single" w:color="auto" w:sz="4" w:space="0"/>
+          <w:right w:val="single" w:color="auto" w:sz="4" w:space="0"/>
+        </w:pBdr>
+        <w:rPr>
+          <w:rFonts w:hint="default"/>
+          <w:b w:val="0"/>
+          <w:bCs w:val="0"/>
+          <w:color w:val="auto"/>
+          <w:lang w:val="en-US" w:eastAsia="zh-CN"/>
+        </w:rPr>
+      </w:pPr>
+      <w:r>
+        <w:rPr>
+          <w:rFonts w:hint="eastAsia"/>
+          <w:b w:val="0"/>
+          <w:bCs w:val="0"/>
+          <w:color w:val="0000FF"/>
+          <w:lang w:val="en-US" w:eastAsia="zh-CN"/>
+        </w:rPr>
+        <w:t>选择：</w:t>
+      </w:r>
+      <w:r>
+        <w:rPr>
+          <w:rFonts w:hint="eastAsia"/>
+          <w:b w:val="0"/>
+          <w:bCs w:val="0"/>
+          <w:color w:val="auto"/>
+          <w:lang w:val="en-US" w:eastAsia="zh-CN"/>
+        </w:rPr>
+        <w:t>1.静静等待死亡。2.使用玉钗对抗吸力。</w:t>
+      </w:r>
+    </w:p>
+    <w:p>
+      <w:pPr>
+        <w:rPr>
+          <w:rFonts w:hint="eastAsia"/>
+          <w:b w:val="0"/>
+          <w:bCs w:val="0"/>
+          <w:color w:val="auto"/>
+          <w:lang w:val="en-US" w:eastAsia="zh-CN"/>
+        </w:rPr>
+      </w:pPr>
+      <w:r>
+        <w:rPr>
+          <w:rFonts w:hint="eastAsia"/>
+          <w:b w:val="0"/>
+          <w:bCs w:val="0"/>
+          <w:color w:val="auto"/>
+          <w:lang w:val="en-US" w:eastAsia="zh-CN"/>
+        </w:rPr>
+        <w:t>1.你没有保住阿宣的魂魄，当外面的人成功破阵之后，你活了下来，但阿宣却魂飞魄散。</w:t>
+      </w:r>
+    </w:p>
+    <w:p>
+      <w:pPr>
+        <w:rPr>
+          <w:rFonts w:hint="default"/>
+          <w:b w:val="0"/>
+          <w:bCs w:val="0"/>
+          <w:color w:val="auto"/>
+          <w:lang w:val="en-US" w:eastAsia="zh-CN"/>
+        </w:rPr>
+      </w:pPr>
+      <w:r>
+        <w:rPr>
+          <w:rFonts w:hint="eastAsia"/>
+          <w:b w:val="0"/>
+          <w:bCs w:val="0"/>
+          <w:color w:val="auto"/>
+          <w:lang w:val="en-US" w:eastAsia="zh-CN"/>
+        </w:rPr>
+        <w:t>恍惚之间</w:t>
+      </w:r>
+      <w:r>
+        <w:rPr>
+          <w:rFonts w:hint="default"/>
+          <w:b w:val="0"/>
+          <w:bCs w:val="0"/>
+          <w:color w:val="auto"/>
+          <w:lang w:val="en-US" w:eastAsia="zh-CN"/>
+        </w:rPr>
+        <w:t>，你的耳边传来了一道玄妙的声音，那是【生生不息的激荡】，你知道，这次又做错了选择，于是你回到了做出选择的前一刻。</w:t>
+      </w:r>
+      <w:r>
+        <w:rPr>
+          <w:rFonts w:hint="default"/>
+          <w:b w:val="0"/>
+          <w:bCs w:val="0"/>
+          <w:color w:val="FF0000"/>
+          <w:lang w:val="en-US" w:eastAsia="zh-CN"/>
+        </w:rPr>
+        <w:t>（回到上一次选择）</w:t>
+      </w:r>
+    </w:p>
+    <w:p>
+      <w:pPr>
+        <w:rPr>
+          <w:rFonts w:hint="eastAsia"/>
+          <w:b w:val="0"/>
+          <w:bCs w:val="0"/>
+          <w:color w:val="auto"/>
+          <w:lang w:val="en-US" w:eastAsia="zh-CN"/>
+        </w:rPr>
+      </w:pPr>
+      <w:r>
+        <w:rPr>
+          <w:rFonts w:hint="eastAsia"/>
+          <w:b w:val="0"/>
+          <w:bCs w:val="0"/>
+          <w:color w:val="auto"/>
+          <w:lang w:val="en-US" w:eastAsia="zh-CN"/>
+        </w:rPr>
+        <w:t>2.你急中生智，用玉钗对抗吸力，成功等到了破阵的那一刻，阿宣的肉身虽然已毁，但是你成功保住了他的魂魄，让其得以转世投胎。</w:t>
+      </w:r>
+    </w:p>
+    <w:p>
+      <w:pPr>
+        <w:jc w:val="center"/>
+        <w:rPr>
+          <w:rFonts w:hint="eastAsia"/>
+          <w:b w:val="0"/>
+          <w:bCs w:val="0"/>
+          <w:color w:val="auto"/>
+          <w:lang w:val="en-US" w:eastAsia="zh-CN"/>
+        </w:rPr>
+      </w:pPr>
+      <w:r>
+        <w:rPr>
+          <w:rFonts w:hint="eastAsia"/>
+          <w:b w:val="0"/>
+          <w:bCs w:val="0"/>
+          <w:color w:val="auto"/>
+          <w:lang w:val="en-US" w:eastAsia="zh-CN"/>
+        </w:rPr>
+        <w:t>《终章：最后的宝藏》</w:t>
+      </w:r>
+    </w:p>
+    <w:p>
+      <w:pPr>
+        <w:rPr>
+          <w:rFonts w:hint="eastAsia"/>
+          <w:b w:val="0"/>
+          <w:bCs w:val="0"/>
+          <w:color w:val="auto"/>
+          <w:lang w:val="en-US" w:eastAsia="zh-CN"/>
+        </w:rPr>
+      </w:pPr>
+      <w:r>
+        <w:rPr>
+          <w:rFonts w:hint="eastAsia"/>
+          <w:b w:val="0"/>
+          <w:bCs w:val="0"/>
+          <w:color w:val="auto"/>
+          <w:lang w:val="en-US" w:eastAsia="zh-CN"/>
+        </w:rPr>
+        <w:t>思绪回到现在（五百年后），你从玉钗中获取的记忆已了然于心，你现在终于知道自己屡屡突破失败的原因。</w:t>
+      </w:r>
+    </w:p>
+    <w:p>
+      <w:pPr>
+        <w:rPr>
+          <w:rFonts w:hint="eastAsia"/>
+          <w:b w:val="0"/>
+          <w:bCs w:val="0"/>
+          <w:color w:val="auto"/>
+          <w:lang w:val="en-US" w:eastAsia="zh-CN"/>
+        </w:rPr>
+      </w:pPr>
+      <w:r>
+        <w:rPr>
+          <w:rFonts w:hint="eastAsia"/>
+          <w:b w:val="0"/>
+          <w:bCs w:val="0"/>
+          <w:color w:val="auto"/>
+          <w:lang w:val="en-US" w:eastAsia="zh-CN"/>
+        </w:rPr>
+        <w:t>小白：最后一刻我保住了他的魂魄。</w:t>
+      </w:r>
+    </w:p>
+    <w:p>
+      <w:pPr>
+        <w:rPr>
+          <w:rFonts w:hint="eastAsia"/>
+          <w:b w:val="0"/>
+          <w:bCs w:val="0"/>
+          <w:color w:val="auto"/>
+          <w:lang w:val="en-US" w:eastAsia="zh-CN"/>
+        </w:rPr>
+      </w:pPr>
+      <w:r>
+        <w:rPr>
+          <w:rFonts w:hint="eastAsia"/>
+          <w:b w:val="0"/>
+          <w:bCs w:val="0"/>
+          <w:color w:val="auto"/>
+          <w:lang w:val="en-US" w:eastAsia="zh-CN"/>
+        </w:rPr>
+        <w:t>小青：但珠钗发动，你的功力全失，化回白蛇。我是用尽了最后一丝气力将这些记忆封印在了珠钗之中，今日你终于又打开了。</w:t>
+      </w:r>
+    </w:p>
+    <w:p>
+      <w:pPr>
+        <w:rPr>
+          <w:rFonts w:hint="eastAsia"/>
+          <w:b w:val="0"/>
+          <w:bCs w:val="0"/>
+          <w:color w:val="auto"/>
+          <w:lang w:val="en-US" w:eastAsia="zh-CN"/>
+        </w:rPr>
+      </w:pPr>
+      <w:r>
+        <w:rPr>
+          <w:rFonts w:hint="eastAsia"/>
+          <w:b w:val="0"/>
+          <w:bCs w:val="0"/>
+          <w:color w:val="auto"/>
+          <w:lang w:val="en-US" w:eastAsia="zh-CN"/>
+        </w:rPr>
+        <w:t>小白：记忆能打开，正果还是不能修得，还是不能解脱，一时欢情，我记了五百年。他魂魄犹在，定是投胎转世，到世间的某处了，我要找到他。</w:t>
+      </w:r>
+    </w:p>
+    <w:p>
+      <w:pPr>
+        <w:rPr>
+          <w:rFonts w:hint="eastAsia"/>
+          <w:b w:val="0"/>
+          <w:bCs w:val="0"/>
+          <w:color w:val="auto"/>
+          <w:lang w:val="en-US" w:eastAsia="zh-CN"/>
+        </w:rPr>
+      </w:pPr>
+      <w:r>
+        <w:rPr>
+          <w:rFonts w:hint="eastAsia"/>
+          <w:b w:val="0"/>
+          <w:bCs w:val="0"/>
+          <w:color w:val="auto"/>
+          <w:lang w:val="en-US" w:eastAsia="zh-CN"/>
+        </w:rPr>
+        <w:t>一天上午，春雨蒙蒙，你和小青走在桥上，有意落下那支珠钗。</w:t>
+      </w:r>
+    </w:p>
+    <w:p>
+      <w:pPr>
+        <w:rPr>
+          <w:rFonts w:hint="eastAsia"/>
+          <w:b w:val="0"/>
+          <w:bCs w:val="0"/>
+          <w:color w:val="auto"/>
+          <w:lang w:val="en-US" w:eastAsia="zh-CN"/>
+        </w:rPr>
+      </w:pPr>
+      <w:r>
+        <w:rPr>
+          <w:rFonts w:hint="eastAsia"/>
+          <w:b w:val="0"/>
+          <w:bCs w:val="0"/>
+          <w:color w:val="auto"/>
+          <w:lang w:val="en-US" w:eastAsia="zh-CN"/>
+        </w:rPr>
+        <w:t>年轻人：姑娘，你的珠钗掉了。</w:t>
+      </w:r>
+    </w:p>
+    <w:p>
+      <w:pPr>
+        <w:rPr>
+          <w:rFonts w:hint="eastAsia"/>
+          <w:b w:val="0"/>
+          <w:bCs w:val="0"/>
+          <w:color w:val="auto"/>
+          <w:lang w:val="en-US" w:eastAsia="zh-CN"/>
+        </w:rPr>
+      </w:pPr>
+      <w:r>
+        <w:rPr>
+          <w:rFonts w:hint="eastAsia"/>
+          <w:b w:val="0"/>
+          <w:bCs w:val="0"/>
+          <w:color w:val="auto"/>
+          <w:lang w:val="en-US" w:eastAsia="zh-CN"/>
+        </w:rPr>
+        <w:t>小白：谢谢官人。</w:t>
+      </w:r>
+    </w:p>
+    <w:p>
+      <w:pPr>
+        <w:rPr>
+          <w:rFonts w:hint="eastAsia"/>
+          <w:b w:val="0"/>
+          <w:bCs w:val="0"/>
+          <w:color w:val="auto"/>
+          <w:lang w:val="en-US" w:eastAsia="zh-CN"/>
+        </w:rPr>
+      </w:pPr>
+      <w:r>
+        <w:rPr>
+          <w:rFonts w:hint="eastAsia"/>
+          <w:b w:val="0"/>
+          <w:bCs w:val="0"/>
+          <w:color w:val="auto"/>
+          <w:lang w:val="en-US" w:eastAsia="zh-CN"/>
+        </w:rPr>
+        <w:t>年轻人：这珠钗年代久远，可是宝贵之物</w:t>
+      </w:r>
+    </w:p>
+    <w:p>
+      <w:pPr>
+        <w:rPr>
+          <w:rFonts w:hint="eastAsia"/>
+          <w:b w:val="0"/>
+          <w:bCs w:val="0"/>
+          <w:color w:val="auto"/>
+          <w:lang w:val="en-US" w:eastAsia="zh-CN"/>
+        </w:rPr>
+      </w:pPr>
+      <w:r>
+        <w:rPr>
+          <w:rFonts w:hint="eastAsia"/>
+          <w:b w:val="0"/>
+          <w:bCs w:val="0"/>
+          <w:color w:val="auto"/>
+          <w:lang w:val="en-US" w:eastAsia="zh-CN"/>
+        </w:rPr>
+        <w:t>小白：是啊，多谢小官人捡到。这可是万万不能丢失的。</w:t>
+      </w:r>
+    </w:p>
+    <w:p>
+      <w:pPr>
+        <w:rPr>
+          <w:rFonts w:hint="eastAsia"/>
+          <w:b w:val="0"/>
+          <w:bCs w:val="0"/>
+          <w:color w:val="auto"/>
+          <w:lang w:val="en-US" w:eastAsia="zh-CN"/>
+        </w:rPr>
+      </w:pPr>
+      <w:r>
+        <w:rPr>
+          <w:rFonts w:hint="eastAsia"/>
+          <w:b w:val="0"/>
+          <w:bCs w:val="0"/>
+          <w:color w:val="auto"/>
+          <w:lang w:val="en-US" w:eastAsia="zh-CN"/>
+        </w:rPr>
+        <w:t>年轻人：小娘子看着好生面善，是何方之人。</w:t>
+      </w:r>
+    </w:p>
+    <w:p>
+      <w:pPr>
+        <w:rPr>
+          <w:rFonts w:hint="default"/>
+          <w:b w:val="0"/>
+          <w:bCs w:val="0"/>
+          <w:color w:val="auto"/>
+          <w:lang w:val="en-US" w:eastAsia="zh-CN"/>
+        </w:rPr>
+      </w:pPr>
+      <w:r>
+        <w:rPr>
+          <w:rFonts w:hint="eastAsia"/>
+          <w:b w:val="0"/>
+          <w:bCs w:val="0"/>
+          <w:color w:val="auto"/>
+          <w:lang w:val="en-US" w:eastAsia="zh-CN"/>
+        </w:rPr>
+        <w:t>小白：说来话长...</w:t>
+      </w:r>
       <w:bookmarkStart w:id="0" w:name="_GoBack"/>
       <w:bookmarkEnd w:id="0"/>
     </w:p>
     <w:p>
       <w:pPr>
         <w:rPr>
-          <w:rFonts w:hint="eastAsia"/>
-          <w:b w:val="0"/>
-          <w:bCs w:val="0"/>
-          <w:color w:val="auto"/>
-          <w:lang w:val="en-US" w:eastAsia="zh-CN"/>
-        </w:rPr>
-      </w:pPr>
-    </w:p>
-    <w:p>
-      <w:pPr>
-        <w:rPr>
-          <w:rFonts w:hint="eastAsia"/>
-          <w:b w:val="0"/>
-          <w:bCs w:val="0"/>
-          <w:color w:val="auto"/>
-          <w:lang w:val="en-US" w:eastAsia="zh-CN"/>
-        </w:rPr>
-      </w:pPr>
-    </w:p>
-    <w:p>
-      <w:pPr>
-        <w:rPr>
-          <w:rFonts w:hint="eastAsia"/>
-          <w:b w:val="0"/>
-          <w:bCs w:val="0"/>
-          <w:color w:val="auto"/>
-          <w:lang w:val="en-US" w:eastAsia="zh-CN"/>
-        </w:rPr>
-      </w:pPr>
-    </w:p>
-    <w:p>
-      <w:pPr>
-        <w:rPr>
           <w:rFonts w:hint="default"/>
           <w:b w:val="0"/>
           <w:bCs w:val="0"/>
@@ -10362,15 +11255,68 @@
           <w:lang w:val="en-US" w:eastAsia="zh-CN"/>
         </w:rPr>
       </w:pPr>
-      <w:r>
-        <w:rPr>
-          <w:rFonts w:hint="eastAsia"/>
-          <w:b w:val="0"/>
-          <w:bCs w:val="0"/>
-          <w:color w:val="auto"/>
-          <w:lang w:val="en-US" w:eastAsia="zh-CN"/>
-        </w:rPr>
-        <w:t>小游戏零：强行突破那里可以放个难点的小游戏，比如借鉴一下ctf那些东西之类的，成功了就可以直接飞升了，直接回到现实。</w:t>
+    </w:p>
+    <w:p>
+      <w:pPr>
+        <w:rPr>
+          <w:rFonts w:hint="eastAsia"/>
+          <w:b w:val="0"/>
+          <w:bCs w:val="0"/>
+          <w:color w:val="auto"/>
+          <w:lang w:val="en-US" w:eastAsia="zh-CN"/>
+        </w:rPr>
+      </w:pPr>
+      <w:r>
+        <w:rPr>
+          <w:rFonts w:hint="eastAsia"/>
+          <w:b w:val="0"/>
+          <w:bCs w:val="0"/>
+          <w:color w:val="auto"/>
+          <w:lang w:val="en-US" w:eastAsia="zh-CN"/>
+        </w:rPr>
+        <w:t>故事到这就结束了，你再次感到一阵眩晕，随后发现自己回到了家里。电视之中正播放着下一个春晚节目，而你的思绪却仍停在白蛇的故事中，久久不能释怀。</w:t>
+      </w:r>
+    </w:p>
+    <w:p>
+      <w:pPr>
+        <w:rPr>
+          <w:rFonts w:hint="eastAsia"/>
+          <w:b w:val="0"/>
+          <w:bCs w:val="0"/>
+          <w:color w:val="auto"/>
+          <w:lang w:val="en-US" w:eastAsia="zh-CN"/>
+        </w:rPr>
+      </w:pPr>
+      <w:r>
+        <w:rPr>
+          <w:rFonts w:hint="eastAsia"/>
+          <w:b w:val="0"/>
+          <w:bCs w:val="0"/>
+          <w:color w:val="auto"/>
+          <w:lang w:val="en-US" w:eastAsia="zh-CN"/>
+        </w:rPr>
+        <w:t>你似乎收益良多，阿宣和小白的爱情跨越了种族的界限，展示了爱情的力量可以超越一切障碍；那句“人间多的是长着两只脚的恶人，长了条尾巴又怎么样。”道出人妖并非是乱世对立的根源，善与恶才是；虽然小白和许宣的命运充满了坎坷，但他们通过自己的选择和努力，最终改变了自己的命运。</w:t>
+      </w:r>
+    </w:p>
+    <w:p>
+      <w:pPr>
+        <w:rPr>
+          <w:rFonts w:hint="eastAsia"/>
+          <w:b w:val="0"/>
+          <w:bCs w:val="0"/>
+          <w:color w:val="auto"/>
+          <w:lang w:val="en-US" w:eastAsia="zh-CN"/>
+        </w:rPr>
+      </w:pPr>
+      <w:r>
+        <w:rPr>
+          <w:rFonts w:hint="eastAsia"/>
+          <w:b w:val="0"/>
+          <w:bCs w:val="0"/>
+          <w:color w:val="auto"/>
+          <w:lang w:val="en-US" w:eastAsia="zh-CN"/>
+        </w:rPr>
+        <w:t>那么聪明的你，还收获了哪些“宝藏”呢？</w:t>
       </w:r>
     </w:p>
     <w:p>
@@ -10383,58 +11329,6 @@
           <w:lang w:val="en-US" w:eastAsia="zh-CN"/>
         </w:rPr>
       </w:pPr>
-      <w:r>
-        <w:rPr>
-          <w:rFonts w:hint="eastAsia"/>
-          <w:b w:val="0"/>
-          <w:bCs w:val="0"/>
-          <w:color w:val="auto"/>
-          <w:lang w:val="en-US" w:eastAsia="zh-CN"/>
-        </w:rPr>
-        <w:t>小游戏一：贪吃蛇，在吸蛇人的功力的时候可以加个贪吃蛇。</w:t>
-      </w:r>
-    </w:p>
-    <w:p>
-      <w:pPr>
-        <w:rPr>
-          <w:rFonts w:hint="default"/>
-          <w:b w:val="0"/>
-          <w:bCs w:val="0"/>
-          <w:color w:val="auto"/>
-          <w:lang w:val="en-US" w:eastAsia="zh-CN"/>
-        </w:rPr>
-      </w:pPr>
-      <w:r>
-        <w:rPr>
-          <w:rFonts w:hint="eastAsia"/>
-          <w:b w:val="0"/>
-          <w:bCs w:val="0"/>
-          <w:color w:val="auto"/>
-          <w:lang w:val="en-US" w:eastAsia="zh-CN"/>
-        </w:rPr>
-        <w:t>小游戏二：迷宫，逃出地宫时可以设计个迷宫，只有一个生门。</w:t>
-      </w:r>
-    </w:p>
-    <w:p>
-      <w:pPr>
-        <w:rPr>
-          <w:rFonts w:hint="default"/>
-          <w:b w:val="0"/>
-          <w:bCs w:val="0"/>
-          <w:color w:val="auto"/>
-          <w:lang w:val="en-US" w:eastAsia="zh-CN"/>
-        </w:rPr>
-      </w:pPr>
-      <w:r>
-        <w:rPr>
-          <w:rFonts w:hint="eastAsia"/>
-          <w:b w:val="0"/>
-          <w:bCs w:val="0"/>
-          <w:color w:val="auto"/>
-          <w:lang w:val="en-US" w:eastAsia="zh-CN"/>
-        </w:rPr>
-        <w:t>小游戏三：拼图，也是地宫那里</w:t>
-      </w:r>
     </w:p>
     <w:p>
       <w:pPr>
@@ -10512,6 +11406,90 @@
           <w:lang w:val="en-US" w:eastAsia="zh-CN"/>
         </w:rPr>
         <w:t>然后增加小游戏2.0：增加小游戏（具有一定难度，可酌情考虑增删）</w:t>
+      </w:r>
+    </w:p>
+    <w:p>
+      <w:pPr>
+        <w:rPr>
+          <w:rFonts w:hint="default"/>
+          <w:b w:val="0"/>
+          <w:bCs w:val="0"/>
+          <w:color w:val="auto"/>
+          <w:lang w:val="en-US" w:eastAsia="zh-CN"/>
+        </w:rPr>
+      </w:pPr>
+      <w:r>
+        <w:rPr>
+          <w:rFonts w:hint="eastAsia"/>
+          <w:b w:val="0"/>
+          <w:bCs w:val="0"/>
+          <w:color w:val="auto"/>
+          <w:lang w:val="en-US" w:eastAsia="zh-CN"/>
+        </w:rPr>
+        <w:t>小游戏零：强行突破那里可以放个难点的小游戏，比如借鉴一下ctf那些东西之类的，成功了就可以直接飞升了，直接回到现实。</w:t>
+      </w:r>
+    </w:p>
+    <w:p>
+      <w:pPr>
+        <w:rPr>
+          <w:rFonts w:hint="default"/>
+          <w:b w:val="0"/>
+          <w:bCs w:val="0"/>
+          <w:color w:val="auto"/>
+          <w:lang w:val="en-US" w:eastAsia="zh-CN"/>
+        </w:rPr>
+      </w:pPr>
+      <w:r>
+        <w:rPr>
+          <w:rFonts w:hint="eastAsia"/>
+          <w:b w:val="0"/>
+          <w:bCs w:val="0"/>
+          <w:color w:val="auto"/>
+          <w:lang w:val="en-US" w:eastAsia="zh-CN"/>
+        </w:rPr>
+        <w:t>小游戏一：贪吃蛇，在吸蛇人的功力的时候可以加个贪吃蛇。</w:t>
+      </w:r>
+    </w:p>
+    <w:p>
+      <w:pPr>
+        <w:rPr>
+          <w:rFonts w:hint="default"/>
+          <w:b w:val="0"/>
+          <w:bCs w:val="0"/>
+          <w:color w:val="auto"/>
+          <w:lang w:val="en-US" w:eastAsia="zh-CN"/>
+        </w:rPr>
+      </w:pPr>
+      <w:r>
+        <w:rPr>
+          <w:rFonts w:hint="eastAsia"/>
+          <w:b w:val="0"/>
+          <w:bCs w:val="0"/>
+          <w:color w:val="auto"/>
+          <w:lang w:val="en-US" w:eastAsia="zh-CN"/>
+        </w:rPr>
+        <w:t>小游戏二：迷宫，逃出地宫时可以设计个迷宫，只有一个生门。</w:t>
+      </w:r>
+    </w:p>
+    <w:p>
+      <w:pPr>
+        <w:rPr>
+          <w:rFonts w:hint="default"/>
+          <w:b w:val="0"/>
+          <w:bCs w:val="0"/>
+          <w:color w:val="auto"/>
+          <w:lang w:val="en-US" w:eastAsia="zh-CN"/>
+        </w:rPr>
+      </w:pPr>
+      <w:r>
+        <w:rPr>
+          <w:rFonts w:hint="eastAsia"/>
+          <w:b w:val="0"/>
+          <w:bCs w:val="0"/>
+          <w:color w:val="auto"/>
+          <w:lang w:val="en-US" w:eastAsia="zh-CN"/>
+        </w:rPr>
+        <w:t>小游戏三：拼图，也是地宫那里</w:t>
       </w:r>
     </w:p>
     <w:p>
@@ -11082,6 +12060,12 @@
             <w:insideH w:val="none" w:color="auto" w:sz="0" w:space="0"/>
             <w:insideV w:val="none" w:color="auto" w:sz="0" w:space="0"/>
           </w:tblBorders>
+          <w:tblCellMar>
+            <w:top w:w="0" w:type="dxa"/>
+            <w:left w:w="108" w:type="dxa"/>
+            <w:bottom w:w="0" w:type="dxa"/>
+            <w:right w:w="108" w:type="dxa"/>
+          </w:tblCellMar>
         </w:tblPrEx>
         <w:trPr>
           <w:jc w:val="center"/>

--- a/《白蛇之旅》——小游戏设计策划案.docx
+++ b/《白蛇之旅》——小游戏设计策划案.docx
@@ -329,7 +329,7 @@
           <w:szCs w:val="21"/>
           <w:lang w:val="en-US" w:eastAsia="zh-CN"/>
         </w:rPr>
-        <w:t>2025年1月20日晚，你正在和家人坐在一起看春晚，此时电视里正在播放这小品《借伞》，喜欢白蛇传故事的你看的津津有味。</w:t>
+        <w:t>2025年1月28日晚，你正在和家人坐在一起看春晚，此时电视里正在播放这小品《借伞》，喜欢白蛇传故事的你看的津津有味。</w:t>
       </w:r>
     </w:p>
     <w:p>
@@ -1887,21 +1887,1048 @@
           <w:lang w:val="en-US" w:eastAsia="zh-CN"/>
         </w:rPr>
       </w:pPr>
-    </w:p>
-    <w:p>
-      <w:pPr>
-        <w:pStyle w:val="10"/>
-        <w:widowControl/>
-        <w:numPr>
-          <w:ilvl w:val="0"/>
-          <w:numId w:val="0"/>
-        </w:numPr>
-        <w:spacing w:line="240" w:lineRule="auto"/>
-        <w:jc w:val="center"/>
+      <w:r>
+        <w:rPr>
+          <w:rFonts w:hint="eastAsia" w:ascii="宋体" w:hAnsi="宋体" w:eastAsia="宋体"/>
+          <w:b w:val="0"/>
+          <w:bCs w:val="0"/>
+          <w:color w:val="auto"/>
+          <w:sz w:val="21"/>
+          <w:szCs w:val="21"/>
+          <w:lang w:val="en-US" w:eastAsia="zh-CN"/>
+        </w:rPr>
+        <w:t>你刚进大门，就见一只大黄狗迎了上来，你知道这是你的伙伴，你给它起名叫做肚兜。</w:t>
+      </w:r>
+    </w:p>
+    <w:p>
+      <w:pPr>
+        <w:pStyle w:val="10"/>
+        <w:widowControl/>
+        <w:numPr>
+          <w:ilvl w:val="0"/>
+          <w:numId w:val="0"/>
+        </w:numPr>
+        <w:spacing w:line="240" w:lineRule="auto"/>
+        <w:jc w:val="left"/>
+        <w:rPr>
+          <w:rFonts w:hint="default" w:ascii="宋体" w:hAnsi="宋体" w:eastAsia="宋体"/>
+          <w:b w:val="0"/>
+          <w:bCs w:val="0"/>
+          <w:color w:val="auto"/>
+          <w:sz w:val="21"/>
+          <w:szCs w:val="21"/>
+          <w:lang w:val="en-US" w:eastAsia="zh-CN"/>
+        </w:rPr>
+      </w:pPr>
+      <w:r>
+        <w:rPr>
+          <w:rFonts w:hint="default" w:ascii="宋体" w:hAnsi="宋体" w:eastAsia="宋体"/>
+          <w:b w:val="0"/>
+          <w:bCs w:val="0"/>
+          <w:color w:val="auto"/>
+          <w:sz w:val="21"/>
+          <w:szCs w:val="21"/>
+          <w:lang w:val="en-US" w:eastAsia="zh-CN"/>
+        </w:rPr>
+        <w:t>阿宣：肚兜！</w:t>
+      </w:r>
+    </w:p>
+    <w:p>
+      <w:pPr>
+        <w:pStyle w:val="10"/>
+        <w:widowControl/>
+        <w:numPr>
+          <w:ilvl w:val="0"/>
+          <w:numId w:val="0"/>
+        </w:numPr>
+        <w:spacing w:line="240" w:lineRule="auto"/>
+        <w:jc w:val="left"/>
+        <w:rPr>
+          <w:rFonts w:hint="default" w:ascii="宋体" w:hAnsi="宋体" w:eastAsia="宋体"/>
+          <w:b w:val="0"/>
+          <w:bCs w:val="0"/>
+          <w:color w:val="auto"/>
+          <w:sz w:val="21"/>
+          <w:szCs w:val="21"/>
+          <w:lang w:val="en-US" w:eastAsia="zh-CN"/>
+        </w:rPr>
+      </w:pPr>
+      <w:r>
+        <w:rPr>
+          <w:rFonts w:hint="default" w:ascii="宋体" w:hAnsi="宋体" w:eastAsia="宋体"/>
+          <w:b w:val="0"/>
+          <w:bCs w:val="0"/>
+          <w:color w:val="auto"/>
+          <w:sz w:val="21"/>
+          <w:szCs w:val="21"/>
+          <w:lang w:val="en-US" w:eastAsia="zh-CN"/>
+        </w:rPr>
+        <w:t>肚兜：旺旺（摇着尾巴舔了舔阿宣的手）</w:t>
+      </w:r>
+    </w:p>
+    <w:p>
+      <w:pPr>
+        <w:pStyle w:val="10"/>
+        <w:widowControl/>
+        <w:numPr>
+          <w:ilvl w:val="0"/>
+          <w:numId w:val="0"/>
+        </w:numPr>
+        <w:spacing w:line="240" w:lineRule="auto"/>
+        <w:jc w:val="left"/>
+        <w:rPr>
+          <w:rFonts w:hint="eastAsia" w:ascii="宋体" w:hAnsi="宋体" w:eastAsia="宋体"/>
+          <w:b w:val="0"/>
+          <w:bCs w:val="0"/>
+          <w:color w:val="auto"/>
+          <w:sz w:val="21"/>
+          <w:szCs w:val="21"/>
+          <w:lang w:val="en-US" w:eastAsia="zh-CN"/>
+        </w:rPr>
+      </w:pPr>
+      <w:r>
+        <w:rPr>
+          <w:rFonts w:hint="eastAsia" w:ascii="宋体" w:hAnsi="宋体" w:eastAsia="宋体"/>
+          <w:b w:val="0"/>
+          <w:bCs w:val="0"/>
+          <w:color w:val="auto"/>
+          <w:sz w:val="21"/>
+          <w:szCs w:val="21"/>
+          <w:lang w:val="en-US" w:eastAsia="zh-CN"/>
+        </w:rPr>
+        <w:t>和肚兜打闹了一会，你才发现你之前救助的白衣女子也站在一旁，你内心十分好奇，想要弄清楚她的身份。</w:t>
+      </w:r>
+    </w:p>
+    <w:p>
+      <w:pPr>
+        <w:pStyle w:val="10"/>
+        <w:widowControl/>
+        <w:numPr>
+          <w:ilvl w:val="0"/>
+          <w:numId w:val="0"/>
+        </w:numPr>
+        <w:pBdr>
+          <w:top w:val="single" w:color="auto" w:sz="4" w:space="0"/>
+          <w:left w:val="single" w:color="auto" w:sz="4" w:space="0"/>
+          <w:bottom w:val="single" w:color="auto" w:sz="4" w:space="0"/>
+          <w:right w:val="single" w:color="auto" w:sz="4" w:space="0"/>
+        </w:pBdr>
+        <w:spacing w:line="240" w:lineRule="auto"/>
+        <w:jc w:val="left"/>
+        <w:rPr>
+          <w:rFonts w:hint="eastAsia" w:ascii="宋体" w:hAnsi="宋体" w:eastAsia="宋体"/>
+          <w:b w:val="0"/>
+          <w:bCs w:val="0"/>
+          <w:color w:val="auto"/>
+          <w:sz w:val="21"/>
+          <w:szCs w:val="21"/>
+          <w:lang w:val="en-US" w:eastAsia="zh-CN"/>
+        </w:rPr>
+      </w:pPr>
+      <w:r>
         <w:rPr>
           <w:rFonts w:hint="eastAsia" w:ascii="宋体" w:hAnsi="宋体" w:eastAsia="宋体"/>
           <w:b/>
           <w:bCs/>
+          <w:color w:val="0000FF"/>
+          <w:sz w:val="21"/>
+          <w:szCs w:val="21"/>
+          <w:lang w:val="en-US" w:eastAsia="zh-CN"/>
+        </w:rPr>
+        <w:t>选择：</w:t>
+      </w:r>
+      <w:r>
+        <w:rPr>
+          <w:rFonts w:hint="eastAsia" w:ascii="宋体" w:hAnsi="宋体" w:eastAsia="宋体"/>
+          <w:b w:val="0"/>
+          <w:bCs w:val="0"/>
+          <w:color w:val="auto"/>
+          <w:sz w:val="21"/>
+          <w:szCs w:val="21"/>
+          <w:lang w:val="en-US" w:eastAsia="zh-CN"/>
+        </w:rPr>
+        <w:t>1.你醒来了？/2.你是谁？</w:t>
+      </w:r>
+    </w:p>
+    <w:p>
+      <w:pPr>
+        <w:pStyle w:val="10"/>
+        <w:widowControl/>
+        <w:numPr>
+          <w:ilvl w:val="0"/>
+          <w:numId w:val="0"/>
+        </w:numPr>
+        <w:spacing w:line="240" w:lineRule="auto"/>
+        <w:jc w:val="left"/>
+        <w:rPr>
+          <w:rFonts w:hint="eastAsia" w:ascii="宋体" w:hAnsi="宋体" w:eastAsia="宋体"/>
+          <w:b w:val="0"/>
+          <w:bCs w:val="0"/>
+          <w:color w:val="auto"/>
+          <w:sz w:val="21"/>
+          <w:szCs w:val="21"/>
+          <w:lang w:val="en-US" w:eastAsia="zh-CN"/>
+        </w:rPr>
+      </w:pPr>
+      <w:r>
+        <w:rPr>
+          <w:rFonts w:hint="eastAsia" w:ascii="宋体" w:hAnsi="宋体" w:eastAsia="宋体"/>
+          <w:b w:val="0"/>
+          <w:bCs w:val="0"/>
+          <w:color w:val="auto"/>
+          <w:sz w:val="21"/>
+          <w:szCs w:val="21"/>
+          <w:lang w:val="en-US" w:eastAsia="zh-CN"/>
+        </w:rPr>
+        <w:t>1.她只是点点头，没有多说什么。</w:t>
+      </w:r>
+    </w:p>
+    <w:p>
+      <w:pPr>
+        <w:pStyle w:val="10"/>
+        <w:widowControl/>
+        <w:numPr>
+          <w:ilvl w:val="0"/>
+          <w:numId w:val="0"/>
+        </w:numPr>
+        <w:spacing w:line="240" w:lineRule="auto"/>
+        <w:jc w:val="left"/>
+        <w:rPr>
+          <w:rFonts w:hint="eastAsia" w:ascii="宋体" w:hAnsi="宋体" w:eastAsia="宋体"/>
+          <w:b w:val="0"/>
+          <w:bCs w:val="0"/>
+          <w:color w:val="auto"/>
+          <w:sz w:val="21"/>
+          <w:szCs w:val="21"/>
+          <w:lang w:val="en-US" w:eastAsia="zh-CN"/>
+        </w:rPr>
+      </w:pPr>
+      <w:r>
+        <w:rPr>
+          <w:rFonts w:hint="eastAsia" w:ascii="宋体" w:hAnsi="宋体" w:eastAsia="宋体"/>
+          <w:b w:val="0"/>
+          <w:bCs w:val="0"/>
+          <w:color w:val="auto"/>
+          <w:sz w:val="21"/>
+          <w:szCs w:val="21"/>
+          <w:lang w:val="en-US" w:eastAsia="zh-CN"/>
+        </w:rPr>
+        <w:t>2.她没有回答你的问题，反而露出了疑惑与戒备的表情。</w:t>
+      </w:r>
+    </w:p>
+    <w:p>
+      <w:pPr>
+        <w:pStyle w:val="10"/>
+        <w:widowControl/>
+        <w:numPr>
+          <w:ilvl w:val="0"/>
+          <w:numId w:val="0"/>
+        </w:numPr>
+        <w:spacing w:line="240" w:lineRule="auto"/>
+        <w:jc w:val="left"/>
+        <w:rPr>
+          <w:rFonts w:hint="eastAsia" w:ascii="宋体" w:hAnsi="宋体" w:eastAsia="宋体"/>
+          <w:b w:val="0"/>
+          <w:bCs w:val="0"/>
+          <w:color w:val="auto"/>
+          <w:sz w:val="21"/>
+          <w:szCs w:val="21"/>
+          <w:lang w:val="en-US" w:eastAsia="zh-CN"/>
+        </w:rPr>
+      </w:pPr>
+      <w:r>
+        <w:rPr>
+          <w:rFonts w:hint="eastAsia" w:ascii="宋体" w:hAnsi="宋体" w:eastAsia="宋体"/>
+          <w:b w:val="0"/>
+          <w:bCs w:val="0"/>
+          <w:color w:val="auto"/>
+          <w:sz w:val="21"/>
+          <w:szCs w:val="21"/>
+          <w:lang w:val="en-US" w:eastAsia="zh-CN"/>
+        </w:rPr>
+        <w:t>你这才意识到自己有一些冒昧，故而露出愧疚的微笑，先介绍起自己来。</w:t>
+      </w:r>
+    </w:p>
+    <w:p>
+      <w:pPr>
+        <w:pStyle w:val="10"/>
+        <w:widowControl/>
+        <w:numPr>
+          <w:ilvl w:val="0"/>
+          <w:numId w:val="0"/>
+        </w:numPr>
+        <w:spacing w:line="240" w:lineRule="auto"/>
+        <w:jc w:val="left"/>
+        <w:rPr>
+          <w:rFonts w:hint="default" w:ascii="宋体" w:hAnsi="宋体" w:eastAsia="宋体"/>
+          <w:b w:val="0"/>
+          <w:bCs w:val="0"/>
+          <w:color w:val="auto"/>
+          <w:sz w:val="21"/>
+          <w:szCs w:val="21"/>
+          <w:lang w:val="en-US" w:eastAsia="zh-CN"/>
+        </w:rPr>
+      </w:pPr>
+      <w:r>
+        <w:rPr>
+          <w:rFonts w:hint="eastAsia" w:ascii="宋体" w:hAnsi="宋体" w:eastAsia="宋体"/>
+          <w:b w:val="0"/>
+          <w:bCs w:val="0"/>
+          <w:color w:val="auto"/>
+          <w:sz w:val="21"/>
+          <w:szCs w:val="21"/>
+          <w:lang w:val="en-US" w:eastAsia="zh-CN"/>
+        </w:rPr>
+        <w:t>阿宣：我叫许宣，是捕蛇村的一员，我在瀑布旁的大石头上发现了昏迷的你，所以将你带了回来。</w:t>
+      </w:r>
+    </w:p>
+    <w:p>
+      <w:pPr>
+        <w:pStyle w:val="10"/>
+        <w:widowControl/>
+        <w:numPr>
+          <w:ilvl w:val="0"/>
+          <w:numId w:val="0"/>
+        </w:numPr>
+        <w:spacing w:line="240" w:lineRule="auto"/>
+        <w:jc w:val="left"/>
+        <w:rPr>
+          <w:rFonts w:hint="eastAsia" w:ascii="宋体" w:hAnsi="宋体" w:eastAsia="宋体"/>
+          <w:b w:val="0"/>
+          <w:bCs w:val="0"/>
+          <w:color w:val="auto"/>
+          <w:sz w:val="21"/>
+          <w:szCs w:val="21"/>
+          <w:lang w:val="en-US" w:eastAsia="zh-CN"/>
+        </w:rPr>
+      </w:pPr>
+      <w:r>
+        <w:rPr>
+          <w:rFonts w:hint="eastAsia" w:ascii="宋体" w:hAnsi="宋体" w:eastAsia="宋体"/>
+          <w:b w:val="0"/>
+          <w:bCs w:val="0"/>
+          <w:color w:val="auto"/>
+          <w:sz w:val="21"/>
+          <w:szCs w:val="21"/>
+          <w:lang w:val="en-US" w:eastAsia="zh-CN"/>
+        </w:rPr>
+        <w:t>这时，她的表情才舒缓下来，露出一丝感激的神色，但仍旧没有说话。</w:t>
+      </w:r>
+    </w:p>
+    <w:p>
+      <w:pPr>
+        <w:pStyle w:val="10"/>
+        <w:widowControl/>
+        <w:numPr>
+          <w:ilvl w:val="0"/>
+          <w:numId w:val="0"/>
+        </w:numPr>
+        <w:spacing w:line="240" w:lineRule="auto"/>
+        <w:jc w:val="left"/>
+        <w:rPr>
+          <w:rFonts w:hint="eastAsia" w:ascii="宋体" w:hAnsi="宋体" w:eastAsia="宋体"/>
+          <w:b w:val="0"/>
+          <w:bCs w:val="0"/>
+          <w:color w:val="auto"/>
+          <w:sz w:val="21"/>
+          <w:szCs w:val="21"/>
+          <w:lang w:val="en-US" w:eastAsia="zh-CN"/>
+        </w:rPr>
+      </w:pPr>
+    </w:p>
+    <w:p>
+      <w:pPr>
+        <w:pStyle w:val="10"/>
+        <w:widowControl/>
+        <w:numPr>
+          <w:ilvl w:val="0"/>
+          <w:numId w:val="0"/>
+        </w:numPr>
+        <w:spacing w:line="240" w:lineRule="auto"/>
+        <w:jc w:val="left"/>
+        <w:rPr>
+          <w:rFonts w:hint="eastAsia" w:ascii="宋体" w:hAnsi="宋体" w:eastAsia="宋体"/>
+          <w:b w:val="0"/>
+          <w:bCs w:val="0"/>
+          <w:color w:val="auto"/>
+          <w:sz w:val="21"/>
+          <w:szCs w:val="21"/>
+          <w:lang w:val="en-US" w:eastAsia="zh-CN"/>
+        </w:rPr>
+      </w:pPr>
+    </w:p>
+    <w:p>
+      <w:pPr>
+        <w:pStyle w:val="10"/>
+        <w:widowControl/>
+        <w:numPr>
+          <w:ilvl w:val="0"/>
+          <w:numId w:val="0"/>
+        </w:numPr>
+        <w:spacing w:line="240" w:lineRule="auto"/>
+        <w:jc w:val="left"/>
+        <w:rPr>
+          <w:rFonts w:hint="eastAsia" w:ascii="宋体" w:hAnsi="宋体" w:eastAsia="宋体"/>
+          <w:b w:val="0"/>
+          <w:bCs w:val="0"/>
+          <w:color w:val="auto"/>
+          <w:sz w:val="21"/>
+          <w:szCs w:val="21"/>
+          <w:lang w:val="en-US" w:eastAsia="zh-CN"/>
+        </w:rPr>
+      </w:pPr>
+      <w:r>
+        <w:rPr>
+          <w:rFonts w:hint="eastAsia" w:ascii="宋体" w:hAnsi="宋体" w:eastAsia="宋体"/>
+          <w:b w:val="0"/>
+          <w:bCs w:val="0"/>
+          <w:color w:val="auto"/>
+          <w:sz w:val="21"/>
+          <w:szCs w:val="21"/>
+          <w:lang w:val="en-US" w:eastAsia="zh-CN"/>
+        </w:rPr>
+        <w:t>老妇人：阿宣，这姑娘什么都不记得了。</w:t>
+      </w:r>
+    </w:p>
+    <w:p>
+      <w:pPr>
+        <w:pStyle w:val="10"/>
+        <w:widowControl/>
+        <w:numPr>
+          <w:ilvl w:val="0"/>
+          <w:numId w:val="0"/>
+        </w:numPr>
+        <w:spacing w:line="240" w:lineRule="auto"/>
+        <w:jc w:val="left"/>
+        <w:rPr>
+          <w:rFonts w:hint="eastAsia" w:ascii="宋体" w:hAnsi="宋体" w:eastAsia="宋体"/>
+          <w:b w:val="0"/>
+          <w:bCs w:val="0"/>
+          <w:color w:val="auto"/>
+          <w:sz w:val="21"/>
+          <w:szCs w:val="21"/>
+          <w:lang w:val="en-US" w:eastAsia="zh-CN"/>
+        </w:rPr>
+      </w:pPr>
+      <w:r>
+        <w:rPr>
+          <w:rFonts w:hint="eastAsia" w:ascii="宋体" w:hAnsi="宋体" w:eastAsia="宋体"/>
+          <w:b w:val="0"/>
+          <w:bCs w:val="0"/>
+          <w:color w:val="auto"/>
+          <w:sz w:val="21"/>
+          <w:szCs w:val="21"/>
+          <w:lang w:val="en-US" w:eastAsia="zh-CN"/>
+        </w:rPr>
+        <w:t>阿宣：没事的，明天我带你去找到你的地方，没准有什么线索。</w:t>
+      </w:r>
+    </w:p>
+    <w:p>
+      <w:pPr>
+        <w:pStyle w:val="10"/>
+        <w:widowControl/>
+        <w:numPr>
+          <w:ilvl w:val="0"/>
+          <w:numId w:val="0"/>
+        </w:numPr>
+        <w:spacing w:line="240" w:lineRule="auto"/>
+        <w:jc w:val="left"/>
+        <w:rPr>
+          <w:rFonts w:hint="eastAsia" w:ascii="宋体" w:hAnsi="宋体" w:eastAsia="宋体"/>
+          <w:b w:val="0"/>
+          <w:bCs w:val="0"/>
+          <w:color w:val="auto"/>
+          <w:sz w:val="21"/>
+          <w:szCs w:val="21"/>
+          <w:lang w:val="en-US" w:eastAsia="zh-CN"/>
+        </w:rPr>
+      </w:pPr>
+      <w:r>
+        <w:rPr>
+          <w:rFonts w:hint="eastAsia" w:ascii="宋体" w:hAnsi="宋体" w:eastAsia="宋体"/>
+          <w:b w:val="0"/>
+          <w:bCs w:val="0"/>
+          <w:color w:val="auto"/>
+          <w:sz w:val="21"/>
+          <w:szCs w:val="21"/>
+          <w:lang w:val="en-US" w:eastAsia="zh-CN"/>
+        </w:rPr>
+        <w:t>只见那姑娘只是点点头，答应了你的建议。</w:t>
+      </w:r>
+    </w:p>
+    <w:p>
+      <w:pPr>
+        <w:pStyle w:val="10"/>
+        <w:widowControl/>
+        <w:numPr>
+          <w:ilvl w:val="0"/>
+          <w:numId w:val="0"/>
+        </w:numPr>
+        <w:spacing w:line="240" w:lineRule="auto"/>
+        <w:jc w:val="left"/>
+        <w:rPr>
+          <w:rFonts w:hint="default" w:ascii="宋体" w:hAnsi="宋体" w:eastAsia="宋体"/>
+          <w:b w:val="0"/>
+          <w:bCs w:val="0"/>
+          <w:color w:val="auto"/>
+          <w:sz w:val="21"/>
+          <w:szCs w:val="21"/>
+          <w:lang w:val="en-US" w:eastAsia="zh-CN"/>
+        </w:rPr>
+      </w:pPr>
+      <w:r>
+        <w:rPr>
+          <w:rFonts w:hint="default" w:ascii="宋体" w:hAnsi="宋体" w:eastAsia="宋体"/>
+          <w:b w:val="0"/>
+          <w:bCs w:val="0"/>
+          <w:color w:val="auto"/>
+          <w:sz w:val="21"/>
+          <w:szCs w:val="21"/>
+          <w:lang w:val="en-US" w:eastAsia="zh-CN"/>
+        </w:rPr>
+        <w:t>转眼间又是一天过去了，你们俩走在路上。</w:t>
+      </w:r>
+    </w:p>
+    <w:p>
+      <w:pPr>
+        <w:pStyle w:val="10"/>
+        <w:widowControl/>
+        <w:numPr>
+          <w:ilvl w:val="0"/>
+          <w:numId w:val="0"/>
+        </w:numPr>
+        <w:spacing w:line="240" w:lineRule="auto"/>
+        <w:jc w:val="left"/>
+        <w:rPr>
+          <w:rFonts w:hint="default" w:ascii="宋体" w:hAnsi="宋体" w:eastAsia="宋体"/>
+          <w:b w:val="0"/>
+          <w:bCs w:val="0"/>
+          <w:color w:val="auto"/>
+          <w:sz w:val="21"/>
+          <w:szCs w:val="21"/>
+          <w:lang w:val="en-US" w:eastAsia="zh-CN"/>
+        </w:rPr>
+      </w:pPr>
+      <w:r>
+        <w:rPr>
+          <w:rFonts w:hint="default" w:ascii="宋体" w:hAnsi="宋体" w:eastAsia="宋体"/>
+          <w:b w:val="0"/>
+          <w:bCs w:val="0"/>
+          <w:color w:val="auto"/>
+          <w:sz w:val="21"/>
+          <w:szCs w:val="21"/>
+          <w:lang w:val="en-US" w:eastAsia="zh-CN"/>
+        </w:rPr>
+        <w:t>阿宣：下面就是我们捕蛇的地方。</w:t>
+      </w:r>
+    </w:p>
+    <w:p>
+      <w:pPr>
+        <w:pStyle w:val="10"/>
+        <w:widowControl/>
+        <w:numPr>
+          <w:ilvl w:val="0"/>
+          <w:numId w:val="0"/>
+        </w:numPr>
+        <w:spacing w:line="240" w:lineRule="auto"/>
+        <w:jc w:val="left"/>
+        <w:rPr>
+          <w:rFonts w:hint="default" w:ascii="宋体" w:hAnsi="宋体" w:eastAsia="宋体"/>
+          <w:b w:val="0"/>
+          <w:bCs w:val="0"/>
+          <w:color w:val="auto"/>
+          <w:sz w:val="21"/>
+          <w:szCs w:val="21"/>
+          <w:lang w:val="en-US" w:eastAsia="zh-CN"/>
+        </w:rPr>
+      </w:pPr>
+      <w:r>
+        <w:rPr>
+          <w:rFonts w:hint="eastAsia" w:ascii="宋体" w:hAnsi="宋体" w:eastAsia="宋体"/>
+          <w:b w:val="0"/>
+          <w:bCs w:val="0"/>
+          <w:color w:val="auto"/>
+          <w:sz w:val="21"/>
+          <w:szCs w:val="21"/>
+          <w:lang w:val="en-US" w:eastAsia="zh-CN"/>
+        </w:rPr>
+        <w:t>你</w:t>
+      </w:r>
+      <w:r>
+        <w:rPr>
+          <w:rFonts w:hint="default" w:ascii="宋体" w:hAnsi="宋体" w:eastAsia="宋体"/>
+          <w:b w:val="0"/>
+          <w:bCs w:val="0"/>
+          <w:color w:val="auto"/>
+          <w:sz w:val="21"/>
+          <w:szCs w:val="21"/>
+          <w:lang w:val="en-US" w:eastAsia="zh-CN"/>
+        </w:rPr>
+        <w:t>指了指面前的瀑布下。</w:t>
+      </w:r>
+    </w:p>
+    <w:p>
+      <w:pPr>
+        <w:pStyle w:val="10"/>
+        <w:widowControl/>
+        <w:numPr>
+          <w:ilvl w:val="0"/>
+          <w:numId w:val="0"/>
+        </w:numPr>
+        <w:spacing w:line="240" w:lineRule="auto"/>
+        <w:jc w:val="left"/>
+        <w:rPr>
+          <w:rFonts w:hint="default" w:ascii="宋体" w:hAnsi="宋体" w:eastAsia="宋体"/>
+          <w:b w:val="0"/>
+          <w:bCs w:val="0"/>
+          <w:color w:val="auto"/>
+          <w:sz w:val="21"/>
+          <w:szCs w:val="21"/>
+          <w:lang w:val="en-US" w:eastAsia="zh-CN"/>
+        </w:rPr>
+      </w:pPr>
+      <w:r>
+        <w:rPr>
+          <w:rFonts w:hint="eastAsia" w:ascii="宋体" w:hAnsi="宋体" w:eastAsia="宋体"/>
+          <w:b w:val="0"/>
+          <w:bCs w:val="0"/>
+          <w:color w:val="auto"/>
+          <w:sz w:val="21"/>
+          <w:szCs w:val="21"/>
+          <w:lang w:val="en-US" w:eastAsia="zh-CN"/>
+        </w:rPr>
+        <w:t>姑娘</w:t>
+      </w:r>
+      <w:r>
+        <w:rPr>
+          <w:rFonts w:hint="default" w:ascii="宋体" w:hAnsi="宋体" w:eastAsia="宋体"/>
+          <w:b w:val="0"/>
+          <w:bCs w:val="0"/>
+          <w:color w:val="auto"/>
+          <w:sz w:val="21"/>
+          <w:szCs w:val="21"/>
+          <w:lang w:val="en-US" w:eastAsia="zh-CN"/>
+        </w:rPr>
+        <w:t>：你们为什么要捕蛇？</w:t>
+      </w:r>
+    </w:p>
+    <w:p>
+      <w:pPr>
+        <w:pStyle w:val="10"/>
+        <w:widowControl/>
+        <w:numPr>
+          <w:ilvl w:val="0"/>
+          <w:numId w:val="0"/>
+        </w:numPr>
+        <w:spacing w:line="240" w:lineRule="auto"/>
+        <w:jc w:val="left"/>
+        <w:rPr>
+          <w:rFonts w:hint="default" w:ascii="宋体" w:hAnsi="宋体" w:eastAsia="宋体"/>
+          <w:b w:val="0"/>
+          <w:bCs w:val="0"/>
+          <w:color w:val="auto"/>
+          <w:sz w:val="21"/>
+          <w:szCs w:val="21"/>
+          <w:lang w:val="en-US" w:eastAsia="zh-CN"/>
+        </w:rPr>
+      </w:pPr>
+      <w:r>
+        <w:rPr>
+          <w:rFonts w:hint="default" w:ascii="宋体" w:hAnsi="宋体" w:eastAsia="宋体"/>
+          <w:b w:val="0"/>
+          <w:bCs w:val="0"/>
+          <w:color w:val="auto"/>
+          <w:sz w:val="21"/>
+          <w:szCs w:val="21"/>
+          <w:lang w:val="en-US" w:eastAsia="zh-CN"/>
+        </w:rPr>
+        <w:t>阿宣：近些年，天下越来越乱，赋税也越来越重。国师府说，捕蛇可以抵税可以不被拉丁充劳役。大家就聚到一起捕蛇来了。捕蛇凶险，可是不捕蛇就更凶险。</w:t>
+      </w:r>
+    </w:p>
+    <w:p>
+      <w:pPr>
+        <w:pStyle w:val="10"/>
+        <w:widowControl/>
+        <w:numPr>
+          <w:ilvl w:val="0"/>
+          <w:numId w:val="0"/>
+        </w:numPr>
+        <w:spacing w:line="240" w:lineRule="auto"/>
+        <w:jc w:val="left"/>
+        <w:rPr>
+          <w:rFonts w:hint="eastAsia" w:ascii="宋体" w:hAnsi="宋体" w:eastAsia="宋体"/>
+          <w:b w:val="0"/>
+          <w:bCs w:val="0"/>
+          <w:color w:val="auto"/>
+          <w:sz w:val="21"/>
+          <w:szCs w:val="21"/>
+          <w:lang w:val="en-US" w:eastAsia="zh-CN"/>
+        </w:rPr>
+      </w:pPr>
+      <w:r>
+        <w:rPr>
+          <w:rFonts w:hint="eastAsia" w:ascii="宋体" w:hAnsi="宋体" w:eastAsia="宋体"/>
+          <w:b w:val="0"/>
+          <w:bCs w:val="0"/>
+          <w:color w:val="auto"/>
+          <w:sz w:val="21"/>
+          <w:szCs w:val="21"/>
+          <w:lang w:val="en-US" w:eastAsia="zh-CN"/>
+        </w:rPr>
+        <w:t>姑娘：那捕到的蛇有什么用呢？</w:t>
+      </w:r>
+    </w:p>
+    <w:p>
+      <w:pPr>
+        <w:pStyle w:val="10"/>
+        <w:widowControl/>
+        <w:numPr>
+          <w:ilvl w:val="0"/>
+          <w:numId w:val="0"/>
+        </w:numPr>
+        <w:spacing w:line="240" w:lineRule="auto"/>
+        <w:jc w:val="left"/>
+        <w:rPr>
+          <w:rFonts w:hint="eastAsia" w:ascii="宋体" w:hAnsi="宋体" w:eastAsia="宋体"/>
+          <w:b w:val="0"/>
+          <w:bCs w:val="0"/>
+          <w:color w:val="auto"/>
+          <w:sz w:val="21"/>
+          <w:szCs w:val="21"/>
+          <w:lang w:val="en-US" w:eastAsia="zh-CN"/>
+        </w:rPr>
+      </w:pPr>
+      <w:r>
+        <w:rPr>
+          <w:rFonts w:hint="eastAsia" w:ascii="宋体" w:hAnsi="宋体" w:eastAsia="宋体"/>
+          <w:b w:val="0"/>
+          <w:bCs w:val="0"/>
+          <w:color w:val="auto"/>
+          <w:sz w:val="21"/>
+          <w:szCs w:val="21"/>
+          <w:lang w:val="en-US" w:eastAsia="zh-CN"/>
+        </w:rPr>
+        <w:t>阿宣：谁知道呢，也许是吃了或者做成了药材？</w:t>
+      </w:r>
+    </w:p>
+    <w:p>
+      <w:pPr>
+        <w:pStyle w:val="10"/>
+        <w:widowControl/>
+        <w:numPr>
+          <w:ilvl w:val="0"/>
+          <w:numId w:val="0"/>
+        </w:numPr>
+        <w:spacing w:line="240" w:lineRule="auto"/>
+        <w:jc w:val="left"/>
+        <w:rPr>
+          <w:rFonts w:hint="default" w:ascii="宋体" w:hAnsi="宋体" w:eastAsia="宋体"/>
+          <w:b w:val="0"/>
+          <w:bCs w:val="0"/>
+          <w:color w:val="auto"/>
+          <w:sz w:val="21"/>
+          <w:szCs w:val="21"/>
+          <w:lang w:val="en-US" w:eastAsia="zh-CN"/>
+        </w:rPr>
+      </w:pPr>
+    </w:p>
+    <w:p>
+      <w:pPr>
+        <w:pStyle w:val="10"/>
+        <w:widowControl/>
+        <w:numPr>
+          <w:ilvl w:val="0"/>
+          <w:numId w:val="0"/>
+        </w:numPr>
+        <w:spacing w:line="240" w:lineRule="auto"/>
+        <w:jc w:val="left"/>
+        <w:rPr>
+          <w:rFonts w:hint="default" w:ascii="宋体" w:hAnsi="宋体" w:eastAsia="宋体"/>
+          <w:b w:val="0"/>
+          <w:bCs w:val="0"/>
+          <w:color w:val="auto"/>
+          <w:sz w:val="21"/>
+          <w:szCs w:val="21"/>
+          <w:lang w:val="en-US" w:eastAsia="zh-CN"/>
+        </w:rPr>
+      </w:pPr>
+      <w:r>
+        <w:rPr>
+          <w:rFonts w:hint="eastAsia" w:ascii="宋体" w:hAnsi="宋体" w:eastAsia="宋体"/>
+          <w:b w:val="0"/>
+          <w:bCs w:val="0"/>
+          <w:color w:val="auto"/>
+          <w:sz w:val="21"/>
+          <w:szCs w:val="21"/>
+          <w:lang w:val="en-US" w:eastAsia="zh-CN"/>
+        </w:rPr>
+        <w:t>走着走着，</w:t>
+      </w:r>
+      <w:r>
+        <w:rPr>
+          <w:rFonts w:hint="default" w:ascii="宋体" w:hAnsi="宋体" w:eastAsia="宋体"/>
+          <w:b w:val="0"/>
+          <w:bCs w:val="0"/>
+          <w:color w:val="auto"/>
+          <w:sz w:val="21"/>
+          <w:szCs w:val="21"/>
+          <w:lang w:val="en-US" w:eastAsia="zh-CN"/>
+        </w:rPr>
+        <w:t>看到眼前陡峭的山路，</w:t>
+      </w:r>
+      <w:r>
+        <w:rPr>
+          <w:rFonts w:hint="eastAsia" w:ascii="宋体" w:hAnsi="宋体" w:eastAsia="宋体"/>
+          <w:b w:val="0"/>
+          <w:bCs w:val="0"/>
+          <w:color w:val="auto"/>
+          <w:sz w:val="21"/>
+          <w:szCs w:val="21"/>
+          <w:lang w:val="en-US" w:eastAsia="zh-CN"/>
+        </w:rPr>
+        <w:t>你</w:t>
+      </w:r>
+      <w:r>
+        <w:rPr>
+          <w:rFonts w:hint="default" w:ascii="宋体" w:hAnsi="宋体" w:eastAsia="宋体"/>
+          <w:b w:val="0"/>
+          <w:bCs w:val="0"/>
+          <w:color w:val="auto"/>
+          <w:sz w:val="21"/>
+          <w:szCs w:val="21"/>
+          <w:lang w:val="en-US" w:eastAsia="zh-CN"/>
+        </w:rPr>
+        <w:t>犯了难，不知道怎么带</w:t>
+      </w:r>
+      <w:r>
+        <w:rPr>
+          <w:rFonts w:hint="eastAsia" w:ascii="宋体" w:hAnsi="宋体" w:eastAsia="宋体"/>
+          <w:b w:val="0"/>
+          <w:bCs w:val="0"/>
+          <w:color w:val="auto"/>
+          <w:sz w:val="21"/>
+          <w:szCs w:val="21"/>
+          <w:lang w:val="en-US" w:eastAsia="zh-CN"/>
+        </w:rPr>
+        <w:t>她</w:t>
+      </w:r>
+      <w:r>
+        <w:rPr>
+          <w:rFonts w:hint="default" w:ascii="宋体" w:hAnsi="宋体" w:eastAsia="宋体"/>
+          <w:b w:val="0"/>
+          <w:bCs w:val="0"/>
+          <w:color w:val="auto"/>
+          <w:sz w:val="21"/>
+          <w:szCs w:val="21"/>
+          <w:lang w:val="en-US" w:eastAsia="zh-CN"/>
+        </w:rPr>
+        <w:t>上去，如果只有</w:t>
+      </w:r>
+      <w:r>
+        <w:rPr>
+          <w:rFonts w:hint="eastAsia" w:ascii="宋体" w:hAnsi="宋体" w:eastAsia="宋体"/>
+          <w:b w:val="0"/>
+          <w:bCs w:val="0"/>
+          <w:color w:val="auto"/>
+          <w:sz w:val="21"/>
+          <w:szCs w:val="21"/>
+          <w:lang w:val="en-US" w:eastAsia="zh-CN"/>
+        </w:rPr>
+        <w:t>你</w:t>
+      </w:r>
+      <w:r>
+        <w:rPr>
+          <w:rFonts w:hint="default" w:ascii="宋体" w:hAnsi="宋体" w:eastAsia="宋体"/>
+          <w:b w:val="0"/>
+          <w:bCs w:val="0"/>
+          <w:color w:val="auto"/>
+          <w:sz w:val="21"/>
+          <w:szCs w:val="21"/>
+          <w:lang w:val="en-US" w:eastAsia="zh-CN"/>
+        </w:rPr>
+        <w:t>自己，自然可以很容易的爬上去，因为</w:t>
+      </w:r>
+      <w:r>
+        <w:rPr>
+          <w:rFonts w:hint="eastAsia" w:ascii="宋体" w:hAnsi="宋体" w:eastAsia="宋体"/>
+          <w:b w:val="0"/>
+          <w:bCs w:val="0"/>
+          <w:color w:val="auto"/>
+          <w:sz w:val="21"/>
+          <w:szCs w:val="21"/>
+          <w:lang w:val="en-US" w:eastAsia="zh-CN"/>
+        </w:rPr>
+        <w:t>你</w:t>
+      </w:r>
+      <w:r>
+        <w:rPr>
+          <w:rFonts w:hint="default" w:ascii="宋体" w:hAnsi="宋体" w:eastAsia="宋体"/>
+          <w:b w:val="0"/>
+          <w:bCs w:val="0"/>
+          <w:color w:val="auto"/>
+          <w:sz w:val="21"/>
+          <w:szCs w:val="21"/>
+          <w:lang w:val="en-US" w:eastAsia="zh-CN"/>
+        </w:rPr>
+        <w:t>走了这条路无数次了。</w:t>
+      </w:r>
+    </w:p>
+    <w:p>
+      <w:pPr>
+        <w:pStyle w:val="10"/>
+        <w:widowControl/>
+        <w:numPr>
+          <w:ilvl w:val="0"/>
+          <w:numId w:val="0"/>
+        </w:numPr>
+        <w:spacing w:line="240" w:lineRule="auto"/>
+        <w:jc w:val="left"/>
+        <w:rPr>
+          <w:rFonts w:hint="default" w:ascii="宋体" w:hAnsi="宋体" w:eastAsia="宋体"/>
+          <w:b w:val="0"/>
+          <w:bCs w:val="0"/>
+          <w:color w:val="auto"/>
+          <w:sz w:val="21"/>
+          <w:szCs w:val="21"/>
+          <w:lang w:val="en-US" w:eastAsia="zh-CN"/>
+        </w:rPr>
+      </w:pPr>
+      <w:r>
+        <w:rPr>
+          <w:rFonts w:hint="eastAsia" w:ascii="宋体" w:hAnsi="宋体" w:eastAsia="宋体"/>
+          <w:b w:val="0"/>
+          <w:bCs w:val="0"/>
+          <w:color w:val="auto"/>
+          <w:sz w:val="21"/>
+          <w:szCs w:val="21"/>
+          <w:lang w:val="en-US" w:eastAsia="zh-CN"/>
+        </w:rPr>
+        <w:t>就在这时，</w:t>
+      </w:r>
+      <w:r>
+        <w:rPr>
+          <w:rFonts w:hint="default" w:ascii="宋体" w:hAnsi="宋体" w:eastAsia="宋体"/>
+          <w:b w:val="0"/>
+          <w:bCs w:val="0"/>
+          <w:color w:val="auto"/>
+          <w:sz w:val="21"/>
+          <w:szCs w:val="21"/>
+          <w:lang w:val="en-US" w:eastAsia="zh-CN"/>
+        </w:rPr>
+        <w:t>肚兜不知何时跳上了一处陡崖，正要回到</w:t>
+      </w:r>
+      <w:r>
+        <w:rPr>
+          <w:rFonts w:hint="eastAsia" w:ascii="宋体" w:hAnsi="宋体" w:eastAsia="宋体"/>
+          <w:b w:val="0"/>
+          <w:bCs w:val="0"/>
+          <w:color w:val="auto"/>
+          <w:sz w:val="21"/>
+          <w:szCs w:val="21"/>
+          <w:lang w:val="en-US" w:eastAsia="zh-CN"/>
+        </w:rPr>
+        <w:t>你</w:t>
+      </w:r>
+      <w:r>
+        <w:rPr>
+          <w:rFonts w:hint="default" w:ascii="宋体" w:hAnsi="宋体" w:eastAsia="宋体"/>
+          <w:b w:val="0"/>
+          <w:bCs w:val="0"/>
+          <w:color w:val="auto"/>
+          <w:sz w:val="21"/>
+          <w:szCs w:val="21"/>
+          <w:lang w:val="en-US" w:eastAsia="zh-CN"/>
+        </w:rPr>
+        <w:t>身旁，没想到脚下一滑，掉了下去。</w:t>
+      </w:r>
+    </w:p>
+    <w:p>
+      <w:pPr>
+        <w:pStyle w:val="10"/>
+        <w:widowControl/>
+        <w:numPr>
+          <w:ilvl w:val="0"/>
+          <w:numId w:val="0"/>
+        </w:numPr>
+        <w:spacing w:line="240" w:lineRule="auto"/>
+        <w:jc w:val="left"/>
+        <w:rPr>
+          <w:rFonts w:hint="eastAsia" w:ascii="宋体" w:hAnsi="宋体" w:eastAsia="宋体"/>
+          <w:b w:val="0"/>
+          <w:bCs w:val="0"/>
+          <w:color w:val="auto"/>
+          <w:sz w:val="21"/>
+          <w:szCs w:val="21"/>
+          <w:lang w:val="en-US" w:eastAsia="zh-CN"/>
+        </w:rPr>
+      </w:pPr>
+      <w:r>
+        <w:rPr>
+          <w:rFonts w:hint="eastAsia" w:ascii="宋体" w:hAnsi="宋体" w:eastAsia="宋体"/>
+          <w:b w:val="0"/>
+          <w:bCs w:val="0"/>
+          <w:color w:val="auto"/>
+          <w:sz w:val="21"/>
+          <w:szCs w:val="21"/>
+          <w:lang w:val="en-US" w:eastAsia="zh-CN"/>
+        </w:rPr>
+        <w:t>肚兜：（惨叫） 嗷~</w:t>
+      </w:r>
+    </w:p>
+    <w:p>
+      <w:pPr>
+        <w:pStyle w:val="10"/>
+        <w:widowControl/>
+        <w:numPr>
+          <w:ilvl w:val="0"/>
+          <w:numId w:val="0"/>
+        </w:numPr>
+        <w:spacing w:line="240" w:lineRule="auto"/>
+        <w:jc w:val="left"/>
+        <w:rPr>
+          <w:rFonts w:hint="eastAsia" w:ascii="宋体" w:hAnsi="宋体" w:eastAsia="宋体"/>
+          <w:b w:val="0"/>
+          <w:bCs w:val="0"/>
+          <w:color w:val="auto"/>
+          <w:sz w:val="21"/>
+          <w:szCs w:val="21"/>
+          <w:lang w:val="en-US" w:eastAsia="zh-CN"/>
+        </w:rPr>
+      </w:pPr>
+      <w:r>
+        <w:rPr>
+          <w:rFonts w:hint="eastAsia" w:ascii="宋体" w:hAnsi="宋体" w:eastAsia="宋体"/>
+          <w:b w:val="0"/>
+          <w:bCs w:val="0"/>
+          <w:color w:val="auto"/>
+          <w:sz w:val="21"/>
+          <w:szCs w:val="21"/>
+          <w:lang w:val="en-US" w:eastAsia="zh-CN"/>
+        </w:rPr>
+        <w:t>阿宣：（大喊）肚兜！</w:t>
+      </w:r>
+    </w:p>
+    <w:p>
+      <w:pPr>
+        <w:pStyle w:val="10"/>
+        <w:widowControl/>
+        <w:numPr>
+          <w:ilvl w:val="0"/>
+          <w:numId w:val="0"/>
+        </w:numPr>
+        <w:pBdr>
+          <w:top w:val="single" w:color="auto" w:sz="4" w:space="0"/>
+          <w:left w:val="single" w:color="auto" w:sz="4" w:space="0"/>
+          <w:bottom w:val="single" w:color="auto" w:sz="4" w:space="0"/>
+          <w:right w:val="single" w:color="auto" w:sz="4" w:space="0"/>
+        </w:pBdr>
+        <w:spacing w:line="240" w:lineRule="auto"/>
+        <w:jc w:val="left"/>
+        <w:rPr>
+          <w:rFonts w:hint="eastAsia" w:ascii="宋体" w:hAnsi="宋体" w:eastAsia="宋体"/>
+          <w:b w:val="0"/>
+          <w:bCs w:val="0"/>
+          <w:color w:val="auto"/>
           <w:sz w:val="21"/>
           <w:szCs w:val="21"/>
           <w:lang w:val="en-US" w:eastAsia="zh-CN"/>
@@ -1912,53 +2939,995 @@
           <w:rFonts w:hint="eastAsia" w:ascii="宋体" w:hAnsi="宋体" w:eastAsia="宋体"/>
           <w:b/>
           <w:bCs/>
-          <w:sz w:val="21"/>
-          <w:szCs w:val="21"/>
-          <w:lang w:val="en-US" w:eastAsia="zh-CN"/>
-        </w:rPr>
-        <w:t>《第二章：谁把这钗子放她手里的？》</w:t>
-      </w:r>
-    </w:p>
-    <w:p>
-      <w:pPr>
-        <w:pStyle w:val="10"/>
-        <w:widowControl/>
-        <w:numPr>
-          <w:ilvl w:val="0"/>
-          <w:numId w:val="0"/>
-        </w:numPr>
-        <w:spacing w:line="240" w:lineRule="auto"/>
-        <w:jc w:val="left"/>
-        <w:rPr>
-          <w:rFonts w:hint="eastAsia" w:ascii="宋体" w:hAnsi="宋体" w:eastAsia="宋体"/>
-          <w:b w:val="0"/>
-          <w:bCs w:val="0"/>
-          <w:sz w:val="21"/>
-          <w:szCs w:val="21"/>
-          <w:lang w:val="en-US" w:eastAsia="zh-CN"/>
-        </w:rPr>
-      </w:pPr>
-    </w:p>
-    <w:p>
-      <w:pPr>
-        <w:pStyle w:val="10"/>
-        <w:widowControl/>
-        <w:numPr>
-          <w:ilvl w:val="0"/>
-          <w:numId w:val="0"/>
-        </w:numPr>
-        <w:spacing w:line="240" w:lineRule="auto"/>
-        <w:jc w:val="center"/>
+          <w:color w:val="0000FF"/>
+          <w:sz w:val="21"/>
+          <w:szCs w:val="21"/>
+          <w:lang w:val="en-US" w:eastAsia="zh-CN"/>
+        </w:rPr>
+        <w:t>选择：</w:t>
+      </w:r>
+      <w:r>
+        <w:rPr>
+          <w:rFonts w:hint="eastAsia" w:ascii="宋体" w:hAnsi="宋体" w:eastAsia="宋体"/>
+          <w:b w:val="0"/>
+          <w:bCs w:val="0"/>
+          <w:color w:val="auto"/>
+          <w:sz w:val="21"/>
+          <w:szCs w:val="21"/>
+          <w:lang w:val="en-US" w:eastAsia="zh-CN"/>
+        </w:rPr>
+        <w:t>1.静观其变。/2.伸出援手。/3.跳崖救犬。</w:t>
+      </w:r>
+    </w:p>
+    <w:p>
+      <w:pPr>
+        <w:pStyle w:val="10"/>
+        <w:widowControl/>
+        <w:numPr>
+          <w:ilvl w:val="0"/>
+          <w:numId w:val="0"/>
+        </w:numPr>
+        <w:spacing w:line="240" w:lineRule="auto"/>
+        <w:jc w:val="left"/>
+        <w:rPr>
+          <w:rFonts w:hint="eastAsia" w:ascii="宋体" w:hAnsi="宋体" w:eastAsia="宋体"/>
+          <w:b w:val="0"/>
+          <w:bCs w:val="0"/>
+          <w:color w:val="auto"/>
+          <w:sz w:val="21"/>
+          <w:szCs w:val="21"/>
+          <w:lang w:val="en-US" w:eastAsia="zh-CN"/>
+        </w:rPr>
+      </w:pPr>
+      <w:r>
+        <w:rPr>
+          <w:rFonts w:hint="eastAsia" w:ascii="宋体" w:hAnsi="宋体" w:eastAsia="宋体"/>
+          <w:b w:val="0"/>
+          <w:bCs w:val="0"/>
+          <w:color w:val="auto"/>
+          <w:sz w:val="21"/>
+          <w:szCs w:val="21"/>
+          <w:lang w:val="en-US" w:eastAsia="zh-CN"/>
+        </w:rPr>
+        <w:t>1.对于眼前的一幕你没有多大动作，只是为肚兜感到惋惜，毕竟自己的命更加重要。</w:t>
+      </w:r>
+    </w:p>
+    <w:p>
+      <w:pPr>
+        <w:pStyle w:val="10"/>
+        <w:widowControl/>
+        <w:numPr>
+          <w:ilvl w:val="0"/>
+          <w:numId w:val="0"/>
+        </w:numPr>
+        <w:spacing w:line="240" w:lineRule="auto"/>
+        <w:jc w:val="left"/>
+        <w:rPr>
+          <w:rFonts w:hint="eastAsia" w:ascii="宋体" w:hAnsi="宋体" w:eastAsia="宋体"/>
+          <w:b w:val="0"/>
+          <w:bCs w:val="0"/>
+          <w:color w:val="auto"/>
+          <w:sz w:val="21"/>
+          <w:szCs w:val="21"/>
+          <w:lang w:val="en-US" w:eastAsia="zh-CN"/>
+        </w:rPr>
+      </w:pPr>
+      <w:r>
+        <w:rPr>
+          <w:rFonts w:hint="eastAsia" w:ascii="宋体" w:hAnsi="宋体" w:eastAsia="宋体"/>
+          <w:b w:val="0"/>
+          <w:bCs w:val="0"/>
+          <w:color w:val="auto"/>
+          <w:sz w:val="21"/>
+          <w:szCs w:val="21"/>
+          <w:lang w:val="en-US" w:eastAsia="zh-CN"/>
+        </w:rPr>
+        <w:t>看到眼前惊险的一幕，只见那位姑娘正要伸手帮忙，手指顺势朝向肚兜的方向，没想到，她的手中窜出一道法力，拖住了肚兜，将它救了回来。</w:t>
+      </w:r>
+    </w:p>
+    <w:p>
+      <w:pPr>
+        <w:pStyle w:val="10"/>
+        <w:widowControl/>
+        <w:numPr>
+          <w:ilvl w:val="0"/>
+          <w:numId w:val="0"/>
+        </w:numPr>
+        <w:spacing w:line="240" w:lineRule="auto"/>
+        <w:jc w:val="left"/>
+        <w:rPr>
+          <w:rFonts w:hint="eastAsia" w:ascii="宋体" w:hAnsi="宋体" w:eastAsia="宋体"/>
+          <w:b w:val="0"/>
+          <w:bCs w:val="0"/>
+          <w:color w:val="auto"/>
+          <w:sz w:val="21"/>
+          <w:szCs w:val="21"/>
+          <w:lang w:val="en-US" w:eastAsia="zh-CN"/>
+        </w:rPr>
+      </w:pPr>
+      <w:r>
+        <w:rPr>
+          <w:rFonts w:hint="eastAsia" w:ascii="宋体" w:hAnsi="宋体" w:eastAsia="宋体"/>
+          <w:b w:val="0"/>
+          <w:bCs w:val="0"/>
+          <w:color w:val="auto"/>
+          <w:sz w:val="21"/>
+          <w:szCs w:val="21"/>
+          <w:lang w:val="en-US" w:eastAsia="zh-CN"/>
+        </w:rPr>
+        <w:t>2.你大叫着，连忙伸出手，想要抓住肚兜，当然时间已经来不及了。</w:t>
+      </w:r>
+    </w:p>
+    <w:p>
+      <w:pPr>
+        <w:pStyle w:val="10"/>
+        <w:widowControl/>
+        <w:numPr>
+          <w:ilvl w:val="0"/>
+          <w:numId w:val="0"/>
+        </w:numPr>
+        <w:spacing w:line="240" w:lineRule="auto"/>
+        <w:jc w:val="left"/>
+        <w:rPr>
+          <w:rFonts w:hint="eastAsia" w:ascii="宋体" w:hAnsi="宋体" w:eastAsia="宋体"/>
+          <w:b w:val="0"/>
+          <w:bCs w:val="0"/>
+          <w:color w:val="auto"/>
+          <w:sz w:val="21"/>
+          <w:szCs w:val="21"/>
+          <w:lang w:val="en-US" w:eastAsia="zh-CN"/>
+        </w:rPr>
+      </w:pPr>
+      <w:r>
+        <w:rPr>
+          <w:rFonts w:hint="eastAsia" w:ascii="宋体" w:hAnsi="宋体" w:eastAsia="宋体"/>
+          <w:b w:val="0"/>
+          <w:bCs w:val="0"/>
+          <w:color w:val="auto"/>
+          <w:sz w:val="21"/>
+          <w:szCs w:val="21"/>
+          <w:lang w:val="en-US" w:eastAsia="zh-CN"/>
+        </w:rPr>
+        <w:t>看到眼前惊险的一幕，只见那位姑娘正要伸手帮忙，手指顺势朝向肚兜的方向，没想到，她的手中窜出一道法力，拖住了肚兜，将它救了回来。</w:t>
+      </w:r>
+    </w:p>
+    <w:p>
+      <w:pPr>
+        <w:pStyle w:val="10"/>
+        <w:widowControl/>
+        <w:numPr>
+          <w:ilvl w:val="0"/>
+          <w:numId w:val="0"/>
+        </w:numPr>
+        <w:spacing w:line="240" w:lineRule="auto"/>
+        <w:jc w:val="left"/>
+        <w:rPr>
+          <w:rFonts w:hint="eastAsia" w:ascii="宋体" w:hAnsi="宋体" w:eastAsia="宋体"/>
+          <w:b w:val="0"/>
+          <w:bCs w:val="0"/>
+          <w:color w:val="auto"/>
+          <w:sz w:val="21"/>
+          <w:szCs w:val="21"/>
+          <w:lang w:val="en-US" w:eastAsia="zh-CN"/>
+        </w:rPr>
+      </w:pPr>
+      <w:r>
+        <w:rPr>
+          <w:rFonts w:hint="eastAsia" w:ascii="宋体" w:hAnsi="宋体" w:eastAsia="宋体"/>
+          <w:b w:val="0"/>
+          <w:bCs w:val="0"/>
+          <w:color w:val="auto"/>
+          <w:sz w:val="21"/>
+          <w:szCs w:val="21"/>
+          <w:lang w:val="en-US" w:eastAsia="zh-CN"/>
+        </w:rPr>
+        <w:t>3.即使你不会轻功，但是你为了自己的爱犬，甘愿跳下悬崖去救它。</w:t>
+      </w:r>
+    </w:p>
+    <w:p>
+      <w:pPr>
+        <w:pStyle w:val="10"/>
+        <w:widowControl/>
+        <w:numPr>
+          <w:ilvl w:val="0"/>
+          <w:numId w:val="0"/>
+        </w:numPr>
+        <w:spacing w:line="240" w:lineRule="auto"/>
+        <w:jc w:val="left"/>
+        <w:rPr>
+          <w:rFonts w:hint="default" w:ascii="宋体" w:hAnsi="宋体" w:eastAsia="宋体"/>
+          <w:b w:val="0"/>
+          <w:bCs w:val="0"/>
+          <w:color w:val="auto"/>
+          <w:sz w:val="21"/>
+          <w:szCs w:val="21"/>
+          <w:lang w:val="en-US" w:eastAsia="zh-CN"/>
+        </w:rPr>
+      </w:pPr>
+      <w:r>
+        <w:rPr>
+          <w:rFonts w:hint="eastAsia" w:ascii="宋体" w:hAnsi="宋体" w:eastAsia="宋体"/>
+          <w:b w:val="0"/>
+          <w:bCs w:val="0"/>
+          <w:color w:val="auto"/>
+          <w:sz w:val="21"/>
+          <w:szCs w:val="21"/>
+          <w:lang w:val="en-US" w:eastAsia="zh-CN"/>
+        </w:rPr>
+        <w:t>看到眼前惊险的一幕，只见那位姑娘正要伸手帮忙，手指顺势朝向你的方向，没想到，她的手中窜出一道法力，拖住了你，将你救了回来。不远处的肚兜也被你顺手施救。</w:t>
+      </w:r>
+    </w:p>
+    <w:p>
+      <w:pPr>
+        <w:pStyle w:val="10"/>
+        <w:widowControl/>
+        <w:numPr>
+          <w:ilvl w:val="0"/>
+          <w:numId w:val="0"/>
+        </w:numPr>
+        <w:spacing w:line="240" w:lineRule="auto"/>
+        <w:jc w:val="left"/>
+        <w:rPr>
+          <w:rFonts w:hint="default" w:ascii="宋体" w:hAnsi="宋体" w:eastAsia="宋体"/>
+          <w:b w:val="0"/>
+          <w:bCs w:val="0"/>
+          <w:color w:val="auto"/>
+          <w:sz w:val="21"/>
+          <w:szCs w:val="21"/>
+          <w:lang w:val="en-US" w:eastAsia="zh-CN"/>
+        </w:rPr>
+      </w:pPr>
+    </w:p>
+    <w:p>
+      <w:pPr>
+        <w:pStyle w:val="10"/>
+        <w:widowControl/>
+        <w:numPr>
+          <w:ilvl w:val="0"/>
+          <w:numId w:val="0"/>
+        </w:numPr>
+        <w:spacing w:line="240" w:lineRule="auto"/>
+        <w:jc w:val="left"/>
+        <w:rPr>
+          <w:rFonts w:hint="default" w:ascii="宋体" w:hAnsi="宋体" w:eastAsia="宋体"/>
+          <w:b w:val="0"/>
+          <w:bCs w:val="0"/>
+          <w:color w:val="auto"/>
+          <w:sz w:val="21"/>
+          <w:szCs w:val="21"/>
+          <w:lang w:val="en-US" w:eastAsia="zh-CN"/>
+        </w:rPr>
+      </w:pPr>
+      <w:r>
+        <w:rPr>
+          <w:rFonts w:hint="default" w:ascii="宋体" w:hAnsi="宋体" w:eastAsia="宋体"/>
+          <w:b w:val="0"/>
+          <w:bCs w:val="0"/>
+          <w:color w:val="auto"/>
+          <w:sz w:val="21"/>
+          <w:szCs w:val="21"/>
+          <w:lang w:val="en-US" w:eastAsia="zh-CN"/>
+        </w:rPr>
+        <w:t>逃过一劫的肚兜脸上露出了胆怯的表情，身体颤抖着躲在</w:t>
+      </w:r>
+      <w:r>
+        <w:rPr>
+          <w:rFonts w:hint="eastAsia" w:ascii="宋体" w:hAnsi="宋体" w:eastAsia="宋体"/>
+          <w:b w:val="0"/>
+          <w:bCs w:val="0"/>
+          <w:color w:val="auto"/>
+          <w:sz w:val="21"/>
+          <w:szCs w:val="21"/>
+          <w:lang w:val="en-US" w:eastAsia="zh-CN"/>
+        </w:rPr>
+        <w:t>你</w:t>
+      </w:r>
+      <w:r>
+        <w:rPr>
+          <w:rFonts w:hint="default" w:ascii="宋体" w:hAnsi="宋体" w:eastAsia="宋体"/>
+          <w:b w:val="0"/>
+          <w:bCs w:val="0"/>
+          <w:color w:val="auto"/>
+          <w:sz w:val="21"/>
+          <w:szCs w:val="21"/>
+          <w:lang w:val="en-US" w:eastAsia="zh-CN"/>
+        </w:rPr>
+        <w:t>脚边，尾巴无精打采的垂到了地上。</w:t>
+      </w:r>
+    </w:p>
+    <w:p>
+      <w:pPr>
+        <w:pStyle w:val="10"/>
+        <w:widowControl/>
+        <w:numPr>
+          <w:ilvl w:val="0"/>
+          <w:numId w:val="0"/>
+        </w:numPr>
+        <w:spacing w:line="240" w:lineRule="auto"/>
+        <w:jc w:val="left"/>
+        <w:rPr>
+          <w:rFonts w:hint="default" w:ascii="宋体" w:hAnsi="宋体" w:eastAsia="宋体"/>
+          <w:b w:val="0"/>
+          <w:bCs w:val="0"/>
+          <w:color w:val="auto"/>
+          <w:sz w:val="21"/>
+          <w:szCs w:val="21"/>
+          <w:lang w:val="en-US" w:eastAsia="zh-CN"/>
+        </w:rPr>
+      </w:pPr>
+      <w:r>
+        <w:rPr>
+          <w:rFonts w:hint="default" w:ascii="宋体" w:hAnsi="宋体" w:eastAsia="宋体"/>
+          <w:b w:val="0"/>
+          <w:bCs w:val="0"/>
+          <w:color w:val="auto"/>
+          <w:sz w:val="21"/>
+          <w:szCs w:val="21"/>
+          <w:lang w:val="en-US" w:eastAsia="zh-CN"/>
+        </w:rPr>
+        <w:t>阿宣：你会法术？</w:t>
+      </w:r>
+    </w:p>
+    <w:p>
+      <w:pPr>
+        <w:pStyle w:val="10"/>
+        <w:widowControl/>
+        <w:numPr>
+          <w:ilvl w:val="0"/>
+          <w:numId w:val="0"/>
+        </w:numPr>
+        <w:spacing w:line="240" w:lineRule="auto"/>
+        <w:jc w:val="left"/>
+        <w:rPr>
+          <w:rFonts w:hint="default" w:ascii="宋体" w:hAnsi="宋体" w:eastAsia="宋体"/>
+          <w:b w:val="0"/>
+          <w:bCs w:val="0"/>
+          <w:color w:val="auto"/>
+          <w:sz w:val="21"/>
+          <w:szCs w:val="21"/>
+          <w:lang w:val="en-US" w:eastAsia="zh-CN"/>
+        </w:rPr>
+      </w:pPr>
+      <w:r>
+        <w:rPr>
+          <w:rFonts w:hint="eastAsia" w:ascii="宋体" w:hAnsi="宋体" w:eastAsia="宋体"/>
+          <w:b w:val="0"/>
+          <w:bCs w:val="0"/>
+          <w:color w:val="auto"/>
+          <w:sz w:val="21"/>
+          <w:szCs w:val="21"/>
+          <w:lang w:val="en-US" w:eastAsia="zh-CN"/>
+        </w:rPr>
+        <w:t>姑娘</w:t>
+      </w:r>
+      <w:r>
+        <w:rPr>
+          <w:rFonts w:hint="default" w:ascii="宋体" w:hAnsi="宋体" w:eastAsia="宋体"/>
+          <w:b w:val="0"/>
+          <w:bCs w:val="0"/>
+          <w:color w:val="auto"/>
+          <w:sz w:val="21"/>
+          <w:szCs w:val="21"/>
+          <w:lang w:val="en-US" w:eastAsia="zh-CN"/>
+        </w:rPr>
+        <w:t>：我自己先上去，你们慢慢上来吧。</w:t>
+      </w:r>
+    </w:p>
+    <w:p>
+      <w:pPr>
+        <w:pStyle w:val="10"/>
+        <w:widowControl/>
+        <w:numPr>
+          <w:ilvl w:val="0"/>
+          <w:numId w:val="0"/>
+        </w:numPr>
+        <w:spacing w:line="240" w:lineRule="auto"/>
+        <w:jc w:val="left"/>
+        <w:rPr>
+          <w:rFonts w:hint="default" w:ascii="宋体" w:hAnsi="宋体" w:eastAsia="宋体"/>
+          <w:b w:val="0"/>
+          <w:bCs w:val="0"/>
+          <w:color w:val="auto"/>
+          <w:sz w:val="21"/>
+          <w:szCs w:val="21"/>
+          <w:lang w:val="en-US" w:eastAsia="zh-CN"/>
+        </w:rPr>
+      </w:pPr>
+      <w:r>
+        <w:rPr>
+          <w:rFonts w:hint="default" w:ascii="宋体" w:hAnsi="宋体" w:eastAsia="宋体"/>
+          <w:b w:val="0"/>
+          <w:bCs w:val="0"/>
+          <w:color w:val="auto"/>
+          <w:sz w:val="21"/>
+          <w:szCs w:val="21"/>
+          <w:lang w:val="en-US" w:eastAsia="zh-CN"/>
+        </w:rPr>
+        <w:t>说完，</w:t>
+      </w:r>
+      <w:r>
+        <w:rPr>
+          <w:rFonts w:hint="eastAsia" w:ascii="宋体" w:hAnsi="宋体" w:eastAsia="宋体"/>
+          <w:b w:val="0"/>
+          <w:bCs w:val="0"/>
+          <w:color w:val="auto"/>
+          <w:sz w:val="21"/>
+          <w:szCs w:val="21"/>
+          <w:lang w:val="en-US" w:eastAsia="zh-CN"/>
+        </w:rPr>
+        <w:t>她</w:t>
+      </w:r>
+      <w:r>
+        <w:rPr>
+          <w:rFonts w:hint="default" w:ascii="宋体" w:hAnsi="宋体" w:eastAsia="宋体"/>
+          <w:b w:val="0"/>
+          <w:bCs w:val="0"/>
+          <w:color w:val="auto"/>
+          <w:sz w:val="21"/>
+          <w:szCs w:val="21"/>
+          <w:lang w:val="en-US" w:eastAsia="zh-CN"/>
+        </w:rPr>
+        <w:t>身轻如燕，跳上了山崖。</w:t>
+      </w:r>
+    </w:p>
+    <w:p>
+      <w:pPr>
+        <w:pStyle w:val="10"/>
+        <w:widowControl/>
+        <w:numPr>
+          <w:ilvl w:val="0"/>
+          <w:numId w:val="0"/>
+        </w:numPr>
+        <w:spacing w:line="240" w:lineRule="auto"/>
+        <w:jc w:val="left"/>
+        <w:rPr>
+          <w:rFonts w:hint="eastAsia" w:ascii="宋体" w:hAnsi="宋体" w:eastAsia="宋体"/>
+          <w:b w:val="0"/>
+          <w:bCs w:val="0"/>
+          <w:color w:val="auto"/>
+          <w:sz w:val="21"/>
+          <w:szCs w:val="21"/>
+          <w:lang w:val="en-US" w:eastAsia="zh-CN"/>
+        </w:rPr>
+      </w:pPr>
+      <w:r>
+        <w:rPr>
+          <w:rFonts w:hint="eastAsia" w:ascii="宋体" w:hAnsi="宋体" w:eastAsia="宋体"/>
+          <w:b w:val="0"/>
+          <w:bCs w:val="0"/>
+          <w:color w:val="auto"/>
+          <w:sz w:val="21"/>
+          <w:szCs w:val="21"/>
+          <w:lang w:val="en-US" w:eastAsia="zh-CN"/>
+        </w:rPr>
+        <w:t>你也不甘落后，奋力追上她的背影。</w:t>
+      </w:r>
+    </w:p>
+    <w:p>
+      <w:pPr>
+        <w:pStyle w:val="10"/>
+        <w:widowControl/>
+        <w:numPr>
+          <w:ilvl w:val="0"/>
+          <w:numId w:val="0"/>
+        </w:numPr>
+        <w:spacing w:line="240" w:lineRule="auto"/>
+        <w:jc w:val="left"/>
+        <w:rPr>
+          <w:rFonts w:hint="eastAsia" w:ascii="宋体" w:hAnsi="宋体" w:eastAsia="宋体"/>
+          <w:b w:val="0"/>
+          <w:bCs w:val="0"/>
+          <w:sz w:val="21"/>
+          <w:szCs w:val="21"/>
+          <w:lang w:val="en-US" w:eastAsia="zh-CN"/>
+        </w:rPr>
+      </w:pPr>
+      <w:r>
+        <w:rPr>
+          <w:rFonts w:hint="eastAsia" w:ascii="宋体" w:hAnsi="宋体" w:eastAsia="宋体"/>
+          <w:b w:val="0"/>
+          <w:bCs w:val="0"/>
+          <w:color w:val="auto"/>
+          <w:sz w:val="21"/>
+          <w:szCs w:val="21"/>
+          <w:lang w:val="en-US" w:eastAsia="zh-CN"/>
+        </w:rPr>
+        <w:t>当你追上她之后，你看见她正愣在原地，</w:t>
+      </w:r>
+      <w:r>
+        <w:rPr>
+          <w:rFonts w:hint="eastAsia" w:ascii="宋体" w:hAnsi="宋体" w:eastAsia="宋体"/>
+          <w:b w:val="0"/>
+          <w:bCs w:val="0"/>
+          <w:sz w:val="21"/>
+          <w:szCs w:val="21"/>
+          <w:lang w:val="en-US" w:eastAsia="zh-CN"/>
+        </w:rPr>
+        <w:t>眉头紧皱，面色痛苦。</w:t>
+      </w:r>
+    </w:p>
+    <w:p>
+      <w:pPr>
+        <w:pStyle w:val="10"/>
+        <w:widowControl/>
+        <w:numPr>
+          <w:ilvl w:val="0"/>
+          <w:numId w:val="0"/>
+        </w:numPr>
+        <w:spacing w:line="240" w:lineRule="auto"/>
+        <w:jc w:val="left"/>
+        <w:rPr>
+          <w:rFonts w:hint="eastAsia" w:ascii="宋体" w:hAnsi="宋体" w:eastAsia="宋体"/>
+          <w:b w:val="0"/>
+          <w:bCs w:val="0"/>
+          <w:sz w:val="21"/>
+          <w:szCs w:val="21"/>
+          <w:lang w:val="en-US" w:eastAsia="zh-CN"/>
+        </w:rPr>
+      </w:pPr>
+      <w:r>
+        <w:rPr>
+          <w:rFonts w:hint="eastAsia" w:ascii="宋体" w:hAnsi="宋体" w:eastAsia="宋体"/>
+          <w:b w:val="0"/>
+          <w:bCs w:val="0"/>
+          <w:sz w:val="21"/>
+          <w:szCs w:val="21"/>
+          <w:lang w:val="en-US" w:eastAsia="zh-CN"/>
+        </w:rPr>
+        <w:t>阿宣：你是不是想起什么了？</w:t>
+      </w:r>
+    </w:p>
+    <w:p>
+      <w:pPr>
+        <w:pStyle w:val="10"/>
+        <w:widowControl/>
+        <w:numPr>
+          <w:ilvl w:val="0"/>
+          <w:numId w:val="0"/>
+        </w:numPr>
+        <w:spacing w:line="240" w:lineRule="auto"/>
+        <w:jc w:val="left"/>
+        <w:rPr>
+          <w:rFonts w:hint="default" w:ascii="宋体" w:hAnsi="宋体" w:eastAsia="宋体"/>
+          <w:b w:val="0"/>
+          <w:bCs w:val="0"/>
+          <w:sz w:val="21"/>
+          <w:szCs w:val="21"/>
+          <w:lang w:val="en-US" w:eastAsia="zh-CN"/>
+        </w:rPr>
+      </w:pPr>
+      <w:r>
+        <w:rPr>
+          <w:rFonts w:hint="eastAsia" w:ascii="宋体" w:hAnsi="宋体" w:eastAsia="宋体"/>
+          <w:b w:val="0"/>
+          <w:bCs w:val="0"/>
+          <w:sz w:val="21"/>
+          <w:szCs w:val="21"/>
+          <w:lang w:val="en-US" w:eastAsia="zh-CN"/>
+        </w:rPr>
+        <w:t>姑娘：阿宣，你有什么不想做却又不得不做的事吗？</w:t>
+      </w:r>
+    </w:p>
+    <w:p>
+      <w:pPr>
+        <w:pStyle w:val="10"/>
+        <w:widowControl/>
+        <w:numPr>
+          <w:ilvl w:val="0"/>
+          <w:numId w:val="0"/>
+        </w:numPr>
+        <w:pBdr>
+          <w:top w:val="single" w:color="auto" w:sz="4" w:space="0"/>
+          <w:left w:val="single" w:color="auto" w:sz="4" w:space="0"/>
+          <w:bottom w:val="single" w:color="auto" w:sz="4" w:space="0"/>
+          <w:right w:val="single" w:color="auto" w:sz="4" w:space="0"/>
+        </w:pBdr>
+        <w:spacing w:line="240" w:lineRule="auto"/>
+        <w:jc w:val="left"/>
+        <w:rPr>
+          <w:rFonts w:hint="eastAsia" w:ascii="宋体" w:hAnsi="宋体" w:eastAsia="宋体"/>
+          <w:b w:val="0"/>
+          <w:bCs w:val="0"/>
+          <w:sz w:val="21"/>
+          <w:szCs w:val="21"/>
+          <w:lang w:val="en-US" w:eastAsia="zh-CN"/>
+        </w:rPr>
+      </w:pPr>
+      <w:r>
         <w:rPr>
           <w:rFonts w:hint="eastAsia" w:ascii="宋体" w:hAnsi="宋体" w:eastAsia="宋体"/>
           <w:b/>
           <w:bCs/>
-          <w:sz w:val="21"/>
-          <w:szCs w:val="21"/>
-          <w:lang w:val="en-US" w:eastAsia="zh-CN"/>
-        </w:rPr>
-      </w:pPr>
-      <w:r>
+          <w:color w:val="0000FF"/>
+          <w:sz w:val="21"/>
+          <w:szCs w:val="21"/>
+          <w:lang w:val="en-US" w:eastAsia="zh-CN"/>
+        </w:rPr>
+        <w:t>选择：</w:t>
+      </w:r>
+      <w:r>
+        <w:rPr>
+          <w:rFonts w:hint="eastAsia" w:ascii="宋体" w:hAnsi="宋体" w:eastAsia="宋体"/>
+          <w:b w:val="0"/>
+          <w:bCs w:val="0"/>
+          <w:sz w:val="21"/>
+          <w:szCs w:val="21"/>
+          <w:lang w:val="en-US" w:eastAsia="zh-CN"/>
+        </w:rPr>
+        <w:t>1.没有，我一向随心所欲，逍遥自在，条条框框约束不了我。/2.当然，这种事情多了去了。</w:t>
+      </w:r>
+    </w:p>
+    <w:p>
+      <w:pPr>
+        <w:pStyle w:val="10"/>
+        <w:widowControl/>
+        <w:numPr>
+          <w:ilvl w:val="0"/>
+          <w:numId w:val="0"/>
+        </w:numPr>
+        <w:spacing w:line="240" w:lineRule="auto"/>
+        <w:jc w:val="left"/>
+        <w:rPr>
+          <w:rFonts w:hint="eastAsia" w:ascii="宋体" w:hAnsi="宋体" w:eastAsia="宋体"/>
+          <w:b w:val="0"/>
+          <w:bCs w:val="0"/>
+          <w:sz w:val="21"/>
+          <w:szCs w:val="21"/>
+          <w:lang w:val="en-US" w:eastAsia="zh-CN"/>
+        </w:rPr>
+      </w:pPr>
+      <w:r>
+        <w:rPr>
+          <w:rFonts w:hint="eastAsia" w:ascii="宋体" w:hAnsi="宋体" w:eastAsia="宋体"/>
+          <w:b w:val="0"/>
+          <w:bCs w:val="0"/>
+          <w:sz w:val="21"/>
+          <w:szCs w:val="21"/>
+          <w:lang w:val="en-US" w:eastAsia="zh-CN"/>
+        </w:rPr>
+        <w:t>1.姑娘：（怀疑）真的吗？你莫不是在骗我？</w:t>
+      </w:r>
+    </w:p>
+    <w:p>
+      <w:pPr>
+        <w:pStyle w:val="10"/>
+        <w:widowControl/>
+        <w:numPr>
+          <w:ilvl w:val="0"/>
+          <w:numId w:val="0"/>
+        </w:numPr>
+        <w:spacing w:line="240" w:lineRule="auto"/>
+        <w:jc w:val="left"/>
+        <w:rPr>
+          <w:rFonts w:hint="eastAsia" w:ascii="宋体" w:hAnsi="宋体" w:eastAsia="宋体"/>
+          <w:b w:val="0"/>
+          <w:bCs w:val="0"/>
+          <w:sz w:val="21"/>
+          <w:szCs w:val="21"/>
+          <w:lang w:val="en-US" w:eastAsia="zh-CN"/>
+        </w:rPr>
+      </w:pPr>
+      <w:r>
+        <w:rPr>
+          <w:rFonts w:hint="eastAsia" w:ascii="宋体" w:hAnsi="宋体" w:eastAsia="宋体"/>
+          <w:b w:val="0"/>
+          <w:bCs w:val="0"/>
+          <w:sz w:val="21"/>
+          <w:szCs w:val="21"/>
+          <w:lang w:val="en-US" w:eastAsia="zh-CN"/>
+        </w:rPr>
+        <w:t>阿宣：还是姑娘聪慧，我只是在开玩笑。其实这种事情多了去了，不过既然来到这世上，当然能想着能在这天地间自由自在的走一遭，所以我就什么都学。</w:t>
+      </w:r>
+    </w:p>
+    <w:p>
+      <w:pPr>
+        <w:pStyle w:val="10"/>
+        <w:widowControl/>
+        <w:numPr>
+          <w:ilvl w:val="0"/>
+          <w:numId w:val="0"/>
+        </w:numPr>
+        <w:spacing w:line="240" w:lineRule="auto"/>
+        <w:jc w:val="left"/>
+        <w:rPr>
+          <w:rFonts w:hint="eastAsia" w:ascii="宋体" w:hAnsi="宋体" w:eastAsia="宋体"/>
+          <w:b w:val="0"/>
+          <w:bCs w:val="0"/>
+          <w:sz w:val="21"/>
+          <w:szCs w:val="21"/>
+          <w:lang w:val="en-US" w:eastAsia="zh-CN"/>
+        </w:rPr>
+      </w:pPr>
+      <w:r>
+        <w:rPr>
+          <w:rFonts w:hint="eastAsia" w:ascii="宋体" w:hAnsi="宋体" w:eastAsia="宋体"/>
+          <w:b w:val="0"/>
+          <w:bCs w:val="0"/>
+          <w:sz w:val="21"/>
+          <w:szCs w:val="21"/>
+          <w:lang w:val="en-US" w:eastAsia="zh-CN"/>
+        </w:rPr>
+        <w:t>2.阿宣：我？这种事情多了去了，不过既然来到这世上，当然能想着能在这天地间自由自在的走一遭，所以我就什么都学。</w:t>
+      </w:r>
+    </w:p>
+    <w:p>
+      <w:pPr>
+        <w:pStyle w:val="10"/>
+        <w:widowControl/>
+        <w:numPr>
+          <w:ilvl w:val="0"/>
+          <w:numId w:val="0"/>
+        </w:numPr>
+        <w:spacing w:line="240" w:lineRule="auto"/>
+        <w:jc w:val="left"/>
+        <w:rPr>
+          <w:rFonts w:hint="eastAsia" w:ascii="宋体" w:hAnsi="宋体" w:eastAsia="宋体"/>
+          <w:b w:val="0"/>
+          <w:bCs w:val="0"/>
+          <w:sz w:val="21"/>
+          <w:szCs w:val="21"/>
+          <w:lang w:val="en-US" w:eastAsia="zh-CN"/>
+        </w:rPr>
+      </w:pPr>
+    </w:p>
+    <w:p>
+      <w:pPr>
+        <w:pStyle w:val="10"/>
+        <w:widowControl/>
+        <w:numPr>
+          <w:ilvl w:val="0"/>
+          <w:numId w:val="0"/>
+        </w:numPr>
+        <w:spacing w:line="240" w:lineRule="auto"/>
+        <w:jc w:val="left"/>
+        <w:rPr>
+          <w:rFonts w:hint="eastAsia" w:ascii="宋体" w:hAnsi="宋体" w:eastAsia="宋体"/>
+          <w:b w:val="0"/>
+          <w:bCs w:val="0"/>
+          <w:sz w:val="21"/>
+          <w:szCs w:val="21"/>
+          <w:lang w:val="en-US" w:eastAsia="zh-CN"/>
+        </w:rPr>
+      </w:pPr>
+      <w:r>
+        <w:rPr>
+          <w:rFonts w:hint="eastAsia" w:ascii="宋体" w:hAnsi="宋体" w:eastAsia="宋体"/>
+          <w:b w:val="0"/>
+          <w:bCs w:val="0"/>
+          <w:sz w:val="21"/>
+          <w:szCs w:val="21"/>
+          <w:lang w:val="en-US" w:eastAsia="zh-CN"/>
+        </w:rPr>
+        <w:t>阿宣：奇门遁甲，五行八卦，我都会一点，就算人生命数有定，也要活得自由自在。</w:t>
+      </w:r>
+    </w:p>
+    <w:p>
+      <w:pPr>
+        <w:pStyle w:val="10"/>
+        <w:widowControl/>
+        <w:numPr>
+          <w:ilvl w:val="0"/>
+          <w:numId w:val="0"/>
+        </w:numPr>
+        <w:spacing w:line="240" w:lineRule="auto"/>
+        <w:jc w:val="left"/>
+        <w:rPr>
+          <w:rFonts w:hint="eastAsia" w:ascii="宋体" w:hAnsi="宋体" w:eastAsia="宋体"/>
+          <w:b w:val="0"/>
+          <w:bCs w:val="0"/>
+          <w:sz w:val="21"/>
+          <w:szCs w:val="21"/>
+          <w:lang w:val="en-US" w:eastAsia="zh-CN"/>
+        </w:rPr>
+      </w:pPr>
+      <w:r>
+        <w:rPr>
+          <w:rFonts w:hint="eastAsia" w:ascii="宋体" w:hAnsi="宋体" w:eastAsia="宋体"/>
+          <w:b w:val="0"/>
+          <w:bCs w:val="0"/>
+          <w:sz w:val="21"/>
+          <w:szCs w:val="21"/>
+          <w:lang w:val="en-US" w:eastAsia="zh-CN"/>
+        </w:rPr>
+        <w:t>听了你的话，你感觉那姑娘的心情也好了许多。</w:t>
+      </w:r>
+    </w:p>
+    <w:p>
+      <w:pPr>
+        <w:pStyle w:val="10"/>
+        <w:widowControl/>
+        <w:numPr>
+          <w:ilvl w:val="0"/>
+          <w:numId w:val="0"/>
+        </w:numPr>
+        <w:spacing w:line="240" w:lineRule="auto"/>
+        <w:jc w:val="left"/>
+        <w:rPr>
+          <w:rFonts w:hint="eastAsia" w:ascii="宋体" w:hAnsi="宋体" w:eastAsia="宋体"/>
+          <w:b w:val="0"/>
+          <w:bCs w:val="0"/>
+          <w:sz w:val="21"/>
+          <w:szCs w:val="21"/>
+          <w:lang w:val="en-US" w:eastAsia="zh-CN"/>
+        </w:rPr>
+      </w:pPr>
+      <w:r>
+        <w:rPr>
+          <w:rFonts w:hint="eastAsia" w:ascii="宋体" w:hAnsi="宋体" w:eastAsia="宋体"/>
+          <w:b w:val="0"/>
+          <w:bCs w:val="0"/>
+          <w:sz w:val="21"/>
+          <w:szCs w:val="21"/>
+          <w:lang w:val="en-US" w:eastAsia="zh-CN"/>
+        </w:rPr>
+        <w:t>小白：对了，我刚刚想起我叫小白，其他的事情暂时还没太想起来。</w:t>
+      </w:r>
+    </w:p>
+    <w:p>
+      <w:pPr>
+        <w:pStyle w:val="10"/>
+        <w:widowControl/>
+        <w:numPr>
+          <w:ilvl w:val="0"/>
+          <w:numId w:val="0"/>
+        </w:numPr>
+        <w:spacing w:line="240" w:lineRule="auto"/>
+        <w:jc w:val="left"/>
+        <w:rPr>
+          <w:rFonts w:hint="eastAsia" w:ascii="宋体" w:hAnsi="宋体" w:eastAsia="宋体"/>
+          <w:b w:val="0"/>
+          <w:bCs w:val="0"/>
+          <w:sz w:val="21"/>
+          <w:szCs w:val="21"/>
+          <w:lang w:val="en-US" w:eastAsia="zh-CN"/>
+        </w:rPr>
+      </w:pPr>
+      <w:r>
+        <w:rPr>
+          <w:rFonts w:hint="eastAsia" w:ascii="宋体" w:hAnsi="宋体" w:eastAsia="宋体"/>
+          <w:b w:val="0"/>
+          <w:bCs w:val="0"/>
+          <w:sz w:val="21"/>
+          <w:szCs w:val="21"/>
+          <w:lang w:val="en-US" w:eastAsia="zh-CN"/>
+        </w:rPr>
+        <w:t>阿宣：小白？真是个好听的名字。</w:t>
+      </w:r>
+    </w:p>
+    <w:p>
+      <w:pPr>
+        <w:pStyle w:val="10"/>
+        <w:widowControl/>
+        <w:numPr>
+          <w:ilvl w:val="0"/>
+          <w:numId w:val="0"/>
+        </w:numPr>
+        <w:spacing w:line="240" w:lineRule="auto"/>
+        <w:jc w:val="left"/>
+        <w:rPr>
+          <w:rFonts w:hint="eastAsia" w:ascii="宋体" w:hAnsi="宋体" w:eastAsia="宋体"/>
+          <w:b w:val="0"/>
+          <w:bCs w:val="0"/>
+          <w:sz w:val="21"/>
+          <w:szCs w:val="21"/>
+          <w:lang w:val="en-US" w:eastAsia="zh-CN"/>
+        </w:rPr>
+      </w:pPr>
+      <w:r>
+        <w:rPr>
+          <w:rFonts w:hint="eastAsia" w:ascii="宋体" w:hAnsi="宋体" w:eastAsia="宋体"/>
+          <w:b w:val="0"/>
+          <w:bCs w:val="0"/>
+          <w:sz w:val="21"/>
+          <w:szCs w:val="21"/>
+          <w:lang w:val="en-US" w:eastAsia="zh-CN"/>
+        </w:rPr>
+        <w:t>小白不语，没有理会你的马屁。但是你终于知道了这位姑娘的身份。</w:t>
+      </w:r>
+    </w:p>
+    <w:p>
+      <w:pPr>
+        <w:pStyle w:val="10"/>
+        <w:widowControl/>
+        <w:numPr>
+          <w:ilvl w:val="0"/>
+          <w:numId w:val="0"/>
+        </w:numPr>
+        <w:spacing w:line="240" w:lineRule="auto"/>
+        <w:jc w:val="left"/>
+        <w:rPr>
+          <w:rFonts w:hint="eastAsia" w:ascii="宋体" w:hAnsi="宋体" w:eastAsia="宋体"/>
+          <w:b w:val="0"/>
+          <w:bCs w:val="0"/>
+          <w:sz w:val="21"/>
+          <w:szCs w:val="21"/>
+          <w:lang w:val="en-US" w:eastAsia="zh-CN"/>
+        </w:rPr>
+      </w:pPr>
+      <w:r>
+        <w:rPr>
+          <w:rFonts w:hint="eastAsia" w:ascii="宋体" w:hAnsi="宋体" w:eastAsia="宋体"/>
+          <w:b w:val="0"/>
+          <w:bCs w:val="0"/>
+          <w:sz w:val="21"/>
+          <w:szCs w:val="21"/>
+          <w:lang w:val="en-US" w:eastAsia="zh-CN"/>
+        </w:rPr>
+        <w:t>你和小白在田野间散步，突然在一处悬崖边看到了一支玉钗，只见小白再三检查，仍旧没有看出什么特别的，只是发现钗子上印着小小的两个字“宝青”，她不知道这是宝物的名字，还是别的标识，正在她一头雾水之时，你看出来你的疑惑，主动解释道。</w:t>
+      </w:r>
+    </w:p>
+    <w:p>
+      <w:pPr>
+        <w:pStyle w:val="10"/>
+        <w:widowControl/>
+        <w:numPr>
+          <w:ilvl w:val="0"/>
+          <w:numId w:val="0"/>
+        </w:numPr>
+        <w:spacing w:line="240" w:lineRule="auto"/>
+        <w:jc w:val="left"/>
+        <w:rPr>
+          <w:rFonts w:hint="eastAsia" w:ascii="宋体" w:hAnsi="宋体" w:eastAsia="宋体"/>
+          <w:b w:val="0"/>
+          <w:bCs w:val="0"/>
+          <w:sz w:val="21"/>
+          <w:szCs w:val="21"/>
+          <w:lang w:val="en-US" w:eastAsia="zh-CN"/>
+        </w:rPr>
+      </w:pPr>
+      <w:r>
+        <w:rPr>
+          <w:rFonts w:hint="eastAsia" w:ascii="宋体" w:hAnsi="宋体" w:eastAsia="宋体"/>
+          <w:b w:val="0"/>
+          <w:bCs w:val="0"/>
+          <w:sz w:val="21"/>
+          <w:szCs w:val="21"/>
+          <w:lang w:val="en-US" w:eastAsia="zh-CN"/>
+        </w:rPr>
+        <w:t>阿宣：宝青，宝青？啊！我知道了，在永州城外的小树林有一个小作坊，名叫“宝青坊”，你这珠钗肯定是那做的，我们一问便知。</w:t>
+      </w:r>
+    </w:p>
+    <w:p>
+      <w:pPr>
+        <w:pStyle w:val="10"/>
+        <w:widowControl/>
+        <w:numPr>
+          <w:ilvl w:val="0"/>
+          <w:numId w:val="0"/>
+        </w:numPr>
+        <w:spacing w:line="240" w:lineRule="auto"/>
+        <w:jc w:val="left"/>
+        <w:rPr>
+          <w:rFonts w:hint="default" w:ascii="宋体" w:hAnsi="宋体" w:eastAsia="宋体"/>
+          <w:b w:val="0"/>
+          <w:bCs w:val="0"/>
+          <w:sz w:val="21"/>
+          <w:szCs w:val="21"/>
+          <w:lang w:val="en-US" w:eastAsia="zh-CN"/>
+        </w:rPr>
+      </w:pPr>
+      <w:r>
+        <w:rPr>
+          <w:rFonts w:hint="eastAsia" w:ascii="宋体" w:hAnsi="宋体" w:eastAsia="宋体"/>
+          <w:b w:val="0"/>
+          <w:bCs w:val="0"/>
+          <w:sz w:val="21"/>
+          <w:szCs w:val="21"/>
+          <w:lang w:val="en-US" w:eastAsia="zh-CN"/>
+        </w:rPr>
+        <w:t>你也想弄清楚这个法器的来历，于是你们便踏上了新的旅途。</w:t>
+      </w:r>
+    </w:p>
+    <w:p>
+      <w:pPr>
+        <w:pStyle w:val="10"/>
+        <w:widowControl/>
+        <w:numPr>
+          <w:ilvl w:val="0"/>
+          <w:numId w:val="0"/>
+        </w:numPr>
+        <w:spacing w:line="240" w:lineRule="auto"/>
+        <w:jc w:val="center"/>
         <w:rPr>
           <w:rFonts w:hint="eastAsia" w:ascii="宋体" w:hAnsi="宋体" w:eastAsia="宋体"/>
           <w:b/>
@@ -1967,39 +3936,8 @@
           <w:szCs w:val="21"/>
           <w:lang w:val="en-US" w:eastAsia="zh-CN"/>
         </w:rPr>
-        <w:t>《第三章：我长尾巴了，也变强了》</w:t>
-      </w:r>
-    </w:p>
-    <w:p>
-      <w:pPr>
-        <w:pStyle w:val="10"/>
-        <w:widowControl/>
-        <w:numPr>
-          <w:ilvl w:val="0"/>
-          <w:numId w:val="0"/>
-        </w:numPr>
-        <w:spacing w:line="240" w:lineRule="auto"/>
-        <w:jc w:val="left"/>
-        <w:rPr>
-          <w:rFonts w:hint="eastAsia" w:ascii="宋体" w:hAnsi="宋体" w:eastAsia="宋体"/>
-          <w:b w:val="0"/>
-          <w:bCs w:val="0"/>
-          <w:sz w:val="21"/>
-          <w:szCs w:val="21"/>
-          <w:lang w:val="en-US" w:eastAsia="zh-CN"/>
-        </w:rPr>
-      </w:pPr>
-    </w:p>
-    <w:p>
-      <w:pPr>
-        <w:pStyle w:val="10"/>
-        <w:widowControl/>
-        <w:numPr>
-          <w:ilvl w:val="0"/>
-          <w:numId w:val="0"/>
-        </w:numPr>
-        <w:spacing w:line="240" w:lineRule="auto"/>
-        <w:jc w:val="center"/>
+      </w:pPr>
+      <w:r>
         <w:rPr>
           <w:rFonts w:hint="eastAsia" w:ascii="宋体" w:hAnsi="宋体" w:eastAsia="宋体"/>
           <w:b/>
@@ -2008,29 +3946,3238 @@
           <w:szCs w:val="21"/>
           <w:lang w:val="en-US" w:eastAsia="zh-CN"/>
         </w:rPr>
+        <w:t>《第二章：半路遇袭》</w:t>
+      </w:r>
+    </w:p>
+    <w:p>
+      <w:pPr>
+        <w:pStyle w:val="10"/>
+        <w:widowControl/>
+        <w:numPr>
+          <w:ilvl w:val="0"/>
+          <w:numId w:val="0"/>
+        </w:numPr>
+        <w:spacing w:line="240" w:lineRule="auto"/>
+        <w:jc w:val="left"/>
+        <w:rPr>
+          <w:rFonts w:hint="eastAsia" w:ascii="宋体" w:hAnsi="宋体" w:eastAsia="宋体"/>
+          <w:b w:val="0"/>
+          <w:bCs w:val="0"/>
+          <w:sz w:val="21"/>
+          <w:szCs w:val="21"/>
+          <w:lang w:val="en-US" w:eastAsia="zh-CN"/>
+        </w:rPr>
+      </w:pPr>
+      <w:r>
+        <w:rPr>
+          <w:rFonts w:hint="eastAsia" w:ascii="宋体" w:hAnsi="宋体" w:eastAsia="宋体"/>
+          <w:b w:val="0"/>
+          <w:bCs w:val="0"/>
+          <w:sz w:val="21"/>
+          <w:szCs w:val="21"/>
+          <w:lang w:val="en-US" w:eastAsia="zh-CN"/>
+        </w:rPr>
+        <w:t>永州城附近，重峦叠嶂，碧水潺潺。你们二人正乘着小船前往永州。</w:t>
+      </w:r>
+    </w:p>
+    <w:p>
+      <w:pPr>
+        <w:pStyle w:val="10"/>
+        <w:widowControl/>
+        <w:numPr>
+          <w:ilvl w:val="0"/>
+          <w:numId w:val="0"/>
+        </w:numPr>
+        <w:spacing w:line="240" w:lineRule="auto"/>
+        <w:jc w:val="left"/>
+        <w:rPr>
+          <w:rFonts w:hint="eastAsia" w:ascii="宋体" w:hAnsi="宋体" w:eastAsia="宋体"/>
+          <w:b w:val="0"/>
+          <w:bCs w:val="0"/>
+          <w:sz w:val="21"/>
+          <w:szCs w:val="21"/>
+          <w:lang w:val="en-US" w:eastAsia="zh-CN"/>
+        </w:rPr>
+      </w:pPr>
+      <w:r>
+        <w:rPr>
+          <w:rFonts w:hint="eastAsia" w:ascii="宋体" w:hAnsi="宋体" w:eastAsia="宋体"/>
+          <w:b w:val="0"/>
+          <w:bCs w:val="0"/>
+          <w:sz w:val="21"/>
+          <w:szCs w:val="21"/>
+          <w:lang w:val="en-US" w:eastAsia="zh-CN"/>
+        </w:rPr>
+        <w:t>阿宣：离永州已经不远了，还在想自己的来历？想不起自己的来历，是挺头疼的。</w:t>
+      </w:r>
+    </w:p>
+    <w:p>
+      <w:pPr>
+        <w:pStyle w:val="10"/>
+        <w:widowControl/>
+        <w:numPr>
+          <w:ilvl w:val="0"/>
+          <w:numId w:val="0"/>
+        </w:numPr>
+        <w:spacing w:line="240" w:lineRule="auto"/>
+        <w:jc w:val="left"/>
+        <w:rPr>
+          <w:rFonts w:hint="eastAsia" w:ascii="宋体" w:hAnsi="宋体" w:eastAsia="宋体"/>
+          <w:b w:val="0"/>
+          <w:bCs w:val="0"/>
+          <w:sz w:val="21"/>
+          <w:szCs w:val="21"/>
+          <w:lang w:val="en-US" w:eastAsia="zh-CN"/>
+        </w:rPr>
+      </w:pPr>
+      <w:r>
+        <w:rPr>
+          <w:rFonts w:hint="eastAsia" w:ascii="宋体" w:hAnsi="宋体" w:eastAsia="宋体"/>
+          <w:b w:val="0"/>
+          <w:bCs w:val="0"/>
+          <w:sz w:val="21"/>
+          <w:szCs w:val="21"/>
+          <w:lang w:val="en-US" w:eastAsia="zh-CN"/>
+        </w:rPr>
+        <w:t>阿宣：不过呢，很多事记得不如忘了好。人生无常，苦多乐少。既然如此，多记住些美好的时候就好了。</w:t>
+      </w:r>
+    </w:p>
+    <w:p>
+      <w:pPr>
+        <w:pStyle w:val="10"/>
+        <w:widowControl/>
+        <w:numPr>
+          <w:ilvl w:val="0"/>
+          <w:numId w:val="0"/>
+        </w:numPr>
+        <w:spacing w:line="240" w:lineRule="auto"/>
+        <w:jc w:val="left"/>
+        <w:rPr>
+          <w:rFonts w:hint="eastAsia" w:ascii="宋体" w:hAnsi="宋体" w:eastAsia="宋体"/>
+          <w:b w:val="0"/>
+          <w:bCs w:val="0"/>
+          <w:sz w:val="21"/>
+          <w:szCs w:val="21"/>
+          <w:lang w:val="en-US" w:eastAsia="zh-CN"/>
+        </w:rPr>
+      </w:pPr>
+      <w:r>
+        <w:rPr>
+          <w:rFonts w:hint="eastAsia" w:ascii="宋体" w:hAnsi="宋体" w:eastAsia="宋体"/>
+          <w:b w:val="0"/>
+          <w:bCs w:val="0"/>
+          <w:sz w:val="21"/>
+          <w:szCs w:val="21"/>
+          <w:lang w:val="en-US" w:eastAsia="zh-CN"/>
+        </w:rPr>
+        <w:t>（啊啊啊~啊啊啊啊~船夫哼起了经典的千年等一回的曲调）</w:t>
+      </w:r>
+    </w:p>
+    <w:p>
+      <w:pPr>
+        <w:pStyle w:val="10"/>
+        <w:widowControl/>
+        <w:numPr>
+          <w:ilvl w:val="0"/>
+          <w:numId w:val="0"/>
+        </w:numPr>
+        <w:pBdr>
+          <w:top w:val="single" w:color="auto" w:sz="4" w:space="0"/>
+          <w:left w:val="single" w:color="auto" w:sz="4" w:space="0"/>
+          <w:bottom w:val="single" w:color="auto" w:sz="4" w:space="0"/>
+          <w:right w:val="single" w:color="auto" w:sz="4" w:space="0"/>
+        </w:pBdr>
+        <w:spacing w:line="240" w:lineRule="auto"/>
+        <w:jc w:val="left"/>
+        <w:rPr>
+          <w:rFonts w:hint="eastAsia" w:ascii="宋体" w:hAnsi="宋体" w:eastAsia="宋体"/>
+          <w:b w:val="0"/>
+          <w:bCs w:val="0"/>
+          <w:sz w:val="21"/>
+          <w:szCs w:val="21"/>
+          <w:lang w:val="en-US" w:eastAsia="zh-CN"/>
+        </w:rPr>
       </w:pPr>
       <w:r>
         <w:rPr>
           <w:rFonts w:hint="eastAsia" w:ascii="宋体" w:hAnsi="宋体" w:eastAsia="宋体"/>
           <w:b/>
           <w:bCs/>
-          <w:sz w:val="21"/>
-          <w:szCs w:val="21"/>
-          <w:lang w:val="en-US" w:eastAsia="zh-CN"/>
-        </w:rPr>
-        <w:t>《第四章：反派竟是她！》</w:t>
-      </w:r>
-    </w:p>
-    <w:p>
-      <w:pPr>
-        <w:pStyle w:val="10"/>
-        <w:widowControl/>
-        <w:numPr>
-          <w:ilvl w:val="0"/>
-          <w:numId w:val="0"/>
-        </w:numPr>
-        <w:spacing w:line="240" w:lineRule="auto"/>
-        <w:jc w:val="left"/>
+          <w:color w:val="0000FF"/>
+          <w:sz w:val="21"/>
+          <w:szCs w:val="21"/>
+          <w:lang w:val="en-US" w:eastAsia="zh-CN"/>
+        </w:rPr>
+        <w:t>选择：</w:t>
+      </w:r>
+      <w:r>
+        <w:rPr>
+          <w:rFonts w:hint="eastAsia" w:ascii="宋体" w:hAnsi="宋体" w:eastAsia="宋体"/>
+          <w:b w:val="0"/>
+          <w:bCs w:val="0"/>
+          <w:sz w:val="21"/>
+          <w:szCs w:val="21"/>
+          <w:lang w:val="en-US" w:eastAsia="zh-CN"/>
+        </w:rPr>
+        <w:t>1.大叔闭嘴。2.我行我唱。</w:t>
+      </w:r>
+    </w:p>
+    <w:p>
+      <w:pPr>
+        <w:pStyle w:val="10"/>
+        <w:widowControl/>
+        <w:numPr>
+          <w:ilvl w:val="0"/>
+          <w:numId w:val="0"/>
+        </w:numPr>
+        <w:spacing w:line="240" w:lineRule="auto"/>
+        <w:jc w:val="left"/>
+        <w:rPr>
+          <w:rFonts w:hint="default" w:ascii="宋体" w:hAnsi="宋体" w:eastAsia="宋体"/>
+          <w:b w:val="0"/>
+          <w:bCs w:val="0"/>
+          <w:sz w:val="21"/>
+          <w:szCs w:val="21"/>
+          <w:lang w:val="en-US" w:eastAsia="zh-CN"/>
+        </w:rPr>
+      </w:pPr>
+      <w:r>
+        <w:rPr>
+          <w:rFonts w:hint="eastAsia" w:ascii="宋体" w:hAnsi="宋体" w:eastAsia="宋体"/>
+          <w:b w:val="0"/>
+          <w:bCs w:val="0"/>
+          <w:sz w:val="21"/>
+          <w:szCs w:val="21"/>
+          <w:lang w:val="en-US" w:eastAsia="zh-CN"/>
+        </w:rPr>
+        <w:t>1.阿宣：大叔，我喜欢清净一点。</w:t>
+      </w:r>
+    </w:p>
+    <w:p>
+      <w:pPr>
+        <w:pStyle w:val="10"/>
+        <w:widowControl/>
+        <w:numPr>
+          <w:ilvl w:val="0"/>
+          <w:numId w:val="0"/>
+        </w:numPr>
+        <w:spacing w:line="240" w:lineRule="auto"/>
+        <w:jc w:val="left"/>
+        <w:rPr>
+          <w:rFonts w:hint="eastAsia" w:ascii="宋体" w:hAnsi="宋体" w:eastAsia="宋体"/>
+          <w:b w:val="0"/>
+          <w:bCs w:val="0"/>
+          <w:sz w:val="21"/>
+          <w:szCs w:val="21"/>
+          <w:lang w:val="en-US" w:eastAsia="zh-CN"/>
+        </w:rPr>
+      </w:pPr>
+      <w:r>
+        <w:rPr>
+          <w:rFonts w:hint="eastAsia" w:ascii="宋体" w:hAnsi="宋体" w:eastAsia="宋体"/>
+          <w:b w:val="0"/>
+          <w:bCs w:val="0"/>
+          <w:sz w:val="21"/>
+          <w:szCs w:val="21"/>
+          <w:lang w:val="en-US" w:eastAsia="zh-CN"/>
+        </w:rPr>
+        <w:t>2.阿宣：大叔，你唱的调子也太老了吧，都什么朝代了，我来唱吧。</w:t>
+      </w:r>
+    </w:p>
+    <w:p>
+      <w:pPr>
+        <w:pStyle w:val="10"/>
+        <w:widowControl/>
+        <w:numPr>
+          <w:ilvl w:val="0"/>
+          <w:numId w:val="0"/>
+        </w:numPr>
+        <w:spacing w:line="240" w:lineRule="auto"/>
+        <w:jc w:val="left"/>
+        <w:rPr>
+          <w:rFonts w:hint="default" w:ascii="宋体" w:hAnsi="宋体" w:eastAsia="宋体"/>
+          <w:b w:val="0"/>
+          <w:bCs w:val="0"/>
+          <w:sz w:val="21"/>
+          <w:szCs w:val="21"/>
+          <w:lang w:val="en-US" w:eastAsia="zh-CN"/>
+        </w:rPr>
+      </w:pPr>
+      <w:r>
+        <w:rPr>
+          <w:rFonts w:hint="eastAsia" w:ascii="宋体" w:hAnsi="宋体" w:eastAsia="宋体"/>
+          <w:b w:val="0"/>
+          <w:bCs w:val="0"/>
+          <w:sz w:val="21"/>
+          <w:szCs w:val="21"/>
+          <w:lang w:val="en-US" w:eastAsia="zh-CN"/>
+        </w:rPr>
+        <w:t>说完，他跳上了桅杆，唱起歌来~</w:t>
+      </w:r>
+    </w:p>
+    <w:p>
+      <w:pPr>
+        <w:pStyle w:val="10"/>
+        <w:widowControl/>
+        <w:numPr>
+          <w:ilvl w:val="0"/>
+          <w:numId w:val="0"/>
+        </w:numPr>
+        <w:spacing w:line="240" w:lineRule="auto"/>
+        <w:jc w:val="left"/>
+        <w:rPr>
+          <w:rFonts w:hint="eastAsia" w:ascii="宋体" w:hAnsi="宋体" w:eastAsia="宋体"/>
+          <w:b w:val="0"/>
+          <w:bCs w:val="0"/>
+          <w:sz w:val="21"/>
+          <w:szCs w:val="21"/>
+          <w:lang w:val="en-US" w:eastAsia="zh-CN"/>
+        </w:rPr>
+      </w:pPr>
+      <w:r>
+        <w:rPr>
+          <w:rFonts w:hint="eastAsia" w:ascii="宋体" w:hAnsi="宋体" w:eastAsia="宋体"/>
+          <w:b w:val="0"/>
+          <w:bCs w:val="0"/>
+          <w:sz w:val="21"/>
+          <w:szCs w:val="21"/>
+          <w:lang w:val="en-US" w:eastAsia="zh-CN"/>
+        </w:rPr>
+        <w:t>小白不语，只是一味的偷笑，你也一头雾水，不知道是好听还是不好听。</w:t>
+      </w:r>
+    </w:p>
+    <w:p>
+      <w:pPr>
+        <w:pStyle w:val="10"/>
+        <w:widowControl/>
+        <w:numPr>
+          <w:ilvl w:val="0"/>
+          <w:numId w:val="0"/>
+        </w:numPr>
+        <w:spacing w:line="240" w:lineRule="auto"/>
+        <w:jc w:val="left"/>
+        <w:rPr>
+          <w:rFonts w:hint="default" w:ascii="宋体" w:hAnsi="宋体" w:eastAsia="宋体"/>
+          <w:b w:val="0"/>
+          <w:bCs w:val="0"/>
+          <w:sz w:val="21"/>
+          <w:szCs w:val="21"/>
+          <w:lang w:val="en-US" w:eastAsia="zh-CN"/>
+        </w:rPr>
+      </w:pPr>
+    </w:p>
+    <w:p>
+      <w:pPr>
+        <w:pStyle w:val="10"/>
+        <w:widowControl/>
+        <w:numPr>
+          <w:ilvl w:val="0"/>
+          <w:numId w:val="0"/>
+        </w:numPr>
+        <w:spacing w:line="240" w:lineRule="auto"/>
+        <w:jc w:val="left"/>
+        <w:rPr>
+          <w:rFonts w:hint="eastAsia" w:ascii="宋体" w:hAnsi="宋体" w:eastAsia="宋体"/>
+          <w:b w:val="0"/>
+          <w:bCs w:val="0"/>
+          <w:sz w:val="21"/>
+          <w:szCs w:val="21"/>
+          <w:lang w:val="en-US" w:eastAsia="zh-CN"/>
+        </w:rPr>
+      </w:pPr>
+      <w:r>
+        <w:rPr>
+          <w:rFonts w:hint="eastAsia" w:ascii="宋体" w:hAnsi="宋体" w:eastAsia="宋体"/>
+          <w:b w:val="0"/>
+          <w:bCs w:val="0"/>
+          <w:sz w:val="21"/>
+          <w:szCs w:val="21"/>
+          <w:lang w:val="en-US" w:eastAsia="zh-CN"/>
+        </w:rPr>
+        <w:t>突然，天色转暗，风气浪涌，水流湍急。在你们面前有一叶小舟，挡在你们的必经之路上。</w:t>
+      </w:r>
+    </w:p>
+    <w:p>
+      <w:pPr>
+        <w:pStyle w:val="10"/>
+        <w:widowControl/>
+        <w:numPr>
+          <w:ilvl w:val="0"/>
+          <w:numId w:val="0"/>
+        </w:numPr>
+        <w:spacing w:line="240" w:lineRule="auto"/>
+        <w:jc w:val="left"/>
+        <w:rPr>
+          <w:rFonts w:hint="eastAsia" w:ascii="宋体" w:hAnsi="宋体" w:eastAsia="宋体"/>
+          <w:b w:val="0"/>
+          <w:bCs w:val="0"/>
+          <w:sz w:val="21"/>
+          <w:szCs w:val="21"/>
+          <w:lang w:val="en-US" w:eastAsia="zh-CN"/>
+        </w:rPr>
+      </w:pPr>
+      <w:r>
+        <w:rPr>
+          <w:rFonts w:hint="eastAsia" w:ascii="宋体" w:hAnsi="宋体" w:eastAsia="宋体"/>
+          <w:b w:val="0"/>
+          <w:bCs w:val="0"/>
+          <w:sz w:val="21"/>
+          <w:szCs w:val="21"/>
+          <w:lang w:val="en-US" w:eastAsia="zh-CN"/>
+        </w:rPr>
+        <w:t>正当你们靠近时，小舟上的船夫突然现出蛇妖的原形，身形巨大无比，毒牙寒光凌凌，向你们扑来。</w:t>
+      </w:r>
+    </w:p>
+    <w:p>
+      <w:pPr>
+        <w:pStyle w:val="10"/>
+        <w:widowControl/>
+        <w:numPr>
+          <w:ilvl w:val="0"/>
+          <w:numId w:val="0"/>
+        </w:numPr>
+        <w:spacing w:line="240" w:lineRule="auto"/>
+        <w:jc w:val="left"/>
+        <w:rPr>
+          <w:rFonts w:hint="eastAsia" w:ascii="宋体" w:hAnsi="宋体" w:eastAsia="宋体"/>
+          <w:b w:val="0"/>
+          <w:bCs w:val="0"/>
+          <w:sz w:val="21"/>
+          <w:szCs w:val="21"/>
+          <w:lang w:val="en-US" w:eastAsia="zh-CN"/>
+        </w:rPr>
+      </w:pPr>
+      <w:r>
+        <w:rPr>
+          <w:rFonts w:hint="eastAsia" w:ascii="宋体" w:hAnsi="宋体" w:eastAsia="宋体"/>
+          <w:b w:val="0"/>
+          <w:bCs w:val="0"/>
+          <w:sz w:val="21"/>
+          <w:szCs w:val="21"/>
+          <w:lang w:val="en-US" w:eastAsia="zh-CN"/>
+        </w:rPr>
+        <w:t>男蛇妖：你果然和人在一起，我取你性命。</w:t>
+      </w:r>
+    </w:p>
+    <w:p>
+      <w:pPr>
+        <w:pStyle w:val="10"/>
+        <w:widowControl/>
+        <w:numPr>
+          <w:ilvl w:val="0"/>
+          <w:numId w:val="0"/>
+        </w:numPr>
+        <w:spacing w:line="240" w:lineRule="auto"/>
+        <w:jc w:val="left"/>
+        <w:rPr>
+          <w:rFonts w:hint="eastAsia" w:ascii="宋体" w:hAnsi="宋体" w:eastAsia="宋体"/>
+          <w:b w:val="0"/>
+          <w:bCs w:val="0"/>
+          <w:sz w:val="21"/>
+          <w:szCs w:val="21"/>
+          <w:lang w:val="en-US" w:eastAsia="zh-CN"/>
+        </w:rPr>
+      </w:pPr>
+      <w:r>
+        <w:rPr>
+          <w:rFonts w:hint="eastAsia" w:ascii="宋体" w:hAnsi="宋体" w:eastAsia="宋体"/>
+          <w:b w:val="0"/>
+          <w:bCs w:val="0"/>
+          <w:sz w:val="21"/>
+          <w:szCs w:val="21"/>
+          <w:lang w:val="en-US" w:eastAsia="zh-CN"/>
+        </w:rPr>
+        <w:t>看他向小白扑去，你决定：</w:t>
+      </w:r>
+    </w:p>
+    <w:p>
+      <w:pPr>
+        <w:pStyle w:val="10"/>
+        <w:widowControl/>
+        <w:numPr>
+          <w:ilvl w:val="0"/>
+          <w:numId w:val="0"/>
+        </w:numPr>
+        <w:pBdr>
+          <w:top w:val="single" w:color="auto" w:sz="4" w:space="0"/>
+          <w:left w:val="single" w:color="auto" w:sz="4" w:space="0"/>
+          <w:bottom w:val="single" w:color="auto" w:sz="4" w:space="0"/>
+          <w:right w:val="single" w:color="auto" w:sz="4" w:space="0"/>
+        </w:pBdr>
+        <w:spacing w:line="240" w:lineRule="auto"/>
+        <w:jc w:val="left"/>
+        <w:rPr>
+          <w:rFonts w:hint="default" w:ascii="宋体" w:hAnsi="宋体" w:eastAsia="宋体"/>
+          <w:b w:val="0"/>
+          <w:bCs w:val="0"/>
+          <w:sz w:val="21"/>
+          <w:szCs w:val="21"/>
+          <w:lang w:val="en-US" w:eastAsia="zh-CN"/>
+        </w:rPr>
+      </w:pPr>
+      <w:r>
+        <w:rPr>
+          <w:rFonts w:hint="eastAsia" w:ascii="宋体" w:hAnsi="宋体" w:eastAsia="宋体"/>
+          <w:b/>
+          <w:bCs/>
+          <w:color w:val="0000FF"/>
+          <w:sz w:val="21"/>
+          <w:szCs w:val="21"/>
+          <w:lang w:val="en-US" w:eastAsia="zh-CN"/>
+        </w:rPr>
+        <w:t>选择：</w:t>
+      </w:r>
+      <w:r>
+        <w:rPr>
+          <w:rFonts w:hint="eastAsia" w:ascii="宋体" w:hAnsi="宋体" w:eastAsia="宋体"/>
+          <w:b w:val="0"/>
+          <w:bCs w:val="0"/>
+          <w:sz w:val="21"/>
+          <w:szCs w:val="21"/>
+          <w:lang w:val="en-US" w:eastAsia="zh-CN"/>
+        </w:rPr>
+        <w:t>1.挡在小白身前。/2.躲在小白身后。/3.躲在船夫身后。</w:t>
+      </w:r>
+    </w:p>
+    <w:p>
+      <w:pPr>
+        <w:pStyle w:val="10"/>
+        <w:widowControl/>
+        <w:numPr>
+          <w:ilvl w:val="0"/>
+          <w:numId w:val="0"/>
+        </w:numPr>
+        <w:spacing w:line="240" w:lineRule="auto"/>
+        <w:jc w:val="left"/>
+        <w:rPr>
+          <w:rFonts w:hint="eastAsia" w:ascii="宋体" w:hAnsi="宋体" w:eastAsia="宋体"/>
+          <w:b w:val="0"/>
+          <w:bCs w:val="0"/>
+          <w:sz w:val="21"/>
+          <w:szCs w:val="21"/>
+          <w:lang w:val="en-US" w:eastAsia="zh-CN"/>
+        </w:rPr>
+      </w:pPr>
+      <w:r>
+        <w:rPr>
+          <w:rFonts w:hint="eastAsia" w:ascii="宋体" w:hAnsi="宋体" w:eastAsia="宋体"/>
+          <w:b w:val="0"/>
+          <w:bCs w:val="0"/>
+          <w:sz w:val="21"/>
+          <w:szCs w:val="21"/>
+          <w:lang w:val="en-US" w:eastAsia="zh-CN"/>
+        </w:rPr>
+        <w:t>1.即使你知道自己无法挡住蛇妖的攻击，你仍然奋不顾身的挡在了小白身前。</w:t>
+      </w:r>
+    </w:p>
+    <w:p>
+      <w:pPr>
+        <w:pStyle w:val="10"/>
+        <w:widowControl/>
+        <w:numPr>
+          <w:ilvl w:val="0"/>
+          <w:numId w:val="0"/>
+        </w:numPr>
+        <w:spacing w:line="240" w:lineRule="auto"/>
+        <w:jc w:val="left"/>
+        <w:rPr>
+          <w:rFonts w:hint="eastAsia" w:ascii="宋体" w:hAnsi="宋体" w:eastAsia="宋体"/>
+          <w:b w:val="0"/>
+          <w:bCs w:val="0"/>
+          <w:sz w:val="21"/>
+          <w:szCs w:val="21"/>
+          <w:lang w:val="en-US" w:eastAsia="zh-CN"/>
+        </w:rPr>
+      </w:pPr>
+      <w:r>
+        <w:rPr>
+          <w:rFonts w:hint="eastAsia" w:ascii="宋体" w:hAnsi="宋体" w:eastAsia="宋体"/>
+          <w:b w:val="0"/>
+          <w:bCs w:val="0"/>
+          <w:sz w:val="21"/>
+          <w:szCs w:val="21"/>
+          <w:lang w:val="en-US" w:eastAsia="zh-CN"/>
+        </w:rPr>
+        <w:t>2.你知道小白会法术，因此躲在她的身后让你很有安全感，即使这样很不道德。</w:t>
+      </w:r>
+    </w:p>
+    <w:p>
+      <w:pPr>
+        <w:pStyle w:val="10"/>
+        <w:widowControl/>
+        <w:numPr>
+          <w:ilvl w:val="0"/>
+          <w:numId w:val="0"/>
+        </w:numPr>
+        <w:spacing w:line="240" w:lineRule="auto"/>
+        <w:jc w:val="left"/>
+        <w:rPr>
+          <w:rFonts w:hint="default" w:ascii="宋体" w:hAnsi="宋体" w:eastAsia="宋体"/>
+          <w:b w:val="0"/>
+          <w:bCs w:val="0"/>
+          <w:sz w:val="21"/>
+          <w:szCs w:val="21"/>
+          <w:lang w:val="en-US" w:eastAsia="zh-CN"/>
+        </w:rPr>
+      </w:pPr>
+      <w:r>
+        <w:rPr>
+          <w:rFonts w:hint="eastAsia" w:ascii="宋体" w:hAnsi="宋体" w:eastAsia="宋体"/>
+          <w:b w:val="0"/>
+          <w:bCs w:val="0"/>
+          <w:sz w:val="21"/>
+          <w:szCs w:val="21"/>
+          <w:lang w:val="en-US" w:eastAsia="zh-CN"/>
+        </w:rPr>
+        <w:t>3.你躲在了船夫的身后，船夫一脸震惊的看着你，欲言又止，他只是带着你连忙躲在船舱内。</w:t>
+      </w:r>
+    </w:p>
+    <w:p>
+      <w:pPr>
+        <w:pStyle w:val="10"/>
+        <w:widowControl/>
+        <w:numPr>
+          <w:ilvl w:val="0"/>
+          <w:numId w:val="0"/>
+        </w:numPr>
+        <w:spacing w:line="240" w:lineRule="auto"/>
+        <w:jc w:val="left"/>
+        <w:rPr>
+          <w:rFonts w:hint="eastAsia" w:ascii="宋体" w:hAnsi="宋体" w:eastAsia="宋体"/>
+          <w:b w:val="0"/>
+          <w:bCs w:val="0"/>
+          <w:sz w:val="21"/>
+          <w:szCs w:val="21"/>
+          <w:lang w:val="en-US" w:eastAsia="zh-CN"/>
+        </w:rPr>
+      </w:pPr>
+    </w:p>
+    <w:p>
+      <w:pPr>
+        <w:pStyle w:val="10"/>
+        <w:widowControl/>
+        <w:numPr>
+          <w:ilvl w:val="0"/>
+          <w:numId w:val="0"/>
+        </w:numPr>
+        <w:spacing w:line="240" w:lineRule="auto"/>
+        <w:jc w:val="left"/>
+        <w:rPr>
+          <w:rFonts w:hint="default" w:ascii="宋体" w:hAnsi="宋体" w:eastAsia="宋体"/>
+          <w:b w:val="0"/>
+          <w:bCs w:val="0"/>
+          <w:sz w:val="21"/>
+          <w:szCs w:val="21"/>
+          <w:lang w:val="en-US" w:eastAsia="zh-CN"/>
+        </w:rPr>
+      </w:pPr>
+      <w:r>
+        <w:rPr>
+          <w:rFonts w:hint="eastAsia" w:ascii="宋体" w:hAnsi="宋体" w:eastAsia="宋体"/>
+          <w:b w:val="0"/>
+          <w:bCs w:val="0"/>
+          <w:sz w:val="21"/>
+          <w:szCs w:val="21"/>
+          <w:lang w:val="en-US" w:eastAsia="zh-CN"/>
+        </w:rPr>
+        <w:t>危急之时，只见小白</w:t>
+      </w:r>
+      <w:r>
+        <w:rPr>
+          <w:rFonts w:hint="default" w:ascii="宋体" w:hAnsi="宋体" w:eastAsia="宋体"/>
+          <w:b w:val="0"/>
+          <w:bCs w:val="0"/>
+          <w:sz w:val="21"/>
+          <w:szCs w:val="21"/>
+          <w:lang w:val="en-US" w:eastAsia="zh-CN"/>
+        </w:rPr>
+        <w:t>化身成了一条白蛇，用锋利的尾巴一扫，将来势汹汹的蛇妖斩落水下，成功逃过一劫。但是由于</w:t>
+      </w:r>
+      <w:r>
+        <w:rPr>
+          <w:rFonts w:hint="eastAsia" w:ascii="宋体" w:hAnsi="宋体" w:eastAsia="宋体"/>
+          <w:b w:val="0"/>
+          <w:bCs w:val="0"/>
+          <w:sz w:val="21"/>
+          <w:szCs w:val="21"/>
+          <w:lang w:val="en-US" w:eastAsia="zh-CN"/>
+        </w:rPr>
+        <w:t>她</w:t>
+      </w:r>
+      <w:r>
+        <w:rPr>
+          <w:rFonts w:hint="default" w:ascii="宋体" w:hAnsi="宋体" w:eastAsia="宋体"/>
+          <w:b w:val="0"/>
+          <w:bCs w:val="0"/>
+          <w:sz w:val="21"/>
+          <w:szCs w:val="21"/>
+          <w:lang w:val="en-US" w:eastAsia="zh-CN"/>
+        </w:rPr>
+        <w:t>用力过猛，法力失控，昏了过去。</w:t>
+      </w:r>
+    </w:p>
+    <w:p>
+      <w:pPr>
+        <w:pStyle w:val="10"/>
+        <w:widowControl/>
+        <w:numPr>
+          <w:ilvl w:val="0"/>
+          <w:numId w:val="0"/>
+        </w:numPr>
+        <w:spacing w:line="240" w:lineRule="auto"/>
+        <w:jc w:val="left"/>
+        <w:rPr>
+          <w:rFonts w:hint="eastAsia" w:ascii="宋体" w:hAnsi="宋体" w:eastAsia="宋体"/>
+          <w:b w:val="0"/>
+          <w:bCs w:val="0"/>
+          <w:sz w:val="21"/>
+          <w:szCs w:val="21"/>
+          <w:lang w:val="en-US" w:eastAsia="zh-CN"/>
+        </w:rPr>
+      </w:pPr>
+      <w:r>
+        <w:rPr>
+          <w:rFonts w:hint="eastAsia" w:ascii="宋体" w:hAnsi="宋体" w:eastAsia="宋体"/>
+          <w:b w:val="0"/>
+          <w:bCs w:val="0"/>
+          <w:sz w:val="21"/>
+          <w:szCs w:val="21"/>
+          <w:lang w:val="en-US" w:eastAsia="zh-CN"/>
+        </w:rPr>
+        <w:t>你看到昏倒的小白，决定将她带到附近的寺庙中修养。</w:t>
+      </w:r>
+    </w:p>
+    <w:p>
+      <w:pPr>
+        <w:pStyle w:val="10"/>
+        <w:widowControl/>
+        <w:numPr>
+          <w:ilvl w:val="0"/>
+          <w:numId w:val="0"/>
+        </w:numPr>
+        <w:spacing w:line="240" w:lineRule="auto"/>
+        <w:jc w:val="left"/>
+        <w:rPr>
+          <w:rFonts w:hint="eastAsia" w:ascii="宋体" w:hAnsi="宋体" w:eastAsia="宋体"/>
+          <w:b w:val="0"/>
+          <w:bCs w:val="0"/>
+          <w:sz w:val="21"/>
+          <w:szCs w:val="21"/>
+          <w:lang w:val="en-US" w:eastAsia="zh-CN"/>
+        </w:rPr>
+      </w:pPr>
+      <w:r>
+        <w:rPr>
+          <w:rFonts w:hint="eastAsia" w:ascii="宋体" w:hAnsi="宋体" w:eastAsia="宋体"/>
+          <w:b w:val="0"/>
+          <w:bCs w:val="0"/>
+          <w:sz w:val="21"/>
+          <w:szCs w:val="21"/>
+          <w:lang w:val="en-US" w:eastAsia="zh-CN"/>
+        </w:rPr>
+        <w:t>你背着她来到了这座废弃的寺庙，你发现她的身体越来越冷，面色通红。</w:t>
+      </w:r>
+    </w:p>
+    <w:p>
+      <w:pPr>
+        <w:pStyle w:val="10"/>
+        <w:widowControl/>
+        <w:numPr>
+          <w:ilvl w:val="0"/>
+          <w:numId w:val="0"/>
+        </w:numPr>
+        <w:pBdr>
+          <w:top w:val="single" w:color="auto" w:sz="4" w:space="0"/>
+          <w:left w:val="single" w:color="auto" w:sz="4" w:space="0"/>
+          <w:bottom w:val="single" w:color="auto" w:sz="4" w:space="0"/>
+          <w:right w:val="single" w:color="auto" w:sz="4" w:space="0"/>
+        </w:pBdr>
+        <w:spacing w:line="240" w:lineRule="auto"/>
+        <w:jc w:val="left"/>
+        <w:rPr>
+          <w:rFonts w:hint="eastAsia" w:ascii="宋体" w:hAnsi="宋体" w:eastAsia="宋体"/>
+          <w:b w:val="0"/>
+          <w:bCs w:val="0"/>
+          <w:sz w:val="21"/>
+          <w:szCs w:val="21"/>
+          <w:lang w:val="en-US" w:eastAsia="zh-CN"/>
+        </w:rPr>
+      </w:pPr>
+      <w:r>
+        <w:rPr>
+          <w:rFonts w:hint="eastAsia" w:ascii="宋体" w:hAnsi="宋体" w:eastAsia="宋体"/>
+          <w:b/>
+          <w:bCs/>
+          <w:color w:val="0000FF"/>
+          <w:sz w:val="21"/>
+          <w:szCs w:val="21"/>
+          <w:lang w:val="en-US" w:eastAsia="zh-CN"/>
+        </w:rPr>
+        <w:t>选择：</w:t>
+      </w:r>
+      <w:r>
+        <w:rPr>
+          <w:rFonts w:hint="eastAsia" w:ascii="宋体" w:hAnsi="宋体" w:eastAsia="宋体"/>
+          <w:b w:val="0"/>
+          <w:bCs w:val="0"/>
+          <w:sz w:val="21"/>
+          <w:szCs w:val="21"/>
+          <w:lang w:val="en-US" w:eastAsia="zh-CN"/>
+        </w:rPr>
+        <w:t>1.升起火堆。/2.远离小白。</w:t>
+      </w:r>
+    </w:p>
+    <w:p>
+      <w:pPr>
+        <w:pStyle w:val="10"/>
+        <w:widowControl/>
+        <w:numPr>
+          <w:ilvl w:val="0"/>
+          <w:numId w:val="0"/>
+        </w:numPr>
+        <w:spacing w:line="240" w:lineRule="auto"/>
+        <w:jc w:val="left"/>
+        <w:rPr>
+          <w:rFonts w:hint="eastAsia" w:ascii="宋体" w:hAnsi="宋体" w:eastAsia="宋体"/>
+          <w:b w:val="0"/>
+          <w:bCs w:val="0"/>
+          <w:sz w:val="21"/>
+          <w:szCs w:val="21"/>
+          <w:lang w:val="en-US" w:eastAsia="zh-CN"/>
+        </w:rPr>
+      </w:pPr>
+      <w:r>
+        <w:rPr>
+          <w:rFonts w:hint="eastAsia" w:ascii="宋体" w:hAnsi="宋体" w:eastAsia="宋体"/>
+          <w:b w:val="0"/>
+          <w:bCs w:val="0"/>
+          <w:sz w:val="21"/>
+          <w:szCs w:val="21"/>
+          <w:lang w:val="en-US" w:eastAsia="zh-CN"/>
+        </w:rPr>
+        <w:t>1.你升起了一堆火，但仍然没有缓解小白的症状，白霜从她的身体蔓延到了四周的地面上。</w:t>
+      </w:r>
+    </w:p>
+    <w:p>
+      <w:pPr>
+        <w:pStyle w:val="10"/>
+        <w:widowControl/>
+        <w:numPr>
+          <w:ilvl w:val="0"/>
+          <w:numId w:val="0"/>
+        </w:numPr>
+        <w:spacing w:line="240" w:lineRule="auto"/>
+        <w:jc w:val="left"/>
+        <w:rPr>
+          <w:rFonts w:hint="eastAsia" w:ascii="宋体" w:hAnsi="宋体" w:eastAsia="宋体"/>
+          <w:b w:val="0"/>
+          <w:bCs w:val="0"/>
+          <w:sz w:val="21"/>
+          <w:szCs w:val="21"/>
+          <w:lang w:val="en-US" w:eastAsia="zh-CN"/>
+        </w:rPr>
+      </w:pPr>
+      <w:r>
+        <w:rPr>
+          <w:rFonts w:hint="eastAsia" w:ascii="宋体" w:hAnsi="宋体" w:eastAsia="宋体"/>
+          <w:b w:val="0"/>
+          <w:bCs w:val="0"/>
+          <w:sz w:val="21"/>
+          <w:szCs w:val="21"/>
+          <w:lang w:val="en-US" w:eastAsia="zh-CN"/>
+        </w:rPr>
+        <w:t>2.你从小就怕冷，不愿靠近小白，只好让她自生自灭。不出意外的话就要出意外了。</w:t>
+      </w:r>
+    </w:p>
+    <w:p>
+      <w:pPr>
+        <w:pStyle w:val="10"/>
+        <w:widowControl/>
+        <w:numPr>
+          <w:ilvl w:val="0"/>
+          <w:numId w:val="0"/>
+        </w:numPr>
+        <w:spacing w:line="240" w:lineRule="auto"/>
+        <w:jc w:val="left"/>
+        <w:rPr>
+          <w:rFonts w:hint="default" w:ascii="宋体" w:hAnsi="宋体" w:eastAsia="宋体"/>
+          <w:b w:val="0"/>
+          <w:bCs w:val="0"/>
+          <w:sz w:val="21"/>
+          <w:szCs w:val="21"/>
+          <w:lang w:val="en-US" w:eastAsia="zh-CN"/>
+        </w:rPr>
+      </w:pPr>
+      <w:r>
+        <w:rPr>
+          <w:rFonts w:hint="eastAsia" w:ascii="宋体" w:hAnsi="宋体" w:eastAsia="宋体"/>
+          <w:b w:val="0"/>
+          <w:bCs w:val="0"/>
+          <w:sz w:val="21"/>
+          <w:szCs w:val="21"/>
+          <w:lang w:val="en-US" w:eastAsia="zh-CN"/>
+        </w:rPr>
+        <w:t>恍惚之间</w:t>
+      </w:r>
+      <w:r>
+        <w:rPr>
+          <w:rFonts w:hint="default" w:ascii="宋体" w:hAnsi="宋体" w:eastAsia="宋体"/>
+          <w:b w:val="0"/>
+          <w:bCs w:val="0"/>
+          <w:sz w:val="21"/>
+          <w:szCs w:val="21"/>
+          <w:lang w:val="en-US" w:eastAsia="zh-CN"/>
+        </w:rPr>
+        <w:t>，你的耳边传来了一道玄妙的声音，那是【生生不息的激荡】，忽然你发现自己回到了做出选择的前一刻。</w:t>
+      </w:r>
+      <w:r>
+        <w:rPr>
+          <w:rFonts w:hint="default" w:ascii="宋体" w:hAnsi="宋体" w:eastAsia="宋体"/>
+          <w:b w:val="0"/>
+          <w:bCs w:val="0"/>
+          <w:color w:val="FF0000"/>
+          <w:sz w:val="21"/>
+          <w:szCs w:val="21"/>
+          <w:lang w:val="en-US" w:eastAsia="zh-CN"/>
+        </w:rPr>
+        <w:t>（回到上一次选择）</w:t>
+      </w:r>
+    </w:p>
+    <w:p>
+      <w:pPr>
+        <w:pStyle w:val="10"/>
+        <w:widowControl/>
+        <w:numPr>
+          <w:ilvl w:val="0"/>
+          <w:numId w:val="0"/>
+        </w:numPr>
+        <w:spacing w:line="240" w:lineRule="auto"/>
+        <w:jc w:val="left"/>
+        <w:rPr>
+          <w:rFonts w:hint="default" w:ascii="宋体" w:hAnsi="宋体" w:eastAsia="宋体"/>
+          <w:b w:val="0"/>
+          <w:bCs w:val="0"/>
+          <w:sz w:val="21"/>
+          <w:szCs w:val="21"/>
+          <w:lang w:val="en-US" w:eastAsia="zh-CN"/>
+        </w:rPr>
+      </w:pPr>
+    </w:p>
+    <w:p>
+      <w:pPr>
+        <w:pStyle w:val="10"/>
+        <w:widowControl/>
+        <w:numPr>
+          <w:ilvl w:val="0"/>
+          <w:numId w:val="0"/>
+        </w:numPr>
+        <w:pBdr>
+          <w:top w:val="single" w:color="auto" w:sz="4" w:space="0"/>
+          <w:left w:val="single" w:color="auto" w:sz="4" w:space="0"/>
+          <w:bottom w:val="single" w:color="auto" w:sz="4" w:space="0"/>
+          <w:right w:val="single" w:color="auto" w:sz="4" w:space="0"/>
+        </w:pBdr>
+        <w:spacing w:line="240" w:lineRule="auto"/>
+        <w:jc w:val="left"/>
+        <w:rPr>
+          <w:rFonts w:hint="eastAsia" w:ascii="宋体" w:hAnsi="宋体" w:eastAsia="宋体"/>
+          <w:b w:val="0"/>
+          <w:bCs w:val="0"/>
+          <w:sz w:val="21"/>
+          <w:szCs w:val="21"/>
+          <w:lang w:val="en-US" w:eastAsia="zh-CN"/>
+        </w:rPr>
+      </w:pPr>
+      <w:r>
+        <w:rPr>
+          <w:rFonts w:hint="eastAsia" w:ascii="宋体" w:hAnsi="宋体" w:eastAsia="宋体"/>
+          <w:b/>
+          <w:bCs/>
+          <w:color w:val="0000FF"/>
+          <w:sz w:val="21"/>
+          <w:szCs w:val="21"/>
+          <w:lang w:val="en-US" w:eastAsia="zh-CN"/>
+        </w:rPr>
+        <w:t>选择：</w:t>
+      </w:r>
+      <w:r>
+        <w:rPr>
+          <w:rFonts w:hint="eastAsia" w:ascii="宋体" w:hAnsi="宋体" w:eastAsia="宋体"/>
+          <w:b w:val="0"/>
+          <w:bCs w:val="0"/>
+          <w:sz w:val="21"/>
+          <w:szCs w:val="21"/>
+          <w:lang w:val="en-US" w:eastAsia="zh-CN"/>
+        </w:rPr>
+        <w:t>1.用身体为她取暖。/2.远离小白。</w:t>
+      </w:r>
+    </w:p>
+    <w:p>
+      <w:pPr>
+        <w:pStyle w:val="10"/>
+        <w:widowControl/>
+        <w:numPr>
+          <w:ilvl w:val="0"/>
+          <w:numId w:val="0"/>
+        </w:numPr>
+        <w:spacing w:line="240" w:lineRule="auto"/>
+        <w:jc w:val="left"/>
+        <w:rPr>
+          <w:rFonts w:hint="eastAsia" w:ascii="宋体" w:hAnsi="宋体" w:eastAsia="宋体"/>
+          <w:b w:val="0"/>
+          <w:bCs w:val="0"/>
+          <w:sz w:val="21"/>
+          <w:szCs w:val="21"/>
+          <w:lang w:val="en-US" w:eastAsia="zh-CN"/>
+        </w:rPr>
+      </w:pPr>
+      <w:r>
+        <w:rPr>
+          <w:rFonts w:hint="eastAsia" w:ascii="宋体" w:hAnsi="宋体" w:eastAsia="宋体"/>
+          <w:b w:val="0"/>
+          <w:bCs w:val="0"/>
+          <w:sz w:val="21"/>
+          <w:szCs w:val="21"/>
+          <w:lang w:val="en-US" w:eastAsia="zh-CN"/>
+        </w:rPr>
+        <w:t>1.你决定抱住她，尝试用自己的体温缓解她的寒冷，不知不觉中你也睡了过去。</w:t>
+      </w:r>
+    </w:p>
+    <w:p>
+      <w:pPr>
+        <w:pStyle w:val="10"/>
+        <w:widowControl/>
+        <w:numPr>
+          <w:ilvl w:val="0"/>
+          <w:numId w:val="0"/>
+        </w:numPr>
+        <w:spacing w:line="240" w:lineRule="auto"/>
+        <w:jc w:val="left"/>
+        <w:rPr>
+          <w:rFonts w:hint="eastAsia" w:ascii="宋体" w:hAnsi="宋体" w:eastAsia="宋体"/>
+          <w:b w:val="0"/>
+          <w:bCs w:val="0"/>
+          <w:sz w:val="21"/>
+          <w:szCs w:val="21"/>
+          <w:lang w:val="en-US" w:eastAsia="zh-CN"/>
+        </w:rPr>
+      </w:pPr>
+      <w:r>
+        <w:rPr>
+          <w:rFonts w:hint="eastAsia" w:ascii="宋体" w:hAnsi="宋体" w:eastAsia="宋体"/>
+          <w:b w:val="0"/>
+          <w:bCs w:val="0"/>
+          <w:sz w:val="21"/>
+          <w:szCs w:val="21"/>
+          <w:lang w:val="en-US" w:eastAsia="zh-CN"/>
+        </w:rPr>
+        <w:t>2.你从小就怕冷，不愿靠近小白，只好让她自生自灭。不出意外的话就要出意外了。</w:t>
+      </w:r>
+    </w:p>
+    <w:p>
+      <w:pPr>
+        <w:pStyle w:val="10"/>
+        <w:widowControl/>
+        <w:numPr>
+          <w:ilvl w:val="0"/>
+          <w:numId w:val="0"/>
+        </w:numPr>
+        <w:spacing w:line="240" w:lineRule="auto"/>
+        <w:jc w:val="left"/>
+        <w:rPr>
+          <w:rFonts w:hint="default" w:ascii="宋体" w:hAnsi="宋体" w:eastAsia="宋体"/>
+          <w:b w:val="0"/>
+          <w:bCs w:val="0"/>
+          <w:sz w:val="21"/>
+          <w:szCs w:val="21"/>
+          <w:lang w:val="en-US" w:eastAsia="zh-CN"/>
+        </w:rPr>
+      </w:pPr>
+      <w:r>
+        <w:rPr>
+          <w:rFonts w:hint="eastAsia" w:ascii="宋体" w:hAnsi="宋体" w:eastAsia="宋体"/>
+          <w:b w:val="0"/>
+          <w:bCs w:val="0"/>
+          <w:sz w:val="21"/>
+          <w:szCs w:val="21"/>
+          <w:lang w:val="en-US" w:eastAsia="zh-CN"/>
+        </w:rPr>
+        <w:t>恍惚之间</w:t>
+      </w:r>
+      <w:r>
+        <w:rPr>
+          <w:rFonts w:hint="default" w:ascii="宋体" w:hAnsi="宋体" w:eastAsia="宋体"/>
+          <w:b w:val="0"/>
+          <w:bCs w:val="0"/>
+          <w:sz w:val="21"/>
+          <w:szCs w:val="21"/>
+          <w:lang w:val="en-US" w:eastAsia="zh-CN"/>
+        </w:rPr>
+        <w:t>，你的耳边传来了一道玄妙的声音，那是【生生不息的激荡】，忽然你发现自己回到了做出选择的前一刻。</w:t>
+      </w:r>
+      <w:r>
+        <w:rPr>
+          <w:rFonts w:hint="default" w:ascii="宋体" w:hAnsi="宋体" w:eastAsia="宋体"/>
+          <w:b w:val="0"/>
+          <w:bCs w:val="0"/>
+          <w:color w:val="FF0000"/>
+          <w:sz w:val="21"/>
+          <w:szCs w:val="21"/>
+          <w:lang w:val="en-US" w:eastAsia="zh-CN"/>
+        </w:rPr>
+        <w:t>（回到上一次选择）</w:t>
+      </w:r>
+    </w:p>
+    <w:p>
+      <w:pPr>
+        <w:pStyle w:val="10"/>
+        <w:widowControl/>
+        <w:numPr>
+          <w:ilvl w:val="0"/>
+          <w:numId w:val="0"/>
+        </w:numPr>
+        <w:spacing w:line="240" w:lineRule="auto"/>
+        <w:jc w:val="left"/>
+        <w:rPr>
+          <w:rFonts w:hint="default" w:ascii="宋体" w:hAnsi="宋体" w:eastAsia="宋体"/>
+          <w:b w:val="0"/>
+          <w:bCs w:val="0"/>
+          <w:sz w:val="21"/>
+          <w:szCs w:val="21"/>
+          <w:lang w:val="en-US" w:eastAsia="zh-CN"/>
+        </w:rPr>
+      </w:pPr>
+    </w:p>
+    <w:p>
+      <w:pPr>
+        <w:pStyle w:val="10"/>
+        <w:widowControl/>
+        <w:numPr>
+          <w:ilvl w:val="0"/>
+          <w:numId w:val="0"/>
+        </w:numPr>
+        <w:spacing w:line="240" w:lineRule="auto"/>
+        <w:jc w:val="left"/>
+        <w:rPr>
+          <w:rFonts w:hint="default" w:ascii="宋体" w:hAnsi="宋体" w:eastAsia="宋体"/>
+          <w:b w:val="0"/>
+          <w:bCs w:val="0"/>
+          <w:sz w:val="21"/>
+          <w:szCs w:val="21"/>
+          <w:lang w:val="en-US" w:eastAsia="zh-CN"/>
+        </w:rPr>
+      </w:pPr>
+      <w:r>
+        <w:rPr>
+          <w:rFonts w:hint="default" w:ascii="宋体" w:hAnsi="宋体" w:eastAsia="宋体"/>
+          <w:b w:val="0"/>
+          <w:bCs w:val="0"/>
+          <w:sz w:val="21"/>
+          <w:szCs w:val="21"/>
+          <w:lang w:val="en-US" w:eastAsia="zh-CN"/>
+        </w:rPr>
+        <w:t>再次醒来，你发现</w:t>
+      </w:r>
+      <w:r>
+        <w:rPr>
+          <w:rFonts w:hint="eastAsia" w:ascii="宋体" w:hAnsi="宋体" w:eastAsia="宋体"/>
+          <w:b w:val="0"/>
+          <w:bCs w:val="0"/>
+          <w:sz w:val="21"/>
+          <w:szCs w:val="21"/>
+          <w:lang w:val="en-US" w:eastAsia="zh-CN"/>
+        </w:rPr>
+        <w:t>一旁的小白</w:t>
+      </w:r>
+      <w:r>
+        <w:rPr>
+          <w:rFonts w:hint="default" w:ascii="宋体" w:hAnsi="宋体" w:eastAsia="宋体"/>
+          <w:b w:val="0"/>
+          <w:bCs w:val="0"/>
+          <w:sz w:val="21"/>
+          <w:szCs w:val="21"/>
+          <w:lang w:val="en-US" w:eastAsia="zh-CN"/>
+        </w:rPr>
+        <w:t>大惊失色，连忙推开</w:t>
+      </w:r>
+      <w:r>
+        <w:rPr>
+          <w:rFonts w:hint="eastAsia" w:ascii="宋体" w:hAnsi="宋体" w:eastAsia="宋体"/>
+          <w:b w:val="0"/>
+          <w:bCs w:val="0"/>
+          <w:sz w:val="21"/>
+          <w:szCs w:val="21"/>
+          <w:lang w:val="en-US" w:eastAsia="zh-CN"/>
+        </w:rPr>
+        <w:t>你</w:t>
+      </w:r>
+      <w:r>
+        <w:rPr>
+          <w:rFonts w:hint="default" w:ascii="宋体" w:hAnsi="宋体" w:eastAsia="宋体"/>
+          <w:b w:val="0"/>
+          <w:bCs w:val="0"/>
+          <w:sz w:val="21"/>
+          <w:szCs w:val="21"/>
+          <w:lang w:val="en-US" w:eastAsia="zh-CN"/>
+        </w:rPr>
+        <w:t>的手臂。</w:t>
+      </w:r>
+    </w:p>
+    <w:p>
+      <w:pPr>
+        <w:pStyle w:val="10"/>
+        <w:widowControl/>
+        <w:numPr>
+          <w:ilvl w:val="0"/>
+          <w:numId w:val="0"/>
+        </w:numPr>
+        <w:spacing w:line="240" w:lineRule="auto"/>
+        <w:jc w:val="left"/>
+        <w:rPr>
+          <w:rFonts w:hint="eastAsia" w:ascii="宋体" w:hAnsi="宋体" w:eastAsia="宋体"/>
+          <w:b w:val="0"/>
+          <w:bCs w:val="0"/>
+          <w:sz w:val="21"/>
+          <w:szCs w:val="21"/>
+          <w:lang w:val="en-US" w:eastAsia="zh-CN"/>
+        </w:rPr>
+      </w:pPr>
+      <w:r>
+        <w:rPr>
+          <w:rFonts w:hint="eastAsia" w:ascii="宋体" w:hAnsi="宋体" w:eastAsia="宋体"/>
+          <w:b w:val="0"/>
+          <w:bCs w:val="0"/>
+          <w:sz w:val="21"/>
+          <w:szCs w:val="21"/>
+          <w:lang w:val="en-US" w:eastAsia="zh-CN"/>
+        </w:rPr>
+        <w:t>你耐心的解释</w:t>
+      </w:r>
+      <w:r>
+        <w:rPr>
+          <w:rFonts w:hint="default" w:ascii="宋体" w:hAnsi="宋体" w:eastAsia="宋体"/>
+          <w:b w:val="0"/>
+          <w:bCs w:val="0"/>
+          <w:sz w:val="21"/>
+          <w:szCs w:val="21"/>
+          <w:lang w:val="en-US" w:eastAsia="zh-CN"/>
+        </w:rPr>
+        <w:t>抱着你的缘由</w:t>
+      </w:r>
+      <w:r>
+        <w:rPr>
+          <w:rFonts w:hint="eastAsia" w:ascii="宋体" w:hAnsi="宋体" w:eastAsia="宋体"/>
+          <w:b w:val="0"/>
+          <w:bCs w:val="0"/>
+          <w:sz w:val="21"/>
+          <w:szCs w:val="21"/>
+          <w:lang w:val="en-US" w:eastAsia="zh-CN"/>
+        </w:rPr>
+        <w:t>。</w:t>
+      </w:r>
+    </w:p>
+    <w:p>
+      <w:pPr>
+        <w:pStyle w:val="10"/>
+        <w:widowControl/>
+        <w:numPr>
+          <w:ilvl w:val="0"/>
+          <w:numId w:val="0"/>
+        </w:numPr>
+        <w:spacing w:line="240" w:lineRule="auto"/>
+        <w:jc w:val="left"/>
+        <w:rPr>
+          <w:rFonts w:hint="default" w:ascii="宋体" w:hAnsi="宋体" w:eastAsia="宋体"/>
+          <w:b w:val="0"/>
+          <w:bCs w:val="0"/>
+          <w:sz w:val="21"/>
+          <w:szCs w:val="21"/>
+          <w:lang w:val="en-US" w:eastAsia="zh-CN"/>
+        </w:rPr>
+      </w:pPr>
+      <w:r>
+        <w:rPr>
+          <w:rFonts w:hint="eastAsia" w:ascii="宋体" w:hAnsi="宋体" w:eastAsia="宋体"/>
+          <w:b w:val="0"/>
+          <w:bCs w:val="0"/>
+          <w:sz w:val="21"/>
+          <w:szCs w:val="21"/>
+          <w:lang w:val="en-US" w:eastAsia="zh-CN"/>
+        </w:rPr>
+        <w:t>阿宣</w:t>
+      </w:r>
+      <w:r>
+        <w:rPr>
+          <w:rFonts w:hint="default" w:ascii="宋体" w:hAnsi="宋体" w:eastAsia="宋体"/>
+          <w:b w:val="0"/>
+          <w:bCs w:val="0"/>
+          <w:sz w:val="21"/>
+          <w:szCs w:val="21"/>
+          <w:lang w:val="en-US" w:eastAsia="zh-CN"/>
+        </w:rPr>
+        <w:t>：在你昏过去之后，法力外泄，身上冷的像冰块一样，</w:t>
+      </w:r>
+      <w:r>
+        <w:rPr>
+          <w:rFonts w:hint="eastAsia" w:ascii="宋体" w:hAnsi="宋体" w:eastAsia="宋体"/>
+          <w:b w:val="0"/>
+          <w:bCs w:val="0"/>
+          <w:sz w:val="21"/>
+          <w:szCs w:val="21"/>
+          <w:lang w:val="en-US" w:eastAsia="zh-CN"/>
+        </w:rPr>
+        <w:t>于是我</w:t>
+      </w:r>
+      <w:r>
+        <w:rPr>
+          <w:rFonts w:hint="default" w:ascii="宋体" w:hAnsi="宋体" w:eastAsia="宋体"/>
+          <w:b w:val="0"/>
+          <w:bCs w:val="0"/>
+          <w:sz w:val="21"/>
+          <w:szCs w:val="21"/>
+          <w:lang w:val="en-US" w:eastAsia="zh-CN"/>
+        </w:rPr>
+        <w:t>将身体当作暖炉，你才醒过来了的。</w:t>
+      </w:r>
+    </w:p>
+    <w:p>
+      <w:pPr>
+        <w:pStyle w:val="10"/>
+        <w:widowControl/>
+        <w:numPr>
+          <w:ilvl w:val="0"/>
+          <w:numId w:val="0"/>
+        </w:numPr>
+        <w:spacing w:line="240" w:lineRule="auto"/>
+        <w:jc w:val="left"/>
+        <w:rPr>
+          <w:rFonts w:hint="eastAsia" w:ascii="宋体" w:hAnsi="宋体" w:eastAsia="宋体"/>
+          <w:b w:val="0"/>
+          <w:bCs w:val="0"/>
+          <w:sz w:val="21"/>
+          <w:szCs w:val="21"/>
+          <w:lang w:val="en-US" w:eastAsia="zh-CN"/>
+        </w:rPr>
+      </w:pPr>
+      <w:r>
+        <w:rPr>
+          <w:rFonts w:hint="eastAsia" w:ascii="宋体" w:hAnsi="宋体" w:eastAsia="宋体"/>
+          <w:b w:val="0"/>
+          <w:bCs w:val="0"/>
+          <w:sz w:val="21"/>
+          <w:szCs w:val="21"/>
+          <w:lang w:val="en-US" w:eastAsia="zh-CN"/>
+        </w:rPr>
+        <w:t>小白：你看到我的尾巴了吧，我是个妖怪。</w:t>
+      </w:r>
+    </w:p>
+    <w:p>
+      <w:pPr>
+        <w:pStyle w:val="10"/>
+        <w:widowControl/>
+        <w:numPr>
+          <w:ilvl w:val="0"/>
+          <w:numId w:val="0"/>
+        </w:numPr>
+        <w:pBdr>
+          <w:top w:val="single" w:color="auto" w:sz="4" w:space="0"/>
+          <w:left w:val="single" w:color="auto" w:sz="4" w:space="0"/>
+          <w:bottom w:val="single" w:color="auto" w:sz="4" w:space="0"/>
+          <w:right w:val="single" w:color="auto" w:sz="4" w:space="0"/>
+        </w:pBdr>
+        <w:spacing w:line="240" w:lineRule="auto"/>
+        <w:jc w:val="left"/>
+        <w:rPr>
+          <w:rFonts w:hint="eastAsia" w:ascii="宋体" w:hAnsi="宋体" w:eastAsia="宋体"/>
+          <w:b w:val="0"/>
+          <w:bCs w:val="0"/>
+          <w:sz w:val="21"/>
+          <w:szCs w:val="21"/>
+          <w:lang w:val="en-US" w:eastAsia="zh-CN"/>
+        </w:rPr>
+      </w:pPr>
+      <w:r>
+        <w:rPr>
+          <w:rFonts w:hint="eastAsia" w:ascii="宋体" w:hAnsi="宋体" w:eastAsia="宋体"/>
+          <w:b/>
+          <w:bCs/>
+          <w:color w:val="0000FF"/>
+          <w:sz w:val="21"/>
+          <w:szCs w:val="21"/>
+          <w:lang w:val="en-US" w:eastAsia="zh-CN"/>
+        </w:rPr>
+        <w:t>选择：</w:t>
+      </w:r>
+      <w:r>
+        <w:rPr>
+          <w:rFonts w:hint="eastAsia" w:ascii="宋体" w:hAnsi="宋体" w:eastAsia="宋体"/>
+          <w:b w:val="0"/>
+          <w:bCs w:val="0"/>
+          <w:sz w:val="21"/>
+          <w:szCs w:val="21"/>
+          <w:lang w:val="en-US" w:eastAsia="zh-CN"/>
+        </w:rPr>
+        <w:t>1.妖精受死。/2.是就是呗。</w:t>
+      </w:r>
+    </w:p>
+    <w:p>
+      <w:pPr>
+        <w:pStyle w:val="10"/>
+        <w:widowControl/>
+        <w:numPr>
+          <w:ilvl w:val="0"/>
+          <w:numId w:val="0"/>
+        </w:numPr>
+        <w:spacing w:line="240" w:lineRule="auto"/>
+        <w:jc w:val="left"/>
+        <w:rPr>
+          <w:rFonts w:hint="eastAsia" w:ascii="宋体" w:hAnsi="宋体" w:eastAsia="宋体"/>
+          <w:b w:val="0"/>
+          <w:bCs w:val="0"/>
+          <w:sz w:val="21"/>
+          <w:szCs w:val="21"/>
+          <w:lang w:val="en-US" w:eastAsia="zh-CN"/>
+        </w:rPr>
+      </w:pPr>
+      <w:r>
+        <w:rPr>
+          <w:rFonts w:hint="eastAsia" w:ascii="宋体" w:hAnsi="宋体" w:eastAsia="宋体"/>
+          <w:b w:val="0"/>
+          <w:bCs w:val="0"/>
+          <w:sz w:val="21"/>
+          <w:szCs w:val="21"/>
+          <w:lang w:val="en-US" w:eastAsia="zh-CN"/>
+        </w:rPr>
+        <w:t>1.小白：（疑惑）哈？</w:t>
+      </w:r>
+    </w:p>
+    <w:p>
+      <w:pPr>
+        <w:pStyle w:val="10"/>
+        <w:widowControl/>
+        <w:numPr>
+          <w:ilvl w:val="0"/>
+          <w:numId w:val="0"/>
+        </w:numPr>
+        <w:spacing w:line="240" w:lineRule="auto"/>
+        <w:jc w:val="left"/>
+        <w:rPr>
+          <w:rFonts w:hint="eastAsia" w:ascii="宋体" w:hAnsi="宋体" w:eastAsia="宋体"/>
+          <w:b w:val="0"/>
+          <w:bCs w:val="0"/>
+          <w:sz w:val="21"/>
+          <w:szCs w:val="21"/>
+          <w:lang w:val="en-US" w:eastAsia="zh-CN"/>
+        </w:rPr>
+      </w:pPr>
+      <w:r>
+        <w:rPr>
+          <w:rFonts w:hint="eastAsia" w:ascii="宋体" w:hAnsi="宋体" w:eastAsia="宋体"/>
+          <w:b w:val="0"/>
+          <w:bCs w:val="0"/>
+          <w:sz w:val="21"/>
+          <w:szCs w:val="21"/>
+          <w:lang w:val="en-US" w:eastAsia="zh-CN"/>
+        </w:rPr>
+        <w:t>阿宣：没有没有，我只是活跃一下气氛。</w:t>
+      </w:r>
+    </w:p>
+    <w:p>
+      <w:pPr>
+        <w:pStyle w:val="10"/>
+        <w:widowControl/>
+        <w:numPr>
+          <w:ilvl w:val="0"/>
+          <w:numId w:val="0"/>
+        </w:numPr>
+        <w:spacing w:line="240" w:lineRule="auto"/>
+        <w:jc w:val="left"/>
+        <w:rPr>
+          <w:rFonts w:hint="default" w:ascii="宋体" w:hAnsi="宋体" w:eastAsia="宋体"/>
+          <w:b w:val="0"/>
+          <w:bCs w:val="0"/>
+          <w:sz w:val="21"/>
+          <w:szCs w:val="21"/>
+          <w:lang w:val="en-US" w:eastAsia="zh-CN"/>
+        </w:rPr>
+      </w:pPr>
+      <w:r>
+        <w:rPr>
+          <w:rFonts w:hint="eastAsia" w:ascii="宋体" w:hAnsi="宋体" w:eastAsia="宋体"/>
+          <w:b w:val="0"/>
+          <w:bCs w:val="0"/>
+          <w:sz w:val="21"/>
+          <w:szCs w:val="21"/>
+          <w:lang w:val="en-US" w:eastAsia="zh-CN"/>
+        </w:rPr>
+        <w:t>阿宣：是就是呗，人间多的是长了两只脚的恶人，长了条尾巴又怎么样，你不是恶人，就算是妖，你也是个好妖。</w:t>
+      </w:r>
+    </w:p>
+    <w:p>
+      <w:pPr>
+        <w:pStyle w:val="10"/>
+        <w:widowControl/>
+        <w:numPr>
+          <w:ilvl w:val="0"/>
+          <w:numId w:val="0"/>
+        </w:numPr>
+        <w:spacing w:line="240" w:lineRule="auto"/>
+        <w:jc w:val="left"/>
+        <w:rPr>
+          <w:rFonts w:hint="eastAsia" w:ascii="宋体" w:hAnsi="宋体" w:eastAsia="宋体"/>
+          <w:b w:val="0"/>
+          <w:bCs w:val="0"/>
+          <w:sz w:val="21"/>
+          <w:szCs w:val="21"/>
+          <w:lang w:val="en-US" w:eastAsia="zh-CN"/>
+        </w:rPr>
+      </w:pPr>
+      <w:r>
+        <w:rPr>
+          <w:rFonts w:hint="eastAsia" w:ascii="宋体" w:hAnsi="宋体" w:eastAsia="宋体"/>
+          <w:b w:val="0"/>
+          <w:bCs w:val="0"/>
+          <w:sz w:val="21"/>
+          <w:szCs w:val="21"/>
+          <w:lang w:val="en-US" w:eastAsia="zh-CN"/>
+        </w:rPr>
+        <w:t>2.阿宣：是就是呗，人间多的是长了两只脚的恶人，长了条尾巴又怎么样，你不是恶人，就算是妖，你也是个好妖。</w:t>
+      </w:r>
+    </w:p>
+    <w:p>
+      <w:pPr>
+        <w:pStyle w:val="10"/>
+        <w:widowControl/>
+        <w:numPr>
+          <w:ilvl w:val="0"/>
+          <w:numId w:val="0"/>
+        </w:numPr>
+        <w:spacing w:line="240" w:lineRule="auto"/>
+        <w:jc w:val="left"/>
+        <w:rPr>
+          <w:rFonts w:hint="eastAsia" w:ascii="宋体" w:hAnsi="宋体" w:eastAsia="宋体"/>
+          <w:b w:val="0"/>
+          <w:bCs w:val="0"/>
+          <w:sz w:val="21"/>
+          <w:szCs w:val="21"/>
+          <w:lang w:val="en-US" w:eastAsia="zh-CN"/>
+        </w:rPr>
+      </w:pPr>
+    </w:p>
+    <w:p>
+      <w:pPr>
+        <w:pStyle w:val="10"/>
+        <w:widowControl/>
+        <w:numPr>
+          <w:ilvl w:val="0"/>
+          <w:numId w:val="0"/>
+        </w:numPr>
+        <w:spacing w:line="240" w:lineRule="auto"/>
+        <w:jc w:val="left"/>
+        <w:rPr>
+          <w:rFonts w:hint="eastAsia" w:ascii="宋体" w:hAnsi="宋体" w:eastAsia="宋体"/>
+          <w:b w:val="0"/>
+          <w:bCs w:val="0"/>
+          <w:sz w:val="21"/>
+          <w:szCs w:val="21"/>
+          <w:lang w:val="en-US" w:eastAsia="zh-CN"/>
+        </w:rPr>
+      </w:pPr>
+      <w:r>
+        <w:rPr>
+          <w:rFonts w:hint="eastAsia" w:ascii="宋体" w:hAnsi="宋体" w:eastAsia="宋体"/>
+          <w:b w:val="0"/>
+          <w:bCs w:val="0"/>
+          <w:sz w:val="21"/>
+          <w:szCs w:val="21"/>
+          <w:lang w:val="en-US" w:eastAsia="zh-CN"/>
+        </w:rPr>
+        <w:t>你看到小白的眼中露出了不一样的神采，看你的眼神又温柔了几分。</w:t>
+      </w:r>
+    </w:p>
+    <w:p>
+      <w:pPr>
+        <w:pStyle w:val="10"/>
+        <w:widowControl/>
+        <w:numPr>
+          <w:ilvl w:val="0"/>
+          <w:numId w:val="0"/>
+        </w:numPr>
+        <w:spacing w:line="240" w:lineRule="auto"/>
+        <w:jc w:val="left"/>
+        <w:rPr>
+          <w:rFonts w:hint="default" w:ascii="宋体" w:hAnsi="宋体" w:eastAsia="宋体"/>
+          <w:b w:val="0"/>
+          <w:bCs w:val="0"/>
+          <w:sz w:val="21"/>
+          <w:szCs w:val="21"/>
+          <w:lang w:val="en-US" w:eastAsia="zh-CN"/>
+        </w:rPr>
+      </w:pPr>
+      <w:r>
+        <w:rPr>
+          <w:rFonts w:hint="default" w:ascii="宋体" w:hAnsi="宋体" w:eastAsia="宋体"/>
+          <w:b w:val="0"/>
+          <w:bCs w:val="0"/>
+          <w:sz w:val="21"/>
+          <w:szCs w:val="21"/>
+          <w:lang w:val="en-US" w:eastAsia="zh-CN"/>
+        </w:rPr>
+        <w:t>你们继续踏上了前往宝青坊的旅程，经过一番寻找，你们</w:t>
+      </w:r>
+      <w:r>
+        <w:rPr>
+          <w:rFonts w:hint="eastAsia" w:ascii="宋体" w:hAnsi="宋体" w:eastAsia="宋体"/>
+          <w:b w:val="0"/>
+          <w:bCs w:val="0"/>
+          <w:sz w:val="21"/>
+          <w:szCs w:val="21"/>
+          <w:lang w:val="en-US" w:eastAsia="zh-CN"/>
+        </w:rPr>
+        <w:t>终于</w:t>
+      </w:r>
+      <w:r>
+        <w:rPr>
+          <w:rFonts w:hint="default" w:ascii="宋体" w:hAnsi="宋体" w:eastAsia="宋体"/>
+          <w:b w:val="0"/>
+          <w:bCs w:val="0"/>
+          <w:sz w:val="21"/>
+          <w:szCs w:val="21"/>
+          <w:lang w:val="en-US" w:eastAsia="zh-CN"/>
+        </w:rPr>
+        <w:t>来到了宝青坊门前。</w:t>
+      </w:r>
+    </w:p>
+    <w:p>
+      <w:pPr>
+        <w:pStyle w:val="10"/>
+        <w:widowControl/>
+        <w:numPr>
+          <w:ilvl w:val="0"/>
+          <w:numId w:val="0"/>
+        </w:numPr>
+        <w:spacing w:line="240" w:lineRule="auto"/>
+        <w:jc w:val="left"/>
+        <w:rPr>
+          <w:rFonts w:hint="default" w:ascii="宋体" w:hAnsi="宋体" w:eastAsia="宋体"/>
+          <w:b w:val="0"/>
+          <w:bCs w:val="0"/>
+          <w:sz w:val="21"/>
+          <w:szCs w:val="21"/>
+          <w:lang w:val="en-US" w:eastAsia="zh-CN"/>
+        </w:rPr>
+      </w:pPr>
+      <w:r>
+        <w:rPr>
+          <w:rFonts w:hint="default" w:ascii="宋体" w:hAnsi="宋体" w:eastAsia="宋体"/>
+          <w:b w:val="0"/>
+          <w:bCs w:val="0"/>
+          <w:sz w:val="21"/>
+          <w:szCs w:val="21"/>
+          <w:lang w:val="en-US" w:eastAsia="zh-CN"/>
+        </w:rPr>
+        <w:t>刚进门，便看见了宝青坊的老板娘迎了过来，只见她只见她身姿婀娜，面容姣好，却带着一丝神秘莫测的气息。她穿着一袭青色长裙，裙摆上绣着精致的花纹，随着她的动作轻轻摇曳。她的眼眸深邃，仿佛能洞察人心，嘴角挂着一抹似有若无的微笑，让人捉摸不透她的真实想法。</w:t>
+      </w:r>
+    </w:p>
+    <w:p>
+      <w:pPr>
+        <w:pStyle w:val="10"/>
+        <w:widowControl/>
+        <w:numPr>
+          <w:ilvl w:val="0"/>
+          <w:numId w:val="0"/>
+        </w:numPr>
+        <w:spacing w:line="240" w:lineRule="auto"/>
+        <w:jc w:val="left"/>
+        <w:rPr>
+          <w:rFonts w:hint="default" w:ascii="宋体" w:hAnsi="宋体" w:eastAsia="宋体"/>
+          <w:b w:val="0"/>
+          <w:bCs w:val="0"/>
+          <w:sz w:val="21"/>
+          <w:szCs w:val="21"/>
+          <w:lang w:val="en-US" w:eastAsia="zh-CN"/>
+        </w:rPr>
+      </w:pPr>
+      <w:r>
+        <w:rPr>
+          <w:rFonts w:hint="eastAsia" w:ascii="宋体" w:hAnsi="宋体" w:eastAsia="宋体"/>
+          <w:b w:val="0"/>
+          <w:bCs w:val="0"/>
+          <w:sz w:val="21"/>
+          <w:szCs w:val="21"/>
+          <w:lang w:val="en-US" w:eastAsia="zh-CN"/>
+        </w:rPr>
+        <w:t>老板娘：呦，来客人了。姑娘又来敝坊，是法宝有问题？倒是这位公子面生的很。</w:t>
+      </w:r>
+    </w:p>
+    <w:p>
+      <w:pPr>
+        <w:pStyle w:val="10"/>
+        <w:widowControl/>
+        <w:numPr>
+          <w:ilvl w:val="0"/>
+          <w:numId w:val="0"/>
+        </w:numPr>
+        <w:spacing w:line="240" w:lineRule="auto"/>
+        <w:jc w:val="left"/>
+        <w:rPr>
+          <w:rFonts w:hint="eastAsia" w:ascii="宋体" w:hAnsi="宋体" w:eastAsia="宋体"/>
+          <w:b w:val="0"/>
+          <w:bCs w:val="0"/>
+          <w:sz w:val="21"/>
+          <w:szCs w:val="21"/>
+          <w:lang w:val="en-US" w:eastAsia="zh-CN"/>
+        </w:rPr>
+      </w:pPr>
+      <w:r>
+        <w:rPr>
+          <w:rFonts w:hint="eastAsia" w:ascii="宋体" w:hAnsi="宋体" w:eastAsia="宋体"/>
+          <w:b/>
+          <w:bCs/>
+          <w:color w:val="0000FF"/>
+          <w:sz w:val="21"/>
+          <w:szCs w:val="21"/>
+          <w:bdr w:val="single" w:sz="4" w:space="0"/>
+          <w:lang w:val="en-US" w:eastAsia="zh-CN"/>
+        </w:rPr>
+        <w:t>选择：</w:t>
+      </w:r>
+      <w:r>
+        <w:rPr>
+          <w:rFonts w:hint="eastAsia" w:ascii="宋体" w:hAnsi="宋体" w:eastAsia="宋体"/>
+          <w:b w:val="0"/>
+          <w:bCs w:val="0"/>
+          <w:sz w:val="21"/>
+          <w:szCs w:val="21"/>
+          <w:bdr w:val="single" w:sz="4" w:space="0"/>
+          <w:lang w:val="en-US" w:eastAsia="zh-CN"/>
+        </w:rPr>
+        <w:t>1.没有，我们只是随便逛逛。/2.对，我们想知道这法宝的来历。</w:t>
+      </w:r>
+    </w:p>
+    <w:p>
+      <w:pPr>
+        <w:pStyle w:val="10"/>
+        <w:widowControl/>
+        <w:numPr>
+          <w:ilvl w:val="0"/>
+          <w:numId w:val="0"/>
+        </w:numPr>
+        <w:spacing w:line="240" w:lineRule="auto"/>
+        <w:jc w:val="left"/>
+        <w:rPr>
+          <w:rFonts w:hint="eastAsia" w:ascii="宋体" w:hAnsi="宋体" w:eastAsia="宋体"/>
+          <w:b w:val="0"/>
+          <w:bCs w:val="0"/>
+          <w:sz w:val="21"/>
+          <w:szCs w:val="21"/>
+          <w:lang w:val="en-US" w:eastAsia="zh-CN"/>
+        </w:rPr>
+      </w:pPr>
+      <w:r>
+        <w:rPr>
+          <w:rFonts w:hint="eastAsia" w:ascii="宋体" w:hAnsi="宋体" w:eastAsia="宋体"/>
+          <w:b w:val="0"/>
+          <w:bCs w:val="0"/>
+          <w:sz w:val="21"/>
+          <w:szCs w:val="21"/>
+          <w:lang w:val="en-US" w:eastAsia="zh-CN"/>
+        </w:rPr>
+        <w:t>1.老板娘：哦？真的吗，那敢问公子想要哪种法宝，本坊有各种各样的宝贝，从灵珠到仙草，从法宝到神器，应有尽有。不过，每一件都有它的代价。</w:t>
+      </w:r>
+    </w:p>
+    <w:p>
+      <w:pPr>
+        <w:pStyle w:val="10"/>
+        <w:widowControl/>
+        <w:numPr>
+          <w:ilvl w:val="0"/>
+          <w:numId w:val="0"/>
+        </w:numPr>
+        <w:spacing w:line="240" w:lineRule="auto"/>
+        <w:jc w:val="left"/>
+        <w:rPr>
+          <w:rFonts w:hint="eastAsia" w:ascii="宋体" w:hAnsi="宋体" w:eastAsia="宋体"/>
+          <w:b w:val="0"/>
+          <w:bCs w:val="0"/>
+          <w:sz w:val="21"/>
+          <w:szCs w:val="21"/>
+          <w:lang w:val="en-US" w:eastAsia="zh-CN"/>
+        </w:rPr>
+      </w:pPr>
+      <w:r>
+        <w:rPr>
+          <w:rFonts w:hint="eastAsia" w:ascii="宋体" w:hAnsi="宋体" w:eastAsia="宋体"/>
+          <w:b w:val="0"/>
+          <w:bCs w:val="0"/>
+          <w:sz w:val="21"/>
+          <w:szCs w:val="21"/>
+          <w:lang w:val="en-US" w:eastAsia="zh-CN"/>
+        </w:rPr>
+        <w:t>她转身，目光在你们身上扫过，仿佛在评估你们的价值。你微微皱眉，虽然不明真相，但直觉告诉你，这里的每一件东西都不是轻易能得到的。</w:t>
+      </w:r>
+    </w:p>
+    <w:p>
+      <w:pPr>
+        <w:pStyle w:val="10"/>
+        <w:widowControl/>
+        <w:numPr>
+          <w:ilvl w:val="0"/>
+          <w:numId w:val="0"/>
+        </w:numPr>
+        <w:spacing w:line="240" w:lineRule="auto"/>
+        <w:jc w:val="left"/>
+        <w:rPr>
+          <w:rFonts w:hint="eastAsia" w:ascii="宋体" w:hAnsi="宋体" w:eastAsia="宋体"/>
+          <w:b w:val="0"/>
+          <w:bCs w:val="0"/>
+          <w:sz w:val="21"/>
+          <w:szCs w:val="21"/>
+          <w:lang w:val="en-US" w:eastAsia="zh-CN"/>
+        </w:rPr>
+      </w:pPr>
+      <w:r>
+        <w:rPr>
+          <w:rFonts w:hint="eastAsia" w:ascii="宋体" w:hAnsi="宋体" w:eastAsia="宋体"/>
+          <w:b w:val="0"/>
+          <w:bCs w:val="0"/>
+          <w:sz w:val="21"/>
+          <w:szCs w:val="21"/>
+          <w:lang w:val="en-US" w:eastAsia="zh-CN"/>
+        </w:rPr>
+        <w:t>小白则显得有些紧张，她紧紧握住你的手，低声说道：</w:t>
+      </w:r>
+    </w:p>
+    <w:p>
+      <w:pPr>
+        <w:pStyle w:val="10"/>
+        <w:widowControl/>
+        <w:numPr>
+          <w:ilvl w:val="0"/>
+          <w:numId w:val="0"/>
+        </w:numPr>
+        <w:spacing w:line="240" w:lineRule="auto"/>
+        <w:jc w:val="left"/>
+        <w:rPr>
+          <w:rFonts w:hint="eastAsia" w:ascii="宋体" w:hAnsi="宋体" w:eastAsia="宋体"/>
+          <w:b w:val="0"/>
+          <w:bCs w:val="0"/>
+          <w:sz w:val="21"/>
+          <w:szCs w:val="21"/>
+          <w:lang w:val="en-US" w:eastAsia="zh-CN"/>
+        </w:rPr>
+      </w:pPr>
+      <w:r>
+        <w:rPr>
+          <w:rFonts w:hint="eastAsia" w:ascii="宋体" w:hAnsi="宋体" w:eastAsia="宋体"/>
+          <w:b w:val="0"/>
+          <w:bCs w:val="0"/>
+          <w:sz w:val="21"/>
+          <w:szCs w:val="21"/>
+          <w:lang w:val="en-US" w:eastAsia="zh-CN"/>
+        </w:rPr>
+        <w:t>小白：阿宣，我们得小心，这里的一切看起来都很不寻常。</w:t>
+      </w:r>
+    </w:p>
+    <w:p>
+      <w:pPr>
+        <w:pStyle w:val="10"/>
+        <w:widowControl/>
+        <w:numPr>
+          <w:ilvl w:val="0"/>
+          <w:numId w:val="0"/>
+        </w:numPr>
+        <w:spacing w:line="240" w:lineRule="auto"/>
+        <w:jc w:val="left"/>
+        <w:rPr>
+          <w:rFonts w:hint="eastAsia" w:ascii="宋体" w:hAnsi="宋体" w:eastAsia="宋体"/>
+          <w:b w:val="0"/>
+          <w:bCs w:val="0"/>
+          <w:sz w:val="21"/>
+          <w:szCs w:val="21"/>
+          <w:lang w:val="en-US" w:eastAsia="zh-CN"/>
+        </w:rPr>
+      </w:pPr>
+      <w:r>
+        <w:rPr>
+          <w:rFonts w:hint="eastAsia" w:ascii="宋体" w:hAnsi="宋体" w:eastAsia="宋体"/>
+          <w:b w:val="0"/>
+          <w:bCs w:val="0"/>
+          <w:sz w:val="21"/>
+          <w:szCs w:val="21"/>
+          <w:lang w:val="en-US" w:eastAsia="zh-CN"/>
+        </w:rPr>
+        <w:t>老板娘似乎察觉到了小白的紧张，她轻笑一声，继续说道：</w:t>
+      </w:r>
+    </w:p>
+    <w:p>
+      <w:pPr>
+        <w:pStyle w:val="10"/>
+        <w:widowControl/>
+        <w:numPr>
+          <w:ilvl w:val="0"/>
+          <w:numId w:val="0"/>
+        </w:numPr>
+        <w:spacing w:line="240" w:lineRule="auto"/>
+        <w:jc w:val="left"/>
+        <w:rPr>
+          <w:rFonts w:hint="eastAsia" w:ascii="宋体" w:hAnsi="宋体" w:eastAsia="宋体"/>
+          <w:b w:val="0"/>
+          <w:bCs w:val="0"/>
+          <w:sz w:val="21"/>
+          <w:szCs w:val="21"/>
+          <w:lang w:val="en-US" w:eastAsia="zh-CN"/>
+        </w:rPr>
+      </w:pPr>
+      <w:r>
+        <w:rPr>
+          <w:rFonts w:hint="eastAsia" w:ascii="宋体" w:hAnsi="宋体" w:eastAsia="宋体"/>
+          <w:b w:val="0"/>
+          <w:bCs w:val="0"/>
+          <w:sz w:val="21"/>
+          <w:szCs w:val="21"/>
+          <w:lang w:val="en-US" w:eastAsia="zh-CN"/>
+        </w:rPr>
+        <w:t>老板娘：比如姑娘头上这件‘忘忧玉钗’，它能够吸取他人法力为己所用，但代价是……</w:t>
+      </w:r>
+    </w:p>
+    <w:p>
+      <w:pPr>
+        <w:pStyle w:val="10"/>
+        <w:widowControl/>
+        <w:numPr>
+          <w:ilvl w:val="0"/>
+          <w:numId w:val="0"/>
+        </w:numPr>
+        <w:spacing w:line="240" w:lineRule="auto"/>
+        <w:jc w:val="left"/>
+        <w:rPr>
+          <w:rFonts w:hint="eastAsia" w:ascii="宋体" w:hAnsi="宋体" w:eastAsia="宋体"/>
+          <w:b w:val="0"/>
+          <w:bCs w:val="0"/>
+          <w:sz w:val="21"/>
+          <w:szCs w:val="21"/>
+          <w:lang w:val="en-US" w:eastAsia="zh-CN"/>
+        </w:rPr>
+      </w:pPr>
+      <w:r>
+        <w:rPr>
+          <w:rFonts w:hint="eastAsia" w:ascii="宋体" w:hAnsi="宋体" w:eastAsia="宋体"/>
+          <w:b w:val="0"/>
+          <w:bCs w:val="0"/>
+          <w:sz w:val="21"/>
+          <w:szCs w:val="21"/>
+          <w:lang w:val="en-US" w:eastAsia="zh-CN"/>
+        </w:rPr>
+        <w:t>她故意停顿了一下，眼神中闪过一丝狡黠，</w:t>
+      </w:r>
+    </w:p>
+    <w:p>
+      <w:pPr>
+        <w:pStyle w:val="10"/>
+        <w:widowControl/>
+        <w:numPr>
+          <w:ilvl w:val="0"/>
+          <w:numId w:val="0"/>
+        </w:numPr>
+        <w:spacing w:line="240" w:lineRule="auto"/>
+        <w:jc w:val="left"/>
+        <w:rPr>
+          <w:rFonts w:hint="eastAsia" w:ascii="宋体" w:hAnsi="宋体" w:eastAsia="宋体"/>
+          <w:b w:val="0"/>
+          <w:bCs w:val="0"/>
+          <w:sz w:val="21"/>
+          <w:szCs w:val="21"/>
+          <w:lang w:val="en-US" w:eastAsia="zh-CN"/>
+        </w:rPr>
+      </w:pPr>
+      <w:r>
+        <w:rPr>
+          <w:rFonts w:hint="eastAsia" w:ascii="宋体" w:hAnsi="宋体" w:eastAsia="宋体"/>
+          <w:b w:val="0"/>
+          <w:bCs w:val="0"/>
+          <w:sz w:val="21"/>
+          <w:szCs w:val="21"/>
+          <w:lang w:val="en-US" w:eastAsia="zh-CN"/>
+        </w:rPr>
+        <w:t>老板娘：它会取走使用者的记忆，使用的越多，记忆丧失的也越多。</w:t>
+      </w:r>
+    </w:p>
+    <w:p>
+      <w:pPr>
+        <w:pStyle w:val="10"/>
+        <w:widowControl/>
+        <w:numPr>
+          <w:ilvl w:val="0"/>
+          <w:numId w:val="0"/>
+        </w:numPr>
+        <w:spacing w:line="240" w:lineRule="auto"/>
+        <w:jc w:val="left"/>
+        <w:rPr>
+          <w:rFonts w:hint="eastAsia" w:ascii="宋体" w:hAnsi="宋体" w:eastAsia="宋体"/>
+          <w:b w:val="0"/>
+          <w:bCs w:val="0"/>
+          <w:sz w:val="21"/>
+          <w:szCs w:val="21"/>
+          <w:lang w:val="en-US" w:eastAsia="zh-CN"/>
+        </w:rPr>
+      </w:pPr>
+      <w:r>
+        <w:rPr>
+          <w:rFonts w:hint="eastAsia" w:ascii="宋体" w:hAnsi="宋体" w:eastAsia="宋体"/>
+          <w:b w:val="0"/>
+          <w:bCs w:val="0"/>
+          <w:sz w:val="21"/>
+          <w:szCs w:val="21"/>
+          <w:lang w:val="en-US" w:eastAsia="zh-CN"/>
+        </w:rPr>
+        <w:t>2.老板娘：姑娘头上这件‘忘忧玉钗’，它能够吸取他人法力为己所用，但代价是……</w:t>
+      </w:r>
+    </w:p>
+    <w:p>
+      <w:pPr>
+        <w:pStyle w:val="10"/>
+        <w:widowControl/>
+        <w:numPr>
+          <w:ilvl w:val="0"/>
+          <w:numId w:val="0"/>
+        </w:numPr>
+        <w:spacing w:line="240" w:lineRule="auto"/>
+        <w:jc w:val="left"/>
+        <w:rPr>
+          <w:rFonts w:hint="eastAsia" w:ascii="宋体" w:hAnsi="宋体" w:eastAsia="宋体"/>
+          <w:b w:val="0"/>
+          <w:bCs w:val="0"/>
+          <w:sz w:val="21"/>
+          <w:szCs w:val="21"/>
+          <w:lang w:val="en-US" w:eastAsia="zh-CN"/>
+        </w:rPr>
+      </w:pPr>
+      <w:r>
+        <w:rPr>
+          <w:rFonts w:hint="eastAsia" w:ascii="宋体" w:hAnsi="宋体" w:eastAsia="宋体"/>
+          <w:b w:val="0"/>
+          <w:bCs w:val="0"/>
+          <w:sz w:val="21"/>
+          <w:szCs w:val="21"/>
+          <w:lang w:val="en-US" w:eastAsia="zh-CN"/>
+        </w:rPr>
+        <w:t>她故意停顿了一下，眼神中闪过一丝狡黠，</w:t>
+      </w:r>
+    </w:p>
+    <w:p>
+      <w:pPr>
+        <w:pStyle w:val="10"/>
+        <w:widowControl/>
+        <w:numPr>
+          <w:ilvl w:val="0"/>
+          <w:numId w:val="0"/>
+        </w:numPr>
+        <w:spacing w:line="240" w:lineRule="auto"/>
+        <w:jc w:val="left"/>
+        <w:rPr>
+          <w:rFonts w:hint="eastAsia" w:ascii="宋体" w:hAnsi="宋体" w:eastAsia="宋体"/>
+          <w:b w:val="0"/>
+          <w:bCs w:val="0"/>
+          <w:sz w:val="21"/>
+          <w:szCs w:val="21"/>
+          <w:lang w:val="en-US" w:eastAsia="zh-CN"/>
+        </w:rPr>
+      </w:pPr>
+      <w:r>
+        <w:rPr>
+          <w:rFonts w:hint="eastAsia" w:ascii="宋体" w:hAnsi="宋体" w:eastAsia="宋体"/>
+          <w:b w:val="0"/>
+          <w:bCs w:val="0"/>
+          <w:sz w:val="21"/>
+          <w:szCs w:val="21"/>
+          <w:lang w:val="en-US" w:eastAsia="zh-CN"/>
+        </w:rPr>
+        <w:t>老板娘：它会取走使用者的记忆，使用的越多，记忆丧失的也越多。</w:t>
+      </w:r>
+    </w:p>
+    <w:p>
+      <w:pPr>
+        <w:pStyle w:val="10"/>
+        <w:widowControl/>
+        <w:numPr>
+          <w:ilvl w:val="0"/>
+          <w:numId w:val="0"/>
+        </w:numPr>
+        <w:spacing w:line="240" w:lineRule="auto"/>
+        <w:jc w:val="left"/>
+        <w:rPr>
+          <w:rFonts w:hint="eastAsia" w:ascii="宋体" w:hAnsi="宋体" w:eastAsia="宋体"/>
+          <w:b w:val="0"/>
+          <w:bCs w:val="0"/>
+          <w:sz w:val="21"/>
+          <w:szCs w:val="21"/>
+          <w:lang w:val="en-US" w:eastAsia="zh-CN"/>
+        </w:rPr>
+      </w:pPr>
+    </w:p>
+    <w:p>
+      <w:pPr>
+        <w:pStyle w:val="10"/>
+        <w:widowControl/>
+        <w:numPr>
+          <w:ilvl w:val="0"/>
+          <w:numId w:val="0"/>
+        </w:numPr>
+        <w:spacing w:line="240" w:lineRule="auto"/>
+        <w:jc w:val="left"/>
+        <w:rPr>
+          <w:rFonts w:hint="eastAsia" w:ascii="宋体" w:hAnsi="宋体" w:eastAsia="宋体"/>
+          <w:b w:val="0"/>
+          <w:bCs w:val="0"/>
+          <w:sz w:val="21"/>
+          <w:szCs w:val="21"/>
+          <w:lang w:val="en-US" w:eastAsia="zh-CN"/>
+        </w:rPr>
+      </w:pPr>
+      <w:r>
+        <w:rPr>
+          <w:rFonts w:hint="eastAsia" w:ascii="宋体" w:hAnsi="宋体" w:eastAsia="宋体"/>
+          <w:b w:val="0"/>
+          <w:bCs w:val="0"/>
+          <w:sz w:val="21"/>
+          <w:szCs w:val="21"/>
+          <w:lang w:val="en-US" w:eastAsia="zh-CN"/>
+        </w:rPr>
+        <w:t>阿宣：我说呢，我遇到她的时候，她就失去了记忆。记忆消失，还要法力干什么。</w:t>
+      </w:r>
+    </w:p>
+    <w:p>
+      <w:pPr>
+        <w:pStyle w:val="10"/>
+        <w:widowControl/>
+        <w:numPr>
+          <w:ilvl w:val="0"/>
+          <w:numId w:val="0"/>
+        </w:numPr>
+        <w:spacing w:line="240" w:lineRule="auto"/>
+        <w:jc w:val="left"/>
+        <w:rPr>
+          <w:rFonts w:hint="eastAsia" w:ascii="宋体" w:hAnsi="宋体" w:eastAsia="宋体"/>
+          <w:b w:val="0"/>
+          <w:bCs w:val="0"/>
+          <w:sz w:val="21"/>
+          <w:szCs w:val="21"/>
+          <w:lang w:val="en-US" w:eastAsia="zh-CN"/>
+        </w:rPr>
+      </w:pPr>
+      <w:r>
+        <w:rPr>
+          <w:rFonts w:hint="eastAsia" w:ascii="宋体" w:hAnsi="宋体" w:eastAsia="宋体"/>
+          <w:b w:val="0"/>
+          <w:bCs w:val="0"/>
+          <w:sz w:val="21"/>
+          <w:szCs w:val="21"/>
+          <w:lang w:val="en-US" w:eastAsia="zh-CN"/>
+        </w:rPr>
+        <w:t>老板娘：天之道，有所得，必有所失。这种移花接木，改变乾坤之事，我十分感兴趣。</w:t>
+      </w:r>
+    </w:p>
+    <w:p>
+      <w:pPr>
+        <w:pStyle w:val="10"/>
+        <w:widowControl/>
+        <w:numPr>
+          <w:ilvl w:val="0"/>
+          <w:numId w:val="0"/>
+        </w:numPr>
+        <w:spacing w:line="240" w:lineRule="auto"/>
+        <w:jc w:val="left"/>
+        <w:rPr>
+          <w:rFonts w:hint="eastAsia" w:ascii="宋体" w:hAnsi="宋体" w:eastAsia="宋体"/>
+          <w:b w:val="0"/>
+          <w:bCs w:val="0"/>
+          <w:sz w:val="21"/>
+          <w:szCs w:val="21"/>
+          <w:lang w:val="en-US" w:eastAsia="zh-CN"/>
+        </w:rPr>
+      </w:pPr>
+      <w:r>
+        <w:rPr>
+          <w:rFonts w:hint="eastAsia" w:ascii="宋体" w:hAnsi="宋体" w:eastAsia="宋体"/>
+          <w:b w:val="0"/>
+          <w:bCs w:val="0"/>
+          <w:sz w:val="21"/>
+          <w:szCs w:val="21"/>
+          <w:lang w:val="en-US" w:eastAsia="zh-CN"/>
+        </w:rPr>
+        <w:t>老板娘：而且这只玉钗最初的主人并不是你，而是另有其人。</w:t>
+      </w:r>
+    </w:p>
+    <w:p>
+      <w:pPr>
+        <w:pStyle w:val="10"/>
+        <w:widowControl/>
+        <w:numPr>
+          <w:ilvl w:val="0"/>
+          <w:numId w:val="0"/>
+        </w:numPr>
+        <w:spacing w:line="240" w:lineRule="auto"/>
+        <w:jc w:val="left"/>
+        <w:rPr>
+          <w:rFonts w:hint="eastAsia" w:ascii="宋体" w:hAnsi="宋体" w:eastAsia="宋体"/>
+          <w:b w:val="0"/>
+          <w:bCs w:val="0"/>
+          <w:sz w:val="21"/>
+          <w:szCs w:val="21"/>
+          <w:lang w:val="en-US" w:eastAsia="zh-CN"/>
+        </w:rPr>
+      </w:pPr>
+      <w:r>
+        <w:rPr>
+          <w:rFonts w:hint="eastAsia" w:ascii="宋体" w:hAnsi="宋体" w:eastAsia="宋体"/>
+          <w:b w:val="0"/>
+          <w:bCs w:val="0"/>
+          <w:sz w:val="21"/>
+          <w:szCs w:val="21"/>
+          <w:lang w:val="en-US" w:eastAsia="zh-CN"/>
+        </w:rPr>
+        <w:t>小白：那关于原主人，你能帮我们找到一些线索吗？</w:t>
+      </w:r>
+    </w:p>
+    <w:p>
+      <w:pPr>
+        <w:pStyle w:val="10"/>
+        <w:widowControl/>
+        <w:numPr>
+          <w:ilvl w:val="0"/>
+          <w:numId w:val="0"/>
+        </w:numPr>
+        <w:spacing w:line="240" w:lineRule="auto"/>
+        <w:jc w:val="left"/>
+        <w:rPr>
+          <w:rFonts w:hint="eastAsia" w:ascii="宋体" w:hAnsi="宋体" w:eastAsia="宋体"/>
+          <w:b w:val="0"/>
+          <w:bCs w:val="0"/>
+          <w:sz w:val="21"/>
+          <w:szCs w:val="21"/>
+          <w:lang w:val="en-US" w:eastAsia="zh-CN"/>
+        </w:rPr>
+      </w:pPr>
+      <w:r>
+        <w:rPr>
+          <w:rFonts w:hint="eastAsia" w:ascii="宋体" w:hAnsi="宋体" w:eastAsia="宋体"/>
+          <w:b w:val="0"/>
+          <w:bCs w:val="0"/>
+          <w:sz w:val="21"/>
+          <w:szCs w:val="21"/>
+          <w:lang w:val="en-US" w:eastAsia="zh-CN"/>
+        </w:rPr>
+        <w:t>老板娘：当然这片蛇鳞就是原主人之物。</w:t>
+      </w:r>
+    </w:p>
+    <w:p>
+      <w:pPr>
+        <w:pStyle w:val="10"/>
+        <w:widowControl/>
+        <w:numPr>
+          <w:ilvl w:val="0"/>
+          <w:numId w:val="0"/>
+        </w:numPr>
+        <w:spacing w:line="240" w:lineRule="auto"/>
+        <w:jc w:val="left"/>
+        <w:rPr>
+          <w:rFonts w:hint="eastAsia" w:ascii="宋体" w:hAnsi="宋体" w:eastAsia="宋体"/>
+          <w:b w:val="0"/>
+          <w:bCs w:val="0"/>
+          <w:sz w:val="21"/>
+          <w:szCs w:val="21"/>
+          <w:lang w:val="en-US" w:eastAsia="zh-CN"/>
+        </w:rPr>
+      </w:pPr>
+      <w:r>
+        <w:rPr>
+          <w:rFonts w:hint="eastAsia" w:ascii="宋体" w:hAnsi="宋体" w:eastAsia="宋体"/>
+          <w:b w:val="0"/>
+          <w:bCs w:val="0"/>
+          <w:sz w:val="21"/>
+          <w:szCs w:val="21"/>
+          <w:lang w:val="en-US" w:eastAsia="zh-CN"/>
+        </w:rPr>
+        <w:t>小白拿起了这片蛇鳞，细细感受了一下它，过了许久，她终于回过神来，却一言不发。</w:t>
+      </w:r>
+    </w:p>
+    <w:p>
+      <w:pPr>
+        <w:pStyle w:val="10"/>
+        <w:widowControl/>
+        <w:numPr>
+          <w:ilvl w:val="0"/>
+          <w:numId w:val="0"/>
+        </w:numPr>
+        <w:spacing w:line="240" w:lineRule="auto"/>
+        <w:jc w:val="left"/>
+        <w:rPr>
+          <w:rFonts w:hint="eastAsia" w:ascii="宋体" w:hAnsi="宋体" w:eastAsia="宋体"/>
+          <w:b w:val="0"/>
+          <w:bCs w:val="0"/>
+          <w:sz w:val="21"/>
+          <w:szCs w:val="21"/>
+          <w:lang w:val="en-US" w:eastAsia="zh-CN"/>
+        </w:rPr>
+      </w:pPr>
+    </w:p>
+    <w:p>
+      <w:pPr>
+        <w:pStyle w:val="10"/>
+        <w:widowControl/>
+        <w:numPr>
+          <w:ilvl w:val="0"/>
+          <w:numId w:val="0"/>
+        </w:numPr>
+        <w:spacing w:line="240" w:lineRule="auto"/>
+        <w:jc w:val="left"/>
+        <w:rPr>
+          <w:rFonts w:hint="eastAsia" w:ascii="宋体" w:hAnsi="宋体" w:eastAsia="宋体"/>
+          <w:b w:val="0"/>
+          <w:bCs w:val="0"/>
+          <w:sz w:val="21"/>
+          <w:szCs w:val="21"/>
+          <w:lang w:val="en-US" w:eastAsia="zh-CN"/>
+        </w:rPr>
+      </w:pPr>
+      <w:r>
+        <w:rPr>
+          <w:rFonts w:hint="eastAsia" w:ascii="宋体" w:hAnsi="宋体" w:eastAsia="宋体"/>
+          <w:b w:val="0"/>
+          <w:bCs w:val="0"/>
+          <w:sz w:val="21"/>
+          <w:szCs w:val="21"/>
+          <w:lang w:val="en-US" w:eastAsia="zh-CN"/>
+        </w:rPr>
+        <w:t>你与阿宣走出了宝青坊，没过多久，迎面走来一个身披斗篷的黑衣人。</w:t>
+      </w:r>
+    </w:p>
+    <w:p>
+      <w:pPr>
+        <w:pStyle w:val="10"/>
+        <w:widowControl/>
+        <w:numPr>
+          <w:ilvl w:val="0"/>
+          <w:numId w:val="0"/>
+        </w:numPr>
+        <w:spacing w:line="240" w:lineRule="auto"/>
+        <w:jc w:val="left"/>
+        <w:rPr>
+          <w:rFonts w:hint="eastAsia" w:ascii="宋体" w:hAnsi="宋体" w:eastAsia="宋体"/>
+          <w:b w:val="0"/>
+          <w:bCs w:val="0"/>
+          <w:sz w:val="21"/>
+          <w:szCs w:val="21"/>
+          <w:lang w:val="en-US" w:eastAsia="zh-CN"/>
+        </w:rPr>
+      </w:pPr>
+      <w:r>
+        <w:rPr>
+          <w:rFonts w:hint="eastAsia" w:ascii="宋体" w:hAnsi="宋体" w:eastAsia="宋体"/>
+          <w:b w:val="0"/>
+          <w:bCs w:val="0"/>
+          <w:sz w:val="21"/>
+          <w:szCs w:val="21"/>
+          <w:lang w:val="en-US" w:eastAsia="zh-CN"/>
+        </w:rPr>
+        <w:t>黑衣人：捕蛇人？</w:t>
+      </w:r>
+    </w:p>
+    <w:p>
+      <w:pPr>
+        <w:pStyle w:val="10"/>
+        <w:widowControl/>
+        <w:numPr>
+          <w:ilvl w:val="0"/>
+          <w:numId w:val="0"/>
+        </w:numPr>
+        <w:spacing w:line="240" w:lineRule="auto"/>
+        <w:jc w:val="left"/>
+        <w:rPr>
+          <w:rFonts w:hint="eastAsia" w:ascii="宋体" w:hAnsi="宋体" w:eastAsia="宋体"/>
+          <w:b w:val="0"/>
+          <w:bCs w:val="0"/>
+          <w:sz w:val="21"/>
+          <w:szCs w:val="21"/>
+          <w:lang w:val="en-US" w:eastAsia="zh-CN"/>
+        </w:rPr>
+      </w:pPr>
+      <w:r>
+        <w:rPr>
+          <w:rFonts w:hint="eastAsia" w:ascii="宋体" w:hAnsi="宋体" w:eastAsia="宋体"/>
+          <w:b w:val="0"/>
+          <w:bCs w:val="0"/>
+          <w:sz w:val="21"/>
+          <w:szCs w:val="21"/>
+          <w:lang w:val="en-US" w:eastAsia="zh-CN"/>
+        </w:rPr>
+        <w:t>话音未落，黑衣人向你冲过来，你知道来者不善，决定：</w:t>
+      </w:r>
+    </w:p>
+    <w:p>
+      <w:pPr>
+        <w:pStyle w:val="10"/>
+        <w:widowControl/>
+        <w:numPr>
+          <w:ilvl w:val="0"/>
+          <w:numId w:val="0"/>
+        </w:numPr>
+        <w:pBdr>
+          <w:top w:val="single" w:color="auto" w:sz="4" w:space="0"/>
+          <w:left w:val="single" w:color="auto" w:sz="4" w:space="0"/>
+          <w:bottom w:val="single" w:color="auto" w:sz="4" w:space="0"/>
+          <w:right w:val="single" w:color="auto" w:sz="4" w:space="0"/>
+        </w:pBdr>
+        <w:spacing w:line="240" w:lineRule="auto"/>
+        <w:jc w:val="left"/>
+        <w:rPr>
+          <w:rFonts w:hint="eastAsia" w:ascii="宋体" w:hAnsi="宋体" w:eastAsia="宋体"/>
+          <w:b w:val="0"/>
+          <w:bCs w:val="0"/>
+          <w:sz w:val="21"/>
+          <w:szCs w:val="21"/>
+          <w:lang w:val="en-US" w:eastAsia="zh-CN"/>
+        </w:rPr>
+      </w:pPr>
+      <w:r>
+        <w:rPr>
+          <w:rFonts w:hint="eastAsia" w:ascii="宋体" w:hAnsi="宋体" w:eastAsia="宋体"/>
+          <w:b/>
+          <w:bCs/>
+          <w:color w:val="0000FF"/>
+          <w:sz w:val="21"/>
+          <w:szCs w:val="21"/>
+          <w:lang w:val="en-US" w:eastAsia="zh-CN"/>
+        </w:rPr>
+        <w:t>选择：</w:t>
+      </w:r>
+      <w:r>
+        <w:rPr>
+          <w:rFonts w:hint="eastAsia" w:ascii="宋体" w:hAnsi="宋体" w:eastAsia="宋体"/>
+          <w:b w:val="0"/>
+          <w:bCs w:val="0"/>
+          <w:sz w:val="21"/>
+          <w:szCs w:val="21"/>
+          <w:lang w:val="en-US" w:eastAsia="zh-CN"/>
+        </w:rPr>
+        <w:t>1.保护小白，伺机而动。/2.保护自己，马上开溜。</w:t>
+      </w:r>
+    </w:p>
+    <w:p>
+      <w:pPr>
+        <w:pStyle w:val="10"/>
+        <w:widowControl/>
+        <w:numPr>
+          <w:ilvl w:val="0"/>
+          <w:numId w:val="0"/>
+        </w:numPr>
+        <w:spacing w:line="240" w:lineRule="auto"/>
+        <w:jc w:val="left"/>
+        <w:rPr>
+          <w:rFonts w:hint="eastAsia" w:ascii="宋体" w:hAnsi="宋体" w:eastAsia="宋体"/>
+          <w:b w:val="0"/>
+          <w:bCs w:val="0"/>
+          <w:sz w:val="21"/>
+          <w:szCs w:val="21"/>
+          <w:lang w:val="en-US" w:eastAsia="zh-CN"/>
+        </w:rPr>
+      </w:pPr>
+      <w:r>
+        <w:rPr>
+          <w:rFonts w:hint="eastAsia" w:ascii="宋体" w:hAnsi="宋体" w:eastAsia="宋体"/>
+          <w:b w:val="0"/>
+          <w:bCs w:val="0"/>
+          <w:sz w:val="21"/>
+          <w:szCs w:val="21"/>
+          <w:lang w:val="en-US" w:eastAsia="zh-CN"/>
+        </w:rPr>
+        <w:t>1.只见黑衣人下手狠毒，将你一掌打飞数米，随后重重落在地上，你昏迷不醒，生死未卜。</w:t>
+      </w:r>
+    </w:p>
+    <w:p>
+      <w:pPr>
+        <w:pStyle w:val="10"/>
+        <w:widowControl/>
+        <w:numPr>
+          <w:ilvl w:val="0"/>
+          <w:numId w:val="0"/>
+        </w:numPr>
+        <w:spacing w:line="240" w:lineRule="auto"/>
+        <w:jc w:val="left"/>
+        <w:rPr>
+          <w:rFonts w:hint="default" w:ascii="宋体" w:hAnsi="宋体" w:eastAsia="宋体"/>
+          <w:b w:val="0"/>
+          <w:bCs w:val="0"/>
+          <w:sz w:val="21"/>
+          <w:szCs w:val="21"/>
+          <w:lang w:val="en-US" w:eastAsia="zh-CN"/>
+        </w:rPr>
+      </w:pPr>
+      <w:r>
+        <w:rPr>
+          <w:rFonts w:hint="eastAsia" w:ascii="宋体" w:hAnsi="宋体" w:eastAsia="宋体"/>
+          <w:b w:val="0"/>
+          <w:bCs w:val="0"/>
+          <w:sz w:val="21"/>
+          <w:szCs w:val="21"/>
+          <w:lang w:val="en-US" w:eastAsia="zh-CN"/>
+        </w:rPr>
+        <w:t>弥留之际</w:t>
+      </w:r>
+      <w:r>
+        <w:rPr>
+          <w:rFonts w:hint="default" w:ascii="宋体" w:hAnsi="宋体" w:eastAsia="宋体"/>
+          <w:b w:val="0"/>
+          <w:bCs w:val="0"/>
+          <w:sz w:val="21"/>
+          <w:szCs w:val="21"/>
+          <w:lang w:val="en-US" w:eastAsia="zh-CN"/>
+        </w:rPr>
+        <w:t>，你的耳边传来了一道玄妙的声音，那是【生生不息的激荡】，忽然你发现自己回到了做出选择的前一刻。</w:t>
+      </w:r>
+      <w:r>
+        <w:rPr>
+          <w:rFonts w:hint="default" w:ascii="宋体" w:hAnsi="宋体" w:eastAsia="宋体"/>
+          <w:b w:val="0"/>
+          <w:bCs w:val="0"/>
+          <w:color w:val="FF0000"/>
+          <w:sz w:val="21"/>
+          <w:szCs w:val="21"/>
+          <w:lang w:val="en-US" w:eastAsia="zh-CN"/>
+        </w:rPr>
+        <w:t>（回到上一次选择）</w:t>
+      </w:r>
+    </w:p>
+    <w:p>
+      <w:pPr>
+        <w:pStyle w:val="10"/>
+        <w:widowControl/>
+        <w:numPr>
+          <w:ilvl w:val="0"/>
+          <w:numId w:val="0"/>
+        </w:numPr>
+        <w:spacing w:line="240" w:lineRule="auto"/>
+        <w:jc w:val="left"/>
+        <w:rPr>
+          <w:rFonts w:hint="eastAsia" w:ascii="宋体" w:hAnsi="宋体" w:eastAsia="宋体"/>
+          <w:b w:val="0"/>
+          <w:bCs w:val="0"/>
+          <w:sz w:val="21"/>
+          <w:szCs w:val="21"/>
+          <w:lang w:val="en-US" w:eastAsia="zh-CN"/>
+        </w:rPr>
+      </w:pPr>
+      <w:r>
+        <w:rPr>
+          <w:rFonts w:hint="eastAsia" w:ascii="宋体" w:hAnsi="宋体" w:eastAsia="宋体"/>
+          <w:b w:val="0"/>
+          <w:bCs w:val="0"/>
+          <w:sz w:val="21"/>
+          <w:szCs w:val="21"/>
+          <w:lang w:val="en-US" w:eastAsia="zh-CN"/>
+        </w:rPr>
+        <w:t>2.小白与黑衣人对了一掌，掌风鼓动，周围的空气仿佛都被震得微微颤抖，四周的树叶被强劲的掌风扫落，纷纷扬扬地飘散开来。她们二人势均力敌，谁也无法在这一击中占据上风。你感到一股强大的力量从他们掌心传来。</w:t>
+      </w:r>
+    </w:p>
+    <w:p>
+      <w:pPr>
+        <w:pStyle w:val="10"/>
+        <w:widowControl/>
+        <w:numPr>
+          <w:ilvl w:val="0"/>
+          <w:numId w:val="0"/>
+        </w:numPr>
+        <w:spacing w:line="240" w:lineRule="auto"/>
+        <w:jc w:val="left"/>
+        <w:rPr>
+          <w:rFonts w:hint="default" w:ascii="宋体" w:hAnsi="宋体" w:eastAsia="宋体"/>
+          <w:b w:val="0"/>
+          <w:bCs w:val="0"/>
+          <w:sz w:val="21"/>
+          <w:szCs w:val="21"/>
+          <w:lang w:val="en-US" w:eastAsia="zh-CN"/>
+        </w:rPr>
+      </w:pPr>
+      <w:r>
+        <w:rPr>
+          <w:rFonts w:hint="default" w:ascii="宋体" w:hAnsi="宋体" w:eastAsia="宋体"/>
+          <w:b w:val="0"/>
+          <w:bCs w:val="0"/>
+          <w:sz w:val="21"/>
+          <w:szCs w:val="21"/>
+          <w:lang w:val="en-US" w:eastAsia="zh-CN"/>
+        </w:rPr>
+        <w:t>就在这时，黑衣人突然摘下了兜帽，露出了本来的面目。</w:t>
+      </w:r>
+      <w:r>
+        <w:rPr>
+          <w:rFonts w:hint="eastAsia" w:ascii="宋体" w:hAnsi="宋体" w:eastAsia="宋体"/>
+          <w:b w:val="0"/>
+          <w:bCs w:val="0"/>
+          <w:sz w:val="21"/>
+          <w:szCs w:val="21"/>
+          <w:lang w:val="en-US" w:eastAsia="zh-CN"/>
+        </w:rPr>
+        <w:t>小白</w:t>
+      </w:r>
+      <w:r>
+        <w:rPr>
+          <w:rFonts w:hint="default" w:ascii="宋体" w:hAnsi="宋体" w:eastAsia="宋体"/>
+          <w:b w:val="0"/>
+          <w:bCs w:val="0"/>
+          <w:sz w:val="21"/>
+          <w:szCs w:val="21"/>
+          <w:lang w:val="en-US" w:eastAsia="zh-CN"/>
+        </w:rPr>
+        <w:t>愣了一下，随后惊讶地喊道</w:t>
+      </w:r>
+    </w:p>
+    <w:p>
+      <w:pPr>
+        <w:pStyle w:val="10"/>
+        <w:widowControl/>
+        <w:numPr>
+          <w:ilvl w:val="0"/>
+          <w:numId w:val="0"/>
+        </w:numPr>
+        <w:spacing w:line="240" w:lineRule="auto"/>
+        <w:jc w:val="left"/>
+        <w:rPr>
+          <w:rFonts w:hint="default" w:ascii="宋体" w:hAnsi="宋体" w:eastAsia="宋体"/>
+          <w:b w:val="0"/>
+          <w:bCs w:val="0"/>
+          <w:sz w:val="21"/>
+          <w:szCs w:val="21"/>
+          <w:lang w:val="en-US" w:eastAsia="zh-CN"/>
+        </w:rPr>
+      </w:pPr>
+      <w:r>
+        <w:rPr>
+          <w:rFonts w:hint="eastAsia" w:ascii="宋体" w:hAnsi="宋体" w:eastAsia="宋体"/>
+          <w:b w:val="0"/>
+          <w:bCs w:val="0"/>
+          <w:sz w:val="21"/>
+          <w:szCs w:val="21"/>
+          <w:lang w:val="en-US" w:eastAsia="zh-CN"/>
+        </w:rPr>
+        <w:t>小白</w:t>
+      </w:r>
+      <w:r>
+        <w:rPr>
+          <w:rFonts w:hint="default" w:ascii="宋体" w:hAnsi="宋体" w:eastAsia="宋体"/>
+          <w:b w:val="0"/>
+          <w:bCs w:val="0"/>
+          <w:sz w:val="21"/>
+          <w:szCs w:val="21"/>
+          <w:lang w:val="en-US" w:eastAsia="zh-CN"/>
+        </w:rPr>
+        <w:t>：小青？！</w:t>
+      </w:r>
+    </w:p>
+    <w:p>
+      <w:pPr>
+        <w:pStyle w:val="10"/>
+        <w:widowControl/>
+        <w:numPr>
+          <w:ilvl w:val="0"/>
+          <w:numId w:val="0"/>
+        </w:numPr>
+        <w:spacing w:line="240" w:lineRule="auto"/>
+        <w:jc w:val="left"/>
+        <w:rPr>
+          <w:rFonts w:hint="default" w:ascii="宋体" w:hAnsi="宋体" w:eastAsia="宋体"/>
+          <w:b w:val="0"/>
+          <w:bCs w:val="0"/>
+          <w:sz w:val="21"/>
+          <w:szCs w:val="21"/>
+          <w:lang w:val="en-US" w:eastAsia="zh-CN"/>
+        </w:rPr>
+      </w:pPr>
+      <w:r>
+        <w:rPr>
+          <w:rFonts w:hint="default" w:ascii="宋体" w:hAnsi="宋体" w:eastAsia="宋体"/>
+          <w:b w:val="0"/>
+          <w:bCs w:val="0"/>
+          <w:sz w:val="21"/>
+          <w:szCs w:val="21"/>
+          <w:lang w:val="en-US" w:eastAsia="zh-CN"/>
+        </w:rPr>
+        <w:t>小青的脸在月光下显得格外冷峻，她的眼神中带着一丝复杂的情绪，既有愤怒，也有无奈。她冷冷地看着</w:t>
+      </w:r>
+      <w:r>
+        <w:rPr>
+          <w:rFonts w:hint="eastAsia" w:ascii="宋体" w:hAnsi="宋体" w:eastAsia="宋体"/>
+          <w:b w:val="0"/>
+          <w:bCs w:val="0"/>
+          <w:sz w:val="21"/>
+          <w:szCs w:val="21"/>
+          <w:lang w:val="en-US" w:eastAsia="zh-CN"/>
+        </w:rPr>
+        <w:t>她</w:t>
+      </w:r>
+      <w:r>
+        <w:rPr>
+          <w:rFonts w:hint="default" w:ascii="宋体" w:hAnsi="宋体" w:eastAsia="宋体"/>
+          <w:b w:val="0"/>
+          <w:bCs w:val="0"/>
+          <w:sz w:val="21"/>
+          <w:szCs w:val="21"/>
+          <w:lang w:val="en-US" w:eastAsia="zh-CN"/>
+        </w:rPr>
+        <w:t>，语气中带着一丝责备</w:t>
+      </w:r>
+      <w:r>
+        <w:rPr>
+          <w:rFonts w:hint="eastAsia" w:ascii="宋体" w:hAnsi="宋体" w:eastAsia="宋体"/>
+          <w:b w:val="0"/>
+          <w:bCs w:val="0"/>
+          <w:sz w:val="21"/>
+          <w:szCs w:val="21"/>
+          <w:lang w:val="en-US" w:eastAsia="zh-CN"/>
+        </w:rPr>
+        <w:t>。</w:t>
+      </w:r>
+    </w:p>
+    <w:p>
+      <w:pPr>
+        <w:pStyle w:val="10"/>
+        <w:widowControl/>
+        <w:numPr>
+          <w:ilvl w:val="0"/>
+          <w:numId w:val="0"/>
+        </w:numPr>
+        <w:spacing w:line="240" w:lineRule="auto"/>
+        <w:jc w:val="left"/>
+        <w:rPr>
+          <w:rFonts w:hint="default" w:ascii="宋体" w:hAnsi="宋体" w:eastAsia="宋体"/>
+          <w:b w:val="0"/>
+          <w:bCs w:val="0"/>
+          <w:sz w:val="21"/>
+          <w:szCs w:val="21"/>
+          <w:lang w:val="en-US" w:eastAsia="zh-CN"/>
+        </w:rPr>
+      </w:pPr>
+      <w:r>
+        <w:rPr>
+          <w:rFonts w:hint="eastAsia" w:ascii="宋体" w:hAnsi="宋体" w:eastAsia="宋体"/>
+          <w:b w:val="0"/>
+          <w:bCs w:val="0"/>
+          <w:sz w:val="21"/>
+          <w:szCs w:val="21"/>
+          <w:lang w:val="en-US" w:eastAsia="zh-CN"/>
+        </w:rPr>
+        <w:t>小青</w:t>
+      </w:r>
+      <w:r>
+        <w:rPr>
+          <w:rFonts w:hint="default" w:ascii="宋体" w:hAnsi="宋体" w:eastAsia="宋体"/>
+          <w:b w:val="0"/>
+          <w:bCs w:val="0"/>
+          <w:sz w:val="21"/>
+          <w:szCs w:val="21"/>
+          <w:lang w:val="en-US" w:eastAsia="zh-CN"/>
+        </w:rPr>
+        <w:t>：小白，你到底在做什么？师傅派我来带你回去，没想到你竟然和</w:t>
+      </w:r>
+      <w:r>
+        <w:rPr>
+          <w:rFonts w:hint="eastAsia" w:ascii="宋体" w:hAnsi="宋体" w:eastAsia="宋体"/>
+          <w:b w:val="0"/>
+          <w:bCs w:val="0"/>
+          <w:sz w:val="21"/>
+          <w:szCs w:val="21"/>
+          <w:lang w:val="en-US" w:eastAsia="zh-CN"/>
+        </w:rPr>
+        <w:t>捕蛇人</w:t>
+      </w:r>
+      <w:r>
+        <w:rPr>
+          <w:rFonts w:hint="default" w:ascii="宋体" w:hAnsi="宋体" w:eastAsia="宋体"/>
+          <w:b w:val="0"/>
+          <w:bCs w:val="0"/>
+          <w:sz w:val="21"/>
+          <w:szCs w:val="21"/>
+          <w:lang w:val="en-US" w:eastAsia="zh-CN"/>
+        </w:rPr>
+        <w:t>混在一起，还和我动手！</w:t>
+      </w:r>
+    </w:p>
+    <w:p>
+      <w:pPr>
+        <w:pStyle w:val="10"/>
+        <w:widowControl/>
+        <w:numPr>
+          <w:ilvl w:val="0"/>
+          <w:numId w:val="0"/>
+        </w:numPr>
+        <w:spacing w:line="240" w:lineRule="auto"/>
+        <w:jc w:val="left"/>
+        <w:rPr>
+          <w:rFonts w:hint="default" w:ascii="宋体" w:hAnsi="宋体" w:eastAsia="宋体"/>
+          <w:b w:val="0"/>
+          <w:bCs w:val="0"/>
+          <w:sz w:val="21"/>
+          <w:szCs w:val="21"/>
+          <w:lang w:val="en-US" w:eastAsia="zh-CN"/>
+        </w:rPr>
+      </w:pPr>
+      <w:r>
+        <w:rPr>
+          <w:rFonts w:hint="eastAsia" w:ascii="宋体" w:hAnsi="宋体" w:eastAsia="宋体"/>
+          <w:b w:val="0"/>
+          <w:bCs w:val="0"/>
+          <w:sz w:val="21"/>
+          <w:szCs w:val="21"/>
+          <w:lang w:val="en-US" w:eastAsia="zh-CN"/>
+        </w:rPr>
+        <w:t>小白</w:t>
+      </w:r>
+      <w:r>
+        <w:rPr>
+          <w:rFonts w:hint="default" w:ascii="宋体" w:hAnsi="宋体" w:eastAsia="宋体"/>
+          <w:b w:val="0"/>
+          <w:bCs w:val="0"/>
+          <w:sz w:val="21"/>
+          <w:szCs w:val="21"/>
+          <w:lang w:val="en-US" w:eastAsia="zh-CN"/>
+        </w:rPr>
+        <w:t>：小青，我不是叛徒。阿宣不是普通的捕蛇人。他救了我，照顾我，甚至愿意为我放弃一切。</w:t>
+      </w:r>
+    </w:p>
+    <w:p>
+      <w:pPr>
+        <w:pStyle w:val="10"/>
+        <w:widowControl/>
+        <w:numPr>
+          <w:ilvl w:val="0"/>
+          <w:numId w:val="0"/>
+        </w:numPr>
+        <w:spacing w:line="240" w:lineRule="auto"/>
+        <w:jc w:val="left"/>
+        <w:rPr>
+          <w:rFonts w:hint="eastAsia" w:ascii="宋体" w:hAnsi="宋体" w:eastAsia="宋体"/>
+          <w:b w:val="0"/>
+          <w:bCs w:val="0"/>
+          <w:sz w:val="21"/>
+          <w:szCs w:val="21"/>
+          <w:lang w:val="en-US" w:eastAsia="zh-CN"/>
+        </w:rPr>
+      </w:pPr>
+      <w:r>
+        <w:rPr>
+          <w:rFonts w:hint="eastAsia" w:ascii="宋体" w:hAnsi="宋体" w:eastAsia="宋体"/>
+          <w:b w:val="0"/>
+          <w:bCs w:val="0"/>
+          <w:sz w:val="21"/>
+          <w:szCs w:val="21"/>
+          <w:lang w:val="en-US" w:eastAsia="zh-CN"/>
+        </w:rPr>
+        <w:t>小青：国师修炼的太阴真功，和我们蛇族同出一脉，他吸取我们的魂魄精华修炼他的功力，师傅恨透了国师，恨透了人，师傅说，人心险恶，只要是人就险恶！</w:t>
+      </w:r>
+    </w:p>
+    <w:p>
+      <w:pPr>
+        <w:pStyle w:val="10"/>
+        <w:widowControl/>
+        <w:numPr>
+          <w:ilvl w:val="0"/>
+          <w:numId w:val="0"/>
+        </w:numPr>
+        <w:pBdr>
+          <w:top w:val="single" w:color="auto" w:sz="4" w:space="0"/>
+          <w:left w:val="single" w:color="auto" w:sz="4" w:space="0"/>
+          <w:bottom w:val="single" w:color="auto" w:sz="4" w:space="0"/>
+          <w:right w:val="single" w:color="auto" w:sz="4" w:space="0"/>
+        </w:pBdr>
+        <w:spacing w:line="240" w:lineRule="auto"/>
+        <w:jc w:val="left"/>
+        <w:rPr>
+          <w:rFonts w:hint="default" w:ascii="宋体" w:hAnsi="宋体" w:eastAsia="宋体"/>
+          <w:b w:val="0"/>
+          <w:bCs w:val="0"/>
+          <w:sz w:val="21"/>
+          <w:szCs w:val="21"/>
+          <w:lang w:val="en-US" w:eastAsia="zh-CN"/>
+        </w:rPr>
+      </w:pPr>
+      <w:r>
+        <w:rPr>
+          <w:rFonts w:hint="eastAsia" w:ascii="宋体" w:hAnsi="宋体" w:eastAsia="宋体"/>
+          <w:b/>
+          <w:bCs/>
+          <w:color w:val="0000FF"/>
+          <w:sz w:val="21"/>
+          <w:szCs w:val="21"/>
+          <w:lang w:val="en-US" w:eastAsia="zh-CN"/>
+        </w:rPr>
+        <w:t>选择：</w:t>
+      </w:r>
+      <w:r>
+        <w:rPr>
+          <w:rFonts w:hint="eastAsia" w:ascii="宋体" w:hAnsi="宋体" w:eastAsia="宋体"/>
+          <w:b w:val="0"/>
+          <w:bCs w:val="0"/>
+          <w:sz w:val="21"/>
+          <w:szCs w:val="21"/>
+          <w:lang w:val="en-US" w:eastAsia="zh-CN"/>
+        </w:rPr>
+        <w:t>1.你个妖精，不由分说就袭击我，你才险恶呢！/2.表示理解。</w:t>
+      </w:r>
+      <w:bookmarkStart w:id="0" w:name="_GoBack"/>
+      <w:bookmarkEnd w:id="0"/>
+    </w:p>
+    <w:p>
+      <w:pPr>
+        <w:pStyle w:val="10"/>
+        <w:widowControl/>
+        <w:numPr>
+          <w:ilvl w:val="0"/>
+          <w:numId w:val="0"/>
+        </w:numPr>
+        <w:spacing w:line="240" w:lineRule="auto"/>
+        <w:jc w:val="left"/>
+        <w:rPr>
+          <w:rFonts w:hint="default" w:ascii="宋体" w:hAnsi="宋体" w:eastAsia="宋体"/>
+          <w:b w:val="0"/>
+          <w:bCs w:val="0"/>
+          <w:sz w:val="21"/>
+          <w:szCs w:val="21"/>
+          <w:lang w:val="en-US" w:eastAsia="zh-CN"/>
+        </w:rPr>
+      </w:pPr>
+      <w:r>
+        <w:rPr>
+          <w:rFonts w:hint="eastAsia" w:ascii="宋体" w:hAnsi="宋体" w:eastAsia="宋体"/>
+          <w:b w:val="0"/>
+          <w:bCs w:val="0"/>
+          <w:sz w:val="21"/>
+          <w:szCs w:val="21"/>
+          <w:lang w:val="en-US" w:eastAsia="zh-CN"/>
+        </w:rPr>
+        <w:t>1.小青：你！</w:t>
+      </w:r>
+    </w:p>
+    <w:p>
+      <w:pPr>
+        <w:pStyle w:val="10"/>
+        <w:widowControl/>
+        <w:numPr>
+          <w:ilvl w:val="0"/>
+          <w:numId w:val="0"/>
+        </w:numPr>
+        <w:spacing w:line="240" w:lineRule="auto"/>
+        <w:jc w:val="left"/>
+        <w:rPr>
+          <w:rFonts w:hint="eastAsia" w:ascii="宋体" w:hAnsi="宋体" w:eastAsia="宋体"/>
+          <w:b w:val="0"/>
+          <w:bCs w:val="0"/>
+          <w:sz w:val="21"/>
+          <w:szCs w:val="21"/>
+          <w:lang w:val="en-US" w:eastAsia="zh-CN"/>
+        </w:rPr>
+      </w:pPr>
+      <w:r>
+        <w:rPr>
+          <w:rFonts w:hint="eastAsia" w:ascii="宋体" w:hAnsi="宋体" w:eastAsia="宋体"/>
+          <w:b w:val="0"/>
+          <w:bCs w:val="0"/>
+          <w:sz w:val="21"/>
+          <w:szCs w:val="21"/>
+          <w:lang w:val="en-US" w:eastAsia="zh-CN"/>
+        </w:rPr>
+        <w:t>2.阿宣：原来国师修炼的是这么邪门的功法，我真的不知道他是这样的。</w:t>
+      </w:r>
+    </w:p>
+    <w:p>
+      <w:pPr>
+        <w:pStyle w:val="10"/>
+        <w:widowControl/>
+        <w:numPr>
+          <w:ilvl w:val="0"/>
+          <w:numId w:val="0"/>
+        </w:numPr>
+        <w:spacing w:line="240" w:lineRule="auto"/>
+        <w:jc w:val="left"/>
+        <w:rPr>
+          <w:rFonts w:hint="default" w:ascii="宋体" w:hAnsi="宋体" w:eastAsia="宋体"/>
+          <w:b w:val="0"/>
+          <w:bCs w:val="0"/>
+          <w:sz w:val="21"/>
+          <w:szCs w:val="21"/>
+          <w:lang w:val="en-US" w:eastAsia="zh-CN"/>
+        </w:rPr>
+      </w:pPr>
+      <w:r>
+        <w:rPr>
+          <w:rFonts w:hint="eastAsia" w:ascii="宋体" w:hAnsi="宋体" w:eastAsia="宋体"/>
+          <w:b w:val="0"/>
+          <w:bCs w:val="0"/>
+          <w:sz w:val="21"/>
+          <w:szCs w:val="21"/>
+          <w:lang w:val="en-US" w:eastAsia="zh-CN"/>
+        </w:rPr>
+        <w:t>你这才得知朝廷下令捕蛇的原因。</w:t>
+      </w:r>
+    </w:p>
+    <w:p>
+      <w:pPr>
+        <w:pStyle w:val="10"/>
+        <w:widowControl/>
+        <w:numPr>
+          <w:ilvl w:val="0"/>
+          <w:numId w:val="0"/>
+        </w:numPr>
+        <w:spacing w:line="240" w:lineRule="auto"/>
+        <w:jc w:val="left"/>
+        <w:rPr>
+          <w:rFonts w:hint="eastAsia" w:ascii="宋体" w:hAnsi="宋体" w:eastAsia="宋体"/>
+          <w:b w:val="0"/>
+          <w:bCs w:val="0"/>
+          <w:sz w:val="21"/>
+          <w:szCs w:val="21"/>
+          <w:lang w:val="en-US" w:eastAsia="zh-CN"/>
+        </w:rPr>
+      </w:pPr>
+      <w:r>
+        <w:rPr>
+          <w:rFonts w:hint="eastAsia" w:ascii="宋体" w:hAnsi="宋体" w:eastAsia="宋体"/>
+          <w:b w:val="0"/>
+          <w:bCs w:val="0"/>
+          <w:sz w:val="21"/>
+          <w:szCs w:val="21"/>
+          <w:lang w:val="en-US" w:eastAsia="zh-CN"/>
+        </w:rPr>
+        <w:t>小青：假惺惺，你一个捕蛇人，帮凶，帮凶就该死！我杀了你这个捕蛇人。</w:t>
+      </w:r>
+    </w:p>
+    <w:p>
+      <w:pPr>
+        <w:pStyle w:val="10"/>
+        <w:widowControl/>
+        <w:numPr>
+          <w:ilvl w:val="0"/>
+          <w:numId w:val="0"/>
+        </w:numPr>
+        <w:spacing w:line="240" w:lineRule="auto"/>
+        <w:jc w:val="left"/>
+        <w:rPr>
+          <w:rFonts w:hint="eastAsia" w:ascii="宋体" w:hAnsi="宋体" w:eastAsia="宋体"/>
+          <w:b w:val="0"/>
+          <w:bCs w:val="0"/>
+          <w:sz w:val="21"/>
+          <w:szCs w:val="21"/>
+          <w:lang w:val="en-US" w:eastAsia="zh-CN"/>
+        </w:rPr>
+      </w:pPr>
+    </w:p>
+    <w:p>
+      <w:pPr>
+        <w:pStyle w:val="10"/>
+        <w:widowControl/>
+        <w:numPr>
+          <w:ilvl w:val="0"/>
+          <w:numId w:val="0"/>
+        </w:numPr>
+        <w:spacing w:line="240" w:lineRule="auto"/>
+        <w:jc w:val="left"/>
+        <w:rPr>
+          <w:rFonts w:hint="default" w:ascii="宋体" w:hAnsi="宋体" w:eastAsia="宋体"/>
+          <w:b w:val="0"/>
+          <w:bCs w:val="0"/>
+          <w:color w:val="auto"/>
+          <w:sz w:val="21"/>
+          <w:szCs w:val="21"/>
+          <w:lang w:val="en-US" w:eastAsia="zh-CN"/>
+        </w:rPr>
+      </w:pPr>
+      <w:r>
+        <w:rPr>
+          <w:rFonts w:hint="eastAsia" w:ascii="宋体" w:hAnsi="宋体" w:eastAsia="宋体"/>
+          <w:b w:val="0"/>
+          <w:bCs w:val="0"/>
+          <w:sz w:val="21"/>
+          <w:szCs w:val="21"/>
+          <w:lang w:val="en-US" w:eastAsia="zh-CN"/>
+        </w:rPr>
+        <w:t>说罢，小青又冲了过来，准备杀掉你。</w:t>
+      </w:r>
+    </w:p>
+    <w:p>
+      <w:pPr>
+        <w:pStyle w:val="10"/>
+        <w:widowControl/>
+        <w:numPr>
+          <w:ilvl w:val="0"/>
+          <w:numId w:val="0"/>
+        </w:numPr>
+        <w:spacing w:line="240" w:lineRule="auto"/>
+        <w:jc w:val="left"/>
+        <w:rPr>
+          <w:rFonts w:hint="default" w:ascii="宋体" w:hAnsi="宋体" w:eastAsia="宋体"/>
+          <w:b w:val="0"/>
+          <w:bCs w:val="0"/>
+          <w:sz w:val="21"/>
+          <w:szCs w:val="21"/>
+          <w:lang w:val="en-US" w:eastAsia="zh-CN"/>
+        </w:rPr>
+      </w:pPr>
+      <w:r>
+        <w:rPr>
+          <w:rFonts w:hint="eastAsia" w:ascii="宋体" w:hAnsi="宋体" w:eastAsia="宋体"/>
+          <w:b w:val="0"/>
+          <w:bCs w:val="0"/>
+          <w:color w:val="auto"/>
+          <w:sz w:val="21"/>
+          <w:szCs w:val="21"/>
+          <w:lang w:val="en-US" w:eastAsia="zh-CN"/>
+        </w:rPr>
+        <w:t>由于小青这次攻击用了全力，突然地面塌陷，你和小白掉入了一个地宫当中，你们连忙在入口彻底封死之前躲了进去，暂时逃脱了小青的追击。</w:t>
+      </w:r>
+    </w:p>
+    <w:p>
+      <w:pPr>
+        <w:pStyle w:val="10"/>
+        <w:widowControl/>
+        <w:numPr>
+          <w:ilvl w:val="0"/>
+          <w:numId w:val="0"/>
+        </w:numPr>
+        <w:spacing w:line="240" w:lineRule="auto"/>
+        <w:jc w:val="center"/>
+        <w:rPr>
+          <w:rFonts w:hint="eastAsia" w:ascii="宋体" w:hAnsi="宋体" w:eastAsia="宋体"/>
+          <w:b/>
+          <w:bCs/>
+          <w:sz w:val="21"/>
+          <w:szCs w:val="21"/>
+          <w:lang w:val="en-US" w:eastAsia="zh-CN"/>
+        </w:rPr>
+      </w:pPr>
+      <w:r>
+        <w:rPr>
+          <w:rFonts w:hint="eastAsia" w:ascii="宋体" w:hAnsi="宋体" w:eastAsia="宋体"/>
+          <w:b/>
+          <w:bCs/>
+          <w:sz w:val="21"/>
+          <w:szCs w:val="21"/>
+          <w:lang w:val="en-US" w:eastAsia="zh-CN"/>
+        </w:rPr>
+        <w:t>《第三章：地宫探秘》</w:t>
+      </w:r>
+    </w:p>
+    <w:p>
+      <w:pPr>
+        <w:pStyle w:val="10"/>
+        <w:widowControl/>
+        <w:numPr>
+          <w:ilvl w:val="0"/>
+          <w:numId w:val="0"/>
+        </w:numPr>
+        <w:spacing w:line="240" w:lineRule="auto"/>
+        <w:jc w:val="both"/>
+        <w:rPr>
+          <w:rFonts w:hint="eastAsia" w:ascii="宋体" w:hAnsi="宋体" w:eastAsia="宋体"/>
+          <w:b w:val="0"/>
+          <w:bCs w:val="0"/>
+          <w:sz w:val="21"/>
+          <w:szCs w:val="21"/>
+          <w:lang w:val="en-US" w:eastAsia="zh-CN"/>
+        </w:rPr>
+      </w:pPr>
+    </w:p>
+    <w:p>
+      <w:pPr>
+        <w:pStyle w:val="10"/>
+        <w:widowControl/>
+        <w:numPr>
+          <w:ilvl w:val="0"/>
+          <w:numId w:val="0"/>
+        </w:numPr>
+        <w:spacing w:line="240" w:lineRule="auto"/>
+        <w:jc w:val="center"/>
+        <w:rPr>
+          <w:rFonts w:hint="eastAsia" w:ascii="宋体" w:hAnsi="宋体" w:eastAsia="宋体"/>
+          <w:b/>
+          <w:bCs/>
+          <w:sz w:val="21"/>
+          <w:szCs w:val="21"/>
+          <w:lang w:val="en-US" w:eastAsia="zh-CN"/>
+        </w:rPr>
+      </w:pPr>
+      <w:r>
+        <w:rPr>
+          <w:rFonts w:hint="eastAsia" w:ascii="宋体" w:hAnsi="宋体" w:eastAsia="宋体"/>
+          <w:b/>
+          <w:bCs/>
+          <w:sz w:val="21"/>
+          <w:szCs w:val="21"/>
+          <w:lang w:val="en-US" w:eastAsia="zh-CN"/>
+        </w:rPr>
+        <w:t>《第四章：我长尾巴了，也变强了》</w:t>
+      </w:r>
+    </w:p>
+    <w:p>
+      <w:pPr>
+        <w:pStyle w:val="10"/>
+        <w:widowControl/>
+        <w:numPr>
+          <w:ilvl w:val="0"/>
+          <w:numId w:val="0"/>
+        </w:numPr>
+        <w:spacing w:line="240" w:lineRule="auto"/>
+        <w:jc w:val="left"/>
+        <w:rPr>
+          <w:rFonts w:hint="eastAsia" w:ascii="宋体" w:hAnsi="宋体" w:eastAsia="宋体"/>
+          <w:b w:val="0"/>
+          <w:bCs w:val="0"/>
+          <w:sz w:val="21"/>
+          <w:szCs w:val="21"/>
+          <w:lang w:val="en-US" w:eastAsia="zh-CN"/>
+        </w:rPr>
+      </w:pPr>
+    </w:p>
+    <w:p>
+      <w:pPr>
+        <w:pStyle w:val="10"/>
+        <w:widowControl/>
+        <w:numPr>
+          <w:ilvl w:val="0"/>
+          <w:numId w:val="0"/>
+        </w:numPr>
+        <w:spacing w:line="240" w:lineRule="auto"/>
+        <w:jc w:val="center"/>
+        <w:rPr>
+          <w:rFonts w:hint="eastAsia" w:ascii="宋体" w:hAnsi="宋体" w:eastAsia="宋体"/>
+          <w:b/>
+          <w:bCs/>
+          <w:sz w:val="21"/>
+          <w:szCs w:val="21"/>
+          <w:lang w:val="en-US" w:eastAsia="zh-CN"/>
+        </w:rPr>
+      </w:pPr>
+      <w:r>
+        <w:rPr>
+          <w:rFonts w:hint="eastAsia" w:ascii="宋体" w:hAnsi="宋体" w:eastAsia="宋体"/>
+          <w:b/>
+          <w:bCs/>
+          <w:sz w:val="21"/>
+          <w:szCs w:val="21"/>
+          <w:lang w:val="en-US" w:eastAsia="zh-CN"/>
+        </w:rPr>
+        <w:t>《第五章：双生劫》</w:t>
+      </w:r>
+    </w:p>
+    <w:p>
+      <w:pPr>
+        <w:pStyle w:val="10"/>
+        <w:widowControl/>
+        <w:numPr>
+          <w:ilvl w:val="0"/>
+          <w:numId w:val="0"/>
+        </w:numPr>
+        <w:spacing w:line="240" w:lineRule="auto"/>
+        <w:jc w:val="both"/>
         <w:rPr>
           <w:rFonts w:hint="eastAsia" w:ascii="宋体" w:hAnsi="宋体" w:eastAsia="宋体"/>
           <w:b w:val="0"/>
@@ -4946,7 +10093,7 @@
           <w:szCs w:val="21"/>
           <w:lang w:val="en-US" w:eastAsia="zh-CN"/>
         </w:rPr>
-        <w:t>《第三章：半路遇袭×2》</w:t>
+        <w:t>《第三章：半路遇袭》</w:t>
       </w:r>
     </w:p>
     <w:p>
@@ -10167,7 +15314,7 @@
           <w:szCs w:val="21"/>
           <w:lang w:val="en-US" w:eastAsia="zh-CN"/>
         </w:rPr>
-        <w:t>《第六章：BOOS战×2》</w:t>
+        <w:t>《第六章：双生劫》</w:t>
       </w:r>
     </w:p>
     <w:p>
@@ -10995,8 +16142,8 @@
         <w:jc w:val="center"/>
         <w:rPr>
           <w:rFonts w:hint="eastAsia"/>
-          <w:b w:val="0"/>
-          <w:bCs w:val="0"/>
+          <w:b/>
+          <w:bCs/>
           <w:color w:val="auto"/>
           <w:lang w:val="en-US" w:eastAsia="zh-CN"/>
         </w:rPr>
@@ -11004,8 +16151,8 @@
       <w:r>
         <w:rPr>
           <w:rFonts w:hint="eastAsia"/>
-          <w:b w:val="0"/>
-          <w:bCs w:val="0"/>
+          <w:b/>
+          <w:bCs/>
           <w:color w:val="auto"/>
           <w:lang w:val="en-US" w:eastAsia="zh-CN"/>
         </w:rPr>
@@ -11242,8 +16389,6 @@
         </w:rPr>
         <w:t>小白：说来话长...</w:t>
       </w:r>
-      <w:bookmarkStart w:id="0" w:name="_GoBack"/>
-      <w:bookmarkEnd w:id="0"/>
     </w:p>
     <w:p>
       <w:pPr>

--- a/《白蛇之旅》——小游戏设计策划案.docx
+++ b/《白蛇之旅》——小游戏设计策划案.docx
@@ -6824,6 +6824,7042 @@
         </w:rPr>
         <w:t>1.你个妖精，不由分说就袭击我，你才险恶呢！/2.表示理解。</w:t>
       </w:r>
+    </w:p>
+    <w:p>
+      <w:pPr>
+        <w:pStyle w:val="10"/>
+        <w:widowControl/>
+        <w:numPr>
+          <w:ilvl w:val="0"/>
+          <w:numId w:val="0"/>
+        </w:numPr>
+        <w:spacing w:line="240" w:lineRule="auto"/>
+        <w:jc w:val="left"/>
+        <w:rPr>
+          <w:rFonts w:hint="default" w:ascii="宋体" w:hAnsi="宋体" w:eastAsia="宋体"/>
+          <w:b w:val="0"/>
+          <w:bCs w:val="0"/>
+          <w:sz w:val="21"/>
+          <w:szCs w:val="21"/>
+          <w:lang w:val="en-US" w:eastAsia="zh-CN"/>
+        </w:rPr>
+      </w:pPr>
+      <w:r>
+        <w:rPr>
+          <w:rFonts w:hint="eastAsia" w:ascii="宋体" w:hAnsi="宋体" w:eastAsia="宋体"/>
+          <w:b w:val="0"/>
+          <w:bCs w:val="0"/>
+          <w:sz w:val="21"/>
+          <w:szCs w:val="21"/>
+          <w:lang w:val="en-US" w:eastAsia="zh-CN"/>
+        </w:rPr>
+        <w:t>1.小青：你！</w:t>
+      </w:r>
+    </w:p>
+    <w:p>
+      <w:pPr>
+        <w:pStyle w:val="10"/>
+        <w:widowControl/>
+        <w:numPr>
+          <w:ilvl w:val="0"/>
+          <w:numId w:val="0"/>
+        </w:numPr>
+        <w:spacing w:line="240" w:lineRule="auto"/>
+        <w:jc w:val="left"/>
+        <w:rPr>
+          <w:rFonts w:hint="eastAsia" w:ascii="宋体" w:hAnsi="宋体" w:eastAsia="宋体"/>
+          <w:b w:val="0"/>
+          <w:bCs w:val="0"/>
+          <w:sz w:val="21"/>
+          <w:szCs w:val="21"/>
+          <w:lang w:val="en-US" w:eastAsia="zh-CN"/>
+        </w:rPr>
+      </w:pPr>
+      <w:r>
+        <w:rPr>
+          <w:rFonts w:hint="eastAsia" w:ascii="宋体" w:hAnsi="宋体" w:eastAsia="宋体"/>
+          <w:b w:val="0"/>
+          <w:bCs w:val="0"/>
+          <w:sz w:val="21"/>
+          <w:szCs w:val="21"/>
+          <w:lang w:val="en-US" w:eastAsia="zh-CN"/>
+        </w:rPr>
+        <w:t>2.阿宣：原来国师修炼的是这么邪门的功法，我真的不知道他是这样的。</w:t>
+      </w:r>
+    </w:p>
+    <w:p>
+      <w:pPr>
+        <w:pStyle w:val="10"/>
+        <w:widowControl/>
+        <w:numPr>
+          <w:ilvl w:val="0"/>
+          <w:numId w:val="0"/>
+        </w:numPr>
+        <w:spacing w:line="240" w:lineRule="auto"/>
+        <w:jc w:val="left"/>
+        <w:rPr>
+          <w:rFonts w:hint="default" w:ascii="宋体" w:hAnsi="宋体" w:eastAsia="宋体"/>
+          <w:b w:val="0"/>
+          <w:bCs w:val="0"/>
+          <w:sz w:val="21"/>
+          <w:szCs w:val="21"/>
+          <w:lang w:val="en-US" w:eastAsia="zh-CN"/>
+        </w:rPr>
+      </w:pPr>
+      <w:r>
+        <w:rPr>
+          <w:rFonts w:hint="eastAsia" w:ascii="宋体" w:hAnsi="宋体" w:eastAsia="宋体"/>
+          <w:b w:val="0"/>
+          <w:bCs w:val="0"/>
+          <w:sz w:val="21"/>
+          <w:szCs w:val="21"/>
+          <w:lang w:val="en-US" w:eastAsia="zh-CN"/>
+        </w:rPr>
+        <w:t>你这才得知朝廷下令捕蛇的原因。</w:t>
+      </w:r>
+    </w:p>
+    <w:p>
+      <w:pPr>
+        <w:pStyle w:val="10"/>
+        <w:widowControl/>
+        <w:numPr>
+          <w:ilvl w:val="0"/>
+          <w:numId w:val="0"/>
+        </w:numPr>
+        <w:spacing w:line="240" w:lineRule="auto"/>
+        <w:jc w:val="left"/>
+        <w:rPr>
+          <w:rFonts w:hint="eastAsia" w:ascii="宋体" w:hAnsi="宋体" w:eastAsia="宋体"/>
+          <w:b w:val="0"/>
+          <w:bCs w:val="0"/>
+          <w:sz w:val="21"/>
+          <w:szCs w:val="21"/>
+          <w:lang w:val="en-US" w:eastAsia="zh-CN"/>
+        </w:rPr>
+      </w:pPr>
+      <w:r>
+        <w:rPr>
+          <w:rFonts w:hint="eastAsia" w:ascii="宋体" w:hAnsi="宋体" w:eastAsia="宋体"/>
+          <w:b w:val="0"/>
+          <w:bCs w:val="0"/>
+          <w:sz w:val="21"/>
+          <w:szCs w:val="21"/>
+          <w:lang w:val="en-US" w:eastAsia="zh-CN"/>
+        </w:rPr>
+        <w:t>小青：假惺惺，你一个捕蛇人，帮凶，帮凶就该死！我杀了你这个捕蛇人。</w:t>
+      </w:r>
+    </w:p>
+    <w:p>
+      <w:pPr>
+        <w:pStyle w:val="10"/>
+        <w:widowControl/>
+        <w:numPr>
+          <w:ilvl w:val="0"/>
+          <w:numId w:val="0"/>
+        </w:numPr>
+        <w:spacing w:line="240" w:lineRule="auto"/>
+        <w:jc w:val="left"/>
+        <w:rPr>
+          <w:rFonts w:hint="eastAsia" w:ascii="宋体" w:hAnsi="宋体" w:eastAsia="宋体"/>
+          <w:b w:val="0"/>
+          <w:bCs w:val="0"/>
+          <w:sz w:val="21"/>
+          <w:szCs w:val="21"/>
+          <w:lang w:val="en-US" w:eastAsia="zh-CN"/>
+        </w:rPr>
+      </w:pPr>
+    </w:p>
+    <w:p>
+      <w:pPr>
+        <w:pStyle w:val="10"/>
+        <w:widowControl/>
+        <w:numPr>
+          <w:ilvl w:val="0"/>
+          <w:numId w:val="0"/>
+        </w:numPr>
+        <w:spacing w:line="240" w:lineRule="auto"/>
+        <w:jc w:val="left"/>
+        <w:rPr>
+          <w:rFonts w:hint="default" w:ascii="宋体" w:hAnsi="宋体" w:eastAsia="宋体"/>
+          <w:b w:val="0"/>
+          <w:bCs w:val="0"/>
+          <w:color w:val="auto"/>
+          <w:sz w:val="21"/>
+          <w:szCs w:val="21"/>
+          <w:lang w:val="en-US" w:eastAsia="zh-CN"/>
+        </w:rPr>
+      </w:pPr>
+      <w:r>
+        <w:rPr>
+          <w:rFonts w:hint="eastAsia" w:ascii="宋体" w:hAnsi="宋体" w:eastAsia="宋体"/>
+          <w:b w:val="0"/>
+          <w:bCs w:val="0"/>
+          <w:sz w:val="21"/>
+          <w:szCs w:val="21"/>
+          <w:lang w:val="en-US" w:eastAsia="zh-CN"/>
+        </w:rPr>
+        <w:t>说罢，小青又冲了过来，准备杀掉你。</w:t>
+      </w:r>
+    </w:p>
+    <w:p>
+      <w:pPr>
+        <w:pStyle w:val="10"/>
+        <w:widowControl/>
+        <w:numPr>
+          <w:ilvl w:val="0"/>
+          <w:numId w:val="0"/>
+        </w:numPr>
+        <w:spacing w:line="240" w:lineRule="auto"/>
+        <w:jc w:val="left"/>
+        <w:rPr>
+          <w:rFonts w:hint="default" w:ascii="宋体" w:hAnsi="宋体" w:eastAsia="宋体"/>
+          <w:b w:val="0"/>
+          <w:bCs w:val="0"/>
+          <w:sz w:val="21"/>
+          <w:szCs w:val="21"/>
+          <w:lang w:val="en-US" w:eastAsia="zh-CN"/>
+        </w:rPr>
+      </w:pPr>
+      <w:r>
+        <w:rPr>
+          <w:rFonts w:hint="eastAsia" w:ascii="宋体" w:hAnsi="宋体" w:eastAsia="宋体"/>
+          <w:b w:val="0"/>
+          <w:bCs w:val="0"/>
+          <w:color w:val="auto"/>
+          <w:sz w:val="21"/>
+          <w:szCs w:val="21"/>
+          <w:lang w:val="en-US" w:eastAsia="zh-CN"/>
+        </w:rPr>
+        <w:t>由于小青这次攻击用了全力，突然地面塌陷，你和小白掉入了一个地宫当中，你们连忙在入口彻底封死之前躲了进去，暂时逃脱了小青的追击。</w:t>
+      </w:r>
+    </w:p>
+    <w:p>
+      <w:pPr>
+        <w:pStyle w:val="10"/>
+        <w:widowControl/>
+        <w:numPr>
+          <w:ilvl w:val="0"/>
+          <w:numId w:val="0"/>
+        </w:numPr>
+        <w:spacing w:line="240" w:lineRule="auto"/>
+        <w:jc w:val="center"/>
+        <w:rPr>
+          <w:rFonts w:hint="eastAsia" w:ascii="宋体" w:hAnsi="宋体" w:eastAsia="宋体"/>
+          <w:b/>
+          <w:bCs/>
+          <w:sz w:val="21"/>
+          <w:szCs w:val="21"/>
+          <w:lang w:val="en-US" w:eastAsia="zh-CN"/>
+        </w:rPr>
+      </w:pPr>
+      <w:r>
+        <w:rPr>
+          <w:rFonts w:hint="eastAsia" w:ascii="宋体" w:hAnsi="宋体" w:eastAsia="宋体"/>
+          <w:b/>
+          <w:bCs/>
+          <w:sz w:val="21"/>
+          <w:szCs w:val="21"/>
+          <w:lang w:val="en-US" w:eastAsia="zh-CN"/>
+        </w:rPr>
+        <w:t>《第三章：地宫探秘》</w:t>
+      </w:r>
+    </w:p>
+    <w:p>
+      <w:pPr>
+        <w:pStyle w:val="10"/>
+        <w:widowControl/>
+        <w:numPr>
+          <w:ilvl w:val="0"/>
+          <w:numId w:val="0"/>
+        </w:numPr>
+        <w:spacing w:line="240" w:lineRule="auto"/>
+        <w:jc w:val="both"/>
+        <w:rPr>
+          <w:rFonts w:hint="eastAsia" w:ascii="宋体" w:hAnsi="宋体" w:eastAsia="宋体"/>
+          <w:b w:val="0"/>
+          <w:bCs w:val="0"/>
+          <w:sz w:val="21"/>
+          <w:szCs w:val="21"/>
+          <w:lang w:val="en-US" w:eastAsia="zh-CN"/>
+        </w:rPr>
+      </w:pPr>
+      <w:r>
+        <w:rPr>
+          <w:rFonts w:hint="eastAsia" w:ascii="宋体" w:hAnsi="宋体" w:eastAsia="宋体"/>
+          <w:b w:val="0"/>
+          <w:bCs w:val="0"/>
+          <w:sz w:val="21"/>
+          <w:szCs w:val="21"/>
+          <w:lang w:val="en-US" w:eastAsia="zh-CN"/>
+        </w:rPr>
+        <w:t>你和小白小心翼翼地踏入了地宫深处，四周昏暗，只有墙壁上的火把发出微弱的光芒。</w:t>
+      </w:r>
+    </w:p>
+    <w:p>
+      <w:pPr>
+        <w:pStyle w:val="10"/>
+        <w:widowControl/>
+        <w:numPr>
+          <w:ilvl w:val="0"/>
+          <w:numId w:val="0"/>
+        </w:numPr>
+        <w:spacing w:line="240" w:lineRule="auto"/>
+        <w:jc w:val="both"/>
+        <w:rPr>
+          <w:rFonts w:hint="eastAsia" w:ascii="宋体" w:hAnsi="宋体" w:eastAsia="宋体"/>
+          <w:b w:val="0"/>
+          <w:bCs w:val="0"/>
+          <w:sz w:val="21"/>
+          <w:szCs w:val="21"/>
+          <w:lang w:val="en-US" w:eastAsia="zh-CN"/>
+        </w:rPr>
+      </w:pPr>
+      <w:r>
+        <w:rPr>
+          <w:rFonts w:hint="eastAsia" w:ascii="宋体" w:hAnsi="宋体" w:eastAsia="宋体"/>
+          <w:b w:val="0"/>
+          <w:bCs w:val="0"/>
+          <w:sz w:val="21"/>
+          <w:szCs w:val="21"/>
+          <w:lang w:val="en-US" w:eastAsia="zh-CN"/>
+        </w:rPr>
+        <w:t>阿宣：跟我来，小白，我们得小心，这里可能有未知的危险。</w:t>
+      </w:r>
+    </w:p>
+    <w:p>
+      <w:pPr>
+        <w:pStyle w:val="10"/>
+        <w:widowControl/>
+        <w:numPr>
+          <w:ilvl w:val="0"/>
+          <w:numId w:val="0"/>
+        </w:numPr>
+        <w:spacing w:line="240" w:lineRule="auto"/>
+        <w:jc w:val="both"/>
+        <w:rPr>
+          <w:rFonts w:hint="eastAsia" w:ascii="宋体" w:hAnsi="宋体" w:eastAsia="宋体"/>
+          <w:b w:val="0"/>
+          <w:bCs w:val="0"/>
+          <w:sz w:val="21"/>
+          <w:szCs w:val="21"/>
+          <w:lang w:val="en-US" w:eastAsia="zh-CN"/>
+        </w:rPr>
+      </w:pPr>
+      <w:r>
+        <w:rPr>
+          <w:rFonts w:hint="eastAsia" w:ascii="宋体" w:hAnsi="宋体" w:eastAsia="宋体"/>
+          <w:b w:val="0"/>
+          <w:bCs w:val="0"/>
+          <w:sz w:val="21"/>
+          <w:szCs w:val="21"/>
+          <w:lang w:val="en-US" w:eastAsia="zh-CN"/>
+        </w:rPr>
+        <w:t>小白：小心，阿宣，这里有蹊跷，我们不能大意。</w:t>
+      </w:r>
+    </w:p>
+    <w:p>
+      <w:pPr>
+        <w:pStyle w:val="10"/>
+        <w:widowControl/>
+        <w:numPr>
+          <w:ilvl w:val="0"/>
+          <w:numId w:val="0"/>
+        </w:numPr>
+        <w:spacing w:line="240" w:lineRule="auto"/>
+        <w:jc w:val="both"/>
+        <w:rPr>
+          <w:rFonts w:hint="eastAsia" w:ascii="宋体" w:hAnsi="宋体" w:eastAsia="宋体"/>
+          <w:b w:val="0"/>
+          <w:bCs w:val="0"/>
+          <w:sz w:val="21"/>
+          <w:szCs w:val="21"/>
+          <w:lang w:val="en-US" w:eastAsia="zh-CN"/>
+        </w:rPr>
+      </w:pPr>
+      <w:r>
+        <w:rPr>
+          <w:rFonts w:hint="eastAsia" w:ascii="宋体" w:hAnsi="宋体" w:eastAsia="宋体"/>
+          <w:b w:val="0"/>
+          <w:bCs w:val="0"/>
+          <w:sz w:val="21"/>
+          <w:szCs w:val="21"/>
+          <w:lang w:val="en-US" w:eastAsia="zh-CN"/>
+        </w:rPr>
+        <w:t>你们沿着石阶向下，发现了一条隐藏的密道。</w:t>
+      </w:r>
+    </w:p>
+    <w:p>
+      <w:pPr>
+        <w:pStyle w:val="10"/>
+        <w:widowControl/>
+        <w:numPr>
+          <w:ilvl w:val="0"/>
+          <w:numId w:val="0"/>
+        </w:numPr>
+        <w:spacing w:line="240" w:lineRule="auto"/>
+        <w:jc w:val="both"/>
+        <w:rPr>
+          <w:rFonts w:hint="eastAsia" w:ascii="宋体" w:hAnsi="宋体" w:eastAsia="宋体"/>
+          <w:b w:val="0"/>
+          <w:bCs w:val="0"/>
+          <w:sz w:val="21"/>
+          <w:szCs w:val="21"/>
+          <w:lang w:val="en-US" w:eastAsia="zh-CN"/>
+        </w:rPr>
+      </w:pPr>
+      <w:r>
+        <w:rPr>
+          <w:rFonts w:hint="eastAsia" w:ascii="宋体" w:hAnsi="宋体" w:eastAsia="宋体"/>
+          <w:b w:val="0"/>
+          <w:bCs w:val="0"/>
+          <w:sz w:val="21"/>
+          <w:szCs w:val="21"/>
+          <w:lang w:val="en-US" w:eastAsia="zh-CN"/>
+        </w:rPr>
+        <w:t>阿宣：真没想到，这地宫底下，还有这么一条密道，我们得想办法出去。</w:t>
+      </w:r>
+    </w:p>
+    <w:p>
+      <w:pPr>
+        <w:pStyle w:val="10"/>
+        <w:widowControl/>
+        <w:numPr>
+          <w:ilvl w:val="0"/>
+          <w:numId w:val="0"/>
+        </w:numPr>
+        <w:spacing w:line="240" w:lineRule="auto"/>
+        <w:jc w:val="both"/>
+        <w:rPr>
+          <w:rFonts w:hint="eastAsia" w:ascii="宋体" w:hAnsi="宋体" w:eastAsia="宋体"/>
+          <w:b w:val="0"/>
+          <w:bCs w:val="0"/>
+          <w:sz w:val="21"/>
+          <w:szCs w:val="21"/>
+          <w:lang w:val="en-US" w:eastAsia="zh-CN"/>
+        </w:rPr>
+      </w:pPr>
+      <w:r>
+        <w:rPr>
+          <w:rFonts w:hint="eastAsia" w:ascii="宋体" w:hAnsi="宋体" w:eastAsia="宋体"/>
+          <w:b w:val="0"/>
+          <w:bCs w:val="0"/>
+          <w:sz w:val="21"/>
+          <w:szCs w:val="21"/>
+          <w:lang w:val="en-US" w:eastAsia="zh-CN"/>
+        </w:rPr>
+        <w:t>小白：我们从这里走，看看能不能找到出路。</w:t>
+      </w:r>
+    </w:p>
+    <w:p>
+      <w:pPr>
+        <w:pStyle w:val="10"/>
+        <w:widowControl/>
+        <w:numPr>
+          <w:ilvl w:val="0"/>
+          <w:numId w:val="0"/>
+        </w:numPr>
+        <w:spacing w:line="240" w:lineRule="auto"/>
+        <w:jc w:val="both"/>
+        <w:rPr>
+          <w:rFonts w:hint="eastAsia" w:ascii="宋体" w:hAnsi="宋体" w:eastAsia="宋体"/>
+          <w:b w:val="0"/>
+          <w:bCs w:val="0"/>
+          <w:sz w:val="21"/>
+          <w:szCs w:val="21"/>
+          <w:lang w:val="en-US" w:eastAsia="zh-CN"/>
+        </w:rPr>
+      </w:pPr>
+      <w:r>
+        <w:rPr>
+          <w:rFonts w:hint="eastAsia" w:ascii="宋体" w:hAnsi="宋体" w:eastAsia="宋体"/>
+          <w:b w:val="0"/>
+          <w:bCs w:val="0"/>
+          <w:sz w:val="21"/>
+          <w:szCs w:val="21"/>
+          <w:lang w:val="en-US" w:eastAsia="zh-CN"/>
+        </w:rPr>
+        <w:t>你们走进了密道，发现了一个复杂的机关阵列。</w:t>
+      </w:r>
+    </w:p>
+    <w:p>
+      <w:pPr>
+        <w:pStyle w:val="10"/>
+        <w:widowControl/>
+        <w:numPr>
+          <w:ilvl w:val="0"/>
+          <w:numId w:val="0"/>
+        </w:numPr>
+        <w:spacing w:line="240" w:lineRule="auto"/>
+        <w:jc w:val="both"/>
+        <w:rPr>
+          <w:rFonts w:hint="eastAsia" w:ascii="宋体" w:hAnsi="宋体" w:eastAsia="宋体"/>
+          <w:b w:val="0"/>
+          <w:bCs w:val="0"/>
+          <w:sz w:val="21"/>
+          <w:szCs w:val="21"/>
+          <w:lang w:val="en-US" w:eastAsia="zh-CN"/>
+        </w:rPr>
+      </w:pPr>
+    </w:p>
+    <w:p>
+      <w:pPr>
+        <w:pStyle w:val="10"/>
+        <w:widowControl/>
+        <w:numPr>
+          <w:ilvl w:val="0"/>
+          <w:numId w:val="0"/>
+        </w:numPr>
+        <w:spacing w:line="240" w:lineRule="auto"/>
+        <w:jc w:val="both"/>
+        <w:rPr>
+          <w:rFonts w:hint="eastAsia" w:ascii="宋体" w:hAnsi="宋体" w:eastAsia="宋体"/>
+          <w:b w:val="0"/>
+          <w:bCs w:val="0"/>
+          <w:sz w:val="21"/>
+          <w:szCs w:val="21"/>
+          <w:lang w:val="en-US" w:eastAsia="zh-CN"/>
+        </w:rPr>
+      </w:pPr>
+      <w:r>
+        <w:rPr>
+          <w:rFonts w:hint="eastAsia" w:ascii="宋体" w:hAnsi="宋体" w:eastAsia="宋体"/>
+          <w:b w:val="0"/>
+          <w:bCs w:val="0"/>
+          <w:sz w:val="21"/>
+          <w:szCs w:val="21"/>
+          <w:lang w:val="en-US" w:eastAsia="zh-CN"/>
+        </w:rPr>
+        <w:t>阿宣：朱雀在顶，玄武入宫，宫为内卦，门为外卦，八门……这边是生门，我们走这边。</w:t>
+      </w:r>
+    </w:p>
+    <w:p>
+      <w:pPr>
+        <w:pStyle w:val="10"/>
+        <w:widowControl/>
+        <w:numPr>
+          <w:ilvl w:val="0"/>
+          <w:numId w:val="0"/>
+        </w:numPr>
+        <w:spacing w:line="240" w:lineRule="auto"/>
+        <w:jc w:val="both"/>
+        <w:rPr>
+          <w:rFonts w:hint="eastAsia" w:ascii="宋体" w:hAnsi="宋体" w:eastAsia="宋体"/>
+          <w:b w:val="0"/>
+          <w:bCs w:val="0"/>
+          <w:sz w:val="21"/>
+          <w:szCs w:val="21"/>
+          <w:lang w:val="en-US" w:eastAsia="zh-CN"/>
+        </w:rPr>
+      </w:pPr>
+      <w:r>
+        <w:rPr>
+          <w:rFonts w:hint="eastAsia" w:ascii="宋体" w:hAnsi="宋体" w:eastAsia="宋体"/>
+          <w:b w:val="0"/>
+          <w:bCs w:val="0"/>
+          <w:sz w:val="21"/>
+          <w:szCs w:val="21"/>
+          <w:lang w:val="en-US" w:eastAsia="zh-CN"/>
+        </w:rPr>
+        <w:t>经过一番寻找，你们找到了生门，继续前进。</w:t>
+      </w:r>
+      <w:r>
+        <w:rPr>
+          <w:rFonts w:hint="eastAsia" w:ascii="宋体" w:hAnsi="宋体" w:eastAsia="宋体"/>
+          <w:b w:val="0"/>
+          <w:bCs w:val="0"/>
+          <w:color w:val="FF0000"/>
+          <w:sz w:val="21"/>
+          <w:szCs w:val="21"/>
+          <w:lang w:val="en-US" w:eastAsia="zh-CN"/>
+        </w:rPr>
+        <w:t>（这里我闻到了小游戏的味道）</w:t>
+      </w:r>
+    </w:p>
+    <w:p>
+      <w:pPr>
+        <w:pStyle w:val="10"/>
+        <w:widowControl/>
+        <w:numPr>
+          <w:ilvl w:val="0"/>
+          <w:numId w:val="0"/>
+        </w:numPr>
+        <w:spacing w:line="240" w:lineRule="auto"/>
+        <w:jc w:val="both"/>
+        <w:rPr>
+          <w:rFonts w:hint="eastAsia" w:ascii="宋体" w:hAnsi="宋体" w:eastAsia="宋体"/>
+          <w:b w:val="0"/>
+          <w:bCs w:val="0"/>
+          <w:sz w:val="21"/>
+          <w:szCs w:val="21"/>
+          <w:lang w:val="en-US" w:eastAsia="zh-CN"/>
+        </w:rPr>
+      </w:pPr>
+      <w:r>
+        <w:rPr>
+          <w:rFonts w:hint="eastAsia" w:ascii="宋体" w:hAnsi="宋体" w:eastAsia="宋体"/>
+          <w:b w:val="0"/>
+          <w:bCs w:val="0"/>
+          <w:sz w:val="21"/>
+          <w:szCs w:val="21"/>
+          <w:lang w:val="en-US" w:eastAsia="zh-CN"/>
+        </w:rPr>
+        <w:t>小白：这是什么地方？</w:t>
+      </w:r>
+    </w:p>
+    <w:p>
+      <w:pPr>
+        <w:pStyle w:val="10"/>
+        <w:widowControl/>
+        <w:numPr>
+          <w:ilvl w:val="0"/>
+          <w:numId w:val="0"/>
+        </w:numPr>
+        <w:spacing w:line="240" w:lineRule="auto"/>
+        <w:jc w:val="both"/>
+        <w:rPr>
+          <w:rFonts w:hint="eastAsia" w:ascii="宋体" w:hAnsi="宋体" w:eastAsia="宋体"/>
+          <w:b w:val="0"/>
+          <w:bCs w:val="0"/>
+          <w:sz w:val="21"/>
+          <w:szCs w:val="21"/>
+          <w:lang w:val="en-US" w:eastAsia="zh-CN"/>
+        </w:rPr>
+      </w:pPr>
+      <w:r>
+        <w:rPr>
+          <w:rFonts w:hint="eastAsia" w:ascii="宋体" w:hAnsi="宋体" w:eastAsia="宋体"/>
+          <w:b w:val="0"/>
+          <w:bCs w:val="0"/>
+          <w:sz w:val="21"/>
+          <w:szCs w:val="21"/>
+          <w:lang w:val="en-US" w:eastAsia="zh-CN"/>
+        </w:rPr>
+        <w:t>阿宣：看来是藏在地下的一个镇妖法阵，不过对人无害。</w:t>
+      </w:r>
+    </w:p>
+    <w:p>
+      <w:pPr>
+        <w:pStyle w:val="10"/>
+        <w:widowControl/>
+        <w:numPr>
+          <w:ilvl w:val="0"/>
+          <w:numId w:val="0"/>
+        </w:numPr>
+        <w:spacing w:line="240" w:lineRule="auto"/>
+        <w:jc w:val="both"/>
+        <w:rPr>
+          <w:rFonts w:hint="eastAsia" w:ascii="宋体" w:hAnsi="宋体" w:eastAsia="宋体"/>
+          <w:b w:val="0"/>
+          <w:bCs w:val="0"/>
+          <w:sz w:val="21"/>
+          <w:szCs w:val="21"/>
+          <w:lang w:val="en-US" w:eastAsia="zh-CN"/>
+        </w:rPr>
+      </w:pPr>
+      <w:r>
+        <w:rPr>
+          <w:rFonts w:hint="eastAsia" w:ascii="宋体" w:hAnsi="宋体" w:eastAsia="宋体"/>
+          <w:b w:val="0"/>
+          <w:bCs w:val="0"/>
+          <w:sz w:val="21"/>
+          <w:szCs w:val="21"/>
+          <w:lang w:val="en-US" w:eastAsia="zh-CN"/>
+        </w:rPr>
+        <w:t>你们继续探索，发现了一个古老的道家机关。</w:t>
+      </w:r>
+    </w:p>
+    <w:p>
+      <w:pPr>
+        <w:pStyle w:val="10"/>
+        <w:widowControl/>
+        <w:numPr>
+          <w:ilvl w:val="0"/>
+          <w:numId w:val="0"/>
+        </w:numPr>
+        <w:spacing w:line="240" w:lineRule="auto"/>
+        <w:jc w:val="both"/>
+        <w:rPr>
+          <w:rFonts w:hint="eastAsia" w:ascii="宋体" w:hAnsi="宋体" w:eastAsia="宋体"/>
+          <w:b w:val="0"/>
+          <w:bCs w:val="0"/>
+          <w:sz w:val="21"/>
+          <w:szCs w:val="21"/>
+          <w:lang w:val="en-US" w:eastAsia="zh-CN"/>
+        </w:rPr>
+      </w:pPr>
+      <w:r>
+        <w:rPr>
+          <w:rFonts w:hint="eastAsia" w:ascii="宋体" w:hAnsi="宋体" w:eastAsia="宋体"/>
+          <w:b w:val="0"/>
+          <w:bCs w:val="0"/>
+          <w:sz w:val="21"/>
+          <w:szCs w:val="21"/>
+          <w:lang w:val="en-US" w:eastAsia="zh-CN"/>
+        </w:rPr>
+        <w:t>阿宣：这地底下怎么会有一个道家机关呢？想必原来是一个道观，荒废了，后来又在上面建了一座塔。</w:t>
+      </w:r>
+    </w:p>
+    <w:p>
+      <w:pPr>
+        <w:pStyle w:val="10"/>
+        <w:widowControl/>
+        <w:numPr>
+          <w:ilvl w:val="0"/>
+          <w:numId w:val="0"/>
+        </w:numPr>
+        <w:spacing w:line="240" w:lineRule="auto"/>
+        <w:jc w:val="both"/>
+        <w:rPr>
+          <w:rFonts w:hint="eastAsia" w:ascii="宋体" w:hAnsi="宋体" w:eastAsia="宋体"/>
+          <w:b w:val="0"/>
+          <w:bCs w:val="0"/>
+          <w:sz w:val="21"/>
+          <w:szCs w:val="21"/>
+          <w:lang w:val="en-US" w:eastAsia="zh-CN"/>
+        </w:rPr>
+      </w:pPr>
+      <w:r>
+        <w:rPr>
+          <w:rFonts w:hint="eastAsia" w:ascii="宋体" w:hAnsi="宋体" w:eastAsia="宋体"/>
+          <w:b w:val="0"/>
+          <w:bCs w:val="0"/>
+          <w:sz w:val="21"/>
+          <w:szCs w:val="21"/>
+          <w:lang w:val="en-US" w:eastAsia="zh-CN"/>
+        </w:rPr>
+        <w:t>小白：没事，这个阵势有迹可循，我们一定能出去。</w:t>
+      </w:r>
+    </w:p>
+    <w:p>
+      <w:pPr>
+        <w:pStyle w:val="10"/>
+        <w:widowControl/>
+        <w:numPr>
+          <w:ilvl w:val="0"/>
+          <w:numId w:val="0"/>
+        </w:numPr>
+        <w:spacing w:line="240" w:lineRule="auto"/>
+        <w:jc w:val="both"/>
+        <w:rPr>
+          <w:rFonts w:hint="eastAsia" w:ascii="宋体" w:hAnsi="宋体" w:eastAsia="宋体"/>
+          <w:b w:val="0"/>
+          <w:bCs w:val="0"/>
+          <w:sz w:val="21"/>
+          <w:szCs w:val="21"/>
+          <w:lang w:val="en-US" w:eastAsia="zh-CN"/>
+        </w:rPr>
+      </w:pPr>
+      <w:r>
+        <w:rPr>
+          <w:rFonts w:hint="eastAsia" w:ascii="宋体" w:hAnsi="宋体" w:eastAsia="宋体"/>
+          <w:b w:val="0"/>
+          <w:bCs w:val="0"/>
+          <w:sz w:val="21"/>
+          <w:szCs w:val="21"/>
+          <w:lang w:val="en-US" w:eastAsia="zh-CN"/>
+        </w:rPr>
+        <w:t>你开始研究机关，你发现这个阵势像是一幅杂乱的文字石碑，又许多个可移动的小石块组成。</w:t>
+      </w:r>
+      <w:r>
+        <w:rPr>
+          <w:rFonts w:hint="eastAsia" w:ascii="宋体" w:hAnsi="宋体" w:eastAsia="宋体"/>
+          <w:b w:val="0"/>
+          <w:bCs w:val="0"/>
+          <w:color w:val="FF0000"/>
+          <w:sz w:val="21"/>
+          <w:szCs w:val="21"/>
+          <w:lang w:val="en-US" w:eastAsia="zh-CN"/>
+        </w:rPr>
+        <w:t>（这里我闻到了小游戏的味道×2）</w:t>
+      </w:r>
+    </w:p>
+    <w:p>
+      <w:pPr>
+        <w:pStyle w:val="10"/>
+        <w:widowControl/>
+        <w:numPr>
+          <w:ilvl w:val="0"/>
+          <w:numId w:val="0"/>
+        </w:numPr>
+        <w:spacing w:line="240" w:lineRule="auto"/>
+        <w:jc w:val="both"/>
+        <w:rPr>
+          <w:rFonts w:hint="eastAsia" w:ascii="宋体" w:hAnsi="宋体" w:eastAsia="宋体"/>
+          <w:b w:val="0"/>
+          <w:bCs w:val="0"/>
+          <w:sz w:val="21"/>
+          <w:szCs w:val="21"/>
+          <w:lang w:val="en-US" w:eastAsia="zh-CN"/>
+        </w:rPr>
+      </w:pPr>
+      <w:r>
+        <w:rPr>
+          <w:rFonts w:hint="eastAsia" w:ascii="宋体" w:hAnsi="宋体" w:eastAsia="宋体"/>
+          <w:b w:val="0"/>
+          <w:bCs w:val="0"/>
+          <w:sz w:val="21"/>
+          <w:szCs w:val="21"/>
+          <w:lang w:val="en-US" w:eastAsia="zh-CN"/>
+        </w:rPr>
+        <w:t>经过尝试，你终于复原了这个石碑，只见石碑上写着：</w:t>
+      </w:r>
+    </w:p>
+    <w:p>
+      <w:pPr>
+        <w:pStyle w:val="10"/>
+        <w:widowControl/>
+        <w:numPr>
+          <w:ilvl w:val="0"/>
+          <w:numId w:val="0"/>
+        </w:numPr>
+        <w:spacing w:line="240" w:lineRule="auto"/>
+        <w:jc w:val="center"/>
+        <w:rPr>
+          <w:rFonts w:hint="eastAsia" w:ascii="宋体" w:hAnsi="宋体" w:eastAsia="宋体"/>
+          <w:b w:val="0"/>
+          <w:bCs w:val="0"/>
+          <w:sz w:val="21"/>
+          <w:szCs w:val="21"/>
+          <w:lang w:val="en-US" w:eastAsia="zh-CN"/>
+        </w:rPr>
+      </w:pPr>
+      <w:r>
+        <w:rPr>
+          <w:rFonts w:hint="eastAsia" w:ascii="宋体" w:hAnsi="宋体" w:eastAsia="宋体"/>
+          <w:b w:val="0"/>
+          <w:bCs w:val="0"/>
+          <w:sz w:val="21"/>
+          <w:szCs w:val="21"/>
+          <w:lang w:val="en-US" w:eastAsia="zh-CN"/>
+        </w:rPr>
+        <w:t>天地玄宗 万炁本根</w:t>
+      </w:r>
+    </w:p>
+    <w:p>
+      <w:pPr>
+        <w:pStyle w:val="10"/>
+        <w:widowControl/>
+        <w:numPr>
+          <w:ilvl w:val="0"/>
+          <w:numId w:val="0"/>
+        </w:numPr>
+        <w:spacing w:line="240" w:lineRule="auto"/>
+        <w:jc w:val="center"/>
+        <w:rPr>
+          <w:rFonts w:hint="eastAsia" w:ascii="宋体" w:hAnsi="宋体" w:eastAsia="宋体"/>
+          <w:b w:val="0"/>
+          <w:bCs w:val="0"/>
+          <w:sz w:val="21"/>
+          <w:szCs w:val="21"/>
+          <w:lang w:val="en-US" w:eastAsia="zh-CN"/>
+        </w:rPr>
+      </w:pPr>
+      <w:r>
+        <w:rPr>
+          <w:rFonts w:hint="eastAsia" w:ascii="宋体" w:hAnsi="宋体" w:eastAsia="宋体"/>
+          <w:b w:val="0"/>
+          <w:bCs w:val="0"/>
+          <w:sz w:val="21"/>
+          <w:szCs w:val="21"/>
+          <w:lang w:val="en-US" w:eastAsia="zh-CN"/>
+        </w:rPr>
+        <w:t>精怪亡形 广修亿劫</w:t>
+      </w:r>
+    </w:p>
+    <w:p>
+      <w:pPr>
+        <w:pStyle w:val="10"/>
+        <w:widowControl/>
+        <w:numPr>
+          <w:ilvl w:val="0"/>
+          <w:numId w:val="0"/>
+        </w:numPr>
+        <w:spacing w:line="240" w:lineRule="auto"/>
+        <w:jc w:val="center"/>
+        <w:rPr>
+          <w:rFonts w:hint="eastAsia" w:ascii="宋体" w:hAnsi="宋体" w:eastAsia="宋体"/>
+          <w:b w:val="0"/>
+          <w:bCs w:val="0"/>
+          <w:sz w:val="21"/>
+          <w:szCs w:val="21"/>
+          <w:lang w:val="en-US" w:eastAsia="zh-CN"/>
+        </w:rPr>
+      </w:pPr>
+      <w:r>
+        <w:rPr>
+          <w:rFonts w:hint="eastAsia" w:ascii="宋体" w:hAnsi="宋体" w:eastAsia="宋体"/>
+          <w:b w:val="0"/>
+          <w:bCs w:val="0"/>
+          <w:sz w:val="21"/>
+          <w:szCs w:val="21"/>
+          <w:lang w:val="en-US" w:eastAsia="zh-CN"/>
+        </w:rPr>
+        <w:t>证吾神通 鬼妖丧胆</w:t>
+      </w:r>
+    </w:p>
+    <w:p>
+      <w:pPr>
+        <w:pStyle w:val="10"/>
+        <w:widowControl/>
+        <w:numPr>
+          <w:ilvl w:val="0"/>
+          <w:numId w:val="0"/>
+        </w:numPr>
+        <w:spacing w:line="240" w:lineRule="auto"/>
+        <w:jc w:val="center"/>
+        <w:rPr>
+          <w:rFonts w:hint="eastAsia" w:ascii="宋体" w:hAnsi="宋体" w:eastAsia="宋体"/>
+          <w:b w:val="0"/>
+          <w:bCs w:val="0"/>
+          <w:sz w:val="21"/>
+          <w:szCs w:val="21"/>
+          <w:lang w:val="en-US" w:eastAsia="zh-CN"/>
+        </w:rPr>
+      </w:pPr>
+      <w:r>
+        <w:rPr>
+          <w:rFonts w:hint="eastAsia" w:ascii="宋体" w:hAnsi="宋体" w:eastAsia="宋体"/>
+          <w:b w:val="0"/>
+          <w:bCs w:val="0"/>
+          <w:sz w:val="21"/>
+          <w:szCs w:val="21"/>
+          <w:lang w:val="en-US" w:eastAsia="zh-CN"/>
+        </w:rPr>
+        <w:t>诛妖除魔 灭形灭神</w:t>
+      </w:r>
+    </w:p>
+    <w:p>
+      <w:pPr>
+        <w:pStyle w:val="10"/>
+        <w:widowControl/>
+        <w:numPr>
+          <w:ilvl w:val="0"/>
+          <w:numId w:val="0"/>
+        </w:numPr>
+        <w:spacing w:line="240" w:lineRule="auto"/>
+        <w:jc w:val="both"/>
+        <w:rPr>
+          <w:rFonts w:hint="eastAsia" w:ascii="宋体" w:hAnsi="宋体" w:eastAsia="宋体"/>
+          <w:b w:val="0"/>
+          <w:bCs w:val="0"/>
+          <w:sz w:val="21"/>
+          <w:szCs w:val="21"/>
+          <w:lang w:val="en-US" w:eastAsia="zh-CN"/>
+        </w:rPr>
+      </w:pPr>
+      <w:r>
+        <w:rPr>
+          <w:rFonts w:hint="eastAsia" w:ascii="宋体" w:hAnsi="宋体" w:eastAsia="宋体"/>
+          <w:b w:val="0"/>
+          <w:bCs w:val="0"/>
+          <w:sz w:val="21"/>
+          <w:szCs w:val="21"/>
+          <w:lang w:val="en-US" w:eastAsia="zh-CN"/>
+        </w:rPr>
+        <w:t>看到这些文字，你不明所以，但是看见小白神色异常，便知道她似乎明白石碑上的内容。</w:t>
+      </w:r>
+    </w:p>
+    <w:p>
+      <w:pPr>
+        <w:pStyle w:val="10"/>
+        <w:widowControl/>
+        <w:numPr>
+          <w:ilvl w:val="0"/>
+          <w:numId w:val="0"/>
+        </w:numPr>
+        <w:spacing w:line="240" w:lineRule="auto"/>
+        <w:jc w:val="both"/>
+        <w:rPr>
+          <w:rFonts w:hint="eastAsia" w:ascii="宋体" w:hAnsi="宋体" w:eastAsia="宋体"/>
+          <w:b w:val="0"/>
+          <w:bCs w:val="0"/>
+          <w:sz w:val="21"/>
+          <w:szCs w:val="21"/>
+          <w:lang w:val="en-US" w:eastAsia="zh-CN"/>
+        </w:rPr>
+      </w:pPr>
+      <w:r>
+        <w:rPr>
+          <w:rFonts w:hint="eastAsia" w:ascii="宋体" w:hAnsi="宋体" w:eastAsia="宋体"/>
+          <w:b w:val="0"/>
+          <w:bCs w:val="0"/>
+          <w:sz w:val="21"/>
+          <w:szCs w:val="21"/>
+          <w:lang w:val="en-US" w:eastAsia="zh-CN"/>
+        </w:rPr>
+        <w:t>小白：阿宣，妖生来就要被赶尽杀绝吗？</w:t>
+      </w:r>
+    </w:p>
+    <w:p>
+      <w:pPr>
+        <w:pStyle w:val="10"/>
+        <w:widowControl/>
+        <w:numPr>
+          <w:ilvl w:val="0"/>
+          <w:numId w:val="0"/>
+        </w:numPr>
+        <w:spacing w:line="240" w:lineRule="auto"/>
+        <w:jc w:val="both"/>
+        <w:rPr>
+          <w:rFonts w:hint="eastAsia" w:ascii="宋体" w:hAnsi="宋体" w:eastAsia="宋体"/>
+          <w:b w:val="0"/>
+          <w:bCs w:val="0"/>
+          <w:sz w:val="21"/>
+          <w:szCs w:val="21"/>
+          <w:lang w:val="en-US" w:eastAsia="zh-CN"/>
+        </w:rPr>
+      </w:pPr>
+      <w:r>
+        <w:rPr>
+          <w:rFonts w:hint="eastAsia" w:ascii="宋体" w:hAnsi="宋体" w:eastAsia="宋体"/>
+          <w:b w:val="0"/>
+          <w:bCs w:val="0"/>
+          <w:sz w:val="21"/>
+          <w:szCs w:val="21"/>
+          <w:lang w:val="en-US" w:eastAsia="zh-CN"/>
+        </w:rPr>
+        <w:t>阿宣：天天诛妖除魔，逼我们捕蛇。天下已经乱成这样了，只看到越诛妖除魔，天下越乱。小白，无论怎样有我在。</w:t>
+      </w:r>
+    </w:p>
+    <w:p>
+      <w:pPr>
+        <w:pStyle w:val="10"/>
+        <w:widowControl/>
+        <w:numPr>
+          <w:ilvl w:val="0"/>
+          <w:numId w:val="0"/>
+        </w:numPr>
+        <w:spacing w:line="240" w:lineRule="auto"/>
+        <w:jc w:val="both"/>
+        <w:rPr>
+          <w:rFonts w:hint="eastAsia" w:ascii="宋体" w:hAnsi="宋体" w:eastAsia="宋体"/>
+          <w:b w:val="0"/>
+          <w:bCs w:val="0"/>
+          <w:sz w:val="21"/>
+          <w:szCs w:val="21"/>
+          <w:lang w:val="en-US" w:eastAsia="zh-CN"/>
+        </w:rPr>
+      </w:pPr>
+      <w:r>
+        <w:rPr>
+          <w:rFonts w:hint="eastAsia" w:ascii="宋体" w:hAnsi="宋体" w:eastAsia="宋体"/>
+          <w:b w:val="0"/>
+          <w:bCs w:val="0"/>
+          <w:sz w:val="21"/>
+          <w:szCs w:val="21"/>
+          <w:lang w:val="en-US" w:eastAsia="zh-CN"/>
+        </w:rPr>
+        <w:t>由于你复原了石板，地宫的出口也打开了，你和小白走了出去，看到了等在一旁的小青，只见她脸上的愤怒已然消失不见，想必是冷静了下来。</w:t>
+      </w:r>
+    </w:p>
+    <w:p>
+      <w:pPr>
+        <w:pStyle w:val="10"/>
+        <w:widowControl/>
+        <w:numPr>
+          <w:ilvl w:val="0"/>
+          <w:numId w:val="0"/>
+        </w:numPr>
+        <w:spacing w:line="240" w:lineRule="auto"/>
+        <w:jc w:val="both"/>
+        <w:rPr>
+          <w:rFonts w:hint="eastAsia" w:ascii="宋体" w:hAnsi="宋体" w:eastAsia="宋体"/>
+          <w:b w:val="0"/>
+          <w:bCs w:val="0"/>
+          <w:sz w:val="21"/>
+          <w:szCs w:val="21"/>
+          <w:lang w:val="en-US" w:eastAsia="zh-CN"/>
+        </w:rPr>
+      </w:pPr>
+      <w:r>
+        <w:rPr>
+          <w:rFonts w:hint="eastAsia" w:ascii="宋体" w:hAnsi="宋体" w:eastAsia="宋体"/>
+          <w:b w:val="0"/>
+          <w:bCs w:val="0"/>
+          <w:sz w:val="21"/>
+          <w:szCs w:val="21"/>
+          <w:lang w:val="en-US" w:eastAsia="zh-CN"/>
+        </w:rPr>
+        <w:t>值得一提的是，肚兜作为“人质”，被小青踩在了脚下，看见你们出来，她向小白露出期待的目光。</w:t>
+      </w:r>
+    </w:p>
+    <w:p>
+      <w:pPr>
+        <w:pStyle w:val="10"/>
+        <w:widowControl/>
+        <w:numPr>
+          <w:ilvl w:val="0"/>
+          <w:numId w:val="0"/>
+        </w:numPr>
+        <w:spacing w:line="240" w:lineRule="auto"/>
+        <w:jc w:val="both"/>
+        <w:rPr>
+          <w:rFonts w:hint="eastAsia" w:ascii="宋体" w:hAnsi="宋体" w:eastAsia="宋体"/>
+          <w:b w:val="0"/>
+          <w:bCs w:val="0"/>
+          <w:sz w:val="21"/>
+          <w:szCs w:val="21"/>
+          <w:lang w:val="en-US" w:eastAsia="zh-CN"/>
+        </w:rPr>
+      </w:pPr>
+      <w:r>
+        <w:rPr>
+          <w:rFonts w:hint="eastAsia" w:ascii="宋体" w:hAnsi="宋体" w:eastAsia="宋体"/>
+          <w:b w:val="0"/>
+          <w:bCs w:val="0"/>
+          <w:sz w:val="21"/>
+          <w:szCs w:val="21"/>
+          <w:lang w:val="en-US" w:eastAsia="zh-CN"/>
+        </w:rPr>
+        <w:t>小白：小青，我想通了，我跟你走。</w:t>
+      </w:r>
+    </w:p>
+    <w:p>
+      <w:pPr>
+        <w:pStyle w:val="10"/>
+        <w:widowControl/>
+        <w:numPr>
+          <w:ilvl w:val="0"/>
+          <w:numId w:val="0"/>
+        </w:numPr>
+        <w:spacing w:line="240" w:lineRule="auto"/>
+        <w:jc w:val="both"/>
+        <w:rPr>
+          <w:rFonts w:hint="eastAsia" w:ascii="宋体" w:hAnsi="宋体" w:eastAsia="宋体"/>
+          <w:b w:val="0"/>
+          <w:bCs w:val="0"/>
+          <w:sz w:val="21"/>
+          <w:szCs w:val="21"/>
+          <w:lang w:val="en-US" w:eastAsia="zh-CN"/>
+        </w:rPr>
+      </w:pPr>
+      <w:r>
+        <w:rPr>
+          <w:rFonts w:hint="eastAsia" w:ascii="宋体" w:hAnsi="宋体" w:eastAsia="宋体"/>
+          <w:b w:val="0"/>
+          <w:bCs w:val="0"/>
+          <w:sz w:val="21"/>
+          <w:szCs w:val="21"/>
+          <w:lang w:val="en-US" w:eastAsia="zh-CN"/>
+        </w:rPr>
+        <w:t>小白：阿宣，我们就分开吧。</w:t>
+      </w:r>
+    </w:p>
+    <w:p>
+      <w:pPr>
+        <w:pStyle w:val="10"/>
+        <w:widowControl/>
+        <w:numPr>
+          <w:ilvl w:val="0"/>
+          <w:numId w:val="0"/>
+        </w:numPr>
+        <w:spacing w:line="240" w:lineRule="auto"/>
+        <w:jc w:val="both"/>
+        <w:rPr>
+          <w:rFonts w:hint="eastAsia" w:ascii="宋体" w:hAnsi="宋体" w:eastAsia="宋体"/>
+          <w:b w:val="0"/>
+          <w:bCs w:val="0"/>
+          <w:sz w:val="21"/>
+          <w:szCs w:val="21"/>
+          <w:lang w:val="en-US" w:eastAsia="zh-CN"/>
+        </w:rPr>
+      </w:pPr>
+      <w:r>
+        <w:rPr>
+          <w:rFonts w:hint="eastAsia" w:ascii="宋体" w:hAnsi="宋体" w:eastAsia="宋体"/>
+          <w:b w:val="0"/>
+          <w:bCs w:val="0"/>
+          <w:sz w:val="21"/>
+          <w:szCs w:val="21"/>
+          <w:lang w:val="en-US" w:eastAsia="zh-CN"/>
+        </w:rPr>
+        <w:t>阿宣：为什么？</w:t>
+      </w:r>
+    </w:p>
+    <w:p>
+      <w:pPr>
+        <w:pStyle w:val="10"/>
+        <w:widowControl/>
+        <w:numPr>
+          <w:ilvl w:val="0"/>
+          <w:numId w:val="0"/>
+        </w:numPr>
+        <w:spacing w:line="240" w:lineRule="auto"/>
+        <w:jc w:val="both"/>
+        <w:rPr>
+          <w:rFonts w:hint="eastAsia" w:ascii="宋体" w:hAnsi="宋体" w:eastAsia="宋体"/>
+          <w:b w:val="0"/>
+          <w:bCs w:val="0"/>
+          <w:sz w:val="21"/>
+          <w:szCs w:val="21"/>
+          <w:lang w:val="en-US" w:eastAsia="zh-CN"/>
+        </w:rPr>
+      </w:pPr>
+      <w:r>
+        <w:rPr>
+          <w:rFonts w:hint="eastAsia" w:ascii="宋体" w:hAnsi="宋体" w:eastAsia="宋体"/>
+          <w:b w:val="0"/>
+          <w:bCs w:val="0"/>
+          <w:sz w:val="21"/>
+          <w:szCs w:val="21"/>
+          <w:lang w:val="en-US" w:eastAsia="zh-CN"/>
+        </w:rPr>
+        <w:t>小白：天道无情，天地有规矩，有很多不想做，但不得不做的事。你是人，我是妖，人妖两途。你说过，有些事，记得不如忘了好。</w:t>
+      </w:r>
+    </w:p>
+    <w:p>
+      <w:pPr>
+        <w:pStyle w:val="10"/>
+        <w:widowControl/>
+        <w:numPr>
+          <w:ilvl w:val="0"/>
+          <w:numId w:val="0"/>
+        </w:numPr>
+        <w:spacing w:line="240" w:lineRule="auto"/>
+        <w:jc w:val="both"/>
+        <w:rPr>
+          <w:rFonts w:hint="eastAsia" w:ascii="宋体" w:hAnsi="宋体" w:eastAsia="宋体"/>
+          <w:b w:val="0"/>
+          <w:bCs w:val="0"/>
+          <w:sz w:val="21"/>
+          <w:szCs w:val="21"/>
+          <w:lang w:val="en-US" w:eastAsia="zh-CN"/>
+        </w:rPr>
+      </w:pPr>
+      <w:r>
+        <w:rPr>
+          <w:rFonts w:hint="eastAsia" w:ascii="宋体" w:hAnsi="宋体" w:eastAsia="宋体"/>
+          <w:b w:val="0"/>
+          <w:bCs w:val="0"/>
+          <w:sz w:val="21"/>
+          <w:szCs w:val="21"/>
+          <w:lang w:val="en-US" w:eastAsia="zh-CN"/>
+        </w:rPr>
+        <w:t>你的心中充满了不舍和无奈，你知道这次离开可能意味着永远的分别，但你也明白，为了小青，为了妖族，你必须做出选择。但是“人妖两途”这四个字深深刺痛了你的心，你的内心似乎有了解决这个问题的办法。</w:t>
+      </w:r>
+    </w:p>
+    <w:p>
+      <w:pPr>
+        <w:pStyle w:val="10"/>
+        <w:widowControl/>
+        <w:numPr>
+          <w:ilvl w:val="0"/>
+          <w:numId w:val="0"/>
+        </w:numPr>
+        <w:pBdr>
+          <w:top w:val="single" w:color="auto" w:sz="4" w:space="0"/>
+          <w:left w:val="single" w:color="auto" w:sz="4" w:space="0"/>
+          <w:bottom w:val="single" w:color="auto" w:sz="4" w:space="0"/>
+          <w:right w:val="single" w:color="auto" w:sz="4" w:space="0"/>
+        </w:pBdr>
+        <w:spacing w:line="240" w:lineRule="auto"/>
+        <w:jc w:val="both"/>
+        <w:rPr>
+          <w:rFonts w:hint="eastAsia" w:ascii="宋体" w:hAnsi="宋体" w:eastAsia="宋体"/>
+          <w:b w:val="0"/>
+          <w:bCs w:val="0"/>
+          <w:sz w:val="21"/>
+          <w:szCs w:val="21"/>
+          <w:lang w:val="en-US" w:eastAsia="zh-CN"/>
+        </w:rPr>
+      </w:pPr>
+      <w:r>
+        <w:rPr>
+          <w:rFonts w:hint="eastAsia" w:ascii="宋体" w:hAnsi="宋体" w:eastAsia="宋体"/>
+          <w:b/>
+          <w:bCs/>
+          <w:color w:val="0000FF"/>
+          <w:sz w:val="21"/>
+          <w:szCs w:val="21"/>
+          <w:lang w:val="en-US" w:eastAsia="zh-CN"/>
+        </w:rPr>
+        <w:t>选择：</w:t>
+      </w:r>
+      <w:r>
+        <w:rPr>
+          <w:rFonts w:hint="eastAsia" w:ascii="宋体" w:hAnsi="宋体" w:eastAsia="宋体"/>
+          <w:b w:val="0"/>
+          <w:bCs w:val="0"/>
+          <w:sz w:val="21"/>
+          <w:szCs w:val="21"/>
+          <w:lang w:val="en-US" w:eastAsia="zh-CN"/>
+        </w:rPr>
+        <w:t>1.失望离开，放弃小白。/2.寻求帮助，化身为妖。</w:t>
+      </w:r>
+    </w:p>
+    <w:p>
+      <w:pPr>
+        <w:pStyle w:val="10"/>
+        <w:widowControl/>
+        <w:numPr>
+          <w:ilvl w:val="0"/>
+          <w:numId w:val="0"/>
+        </w:numPr>
+        <w:spacing w:line="240" w:lineRule="auto"/>
+        <w:jc w:val="both"/>
+        <w:rPr>
+          <w:rFonts w:hint="eastAsia" w:ascii="宋体" w:hAnsi="宋体" w:eastAsia="宋体"/>
+          <w:b w:val="0"/>
+          <w:bCs w:val="0"/>
+          <w:sz w:val="21"/>
+          <w:szCs w:val="21"/>
+          <w:lang w:val="en-US" w:eastAsia="zh-CN"/>
+        </w:rPr>
+      </w:pPr>
+      <w:r>
+        <w:rPr>
+          <w:rFonts w:hint="eastAsia" w:ascii="宋体" w:hAnsi="宋体" w:eastAsia="宋体"/>
+          <w:b w:val="0"/>
+          <w:bCs w:val="0"/>
+          <w:sz w:val="21"/>
+          <w:szCs w:val="21"/>
+          <w:lang w:val="en-US" w:eastAsia="zh-CN"/>
+        </w:rPr>
+        <w:t>1.你没有了办法，只能灰溜溜的返回捕蛇村，继续日复一日的生活。不知过了多少天，一条白蛇的巨蛇袭击了你的村子，无数村民流离失所，死于非命，你也在这场灾难中丧命。</w:t>
+      </w:r>
+    </w:p>
+    <w:p>
+      <w:pPr>
+        <w:pStyle w:val="10"/>
+        <w:widowControl/>
+        <w:numPr>
+          <w:ilvl w:val="0"/>
+          <w:numId w:val="0"/>
+        </w:numPr>
+        <w:spacing w:line="240" w:lineRule="auto"/>
+        <w:jc w:val="left"/>
+        <w:rPr>
+          <w:rFonts w:hint="default" w:ascii="宋体" w:hAnsi="宋体" w:eastAsia="宋体"/>
+          <w:b w:val="0"/>
+          <w:bCs w:val="0"/>
+          <w:sz w:val="21"/>
+          <w:szCs w:val="21"/>
+          <w:lang w:val="en-US" w:eastAsia="zh-CN"/>
+        </w:rPr>
+      </w:pPr>
+      <w:r>
+        <w:rPr>
+          <w:rFonts w:hint="eastAsia" w:ascii="宋体" w:hAnsi="宋体" w:eastAsia="宋体"/>
+          <w:b w:val="0"/>
+          <w:bCs w:val="0"/>
+          <w:sz w:val="21"/>
+          <w:szCs w:val="21"/>
+          <w:lang w:val="en-US" w:eastAsia="zh-CN"/>
+        </w:rPr>
+        <w:t>弥留之际</w:t>
+      </w:r>
+      <w:r>
+        <w:rPr>
+          <w:rFonts w:hint="default" w:ascii="宋体" w:hAnsi="宋体" w:eastAsia="宋体"/>
+          <w:b w:val="0"/>
+          <w:bCs w:val="0"/>
+          <w:sz w:val="21"/>
+          <w:szCs w:val="21"/>
+          <w:lang w:val="en-US" w:eastAsia="zh-CN"/>
+        </w:rPr>
+        <w:t>，你的耳边传来了一道玄妙的声音，那是【生生不息的激荡】，忽然你发现自己回到了</w:t>
+      </w:r>
+      <w:r>
+        <w:rPr>
+          <w:rFonts w:hint="eastAsia" w:ascii="宋体" w:hAnsi="宋体" w:eastAsia="宋体"/>
+          <w:b w:val="0"/>
+          <w:bCs w:val="0"/>
+          <w:sz w:val="21"/>
+          <w:szCs w:val="21"/>
+          <w:lang w:val="en-US" w:eastAsia="zh-CN"/>
+        </w:rPr>
+        <w:t>上一次</w:t>
+      </w:r>
+      <w:r>
+        <w:rPr>
+          <w:rFonts w:hint="default" w:ascii="宋体" w:hAnsi="宋体" w:eastAsia="宋体"/>
+          <w:b w:val="0"/>
+          <w:bCs w:val="0"/>
+          <w:sz w:val="21"/>
+          <w:szCs w:val="21"/>
+          <w:lang w:val="en-US" w:eastAsia="zh-CN"/>
+        </w:rPr>
+        <w:t>做出选择的</w:t>
+      </w:r>
+      <w:r>
+        <w:rPr>
+          <w:rFonts w:hint="eastAsia" w:ascii="宋体" w:hAnsi="宋体" w:eastAsia="宋体"/>
+          <w:b w:val="0"/>
+          <w:bCs w:val="0"/>
+          <w:sz w:val="21"/>
+          <w:szCs w:val="21"/>
+          <w:lang w:val="en-US" w:eastAsia="zh-CN"/>
+        </w:rPr>
+        <w:t>时</w:t>
+      </w:r>
+      <w:r>
+        <w:rPr>
+          <w:rFonts w:hint="default" w:ascii="宋体" w:hAnsi="宋体" w:eastAsia="宋体"/>
+          <w:b w:val="0"/>
+          <w:bCs w:val="0"/>
+          <w:sz w:val="21"/>
+          <w:szCs w:val="21"/>
+          <w:lang w:val="en-US" w:eastAsia="zh-CN"/>
+        </w:rPr>
+        <w:t>刻。</w:t>
+      </w:r>
+      <w:r>
+        <w:rPr>
+          <w:rFonts w:hint="default" w:ascii="宋体" w:hAnsi="宋体" w:eastAsia="宋体"/>
+          <w:b w:val="0"/>
+          <w:bCs w:val="0"/>
+          <w:color w:val="FF0000"/>
+          <w:sz w:val="21"/>
+          <w:szCs w:val="21"/>
+          <w:lang w:val="en-US" w:eastAsia="zh-CN"/>
+        </w:rPr>
+        <w:t>（回到上一次选择）</w:t>
+      </w:r>
+    </w:p>
+    <w:p>
+      <w:pPr>
+        <w:pStyle w:val="10"/>
+        <w:widowControl/>
+        <w:numPr>
+          <w:ilvl w:val="0"/>
+          <w:numId w:val="0"/>
+        </w:numPr>
+        <w:spacing w:line="240" w:lineRule="auto"/>
+        <w:jc w:val="both"/>
+        <w:rPr>
+          <w:rFonts w:hint="default" w:ascii="宋体" w:hAnsi="宋体" w:eastAsia="宋体"/>
+          <w:b w:val="0"/>
+          <w:bCs w:val="0"/>
+          <w:sz w:val="21"/>
+          <w:szCs w:val="21"/>
+          <w:lang w:val="en-US" w:eastAsia="zh-CN"/>
+        </w:rPr>
+      </w:pPr>
+      <w:r>
+        <w:rPr>
+          <w:rFonts w:hint="eastAsia" w:ascii="宋体" w:hAnsi="宋体" w:eastAsia="宋体"/>
+          <w:b w:val="0"/>
+          <w:bCs w:val="0"/>
+          <w:sz w:val="21"/>
+          <w:szCs w:val="21"/>
+          <w:lang w:val="en-US" w:eastAsia="zh-CN"/>
+        </w:rPr>
+        <w:t>2.你突然想起不久前见过的坊主，她曾说过她对于“移花接木，改变乾坤之事”十分感兴趣，想必她一定有办法让你变成妖。</w:t>
+      </w:r>
+    </w:p>
+    <w:p>
+      <w:pPr>
+        <w:pStyle w:val="10"/>
+        <w:widowControl/>
+        <w:numPr>
+          <w:ilvl w:val="0"/>
+          <w:numId w:val="0"/>
+        </w:numPr>
+        <w:spacing w:line="240" w:lineRule="auto"/>
+        <w:jc w:val="both"/>
+        <w:rPr>
+          <w:rFonts w:hint="eastAsia" w:ascii="宋体" w:hAnsi="宋体" w:eastAsia="宋体"/>
+          <w:b w:val="0"/>
+          <w:bCs w:val="0"/>
+          <w:sz w:val="21"/>
+          <w:szCs w:val="21"/>
+          <w:lang w:val="en-US" w:eastAsia="zh-CN"/>
+        </w:rPr>
+      </w:pPr>
+      <w:r>
+        <w:rPr>
+          <w:rFonts w:hint="eastAsia" w:ascii="宋体" w:hAnsi="宋体" w:eastAsia="宋体"/>
+          <w:b w:val="0"/>
+          <w:bCs w:val="0"/>
+          <w:sz w:val="21"/>
+          <w:szCs w:val="21"/>
+          <w:lang w:val="en-US" w:eastAsia="zh-CN"/>
+        </w:rPr>
+        <w:t>阿宣：你说得对，人妖两途，天道无情，但你我之间是有的。我一定会有办法的，我会回来的，等我。</w:t>
+      </w:r>
+    </w:p>
+    <w:p>
+      <w:pPr>
+        <w:pStyle w:val="10"/>
+        <w:widowControl/>
+        <w:numPr>
+          <w:ilvl w:val="0"/>
+          <w:numId w:val="0"/>
+        </w:numPr>
+        <w:spacing w:line="240" w:lineRule="auto"/>
+        <w:jc w:val="both"/>
+        <w:rPr>
+          <w:rFonts w:hint="default" w:ascii="宋体" w:hAnsi="宋体" w:eastAsia="宋体"/>
+          <w:b w:val="0"/>
+          <w:bCs w:val="0"/>
+          <w:sz w:val="21"/>
+          <w:szCs w:val="21"/>
+          <w:lang w:val="en-US" w:eastAsia="zh-CN"/>
+        </w:rPr>
+      </w:pPr>
+    </w:p>
+    <w:p>
+      <w:pPr>
+        <w:pStyle w:val="10"/>
+        <w:widowControl/>
+        <w:numPr>
+          <w:ilvl w:val="0"/>
+          <w:numId w:val="0"/>
+        </w:numPr>
+        <w:spacing w:line="240" w:lineRule="auto"/>
+        <w:jc w:val="both"/>
+        <w:rPr>
+          <w:rFonts w:hint="eastAsia" w:ascii="宋体" w:hAnsi="宋体" w:eastAsia="宋体"/>
+          <w:b w:val="0"/>
+          <w:bCs w:val="0"/>
+          <w:sz w:val="21"/>
+          <w:szCs w:val="21"/>
+          <w:lang w:val="en-US" w:eastAsia="zh-CN"/>
+        </w:rPr>
+      </w:pPr>
+      <w:r>
+        <w:rPr>
+          <w:rFonts w:hint="eastAsia" w:ascii="宋体" w:hAnsi="宋体" w:eastAsia="宋体"/>
+          <w:b w:val="0"/>
+          <w:bCs w:val="0"/>
+          <w:sz w:val="21"/>
+          <w:szCs w:val="21"/>
+          <w:lang w:val="en-US" w:eastAsia="zh-CN"/>
+        </w:rPr>
+        <w:t>小白和小青的身影渐渐消失在远方，而你和肚兜也踏上了另一条道路。</w:t>
+      </w:r>
+    </w:p>
+    <w:p>
+      <w:pPr>
+        <w:pStyle w:val="10"/>
+        <w:widowControl/>
+        <w:numPr>
+          <w:ilvl w:val="0"/>
+          <w:numId w:val="0"/>
+        </w:numPr>
+        <w:spacing w:line="240" w:lineRule="auto"/>
+        <w:jc w:val="center"/>
+        <w:rPr>
+          <w:rFonts w:hint="eastAsia" w:ascii="宋体" w:hAnsi="宋体" w:eastAsia="宋体"/>
+          <w:b/>
+          <w:bCs/>
+          <w:sz w:val="21"/>
+          <w:szCs w:val="21"/>
+          <w:lang w:val="en-US" w:eastAsia="zh-CN"/>
+        </w:rPr>
+      </w:pPr>
+      <w:r>
+        <w:rPr>
+          <w:rFonts w:hint="eastAsia" w:ascii="宋体" w:hAnsi="宋体" w:eastAsia="宋体"/>
+          <w:b/>
+          <w:bCs/>
+          <w:sz w:val="21"/>
+          <w:szCs w:val="21"/>
+          <w:lang w:val="en-US" w:eastAsia="zh-CN"/>
+        </w:rPr>
+        <w:t>《第四章：我长尾巴了，也变强了》</w:t>
+      </w:r>
+    </w:p>
+    <w:p>
+      <w:pPr>
+        <w:pStyle w:val="10"/>
+        <w:widowControl/>
+        <w:numPr>
+          <w:ilvl w:val="0"/>
+          <w:numId w:val="0"/>
+        </w:numPr>
+        <w:spacing w:line="240" w:lineRule="auto"/>
+        <w:jc w:val="left"/>
+        <w:rPr>
+          <w:rFonts w:hint="eastAsia" w:ascii="宋体" w:hAnsi="宋体" w:eastAsia="宋体"/>
+          <w:b w:val="0"/>
+          <w:bCs w:val="0"/>
+          <w:sz w:val="21"/>
+          <w:szCs w:val="21"/>
+          <w:lang w:val="en-US" w:eastAsia="zh-CN"/>
+        </w:rPr>
+      </w:pPr>
+      <w:r>
+        <w:rPr>
+          <w:rFonts w:hint="eastAsia" w:ascii="宋体" w:hAnsi="宋体" w:eastAsia="宋体"/>
+          <w:b w:val="0"/>
+          <w:bCs w:val="0"/>
+          <w:sz w:val="21"/>
+          <w:szCs w:val="21"/>
+          <w:lang w:val="en-US" w:eastAsia="zh-CN"/>
+        </w:rPr>
+        <w:t>（宝青坊内）</w:t>
+      </w:r>
+    </w:p>
+    <w:p>
+      <w:pPr>
+        <w:pStyle w:val="10"/>
+        <w:widowControl/>
+        <w:numPr>
+          <w:ilvl w:val="0"/>
+          <w:numId w:val="0"/>
+        </w:numPr>
+        <w:spacing w:line="240" w:lineRule="auto"/>
+        <w:jc w:val="left"/>
+        <w:rPr>
+          <w:rFonts w:hint="default" w:ascii="宋体" w:hAnsi="宋体" w:eastAsia="宋体"/>
+          <w:b w:val="0"/>
+          <w:bCs w:val="0"/>
+          <w:sz w:val="21"/>
+          <w:szCs w:val="21"/>
+          <w:lang w:val="en-US" w:eastAsia="zh-CN"/>
+        </w:rPr>
+      </w:pPr>
+      <w:r>
+        <w:rPr>
+          <w:rFonts w:hint="eastAsia" w:ascii="宋体" w:hAnsi="宋体" w:eastAsia="宋体"/>
+          <w:b w:val="0"/>
+          <w:bCs w:val="0"/>
+          <w:sz w:val="21"/>
+          <w:szCs w:val="21"/>
+          <w:lang w:val="en-US" w:eastAsia="zh-CN"/>
+        </w:rPr>
+        <w:t>阿宣：老板娘，我想变成妖怪，这样就能跟小白在一起了，你可以帮我吗。</w:t>
+      </w:r>
+    </w:p>
+    <w:p>
+      <w:pPr>
+        <w:pStyle w:val="10"/>
+        <w:widowControl/>
+        <w:numPr>
+          <w:ilvl w:val="0"/>
+          <w:numId w:val="0"/>
+        </w:numPr>
+        <w:spacing w:line="240" w:lineRule="auto"/>
+        <w:jc w:val="left"/>
+        <w:rPr>
+          <w:rFonts w:hint="eastAsia" w:ascii="宋体" w:hAnsi="宋体" w:eastAsia="宋体"/>
+          <w:b w:val="0"/>
+          <w:bCs w:val="0"/>
+          <w:sz w:val="21"/>
+          <w:szCs w:val="21"/>
+          <w:lang w:val="en-US" w:eastAsia="zh-CN"/>
+        </w:rPr>
+      </w:pPr>
+      <w:r>
+        <w:rPr>
+          <w:rFonts w:hint="eastAsia" w:ascii="宋体" w:hAnsi="宋体" w:eastAsia="宋体"/>
+          <w:b w:val="0"/>
+          <w:bCs w:val="0"/>
+          <w:sz w:val="21"/>
+          <w:szCs w:val="21"/>
+          <w:lang w:val="en-US" w:eastAsia="zh-CN"/>
+        </w:rPr>
+        <w:t>老板娘：少年人我可以帮你。</w:t>
+      </w:r>
+    </w:p>
+    <w:p>
+      <w:pPr>
+        <w:pStyle w:val="10"/>
+        <w:widowControl/>
+        <w:numPr>
+          <w:ilvl w:val="0"/>
+          <w:numId w:val="0"/>
+        </w:numPr>
+        <w:spacing w:line="240" w:lineRule="auto"/>
+        <w:jc w:val="left"/>
+        <w:rPr>
+          <w:rFonts w:hint="eastAsia" w:ascii="宋体" w:hAnsi="宋体" w:eastAsia="宋体"/>
+          <w:b w:val="0"/>
+          <w:bCs w:val="0"/>
+          <w:sz w:val="21"/>
+          <w:szCs w:val="21"/>
+          <w:lang w:val="en-US" w:eastAsia="zh-CN"/>
+        </w:rPr>
+      </w:pPr>
+      <w:r>
+        <w:rPr>
+          <w:rFonts w:hint="eastAsia" w:ascii="宋体" w:hAnsi="宋体" w:eastAsia="宋体"/>
+          <w:b w:val="0"/>
+          <w:bCs w:val="0"/>
+          <w:sz w:val="21"/>
+          <w:szCs w:val="21"/>
+          <w:lang w:val="en-US" w:eastAsia="zh-CN"/>
+        </w:rPr>
+        <w:t>阿宣：真的吗？</w:t>
+      </w:r>
+    </w:p>
+    <w:p>
+      <w:pPr>
+        <w:pStyle w:val="10"/>
+        <w:widowControl/>
+        <w:numPr>
+          <w:ilvl w:val="0"/>
+          <w:numId w:val="0"/>
+        </w:numPr>
+        <w:spacing w:line="240" w:lineRule="auto"/>
+        <w:jc w:val="left"/>
+        <w:rPr>
+          <w:rFonts w:hint="eastAsia" w:ascii="宋体" w:hAnsi="宋体" w:eastAsia="宋体"/>
+          <w:b w:val="0"/>
+          <w:bCs w:val="0"/>
+          <w:sz w:val="21"/>
+          <w:szCs w:val="21"/>
+          <w:lang w:val="en-US" w:eastAsia="zh-CN"/>
+        </w:rPr>
+      </w:pPr>
+      <w:r>
+        <w:rPr>
+          <w:rFonts w:hint="eastAsia" w:ascii="宋体" w:hAnsi="宋体" w:eastAsia="宋体"/>
+          <w:b w:val="0"/>
+          <w:bCs w:val="0"/>
+          <w:sz w:val="21"/>
+          <w:szCs w:val="21"/>
+          <w:lang w:val="en-US" w:eastAsia="zh-CN"/>
+        </w:rPr>
+        <w:t>老板娘：少年人，我也年少过轻狂过放纵过。到如今，也留下诸多遗憾。你要知道有一天，你可能会后悔。</w:t>
+      </w:r>
+    </w:p>
+    <w:p>
+      <w:pPr>
+        <w:pStyle w:val="10"/>
+        <w:widowControl/>
+        <w:numPr>
+          <w:ilvl w:val="0"/>
+          <w:numId w:val="0"/>
+        </w:numPr>
+        <w:pBdr>
+          <w:top w:val="single" w:color="auto" w:sz="4" w:space="0"/>
+          <w:left w:val="single" w:color="auto" w:sz="4" w:space="0"/>
+          <w:bottom w:val="single" w:color="auto" w:sz="4" w:space="0"/>
+          <w:right w:val="single" w:color="auto" w:sz="4" w:space="0"/>
+        </w:pBdr>
+        <w:spacing w:line="240" w:lineRule="auto"/>
+        <w:jc w:val="left"/>
+        <w:rPr>
+          <w:rFonts w:hint="default" w:ascii="宋体" w:hAnsi="宋体" w:eastAsia="宋体"/>
+          <w:b w:val="0"/>
+          <w:bCs w:val="0"/>
+          <w:sz w:val="21"/>
+          <w:szCs w:val="21"/>
+          <w:lang w:val="en-US" w:eastAsia="zh-CN"/>
+        </w:rPr>
+      </w:pPr>
+      <w:r>
+        <w:rPr>
+          <w:rFonts w:hint="eastAsia" w:ascii="宋体" w:hAnsi="宋体" w:eastAsia="宋体"/>
+          <w:b/>
+          <w:bCs/>
+          <w:color w:val="0000FF"/>
+          <w:sz w:val="21"/>
+          <w:szCs w:val="21"/>
+          <w:lang w:val="en-US" w:eastAsia="zh-CN"/>
+        </w:rPr>
+        <w:t>选择：</w:t>
+      </w:r>
+      <w:r>
+        <w:rPr>
+          <w:rFonts w:hint="eastAsia" w:ascii="宋体" w:hAnsi="宋体" w:eastAsia="宋体"/>
+          <w:b w:val="0"/>
+          <w:bCs w:val="0"/>
+          <w:sz w:val="21"/>
+          <w:szCs w:val="21"/>
+          <w:lang w:val="en-US" w:eastAsia="zh-CN"/>
+        </w:rPr>
+        <w:t>1.那我再考虑考虑。/2.仙人悔而我不悔！</w:t>
+      </w:r>
+    </w:p>
+    <w:p>
+      <w:pPr>
+        <w:pStyle w:val="10"/>
+        <w:widowControl/>
+        <w:numPr>
+          <w:ilvl w:val="0"/>
+          <w:numId w:val="0"/>
+        </w:numPr>
+        <w:spacing w:line="240" w:lineRule="auto"/>
+        <w:jc w:val="left"/>
+        <w:rPr>
+          <w:rFonts w:hint="eastAsia" w:ascii="宋体" w:hAnsi="宋体" w:eastAsia="宋体"/>
+          <w:b w:val="0"/>
+          <w:bCs w:val="0"/>
+          <w:sz w:val="21"/>
+          <w:szCs w:val="21"/>
+          <w:lang w:val="en-US" w:eastAsia="zh-CN"/>
+        </w:rPr>
+      </w:pPr>
+      <w:r>
+        <w:rPr>
+          <w:rFonts w:hint="eastAsia" w:ascii="宋体" w:hAnsi="宋体" w:eastAsia="宋体"/>
+          <w:b w:val="0"/>
+          <w:bCs w:val="0"/>
+          <w:sz w:val="21"/>
+          <w:szCs w:val="21"/>
+          <w:lang w:val="en-US" w:eastAsia="zh-CN"/>
+        </w:rPr>
+        <w:t>1.思考片刻，你还是放弃了变成妖的想法，你害怕村里人的歧视目光，你害怕自己成为人人喊打的老鼠，于是告别了老板娘返回了村子。</w:t>
+      </w:r>
+    </w:p>
+    <w:p>
+      <w:pPr>
+        <w:pStyle w:val="10"/>
+        <w:widowControl/>
+        <w:numPr>
+          <w:ilvl w:val="0"/>
+          <w:numId w:val="0"/>
+        </w:numPr>
+        <w:spacing w:line="240" w:lineRule="auto"/>
+        <w:jc w:val="left"/>
+        <w:rPr>
+          <w:rFonts w:hint="default" w:ascii="宋体" w:hAnsi="宋体" w:eastAsia="宋体"/>
+          <w:b w:val="0"/>
+          <w:bCs w:val="0"/>
+          <w:sz w:val="21"/>
+          <w:szCs w:val="21"/>
+          <w:lang w:val="en-US" w:eastAsia="zh-CN"/>
+        </w:rPr>
+      </w:pPr>
+      <w:r>
+        <w:rPr>
+          <w:rFonts w:hint="default" w:ascii="宋体" w:hAnsi="宋体" w:eastAsia="宋体"/>
+          <w:b w:val="0"/>
+          <w:bCs w:val="0"/>
+          <w:sz w:val="21"/>
+          <w:szCs w:val="21"/>
+          <w:lang w:val="en-US" w:eastAsia="zh-CN"/>
+        </w:rPr>
+        <w:t>不知过了多少天，一条白蛇的巨蛇袭击了你的村子，无数村民流离失所，死于非命，你也在这场灾难中丧命。</w:t>
+      </w:r>
+    </w:p>
+    <w:p>
+      <w:pPr>
+        <w:pStyle w:val="10"/>
+        <w:widowControl/>
+        <w:numPr>
+          <w:ilvl w:val="0"/>
+          <w:numId w:val="0"/>
+        </w:numPr>
+        <w:spacing w:line="240" w:lineRule="auto"/>
+        <w:jc w:val="left"/>
+        <w:rPr>
+          <w:rFonts w:hint="default" w:ascii="宋体" w:hAnsi="宋体" w:eastAsia="宋体"/>
+          <w:b w:val="0"/>
+          <w:bCs w:val="0"/>
+          <w:sz w:val="21"/>
+          <w:szCs w:val="21"/>
+          <w:lang w:val="en-US" w:eastAsia="zh-CN"/>
+        </w:rPr>
+      </w:pPr>
+      <w:r>
+        <w:rPr>
+          <w:rFonts w:hint="default" w:ascii="宋体" w:hAnsi="宋体" w:eastAsia="宋体"/>
+          <w:b w:val="0"/>
+          <w:bCs w:val="0"/>
+          <w:sz w:val="21"/>
+          <w:szCs w:val="21"/>
+          <w:lang w:val="en-US" w:eastAsia="zh-CN"/>
+        </w:rPr>
+        <w:t>弥留之际，你的耳边传来了一道玄妙的声音，那是【生生不息的激荡】，忽然你发现自己回到了上一次做出选择的时刻。</w:t>
+      </w:r>
+      <w:r>
+        <w:rPr>
+          <w:rFonts w:hint="default" w:ascii="宋体" w:hAnsi="宋体" w:eastAsia="宋体"/>
+          <w:b w:val="0"/>
+          <w:bCs w:val="0"/>
+          <w:color w:val="FF0000"/>
+          <w:sz w:val="21"/>
+          <w:szCs w:val="21"/>
+          <w:lang w:val="en-US" w:eastAsia="zh-CN"/>
+        </w:rPr>
+        <w:t>（回到上一次选择）</w:t>
+      </w:r>
+    </w:p>
+    <w:p>
+      <w:pPr>
+        <w:pStyle w:val="10"/>
+        <w:widowControl/>
+        <w:numPr>
+          <w:ilvl w:val="0"/>
+          <w:numId w:val="0"/>
+        </w:numPr>
+        <w:spacing w:line="240" w:lineRule="auto"/>
+        <w:jc w:val="left"/>
+        <w:rPr>
+          <w:rFonts w:hint="eastAsia" w:ascii="宋体" w:hAnsi="宋体" w:eastAsia="宋体"/>
+          <w:b w:val="0"/>
+          <w:bCs w:val="0"/>
+          <w:sz w:val="21"/>
+          <w:szCs w:val="21"/>
+          <w:lang w:val="en-US" w:eastAsia="zh-CN"/>
+        </w:rPr>
+      </w:pPr>
+      <w:r>
+        <w:rPr>
+          <w:rFonts w:hint="eastAsia" w:ascii="宋体" w:hAnsi="宋体" w:eastAsia="宋体"/>
+          <w:b w:val="0"/>
+          <w:bCs w:val="0"/>
+          <w:sz w:val="21"/>
+          <w:szCs w:val="21"/>
+          <w:lang w:val="en-US" w:eastAsia="zh-CN"/>
+        </w:rPr>
+        <w:t>2.阿宣：如果不能在一起，我现在就会后悔。</w:t>
+      </w:r>
+    </w:p>
+    <w:p>
+      <w:pPr>
+        <w:pStyle w:val="10"/>
+        <w:widowControl/>
+        <w:numPr>
+          <w:ilvl w:val="0"/>
+          <w:numId w:val="0"/>
+        </w:numPr>
+        <w:spacing w:line="240" w:lineRule="auto"/>
+        <w:jc w:val="left"/>
+        <w:rPr>
+          <w:rFonts w:hint="eastAsia" w:ascii="宋体" w:hAnsi="宋体" w:eastAsia="宋体"/>
+          <w:b w:val="0"/>
+          <w:bCs w:val="0"/>
+          <w:sz w:val="21"/>
+          <w:szCs w:val="21"/>
+          <w:lang w:val="en-US" w:eastAsia="zh-CN"/>
+        </w:rPr>
+      </w:pPr>
+      <w:r>
+        <w:rPr>
+          <w:rFonts w:hint="eastAsia" w:ascii="宋体" w:hAnsi="宋体" w:eastAsia="宋体"/>
+          <w:b w:val="0"/>
+          <w:bCs w:val="0"/>
+          <w:sz w:val="21"/>
+          <w:szCs w:val="21"/>
+          <w:lang w:val="en-US" w:eastAsia="zh-CN"/>
+        </w:rPr>
+        <w:t>老板娘：好吧，果然少年。天下生意，有来有往，我要的，你给得了吗。</w:t>
+      </w:r>
+    </w:p>
+    <w:p>
+      <w:pPr>
+        <w:pStyle w:val="10"/>
+        <w:widowControl/>
+        <w:numPr>
+          <w:ilvl w:val="0"/>
+          <w:numId w:val="0"/>
+        </w:numPr>
+        <w:spacing w:line="240" w:lineRule="auto"/>
+        <w:jc w:val="left"/>
+        <w:rPr>
+          <w:rFonts w:hint="eastAsia" w:ascii="宋体" w:hAnsi="宋体" w:eastAsia="宋体"/>
+          <w:b w:val="0"/>
+          <w:bCs w:val="0"/>
+          <w:sz w:val="21"/>
+          <w:szCs w:val="21"/>
+          <w:lang w:val="en-US" w:eastAsia="zh-CN"/>
+        </w:rPr>
+      </w:pPr>
+      <w:r>
+        <w:rPr>
+          <w:rFonts w:hint="eastAsia" w:ascii="宋体" w:hAnsi="宋体" w:eastAsia="宋体"/>
+          <w:b w:val="0"/>
+          <w:bCs w:val="0"/>
+          <w:sz w:val="21"/>
+          <w:szCs w:val="21"/>
+          <w:lang w:val="en-US" w:eastAsia="zh-CN"/>
+        </w:rPr>
+        <w:t>阿宣：你要什么我给什么。</w:t>
+      </w:r>
+    </w:p>
+    <w:p>
+      <w:pPr>
+        <w:pStyle w:val="10"/>
+        <w:widowControl/>
+        <w:numPr>
+          <w:ilvl w:val="0"/>
+          <w:numId w:val="0"/>
+        </w:numPr>
+        <w:spacing w:line="240" w:lineRule="auto"/>
+        <w:jc w:val="left"/>
+        <w:rPr>
+          <w:rFonts w:hint="eastAsia" w:ascii="宋体" w:hAnsi="宋体" w:eastAsia="宋体"/>
+          <w:b w:val="0"/>
+          <w:bCs w:val="0"/>
+          <w:sz w:val="21"/>
+          <w:szCs w:val="21"/>
+          <w:lang w:val="en-US" w:eastAsia="zh-CN"/>
+        </w:rPr>
+      </w:pPr>
+      <w:r>
+        <w:rPr>
+          <w:rFonts w:hint="eastAsia" w:ascii="宋体" w:hAnsi="宋体" w:eastAsia="宋体"/>
+          <w:b w:val="0"/>
+          <w:bCs w:val="0"/>
+          <w:sz w:val="21"/>
+          <w:szCs w:val="21"/>
+          <w:lang w:val="en-US" w:eastAsia="zh-CN"/>
+        </w:rPr>
+        <w:t>老板娘：好，不过，你得拿你的精气来换。我们为各方妖怪打造法宝所需。就是人之精气。妖怪们的法宝最灵验的，就是用精气炼出来的。这也是我们宝青坊在妖界的成名所在。</w:t>
+      </w:r>
+    </w:p>
+    <w:p>
+      <w:pPr>
+        <w:pStyle w:val="10"/>
+        <w:widowControl/>
+        <w:numPr>
+          <w:ilvl w:val="0"/>
+          <w:numId w:val="0"/>
+        </w:numPr>
+        <w:spacing w:line="240" w:lineRule="auto"/>
+        <w:jc w:val="left"/>
+        <w:rPr>
+          <w:rFonts w:hint="eastAsia" w:ascii="宋体" w:hAnsi="宋体" w:eastAsia="宋体"/>
+          <w:b w:val="0"/>
+          <w:bCs w:val="0"/>
+          <w:sz w:val="21"/>
+          <w:szCs w:val="21"/>
+          <w:lang w:val="en-US" w:eastAsia="zh-CN"/>
+        </w:rPr>
+      </w:pPr>
+      <w:r>
+        <w:rPr>
+          <w:rFonts w:hint="eastAsia" w:ascii="宋体" w:hAnsi="宋体" w:eastAsia="宋体"/>
+          <w:b w:val="0"/>
+          <w:bCs w:val="0"/>
+          <w:sz w:val="21"/>
+          <w:szCs w:val="21"/>
+          <w:lang w:val="en-US" w:eastAsia="zh-CN"/>
+        </w:rPr>
+        <w:t>阿宣：我得变成妖，我答应你。</w:t>
+      </w:r>
+    </w:p>
+    <w:p>
+      <w:pPr>
+        <w:pStyle w:val="10"/>
+        <w:widowControl/>
+        <w:numPr>
+          <w:ilvl w:val="0"/>
+          <w:numId w:val="0"/>
+        </w:numPr>
+        <w:spacing w:line="240" w:lineRule="auto"/>
+        <w:jc w:val="left"/>
+        <w:rPr>
+          <w:rFonts w:hint="eastAsia" w:ascii="宋体" w:hAnsi="宋体" w:eastAsia="宋体"/>
+          <w:b w:val="0"/>
+          <w:bCs w:val="0"/>
+          <w:sz w:val="21"/>
+          <w:szCs w:val="21"/>
+          <w:lang w:val="en-US" w:eastAsia="zh-CN"/>
+        </w:rPr>
+      </w:pPr>
+      <w:r>
+        <w:rPr>
+          <w:rFonts w:hint="eastAsia" w:ascii="宋体" w:hAnsi="宋体" w:eastAsia="宋体"/>
+          <w:b w:val="0"/>
+          <w:bCs w:val="0"/>
+          <w:sz w:val="21"/>
+          <w:szCs w:val="21"/>
+          <w:lang w:val="en-US" w:eastAsia="zh-CN"/>
+        </w:rPr>
+        <w:t>老板娘：好，不过你可知道，成了妖怪的后果。你生而为人，享受人世间的诸多太平好处，</w:t>
+      </w:r>
+    </w:p>
+    <w:p>
+      <w:pPr>
+        <w:pStyle w:val="10"/>
+        <w:widowControl/>
+        <w:numPr>
+          <w:ilvl w:val="0"/>
+          <w:numId w:val="0"/>
+        </w:numPr>
+        <w:spacing w:line="240" w:lineRule="auto"/>
+        <w:jc w:val="left"/>
+        <w:rPr>
+          <w:rFonts w:hint="eastAsia" w:ascii="宋体" w:hAnsi="宋体" w:eastAsia="宋体"/>
+          <w:b w:val="0"/>
+          <w:bCs w:val="0"/>
+          <w:sz w:val="21"/>
+          <w:szCs w:val="21"/>
+          <w:lang w:val="en-US" w:eastAsia="zh-CN"/>
+        </w:rPr>
+      </w:pPr>
+      <w:r>
+        <w:rPr>
+          <w:rFonts w:hint="eastAsia" w:ascii="宋体" w:hAnsi="宋体" w:eastAsia="宋体"/>
+          <w:b w:val="0"/>
+          <w:bCs w:val="0"/>
+          <w:sz w:val="21"/>
+          <w:szCs w:val="21"/>
+          <w:lang w:val="en-US" w:eastAsia="zh-CN"/>
+        </w:rPr>
+        <w:t>理所当然，浑浑噩噩。如果成了妖怪，天要杀你，人要杀你，道士要杀你，其他妖怪也要杀你。</w:t>
+      </w:r>
+    </w:p>
+    <w:p>
+      <w:pPr>
+        <w:pStyle w:val="10"/>
+        <w:widowControl/>
+        <w:numPr>
+          <w:ilvl w:val="0"/>
+          <w:numId w:val="0"/>
+        </w:numPr>
+        <w:spacing w:line="240" w:lineRule="auto"/>
+        <w:jc w:val="left"/>
+        <w:rPr>
+          <w:rFonts w:hint="eastAsia" w:ascii="宋体" w:hAnsi="宋体" w:eastAsia="宋体"/>
+          <w:b w:val="0"/>
+          <w:bCs w:val="0"/>
+          <w:sz w:val="21"/>
+          <w:szCs w:val="21"/>
+          <w:lang w:val="en-US" w:eastAsia="zh-CN"/>
+        </w:rPr>
+      </w:pPr>
+      <w:r>
+        <w:rPr>
+          <w:rFonts w:hint="eastAsia" w:ascii="宋体" w:hAnsi="宋体" w:eastAsia="宋体"/>
+          <w:b w:val="0"/>
+          <w:bCs w:val="0"/>
+          <w:sz w:val="21"/>
+          <w:szCs w:val="21"/>
+          <w:lang w:val="en-US" w:eastAsia="zh-CN"/>
+        </w:rPr>
+        <w:t>老板娘：你被我取了精气成妖，你也只能成为一个最弱最小的妖，无论怎么修炼也不能提升。</w:t>
+      </w:r>
+    </w:p>
+    <w:p>
+      <w:pPr>
+        <w:pStyle w:val="10"/>
+        <w:widowControl/>
+        <w:numPr>
+          <w:ilvl w:val="0"/>
+          <w:numId w:val="0"/>
+        </w:numPr>
+        <w:spacing w:line="240" w:lineRule="auto"/>
+        <w:jc w:val="left"/>
+        <w:rPr>
+          <w:rFonts w:hint="eastAsia" w:ascii="宋体" w:hAnsi="宋体" w:eastAsia="宋体"/>
+          <w:b w:val="0"/>
+          <w:bCs w:val="0"/>
+          <w:sz w:val="21"/>
+          <w:szCs w:val="21"/>
+          <w:lang w:val="en-US" w:eastAsia="zh-CN"/>
+        </w:rPr>
+      </w:pPr>
+      <w:r>
+        <w:rPr>
+          <w:rFonts w:hint="eastAsia" w:ascii="宋体" w:hAnsi="宋体" w:eastAsia="宋体"/>
+          <w:b w:val="0"/>
+          <w:bCs w:val="0"/>
+          <w:sz w:val="21"/>
+          <w:szCs w:val="21"/>
+          <w:lang w:val="en-US" w:eastAsia="zh-CN"/>
+        </w:rPr>
+        <w:t>阿宣：我都认了，来吧。</w:t>
+      </w:r>
+    </w:p>
+    <w:p>
+      <w:pPr>
+        <w:pStyle w:val="10"/>
+        <w:widowControl/>
+        <w:numPr>
+          <w:ilvl w:val="0"/>
+          <w:numId w:val="0"/>
+        </w:numPr>
+        <w:spacing w:line="240" w:lineRule="auto"/>
+        <w:jc w:val="left"/>
+        <w:rPr>
+          <w:rFonts w:hint="eastAsia" w:ascii="宋体" w:hAnsi="宋体" w:eastAsia="宋体"/>
+          <w:b w:val="0"/>
+          <w:bCs w:val="0"/>
+          <w:sz w:val="21"/>
+          <w:szCs w:val="21"/>
+          <w:lang w:val="en-US" w:eastAsia="zh-CN"/>
+        </w:rPr>
+      </w:pPr>
+      <w:r>
+        <w:rPr>
+          <w:rFonts w:hint="eastAsia" w:ascii="宋体" w:hAnsi="宋体" w:eastAsia="宋体"/>
+          <w:b w:val="0"/>
+          <w:bCs w:val="0"/>
+          <w:sz w:val="21"/>
+          <w:szCs w:val="21"/>
+          <w:lang w:val="en-US" w:eastAsia="zh-CN"/>
+        </w:rPr>
+        <w:t>老板娘：好，成交，差点忘了，要化人为妖，我还要取一件物什。</w:t>
+      </w:r>
+    </w:p>
+    <w:p>
+      <w:pPr>
+        <w:pStyle w:val="10"/>
+        <w:widowControl/>
+        <w:numPr>
+          <w:ilvl w:val="0"/>
+          <w:numId w:val="0"/>
+        </w:numPr>
+        <w:spacing w:line="240" w:lineRule="auto"/>
+        <w:jc w:val="left"/>
+        <w:rPr>
+          <w:rFonts w:hint="eastAsia" w:ascii="宋体" w:hAnsi="宋体" w:eastAsia="宋体"/>
+          <w:b w:val="0"/>
+          <w:bCs w:val="0"/>
+          <w:sz w:val="21"/>
+          <w:szCs w:val="21"/>
+          <w:lang w:val="en-US" w:eastAsia="zh-CN"/>
+        </w:rPr>
+      </w:pPr>
+      <w:r>
+        <w:rPr>
+          <w:rFonts w:hint="eastAsia" w:ascii="宋体" w:hAnsi="宋体" w:eastAsia="宋体"/>
+          <w:b w:val="0"/>
+          <w:bCs w:val="0"/>
+          <w:sz w:val="21"/>
+          <w:szCs w:val="21"/>
+          <w:lang w:val="en-US" w:eastAsia="zh-CN"/>
+        </w:rPr>
+        <w:t>阿宣：什么物什。</w:t>
+      </w:r>
+    </w:p>
+    <w:p>
+      <w:pPr>
+        <w:pStyle w:val="10"/>
+        <w:widowControl/>
+        <w:numPr>
+          <w:ilvl w:val="0"/>
+          <w:numId w:val="0"/>
+        </w:numPr>
+        <w:spacing w:line="240" w:lineRule="auto"/>
+        <w:jc w:val="left"/>
+        <w:rPr>
+          <w:rFonts w:hint="default" w:ascii="宋体" w:hAnsi="宋体" w:eastAsia="宋体"/>
+          <w:b w:val="0"/>
+          <w:bCs w:val="0"/>
+          <w:sz w:val="21"/>
+          <w:szCs w:val="21"/>
+          <w:lang w:val="en-US" w:eastAsia="zh-CN"/>
+        </w:rPr>
+      </w:pPr>
+      <w:r>
+        <w:rPr>
+          <w:rFonts w:hint="eastAsia" w:ascii="宋体" w:hAnsi="宋体" w:eastAsia="宋体"/>
+          <w:b w:val="0"/>
+          <w:bCs w:val="0"/>
+          <w:sz w:val="21"/>
+          <w:szCs w:val="21"/>
+          <w:lang w:val="en-US" w:eastAsia="zh-CN"/>
+        </w:rPr>
+        <w:t>看到她望向了你的胯下，开始施展法术，你心中顿时升起不祥的预感。</w:t>
+      </w:r>
+    </w:p>
+    <w:p>
+      <w:pPr>
+        <w:pStyle w:val="10"/>
+        <w:widowControl/>
+        <w:numPr>
+          <w:ilvl w:val="0"/>
+          <w:numId w:val="0"/>
+        </w:numPr>
+        <w:spacing w:line="240" w:lineRule="auto"/>
+        <w:jc w:val="left"/>
+        <w:rPr>
+          <w:rFonts w:hint="eastAsia" w:ascii="宋体" w:hAnsi="宋体" w:eastAsia="宋体"/>
+          <w:b w:val="0"/>
+          <w:bCs w:val="0"/>
+          <w:sz w:val="21"/>
+          <w:szCs w:val="21"/>
+          <w:lang w:val="en-US" w:eastAsia="zh-CN"/>
+        </w:rPr>
+      </w:pPr>
+      <w:r>
+        <w:rPr>
+          <w:rFonts w:hint="eastAsia" w:ascii="宋体" w:hAnsi="宋体" w:eastAsia="宋体"/>
+          <w:b w:val="0"/>
+          <w:bCs w:val="0"/>
+          <w:sz w:val="21"/>
+          <w:szCs w:val="21"/>
+          <w:lang w:val="en-US" w:eastAsia="zh-CN"/>
+        </w:rPr>
+        <w:t>阿宣：这不成啊这！</w:t>
+      </w:r>
+    </w:p>
+    <w:p>
+      <w:pPr>
+        <w:pStyle w:val="10"/>
+        <w:widowControl/>
+        <w:numPr>
+          <w:ilvl w:val="0"/>
+          <w:numId w:val="0"/>
+        </w:numPr>
+        <w:spacing w:line="240" w:lineRule="auto"/>
+        <w:jc w:val="left"/>
+        <w:rPr>
+          <w:rFonts w:hint="default" w:ascii="宋体" w:hAnsi="宋体" w:eastAsia="宋体"/>
+          <w:b w:val="0"/>
+          <w:bCs w:val="0"/>
+          <w:sz w:val="21"/>
+          <w:szCs w:val="21"/>
+          <w:lang w:val="en-US" w:eastAsia="zh-CN"/>
+        </w:rPr>
+      </w:pPr>
+      <w:r>
+        <w:rPr>
+          <w:rFonts w:hint="eastAsia" w:ascii="宋体" w:hAnsi="宋体" w:eastAsia="宋体"/>
+          <w:b w:val="0"/>
+          <w:bCs w:val="0"/>
+          <w:sz w:val="21"/>
+          <w:szCs w:val="21"/>
+          <w:lang w:val="en-US" w:eastAsia="zh-CN"/>
+        </w:rPr>
+        <w:t>话音未落，你眼前一黑，失去了知觉。</w:t>
+      </w:r>
+    </w:p>
+    <w:p>
+      <w:pPr>
+        <w:pStyle w:val="10"/>
+        <w:widowControl/>
+        <w:numPr>
+          <w:ilvl w:val="0"/>
+          <w:numId w:val="0"/>
+        </w:numPr>
+        <w:spacing w:line="240" w:lineRule="auto"/>
+        <w:jc w:val="left"/>
+        <w:rPr>
+          <w:rFonts w:hint="eastAsia" w:ascii="宋体" w:hAnsi="宋体" w:eastAsia="宋体"/>
+          <w:b w:val="0"/>
+          <w:bCs w:val="0"/>
+          <w:sz w:val="21"/>
+          <w:szCs w:val="21"/>
+          <w:lang w:val="en-US" w:eastAsia="zh-CN"/>
+        </w:rPr>
+      </w:pPr>
+    </w:p>
+    <w:p>
+      <w:pPr>
+        <w:pStyle w:val="10"/>
+        <w:widowControl/>
+        <w:numPr>
+          <w:ilvl w:val="0"/>
+          <w:numId w:val="0"/>
+        </w:numPr>
+        <w:spacing w:line="240" w:lineRule="auto"/>
+        <w:jc w:val="left"/>
+        <w:rPr>
+          <w:rFonts w:hint="eastAsia" w:ascii="宋体" w:hAnsi="宋体" w:eastAsia="宋体"/>
+          <w:b w:val="0"/>
+          <w:bCs w:val="0"/>
+          <w:sz w:val="21"/>
+          <w:szCs w:val="21"/>
+          <w:lang w:val="en-US" w:eastAsia="zh-CN"/>
+        </w:rPr>
+      </w:pPr>
+      <w:r>
+        <w:rPr>
+          <w:rFonts w:hint="eastAsia" w:ascii="宋体" w:hAnsi="宋体" w:eastAsia="宋体"/>
+          <w:b w:val="0"/>
+          <w:bCs w:val="0"/>
+          <w:sz w:val="21"/>
+          <w:szCs w:val="21"/>
+          <w:lang w:val="en-US" w:eastAsia="zh-CN"/>
+        </w:rPr>
+        <w:t>肚兜：汪汪！</w:t>
+      </w:r>
+    </w:p>
+    <w:p>
+      <w:pPr>
+        <w:pStyle w:val="10"/>
+        <w:widowControl/>
+        <w:numPr>
+          <w:ilvl w:val="0"/>
+          <w:numId w:val="0"/>
+        </w:numPr>
+        <w:spacing w:line="240" w:lineRule="auto"/>
+        <w:jc w:val="left"/>
+        <w:rPr>
+          <w:rFonts w:hint="eastAsia" w:ascii="宋体" w:hAnsi="宋体" w:eastAsia="宋体"/>
+          <w:b w:val="0"/>
+          <w:bCs w:val="0"/>
+          <w:sz w:val="21"/>
+          <w:szCs w:val="21"/>
+          <w:lang w:val="en-US" w:eastAsia="zh-CN"/>
+        </w:rPr>
+      </w:pPr>
+      <w:r>
+        <w:rPr>
+          <w:rFonts w:hint="eastAsia" w:ascii="宋体" w:hAnsi="宋体" w:eastAsia="宋体"/>
+          <w:b w:val="0"/>
+          <w:bCs w:val="0"/>
+          <w:sz w:val="21"/>
+          <w:szCs w:val="21"/>
+          <w:lang w:val="en-US" w:eastAsia="zh-CN"/>
+        </w:rPr>
+        <w:t>你被肚兜舔醒了，刚回过神，你连忙朝下看去，身上并未缺少什么零件，你终于放下了紧张的心。</w:t>
+      </w:r>
+    </w:p>
+    <w:p>
+      <w:pPr>
+        <w:pStyle w:val="10"/>
+        <w:widowControl/>
+        <w:numPr>
+          <w:ilvl w:val="0"/>
+          <w:numId w:val="0"/>
+        </w:numPr>
+        <w:spacing w:line="240" w:lineRule="auto"/>
+        <w:jc w:val="left"/>
+        <w:rPr>
+          <w:rFonts w:hint="eastAsia" w:ascii="宋体" w:hAnsi="宋体" w:eastAsia="宋体"/>
+          <w:b w:val="0"/>
+          <w:bCs w:val="0"/>
+          <w:sz w:val="21"/>
+          <w:szCs w:val="21"/>
+          <w:lang w:val="en-US" w:eastAsia="zh-CN"/>
+        </w:rPr>
+      </w:pPr>
+      <w:r>
+        <w:rPr>
+          <w:rFonts w:hint="eastAsia" w:ascii="宋体" w:hAnsi="宋体" w:eastAsia="宋体"/>
+          <w:b w:val="0"/>
+          <w:bCs w:val="0"/>
+          <w:sz w:val="21"/>
+          <w:szCs w:val="21"/>
+          <w:lang w:val="en-US" w:eastAsia="zh-CN"/>
+        </w:rPr>
+        <w:t>阿宣：还好还在。</w:t>
+      </w:r>
+    </w:p>
+    <w:p>
+      <w:pPr>
+        <w:pStyle w:val="10"/>
+        <w:widowControl/>
+        <w:numPr>
+          <w:ilvl w:val="0"/>
+          <w:numId w:val="0"/>
+        </w:numPr>
+        <w:spacing w:line="240" w:lineRule="auto"/>
+        <w:jc w:val="left"/>
+        <w:rPr>
+          <w:rFonts w:hint="eastAsia" w:ascii="宋体" w:hAnsi="宋体" w:eastAsia="宋体"/>
+          <w:b w:val="0"/>
+          <w:bCs w:val="0"/>
+          <w:sz w:val="21"/>
+          <w:szCs w:val="21"/>
+          <w:lang w:val="en-US" w:eastAsia="zh-CN"/>
+        </w:rPr>
+      </w:pPr>
+      <w:r>
+        <w:rPr>
+          <w:rFonts w:hint="eastAsia" w:ascii="宋体" w:hAnsi="宋体" w:eastAsia="宋体"/>
+          <w:b w:val="0"/>
+          <w:bCs w:val="0"/>
+          <w:sz w:val="21"/>
+          <w:szCs w:val="21"/>
+          <w:lang w:val="en-US" w:eastAsia="zh-CN"/>
+        </w:rPr>
+        <w:t>你站了起来，肚兜突然朝你身后看去，露出了惊奇的神色，你也回头一看。</w:t>
+      </w:r>
+    </w:p>
+    <w:p>
+      <w:pPr>
+        <w:pStyle w:val="10"/>
+        <w:widowControl/>
+        <w:numPr>
+          <w:ilvl w:val="0"/>
+          <w:numId w:val="0"/>
+        </w:numPr>
+        <w:spacing w:line="240" w:lineRule="auto"/>
+        <w:jc w:val="left"/>
+        <w:rPr>
+          <w:rFonts w:hint="eastAsia" w:ascii="宋体" w:hAnsi="宋体" w:eastAsia="宋体"/>
+          <w:b w:val="0"/>
+          <w:bCs w:val="0"/>
+          <w:sz w:val="21"/>
+          <w:szCs w:val="21"/>
+          <w:lang w:val="en-US" w:eastAsia="zh-CN"/>
+        </w:rPr>
+      </w:pPr>
+      <w:r>
+        <w:rPr>
+          <w:rFonts w:hint="eastAsia" w:ascii="宋体" w:hAnsi="宋体" w:eastAsia="宋体"/>
+          <w:b w:val="0"/>
+          <w:bCs w:val="0"/>
+          <w:sz w:val="21"/>
+          <w:szCs w:val="21"/>
+          <w:lang w:val="en-US" w:eastAsia="zh-CN"/>
+        </w:rPr>
+        <w:t>阿宣：肚兜，我长尾巴了！我是妖怪了！</w:t>
+      </w:r>
+    </w:p>
+    <w:p>
+      <w:pPr>
+        <w:pStyle w:val="10"/>
+        <w:widowControl/>
+        <w:numPr>
+          <w:ilvl w:val="0"/>
+          <w:numId w:val="0"/>
+        </w:numPr>
+        <w:spacing w:line="240" w:lineRule="auto"/>
+        <w:jc w:val="left"/>
+        <w:rPr>
+          <w:rFonts w:hint="eastAsia" w:ascii="宋体" w:hAnsi="宋体" w:eastAsia="宋体"/>
+          <w:b w:val="0"/>
+          <w:bCs w:val="0"/>
+          <w:sz w:val="21"/>
+          <w:szCs w:val="21"/>
+          <w:lang w:val="en-US" w:eastAsia="zh-CN"/>
+        </w:rPr>
+      </w:pPr>
+      <w:r>
+        <w:rPr>
+          <w:rFonts w:hint="eastAsia" w:ascii="宋体" w:hAnsi="宋体" w:eastAsia="宋体"/>
+          <w:b w:val="0"/>
+          <w:bCs w:val="0"/>
+          <w:sz w:val="21"/>
+          <w:szCs w:val="21"/>
+          <w:lang w:val="en-US" w:eastAsia="zh-CN"/>
+        </w:rPr>
+        <w:t>你回过神来才发现，原来老板娘将肚兜的尾巴嫁接到了你的身上，你成为了一只狗妖。</w:t>
+      </w:r>
+    </w:p>
+    <w:p>
+      <w:pPr>
+        <w:pStyle w:val="10"/>
+        <w:widowControl/>
+        <w:numPr>
+          <w:ilvl w:val="0"/>
+          <w:numId w:val="0"/>
+        </w:numPr>
+        <w:spacing w:line="240" w:lineRule="auto"/>
+        <w:jc w:val="left"/>
+        <w:rPr>
+          <w:rFonts w:hint="eastAsia" w:ascii="宋体" w:hAnsi="宋体" w:eastAsia="宋体"/>
+          <w:b w:val="0"/>
+          <w:bCs w:val="0"/>
+          <w:sz w:val="21"/>
+          <w:szCs w:val="21"/>
+          <w:lang w:val="en-US" w:eastAsia="zh-CN"/>
+        </w:rPr>
+      </w:pPr>
+      <w:r>
+        <w:rPr>
+          <w:rFonts w:hint="eastAsia" w:ascii="宋体" w:hAnsi="宋体" w:eastAsia="宋体"/>
+          <w:b w:val="0"/>
+          <w:bCs w:val="0"/>
+          <w:sz w:val="21"/>
+          <w:szCs w:val="21"/>
+          <w:lang w:val="en-US" w:eastAsia="zh-CN"/>
+        </w:rPr>
+        <w:t>喜上眉梢的你跑了起来，这才发现自己似乎有用不完的力气，健步如飞，连忙赶回那处旧寺庙寻找小白。</w:t>
+      </w:r>
+    </w:p>
+    <w:p>
+      <w:pPr>
+        <w:pStyle w:val="10"/>
+        <w:widowControl/>
+        <w:numPr>
+          <w:ilvl w:val="0"/>
+          <w:numId w:val="0"/>
+        </w:numPr>
+        <w:spacing w:line="240" w:lineRule="auto"/>
+        <w:jc w:val="left"/>
+        <w:rPr>
+          <w:rFonts w:hint="eastAsia" w:ascii="宋体" w:hAnsi="宋体" w:eastAsia="宋体"/>
+          <w:b w:val="0"/>
+          <w:bCs w:val="0"/>
+          <w:sz w:val="21"/>
+          <w:szCs w:val="21"/>
+          <w:lang w:val="en-US" w:eastAsia="zh-CN"/>
+        </w:rPr>
+      </w:pPr>
+      <w:r>
+        <w:rPr>
+          <w:rFonts w:hint="eastAsia" w:ascii="宋体" w:hAnsi="宋体" w:eastAsia="宋体"/>
+          <w:b w:val="0"/>
+          <w:bCs w:val="0"/>
+          <w:sz w:val="21"/>
+          <w:szCs w:val="21"/>
+          <w:lang w:val="en-US" w:eastAsia="zh-CN"/>
+        </w:rPr>
+        <w:t>只见此处已经成为了一片废墟，到处都是残垣断壁，火光四起。你担心小白被压在了废墟之下。</w:t>
+      </w:r>
+    </w:p>
+    <w:p>
+      <w:pPr>
+        <w:pStyle w:val="10"/>
+        <w:widowControl/>
+        <w:numPr>
+          <w:ilvl w:val="0"/>
+          <w:numId w:val="0"/>
+        </w:numPr>
+        <w:pBdr>
+          <w:top w:val="single" w:color="auto" w:sz="4" w:space="0"/>
+          <w:left w:val="single" w:color="auto" w:sz="4" w:space="0"/>
+          <w:bottom w:val="single" w:color="auto" w:sz="4" w:space="0"/>
+          <w:right w:val="single" w:color="auto" w:sz="4" w:space="0"/>
+        </w:pBdr>
+        <w:spacing w:line="240" w:lineRule="auto"/>
+        <w:jc w:val="left"/>
+        <w:rPr>
+          <w:rFonts w:hint="default" w:ascii="宋体" w:hAnsi="宋体" w:eastAsia="宋体"/>
+          <w:b w:val="0"/>
+          <w:bCs w:val="0"/>
+          <w:sz w:val="21"/>
+          <w:szCs w:val="21"/>
+          <w:lang w:val="en-US" w:eastAsia="zh-CN"/>
+        </w:rPr>
+      </w:pPr>
+      <w:r>
+        <w:rPr>
+          <w:rFonts w:hint="eastAsia" w:ascii="宋体" w:hAnsi="宋体" w:eastAsia="宋体"/>
+          <w:b/>
+          <w:bCs/>
+          <w:color w:val="0000FF"/>
+          <w:sz w:val="21"/>
+          <w:szCs w:val="21"/>
+          <w:lang w:val="en-US" w:eastAsia="zh-CN"/>
+        </w:rPr>
+        <w:t>选择：</w:t>
+      </w:r>
+      <w:r>
+        <w:rPr>
+          <w:rFonts w:hint="eastAsia" w:ascii="宋体" w:hAnsi="宋体" w:eastAsia="宋体"/>
+          <w:b w:val="0"/>
+          <w:bCs w:val="0"/>
+          <w:sz w:val="21"/>
+          <w:szCs w:val="21"/>
+          <w:lang w:val="en-US" w:eastAsia="zh-CN"/>
+        </w:rPr>
+        <w:t>1.徒手挖废墟。/2.一味呼喊。</w:t>
+      </w:r>
+    </w:p>
+    <w:p>
+      <w:pPr>
+        <w:pStyle w:val="10"/>
+        <w:widowControl/>
+        <w:numPr>
+          <w:ilvl w:val="0"/>
+          <w:numId w:val="0"/>
+        </w:numPr>
+        <w:spacing w:line="240" w:lineRule="auto"/>
+        <w:jc w:val="left"/>
+        <w:rPr>
+          <w:rFonts w:hint="eastAsia" w:ascii="宋体" w:hAnsi="宋体" w:eastAsia="宋体"/>
+          <w:b w:val="0"/>
+          <w:bCs w:val="0"/>
+          <w:sz w:val="21"/>
+          <w:szCs w:val="21"/>
+          <w:lang w:val="en-US" w:eastAsia="zh-CN"/>
+        </w:rPr>
+      </w:pPr>
+      <w:r>
+        <w:rPr>
+          <w:rFonts w:hint="eastAsia" w:ascii="宋体" w:hAnsi="宋体" w:eastAsia="宋体"/>
+          <w:b w:val="0"/>
+          <w:bCs w:val="0"/>
+          <w:sz w:val="21"/>
+          <w:szCs w:val="21"/>
+          <w:lang w:val="en-US" w:eastAsia="zh-CN"/>
+        </w:rPr>
+        <w:t>阿宣：</w:t>
+      </w:r>
+      <w:r>
+        <w:rPr>
+          <w:rFonts w:hint="default" w:ascii="宋体" w:hAnsi="宋体" w:eastAsia="宋体"/>
+          <w:b w:val="0"/>
+          <w:bCs w:val="0"/>
+          <w:sz w:val="21"/>
+          <w:szCs w:val="21"/>
+          <w:lang w:val="en-US" w:eastAsia="zh-CN"/>
+        </w:rPr>
+        <w:t>小白</w:t>
+      </w:r>
+      <w:r>
+        <w:rPr>
+          <w:rFonts w:hint="eastAsia" w:ascii="宋体" w:hAnsi="宋体" w:eastAsia="宋体"/>
+          <w:b w:val="0"/>
+          <w:bCs w:val="0"/>
+          <w:sz w:val="21"/>
+          <w:szCs w:val="21"/>
+          <w:lang w:val="en-US" w:eastAsia="zh-CN"/>
+        </w:rPr>
+        <w:t>，</w:t>
+      </w:r>
+      <w:r>
+        <w:rPr>
+          <w:rFonts w:hint="default" w:ascii="宋体" w:hAnsi="宋体" w:eastAsia="宋体"/>
+          <w:b w:val="0"/>
+          <w:bCs w:val="0"/>
+          <w:sz w:val="21"/>
+          <w:szCs w:val="21"/>
+          <w:lang w:val="en-US" w:eastAsia="zh-CN"/>
+        </w:rPr>
+        <w:t>小白</w:t>
+      </w:r>
+      <w:r>
+        <w:rPr>
+          <w:rFonts w:hint="eastAsia" w:ascii="宋体" w:hAnsi="宋体" w:eastAsia="宋体"/>
+          <w:b w:val="0"/>
+          <w:bCs w:val="0"/>
+          <w:sz w:val="21"/>
+          <w:szCs w:val="21"/>
+          <w:lang w:val="en-US" w:eastAsia="zh-CN"/>
+        </w:rPr>
+        <w:t>，</w:t>
+      </w:r>
+      <w:r>
+        <w:rPr>
+          <w:rFonts w:hint="default" w:ascii="宋体" w:hAnsi="宋体" w:eastAsia="宋体"/>
+          <w:b w:val="0"/>
+          <w:bCs w:val="0"/>
+          <w:sz w:val="21"/>
+          <w:szCs w:val="21"/>
+          <w:lang w:val="en-US" w:eastAsia="zh-CN"/>
+        </w:rPr>
+        <w:t>你在哪</w:t>
+      </w:r>
+      <w:r>
+        <w:rPr>
+          <w:rFonts w:hint="eastAsia" w:ascii="宋体" w:hAnsi="宋体" w:eastAsia="宋体"/>
+          <w:b w:val="0"/>
+          <w:bCs w:val="0"/>
+          <w:sz w:val="21"/>
+          <w:szCs w:val="21"/>
+          <w:lang w:val="en-US" w:eastAsia="zh-CN"/>
+        </w:rPr>
+        <w:t>？</w:t>
+      </w:r>
+    </w:p>
+    <w:p>
+      <w:pPr>
+        <w:pStyle w:val="10"/>
+        <w:widowControl/>
+        <w:numPr>
+          <w:ilvl w:val="0"/>
+          <w:numId w:val="0"/>
+        </w:numPr>
+        <w:spacing w:line="240" w:lineRule="auto"/>
+        <w:jc w:val="left"/>
+        <w:rPr>
+          <w:rFonts w:hint="default" w:ascii="宋体" w:hAnsi="宋体" w:eastAsia="宋体"/>
+          <w:b w:val="0"/>
+          <w:bCs w:val="0"/>
+          <w:sz w:val="21"/>
+          <w:szCs w:val="21"/>
+          <w:lang w:val="en-US" w:eastAsia="zh-CN"/>
+        </w:rPr>
+      </w:pPr>
+      <w:r>
+        <w:rPr>
+          <w:rFonts w:hint="eastAsia" w:ascii="宋体" w:hAnsi="宋体" w:eastAsia="宋体"/>
+          <w:b w:val="0"/>
+          <w:bCs w:val="0"/>
+          <w:sz w:val="21"/>
+          <w:szCs w:val="21"/>
+          <w:lang w:val="en-US" w:eastAsia="zh-CN"/>
+        </w:rPr>
+        <w:t>没想到，你真挖到了幸存者，不过是一个面如骷髅的道士，他已经神志不清，这让你一头雾水，不知道发生了什么。</w:t>
+      </w:r>
+    </w:p>
+    <w:p>
+      <w:pPr>
+        <w:pStyle w:val="10"/>
+        <w:widowControl/>
+        <w:numPr>
+          <w:ilvl w:val="0"/>
+          <w:numId w:val="0"/>
+        </w:numPr>
+        <w:spacing w:line="240" w:lineRule="auto"/>
+        <w:jc w:val="left"/>
+        <w:rPr>
+          <w:rFonts w:hint="eastAsia" w:ascii="宋体" w:hAnsi="宋体" w:eastAsia="宋体"/>
+          <w:b w:val="0"/>
+          <w:bCs w:val="0"/>
+          <w:sz w:val="21"/>
+          <w:szCs w:val="21"/>
+          <w:lang w:val="en-US" w:eastAsia="zh-CN"/>
+        </w:rPr>
+      </w:pPr>
+      <w:r>
+        <w:rPr>
+          <w:rFonts w:hint="eastAsia" w:ascii="宋体" w:hAnsi="宋体" w:eastAsia="宋体"/>
+          <w:b w:val="0"/>
+          <w:bCs w:val="0"/>
+          <w:sz w:val="21"/>
+          <w:szCs w:val="21"/>
+          <w:lang w:val="en-US" w:eastAsia="zh-CN"/>
+        </w:rPr>
+        <w:t>道士：</w:t>
+      </w:r>
+      <w:r>
+        <w:rPr>
+          <w:rFonts w:hint="default" w:ascii="宋体" w:hAnsi="宋体" w:eastAsia="宋体"/>
+          <w:b w:val="0"/>
+          <w:bCs w:val="0"/>
+          <w:sz w:val="21"/>
+          <w:szCs w:val="21"/>
+          <w:lang w:val="en-US" w:eastAsia="zh-CN"/>
+        </w:rPr>
+        <w:t>别吸了</w:t>
+      </w:r>
+      <w:r>
+        <w:rPr>
+          <w:rFonts w:hint="eastAsia" w:ascii="宋体" w:hAnsi="宋体" w:eastAsia="宋体"/>
+          <w:b w:val="0"/>
+          <w:bCs w:val="0"/>
+          <w:sz w:val="21"/>
+          <w:szCs w:val="21"/>
+          <w:lang w:val="en-US" w:eastAsia="zh-CN"/>
+        </w:rPr>
+        <w:t>，</w:t>
+      </w:r>
+      <w:r>
+        <w:rPr>
+          <w:rFonts w:hint="default" w:ascii="宋体" w:hAnsi="宋体" w:eastAsia="宋体"/>
+          <w:b w:val="0"/>
+          <w:bCs w:val="0"/>
+          <w:sz w:val="21"/>
+          <w:szCs w:val="21"/>
+          <w:lang w:val="en-US" w:eastAsia="zh-CN"/>
+        </w:rPr>
+        <w:t>求求你</w:t>
+      </w:r>
+      <w:r>
+        <w:rPr>
+          <w:rFonts w:hint="eastAsia" w:ascii="宋体" w:hAnsi="宋体" w:eastAsia="宋体"/>
+          <w:b w:val="0"/>
+          <w:bCs w:val="0"/>
+          <w:sz w:val="21"/>
+          <w:szCs w:val="21"/>
+          <w:lang w:val="en-US" w:eastAsia="zh-CN"/>
+        </w:rPr>
+        <w:t>。</w:t>
+      </w:r>
+    </w:p>
+    <w:p>
+      <w:pPr>
+        <w:pStyle w:val="10"/>
+        <w:widowControl/>
+        <w:numPr>
+          <w:ilvl w:val="0"/>
+          <w:numId w:val="0"/>
+        </w:numPr>
+        <w:spacing w:line="240" w:lineRule="auto"/>
+        <w:jc w:val="left"/>
+        <w:rPr>
+          <w:rFonts w:hint="eastAsia" w:ascii="宋体" w:hAnsi="宋体" w:eastAsia="宋体"/>
+          <w:b w:val="0"/>
+          <w:bCs w:val="0"/>
+          <w:sz w:val="21"/>
+          <w:szCs w:val="21"/>
+          <w:lang w:val="en-US" w:eastAsia="zh-CN"/>
+        </w:rPr>
+      </w:pPr>
+      <w:r>
+        <w:rPr>
+          <w:rFonts w:hint="eastAsia" w:ascii="宋体" w:hAnsi="宋体" w:eastAsia="宋体"/>
+          <w:b w:val="0"/>
+          <w:bCs w:val="0"/>
+          <w:sz w:val="21"/>
+          <w:szCs w:val="21"/>
+          <w:lang w:val="en-US" w:eastAsia="zh-CN"/>
+        </w:rPr>
+        <w:t>2.阿宣：</w:t>
+      </w:r>
+      <w:r>
+        <w:rPr>
+          <w:rFonts w:hint="default" w:ascii="宋体" w:hAnsi="宋体" w:eastAsia="宋体"/>
+          <w:b w:val="0"/>
+          <w:bCs w:val="0"/>
+          <w:sz w:val="21"/>
+          <w:szCs w:val="21"/>
+          <w:lang w:val="en-US" w:eastAsia="zh-CN"/>
+        </w:rPr>
+        <w:t>小白</w:t>
+      </w:r>
+      <w:r>
+        <w:rPr>
+          <w:rFonts w:hint="eastAsia" w:ascii="宋体" w:hAnsi="宋体" w:eastAsia="宋体"/>
+          <w:b w:val="0"/>
+          <w:bCs w:val="0"/>
+          <w:sz w:val="21"/>
+          <w:szCs w:val="21"/>
+          <w:lang w:val="en-US" w:eastAsia="zh-CN"/>
+        </w:rPr>
+        <w:t>，</w:t>
+      </w:r>
+      <w:r>
+        <w:rPr>
+          <w:rFonts w:hint="default" w:ascii="宋体" w:hAnsi="宋体" w:eastAsia="宋体"/>
+          <w:b w:val="0"/>
+          <w:bCs w:val="0"/>
+          <w:sz w:val="21"/>
+          <w:szCs w:val="21"/>
+          <w:lang w:val="en-US" w:eastAsia="zh-CN"/>
+        </w:rPr>
+        <w:t>小白</w:t>
+      </w:r>
+      <w:r>
+        <w:rPr>
+          <w:rFonts w:hint="eastAsia" w:ascii="宋体" w:hAnsi="宋体" w:eastAsia="宋体"/>
+          <w:b w:val="0"/>
+          <w:bCs w:val="0"/>
+          <w:sz w:val="21"/>
+          <w:szCs w:val="21"/>
+          <w:lang w:val="en-US" w:eastAsia="zh-CN"/>
+        </w:rPr>
+        <w:t>，</w:t>
+      </w:r>
+      <w:r>
+        <w:rPr>
+          <w:rFonts w:hint="default" w:ascii="宋体" w:hAnsi="宋体" w:eastAsia="宋体"/>
+          <w:b w:val="0"/>
+          <w:bCs w:val="0"/>
+          <w:sz w:val="21"/>
+          <w:szCs w:val="21"/>
+          <w:lang w:val="en-US" w:eastAsia="zh-CN"/>
+        </w:rPr>
+        <w:t>你在哪</w:t>
+      </w:r>
+      <w:r>
+        <w:rPr>
+          <w:rFonts w:hint="eastAsia" w:ascii="宋体" w:hAnsi="宋体" w:eastAsia="宋体"/>
+          <w:b w:val="0"/>
+          <w:bCs w:val="0"/>
+          <w:sz w:val="21"/>
+          <w:szCs w:val="21"/>
+          <w:lang w:val="en-US" w:eastAsia="zh-CN"/>
+        </w:rPr>
+        <w:t>？</w:t>
+      </w:r>
+    </w:p>
+    <w:p>
+      <w:pPr>
+        <w:pStyle w:val="10"/>
+        <w:widowControl/>
+        <w:numPr>
+          <w:ilvl w:val="0"/>
+          <w:numId w:val="0"/>
+        </w:numPr>
+        <w:spacing w:line="240" w:lineRule="auto"/>
+        <w:jc w:val="left"/>
+        <w:rPr>
+          <w:rFonts w:hint="default" w:ascii="宋体" w:hAnsi="宋体" w:eastAsia="宋体"/>
+          <w:b w:val="0"/>
+          <w:bCs w:val="0"/>
+          <w:sz w:val="21"/>
+          <w:szCs w:val="21"/>
+          <w:lang w:val="en-US" w:eastAsia="zh-CN"/>
+        </w:rPr>
+      </w:pPr>
+      <w:r>
+        <w:rPr>
+          <w:rFonts w:hint="eastAsia" w:ascii="宋体" w:hAnsi="宋体" w:eastAsia="宋体"/>
+          <w:b w:val="0"/>
+          <w:bCs w:val="0"/>
+          <w:sz w:val="21"/>
+          <w:szCs w:val="21"/>
+          <w:lang w:val="en-US" w:eastAsia="zh-CN"/>
+        </w:rPr>
+        <w:t>喊了半天，却是无人回应你。</w:t>
+      </w:r>
+    </w:p>
+    <w:p>
+      <w:pPr>
+        <w:pStyle w:val="10"/>
+        <w:widowControl/>
+        <w:numPr>
+          <w:ilvl w:val="0"/>
+          <w:numId w:val="0"/>
+        </w:numPr>
+        <w:spacing w:line="240" w:lineRule="auto"/>
+        <w:jc w:val="left"/>
+        <w:rPr>
+          <w:rFonts w:hint="eastAsia" w:ascii="宋体" w:hAnsi="宋体" w:eastAsia="宋体"/>
+          <w:b w:val="0"/>
+          <w:bCs w:val="0"/>
+          <w:sz w:val="21"/>
+          <w:szCs w:val="21"/>
+          <w:lang w:val="en-US" w:eastAsia="zh-CN"/>
+        </w:rPr>
+      </w:pPr>
+    </w:p>
+    <w:p>
+      <w:pPr>
+        <w:pStyle w:val="10"/>
+        <w:widowControl/>
+        <w:numPr>
+          <w:ilvl w:val="0"/>
+          <w:numId w:val="0"/>
+        </w:numPr>
+        <w:spacing w:line="240" w:lineRule="auto"/>
+        <w:jc w:val="left"/>
+        <w:rPr>
+          <w:rFonts w:hint="default" w:ascii="宋体" w:hAnsi="宋体" w:eastAsia="宋体"/>
+          <w:b w:val="0"/>
+          <w:bCs w:val="0"/>
+          <w:sz w:val="21"/>
+          <w:szCs w:val="21"/>
+          <w:lang w:val="en-US" w:eastAsia="zh-CN"/>
+        </w:rPr>
+      </w:pPr>
+      <w:r>
+        <w:rPr>
+          <w:rFonts w:hint="eastAsia" w:ascii="宋体" w:hAnsi="宋体" w:eastAsia="宋体"/>
+          <w:b w:val="0"/>
+          <w:bCs w:val="0"/>
+          <w:sz w:val="21"/>
+          <w:szCs w:val="21"/>
+          <w:lang w:val="en-US" w:eastAsia="zh-CN"/>
+        </w:rPr>
+        <w:t>这时你看到不远处的永州城也是火光四起，浓烟飘荡。在寺庙中寻找无果的你决定去城内寻找。</w:t>
+      </w:r>
+    </w:p>
+    <w:p>
+      <w:pPr>
+        <w:pStyle w:val="10"/>
+        <w:widowControl/>
+        <w:numPr>
+          <w:ilvl w:val="0"/>
+          <w:numId w:val="0"/>
+        </w:numPr>
+        <w:spacing w:line="240" w:lineRule="auto"/>
+        <w:jc w:val="left"/>
+        <w:rPr>
+          <w:rFonts w:hint="eastAsia" w:ascii="宋体" w:hAnsi="宋体" w:eastAsia="宋体"/>
+          <w:b w:val="0"/>
+          <w:bCs w:val="0"/>
+          <w:sz w:val="21"/>
+          <w:szCs w:val="21"/>
+          <w:lang w:val="en-US" w:eastAsia="zh-CN"/>
+        </w:rPr>
+      </w:pPr>
+      <w:r>
+        <w:rPr>
+          <w:rFonts w:hint="eastAsia" w:ascii="宋体" w:hAnsi="宋体" w:eastAsia="宋体"/>
+          <w:b w:val="0"/>
+          <w:bCs w:val="0"/>
+          <w:sz w:val="21"/>
+          <w:szCs w:val="21"/>
+          <w:lang w:val="en-US" w:eastAsia="zh-CN"/>
+        </w:rPr>
+        <w:t>百姓：</w:t>
+      </w:r>
+      <w:r>
+        <w:rPr>
+          <w:rFonts w:hint="default" w:ascii="宋体" w:hAnsi="宋体" w:eastAsia="宋体"/>
+          <w:b w:val="0"/>
+          <w:bCs w:val="0"/>
+          <w:sz w:val="21"/>
+          <w:szCs w:val="21"/>
+          <w:lang w:val="en-US" w:eastAsia="zh-CN"/>
+        </w:rPr>
+        <w:t>妖怪来了</w:t>
+      </w:r>
+      <w:r>
+        <w:rPr>
+          <w:rFonts w:hint="eastAsia" w:ascii="宋体" w:hAnsi="宋体" w:eastAsia="宋体"/>
+          <w:b w:val="0"/>
+          <w:bCs w:val="0"/>
+          <w:sz w:val="21"/>
+          <w:szCs w:val="21"/>
+          <w:lang w:val="en-US" w:eastAsia="zh-CN"/>
+        </w:rPr>
+        <w:t>，</w:t>
+      </w:r>
+      <w:r>
+        <w:rPr>
+          <w:rFonts w:hint="default" w:ascii="宋体" w:hAnsi="宋体" w:eastAsia="宋体"/>
+          <w:b w:val="0"/>
+          <w:bCs w:val="0"/>
+          <w:sz w:val="21"/>
+          <w:szCs w:val="21"/>
+          <w:lang w:val="en-US" w:eastAsia="zh-CN"/>
+        </w:rPr>
+        <w:t>快逃命啊</w:t>
+      </w:r>
+      <w:r>
+        <w:rPr>
+          <w:rFonts w:hint="eastAsia" w:ascii="宋体" w:hAnsi="宋体" w:eastAsia="宋体"/>
+          <w:b w:val="0"/>
+          <w:bCs w:val="0"/>
+          <w:sz w:val="21"/>
+          <w:szCs w:val="21"/>
+          <w:lang w:val="en-US" w:eastAsia="zh-CN"/>
+        </w:rPr>
+        <w:t>！</w:t>
+      </w:r>
+    </w:p>
+    <w:p>
+      <w:pPr>
+        <w:pStyle w:val="10"/>
+        <w:widowControl/>
+        <w:numPr>
+          <w:ilvl w:val="0"/>
+          <w:numId w:val="0"/>
+        </w:numPr>
+        <w:spacing w:line="240" w:lineRule="auto"/>
+        <w:jc w:val="left"/>
+        <w:rPr>
+          <w:rFonts w:hint="eastAsia" w:ascii="宋体" w:hAnsi="宋体" w:eastAsia="宋体"/>
+          <w:b w:val="0"/>
+          <w:bCs w:val="0"/>
+          <w:sz w:val="21"/>
+          <w:szCs w:val="21"/>
+          <w:lang w:val="en-US" w:eastAsia="zh-CN"/>
+        </w:rPr>
+      </w:pPr>
+      <w:r>
+        <w:rPr>
+          <w:rFonts w:hint="eastAsia" w:ascii="宋体" w:hAnsi="宋体" w:eastAsia="宋体"/>
+          <w:b w:val="0"/>
+          <w:bCs w:val="0"/>
+          <w:sz w:val="21"/>
+          <w:szCs w:val="21"/>
+          <w:lang w:val="en-US" w:eastAsia="zh-CN"/>
+        </w:rPr>
+        <w:t>阿宣：</w:t>
+      </w:r>
+      <w:r>
+        <w:rPr>
+          <w:rFonts w:hint="default" w:ascii="宋体" w:hAnsi="宋体" w:eastAsia="宋体"/>
+          <w:b w:val="0"/>
+          <w:bCs w:val="0"/>
+          <w:sz w:val="21"/>
+          <w:szCs w:val="21"/>
+          <w:lang w:val="en-US" w:eastAsia="zh-CN"/>
+        </w:rPr>
+        <w:t>小白</w:t>
+      </w:r>
+      <w:r>
+        <w:rPr>
+          <w:rFonts w:hint="eastAsia" w:ascii="宋体" w:hAnsi="宋体" w:eastAsia="宋体"/>
+          <w:b w:val="0"/>
+          <w:bCs w:val="0"/>
+          <w:sz w:val="21"/>
+          <w:szCs w:val="21"/>
+          <w:lang w:val="en-US" w:eastAsia="zh-CN"/>
+        </w:rPr>
+        <w:t>！</w:t>
+      </w:r>
+      <w:r>
+        <w:rPr>
+          <w:rFonts w:hint="default" w:ascii="宋体" w:hAnsi="宋体" w:eastAsia="宋体"/>
+          <w:b w:val="0"/>
+          <w:bCs w:val="0"/>
+          <w:sz w:val="21"/>
+          <w:szCs w:val="21"/>
+          <w:lang w:val="en-US" w:eastAsia="zh-CN"/>
+        </w:rPr>
+        <w:t>小白</w:t>
+      </w:r>
+      <w:r>
+        <w:rPr>
+          <w:rFonts w:hint="eastAsia" w:ascii="宋体" w:hAnsi="宋体" w:eastAsia="宋体"/>
+          <w:b w:val="0"/>
+          <w:bCs w:val="0"/>
+          <w:sz w:val="21"/>
+          <w:szCs w:val="21"/>
+          <w:lang w:val="en-US" w:eastAsia="zh-CN"/>
+        </w:rPr>
+        <w:t>！</w:t>
+      </w:r>
+    </w:p>
+    <w:p>
+      <w:pPr>
+        <w:pStyle w:val="10"/>
+        <w:widowControl/>
+        <w:numPr>
+          <w:ilvl w:val="0"/>
+          <w:numId w:val="0"/>
+        </w:numPr>
+        <w:spacing w:line="240" w:lineRule="auto"/>
+        <w:jc w:val="left"/>
+        <w:rPr>
+          <w:rFonts w:hint="default" w:ascii="宋体" w:hAnsi="宋体" w:eastAsia="宋体"/>
+          <w:b w:val="0"/>
+          <w:bCs w:val="0"/>
+          <w:sz w:val="21"/>
+          <w:szCs w:val="21"/>
+          <w:lang w:val="en-US" w:eastAsia="zh-CN"/>
+        </w:rPr>
+      </w:pPr>
+      <w:r>
+        <w:rPr>
+          <w:rFonts w:hint="eastAsia" w:ascii="宋体" w:hAnsi="宋体" w:eastAsia="宋体"/>
+          <w:b w:val="0"/>
+          <w:bCs w:val="0"/>
+          <w:sz w:val="21"/>
+          <w:szCs w:val="21"/>
+          <w:lang w:val="en-US" w:eastAsia="zh-CN"/>
+        </w:rPr>
+        <w:t>但见一条体型硕大的白蛇在城内横冲直撞，见过小白原形的你认出了她。</w:t>
+      </w:r>
+    </w:p>
+    <w:p>
+      <w:pPr>
+        <w:pStyle w:val="10"/>
+        <w:widowControl/>
+        <w:numPr>
+          <w:ilvl w:val="0"/>
+          <w:numId w:val="0"/>
+        </w:numPr>
+        <w:spacing w:line="240" w:lineRule="auto"/>
+        <w:jc w:val="left"/>
+        <w:rPr>
+          <w:rFonts w:hint="eastAsia" w:ascii="宋体" w:hAnsi="宋体" w:eastAsia="宋体"/>
+          <w:b w:val="0"/>
+          <w:bCs w:val="0"/>
+          <w:sz w:val="21"/>
+          <w:szCs w:val="21"/>
+          <w:lang w:val="en-US" w:eastAsia="zh-CN"/>
+        </w:rPr>
+      </w:pPr>
+      <w:r>
+        <w:rPr>
+          <w:rFonts w:hint="eastAsia" w:ascii="宋体" w:hAnsi="宋体" w:eastAsia="宋体"/>
+          <w:b w:val="0"/>
+          <w:bCs w:val="0"/>
+          <w:sz w:val="21"/>
+          <w:szCs w:val="21"/>
+          <w:lang w:val="en-US" w:eastAsia="zh-CN"/>
+        </w:rPr>
+        <w:t>阿宣：</w:t>
+      </w:r>
+      <w:r>
+        <w:rPr>
+          <w:rFonts w:hint="default" w:ascii="宋体" w:hAnsi="宋体" w:eastAsia="宋体"/>
+          <w:b w:val="0"/>
+          <w:bCs w:val="0"/>
+          <w:sz w:val="21"/>
+          <w:szCs w:val="21"/>
+          <w:lang w:val="en-US" w:eastAsia="zh-CN"/>
+        </w:rPr>
+        <w:t>那么大一条那个是小白吗</w:t>
+      </w:r>
+      <w:r>
+        <w:rPr>
+          <w:rFonts w:hint="eastAsia" w:ascii="宋体" w:hAnsi="宋体" w:eastAsia="宋体"/>
+          <w:b w:val="0"/>
+          <w:bCs w:val="0"/>
+          <w:sz w:val="21"/>
+          <w:szCs w:val="21"/>
+          <w:lang w:val="en-US" w:eastAsia="zh-CN"/>
+        </w:rPr>
+        <w:t>。</w:t>
+      </w:r>
+    </w:p>
+    <w:p>
+      <w:pPr>
+        <w:pStyle w:val="10"/>
+        <w:widowControl/>
+        <w:numPr>
+          <w:ilvl w:val="0"/>
+          <w:numId w:val="0"/>
+        </w:numPr>
+        <w:spacing w:line="240" w:lineRule="auto"/>
+        <w:jc w:val="left"/>
+        <w:rPr>
+          <w:rFonts w:hint="default" w:ascii="宋体" w:hAnsi="宋体" w:eastAsia="宋体"/>
+          <w:b w:val="0"/>
+          <w:bCs w:val="0"/>
+          <w:sz w:val="21"/>
+          <w:szCs w:val="21"/>
+          <w:lang w:val="en-US" w:eastAsia="zh-CN"/>
+        </w:rPr>
+      </w:pPr>
+      <w:r>
+        <w:rPr>
+          <w:rFonts w:hint="eastAsia" w:ascii="宋体" w:hAnsi="宋体" w:eastAsia="宋体"/>
+          <w:b w:val="0"/>
+          <w:bCs w:val="0"/>
+          <w:sz w:val="21"/>
+          <w:szCs w:val="21"/>
+          <w:lang w:val="en-US" w:eastAsia="zh-CN"/>
+        </w:rPr>
+        <w:t>小青不知从哪冒了出来，为你解释了眼前的一切。</w:t>
+      </w:r>
+    </w:p>
+    <w:p>
+      <w:pPr>
+        <w:pStyle w:val="10"/>
+        <w:widowControl/>
+        <w:numPr>
+          <w:ilvl w:val="0"/>
+          <w:numId w:val="0"/>
+        </w:numPr>
+        <w:spacing w:line="240" w:lineRule="auto"/>
+        <w:jc w:val="left"/>
+        <w:rPr>
+          <w:rFonts w:hint="default" w:ascii="宋体" w:hAnsi="宋体" w:eastAsia="宋体"/>
+          <w:b w:val="0"/>
+          <w:bCs w:val="0"/>
+          <w:sz w:val="21"/>
+          <w:szCs w:val="21"/>
+          <w:lang w:val="en-US" w:eastAsia="zh-CN"/>
+        </w:rPr>
+      </w:pPr>
+      <w:r>
+        <w:rPr>
+          <w:rFonts w:hint="eastAsia" w:ascii="宋体" w:hAnsi="宋体" w:eastAsia="宋体"/>
+          <w:b w:val="0"/>
+          <w:bCs w:val="0"/>
+          <w:sz w:val="21"/>
+          <w:szCs w:val="21"/>
+          <w:lang w:val="en-US" w:eastAsia="zh-CN"/>
+        </w:rPr>
+        <w:t>小青：</w:t>
+      </w:r>
+      <w:r>
+        <w:rPr>
+          <w:rFonts w:hint="default" w:ascii="宋体" w:hAnsi="宋体" w:eastAsia="宋体"/>
+          <w:b w:val="0"/>
+          <w:bCs w:val="0"/>
+          <w:sz w:val="21"/>
+          <w:szCs w:val="21"/>
+          <w:lang w:val="en-US" w:eastAsia="zh-CN"/>
+        </w:rPr>
+        <w:t>你还真回来了</w:t>
+      </w:r>
+      <w:r>
+        <w:rPr>
+          <w:rFonts w:hint="eastAsia" w:ascii="宋体" w:hAnsi="宋体" w:eastAsia="宋体"/>
+          <w:b w:val="0"/>
+          <w:bCs w:val="0"/>
+          <w:sz w:val="21"/>
+          <w:szCs w:val="21"/>
+          <w:lang w:val="en-US" w:eastAsia="zh-CN"/>
+        </w:rPr>
+        <w:t>，</w:t>
+      </w:r>
+      <w:r>
+        <w:rPr>
+          <w:rFonts w:hint="default" w:ascii="宋体" w:hAnsi="宋体" w:eastAsia="宋体"/>
+          <w:b w:val="0"/>
+          <w:bCs w:val="0"/>
+          <w:sz w:val="21"/>
+          <w:szCs w:val="21"/>
+          <w:lang w:val="en-US" w:eastAsia="zh-CN"/>
+        </w:rPr>
+        <w:t>不过姐姐她现在已经变成了一条巨蟒</w:t>
+      </w:r>
+      <w:r>
+        <w:rPr>
+          <w:rFonts w:hint="eastAsia" w:ascii="宋体" w:hAnsi="宋体" w:eastAsia="宋体"/>
+          <w:b w:val="0"/>
+          <w:bCs w:val="0"/>
+          <w:sz w:val="21"/>
+          <w:szCs w:val="21"/>
+          <w:lang w:val="en-US" w:eastAsia="zh-CN"/>
+        </w:rPr>
+        <w:t>。</w:t>
+      </w:r>
+      <w:r>
+        <w:rPr>
+          <w:rFonts w:hint="default" w:ascii="宋体" w:hAnsi="宋体" w:eastAsia="宋体"/>
+          <w:b w:val="0"/>
+          <w:bCs w:val="0"/>
+          <w:sz w:val="21"/>
+          <w:szCs w:val="21"/>
+          <w:lang w:val="en-US" w:eastAsia="zh-CN"/>
+        </w:rPr>
+        <w:t>那道士抢了姐姐的珠钗</w:t>
+      </w:r>
+      <w:r>
+        <w:rPr>
+          <w:rFonts w:hint="eastAsia" w:ascii="宋体" w:hAnsi="宋体" w:eastAsia="宋体"/>
+          <w:b w:val="0"/>
+          <w:bCs w:val="0"/>
+          <w:sz w:val="21"/>
+          <w:szCs w:val="21"/>
+          <w:lang w:val="en-US" w:eastAsia="zh-CN"/>
+        </w:rPr>
+        <w:t>，</w:t>
+      </w:r>
+      <w:r>
+        <w:rPr>
+          <w:rFonts w:hint="default" w:ascii="宋体" w:hAnsi="宋体" w:eastAsia="宋体"/>
+          <w:b w:val="0"/>
+          <w:bCs w:val="0"/>
+          <w:sz w:val="21"/>
+          <w:szCs w:val="21"/>
+          <w:lang w:val="en-US" w:eastAsia="zh-CN"/>
+        </w:rPr>
+        <w:t>不知怎么</w:t>
+      </w:r>
+      <w:r>
+        <w:rPr>
+          <w:rFonts w:hint="eastAsia" w:ascii="宋体" w:hAnsi="宋体" w:eastAsia="宋体"/>
+          <w:b w:val="0"/>
+          <w:bCs w:val="0"/>
+          <w:sz w:val="21"/>
+          <w:szCs w:val="21"/>
+          <w:lang w:val="en-US" w:eastAsia="zh-CN"/>
+        </w:rPr>
+        <w:t>，</w:t>
+      </w:r>
+      <w:r>
+        <w:rPr>
+          <w:rFonts w:hint="default" w:ascii="宋体" w:hAnsi="宋体" w:eastAsia="宋体"/>
+          <w:b w:val="0"/>
+          <w:bCs w:val="0"/>
+          <w:sz w:val="21"/>
+          <w:szCs w:val="21"/>
+          <w:lang w:val="en-US" w:eastAsia="zh-CN"/>
+        </w:rPr>
+        <w:t>却反被姐姐吸了功力</w:t>
+      </w:r>
+      <w:r>
+        <w:rPr>
+          <w:rFonts w:hint="eastAsia" w:ascii="宋体" w:hAnsi="宋体" w:eastAsia="宋体"/>
+          <w:b w:val="0"/>
+          <w:bCs w:val="0"/>
+          <w:sz w:val="21"/>
+          <w:szCs w:val="21"/>
+          <w:lang w:val="en-US" w:eastAsia="zh-CN"/>
+        </w:rPr>
+        <w:t>。</w:t>
+      </w:r>
+    </w:p>
+    <w:p>
+      <w:pPr>
+        <w:pStyle w:val="10"/>
+        <w:widowControl/>
+        <w:numPr>
+          <w:ilvl w:val="0"/>
+          <w:numId w:val="0"/>
+        </w:numPr>
+        <w:spacing w:line="240" w:lineRule="auto"/>
+        <w:jc w:val="left"/>
+        <w:rPr>
+          <w:rFonts w:hint="default" w:ascii="宋体" w:hAnsi="宋体" w:eastAsia="宋体"/>
+          <w:b w:val="0"/>
+          <w:bCs w:val="0"/>
+          <w:sz w:val="21"/>
+          <w:szCs w:val="21"/>
+          <w:lang w:val="en-US" w:eastAsia="zh-CN"/>
+        </w:rPr>
+      </w:pPr>
+      <w:r>
+        <w:rPr>
+          <w:rFonts w:hint="eastAsia" w:ascii="宋体" w:hAnsi="宋体" w:eastAsia="宋体"/>
+          <w:b w:val="0"/>
+          <w:bCs w:val="0"/>
+          <w:sz w:val="21"/>
+          <w:szCs w:val="21"/>
+          <w:lang w:val="en-US" w:eastAsia="zh-CN"/>
+        </w:rPr>
+        <w:t>阿宣：</w:t>
+      </w:r>
+      <w:r>
+        <w:rPr>
+          <w:rFonts w:hint="default" w:ascii="宋体" w:hAnsi="宋体" w:eastAsia="宋体"/>
+          <w:b w:val="0"/>
+          <w:bCs w:val="0"/>
+          <w:sz w:val="21"/>
+          <w:szCs w:val="21"/>
+          <w:lang w:val="en-US" w:eastAsia="zh-CN"/>
+        </w:rPr>
+        <w:t>怎么会这样</w:t>
+      </w:r>
+      <w:r>
+        <w:rPr>
+          <w:rFonts w:hint="eastAsia" w:ascii="宋体" w:hAnsi="宋体" w:eastAsia="宋体"/>
+          <w:b w:val="0"/>
+          <w:bCs w:val="0"/>
+          <w:sz w:val="21"/>
+          <w:szCs w:val="21"/>
+          <w:lang w:val="en-US" w:eastAsia="zh-CN"/>
+        </w:rPr>
+        <w:t>？</w:t>
+      </w:r>
+    </w:p>
+    <w:p>
+      <w:pPr>
+        <w:pStyle w:val="10"/>
+        <w:widowControl/>
+        <w:numPr>
+          <w:ilvl w:val="0"/>
+          <w:numId w:val="0"/>
+        </w:numPr>
+        <w:spacing w:line="240" w:lineRule="auto"/>
+        <w:jc w:val="left"/>
+        <w:rPr>
+          <w:rFonts w:hint="default" w:ascii="宋体" w:hAnsi="宋体" w:eastAsia="宋体"/>
+          <w:b w:val="0"/>
+          <w:bCs w:val="0"/>
+          <w:sz w:val="21"/>
+          <w:szCs w:val="21"/>
+          <w:lang w:val="en-US" w:eastAsia="zh-CN"/>
+        </w:rPr>
+      </w:pPr>
+      <w:r>
+        <w:rPr>
+          <w:rFonts w:hint="eastAsia" w:ascii="宋体" w:hAnsi="宋体" w:eastAsia="宋体"/>
+          <w:b w:val="0"/>
+          <w:bCs w:val="0"/>
+          <w:sz w:val="21"/>
+          <w:szCs w:val="21"/>
+          <w:lang w:val="en-US" w:eastAsia="zh-CN"/>
+        </w:rPr>
+        <w:t>小青：</w:t>
+      </w:r>
+      <w:r>
+        <w:rPr>
+          <w:rFonts w:hint="default" w:ascii="宋体" w:hAnsi="宋体" w:eastAsia="宋体"/>
+          <w:b w:val="0"/>
+          <w:bCs w:val="0"/>
+          <w:sz w:val="21"/>
+          <w:szCs w:val="21"/>
+          <w:lang w:val="en-US" w:eastAsia="zh-CN"/>
+        </w:rPr>
+        <w:t>你竟然变成妖了</w:t>
+      </w:r>
+      <w:r>
+        <w:rPr>
+          <w:rFonts w:hint="eastAsia" w:ascii="宋体" w:hAnsi="宋体" w:eastAsia="宋体"/>
+          <w:b w:val="0"/>
+          <w:bCs w:val="0"/>
+          <w:sz w:val="21"/>
+          <w:szCs w:val="21"/>
+          <w:lang w:val="en-US" w:eastAsia="zh-CN"/>
+        </w:rPr>
+        <w:t>，</w:t>
+      </w:r>
+      <w:r>
+        <w:rPr>
+          <w:rFonts w:hint="default" w:ascii="宋体" w:hAnsi="宋体" w:eastAsia="宋体"/>
+          <w:b w:val="0"/>
+          <w:bCs w:val="0"/>
+          <w:sz w:val="21"/>
+          <w:szCs w:val="21"/>
+          <w:lang w:val="en-US" w:eastAsia="zh-CN"/>
+        </w:rPr>
+        <w:t>小子</w:t>
+      </w:r>
+      <w:r>
+        <w:rPr>
+          <w:rFonts w:hint="eastAsia" w:ascii="宋体" w:hAnsi="宋体" w:eastAsia="宋体"/>
+          <w:b w:val="0"/>
+          <w:bCs w:val="0"/>
+          <w:sz w:val="21"/>
+          <w:szCs w:val="21"/>
+          <w:lang w:val="en-US" w:eastAsia="zh-CN"/>
+        </w:rPr>
+        <w:t>，</w:t>
+      </w:r>
+      <w:r>
+        <w:rPr>
+          <w:rFonts w:hint="default" w:ascii="宋体" w:hAnsi="宋体" w:eastAsia="宋体"/>
+          <w:b w:val="0"/>
+          <w:bCs w:val="0"/>
+          <w:sz w:val="21"/>
+          <w:szCs w:val="21"/>
+          <w:lang w:val="en-US" w:eastAsia="zh-CN"/>
+        </w:rPr>
+        <w:t>萍水相逢</w:t>
+      </w:r>
+      <w:r>
+        <w:rPr>
+          <w:rFonts w:hint="eastAsia" w:ascii="宋体" w:hAnsi="宋体" w:eastAsia="宋体"/>
+          <w:b w:val="0"/>
+          <w:bCs w:val="0"/>
+          <w:sz w:val="21"/>
+          <w:szCs w:val="21"/>
+          <w:lang w:val="en-US" w:eastAsia="zh-CN"/>
+        </w:rPr>
+        <w:t>，</w:t>
+      </w:r>
+      <w:r>
+        <w:rPr>
+          <w:rFonts w:hint="default" w:ascii="宋体" w:hAnsi="宋体" w:eastAsia="宋体"/>
+          <w:b w:val="0"/>
+          <w:bCs w:val="0"/>
+          <w:sz w:val="21"/>
+          <w:szCs w:val="21"/>
+          <w:lang w:val="en-US" w:eastAsia="zh-CN"/>
+        </w:rPr>
+        <w:t>你对我姐姐能有什么深情</w:t>
+      </w:r>
+      <w:r>
+        <w:rPr>
+          <w:rFonts w:hint="eastAsia" w:ascii="宋体" w:hAnsi="宋体" w:eastAsia="宋体"/>
+          <w:b w:val="0"/>
+          <w:bCs w:val="0"/>
+          <w:sz w:val="21"/>
+          <w:szCs w:val="21"/>
+          <w:lang w:val="en-US" w:eastAsia="zh-CN"/>
+        </w:rPr>
+        <w:t>？</w:t>
+      </w:r>
+      <w:r>
+        <w:rPr>
+          <w:rFonts w:hint="default" w:ascii="宋体" w:hAnsi="宋体" w:eastAsia="宋体"/>
+          <w:b w:val="0"/>
+          <w:bCs w:val="0"/>
+          <w:sz w:val="21"/>
+          <w:szCs w:val="21"/>
+          <w:lang w:val="en-US" w:eastAsia="zh-CN"/>
+        </w:rPr>
+        <w:t>你不过是喜欢我姐姐的美貌罢了</w:t>
+      </w:r>
+      <w:r>
+        <w:rPr>
+          <w:rFonts w:hint="eastAsia" w:ascii="宋体" w:hAnsi="宋体" w:eastAsia="宋体"/>
+          <w:b w:val="0"/>
+          <w:bCs w:val="0"/>
+          <w:sz w:val="21"/>
+          <w:szCs w:val="21"/>
+          <w:lang w:val="en-US" w:eastAsia="zh-CN"/>
+        </w:rPr>
+        <w:t>。</w:t>
+      </w:r>
+      <w:r>
+        <w:rPr>
+          <w:rFonts w:hint="default" w:ascii="宋体" w:hAnsi="宋体" w:eastAsia="宋体"/>
+          <w:b w:val="0"/>
+          <w:bCs w:val="0"/>
+          <w:sz w:val="21"/>
+          <w:szCs w:val="21"/>
+          <w:lang w:val="en-US" w:eastAsia="zh-CN"/>
+        </w:rPr>
+        <w:t>如今我姐姐变成了这个吓人模样</w:t>
+      </w:r>
+      <w:r>
+        <w:rPr>
+          <w:rFonts w:hint="eastAsia" w:ascii="宋体" w:hAnsi="宋体" w:eastAsia="宋体"/>
+          <w:b w:val="0"/>
+          <w:bCs w:val="0"/>
+          <w:sz w:val="21"/>
+          <w:szCs w:val="21"/>
+          <w:lang w:val="en-US" w:eastAsia="zh-CN"/>
+        </w:rPr>
+        <w:t>，</w:t>
+      </w:r>
+      <w:r>
+        <w:rPr>
+          <w:rFonts w:hint="default" w:ascii="宋体" w:hAnsi="宋体" w:eastAsia="宋体"/>
+          <w:b w:val="0"/>
+          <w:bCs w:val="0"/>
+          <w:sz w:val="21"/>
+          <w:szCs w:val="21"/>
+          <w:lang w:val="en-US" w:eastAsia="zh-CN"/>
+        </w:rPr>
+        <w:t>你还喜欢她吗</w:t>
+      </w:r>
+      <w:r>
+        <w:rPr>
+          <w:rFonts w:hint="eastAsia" w:ascii="宋体" w:hAnsi="宋体" w:eastAsia="宋体"/>
+          <w:b w:val="0"/>
+          <w:bCs w:val="0"/>
+          <w:sz w:val="21"/>
+          <w:szCs w:val="21"/>
+          <w:lang w:val="en-US" w:eastAsia="zh-CN"/>
+        </w:rPr>
+        <w:t>？</w:t>
+      </w:r>
+    </w:p>
+    <w:p>
+      <w:pPr>
+        <w:pStyle w:val="10"/>
+        <w:widowControl/>
+        <w:numPr>
+          <w:ilvl w:val="0"/>
+          <w:numId w:val="0"/>
+        </w:numPr>
+        <w:spacing w:line="240" w:lineRule="auto"/>
+        <w:jc w:val="left"/>
+        <w:rPr>
+          <w:rFonts w:hint="default" w:ascii="宋体" w:hAnsi="宋体" w:eastAsia="宋体"/>
+          <w:b w:val="0"/>
+          <w:bCs w:val="0"/>
+          <w:sz w:val="21"/>
+          <w:szCs w:val="21"/>
+          <w:lang w:val="en-US" w:eastAsia="zh-CN"/>
+        </w:rPr>
+      </w:pPr>
+      <w:r>
+        <w:rPr>
+          <w:rFonts w:hint="eastAsia" w:ascii="宋体" w:hAnsi="宋体" w:eastAsia="宋体"/>
+          <w:b w:val="0"/>
+          <w:bCs w:val="0"/>
+          <w:sz w:val="21"/>
+          <w:szCs w:val="21"/>
+          <w:lang w:val="en-US" w:eastAsia="zh-CN"/>
+        </w:rPr>
+        <w:t>阿宣：</w:t>
+      </w:r>
+      <w:r>
+        <w:rPr>
+          <w:rFonts w:hint="default" w:ascii="宋体" w:hAnsi="宋体" w:eastAsia="宋体"/>
+          <w:b w:val="0"/>
+          <w:bCs w:val="0"/>
+          <w:sz w:val="21"/>
+          <w:szCs w:val="21"/>
+          <w:lang w:val="en-US" w:eastAsia="zh-CN"/>
+        </w:rPr>
+        <w:t>她现在要去哪</w:t>
+      </w:r>
+      <w:r>
+        <w:rPr>
+          <w:rFonts w:hint="eastAsia" w:ascii="宋体" w:hAnsi="宋体" w:eastAsia="宋体"/>
+          <w:b w:val="0"/>
+          <w:bCs w:val="0"/>
+          <w:sz w:val="21"/>
+          <w:szCs w:val="21"/>
+          <w:lang w:val="en-US" w:eastAsia="zh-CN"/>
+        </w:rPr>
+        <w:t>？</w:t>
+      </w:r>
+    </w:p>
+    <w:p>
+      <w:pPr>
+        <w:pStyle w:val="10"/>
+        <w:widowControl/>
+        <w:numPr>
+          <w:ilvl w:val="0"/>
+          <w:numId w:val="0"/>
+        </w:numPr>
+        <w:spacing w:line="240" w:lineRule="auto"/>
+        <w:jc w:val="left"/>
+        <w:rPr>
+          <w:rFonts w:hint="eastAsia" w:ascii="宋体" w:hAnsi="宋体" w:eastAsia="宋体"/>
+          <w:b w:val="0"/>
+          <w:bCs w:val="0"/>
+          <w:sz w:val="21"/>
+          <w:szCs w:val="21"/>
+          <w:lang w:val="en-US" w:eastAsia="zh-CN"/>
+        </w:rPr>
+      </w:pPr>
+      <w:r>
+        <w:rPr>
+          <w:rFonts w:hint="eastAsia" w:ascii="宋体" w:hAnsi="宋体" w:eastAsia="宋体"/>
+          <w:b w:val="0"/>
+          <w:bCs w:val="0"/>
+          <w:sz w:val="21"/>
+          <w:szCs w:val="21"/>
+          <w:lang w:val="en-US" w:eastAsia="zh-CN"/>
+        </w:rPr>
+        <w:t>小青：</w:t>
+      </w:r>
+      <w:r>
+        <w:rPr>
+          <w:rFonts w:hint="default" w:ascii="宋体" w:hAnsi="宋体" w:eastAsia="宋体"/>
+          <w:b w:val="0"/>
+          <w:bCs w:val="0"/>
+          <w:sz w:val="21"/>
+          <w:szCs w:val="21"/>
+          <w:lang w:val="en-US" w:eastAsia="zh-CN"/>
+        </w:rPr>
+        <w:t>小子</w:t>
+      </w:r>
+      <w:r>
+        <w:rPr>
+          <w:rFonts w:hint="eastAsia" w:ascii="宋体" w:hAnsi="宋体" w:eastAsia="宋体"/>
+          <w:b w:val="0"/>
+          <w:bCs w:val="0"/>
+          <w:sz w:val="21"/>
+          <w:szCs w:val="21"/>
+          <w:lang w:val="en-US" w:eastAsia="zh-CN"/>
+        </w:rPr>
+        <w:t>，</w:t>
+      </w:r>
+      <w:r>
+        <w:rPr>
+          <w:rFonts w:hint="default" w:ascii="宋体" w:hAnsi="宋体" w:eastAsia="宋体"/>
+          <w:b w:val="0"/>
+          <w:bCs w:val="0"/>
+          <w:sz w:val="21"/>
+          <w:szCs w:val="21"/>
+          <w:lang w:val="en-US" w:eastAsia="zh-CN"/>
+        </w:rPr>
+        <w:t>你还不知道吧</w:t>
+      </w:r>
+      <w:r>
+        <w:rPr>
+          <w:rFonts w:hint="eastAsia" w:ascii="宋体" w:hAnsi="宋体" w:eastAsia="宋体"/>
+          <w:b w:val="0"/>
+          <w:bCs w:val="0"/>
+          <w:sz w:val="21"/>
+          <w:szCs w:val="21"/>
+          <w:lang w:val="en-US" w:eastAsia="zh-CN"/>
+        </w:rPr>
+        <w:t>，</w:t>
+      </w:r>
+      <w:r>
+        <w:rPr>
+          <w:rFonts w:hint="default" w:ascii="宋体" w:hAnsi="宋体" w:eastAsia="宋体"/>
+          <w:b w:val="0"/>
+          <w:bCs w:val="0"/>
+          <w:sz w:val="21"/>
+          <w:szCs w:val="21"/>
+          <w:lang w:val="en-US" w:eastAsia="zh-CN"/>
+        </w:rPr>
+        <w:t>国师已经到了你们蛇村</w:t>
+      </w:r>
+      <w:r>
+        <w:rPr>
+          <w:rFonts w:hint="eastAsia" w:ascii="宋体" w:hAnsi="宋体" w:eastAsia="宋体"/>
+          <w:b w:val="0"/>
+          <w:bCs w:val="0"/>
+          <w:sz w:val="21"/>
+          <w:szCs w:val="21"/>
+          <w:lang w:val="en-US" w:eastAsia="zh-CN"/>
+        </w:rPr>
+        <w:t>。</w:t>
+      </w:r>
+      <w:r>
+        <w:rPr>
+          <w:rFonts w:hint="default" w:ascii="宋体" w:hAnsi="宋体" w:eastAsia="宋体"/>
+          <w:b w:val="0"/>
+          <w:bCs w:val="0"/>
+          <w:sz w:val="21"/>
+          <w:szCs w:val="21"/>
+          <w:lang w:val="en-US" w:eastAsia="zh-CN"/>
+        </w:rPr>
+        <w:t>姐姐要去找他算账呢</w:t>
+      </w:r>
+      <w:r>
+        <w:rPr>
+          <w:rFonts w:hint="eastAsia" w:ascii="宋体" w:hAnsi="宋体" w:eastAsia="宋体"/>
+          <w:b w:val="0"/>
+          <w:bCs w:val="0"/>
+          <w:sz w:val="21"/>
+          <w:szCs w:val="21"/>
+          <w:lang w:val="en-US" w:eastAsia="zh-CN"/>
+        </w:rPr>
+        <w:t>，</w:t>
+      </w:r>
+      <w:r>
+        <w:rPr>
+          <w:rFonts w:hint="default" w:ascii="宋体" w:hAnsi="宋体" w:eastAsia="宋体"/>
+          <w:b w:val="0"/>
+          <w:bCs w:val="0"/>
+          <w:sz w:val="21"/>
+          <w:szCs w:val="21"/>
+          <w:lang w:val="en-US" w:eastAsia="zh-CN"/>
+        </w:rPr>
+        <w:t>那个蛇村眼看就要有灭顶之灾了</w:t>
+      </w:r>
+      <w:r>
+        <w:rPr>
+          <w:rFonts w:hint="eastAsia" w:ascii="宋体" w:hAnsi="宋体" w:eastAsia="宋体"/>
+          <w:b w:val="0"/>
+          <w:bCs w:val="0"/>
+          <w:sz w:val="21"/>
+          <w:szCs w:val="21"/>
+          <w:lang w:val="en-US" w:eastAsia="zh-CN"/>
+        </w:rPr>
+        <w:t>。</w:t>
+      </w:r>
+    </w:p>
+    <w:p>
+      <w:pPr>
+        <w:pStyle w:val="10"/>
+        <w:widowControl/>
+        <w:numPr>
+          <w:ilvl w:val="0"/>
+          <w:numId w:val="0"/>
+        </w:numPr>
+        <w:spacing w:line="240" w:lineRule="auto"/>
+        <w:jc w:val="left"/>
+        <w:rPr>
+          <w:rFonts w:hint="eastAsia" w:ascii="宋体" w:hAnsi="宋体" w:eastAsia="宋体"/>
+          <w:b w:val="0"/>
+          <w:bCs w:val="0"/>
+          <w:sz w:val="21"/>
+          <w:szCs w:val="21"/>
+          <w:lang w:val="en-US" w:eastAsia="zh-CN"/>
+        </w:rPr>
+      </w:pPr>
+      <w:r>
+        <w:rPr>
+          <w:rFonts w:hint="eastAsia" w:ascii="宋体" w:hAnsi="宋体" w:eastAsia="宋体"/>
+          <w:b w:val="0"/>
+          <w:bCs w:val="0"/>
+          <w:sz w:val="21"/>
+          <w:szCs w:val="21"/>
+          <w:lang w:val="en-US" w:eastAsia="zh-CN"/>
+        </w:rPr>
+        <w:t>听到这里，你意识到大事不好，连忙返回村子，通知村民，当然为了隐藏身份，你特意将尾巴藏进了裤子。</w:t>
+      </w:r>
+    </w:p>
+    <w:p>
+      <w:pPr>
+        <w:pStyle w:val="10"/>
+        <w:widowControl/>
+        <w:numPr>
+          <w:ilvl w:val="0"/>
+          <w:numId w:val="0"/>
+        </w:numPr>
+        <w:spacing w:line="240" w:lineRule="auto"/>
+        <w:jc w:val="left"/>
+        <w:rPr>
+          <w:rFonts w:hint="default" w:ascii="宋体" w:hAnsi="宋体" w:eastAsia="宋体"/>
+          <w:b w:val="0"/>
+          <w:bCs w:val="0"/>
+          <w:sz w:val="21"/>
+          <w:szCs w:val="21"/>
+          <w:lang w:val="en-US" w:eastAsia="zh-CN"/>
+        </w:rPr>
+      </w:pPr>
+      <w:r>
+        <w:rPr>
+          <w:rFonts w:hint="eastAsia" w:ascii="宋体" w:hAnsi="宋体" w:eastAsia="宋体"/>
+          <w:b w:val="0"/>
+          <w:bCs w:val="0"/>
+          <w:sz w:val="21"/>
+          <w:szCs w:val="21"/>
+          <w:lang w:val="en-US" w:eastAsia="zh-CN"/>
+        </w:rPr>
+        <w:t>阿宣：</w:t>
+      </w:r>
+      <w:r>
+        <w:rPr>
+          <w:rFonts w:hint="default" w:ascii="宋体" w:hAnsi="宋体" w:eastAsia="宋体"/>
+          <w:b w:val="0"/>
+          <w:bCs w:val="0"/>
+          <w:sz w:val="21"/>
+          <w:szCs w:val="21"/>
+          <w:lang w:val="en-US" w:eastAsia="zh-CN"/>
+        </w:rPr>
+        <w:t>大家快走</w:t>
+      </w:r>
+      <w:r>
+        <w:rPr>
+          <w:rFonts w:hint="eastAsia" w:ascii="宋体" w:hAnsi="宋体" w:eastAsia="宋体"/>
+          <w:b w:val="0"/>
+          <w:bCs w:val="0"/>
+          <w:sz w:val="21"/>
+          <w:szCs w:val="21"/>
+          <w:lang w:val="en-US" w:eastAsia="zh-CN"/>
+        </w:rPr>
+        <w:t>，</w:t>
+      </w:r>
+      <w:r>
+        <w:rPr>
+          <w:rFonts w:hint="default" w:ascii="宋体" w:hAnsi="宋体" w:eastAsia="宋体"/>
+          <w:b w:val="0"/>
+          <w:bCs w:val="0"/>
+          <w:sz w:val="21"/>
+          <w:szCs w:val="21"/>
+          <w:lang w:val="en-US" w:eastAsia="zh-CN"/>
+        </w:rPr>
+        <w:t>我们村危险</w:t>
+      </w:r>
+      <w:r>
+        <w:rPr>
+          <w:rFonts w:hint="eastAsia" w:ascii="宋体" w:hAnsi="宋体" w:eastAsia="宋体"/>
+          <w:b w:val="0"/>
+          <w:bCs w:val="0"/>
+          <w:sz w:val="21"/>
+          <w:szCs w:val="21"/>
+          <w:lang w:val="en-US" w:eastAsia="zh-CN"/>
+        </w:rPr>
+        <w:t>，一</w:t>
+      </w:r>
+      <w:r>
+        <w:rPr>
+          <w:rFonts w:hint="default" w:ascii="宋体" w:hAnsi="宋体" w:eastAsia="宋体"/>
+          <w:b w:val="0"/>
+          <w:bCs w:val="0"/>
+          <w:sz w:val="21"/>
+          <w:szCs w:val="21"/>
+          <w:lang w:val="en-US" w:eastAsia="zh-CN"/>
+        </w:rPr>
+        <w:t>条巨蟒马上就要来了</w:t>
+      </w:r>
+      <w:r>
+        <w:rPr>
+          <w:rFonts w:hint="eastAsia" w:ascii="宋体" w:hAnsi="宋体" w:eastAsia="宋体"/>
+          <w:b w:val="0"/>
+          <w:bCs w:val="0"/>
+          <w:sz w:val="21"/>
+          <w:szCs w:val="21"/>
+          <w:lang w:val="en-US" w:eastAsia="zh-CN"/>
+        </w:rPr>
+        <w:t>，</w:t>
+      </w:r>
+      <w:r>
+        <w:rPr>
+          <w:rFonts w:hint="default" w:ascii="宋体" w:hAnsi="宋体" w:eastAsia="宋体"/>
+          <w:b w:val="0"/>
+          <w:bCs w:val="0"/>
+          <w:sz w:val="21"/>
+          <w:szCs w:val="21"/>
+          <w:lang w:val="en-US" w:eastAsia="zh-CN"/>
+        </w:rPr>
+        <w:t>赶紧走别管这村子了</w:t>
+      </w:r>
+      <w:r>
+        <w:rPr>
+          <w:rFonts w:hint="eastAsia" w:ascii="宋体" w:hAnsi="宋体" w:eastAsia="宋体"/>
+          <w:b w:val="0"/>
+          <w:bCs w:val="0"/>
+          <w:sz w:val="21"/>
+          <w:szCs w:val="21"/>
+          <w:lang w:val="en-US" w:eastAsia="zh-CN"/>
+        </w:rPr>
+        <w:t>。</w:t>
+      </w:r>
+    </w:p>
+    <w:p>
+      <w:pPr>
+        <w:pStyle w:val="10"/>
+        <w:widowControl/>
+        <w:numPr>
+          <w:ilvl w:val="0"/>
+          <w:numId w:val="0"/>
+        </w:numPr>
+        <w:spacing w:line="240" w:lineRule="auto"/>
+        <w:jc w:val="left"/>
+        <w:rPr>
+          <w:rFonts w:hint="default" w:ascii="宋体" w:hAnsi="宋体" w:eastAsia="宋体"/>
+          <w:b w:val="0"/>
+          <w:bCs w:val="0"/>
+          <w:sz w:val="21"/>
+          <w:szCs w:val="21"/>
+          <w:lang w:val="en-US" w:eastAsia="zh-CN"/>
+        </w:rPr>
+      </w:pPr>
+      <w:r>
+        <w:rPr>
+          <w:rFonts w:hint="eastAsia" w:ascii="宋体" w:hAnsi="宋体" w:eastAsia="宋体"/>
+          <w:b w:val="0"/>
+          <w:bCs w:val="0"/>
+          <w:sz w:val="21"/>
+          <w:szCs w:val="21"/>
+          <w:lang w:val="en-US" w:eastAsia="zh-CN"/>
+        </w:rPr>
+        <w:t>村民甲：</w:t>
+      </w:r>
+      <w:r>
+        <w:rPr>
+          <w:rFonts w:hint="default" w:ascii="宋体" w:hAnsi="宋体" w:eastAsia="宋体"/>
+          <w:b w:val="0"/>
+          <w:bCs w:val="0"/>
+          <w:sz w:val="21"/>
+          <w:szCs w:val="21"/>
+          <w:lang w:val="en-US" w:eastAsia="zh-CN"/>
+        </w:rPr>
+        <w:t>瞎说什么呀你</w:t>
+      </w:r>
+      <w:r>
+        <w:rPr>
+          <w:rFonts w:hint="eastAsia" w:ascii="宋体" w:hAnsi="宋体" w:eastAsia="宋体"/>
+          <w:b w:val="0"/>
+          <w:bCs w:val="0"/>
+          <w:sz w:val="21"/>
+          <w:szCs w:val="21"/>
+          <w:lang w:val="en-US" w:eastAsia="zh-CN"/>
+        </w:rPr>
+        <w:t>，</w:t>
+      </w:r>
+      <w:r>
+        <w:rPr>
+          <w:rFonts w:hint="default" w:ascii="宋体" w:hAnsi="宋体" w:eastAsia="宋体"/>
+          <w:b w:val="0"/>
+          <w:bCs w:val="0"/>
+          <w:sz w:val="21"/>
+          <w:szCs w:val="21"/>
+          <w:lang w:val="en-US" w:eastAsia="zh-CN"/>
+        </w:rPr>
+        <w:t>我们村围墙这么高</w:t>
+      </w:r>
+      <w:r>
+        <w:rPr>
+          <w:rFonts w:hint="eastAsia" w:ascii="宋体" w:hAnsi="宋体" w:eastAsia="宋体"/>
+          <w:b w:val="0"/>
+          <w:bCs w:val="0"/>
+          <w:sz w:val="21"/>
+          <w:szCs w:val="21"/>
+          <w:lang w:val="en-US" w:eastAsia="zh-CN"/>
+        </w:rPr>
+        <w:t>，</w:t>
+      </w:r>
+      <w:r>
+        <w:rPr>
+          <w:rFonts w:hint="default" w:ascii="宋体" w:hAnsi="宋体" w:eastAsia="宋体"/>
+          <w:b w:val="0"/>
+          <w:bCs w:val="0"/>
+          <w:sz w:val="21"/>
+          <w:szCs w:val="21"/>
+          <w:lang w:val="en-US" w:eastAsia="zh-CN"/>
+        </w:rPr>
+        <w:t>怕什么巨蟒</w:t>
+      </w:r>
+      <w:r>
+        <w:rPr>
+          <w:rFonts w:hint="eastAsia" w:ascii="宋体" w:hAnsi="宋体" w:eastAsia="宋体"/>
+          <w:b w:val="0"/>
+          <w:bCs w:val="0"/>
+          <w:sz w:val="21"/>
+          <w:szCs w:val="21"/>
+          <w:lang w:val="en-US" w:eastAsia="zh-CN"/>
+        </w:rPr>
+        <w:t>。</w:t>
+      </w:r>
+    </w:p>
+    <w:p>
+      <w:pPr>
+        <w:pStyle w:val="10"/>
+        <w:widowControl/>
+        <w:numPr>
+          <w:ilvl w:val="0"/>
+          <w:numId w:val="0"/>
+        </w:numPr>
+        <w:spacing w:line="240" w:lineRule="auto"/>
+        <w:jc w:val="left"/>
+        <w:rPr>
+          <w:rFonts w:hint="default" w:ascii="宋体" w:hAnsi="宋体" w:eastAsia="宋体"/>
+          <w:b w:val="0"/>
+          <w:bCs w:val="0"/>
+          <w:sz w:val="21"/>
+          <w:szCs w:val="21"/>
+          <w:lang w:val="en-US" w:eastAsia="zh-CN"/>
+        </w:rPr>
+      </w:pPr>
+      <w:r>
+        <w:rPr>
+          <w:rFonts w:hint="eastAsia" w:ascii="宋体" w:hAnsi="宋体" w:eastAsia="宋体"/>
+          <w:b w:val="0"/>
+          <w:bCs w:val="0"/>
+          <w:sz w:val="21"/>
+          <w:szCs w:val="21"/>
+          <w:lang w:val="en-US" w:eastAsia="zh-CN"/>
+        </w:rPr>
+        <w:t>阿宣：</w:t>
+      </w:r>
+      <w:r>
+        <w:rPr>
+          <w:rFonts w:hint="default" w:ascii="宋体" w:hAnsi="宋体" w:eastAsia="宋体"/>
+          <w:b w:val="0"/>
+          <w:bCs w:val="0"/>
+          <w:sz w:val="21"/>
+          <w:szCs w:val="21"/>
+          <w:lang w:val="en-US" w:eastAsia="zh-CN"/>
+        </w:rPr>
+        <w:t>永州城被巨蟒毁了</w:t>
+      </w:r>
+      <w:r>
+        <w:rPr>
+          <w:rFonts w:hint="eastAsia" w:ascii="宋体" w:hAnsi="宋体" w:eastAsia="宋体"/>
+          <w:b w:val="0"/>
+          <w:bCs w:val="0"/>
+          <w:sz w:val="21"/>
+          <w:szCs w:val="21"/>
+          <w:lang w:val="en-US" w:eastAsia="zh-CN"/>
+        </w:rPr>
+        <w:t>，</w:t>
+      </w:r>
+      <w:r>
+        <w:rPr>
+          <w:rFonts w:hint="default" w:ascii="宋体" w:hAnsi="宋体" w:eastAsia="宋体"/>
+          <w:b w:val="0"/>
+          <w:bCs w:val="0"/>
+          <w:sz w:val="21"/>
+          <w:szCs w:val="21"/>
+          <w:lang w:val="en-US" w:eastAsia="zh-CN"/>
+        </w:rPr>
+        <w:t>大家快走吧</w:t>
+      </w:r>
+      <w:r>
+        <w:rPr>
+          <w:rFonts w:hint="eastAsia" w:ascii="宋体" w:hAnsi="宋体" w:eastAsia="宋体"/>
+          <w:b w:val="0"/>
+          <w:bCs w:val="0"/>
+          <w:sz w:val="21"/>
+          <w:szCs w:val="21"/>
+          <w:lang w:val="en-US" w:eastAsia="zh-CN"/>
+        </w:rPr>
+        <w:t>，</w:t>
+      </w:r>
+      <w:r>
+        <w:rPr>
+          <w:rFonts w:hint="default" w:ascii="宋体" w:hAnsi="宋体" w:eastAsia="宋体"/>
+          <w:b w:val="0"/>
+          <w:bCs w:val="0"/>
+          <w:sz w:val="21"/>
+          <w:szCs w:val="21"/>
+          <w:lang w:val="en-US" w:eastAsia="zh-CN"/>
+        </w:rPr>
+        <w:t>赶紧离开</w:t>
+      </w:r>
+      <w:r>
+        <w:rPr>
+          <w:rFonts w:hint="eastAsia" w:ascii="宋体" w:hAnsi="宋体" w:eastAsia="宋体"/>
+          <w:b w:val="0"/>
+          <w:bCs w:val="0"/>
+          <w:sz w:val="21"/>
+          <w:szCs w:val="21"/>
+          <w:lang w:val="en-US" w:eastAsia="zh-CN"/>
+        </w:rPr>
+        <w:t>。</w:t>
+      </w:r>
+    </w:p>
+    <w:p>
+      <w:pPr>
+        <w:pStyle w:val="10"/>
+        <w:widowControl/>
+        <w:numPr>
+          <w:ilvl w:val="0"/>
+          <w:numId w:val="0"/>
+        </w:numPr>
+        <w:spacing w:line="240" w:lineRule="auto"/>
+        <w:jc w:val="left"/>
+        <w:rPr>
+          <w:rFonts w:hint="eastAsia" w:ascii="宋体" w:hAnsi="宋体" w:eastAsia="宋体"/>
+          <w:b w:val="0"/>
+          <w:bCs w:val="0"/>
+          <w:sz w:val="21"/>
+          <w:szCs w:val="21"/>
+          <w:lang w:val="en-US" w:eastAsia="zh-CN"/>
+        </w:rPr>
+      </w:pPr>
+      <w:r>
+        <w:rPr>
+          <w:rFonts w:hint="eastAsia" w:ascii="宋体" w:hAnsi="宋体" w:eastAsia="宋体"/>
+          <w:b w:val="0"/>
+          <w:bCs w:val="0"/>
+          <w:sz w:val="21"/>
+          <w:szCs w:val="21"/>
+          <w:lang w:val="en-US" w:eastAsia="zh-CN"/>
+        </w:rPr>
+        <w:t>村民乙：</w:t>
+      </w:r>
+      <w:r>
+        <w:rPr>
+          <w:rFonts w:hint="default" w:ascii="宋体" w:hAnsi="宋体" w:eastAsia="宋体"/>
+          <w:b w:val="0"/>
+          <w:bCs w:val="0"/>
+          <w:sz w:val="21"/>
+          <w:szCs w:val="21"/>
+          <w:lang w:val="en-US" w:eastAsia="zh-CN"/>
+        </w:rPr>
+        <w:t>永州是石头城</w:t>
+      </w:r>
+      <w:r>
+        <w:rPr>
+          <w:rFonts w:hint="eastAsia" w:ascii="宋体" w:hAnsi="宋体" w:eastAsia="宋体"/>
+          <w:b w:val="0"/>
+          <w:bCs w:val="0"/>
+          <w:sz w:val="21"/>
+          <w:szCs w:val="21"/>
+          <w:lang w:val="en-US" w:eastAsia="zh-CN"/>
+        </w:rPr>
+        <w:t>，</w:t>
+      </w:r>
+      <w:r>
+        <w:rPr>
+          <w:rFonts w:hint="default" w:ascii="宋体" w:hAnsi="宋体" w:eastAsia="宋体"/>
+          <w:b w:val="0"/>
+          <w:bCs w:val="0"/>
+          <w:sz w:val="21"/>
+          <w:szCs w:val="21"/>
+          <w:lang w:val="en-US" w:eastAsia="zh-CN"/>
+        </w:rPr>
+        <w:t>巨蟒</w:t>
+      </w:r>
+      <w:r>
+        <w:rPr>
+          <w:rFonts w:hint="eastAsia" w:ascii="宋体" w:hAnsi="宋体" w:eastAsia="宋体"/>
+          <w:b w:val="0"/>
+          <w:bCs w:val="0"/>
+          <w:sz w:val="21"/>
+          <w:szCs w:val="21"/>
+          <w:lang w:val="en-US" w:eastAsia="zh-CN"/>
+        </w:rPr>
+        <w:t>？</w:t>
+      </w:r>
+      <w:r>
+        <w:rPr>
+          <w:rFonts w:hint="default" w:ascii="宋体" w:hAnsi="宋体" w:eastAsia="宋体"/>
+          <w:b w:val="0"/>
+          <w:bCs w:val="0"/>
+          <w:sz w:val="21"/>
+          <w:szCs w:val="21"/>
+          <w:lang w:val="en-US" w:eastAsia="zh-CN"/>
+        </w:rPr>
+        <w:t>净瞎说</w:t>
+      </w:r>
+      <w:r>
+        <w:rPr>
+          <w:rFonts w:hint="eastAsia" w:ascii="宋体" w:hAnsi="宋体" w:eastAsia="宋体"/>
+          <w:b w:val="0"/>
+          <w:bCs w:val="0"/>
+          <w:sz w:val="21"/>
+          <w:szCs w:val="21"/>
+          <w:lang w:val="en-US" w:eastAsia="zh-CN"/>
+        </w:rPr>
+        <w:t>。</w:t>
+      </w:r>
+    </w:p>
+    <w:p>
+      <w:pPr>
+        <w:pStyle w:val="10"/>
+        <w:widowControl/>
+        <w:numPr>
+          <w:ilvl w:val="0"/>
+          <w:numId w:val="0"/>
+        </w:numPr>
+        <w:spacing w:line="240" w:lineRule="auto"/>
+        <w:jc w:val="left"/>
+        <w:rPr>
+          <w:rFonts w:hint="eastAsia" w:ascii="宋体" w:hAnsi="宋体" w:eastAsia="宋体"/>
+          <w:b w:val="0"/>
+          <w:bCs w:val="0"/>
+          <w:sz w:val="21"/>
+          <w:szCs w:val="21"/>
+          <w:lang w:val="en-US" w:eastAsia="zh-CN"/>
+        </w:rPr>
+      </w:pPr>
+      <w:r>
+        <w:rPr>
+          <w:rFonts w:hint="eastAsia" w:ascii="宋体" w:hAnsi="宋体" w:eastAsia="宋体"/>
+          <w:b w:val="0"/>
+          <w:bCs w:val="0"/>
+          <w:sz w:val="21"/>
+          <w:szCs w:val="21"/>
+          <w:lang w:val="en-US" w:eastAsia="zh-CN"/>
+        </w:rPr>
+        <w:t>大婶：</w:t>
+      </w:r>
+      <w:r>
+        <w:rPr>
+          <w:rFonts w:hint="default" w:ascii="宋体" w:hAnsi="宋体" w:eastAsia="宋体"/>
+          <w:b w:val="0"/>
+          <w:bCs w:val="0"/>
+          <w:sz w:val="21"/>
+          <w:szCs w:val="21"/>
+          <w:lang w:val="en-US" w:eastAsia="zh-CN"/>
+        </w:rPr>
+        <w:t>阿宣</w:t>
+      </w:r>
+      <w:r>
+        <w:rPr>
+          <w:rFonts w:hint="eastAsia" w:ascii="宋体" w:hAnsi="宋体" w:eastAsia="宋体"/>
+          <w:b w:val="0"/>
+          <w:bCs w:val="0"/>
+          <w:sz w:val="21"/>
+          <w:szCs w:val="21"/>
+          <w:lang w:val="en-US" w:eastAsia="zh-CN"/>
+        </w:rPr>
+        <w:t>，</w:t>
+      </w:r>
+      <w:r>
+        <w:rPr>
+          <w:rFonts w:hint="default" w:ascii="宋体" w:hAnsi="宋体" w:eastAsia="宋体"/>
+          <w:b w:val="0"/>
+          <w:bCs w:val="0"/>
+          <w:sz w:val="21"/>
+          <w:szCs w:val="21"/>
+          <w:lang w:val="en-US" w:eastAsia="zh-CN"/>
+        </w:rPr>
+        <w:t>你终于回来了</w:t>
+      </w:r>
+      <w:r>
+        <w:rPr>
+          <w:rFonts w:hint="eastAsia" w:ascii="宋体" w:hAnsi="宋体" w:eastAsia="宋体"/>
+          <w:b w:val="0"/>
+          <w:bCs w:val="0"/>
+          <w:sz w:val="21"/>
+          <w:szCs w:val="21"/>
+          <w:lang w:val="en-US" w:eastAsia="zh-CN"/>
+        </w:rPr>
+        <w:t>。</w:t>
+      </w:r>
+    </w:p>
+    <w:p>
+      <w:pPr>
+        <w:pStyle w:val="10"/>
+        <w:widowControl/>
+        <w:numPr>
+          <w:ilvl w:val="0"/>
+          <w:numId w:val="0"/>
+        </w:numPr>
+        <w:spacing w:line="240" w:lineRule="auto"/>
+        <w:jc w:val="left"/>
+        <w:rPr>
+          <w:rFonts w:hint="default" w:ascii="宋体" w:hAnsi="宋体" w:eastAsia="宋体"/>
+          <w:b w:val="0"/>
+          <w:bCs w:val="0"/>
+          <w:sz w:val="21"/>
+          <w:szCs w:val="21"/>
+          <w:lang w:val="en-US" w:eastAsia="zh-CN"/>
+        </w:rPr>
+      </w:pPr>
+      <w:r>
+        <w:rPr>
+          <w:rFonts w:hint="eastAsia" w:ascii="宋体" w:hAnsi="宋体" w:eastAsia="宋体"/>
+          <w:b w:val="0"/>
+          <w:bCs w:val="0"/>
+          <w:sz w:val="21"/>
+          <w:szCs w:val="21"/>
+          <w:lang w:val="en-US" w:eastAsia="zh-CN"/>
+        </w:rPr>
+        <w:t>阿宣：</w:t>
+      </w:r>
+      <w:r>
+        <w:rPr>
+          <w:rFonts w:hint="default" w:ascii="宋体" w:hAnsi="宋体" w:eastAsia="宋体"/>
+          <w:b w:val="0"/>
+          <w:bCs w:val="0"/>
+          <w:sz w:val="21"/>
+          <w:szCs w:val="21"/>
+          <w:lang w:val="en-US" w:eastAsia="zh-CN"/>
+        </w:rPr>
+        <w:t>大婶您赶紧离开</w:t>
+      </w:r>
+      <w:r>
+        <w:rPr>
+          <w:rFonts w:hint="eastAsia" w:ascii="宋体" w:hAnsi="宋体" w:eastAsia="宋体"/>
+          <w:b w:val="0"/>
+          <w:bCs w:val="0"/>
+          <w:sz w:val="21"/>
+          <w:szCs w:val="21"/>
+          <w:lang w:val="en-US" w:eastAsia="zh-CN"/>
+        </w:rPr>
+        <w:t>，</w:t>
+      </w:r>
+      <w:r>
+        <w:rPr>
+          <w:rFonts w:hint="default" w:ascii="宋体" w:hAnsi="宋体" w:eastAsia="宋体"/>
+          <w:b w:val="0"/>
+          <w:bCs w:val="0"/>
+          <w:sz w:val="21"/>
+          <w:szCs w:val="21"/>
+          <w:lang w:val="en-US" w:eastAsia="zh-CN"/>
+        </w:rPr>
+        <w:t>快</w:t>
+      </w:r>
+      <w:r>
+        <w:rPr>
+          <w:rFonts w:hint="eastAsia" w:ascii="宋体" w:hAnsi="宋体" w:eastAsia="宋体"/>
+          <w:b w:val="0"/>
+          <w:bCs w:val="0"/>
+          <w:sz w:val="21"/>
+          <w:szCs w:val="21"/>
+          <w:lang w:val="en-US" w:eastAsia="zh-CN"/>
+        </w:rPr>
+        <w:t>。</w:t>
+      </w:r>
+    </w:p>
+    <w:p>
+      <w:pPr>
+        <w:pStyle w:val="10"/>
+        <w:widowControl/>
+        <w:numPr>
+          <w:ilvl w:val="0"/>
+          <w:numId w:val="0"/>
+        </w:numPr>
+        <w:spacing w:line="240" w:lineRule="auto"/>
+        <w:jc w:val="left"/>
+        <w:rPr>
+          <w:rFonts w:hint="eastAsia" w:ascii="宋体" w:hAnsi="宋体" w:eastAsia="宋体"/>
+          <w:b w:val="0"/>
+          <w:bCs w:val="0"/>
+          <w:sz w:val="21"/>
+          <w:szCs w:val="21"/>
+          <w:lang w:val="en-US" w:eastAsia="zh-CN"/>
+        </w:rPr>
+      </w:pPr>
+      <w:r>
+        <w:rPr>
+          <w:rFonts w:hint="eastAsia" w:ascii="宋体" w:hAnsi="宋体" w:eastAsia="宋体"/>
+          <w:b w:val="0"/>
+          <w:bCs w:val="0"/>
+          <w:sz w:val="21"/>
+          <w:szCs w:val="21"/>
+          <w:lang w:val="en-US" w:eastAsia="zh-CN"/>
+        </w:rPr>
+        <w:t>大婶：</w:t>
+      </w:r>
+      <w:r>
+        <w:rPr>
+          <w:rFonts w:hint="default" w:ascii="宋体" w:hAnsi="宋体" w:eastAsia="宋体"/>
+          <w:b w:val="0"/>
+          <w:bCs w:val="0"/>
+          <w:sz w:val="21"/>
+          <w:szCs w:val="21"/>
+          <w:lang w:val="en-US" w:eastAsia="zh-CN"/>
+        </w:rPr>
+        <w:t>那我回去收拾收拾</w:t>
+      </w:r>
+      <w:r>
+        <w:rPr>
+          <w:rFonts w:hint="eastAsia" w:ascii="宋体" w:hAnsi="宋体" w:eastAsia="宋体"/>
+          <w:b w:val="0"/>
+          <w:bCs w:val="0"/>
+          <w:sz w:val="21"/>
+          <w:szCs w:val="21"/>
+          <w:lang w:val="en-US" w:eastAsia="zh-CN"/>
+        </w:rPr>
+        <w:t>。</w:t>
+      </w:r>
+    </w:p>
+    <w:p>
+      <w:pPr>
+        <w:pStyle w:val="10"/>
+        <w:widowControl/>
+        <w:numPr>
+          <w:ilvl w:val="0"/>
+          <w:numId w:val="0"/>
+        </w:numPr>
+        <w:spacing w:line="240" w:lineRule="auto"/>
+        <w:jc w:val="left"/>
+        <w:rPr>
+          <w:rFonts w:hint="default" w:ascii="宋体" w:hAnsi="宋体" w:eastAsia="宋体"/>
+          <w:b w:val="0"/>
+          <w:bCs w:val="0"/>
+          <w:sz w:val="21"/>
+          <w:szCs w:val="21"/>
+          <w:lang w:val="en-US" w:eastAsia="zh-CN"/>
+        </w:rPr>
+      </w:pPr>
+    </w:p>
+    <w:p>
+      <w:pPr>
+        <w:pStyle w:val="10"/>
+        <w:widowControl/>
+        <w:numPr>
+          <w:ilvl w:val="0"/>
+          <w:numId w:val="0"/>
+        </w:numPr>
+        <w:spacing w:line="240" w:lineRule="auto"/>
+        <w:jc w:val="left"/>
+        <w:rPr>
+          <w:rFonts w:hint="default" w:ascii="宋体" w:hAnsi="宋体" w:eastAsia="宋体"/>
+          <w:b w:val="0"/>
+          <w:bCs w:val="0"/>
+          <w:sz w:val="21"/>
+          <w:szCs w:val="21"/>
+          <w:lang w:val="en-US" w:eastAsia="zh-CN"/>
+        </w:rPr>
+      </w:pPr>
+      <w:r>
+        <w:rPr>
+          <w:rFonts w:hint="eastAsia" w:ascii="宋体" w:hAnsi="宋体" w:eastAsia="宋体"/>
+          <w:b w:val="0"/>
+          <w:bCs w:val="0"/>
+          <w:sz w:val="21"/>
+          <w:szCs w:val="21"/>
+          <w:lang w:val="en-US" w:eastAsia="zh-CN"/>
+        </w:rPr>
+        <w:t>下人：</w:t>
+      </w:r>
+      <w:r>
+        <w:rPr>
+          <w:rFonts w:hint="default" w:ascii="宋体" w:hAnsi="宋体" w:eastAsia="宋体"/>
+          <w:b w:val="0"/>
+          <w:bCs w:val="0"/>
+          <w:sz w:val="21"/>
+          <w:szCs w:val="21"/>
+          <w:lang w:val="en-US" w:eastAsia="zh-CN"/>
+        </w:rPr>
+        <w:t>洞虚演道</w:t>
+      </w:r>
+      <w:r>
+        <w:rPr>
+          <w:rFonts w:hint="eastAsia" w:ascii="宋体" w:hAnsi="宋体" w:eastAsia="宋体"/>
+          <w:b w:val="0"/>
+          <w:bCs w:val="0"/>
+          <w:sz w:val="21"/>
+          <w:szCs w:val="21"/>
+          <w:lang w:val="en-US" w:eastAsia="zh-CN"/>
+        </w:rPr>
+        <w:t>，</w:t>
+      </w:r>
+      <w:r>
+        <w:rPr>
+          <w:rFonts w:hint="default" w:ascii="宋体" w:hAnsi="宋体" w:eastAsia="宋体"/>
+          <w:b w:val="0"/>
+          <w:bCs w:val="0"/>
+          <w:sz w:val="21"/>
+          <w:szCs w:val="21"/>
+          <w:lang w:val="en-US" w:eastAsia="zh-CN"/>
+        </w:rPr>
+        <w:t>太阴真君</w:t>
+      </w:r>
+      <w:r>
+        <w:rPr>
+          <w:rFonts w:hint="eastAsia" w:ascii="宋体" w:hAnsi="宋体" w:eastAsia="宋体"/>
+          <w:b w:val="0"/>
+          <w:bCs w:val="0"/>
+          <w:sz w:val="21"/>
+          <w:szCs w:val="21"/>
+          <w:lang w:val="en-US" w:eastAsia="zh-CN"/>
+        </w:rPr>
+        <w:t>。</w:t>
+      </w:r>
+    </w:p>
+    <w:p>
+      <w:pPr>
+        <w:pStyle w:val="10"/>
+        <w:widowControl/>
+        <w:numPr>
+          <w:ilvl w:val="0"/>
+          <w:numId w:val="0"/>
+        </w:numPr>
+        <w:spacing w:line="240" w:lineRule="auto"/>
+        <w:jc w:val="left"/>
+        <w:rPr>
+          <w:rFonts w:hint="default" w:ascii="宋体" w:hAnsi="宋体" w:eastAsia="宋体"/>
+          <w:b w:val="0"/>
+          <w:bCs w:val="0"/>
+          <w:sz w:val="21"/>
+          <w:szCs w:val="21"/>
+          <w:lang w:val="en-US" w:eastAsia="zh-CN"/>
+        </w:rPr>
+      </w:pPr>
+      <w:r>
+        <w:rPr>
+          <w:rFonts w:hint="eastAsia" w:ascii="宋体" w:hAnsi="宋体" w:eastAsia="宋体"/>
+          <w:b w:val="0"/>
+          <w:bCs w:val="0"/>
+          <w:sz w:val="21"/>
+          <w:szCs w:val="21"/>
+          <w:lang w:val="en-US" w:eastAsia="zh-CN"/>
+        </w:rPr>
+        <w:t>只见村口一声喊叫，随之而来的是浩浩荡荡的朝廷军队，国师就在军队最前方的车架当中。</w:t>
+      </w:r>
+    </w:p>
+    <w:p>
+      <w:pPr>
+        <w:pStyle w:val="10"/>
+        <w:widowControl/>
+        <w:numPr>
+          <w:ilvl w:val="0"/>
+          <w:numId w:val="0"/>
+        </w:numPr>
+        <w:spacing w:line="240" w:lineRule="auto"/>
+        <w:jc w:val="left"/>
+        <w:rPr>
+          <w:rFonts w:hint="eastAsia" w:ascii="宋体" w:hAnsi="宋体" w:eastAsia="宋体"/>
+          <w:b w:val="0"/>
+          <w:bCs w:val="0"/>
+          <w:sz w:val="21"/>
+          <w:szCs w:val="21"/>
+          <w:lang w:val="en-US" w:eastAsia="zh-CN"/>
+        </w:rPr>
+      </w:pPr>
+      <w:r>
+        <w:rPr>
+          <w:rFonts w:hint="eastAsia" w:ascii="宋体" w:hAnsi="宋体" w:eastAsia="宋体"/>
+          <w:b w:val="0"/>
+          <w:bCs w:val="0"/>
+          <w:sz w:val="21"/>
+          <w:szCs w:val="21"/>
+          <w:lang w:val="en-US" w:eastAsia="zh-CN"/>
+        </w:rPr>
+        <w:t>国师：一条巨蟒？</w:t>
+      </w:r>
+      <w:r>
+        <w:rPr>
+          <w:rFonts w:hint="default" w:ascii="宋体" w:hAnsi="宋体" w:eastAsia="宋体"/>
+          <w:b w:val="0"/>
+          <w:bCs w:val="0"/>
+          <w:sz w:val="21"/>
+          <w:szCs w:val="21"/>
+          <w:lang w:val="en-US" w:eastAsia="zh-CN"/>
+        </w:rPr>
+        <w:t>但你是一只妖怪</w:t>
+      </w:r>
+      <w:r>
+        <w:rPr>
+          <w:rFonts w:hint="eastAsia" w:ascii="宋体" w:hAnsi="宋体" w:eastAsia="宋体"/>
+          <w:b w:val="0"/>
+          <w:bCs w:val="0"/>
+          <w:sz w:val="21"/>
+          <w:szCs w:val="21"/>
+          <w:lang w:val="en-US" w:eastAsia="zh-CN"/>
+        </w:rPr>
+        <w:t>，</w:t>
+      </w:r>
+      <w:r>
+        <w:rPr>
+          <w:rFonts w:hint="default" w:ascii="宋体" w:hAnsi="宋体" w:eastAsia="宋体"/>
+          <w:b w:val="0"/>
+          <w:bCs w:val="0"/>
+          <w:sz w:val="21"/>
+          <w:szCs w:val="21"/>
+          <w:lang w:val="en-US" w:eastAsia="zh-CN"/>
+        </w:rPr>
+        <w:t>又怎知你不是妖言惑众</w:t>
+      </w:r>
+      <w:r>
+        <w:rPr>
+          <w:rFonts w:hint="eastAsia" w:ascii="宋体" w:hAnsi="宋体" w:eastAsia="宋体"/>
+          <w:b w:val="0"/>
+          <w:bCs w:val="0"/>
+          <w:sz w:val="21"/>
+          <w:szCs w:val="21"/>
+          <w:lang w:val="en-US" w:eastAsia="zh-CN"/>
+        </w:rPr>
+        <w:t>。</w:t>
+      </w:r>
+    </w:p>
+    <w:p>
+      <w:pPr>
+        <w:pStyle w:val="10"/>
+        <w:widowControl/>
+        <w:numPr>
+          <w:ilvl w:val="0"/>
+          <w:numId w:val="0"/>
+        </w:numPr>
+        <w:spacing w:line="240" w:lineRule="auto"/>
+        <w:jc w:val="left"/>
+        <w:rPr>
+          <w:rFonts w:hint="default" w:ascii="宋体" w:hAnsi="宋体" w:eastAsia="宋体"/>
+          <w:b w:val="0"/>
+          <w:bCs w:val="0"/>
+          <w:sz w:val="21"/>
+          <w:szCs w:val="21"/>
+          <w:lang w:val="en-US" w:eastAsia="zh-CN"/>
+        </w:rPr>
+      </w:pPr>
+      <w:r>
+        <w:rPr>
+          <w:rFonts w:hint="eastAsia" w:ascii="宋体" w:hAnsi="宋体" w:eastAsia="宋体"/>
+          <w:b w:val="0"/>
+          <w:bCs w:val="0"/>
+          <w:sz w:val="21"/>
+          <w:szCs w:val="21"/>
+          <w:lang w:val="en-US" w:eastAsia="zh-CN"/>
+        </w:rPr>
+        <w:t>说罢，他施展法术，将你控制在空中，让你的尾巴露了出来。</w:t>
+      </w:r>
+    </w:p>
+    <w:p>
+      <w:pPr>
+        <w:pStyle w:val="10"/>
+        <w:widowControl/>
+        <w:numPr>
+          <w:ilvl w:val="0"/>
+          <w:numId w:val="0"/>
+        </w:numPr>
+        <w:spacing w:line="240" w:lineRule="auto"/>
+        <w:jc w:val="left"/>
+        <w:rPr>
+          <w:rFonts w:hint="default" w:ascii="宋体" w:hAnsi="宋体" w:eastAsia="宋体"/>
+          <w:b w:val="0"/>
+          <w:bCs w:val="0"/>
+          <w:sz w:val="21"/>
+          <w:szCs w:val="21"/>
+          <w:lang w:val="en-US" w:eastAsia="zh-CN"/>
+        </w:rPr>
+      </w:pPr>
+      <w:r>
+        <w:rPr>
+          <w:rFonts w:hint="eastAsia" w:ascii="宋体" w:hAnsi="宋体" w:eastAsia="宋体"/>
+          <w:b w:val="0"/>
+          <w:bCs w:val="0"/>
+          <w:sz w:val="21"/>
+          <w:szCs w:val="21"/>
+          <w:lang w:val="en-US" w:eastAsia="zh-CN"/>
+        </w:rPr>
+        <w:t>阿宣：</w:t>
+      </w:r>
+      <w:r>
+        <w:rPr>
+          <w:rFonts w:hint="default" w:ascii="宋体" w:hAnsi="宋体" w:eastAsia="宋体"/>
+          <w:b w:val="0"/>
+          <w:bCs w:val="0"/>
+          <w:sz w:val="21"/>
+          <w:szCs w:val="21"/>
+          <w:lang w:val="en-US" w:eastAsia="zh-CN"/>
+        </w:rPr>
+        <w:t>你身为国师</w:t>
+      </w:r>
+      <w:r>
+        <w:rPr>
+          <w:rFonts w:hint="eastAsia" w:ascii="宋体" w:hAnsi="宋体" w:eastAsia="宋体"/>
+          <w:b w:val="0"/>
+          <w:bCs w:val="0"/>
+          <w:sz w:val="21"/>
+          <w:szCs w:val="21"/>
+          <w:lang w:val="en-US" w:eastAsia="zh-CN"/>
+        </w:rPr>
+        <w:t>，</w:t>
+      </w:r>
+      <w:r>
+        <w:rPr>
+          <w:rFonts w:hint="default" w:ascii="宋体" w:hAnsi="宋体" w:eastAsia="宋体"/>
+          <w:b w:val="0"/>
+          <w:bCs w:val="0"/>
+          <w:sz w:val="21"/>
+          <w:szCs w:val="21"/>
+          <w:lang w:val="en-US" w:eastAsia="zh-CN"/>
+        </w:rPr>
+        <w:t>却不能保民平安</w:t>
+      </w:r>
+      <w:r>
+        <w:rPr>
+          <w:rFonts w:hint="eastAsia" w:ascii="宋体" w:hAnsi="宋体" w:eastAsia="宋体"/>
+          <w:b w:val="0"/>
+          <w:bCs w:val="0"/>
+          <w:sz w:val="21"/>
+          <w:szCs w:val="21"/>
+          <w:lang w:val="en-US" w:eastAsia="zh-CN"/>
+        </w:rPr>
+        <w:t>，</w:t>
+      </w:r>
+      <w:r>
+        <w:rPr>
+          <w:rFonts w:hint="default" w:ascii="宋体" w:hAnsi="宋体" w:eastAsia="宋体"/>
+          <w:b w:val="0"/>
+          <w:bCs w:val="0"/>
+          <w:sz w:val="21"/>
+          <w:szCs w:val="21"/>
+          <w:lang w:val="en-US" w:eastAsia="zh-CN"/>
+        </w:rPr>
+        <w:t>净做些祸害人的事</w:t>
+      </w:r>
+      <w:r>
+        <w:rPr>
+          <w:rFonts w:hint="eastAsia" w:ascii="宋体" w:hAnsi="宋体" w:eastAsia="宋体"/>
+          <w:b w:val="0"/>
+          <w:bCs w:val="0"/>
+          <w:sz w:val="21"/>
+          <w:szCs w:val="21"/>
+          <w:lang w:val="en-US" w:eastAsia="zh-CN"/>
+        </w:rPr>
+        <w:t>。</w:t>
+      </w:r>
+    </w:p>
+    <w:p>
+      <w:pPr>
+        <w:pStyle w:val="10"/>
+        <w:widowControl/>
+        <w:numPr>
+          <w:ilvl w:val="0"/>
+          <w:numId w:val="0"/>
+        </w:numPr>
+        <w:spacing w:line="240" w:lineRule="auto"/>
+        <w:jc w:val="left"/>
+        <w:rPr>
+          <w:rFonts w:hint="default" w:ascii="宋体" w:hAnsi="宋体" w:eastAsia="宋体"/>
+          <w:b w:val="0"/>
+          <w:bCs w:val="0"/>
+          <w:sz w:val="21"/>
+          <w:szCs w:val="21"/>
+          <w:lang w:val="en-US" w:eastAsia="zh-CN"/>
+        </w:rPr>
+      </w:pPr>
+      <w:r>
+        <w:rPr>
+          <w:rFonts w:hint="eastAsia" w:ascii="宋体" w:hAnsi="宋体" w:eastAsia="宋体"/>
+          <w:b w:val="0"/>
+          <w:bCs w:val="0"/>
+          <w:sz w:val="21"/>
+          <w:szCs w:val="21"/>
+          <w:lang w:val="en-US" w:eastAsia="zh-CN"/>
+        </w:rPr>
+        <w:t>村民丙：(惊呼)</w:t>
+      </w:r>
+      <w:r>
+        <w:rPr>
+          <w:rFonts w:hint="default" w:ascii="宋体" w:hAnsi="宋体" w:eastAsia="宋体"/>
+          <w:b w:val="0"/>
+          <w:bCs w:val="0"/>
+          <w:sz w:val="21"/>
+          <w:szCs w:val="21"/>
+          <w:lang w:val="en-US" w:eastAsia="zh-CN"/>
+        </w:rPr>
+        <w:t>他真的是妖怪</w:t>
+      </w:r>
+      <w:r>
+        <w:rPr>
+          <w:rFonts w:hint="eastAsia" w:ascii="宋体" w:hAnsi="宋体" w:eastAsia="宋体"/>
+          <w:b w:val="0"/>
+          <w:bCs w:val="0"/>
+          <w:sz w:val="21"/>
+          <w:szCs w:val="21"/>
+          <w:lang w:val="en-US" w:eastAsia="zh-CN"/>
+        </w:rPr>
+        <w:t>！</w:t>
+      </w:r>
+    </w:p>
+    <w:p>
+      <w:pPr>
+        <w:pStyle w:val="10"/>
+        <w:widowControl/>
+        <w:numPr>
+          <w:ilvl w:val="0"/>
+          <w:numId w:val="0"/>
+        </w:numPr>
+        <w:spacing w:line="240" w:lineRule="auto"/>
+        <w:jc w:val="left"/>
+        <w:rPr>
+          <w:rFonts w:hint="default" w:ascii="宋体" w:hAnsi="宋体" w:eastAsia="宋体"/>
+          <w:b w:val="0"/>
+          <w:bCs w:val="0"/>
+          <w:sz w:val="21"/>
+          <w:szCs w:val="21"/>
+          <w:lang w:val="en-US" w:eastAsia="zh-CN"/>
+        </w:rPr>
+      </w:pPr>
+      <w:r>
+        <w:rPr>
+          <w:rFonts w:hint="eastAsia" w:ascii="宋体" w:hAnsi="宋体" w:eastAsia="宋体"/>
+          <w:b w:val="0"/>
+          <w:bCs w:val="0"/>
+          <w:sz w:val="21"/>
+          <w:szCs w:val="21"/>
+          <w:lang w:val="en-US" w:eastAsia="zh-CN"/>
+        </w:rPr>
+        <w:t>阿宣：</w:t>
+      </w:r>
+      <w:r>
+        <w:rPr>
+          <w:rFonts w:hint="default" w:ascii="宋体" w:hAnsi="宋体" w:eastAsia="宋体"/>
+          <w:b w:val="0"/>
+          <w:bCs w:val="0"/>
+          <w:sz w:val="21"/>
+          <w:szCs w:val="21"/>
+          <w:lang w:val="en-US" w:eastAsia="zh-CN"/>
+        </w:rPr>
+        <w:t>是</w:t>
+      </w:r>
+      <w:r>
+        <w:rPr>
+          <w:rFonts w:hint="eastAsia" w:ascii="宋体" w:hAnsi="宋体" w:eastAsia="宋体"/>
+          <w:b w:val="0"/>
+          <w:bCs w:val="0"/>
+          <w:sz w:val="21"/>
+          <w:szCs w:val="21"/>
+          <w:lang w:val="en-US" w:eastAsia="zh-CN"/>
+        </w:rPr>
+        <w:t>，</w:t>
+      </w:r>
+      <w:r>
+        <w:rPr>
+          <w:rFonts w:hint="default" w:ascii="宋体" w:hAnsi="宋体" w:eastAsia="宋体"/>
+          <w:b w:val="0"/>
+          <w:bCs w:val="0"/>
+          <w:sz w:val="21"/>
+          <w:szCs w:val="21"/>
+          <w:lang w:val="en-US" w:eastAsia="zh-CN"/>
+        </w:rPr>
+        <w:t>我是妖怪了</w:t>
+      </w:r>
+      <w:r>
+        <w:rPr>
+          <w:rFonts w:hint="eastAsia" w:ascii="宋体" w:hAnsi="宋体" w:eastAsia="宋体"/>
+          <w:b w:val="0"/>
+          <w:bCs w:val="0"/>
+          <w:sz w:val="21"/>
+          <w:szCs w:val="21"/>
+          <w:lang w:val="en-US" w:eastAsia="zh-CN"/>
+        </w:rPr>
+        <w:t>，</w:t>
+      </w:r>
+      <w:r>
+        <w:rPr>
+          <w:rFonts w:hint="default" w:ascii="宋体" w:hAnsi="宋体" w:eastAsia="宋体"/>
+          <w:b w:val="0"/>
+          <w:bCs w:val="0"/>
+          <w:sz w:val="21"/>
+          <w:szCs w:val="21"/>
+          <w:lang w:val="en-US" w:eastAsia="zh-CN"/>
+        </w:rPr>
+        <w:t>但我还是阿宣</w:t>
+      </w:r>
+      <w:r>
+        <w:rPr>
+          <w:rFonts w:hint="eastAsia" w:ascii="宋体" w:hAnsi="宋体" w:eastAsia="宋体"/>
+          <w:b w:val="0"/>
+          <w:bCs w:val="0"/>
+          <w:sz w:val="21"/>
+          <w:szCs w:val="21"/>
+          <w:lang w:val="en-US" w:eastAsia="zh-CN"/>
+        </w:rPr>
+        <w:t>。</w:t>
+      </w:r>
+      <w:r>
+        <w:rPr>
+          <w:rFonts w:hint="default" w:ascii="宋体" w:hAnsi="宋体" w:eastAsia="宋体"/>
+          <w:b w:val="0"/>
+          <w:bCs w:val="0"/>
+          <w:sz w:val="21"/>
+          <w:szCs w:val="21"/>
+          <w:lang w:val="en-US" w:eastAsia="zh-CN"/>
+        </w:rPr>
+        <w:t>我赶回来就是为了让你们快逃</w:t>
+      </w:r>
+      <w:r>
+        <w:rPr>
+          <w:rFonts w:hint="eastAsia" w:ascii="宋体" w:hAnsi="宋体" w:eastAsia="宋体"/>
+          <w:b w:val="0"/>
+          <w:bCs w:val="0"/>
+          <w:sz w:val="21"/>
+          <w:szCs w:val="21"/>
+          <w:lang w:val="en-US" w:eastAsia="zh-CN"/>
+        </w:rPr>
+        <w:t>，</w:t>
+      </w:r>
+      <w:r>
+        <w:rPr>
+          <w:rFonts w:hint="default" w:ascii="宋体" w:hAnsi="宋体" w:eastAsia="宋体"/>
+          <w:b w:val="0"/>
+          <w:bCs w:val="0"/>
+          <w:sz w:val="21"/>
+          <w:szCs w:val="21"/>
+          <w:lang w:val="en-US" w:eastAsia="zh-CN"/>
+        </w:rPr>
+        <w:t>永州城毁了</w:t>
+      </w:r>
+      <w:r>
+        <w:rPr>
+          <w:rFonts w:hint="eastAsia" w:ascii="宋体" w:hAnsi="宋体" w:eastAsia="宋体"/>
+          <w:b w:val="0"/>
+          <w:bCs w:val="0"/>
+          <w:sz w:val="21"/>
+          <w:szCs w:val="21"/>
+          <w:lang w:val="en-US" w:eastAsia="zh-CN"/>
+        </w:rPr>
+        <w:t>，</w:t>
+      </w:r>
+      <w:r>
+        <w:rPr>
+          <w:rFonts w:hint="default" w:ascii="宋体" w:hAnsi="宋体" w:eastAsia="宋体"/>
+          <w:b w:val="0"/>
+          <w:bCs w:val="0"/>
+          <w:sz w:val="21"/>
+          <w:szCs w:val="21"/>
+          <w:lang w:val="en-US" w:eastAsia="zh-CN"/>
+        </w:rPr>
+        <w:t>这也会毁了</w:t>
+      </w:r>
+      <w:r>
+        <w:rPr>
+          <w:rFonts w:hint="eastAsia" w:ascii="宋体" w:hAnsi="宋体" w:eastAsia="宋体"/>
+          <w:b w:val="0"/>
+          <w:bCs w:val="0"/>
+          <w:sz w:val="21"/>
+          <w:szCs w:val="21"/>
+          <w:lang w:val="en-US" w:eastAsia="zh-CN"/>
+        </w:rPr>
+        <w:t>。</w:t>
+      </w:r>
+      <w:r>
+        <w:rPr>
+          <w:rFonts w:hint="default" w:ascii="宋体" w:hAnsi="宋体" w:eastAsia="宋体"/>
+          <w:b w:val="0"/>
+          <w:bCs w:val="0"/>
+          <w:sz w:val="21"/>
+          <w:szCs w:val="21"/>
+          <w:lang w:val="en-US" w:eastAsia="zh-CN"/>
+        </w:rPr>
+        <w:t>大家要听我的赶紧离开这</w:t>
+      </w:r>
+      <w:r>
+        <w:rPr>
+          <w:rFonts w:hint="eastAsia" w:ascii="宋体" w:hAnsi="宋体" w:eastAsia="宋体"/>
+          <w:b w:val="0"/>
+          <w:bCs w:val="0"/>
+          <w:sz w:val="21"/>
+          <w:szCs w:val="21"/>
+          <w:lang w:val="en-US" w:eastAsia="zh-CN"/>
+        </w:rPr>
+        <w:t>。</w:t>
+      </w:r>
+    </w:p>
+    <w:p>
+      <w:pPr>
+        <w:pStyle w:val="10"/>
+        <w:widowControl/>
+        <w:numPr>
+          <w:ilvl w:val="0"/>
+          <w:numId w:val="0"/>
+        </w:numPr>
+        <w:spacing w:line="240" w:lineRule="auto"/>
+        <w:jc w:val="left"/>
+        <w:rPr>
+          <w:rFonts w:hint="default" w:ascii="宋体" w:hAnsi="宋体" w:eastAsia="宋体"/>
+          <w:b w:val="0"/>
+          <w:bCs w:val="0"/>
+          <w:sz w:val="21"/>
+          <w:szCs w:val="21"/>
+          <w:lang w:val="en-US" w:eastAsia="zh-CN"/>
+        </w:rPr>
+      </w:pPr>
+      <w:r>
+        <w:rPr>
+          <w:rFonts w:hint="eastAsia" w:ascii="宋体" w:hAnsi="宋体" w:eastAsia="宋体"/>
+          <w:b w:val="0"/>
+          <w:bCs w:val="0"/>
+          <w:sz w:val="21"/>
+          <w:szCs w:val="21"/>
+          <w:lang w:val="en-US" w:eastAsia="zh-CN"/>
+        </w:rPr>
+        <w:t>大家只是一味的震惊你的妖怪身份，甚至露出害怕与厌恶的神色，对你的警告不屑一顾。</w:t>
+      </w:r>
+    </w:p>
+    <w:p>
+      <w:pPr>
+        <w:pStyle w:val="10"/>
+        <w:widowControl/>
+        <w:numPr>
+          <w:ilvl w:val="0"/>
+          <w:numId w:val="0"/>
+        </w:numPr>
+        <w:spacing w:line="240" w:lineRule="auto"/>
+        <w:jc w:val="left"/>
+        <w:rPr>
+          <w:rFonts w:hint="default" w:ascii="宋体" w:hAnsi="宋体" w:eastAsia="宋体"/>
+          <w:b w:val="0"/>
+          <w:bCs w:val="0"/>
+          <w:sz w:val="21"/>
+          <w:szCs w:val="21"/>
+          <w:lang w:val="en-US" w:eastAsia="zh-CN"/>
+        </w:rPr>
+      </w:pPr>
+      <w:r>
+        <w:rPr>
+          <w:rFonts w:hint="eastAsia" w:ascii="宋体" w:hAnsi="宋体" w:eastAsia="宋体"/>
+          <w:b w:val="0"/>
+          <w:bCs w:val="0"/>
+          <w:sz w:val="21"/>
+          <w:szCs w:val="21"/>
+          <w:lang w:val="en-US" w:eastAsia="zh-CN"/>
+        </w:rPr>
+        <w:t>国师：</w:t>
+      </w:r>
+      <w:r>
+        <w:rPr>
+          <w:rFonts w:hint="default" w:ascii="宋体" w:hAnsi="宋体" w:eastAsia="宋体"/>
+          <w:b w:val="0"/>
+          <w:bCs w:val="0"/>
+          <w:sz w:val="21"/>
+          <w:szCs w:val="21"/>
+          <w:lang w:val="en-US" w:eastAsia="zh-CN"/>
+        </w:rPr>
+        <w:t>无能小妖</w:t>
+      </w:r>
+      <w:r>
+        <w:rPr>
+          <w:rFonts w:hint="eastAsia" w:ascii="宋体" w:hAnsi="宋体" w:eastAsia="宋体"/>
+          <w:b w:val="0"/>
+          <w:bCs w:val="0"/>
+          <w:sz w:val="21"/>
+          <w:szCs w:val="21"/>
+          <w:lang w:val="en-US" w:eastAsia="zh-CN"/>
+        </w:rPr>
+        <w:t>。</w:t>
+      </w:r>
+    </w:p>
+    <w:p>
+      <w:pPr>
+        <w:pStyle w:val="10"/>
+        <w:widowControl/>
+        <w:numPr>
+          <w:ilvl w:val="0"/>
+          <w:numId w:val="0"/>
+        </w:numPr>
+        <w:spacing w:line="240" w:lineRule="auto"/>
+        <w:jc w:val="left"/>
+        <w:rPr>
+          <w:rFonts w:hint="eastAsia" w:ascii="宋体" w:hAnsi="宋体" w:eastAsia="宋体"/>
+          <w:b w:val="0"/>
+          <w:bCs w:val="0"/>
+          <w:sz w:val="21"/>
+          <w:szCs w:val="21"/>
+          <w:lang w:val="en-US" w:eastAsia="zh-CN"/>
+        </w:rPr>
+      </w:pPr>
+      <w:r>
+        <w:rPr>
+          <w:rFonts w:hint="eastAsia" w:ascii="宋体" w:hAnsi="宋体" w:eastAsia="宋体"/>
+          <w:b w:val="0"/>
+          <w:bCs w:val="0"/>
+          <w:sz w:val="21"/>
+          <w:szCs w:val="21"/>
+          <w:lang w:val="en-US" w:eastAsia="zh-CN"/>
+        </w:rPr>
+        <w:t>阿宣：</w:t>
+      </w:r>
+      <w:r>
+        <w:rPr>
+          <w:rFonts w:hint="default" w:ascii="宋体" w:hAnsi="宋体" w:eastAsia="宋体"/>
+          <w:b w:val="0"/>
+          <w:bCs w:val="0"/>
+          <w:sz w:val="21"/>
+          <w:szCs w:val="21"/>
+          <w:lang w:val="en-US" w:eastAsia="zh-CN"/>
+        </w:rPr>
+        <w:t>捕蛇</w:t>
+      </w:r>
+      <w:r>
+        <w:rPr>
+          <w:rFonts w:hint="eastAsia" w:ascii="宋体" w:hAnsi="宋体" w:eastAsia="宋体"/>
+          <w:b w:val="0"/>
+          <w:bCs w:val="0"/>
+          <w:sz w:val="21"/>
+          <w:szCs w:val="21"/>
+          <w:lang w:val="en-US" w:eastAsia="zh-CN"/>
+        </w:rPr>
+        <w:t>，</w:t>
+      </w:r>
+      <w:r>
+        <w:rPr>
+          <w:rFonts w:hint="default" w:ascii="宋体" w:hAnsi="宋体" w:eastAsia="宋体"/>
+          <w:b w:val="0"/>
+          <w:bCs w:val="0"/>
+          <w:sz w:val="21"/>
+          <w:szCs w:val="21"/>
+          <w:lang w:val="en-US" w:eastAsia="zh-CN"/>
+        </w:rPr>
+        <w:t>捕蛇</w:t>
+      </w:r>
+      <w:r>
+        <w:rPr>
+          <w:rFonts w:hint="eastAsia" w:ascii="宋体" w:hAnsi="宋体" w:eastAsia="宋体"/>
+          <w:b w:val="0"/>
+          <w:bCs w:val="0"/>
+          <w:sz w:val="21"/>
+          <w:szCs w:val="21"/>
+          <w:lang w:val="en-US" w:eastAsia="zh-CN"/>
+        </w:rPr>
+        <w:t>。</w:t>
+      </w:r>
+      <w:r>
+        <w:rPr>
+          <w:rFonts w:hint="default" w:ascii="宋体" w:hAnsi="宋体" w:eastAsia="宋体"/>
+          <w:b w:val="0"/>
+          <w:bCs w:val="0"/>
+          <w:sz w:val="21"/>
+          <w:szCs w:val="21"/>
+          <w:lang w:val="en-US" w:eastAsia="zh-CN"/>
+        </w:rPr>
+        <w:t>你为了练功</w:t>
+      </w:r>
+      <w:r>
+        <w:rPr>
+          <w:rFonts w:hint="eastAsia" w:ascii="宋体" w:hAnsi="宋体" w:eastAsia="宋体"/>
+          <w:b w:val="0"/>
+          <w:bCs w:val="0"/>
+          <w:sz w:val="21"/>
+          <w:szCs w:val="21"/>
+          <w:lang w:val="en-US" w:eastAsia="zh-CN"/>
+        </w:rPr>
+        <w:t>，</w:t>
+      </w:r>
+      <w:r>
+        <w:rPr>
+          <w:rFonts w:hint="default" w:ascii="宋体" w:hAnsi="宋体" w:eastAsia="宋体"/>
+          <w:b w:val="0"/>
+          <w:bCs w:val="0"/>
+          <w:sz w:val="21"/>
+          <w:szCs w:val="21"/>
+          <w:lang w:val="en-US" w:eastAsia="zh-CN"/>
+        </w:rPr>
+        <w:t>逼得我们拼着性命到处捕蛇</w:t>
+      </w:r>
+      <w:r>
+        <w:rPr>
+          <w:rFonts w:hint="eastAsia" w:ascii="宋体" w:hAnsi="宋体" w:eastAsia="宋体"/>
+          <w:b w:val="0"/>
+          <w:bCs w:val="0"/>
+          <w:sz w:val="21"/>
+          <w:szCs w:val="21"/>
+          <w:lang w:val="en-US" w:eastAsia="zh-CN"/>
+        </w:rPr>
+        <w:t>，</w:t>
+      </w:r>
+      <w:r>
+        <w:rPr>
+          <w:rFonts w:hint="default" w:ascii="宋体" w:hAnsi="宋体" w:eastAsia="宋体"/>
+          <w:b w:val="0"/>
+          <w:bCs w:val="0"/>
+          <w:sz w:val="21"/>
+          <w:szCs w:val="21"/>
+          <w:lang w:val="en-US" w:eastAsia="zh-CN"/>
+        </w:rPr>
+        <w:t>逼得小白变成了一条巨蟒</w:t>
+      </w:r>
+      <w:r>
+        <w:rPr>
+          <w:rFonts w:hint="eastAsia" w:ascii="宋体" w:hAnsi="宋体" w:eastAsia="宋体"/>
+          <w:b w:val="0"/>
+          <w:bCs w:val="0"/>
+          <w:sz w:val="21"/>
+          <w:szCs w:val="21"/>
+          <w:lang w:val="en-US" w:eastAsia="zh-CN"/>
+        </w:rPr>
+        <w:t>。</w:t>
+      </w:r>
+    </w:p>
+    <w:p>
+      <w:pPr>
+        <w:pStyle w:val="10"/>
+        <w:widowControl/>
+        <w:numPr>
+          <w:ilvl w:val="0"/>
+          <w:numId w:val="0"/>
+        </w:numPr>
+        <w:spacing w:line="240" w:lineRule="auto"/>
+        <w:jc w:val="left"/>
+        <w:rPr>
+          <w:rFonts w:hint="eastAsia" w:ascii="宋体" w:hAnsi="宋体" w:eastAsia="宋体"/>
+          <w:b w:val="0"/>
+          <w:bCs w:val="0"/>
+          <w:sz w:val="21"/>
+          <w:szCs w:val="21"/>
+          <w:lang w:val="en-US" w:eastAsia="zh-CN"/>
+        </w:rPr>
+      </w:pPr>
+      <w:r>
+        <w:rPr>
+          <w:rFonts w:hint="eastAsia" w:ascii="宋体" w:hAnsi="宋体" w:eastAsia="宋体"/>
+          <w:b w:val="0"/>
+          <w:bCs w:val="0"/>
+          <w:sz w:val="21"/>
+          <w:szCs w:val="21"/>
+          <w:lang w:val="en-US" w:eastAsia="zh-CN"/>
+        </w:rPr>
+        <w:t>突然，远处的山谷传来了巨响，你听出了那是小白爬动的声音。</w:t>
+      </w:r>
+    </w:p>
+    <w:p>
+      <w:pPr>
+        <w:pStyle w:val="10"/>
+        <w:widowControl/>
+        <w:numPr>
+          <w:ilvl w:val="0"/>
+          <w:numId w:val="0"/>
+        </w:numPr>
+        <w:pBdr>
+          <w:top w:val="single" w:color="auto" w:sz="4" w:space="0"/>
+          <w:left w:val="single" w:color="auto" w:sz="4" w:space="0"/>
+          <w:bottom w:val="single" w:color="auto" w:sz="4" w:space="0"/>
+          <w:right w:val="single" w:color="auto" w:sz="4" w:space="0"/>
+        </w:pBdr>
+        <w:spacing w:line="240" w:lineRule="auto"/>
+        <w:jc w:val="left"/>
+        <w:rPr>
+          <w:rFonts w:hint="eastAsia" w:ascii="宋体" w:hAnsi="宋体" w:eastAsia="宋体"/>
+          <w:b w:val="0"/>
+          <w:bCs w:val="0"/>
+          <w:sz w:val="21"/>
+          <w:szCs w:val="21"/>
+          <w:lang w:val="en-US" w:eastAsia="zh-CN"/>
+        </w:rPr>
+      </w:pPr>
+      <w:r>
+        <w:rPr>
+          <w:rFonts w:hint="eastAsia" w:ascii="宋体" w:hAnsi="宋体" w:eastAsia="宋体"/>
+          <w:b/>
+          <w:bCs/>
+          <w:color w:val="0000FF"/>
+          <w:sz w:val="21"/>
+          <w:szCs w:val="21"/>
+          <w:lang w:val="en-US" w:eastAsia="zh-CN"/>
+        </w:rPr>
+        <w:t>选择：</w:t>
+      </w:r>
+      <w:r>
+        <w:rPr>
+          <w:rFonts w:hint="eastAsia" w:ascii="宋体" w:hAnsi="宋体" w:eastAsia="宋体"/>
+          <w:b w:val="0"/>
+          <w:bCs w:val="0"/>
+          <w:sz w:val="21"/>
+          <w:szCs w:val="21"/>
+          <w:lang w:val="en-US" w:eastAsia="zh-CN"/>
+        </w:rPr>
+        <w:t>1.置之不理。/2.前去拦住小白。</w:t>
+      </w:r>
+    </w:p>
+    <w:p>
+      <w:pPr>
+        <w:pStyle w:val="10"/>
+        <w:widowControl/>
+        <w:numPr>
+          <w:ilvl w:val="0"/>
+          <w:numId w:val="0"/>
+        </w:numPr>
+        <w:spacing w:line="240" w:lineRule="auto"/>
+        <w:jc w:val="left"/>
+        <w:rPr>
+          <w:rFonts w:hint="eastAsia" w:ascii="宋体" w:hAnsi="宋体" w:eastAsia="宋体"/>
+          <w:b w:val="0"/>
+          <w:bCs w:val="0"/>
+          <w:sz w:val="21"/>
+          <w:szCs w:val="21"/>
+          <w:lang w:val="en-US" w:eastAsia="zh-CN"/>
+        </w:rPr>
+      </w:pPr>
+      <w:r>
+        <w:rPr>
+          <w:rFonts w:hint="eastAsia" w:ascii="宋体" w:hAnsi="宋体" w:eastAsia="宋体"/>
+          <w:b w:val="0"/>
+          <w:bCs w:val="0"/>
+          <w:sz w:val="21"/>
+          <w:szCs w:val="21"/>
+          <w:lang w:val="en-US" w:eastAsia="zh-CN"/>
+        </w:rPr>
+        <w:t>1.你没有理会那巨响，过了一会，小白来到了村子，仇人见面分外眼红，马上和国师打了起来，你和其他村民被战斗的余波击飞了出去，死伤无数。</w:t>
+      </w:r>
+    </w:p>
+    <w:p>
+      <w:pPr>
+        <w:pStyle w:val="10"/>
+        <w:widowControl/>
+        <w:numPr>
+          <w:ilvl w:val="0"/>
+          <w:numId w:val="0"/>
+        </w:numPr>
+        <w:spacing w:line="240" w:lineRule="auto"/>
+        <w:jc w:val="left"/>
+        <w:rPr>
+          <w:rFonts w:hint="default" w:ascii="宋体" w:hAnsi="宋体" w:eastAsia="宋体"/>
+          <w:b w:val="0"/>
+          <w:bCs w:val="0"/>
+          <w:sz w:val="21"/>
+          <w:szCs w:val="21"/>
+          <w:lang w:val="en-US" w:eastAsia="zh-CN"/>
+        </w:rPr>
+      </w:pPr>
+      <w:r>
+        <w:rPr>
+          <w:rFonts w:hint="default" w:ascii="宋体" w:hAnsi="宋体" w:eastAsia="宋体"/>
+          <w:b w:val="0"/>
+          <w:bCs w:val="0"/>
+          <w:sz w:val="21"/>
+          <w:szCs w:val="21"/>
+          <w:lang w:val="en-US" w:eastAsia="zh-CN"/>
+        </w:rPr>
+        <w:t>弥留之际，你的耳边传来了一道玄妙的声音，那是【生生不息的激荡】，忽然你发现自己回到了上一次做出选择的时刻。</w:t>
+      </w:r>
+      <w:r>
+        <w:rPr>
+          <w:rFonts w:hint="default" w:ascii="宋体" w:hAnsi="宋体" w:eastAsia="宋体"/>
+          <w:b w:val="0"/>
+          <w:bCs w:val="0"/>
+          <w:color w:val="FF0000"/>
+          <w:sz w:val="21"/>
+          <w:szCs w:val="21"/>
+          <w:lang w:val="en-US" w:eastAsia="zh-CN"/>
+        </w:rPr>
+        <w:t>（回到上一次选择）</w:t>
+      </w:r>
+    </w:p>
+    <w:p>
+      <w:pPr>
+        <w:pStyle w:val="10"/>
+        <w:widowControl/>
+        <w:numPr>
+          <w:ilvl w:val="0"/>
+          <w:numId w:val="0"/>
+        </w:numPr>
+        <w:spacing w:line="240" w:lineRule="auto"/>
+        <w:jc w:val="left"/>
+        <w:rPr>
+          <w:rFonts w:hint="eastAsia" w:ascii="宋体" w:hAnsi="宋体" w:eastAsia="宋体"/>
+          <w:b w:val="0"/>
+          <w:bCs w:val="0"/>
+          <w:sz w:val="21"/>
+          <w:szCs w:val="21"/>
+          <w:lang w:val="en-US" w:eastAsia="zh-CN"/>
+        </w:rPr>
+      </w:pPr>
+      <w:r>
+        <w:rPr>
+          <w:rFonts w:hint="eastAsia" w:ascii="宋体" w:hAnsi="宋体" w:eastAsia="宋体"/>
+          <w:b w:val="0"/>
+          <w:bCs w:val="0"/>
+          <w:sz w:val="21"/>
+          <w:szCs w:val="21"/>
+          <w:lang w:val="en-US" w:eastAsia="zh-CN"/>
+        </w:rPr>
+        <w:t>2.阿宣：</w:t>
+      </w:r>
+      <w:r>
+        <w:rPr>
+          <w:rFonts w:hint="default" w:ascii="宋体" w:hAnsi="宋体" w:eastAsia="宋体"/>
+          <w:b w:val="0"/>
+          <w:bCs w:val="0"/>
+          <w:sz w:val="21"/>
+          <w:szCs w:val="21"/>
+          <w:lang w:val="en-US" w:eastAsia="zh-CN"/>
+        </w:rPr>
+        <w:t>她来了</w:t>
+      </w:r>
+      <w:r>
+        <w:rPr>
+          <w:rFonts w:hint="eastAsia" w:ascii="宋体" w:hAnsi="宋体" w:eastAsia="宋体"/>
+          <w:b w:val="0"/>
+          <w:bCs w:val="0"/>
+          <w:sz w:val="21"/>
+          <w:szCs w:val="21"/>
+          <w:lang w:val="en-US" w:eastAsia="zh-CN"/>
+        </w:rPr>
+        <w:t>，</w:t>
+      </w:r>
+      <w:r>
+        <w:rPr>
+          <w:rFonts w:hint="default" w:ascii="宋体" w:hAnsi="宋体" w:eastAsia="宋体"/>
+          <w:b w:val="0"/>
+          <w:bCs w:val="0"/>
+          <w:sz w:val="21"/>
+          <w:szCs w:val="21"/>
+          <w:lang w:val="en-US" w:eastAsia="zh-CN"/>
+        </w:rPr>
+        <w:t>快放开我</w:t>
+      </w:r>
+      <w:r>
+        <w:rPr>
+          <w:rFonts w:hint="eastAsia" w:ascii="宋体" w:hAnsi="宋体" w:eastAsia="宋体"/>
+          <w:b w:val="0"/>
+          <w:bCs w:val="0"/>
+          <w:sz w:val="21"/>
+          <w:szCs w:val="21"/>
+          <w:lang w:val="en-US" w:eastAsia="zh-CN"/>
+        </w:rPr>
+        <w:t>，</w:t>
+      </w:r>
+      <w:r>
+        <w:rPr>
+          <w:rFonts w:hint="default" w:ascii="宋体" w:hAnsi="宋体" w:eastAsia="宋体"/>
+          <w:b w:val="0"/>
+          <w:bCs w:val="0"/>
+          <w:sz w:val="21"/>
+          <w:szCs w:val="21"/>
+          <w:lang w:val="en-US" w:eastAsia="zh-CN"/>
+        </w:rPr>
+        <w:t>我能拦住她</w:t>
+      </w:r>
+      <w:r>
+        <w:rPr>
+          <w:rFonts w:hint="eastAsia" w:ascii="宋体" w:hAnsi="宋体" w:eastAsia="宋体"/>
+          <w:b w:val="0"/>
+          <w:bCs w:val="0"/>
+          <w:sz w:val="21"/>
+          <w:szCs w:val="21"/>
+          <w:lang w:val="en-US" w:eastAsia="zh-CN"/>
+        </w:rPr>
+        <w:t>。</w:t>
+      </w:r>
+    </w:p>
+    <w:p>
+      <w:pPr>
+        <w:pStyle w:val="10"/>
+        <w:widowControl/>
+        <w:numPr>
+          <w:ilvl w:val="0"/>
+          <w:numId w:val="0"/>
+        </w:numPr>
+        <w:spacing w:line="240" w:lineRule="auto"/>
+        <w:jc w:val="left"/>
+        <w:rPr>
+          <w:rFonts w:hint="eastAsia" w:ascii="宋体" w:hAnsi="宋体" w:eastAsia="宋体"/>
+          <w:b w:val="0"/>
+          <w:bCs w:val="0"/>
+          <w:sz w:val="21"/>
+          <w:szCs w:val="21"/>
+          <w:lang w:val="en-US" w:eastAsia="zh-CN"/>
+        </w:rPr>
+      </w:pPr>
+      <w:r>
+        <w:rPr>
+          <w:rFonts w:hint="eastAsia" w:ascii="宋体" w:hAnsi="宋体" w:eastAsia="宋体"/>
+          <w:b w:val="0"/>
+          <w:bCs w:val="0"/>
+          <w:sz w:val="21"/>
+          <w:szCs w:val="21"/>
+          <w:lang w:val="en-US" w:eastAsia="zh-CN"/>
+        </w:rPr>
+        <w:t>国师：</w:t>
+      </w:r>
+      <w:r>
+        <w:rPr>
+          <w:rFonts w:hint="default" w:ascii="宋体" w:hAnsi="宋体" w:eastAsia="宋体"/>
+          <w:b w:val="0"/>
+          <w:bCs w:val="0"/>
+          <w:sz w:val="21"/>
+          <w:szCs w:val="21"/>
+          <w:lang w:val="en-US" w:eastAsia="zh-CN"/>
+        </w:rPr>
+        <w:t>也罢</w:t>
+      </w:r>
+      <w:r>
+        <w:rPr>
+          <w:rFonts w:hint="eastAsia" w:ascii="宋体" w:hAnsi="宋体" w:eastAsia="宋体"/>
+          <w:b w:val="0"/>
+          <w:bCs w:val="0"/>
+          <w:sz w:val="21"/>
+          <w:szCs w:val="21"/>
+          <w:lang w:val="en-US" w:eastAsia="zh-CN"/>
+        </w:rPr>
+        <w:t>，</w:t>
+      </w:r>
+      <w:r>
+        <w:rPr>
+          <w:rFonts w:hint="default" w:ascii="宋体" w:hAnsi="宋体" w:eastAsia="宋体"/>
+          <w:b w:val="0"/>
+          <w:bCs w:val="0"/>
+          <w:sz w:val="21"/>
+          <w:szCs w:val="21"/>
+          <w:lang w:val="en-US" w:eastAsia="zh-CN"/>
+        </w:rPr>
+        <w:t>你去吧</w:t>
+      </w:r>
+      <w:r>
+        <w:rPr>
+          <w:rFonts w:hint="eastAsia" w:ascii="宋体" w:hAnsi="宋体" w:eastAsia="宋体"/>
+          <w:b w:val="0"/>
+          <w:bCs w:val="0"/>
+          <w:sz w:val="21"/>
+          <w:szCs w:val="21"/>
+          <w:lang w:val="en-US" w:eastAsia="zh-CN"/>
+        </w:rPr>
+        <w:t>。</w:t>
+      </w:r>
+    </w:p>
+    <w:p>
+      <w:pPr>
+        <w:pStyle w:val="10"/>
+        <w:widowControl/>
+        <w:numPr>
+          <w:ilvl w:val="0"/>
+          <w:numId w:val="0"/>
+        </w:numPr>
+        <w:spacing w:line="240" w:lineRule="auto"/>
+        <w:jc w:val="left"/>
+        <w:rPr>
+          <w:rFonts w:hint="eastAsia" w:ascii="宋体" w:hAnsi="宋体" w:eastAsia="宋体"/>
+          <w:b w:val="0"/>
+          <w:bCs w:val="0"/>
+          <w:sz w:val="21"/>
+          <w:szCs w:val="21"/>
+          <w:lang w:val="en-US" w:eastAsia="zh-CN"/>
+        </w:rPr>
+      </w:pPr>
+    </w:p>
+    <w:p>
+      <w:pPr>
+        <w:pStyle w:val="10"/>
+        <w:widowControl/>
+        <w:numPr>
+          <w:ilvl w:val="0"/>
+          <w:numId w:val="0"/>
+        </w:numPr>
+        <w:spacing w:line="240" w:lineRule="auto"/>
+        <w:jc w:val="left"/>
+        <w:rPr>
+          <w:rFonts w:hint="default" w:ascii="宋体" w:hAnsi="宋体" w:eastAsia="宋体"/>
+          <w:b w:val="0"/>
+          <w:bCs w:val="0"/>
+          <w:sz w:val="21"/>
+          <w:szCs w:val="21"/>
+          <w:lang w:val="en-US" w:eastAsia="zh-CN"/>
+        </w:rPr>
+      </w:pPr>
+      <w:r>
+        <w:rPr>
+          <w:rFonts w:hint="default" w:ascii="宋体" w:hAnsi="宋体" w:eastAsia="宋体"/>
+          <w:b w:val="0"/>
+          <w:bCs w:val="0"/>
+          <w:sz w:val="21"/>
+          <w:szCs w:val="21"/>
+          <w:lang w:val="en-US" w:eastAsia="zh-CN"/>
+        </w:rPr>
+        <w:t>你来到了捕蛇村附近的峡谷，</w:t>
+      </w:r>
+      <w:r>
+        <w:rPr>
+          <w:rFonts w:hint="eastAsia" w:ascii="宋体" w:hAnsi="宋体" w:eastAsia="宋体"/>
+          <w:b w:val="0"/>
+          <w:bCs w:val="0"/>
+          <w:sz w:val="21"/>
+          <w:szCs w:val="21"/>
+          <w:lang w:val="en-US" w:eastAsia="zh-CN"/>
+        </w:rPr>
+        <w:t>将小白和小青</w:t>
+      </w:r>
+      <w:r>
+        <w:rPr>
+          <w:rFonts w:hint="default" w:ascii="宋体" w:hAnsi="宋体" w:eastAsia="宋体"/>
+          <w:b w:val="0"/>
+          <w:bCs w:val="0"/>
+          <w:sz w:val="21"/>
+          <w:szCs w:val="21"/>
+          <w:lang w:val="en-US" w:eastAsia="zh-CN"/>
+        </w:rPr>
+        <w:t>拦了下来。</w:t>
+      </w:r>
+    </w:p>
+    <w:p>
+      <w:pPr>
+        <w:pStyle w:val="10"/>
+        <w:widowControl/>
+        <w:numPr>
+          <w:ilvl w:val="0"/>
+          <w:numId w:val="0"/>
+        </w:numPr>
+        <w:spacing w:line="240" w:lineRule="auto"/>
+        <w:jc w:val="left"/>
+        <w:rPr>
+          <w:rFonts w:hint="default" w:ascii="宋体" w:hAnsi="宋体" w:eastAsia="宋体"/>
+          <w:b w:val="0"/>
+          <w:bCs w:val="0"/>
+          <w:sz w:val="21"/>
+          <w:szCs w:val="21"/>
+          <w:lang w:val="en-US" w:eastAsia="zh-CN"/>
+        </w:rPr>
+      </w:pPr>
+      <w:r>
+        <w:rPr>
+          <w:rFonts w:hint="default" w:ascii="宋体" w:hAnsi="宋体" w:eastAsia="宋体"/>
+          <w:b w:val="0"/>
+          <w:bCs w:val="0"/>
+          <w:sz w:val="21"/>
+          <w:szCs w:val="21"/>
+          <w:lang w:val="en-US" w:eastAsia="zh-CN"/>
+        </w:rPr>
+        <w:t>阿宣：小白，如果你与国师开战的话，村子就会毁了，不知有多少村民会家破人亡，收手吧。</w:t>
+      </w:r>
+    </w:p>
+    <w:p>
+      <w:pPr>
+        <w:pStyle w:val="10"/>
+        <w:widowControl/>
+        <w:numPr>
+          <w:ilvl w:val="0"/>
+          <w:numId w:val="0"/>
+        </w:numPr>
+        <w:spacing w:line="240" w:lineRule="auto"/>
+        <w:jc w:val="left"/>
+        <w:rPr>
+          <w:rFonts w:hint="default" w:ascii="宋体" w:hAnsi="宋体" w:eastAsia="宋体"/>
+          <w:b w:val="0"/>
+          <w:bCs w:val="0"/>
+          <w:sz w:val="21"/>
+          <w:szCs w:val="21"/>
+          <w:lang w:val="en-US" w:eastAsia="zh-CN"/>
+        </w:rPr>
+      </w:pPr>
+      <w:r>
+        <w:rPr>
+          <w:rFonts w:hint="default" w:ascii="宋体" w:hAnsi="宋体" w:eastAsia="宋体"/>
+          <w:b w:val="0"/>
+          <w:bCs w:val="0"/>
+          <w:sz w:val="21"/>
+          <w:szCs w:val="21"/>
+          <w:lang w:val="en-US" w:eastAsia="zh-CN"/>
+        </w:rPr>
+        <w:t>阿宣：小白，你听我说，我把自己变成妖了，我们俩都是妖了。阿宣：你身形巨大，那又怎么样？天地这么大，容下多少山川湖海。我虽然是个最弱最小的妖，但我会拼尽全力去保护你。如果世间容不下我们，我们就一起去这天地的尽头，八荒四海，总有个容身之所。</w:t>
+      </w:r>
+    </w:p>
+    <w:p>
+      <w:pPr>
+        <w:pStyle w:val="10"/>
+        <w:widowControl/>
+        <w:numPr>
+          <w:ilvl w:val="0"/>
+          <w:numId w:val="0"/>
+        </w:numPr>
+        <w:spacing w:line="240" w:lineRule="auto"/>
+        <w:jc w:val="left"/>
+        <w:rPr>
+          <w:rFonts w:hint="default" w:ascii="宋体" w:hAnsi="宋体" w:eastAsia="宋体"/>
+          <w:b w:val="0"/>
+          <w:bCs w:val="0"/>
+          <w:sz w:val="21"/>
+          <w:szCs w:val="21"/>
+          <w:lang w:val="en-US" w:eastAsia="zh-CN"/>
+        </w:rPr>
+      </w:pPr>
+      <w:r>
+        <w:rPr>
+          <w:rFonts w:hint="default" w:ascii="宋体" w:hAnsi="宋体" w:eastAsia="宋体"/>
+          <w:b w:val="0"/>
+          <w:bCs w:val="0"/>
+          <w:sz w:val="21"/>
+          <w:szCs w:val="21"/>
+          <w:lang w:val="en-US" w:eastAsia="zh-CN"/>
+        </w:rPr>
+        <w:t>正当</w:t>
+      </w:r>
+      <w:r>
+        <w:rPr>
+          <w:rFonts w:hint="eastAsia" w:ascii="宋体" w:hAnsi="宋体" w:eastAsia="宋体"/>
+          <w:b w:val="0"/>
+          <w:bCs w:val="0"/>
+          <w:sz w:val="21"/>
+          <w:szCs w:val="21"/>
+          <w:lang w:val="en-US" w:eastAsia="zh-CN"/>
+        </w:rPr>
+        <w:t>她</w:t>
+      </w:r>
+      <w:r>
+        <w:rPr>
+          <w:rFonts w:hint="default" w:ascii="宋体" w:hAnsi="宋体" w:eastAsia="宋体"/>
+          <w:b w:val="0"/>
+          <w:bCs w:val="0"/>
+          <w:sz w:val="21"/>
+          <w:szCs w:val="21"/>
+          <w:lang w:val="en-US" w:eastAsia="zh-CN"/>
+        </w:rPr>
+        <w:t>犹豫不决之际，异变突生，天空中突然升起一道半球形的壁垒，将你们三人困在了里面，黑色的大手从天而降，将你们三个牢牢压在了地上。</w:t>
+      </w:r>
+    </w:p>
+    <w:p>
+      <w:pPr>
+        <w:pStyle w:val="10"/>
+        <w:widowControl/>
+        <w:numPr>
+          <w:ilvl w:val="0"/>
+          <w:numId w:val="0"/>
+        </w:numPr>
+        <w:spacing w:line="240" w:lineRule="auto"/>
+        <w:jc w:val="center"/>
+        <w:rPr>
+          <w:rFonts w:hint="eastAsia" w:ascii="宋体" w:hAnsi="宋体" w:eastAsia="宋体"/>
+          <w:b/>
+          <w:bCs/>
+          <w:sz w:val="21"/>
+          <w:szCs w:val="21"/>
+          <w:lang w:val="en-US" w:eastAsia="zh-CN"/>
+        </w:rPr>
+      </w:pPr>
+      <w:r>
+        <w:rPr>
+          <w:rFonts w:hint="eastAsia" w:ascii="宋体" w:hAnsi="宋体" w:eastAsia="宋体"/>
+          <w:b/>
+          <w:bCs/>
+          <w:sz w:val="21"/>
+          <w:szCs w:val="21"/>
+          <w:lang w:val="en-US" w:eastAsia="zh-CN"/>
+        </w:rPr>
+        <w:t>《第五章：双生劫》</w:t>
+      </w:r>
+    </w:p>
+    <w:p>
+      <w:pPr>
+        <w:pStyle w:val="10"/>
+        <w:widowControl/>
+        <w:numPr>
+          <w:ilvl w:val="0"/>
+          <w:numId w:val="0"/>
+        </w:numPr>
+        <w:spacing w:line="240" w:lineRule="auto"/>
+        <w:jc w:val="both"/>
+        <w:rPr>
+          <w:rFonts w:hint="default" w:ascii="宋体" w:hAnsi="宋体" w:eastAsia="宋体"/>
+          <w:b w:val="0"/>
+          <w:bCs w:val="0"/>
+          <w:sz w:val="21"/>
+          <w:szCs w:val="21"/>
+          <w:lang w:val="en-US" w:eastAsia="zh-CN"/>
+        </w:rPr>
+      </w:pPr>
+      <w:r>
+        <w:rPr>
+          <w:rFonts w:hint="eastAsia" w:ascii="宋体" w:hAnsi="宋体" w:eastAsia="宋体"/>
+          <w:b w:val="0"/>
+          <w:bCs w:val="0"/>
+          <w:sz w:val="21"/>
+          <w:szCs w:val="21"/>
+          <w:lang w:val="en-US" w:eastAsia="zh-CN"/>
+        </w:rPr>
+        <w:t>过了片刻，国师现身了。</w:t>
+      </w:r>
+    </w:p>
+    <w:p>
+      <w:pPr>
+        <w:rPr>
+          <w:rFonts w:hint="eastAsia"/>
+          <w:b w:val="0"/>
+          <w:bCs w:val="0"/>
+          <w:color w:val="auto"/>
+          <w:lang w:val="en-US" w:eastAsia="zh-CN"/>
+        </w:rPr>
+      </w:pPr>
+      <w:r>
+        <w:rPr>
+          <w:rFonts w:hint="eastAsia"/>
+          <w:b w:val="0"/>
+          <w:bCs w:val="0"/>
+          <w:color w:val="auto"/>
+          <w:lang w:val="en-US" w:eastAsia="zh-CN"/>
+        </w:rPr>
+        <w:t>国师：竟然是这么一条巨蟒，多亏了你这个小妖怪，才能预先布下这个困妖阵。你们就等着形神俱灭吧。</w:t>
+      </w:r>
+    </w:p>
+    <w:p>
+      <w:pPr>
+        <w:rPr>
+          <w:rFonts w:hint="default"/>
+          <w:b w:val="0"/>
+          <w:bCs w:val="0"/>
+          <w:color w:val="auto"/>
+          <w:lang w:val="en-US" w:eastAsia="zh-CN"/>
+        </w:rPr>
+      </w:pPr>
+      <w:r>
+        <w:rPr>
+          <w:rFonts w:hint="eastAsia"/>
+          <w:b w:val="0"/>
+          <w:bCs w:val="0"/>
+          <w:color w:val="auto"/>
+          <w:lang w:val="en-US" w:eastAsia="zh-CN"/>
+        </w:rPr>
+        <w:t>能看到天空之中出现了一道漩涡，不断有奇异的光从你们三人身上散出，被吸走。</w:t>
+      </w:r>
+    </w:p>
+    <w:p>
+      <w:pPr>
+        <w:rPr>
+          <w:rFonts w:hint="eastAsia"/>
+          <w:b w:val="0"/>
+          <w:bCs w:val="0"/>
+          <w:color w:val="auto"/>
+          <w:lang w:val="en-US" w:eastAsia="zh-CN"/>
+        </w:rPr>
+      </w:pPr>
+      <w:r>
+        <w:rPr>
+          <w:rFonts w:hint="eastAsia"/>
+          <w:b w:val="0"/>
+          <w:bCs w:val="0"/>
+          <w:color w:val="auto"/>
+          <w:lang w:val="en-US" w:eastAsia="zh-CN"/>
+        </w:rPr>
+        <w:t>阿宣：这是什么。</w:t>
+      </w:r>
+    </w:p>
+    <w:p>
+      <w:pPr>
+        <w:rPr>
+          <w:rFonts w:hint="eastAsia"/>
+          <w:b w:val="0"/>
+          <w:bCs w:val="0"/>
+          <w:color w:val="auto"/>
+          <w:lang w:val="en-US" w:eastAsia="zh-CN"/>
+        </w:rPr>
+      </w:pPr>
+      <w:r>
+        <w:rPr>
+          <w:rFonts w:hint="eastAsia"/>
+          <w:b w:val="0"/>
+          <w:bCs w:val="0"/>
+          <w:color w:val="auto"/>
+          <w:lang w:val="en-US" w:eastAsia="zh-CN"/>
+        </w:rPr>
+        <w:t>小青：这就是你的元神之气。等你元气散尽就魂飞魄散再无来世，再无来世。</w:t>
+      </w:r>
+    </w:p>
+    <w:p>
+      <w:pPr>
+        <w:rPr>
+          <w:rFonts w:hint="eastAsia"/>
+          <w:b w:val="0"/>
+          <w:bCs w:val="0"/>
+          <w:color w:val="auto"/>
+          <w:lang w:val="en-US" w:eastAsia="zh-CN"/>
+        </w:rPr>
+      </w:pPr>
+      <w:r>
+        <w:rPr>
+          <w:rFonts w:hint="eastAsia"/>
+          <w:b w:val="0"/>
+          <w:bCs w:val="0"/>
+          <w:color w:val="auto"/>
+          <w:lang w:val="en-US" w:eastAsia="zh-CN"/>
+        </w:rPr>
+        <w:t>国师：可惜呀可惜，这么炼了有些可惜。不如为我所用，助我修行道法，寻得长生。</w:t>
+      </w:r>
+    </w:p>
+    <w:p>
+      <w:pPr>
+        <w:rPr>
+          <w:rFonts w:hint="default"/>
+          <w:b w:val="0"/>
+          <w:bCs w:val="0"/>
+          <w:color w:val="auto"/>
+          <w:lang w:val="en-US" w:eastAsia="zh-CN"/>
+        </w:rPr>
+      </w:pPr>
+      <w:r>
+        <w:rPr>
+          <w:rFonts w:hint="eastAsia"/>
+          <w:b w:val="0"/>
+          <w:bCs w:val="0"/>
+          <w:color w:val="auto"/>
+          <w:lang w:val="en-US" w:eastAsia="zh-CN"/>
+        </w:rPr>
+        <w:t>小青：你满嘴道法长生，不过是想取我们修炼，你吸啊！</w:t>
+      </w:r>
+    </w:p>
+    <w:p>
+      <w:pPr>
+        <w:rPr>
+          <w:rFonts w:hint="eastAsia"/>
+          <w:b w:val="0"/>
+          <w:bCs w:val="0"/>
+          <w:color w:val="auto"/>
+          <w:lang w:val="en-US" w:eastAsia="zh-CN"/>
+        </w:rPr>
+      </w:pPr>
+      <w:r>
+        <w:rPr>
+          <w:rFonts w:hint="eastAsia"/>
+          <w:b w:val="0"/>
+          <w:bCs w:val="0"/>
+          <w:color w:val="auto"/>
+          <w:lang w:val="en-US" w:eastAsia="zh-CN"/>
+        </w:rPr>
+        <w:t>说罢，国师被激怒，停下了困妖阵，将小青吸了过去，准备吸取小青的法力。</w:t>
+      </w:r>
+    </w:p>
+    <w:p>
+      <w:pPr>
+        <w:rPr>
+          <w:rFonts w:hint="eastAsia"/>
+          <w:b w:val="0"/>
+          <w:bCs w:val="0"/>
+          <w:color w:val="auto"/>
+          <w:lang w:val="en-US" w:eastAsia="zh-CN"/>
+        </w:rPr>
+      </w:pPr>
+      <w:r>
+        <w:rPr>
+          <w:rFonts w:hint="eastAsia"/>
+          <w:b w:val="0"/>
+          <w:bCs w:val="0"/>
+          <w:color w:val="auto"/>
+          <w:lang w:val="en-US" w:eastAsia="zh-CN"/>
+        </w:rPr>
+        <w:t>不料这时，国师的身上闪现出不正常的红光。</w:t>
+      </w:r>
+    </w:p>
+    <w:p>
+      <w:pPr>
+        <w:rPr>
+          <w:rFonts w:hint="eastAsia"/>
+          <w:b w:val="0"/>
+          <w:bCs w:val="0"/>
+          <w:color w:val="auto"/>
+          <w:lang w:val="en-US" w:eastAsia="zh-CN"/>
+        </w:rPr>
+      </w:pPr>
+      <w:r>
+        <w:rPr>
+          <w:rFonts w:hint="eastAsia"/>
+          <w:b w:val="0"/>
+          <w:bCs w:val="0"/>
+          <w:color w:val="auto"/>
+          <w:lang w:val="en-US" w:eastAsia="zh-CN"/>
+        </w:rPr>
+        <w:t>国师：这是怎么回事？</w:t>
+      </w:r>
+    </w:p>
+    <w:p>
+      <w:pPr>
+        <w:rPr>
+          <w:rFonts w:hint="eastAsia"/>
+          <w:b w:val="0"/>
+          <w:bCs w:val="0"/>
+          <w:color w:val="auto"/>
+          <w:lang w:val="en-US" w:eastAsia="zh-CN"/>
+        </w:rPr>
+      </w:pPr>
+      <w:r>
+        <w:rPr>
+          <w:rFonts w:hint="eastAsia"/>
+          <w:b w:val="0"/>
+          <w:bCs w:val="0"/>
+          <w:color w:val="auto"/>
+          <w:lang w:val="en-US" w:eastAsia="zh-CN"/>
+        </w:rPr>
+        <w:t>小青：（得意）你把我身上的烈阳鳞全都吸走了，时辰已到，你就等着发作吧。</w:t>
+      </w:r>
+    </w:p>
+    <w:p>
+      <w:pPr>
+        <w:rPr>
+          <w:rFonts w:hint="eastAsia"/>
+          <w:b w:val="0"/>
+          <w:bCs w:val="0"/>
+          <w:color w:val="auto"/>
+          <w:lang w:val="en-US" w:eastAsia="zh-CN"/>
+        </w:rPr>
+      </w:pPr>
+      <w:r>
+        <w:rPr>
+          <w:rFonts w:hint="eastAsia"/>
+          <w:b w:val="0"/>
+          <w:bCs w:val="0"/>
+          <w:color w:val="auto"/>
+          <w:lang w:val="en-US" w:eastAsia="zh-CN"/>
+        </w:rPr>
+        <w:t>国师：雕虫小技。</w:t>
+      </w:r>
+    </w:p>
+    <w:p>
+      <w:pPr>
+        <w:rPr>
+          <w:rFonts w:hint="eastAsia"/>
+          <w:b w:val="0"/>
+          <w:bCs w:val="0"/>
+          <w:color w:val="auto"/>
+          <w:lang w:val="en-US" w:eastAsia="zh-CN"/>
+        </w:rPr>
+      </w:pPr>
+      <w:r>
+        <w:rPr>
+          <w:rFonts w:hint="eastAsia"/>
+          <w:b w:val="0"/>
+          <w:bCs w:val="0"/>
+          <w:color w:val="auto"/>
+          <w:lang w:val="en-US" w:eastAsia="zh-CN"/>
+        </w:rPr>
+        <w:t>国师稍微施展法力，便将烈阳蛇鳞化解了。而随着困妖阵的解除，你们也恢复了自由，趁此机会。小白偷偷催动玉钗，国师正在化解烈阳蛇鳞，无暇防御，于是玉钗径直插入了他的胸口，当她正准备吸取国师的法力时，此时又出现了异常。</w:t>
+      </w:r>
+    </w:p>
+    <w:p>
+      <w:pPr>
+        <w:rPr>
+          <w:rFonts w:hint="eastAsia"/>
+          <w:b w:val="0"/>
+          <w:bCs w:val="0"/>
+          <w:color w:val="auto"/>
+          <w:lang w:val="en-US" w:eastAsia="zh-CN"/>
+        </w:rPr>
+      </w:pPr>
+      <w:r>
+        <w:rPr>
+          <w:rFonts w:hint="eastAsia"/>
+          <w:b w:val="0"/>
+          <w:bCs w:val="0"/>
+          <w:color w:val="auto"/>
+          <w:lang w:val="en-US" w:eastAsia="zh-CN"/>
+        </w:rPr>
+        <w:t>之见玉钗吸取的法力被传输到了山顶上的另一个蛇妖身上。</w:t>
+      </w:r>
+    </w:p>
+    <w:p>
+      <w:pPr>
+        <w:rPr>
+          <w:rFonts w:hint="default"/>
+          <w:b w:val="0"/>
+          <w:bCs w:val="0"/>
+          <w:color w:val="auto"/>
+          <w:lang w:val="en-US" w:eastAsia="zh-CN"/>
+        </w:rPr>
+      </w:pPr>
+      <w:r>
+        <w:rPr>
+          <w:rFonts w:hint="eastAsia"/>
+          <w:b w:val="0"/>
+          <w:bCs w:val="0"/>
+          <w:color w:val="auto"/>
+          <w:lang w:val="en-US" w:eastAsia="zh-CN"/>
+        </w:rPr>
+        <w:t>国师正欲反抗，结果又被小青从背后偷袭，利刃穿胸而过。国师的法力被吸干，生死不明，昏了过去。</w:t>
+      </w:r>
+    </w:p>
+    <w:p>
+      <w:pPr>
+        <w:rPr>
+          <w:rFonts w:hint="eastAsia"/>
+          <w:b w:val="0"/>
+          <w:bCs w:val="0"/>
+          <w:color w:val="auto"/>
+          <w:lang w:val="en-US" w:eastAsia="zh-CN"/>
+        </w:rPr>
+      </w:pPr>
+      <w:r>
+        <w:rPr>
+          <w:rFonts w:hint="eastAsia"/>
+          <w:b w:val="0"/>
+          <w:bCs w:val="0"/>
+          <w:color w:val="auto"/>
+          <w:lang w:val="en-US" w:eastAsia="zh-CN"/>
+        </w:rPr>
+        <w:t>小青来到了那位蛇妖面前。</w:t>
+      </w:r>
+    </w:p>
+    <w:p>
+      <w:pPr>
+        <w:rPr>
+          <w:rFonts w:hint="eastAsia"/>
+          <w:b w:val="0"/>
+          <w:bCs w:val="0"/>
+          <w:color w:val="auto"/>
+          <w:lang w:val="en-US" w:eastAsia="zh-CN"/>
+        </w:rPr>
+      </w:pPr>
+      <w:r>
+        <w:rPr>
+          <w:rFonts w:hint="eastAsia"/>
+          <w:b w:val="0"/>
+          <w:bCs w:val="0"/>
+          <w:color w:val="auto"/>
+          <w:lang w:val="en-US" w:eastAsia="zh-CN"/>
+        </w:rPr>
+        <w:t>小青：师傅，咱们今日终于灭了我们蛇族的大仇人，您的珠钗现在也交还给您。</w:t>
+      </w:r>
+    </w:p>
+    <w:p>
+      <w:pPr>
+        <w:rPr>
+          <w:rFonts w:hint="eastAsia"/>
+          <w:b w:val="0"/>
+          <w:bCs w:val="0"/>
+          <w:color w:val="auto"/>
+          <w:lang w:val="en-US" w:eastAsia="zh-CN"/>
+        </w:rPr>
+      </w:pPr>
+      <w:r>
+        <w:rPr>
+          <w:rFonts w:hint="eastAsia"/>
+          <w:b w:val="0"/>
+          <w:bCs w:val="0"/>
+          <w:color w:val="auto"/>
+          <w:lang w:val="en-US" w:eastAsia="zh-CN"/>
+        </w:rPr>
+        <w:t>师傅：我让你师姐带上这珠钗去行刺道士，没想到她居然自己盗取法力成了这么一条巨蟒。</w:t>
+      </w:r>
+    </w:p>
+    <w:p>
+      <w:pPr>
+        <w:rPr>
+          <w:rFonts w:hint="default"/>
+          <w:b w:val="0"/>
+          <w:bCs w:val="0"/>
+          <w:color w:val="auto"/>
+          <w:lang w:val="en-US" w:eastAsia="zh-CN"/>
+        </w:rPr>
+      </w:pPr>
+      <w:r>
+        <w:rPr>
+          <w:rFonts w:hint="eastAsia"/>
+          <w:b w:val="0"/>
+          <w:bCs w:val="0"/>
+          <w:color w:val="auto"/>
+          <w:lang w:val="en-US" w:eastAsia="zh-CN"/>
+        </w:rPr>
+        <w:t>小青：师父您冤枉师姐了，她也是为了杀...</w:t>
+      </w:r>
+    </w:p>
+    <w:p>
+      <w:pPr>
+        <w:rPr>
+          <w:rFonts w:hint="eastAsia"/>
+          <w:b w:val="0"/>
+          <w:bCs w:val="0"/>
+          <w:color w:val="auto"/>
+          <w:lang w:val="en-US" w:eastAsia="zh-CN"/>
+        </w:rPr>
+      </w:pPr>
+      <w:r>
+        <w:rPr>
+          <w:rFonts w:hint="eastAsia"/>
+          <w:b w:val="0"/>
+          <w:bCs w:val="0"/>
+          <w:color w:val="auto"/>
+          <w:lang w:val="en-US" w:eastAsia="zh-CN"/>
+        </w:rPr>
+        <w:t>师傅：（打断）道士已除，我还要这珠钗何用。这个道士逼得我好惨，有一天 我突然明白道士练得，我也能练得。道士能取，我也能取你们的法力。</w:t>
+      </w:r>
+    </w:p>
+    <w:p>
+      <w:pPr>
+        <w:rPr>
+          <w:rFonts w:hint="eastAsia"/>
+          <w:b w:val="0"/>
+          <w:bCs w:val="0"/>
+          <w:color w:val="auto"/>
+          <w:lang w:val="en-US" w:eastAsia="zh-CN"/>
+        </w:rPr>
+      </w:pPr>
+      <w:r>
+        <w:rPr>
+          <w:rFonts w:hint="eastAsia"/>
+          <w:b w:val="0"/>
+          <w:bCs w:val="0"/>
+          <w:color w:val="auto"/>
+          <w:lang w:val="en-US" w:eastAsia="zh-CN"/>
+        </w:rPr>
+        <w:t>说罢，师傅施展法术，将全部蛇妖下属的法力吸收到自己的身上，</w:t>
+      </w:r>
+    </w:p>
+    <w:p>
+      <w:pPr>
+        <w:rPr>
+          <w:rFonts w:hint="eastAsia"/>
+          <w:b w:val="0"/>
+          <w:bCs w:val="0"/>
+          <w:color w:val="auto"/>
+          <w:lang w:val="en-US" w:eastAsia="zh-CN"/>
+        </w:rPr>
+      </w:pPr>
+      <w:r>
+        <w:rPr>
+          <w:rFonts w:hint="eastAsia"/>
+          <w:b w:val="0"/>
+          <w:bCs w:val="0"/>
+          <w:color w:val="auto"/>
+          <w:lang w:val="en-US" w:eastAsia="zh-CN"/>
+        </w:rPr>
+        <w:t>师傅：这些修炼了一些火候的小妖怪，真是绝好的助力灵丹。我传授功法给你们这些小妖，共享共有，万流归元，都归元给我。</w:t>
+      </w:r>
+    </w:p>
+    <w:p>
+      <w:pPr>
+        <w:rPr>
+          <w:rFonts w:hint="eastAsia"/>
+          <w:b w:val="0"/>
+          <w:bCs w:val="0"/>
+          <w:color w:val="auto"/>
+          <w:lang w:val="en-US" w:eastAsia="zh-CN"/>
+        </w:rPr>
+      </w:pPr>
+      <w:r>
+        <w:rPr>
+          <w:rFonts w:hint="eastAsia"/>
+          <w:b w:val="0"/>
+          <w:bCs w:val="0"/>
+          <w:color w:val="auto"/>
+          <w:lang w:val="en-US" w:eastAsia="zh-CN"/>
+        </w:rPr>
+        <w:t>吸收了足够的法力之后，她变成了一条黑色的巨蟒，而你则退回了人形。</w:t>
+      </w:r>
+    </w:p>
+    <w:p>
+      <w:pPr>
+        <w:rPr>
+          <w:rFonts w:hint="eastAsia"/>
+          <w:b w:val="0"/>
+          <w:bCs w:val="0"/>
+          <w:color w:val="auto"/>
+          <w:lang w:val="en-US" w:eastAsia="zh-CN"/>
+        </w:rPr>
+      </w:pPr>
+      <w:r>
+        <w:rPr>
+          <w:rFonts w:hint="eastAsia"/>
+          <w:b w:val="0"/>
+          <w:bCs w:val="0"/>
+          <w:color w:val="auto"/>
+          <w:lang w:val="en-US" w:eastAsia="zh-CN"/>
+        </w:rPr>
+        <w:t>正当一众蛇妖即将被完全吞噬之时。情急之下你决定：</w:t>
+      </w:r>
+    </w:p>
+    <w:p>
+      <w:pPr>
+        <w:pBdr>
+          <w:top w:val="single" w:color="auto" w:sz="4" w:space="0"/>
+          <w:left w:val="single" w:color="auto" w:sz="4" w:space="0"/>
+          <w:bottom w:val="single" w:color="auto" w:sz="4" w:space="0"/>
+          <w:right w:val="single" w:color="auto" w:sz="4" w:space="0"/>
+        </w:pBdr>
+        <w:rPr>
+          <w:rFonts w:hint="eastAsia"/>
+          <w:b w:val="0"/>
+          <w:bCs w:val="0"/>
+          <w:color w:val="auto"/>
+          <w:lang w:val="en-US" w:eastAsia="zh-CN"/>
+        </w:rPr>
+      </w:pPr>
+      <w:r>
+        <w:rPr>
+          <w:rFonts w:hint="eastAsia"/>
+          <w:b/>
+          <w:bCs/>
+          <w:color w:val="0000FF"/>
+          <w:lang w:val="en-US" w:eastAsia="zh-CN"/>
+        </w:rPr>
+        <w:t>选择：</w:t>
+      </w:r>
+      <w:r>
+        <w:rPr>
+          <w:rFonts w:hint="eastAsia"/>
+          <w:b w:val="0"/>
+          <w:bCs w:val="0"/>
+          <w:color w:val="auto"/>
+          <w:lang w:val="en-US" w:eastAsia="zh-CN"/>
+        </w:rPr>
+        <w:t>1.独自逃命。/2.启用锁妖阵。</w:t>
+      </w:r>
+    </w:p>
+    <w:p>
+      <w:pPr>
+        <w:rPr>
+          <w:rFonts w:hint="default"/>
+          <w:b w:val="0"/>
+          <w:bCs w:val="0"/>
+          <w:color w:val="auto"/>
+          <w:lang w:val="en-US" w:eastAsia="zh-CN"/>
+        </w:rPr>
+      </w:pPr>
+      <w:r>
+        <w:rPr>
+          <w:rFonts w:hint="eastAsia"/>
+          <w:b w:val="0"/>
+          <w:bCs w:val="0"/>
+          <w:color w:val="auto"/>
+          <w:lang w:val="en-US" w:eastAsia="zh-CN"/>
+        </w:rPr>
+        <w:t>1.你决定保住自己的性命才是最重要的，但是没等你逃出此地，结界再次升起，将你们二人困在阵内。原来是国师用尽最后一口气，将你们俩锁进了阵中。此时你们二人的元神正在不断流失，你们依靠自己无法逃出此地，再不做出反抗，你们将会魂飞魄散。</w:t>
+      </w:r>
+    </w:p>
+    <w:p>
+      <w:pPr>
+        <w:rPr>
+          <w:rFonts w:hint="eastAsia"/>
+          <w:b w:val="0"/>
+          <w:bCs w:val="0"/>
+          <w:color w:val="auto"/>
+          <w:lang w:val="en-US" w:eastAsia="zh-CN"/>
+        </w:rPr>
+      </w:pPr>
+      <w:r>
+        <w:rPr>
+          <w:rFonts w:hint="eastAsia"/>
+          <w:b w:val="0"/>
+          <w:bCs w:val="0"/>
+          <w:color w:val="auto"/>
+          <w:lang w:val="en-US" w:eastAsia="zh-CN"/>
+        </w:rPr>
+        <w:t>2.你再次利用国师剩下的法器启动了锁妖阵，控制住了蛇妖。没等你们二人逃出此地，没想到结界再次升起，将你们二人困在阵内。原来是国师用尽最后一口气，将你们俩锁进了阵中。此时你们二人的元神正在不断流失，你们依靠自己无法逃出此地，再不做出反抗，你们将会魂飞魄散。</w:t>
+      </w:r>
+    </w:p>
+    <w:p>
+      <w:pPr>
+        <w:rPr>
+          <w:rFonts w:hint="eastAsia"/>
+          <w:b w:val="0"/>
+          <w:bCs w:val="0"/>
+          <w:color w:val="auto"/>
+          <w:lang w:val="en-US" w:eastAsia="zh-CN"/>
+        </w:rPr>
+      </w:pPr>
+    </w:p>
+    <w:p>
+      <w:pPr>
+        <w:rPr>
+          <w:rFonts w:hint="eastAsia"/>
+          <w:b w:val="0"/>
+          <w:bCs w:val="0"/>
+          <w:color w:val="auto"/>
+          <w:lang w:val="en-US" w:eastAsia="zh-CN"/>
+        </w:rPr>
+      </w:pPr>
+      <w:r>
+        <w:rPr>
+          <w:rFonts w:hint="eastAsia"/>
+          <w:b w:val="0"/>
+          <w:bCs w:val="0"/>
+          <w:color w:val="auto"/>
+          <w:lang w:val="en-US" w:eastAsia="zh-CN"/>
+        </w:rPr>
+        <w:t>弥留之际，你看到有人在破阵，不过由于你的修为低微，灵魂很快就离开了你的身体。</w:t>
+      </w:r>
+    </w:p>
+    <w:p>
+      <w:pPr>
+        <w:rPr>
+          <w:rFonts w:hint="eastAsia"/>
+          <w:b w:val="0"/>
+          <w:bCs w:val="0"/>
+          <w:color w:val="auto"/>
+          <w:lang w:val="en-US" w:eastAsia="zh-CN"/>
+        </w:rPr>
+      </w:pPr>
+      <w:r>
+        <w:rPr>
+          <w:rFonts w:hint="eastAsia"/>
+          <w:b w:val="0"/>
+          <w:bCs w:val="0"/>
+          <w:color w:val="auto"/>
+          <w:lang w:val="en-US" w:eastAsia="zh-CN"/>
+        </w:rPr>
+        <w:t>小白：阿宣，你听外面有人在破阵。</w:t>
+      </w:r>
+    </w:p>
+    <w:p>
+      <w:pPr>
+        <w:rPr>
+          <w:rFonts w:hint="default"/>
+          <w:b w:val="0"/>
+          <w:bCs w:val="0"/>
+          <w:color w:val="auto"/>
+          <w:lang w:val="en-US" w:eastAsia="zh-CN"/>
+        </w:rPr>
+      </w:pPr>
+      <w:r>
+        <w:rPr>
+          <w:rFonts w:hint="eastAsia"/>
+          <w:b w:val="0"/>
+          <w:bCs w:val="0"/>
+          <w:color w:val="auto"/>
+          <w:lang w:val="en-US" w:eastAsia="zh-CN"/>
+        </w:rPr>
+        <w:t>可是此时你的身躯已经冰冷，你的灵魂飘荡在空中不断消散，看着这一切却无法做出什么。</w:t>
+      </w:r>
+    </w:p>
+    <w:p>
+      <w:pPr>
+        <w:pStyle w:val="10"/>
+        <w:widowControl/>
+        <w:numPr>
+          <w:ilvl w:val="0"/>
+          <w:numId w:val="0"/>
+        </w:numPr>
+        <w:spacing w:line="240" w:lineRule="auto"/>
+        <w:jc w:val="both"/>
+        <w:rPr>
+          <w:rFonts w:hint="eastAsia" w:ascii="宋体" w:hAnsi="宋体" w:eastAsia="宋体"/>
+          <w:b w:val="0"/>
+          <w:bCs w:val="0"/>
+          <w:sz w:val="21"/>
+          <w:szCs w:val="21"/>
+          <w:lang w:val="en-US" w:eastAsia="zh-CN"/>
+        </w:rPr>
+      </w:pPr>
+      <w:r>
+        <w:rPr>
+          <w:rFonts w:hint="eastAsia"/>
+          <w:b w:val="0"/>
+          <w:bCs w:val="0"/>
+          <w:color w:val="auto"/>
+          <w:lang w:val="en-US" w:eastAsia="zh-CN"/>
+        </w:rPr>
+        <w:t>小白急中生智，用玉钗对抗吸力，成功等到了破阵的那一刻，你的肉身虽然已毁，但是你成功保住了你的魂魄，让你得以转世投胎。</w:t>
+      </w:r>
+    </w:p>
+    <w:p>
+      <w:pPr>
+        <w:pStyle w:val="10"/>
+        <w:widowControl/>
+        <w:numPr>
+          <w:ilvl w:val="0"/>
+          <w:numId w:val="0"/>
+        </w:numPr>
+        <w:spacing w:line="240" w:lineRule="auto"/>
+        <w:jc w:val="center"/>
+        <w:rPr>
+          <w:rFonts w:hint="eastAsia" w:ascii="宋体" w:hAnsi="宋体" w:eastAsia="宋体"/>
+          <w:b/>
+          <w:bCs/>
+          <w:sz w:val="21"/>
+          <w:szCs w:val="21"/>
+          <w:lang w:val="en-US" w:eastAsia="zh-CN"/>
+        </w:rPr>
+      </w:pPr>
+      <w:r>
+        <w:rPr>
+          <w:rFonts w:hint="eastAsia" w:ascii="宋体" w:hAnsi="宋体" w:eastAsia="宋体"/>
+          <w:b/>
+          <w:bCs/>
+          <w:sz w:val="21"/>
+          <w:szCs w:val="21"/>
+          <w:lang w:val="en-US" w:eastAsia="zh-CN"/>
+        </w:rPr>
+        <w:t>《终章：最后的宝藏》</w:t>
+      </w:r>
+    </w:p>
+    <w:p>
+      <w:pPr>
+        <w:pStyle w:val="10"/>
+        <w:widowControl/>
+        <w:numPr>
+          <w:ilvl w:val="0"/>
+          <w:numId w:val="0"/>
+        </w:numPr>
+        <w:spacing w:line="240" w:lineRule="auto"/>
+        <w:jc w:val="both"/>
+        <w:rPr>
+          <w:rFonts w:hint="default" w:ascii="宋体" w:hAnsi="宋体" w:eastAsia="宋体"/>
+          <w:b w:val="0"/>
+          <w:bCs w:val="0"/>
+          <w:sz w:val="21"/>
+          <w:szCs w:val="21"/>
+          <w:lang w:val="en-US" w:eastAsia="zh-CN"/>
+        </w:rPr>
+      </w:pPr>
+      <w:r>
+        <w:rPr>
+          <w:rFonts w:hint="default" w:ascii="宋体" w:hAnsi="宋体" w:eastAsia="宋体"/>
+          <w:b w:val="0"/>
+          <w:bCs w:val="0"/>
+          <w:sz w:val="21"/>
+          <w:szCs w:val="21"/>
+          <w:lang w:val="en-US" w:eastAsia="zh-CN"/>
+        </w:rPr>
+        <w:t>一天上午，春雨蒙蒙，你</w:t>
+      </w:r>
+      <w:r>
+        <w:rPr>
+          <w:rFonts w:hint="eastAsia" w:ascii="宋体" w:hAnsi="宋体" w:eastAsia="宋体"/>
+          <w:b w:val="0"/>
+          <w:bCs w:val="0"/>
+          <w:sz w:val="21"/>
+          <w:szCs w:val="21"/>
+          <w:lang w:val="en-US" w:eastAsia="zh-CN"/>
+        </w:rPr>
+        <w:t>正</w:t>
+      </w:r>
+      <w:r>
+        <w:rPr>
+          <w:rFonts w:hint="default" w:ascii="宋体" w:hAnsi="宋体" w:eastAsia="宋体"/>
+          <w:b w:val="0"/>
+          <w:bCs w:val="0"/>
+          <w:sz w:val="21"/>
+          <w:szCs w:val="21"/>
+          <w:lang w:val="en-US" w:eastAsia="zh-CN"/>
+        </w:rPr>
+        <w:t>走在桥上，</w:t>
+      </w:r>
+      <w:r>
+        <w:rPr>
+          <w:rFonts w:hint="eastAsia" w:ascii="宋体" w:hAnsi="宋体" w:eastAsia="宋体"/>
+          <w:b w:val="0"/>
+          <w:bCs w:val="0"/>
+          <w:sz w:val="21"/>
+          <w:szCs w:val="21"/>
+          <w:lang w:val="en-US" w:eastAsia="zh-CN"/>
+        </w:rPr>
+        <w:t>看到两位姑娘</w:t>
+      </w:r>
+      <w:r>
+        <w:rPr>
+          <w:rFonts w:hint="default" w:ascii="宋体" w:hAnsi="宋体" w:eastAsia="宋体"/>
+          <w:b w:val="0"/>
+          <w:bCs w:val="0"/>
+          <w:sz w:val="21"/>
+          <w:szCs w:val="21"/>
+          <w:lang w:val="en-US" w:eastAsia="zh-CN"/>
+        </w:rPr>
+        <w:t>落下</w:t>
+      </w:r>
+      <w:r>
+        <w:rPr>
+          <w:rFonts w:hint="eastAsia" w:ascii="宋体" w:hAnsi="宋体" w:eastAsia="宋体"/>
+          <w:b w:val="0"/>
+          <w:bCs w:val="0"/>
+          <w:sz w:val="21"/>
+          <w:szCs w:val="21"/>
+          <w:lang w:val="en-US" w:eastAsia="zh-CN"/>
+        </w:rPr>
+        <w:t>了一</w:t>
+      </w:r>
+      <w:r>
+        <w:rPr>
+          <w:rFonts w:hint="default" w:ascii="宋体" w:hAnsi="宋体" w:eastAsia="宋体"/>
+          <w:b w:val="0"/>
+          <w:bCs w:val="0"/>
+          <w:sz w:val="21"/>
+          <w:szCs w:val="21"/>
+          <w:lang w:val="en-US" w:eastAsia="zh-CN"/>
+        </w:rPr>
+        <w:t>支珠钗</w:t>
+      </w:r>
+      <w:r>
+        <w:rPr>
+          <w:rFonts w:hint="eastAsia" w:ascii="宋体" w:hAnsi="宋体" w:eastAsia="宋体"/>
+          <w:b w:val="0"/>
+          <w:bCs w:val="0"/>
+          <w:sz w:val="21"/>
+          <w:szCs w:val="21"/>
+          <w:lang w:val="en-US" w:eastAsia="zh-CN"/>
+        </w:rPr>
+        <w:t>，二人一位身着白衣，飘逸如仙，另一位身穿绿裙，灵动潇洒</w:t>
+      </w:r>
+      <w:r>
+        <w:rPr>
+          <w:rFonts w:hint="default" w:ascii="宋体" w:hAnsi="宋体" w:eastAsia="宋体"/>
+          <w:b w:val="0"/>
+          <w:bCs w:val="0"/>
+          <w:sz w:val="21"/>
+          <w:szCs w:val="21"/>
+          <w:lang w:val="en-US" w:eastAsia="zh-CN"/>
+        </w:rPr>
+        <w:t>。</w:t>
+      </w:r>
+    </w:p>
+    <w:p>
+      <w:pPr>
+        <w:pStyle w:val="10"/>
+        <w:widowControl/>
+        <w:numPr>
+          <w:ilvl w:val="0"/>
+          <w:numId w:val="0"/>
+        </w:numPr>
+        <w:pBdr>
+          <w:top w:val="single" w:color="auto" w:sz="4" w:space="0"/>
+          <w:left w:val="single" w:color="auto" w:sz="4" w:space="0"/>
+          <w:bottom w:val="single" w:color="auto" w:sz="4" w:space="0"/>
+          <w:right w:val="single" w:color="auto" w:sz="4" w:space="0"/>
+        </w:pBdr>
+        <w:spacing w:line="240" w:lineRule="auto"/>
+        <w:jc w:val="both"/>
+        <w:rPr>
+          <w:rFonts w:hint="eastAsia" w:ascii="宋体" w:hAnsi="宋体" w:eastAsia="宋体"/>
+          <w:b w:val="0"/>
+          <w:bCs w:val="0"/>
+          <w:sz w:val="21"/>
+          <w:szCs w:val="21"/>
+          <w:lang w:val="en-US" w:eastAsia="zh-CN"/>
+        </w:rPr>
+      </w:pPr>
+      <w:r>
+        <w:rPr>
+          <w:rFonts w:hint="eastAsia" w:asciiTheme="minorHAnsi" w:hAnsiTheme="minorHAnsi" w:eastAsiaTheme="minorEastAsia" w:cstheme="minorBidi"/>
+          <w:b/>
+          <w:bCs/>
+          <w:color w:val="0000FF"/>
+          <w:kern w:val="2"/>
+          <w:sz w:val="21"/>
+          <w:szCs w:val="24"/>
+          <w:lang w:val="en-US" w:eastAsia="zh-CN" w:bidi="ar-SA"/>
+        </w:rPr>
+        <w:t>选</w:t>
+      </w:r>
+      <w:r>
+        <w:rPr>
+          <w:rFonts w:hint="eastAsia" w:asciiTheme="minorHAnsi" w:hAnsiTheme="minorHAnsi" w:eastAsiaTheme="minorEastAsia" w:cstheme="minorBidi"/>
+          <w:b/>
+          <w:bCs/>
+          <w:color w:val="0000FF"/>
+          <w:kern w:val="2"/>
+          <w:sz w:val="21"/>
+          <w:szCs w:val="24"/>
+          <w:lang w:val="en-US" w:eastAsia="zh-CN" w:bidi="ar-SA"/>
+        </w:rPr>
+        <w:t>择：</w:t>
+      </w:r>
+      <w:r>
+        <w:rPr>
+          <w:rFonts w:hint="eastAsia" w:ascii="宋体" w:hAnsi="宋体" w:eastAsia="宋体"/>
+          <w:b w:val="0"/>
+          <w:bCs w:val="0"/>
+          <w:sz w:val="21"/>
+          <w:szCs w:val="21"/>
+          <w:lang w:val="en-US" w:eastAsia="zh-CN"/>
+        </w:rPr>
+        <w:t>1.收下珠钗，据为己有。/2.拾起珠钗，物归原主。</w:t>
+      </w:r>
+    </w:p>
+    <w:p>
+      <w:pPr>
+        <w:pStyle w:val="10"/>
+        <w:widowControl/>
+        <w:numPr>
+          <w:ilvl w:val="0"/>
+          <w:numId w:val="0"/>
+        </w:numPr>
+        <w:spacing w:line="240" w:lineRule="auto"/>
+        <w:jc w:val="both"/>
+        <w:rPr>
+          <w:rFonts w:hint="default" w:ascii="宋体" w:hAnsi="宋体" w:eastAsia="宋体"/>
+          <w:b w:val="0"/>
+          <w:bCs w:val="0"/>
+          <w:sz w:val="21"/>
+          <w:szCs w:val="21"/>
+          <w:lang w:val="en-US" w:eastAsia="zh-CN"/>
+        </w:rPr>
+      </w:pPr>
+      <w:r>
+        <w:rPr>
+          <w:rFonts w:hint="eastAsia" w:ascii="宋体" w:hAnsi="宋体" w:eastAsia="宋体"/>
+          <w:b w:val="0"/>
+          <w:bCs w:val="0"/>
+          <w:sz w:val="21"/>
+          <w:szCs w:val="21"/>
+          <w:lang w:val="en-US" w:eastAsia="zh-CN"/>
+        </w:rPr>
+        <w:t>1.你不动声色的拿走了珠钗，没有想着还给失主，只是在思考这只珠钗能换多少钱，也许对你来说，这也是一份有价值的宝藏吧，但是冥冥之中，你感觉自己好像失去了什么重要的东西，不过，那也与你无关了。</w:t>
+      </w:r>
+    </w:p>
+    <w:p>
+      <w:pPr>
+        <w:pStyle w:val="10"/>
+        <w:widowControl/>
+        <w:numPr>
+          <w:ilvl w:val="0"/>
+          <w:numId w:val="0"/>
+        </w:numPr>
+        <w:spacing w:line="240" w:lineRule="auto"/>
+        <w:jc w:val="both"/>
+        <w:rPr>
+          <w:rFonts w:hint="default" w:ascii="宋体" w:hAnsi="宋体" w:eastAsia="宋体"/>
+          <w:b w:val="0"/>
+          <w:bCs w:val="0"/>
+          <w:sz w:val="21"/>
+          <w:szCs w:val="21"/>
+          <w:lang w:val="en-US" w:eastAsia="zh-CN"/>
+        </w:rPr>
+      </w:pPr>
+    </w:p>
+    <w:p>
+      <w:pPr>
+        <w:pStyle w:val="10"/>
+        <w:widowControl/>
+        <w:numPr>
+          <w:ilvl w:val="0"/>
+          <w:numId w:val="0"/>
+        </w:numPr>
+        <w:spacing w:line="240" w:lineRule="auto"/>
+        <w:jc w:val="both"/>
+        <w:rPr>
+          <w:rFonts w:hint="default" w:ascii="宋体" w:hAnsi="宋体" w:eastAsia="宋体"/>
+          <w:b w:val="0"/>
+          <w:bCs w:val="0"/>
+          <w:sz w:val="21"/>
+          <w:szCs w:val="21"/>
+          <w:lang w:val="en-US" w:eastAsia="zh-CN"/>
+        </w:rPr>
+      </w:pPr>
+      <w:r>
+        <w:rPr>
+          <w:rFonts w:hint="eastAsia" w:ascii="宋体" w:hAnsi="宋体" w:eastAsia="宋体"/>
+          <w:b w:val="0"/>
+          <w:bCs w:val="0"/>
+          <w:sz w:val="21"/>
+          <w:szCs w:val="21"/>
+          <w:lang w:val="en-US" w:eastAsia="zh-CN"/>
+        </w:rPr>
+        <w:t>2.</w:t>
+      </w:r>
+      <w:r>
+        <w:rPr>
+          <w:rFonts w:hint="default" w:ascii="宋体" w:hAnsi="宋体" w:eastAsia="宋体"/>
+          <w:b w:val="0"/>
+          <w:bCs w:val="0"/>
+          <w:sz w:val="21"/>
+          <w:szCs w:val="21"/>
+          <w:lang w:val="en-US" w:eastAsia="zh-CN"/>
+        </w:rPr>
+        <w:t>年轻人：姑娘，你的珠钗掉了。</w:t>
+      </w:r>
+    </w:p>
+    <w:p>
+      <w:pPr>
+        <w:pStyle w:val="10"/>
+        <w:widowControl/>
+        <w:numPr>
+          <w:ilvl w:val="0"/>
+          <w:numId w:val="0"/>
+        </w:numPr>
+        <w:spacing w:line="240" w:lineRule="auto"/>
+        <w:jc w:val="both"/>
+        <w:rPr>
+          <w:rFonts w:hint="default" w:ascii="宋体" w:hAnsi="宋体" w:eastAsia="宋体"/>
+          <w:b w:val="0"/>
+          <w:bCs w:val="0"/>
+          <w:sz w:val="21"/>
+          <w:szCs w:val="21"/>
+          <w:lang w:val="en-US" w:eastAsia="zh-CN"/>
+        </w:rPr>
+      </w:pPr>
+      <w:r>
+        <w:rPr>
+          <w:rFonts w:hint="default" w:ascii="宋体" w:hAnsi="宋体" w:eastAsia="宋体"/>
+          <w:b w:val="0"/>
+          <w:bCs w:val="0"/>
+          <w:sz w:val="21"/>
+          <w:szCs w:val="21"/>
+          <w:lang w:val="en-US" w:eastAsia="zh-CN"/>
+        </w:rPr>
+        <w:t>小白：谢谢官人。</w:t>
+      </w:r>
+    </w:p>
+    <w:p>
+      <w:pPr>
+        <w:pStyle w:val="10"/>
+        <w:widowControl/>
+        <w:numPr>
+          <w:ilvl w:val="0"/>
+          <w:numId w:val="0"/>
+        </w:numPr>
+        <w:spacing w:line="240" w:lineRule="auto"/>
+        <w:jc w:val="both"/>
+        <w:rPr>
+          <w:rFonts w:hint="default" w:ascii="宋体" w:hAnsi="宋体" w:eastAsia="宋体"/>
+          <w:b w:val="0"/>
+          <w:bCs w:val="0"/>
+          <w:sz w:val="21"/>
+          <w:szCs w:val="21"/>
+          <w:lang w:val="en-US" w:eastAsia="zh-CN"/>
+        </w:rPr>
+      </w:pPr>
+      <w:r>
+        <w:rPr>
+          <w:rFonts w:hint="default" w:ascii="宋体" w:hAnsi="宋体" w:eastAsia="宋体"/>
+          <w:b w:val="0"/>
+          <w:bCs w:val="0"/>
+          <w:sz w:val="21"/>
+          <w:szCs w:val="21"/>
+          <w:lang w:val="en-US" w:eastAsia="zh-CN"/>
+        </w:rPr>
+        <w:t>年轻人：这珠钗年代久远，可是宝贵之物</w:t>
+      </w:r>
+    </w:p>
+    <w:p>
+      <w:pPr>
+        <w:pStyle w:val="10"/>
+        <w:widowControl/>
+        <w:numPr>
+          <w:ilvl w:val="0"/>
+          <w:numId w:val="0"/>
+        </w:numPr>
+        <w:spacing w:line="240" w:lineRule="auto"/>
+        <w:jc w:val="both"/>
+        <w:rPr>
+          <w:rFonts w:hint="default" w:ascii="宋体" w:hAnsi="宋体" w:eastAsia="宋体"/>
+          <w:b w:val="0"/>
+          <w:bCs w:val="0"/>
+          <w:sz w:val="21"/>
+          <w:szCs w:val="21"/>
+          <w:lang w:val="en-US" w:eastAsia="zh-CN"/>
+        </w:rPr>
+      </w:pPr>
+      <w:r>
+        <w:rPr>
+          <w:rFonts w:hint="default" w:ascii="宋体" w:hAnsi="宋体" w:eastAsia="宋体"/>
+          <w:b w:val="0"/>
+          <w:bCs w:val="0"/>
+          <w:sz w:val="21"/>
+          <w:szCs w:val="21"/>
+          <w:lang w:val="en-US" w:eastAsia="zh-CN"/>
+        </w:rPr>
+        <w:t>小白：是啊，多谢小官人捡到。这可是万万不能丢失的。</w:t>
+      </w:r>
+    </w:p>
+    <w:p>
+      <w:pPr>
+        <w:pStyle w:val="10"/>
+        <w:widowControl/>
+        <w:numPr>
+          <w:ilvl w:val="0"/>
+          <w:numId w:val="0"/>
+        </w:numPr>
+        <w:spacing w:line="240" w:lineRule="auto"/>
+        <w:jc w:val="both"/>
+        <w:rPr>
+          <w:rFonts w:hint="default" w:ascii="宋体" w:hAnsi="宋体" w:eastAsia="宋体"/>
+          <w:b w:val="0"/>
+          <w:bCs w:val="0"/>
+          <w:sz w:val="21"/>
+          <w:szCs w:val="21"/>
+          <w:lang w:val="en-US" w:eastAsia="zh-CN"/>
+        </w:rPr>
+      </w:pPr>
+      <w:r>
+        <w:rPr>
+          <w:rFonts w:hint="default" w:ascii="宋体" w:hAnsi="宋体" w:eastAsia="宋体"/>
+          <w:b w:val="0"/>
+          <w:bCs w:val="0"/>
+          <w:sz w:val="21"/>
+          <w:szCs w:val="21"/>
+          <w:lang w:val="en-US" w:eastAsia="zh-CN"/>
+        </w:rPr>
+        <w:t>年轻人：小娘子看着好生面善，是何方之人。</w:t>
+      </w:r>
+    </w:p>
+    <w:p>
+      <w:pPr>
+        <w:pStyle w:val="10"/>
+        <w:widowControl/>
+        <w:numPr>
+          <w:ilvl w:val="0"/>
+          <w:numId w:val="0"/>
+        </w:numPr>
+        <w:spacing w:line="240" w:lineRule="auto"/>
+        <w:jc w:val="both"/>
+        <w:rPr>
+          <w:rFonts w:hint="default" w:ascii="宋体" w:hAnsi="宋体" w:eastAsia="宋体"/>
+          <w:b w:val="0"/>
+          <w:bCs w:val="0"/>
+          <w:sz w:val="21"/>
+          <w:szCs w:val="21"/>
+          <w:lang w:val="en-US" w:eastAsia="zh-CN"/>
+        </w:rPr>
+      </w:pPr>
+      <w:r>
+        <w:rPr>
+          <w:rFonts w:hint="default" w:ascii="宋体" w:hAnsi="宋体" w:eastAsia="宋体"/>
+          <w:b w:val="0"/>
+          <w:bCs w:val="0"/>
+          <w:sz w:val="21"/>
+          <w:szCs w:val="21"/>
+          <w:lang w:val="en-US" w:eastAsia="zh-CN"/>
+        </w:rPr>
+        <w:t>小白：说来话长...</w:t>
+      </w:r>
+    </w:p>
+    <w:p>
+      <w:pPr>
+        <w:pStyle w:val="10"/>
+        <w:widowControl/>
+        <w:numPr>
+          <w:ilvl w:val="0"/>
+          <w:numId w:val="0"/>
+        </w:numPr>
+        <w:spacing w:line="240" w:lineRule="auto"/>
+        <w:jc w:val="both"/>
+        <w:rPr>
+          <w:rFonts w:hint="default" w:ascii="宋体" w:hAnsi="宋体" w:eastAsia="宋体"/>
+          <w:b w:val="0"/>
+          <w:bCs w:val="0"/>
+          <w:sz w:val="21"/>
+          <w:szCs w:val="21"/>
+          <w:lang w:val="en-US" w:eastAsia="zh-CN"/>
+        </w:rPr>
+      </w:pPr>
+    </w:p>
+    <w:p>
+      <w:pPr>
+        <w:pStyle w:val="10"/>
+        <w:widowControl/>
+        <w:numPr>
+          <w:ilvl w:val="0"/>
+          <w:numId w:val="0"/>
+        </w:numPr>
+        <w:spacing w:line="240" w:lineRule="auto"/>
+        <w:jc w:val="both"/>
+        <w:rPr>
+          <w:rFonts w:hint="default" w:ascii="宋体" w:hAnsi="宋体" w:eastAsia="宋体"/>
+          <w:b w:val="0"/>
+          <w:bCs w:val="0"/>
+          <w:sz w:val="21"/>
+          <w:szCs w:val="21"/>
+          <w:lang w:val="en-US" w:eastAsia="zh-CN"/>
+        </w:rPr>
+      </w:pPr>
+      <w:r>
+        <w:rPr>
+          <w:rFonts w:hint="default" w:ascii="宋体" w:hAnsi="宋体" w:eastAsia="宋体"/>
+          <w:b w:val="0"/>
+          <w:bCs w:val="0"/>
+          <w:sz w:val="21"/>
+          <w:szCs w:val="21"/>
+          <w:lang w:val="en-US" w:eastAsia="zh-CN"/>
+        </w:rPr>
+        <w:t>故事到这就结束了，你再次感到一阵眩晕，随后发现自己回到了家里。电视之中正播放着下一个春晚节目，而你的思绪却仍停在白蛇的故事中，久久不能释怀。</w:t>
+      </w:r>
+    </w:p>
+    <w:p>
+      <w:pPr>
+        <w:pStyle w:val="10"/>
+        <w:widowControl/>
+        <w:numPr>
+          <w:ilvl w:val="0"/>
+          <w:numId w:val="0"/>
+        </w:numPr>
+        <w:spacing w:line="240" w:lineRule="auto"/>
+        <w:jc w:val="both"/>
+        <w:rPr>
+          <w:rFonts w:hint="default" w:ascii="宋体" w:hAnsi="宋体" w:eastAsia="宋体"/>
+          <w:b w:val="0"/>
+          <w:bCs w:val="0"/>
+          <w:sz w:val="21"/>
+          <w:szCs w:val="21"/>
+          <w:lang w:val="en-US" w:eastAsia="zh-CN"/>
+        </w:rPr>
+      </w:pPr>
+      <w:r>
+        <w:rPr>
+          <w:rFonts w:hint="default" w:ascii="宋体" w:hAnsi="宋体" w:eastAsia="宋体"/>
+          <w:b w:val="0"/>
+          <w:bCs w:val="0"/>
+          <w:sz w:val="21"/>
+          <w:szCs w:val="21"/>
+          <w:lang w:val="en-US" w:eastAsia="zh-CN"/>
+        </w:rPr>
+        <w:t>你似乎收益良多，阿宣和小白的爱情跨越了种族的界限，展示了爱情的力量可以超越一切障碍；那句“人间多的是长着两只脚的恶人，长了条尾巴又怎么样。”道出人妖并非是乱世对立的根源，善与恶才是；虽然小白和许宣的命运充满了坎坷，但他们通过自己的选择和努力，最终改变了自己的命运。</w:t>
+      </w:r>
       <w:bookmarkStart w:id="0" w:name="_GoBack"/>
       <w:bookmarkEnd w:id="0"/>
     </w:p>
@@ -6836,408 +13872,27 @@
           <w:numId w:val="0"/>
         </w:numPr>
         <w:spacing w:line="240" w:lineRule="auto"/>
-        <w:jc w:val="left"/>
-        <w:rPr>
-          <w:rFonts w:hint="default" w:ascii="宋体" w:hAnsi="宋体" w:eastAsia="宋体"/>
-          <w:b w:val="0"/>
-          <w:bCs w:val="0"/>
-          <w:sz w:val="21"/>
-          <w:szCs w:val="21"/>
-          <w:lang w:val="en-US" w:eastAsia="zh-CN"/>
-        </w:rPr>
-      </w:pPr>
-      <w:r>
-        <w:rPr>
-          <w:rFonts w:hint="eastAsia" w:ascii="宋体" w:hAnsi="宋体" w:eastAsia="宋体"/>
-          <w:b w:val="0"/>
-          <w:bCs w:val="0"/>
-          <w:sz w:val="21"/>
-          <w:szCs w:val="21"/>
-          <w:lang w:val="en-US" w:eastAsia="zh-CN"/>
-        </w:rPr>
-        <w:t>1.小青：你！</w:t>
-      </w:r>
-    </w:p>
-    <w:p>
-      <w:pPr>
-        <w:pStyle w:val="10"/>
-        <w:widowControl/>
-        <w:numPr>
-          <w:ilvl w:val="0"/>
-          <w:numId w:val="0"/>
-        </w:numPr>
-        <w:spacing w:line="240" w:lineRule="auto"/>
-        <w:jc w:val="left"/>
-        <w:rPr>
-          <w:rFonts w:hint="eastAsia" w:ascii="宋体" w:hAnsi="宋体" w:eastAsia="宋体"/>
-          <w:b w:val="0"/>
-          <w:bCs w:val="0"/>
-          <w:sz w:val="21"/>
-          <w:szCs w:val="21"/>
-          <w:lang w:val="en-US" w:eastAsia="zh-CN"/>
-        </w:rPr>
-      </w:pPr>
-      <w:r>
-        <w:rPr>
-          <w:rFonts w:hint="eastAsia" w:ascii="宋体" w:hAnsi="宋体" w:eastAsia="宋体"/>
-          <w:b w:val="0"/>
-          <w:bCs w:val="0"/>
-          <w:sz w:val="21"/>
-          <w:szCs w:val="21"/>
-          <w:lang w:val="en-US" w:eastAsia="zh-CN"/>
-        </w:rPr>
-        <w:t>2.阿宣：原来国师修炼的是这么邪门的功法，我真的不知道他是这样的。</w:t>
-      </w:r>
-    </w:p>
-    <w:p>
-      <w:pPr>
-        <w:pStyle w:val="10"/>
-        <w:widowControl/>
-        <w:numPr>
-          <w:ilvl w:val="0"/>
-          <w:numId w:val="0"/>
-        </w:numPr>
-        <w:spacing w:line="240" w:lineRule="auto"/>
-        <w:jc w:val="left"/>
-        <w:rPr>
-          <w:rFonts w:hint="default" w:ascii="宋体" w:hAnsi="宋体" w:eastAsia="宋体"/>
-          <w:b w:val="0"/>
-          <w:bCs w:val="0"/>
-          <w:sz w:val="21"/>
-          <w:szCs w:val="21"/>
-          <w:lang w:val="en-US" w:eastAsia="zh-CN"/>
-        </w:rPr>
-      </w:pPr>
-      <w:r>
-        <w:rPr>
-          <w:rFonts w:hint="eastAsia" w:ascii="宋体" w:hAnsi="宋体" w:eastAsia="宋体"/>
-          <w:b w:val="0"/>
-          <w:bCs w:val="0"/>
-          <w:sz w:val="21"/>
-          <w:szCs w:val="21"/>
-          <w:lang w:val="en-US" w:eastAsia="zh-CN"/>
-        </w:rPr>
-        <w:t>你这才得知朝廷下令捕蛇的原因。</w:t>
-      </w:r>
-    </w:p>
-    <w:p>
-      <w:pPr>
-        <w:pStyle w:val="10"/>
-        <w:widowControl/>
-        <w:numPr>
-          <w:ilvl w:val="0"/>
-          <w:numId w:val="0"/>
-        </w:numPr>
-        <w:spacing w:line="240" w:lineRule="auto"/>
-        <w:jc w:val="left"/>
-        <w:rPr>
-          <w:rFonts w:hint="eastAsia" w:ascii="宋体" w:hAnsi="宋体" w:eastAsia="宋体"/>
-          <w:b w:val="0"/>
-          <w:bCs w:val="0"/>
-          <w:sz w:val="21"/>
-          <w:szCs w:val="21"/>
-          <w:lang w:val="en-US" w:eastAsia="zh-CN"/>
-        </w:rPr>
-      </w:pPr>
-      <w:r>
-        <w:rPr>
-          <w:rFonts w:hint="eastAsia" w:ascii="宋体" w:hAnsi="宋体" w:eastAsia="宋体"/>
-          <w:b w:val="0"/>
-          <w:bCs w:val="0"/>
-          <w:sz w:val="21"/>
-          <w:szCs w:val="21"/>
-          <w:lang w:val="en-US" w:eastAsia="zh-CN"/>
-        </w:rPr>
-        <w:t>小青：假惺惺，你一个捕蛇人，帮凶，帮凶就该死！我杀了你这个捕蛇人。</w:t>
-      </w:r>
-    </w:p>
-    <w:p>
-      <w:pPr>
-        <w:pStyle w:val="10"/>
-        <w:widowControl/>
-        <w:numPr>
-          <w:ilvl w:val="0"/>
-          <w:numId w:val="0"/>
-        </w:numPr>
-        <w:spacing w:line="240" w:lineRule="auto"/>
-        <w:jc w:val="left"/>
-        <w:rPr>
-          <w:rFonts w:hint="eastAsia" w:ascii="宋体" w:hAnsi="宋体" w:eastAsia="宋体"/>
-          <w:b w:val="0"/>
-          <w:bCs w:val="0"/>
-          <w:sz w:val="21"/>
-          <w:szCs w:val="21"/>
-          <w:lang w:val="en-US" w:eastAsia="zh-CN"/>
-        </w:rPr>
-      </w:pPr>
-    </w:p>
-    <w:p>
-      <w:pPr>
-        <w:pStyle w:val="10"/>
-        <w:widowControl/>
-        <w:numPr>
-          <w:ilvl w:val="0"/>
-          <w:numId w:val="0"/>
-        </w:numPr>
-        <w:spacing w:line="240" w:lineRule="auto"/>
-        <w:jc w:val="left"/>
-        <w:rPr>
-          <w:rFonts w:hint="default" w:ascii="宋体" w:hAnsi="宋体" w:eastAsia="宋体"/>
-          <w:b w:val="0"/>
-          <w:bCs w:val="0"/>
-          <w:color w:val="auto"/>
-          <w:sz w:val="21"/>
-          <w:szCs w:val="21"/>
-          <w:lang w:val="en-US" w:eastAsia="zh-CN"/>
-        </w:rPr>
-      </w:pPr>
-      <w:r>
-        <w:rPr>
-          <w:rFonts w:hint="eastAsia" w:ascii="宋体" w:hAnsi="宋体" w:eastAsia="宋体"/>
-          <w:b w:val="0"/>
-          <w:bCs w:val="0"/>
-          <w:sz w:val="21"/>
-          <w:szCs w:val="21"/>
-          <w:lang w:val="en-US" w:eastAsia="zh-CN"/>
-        </w:rPr>
-        <w:t>说罢，小青又冲了过来，准备杀掉你。</w:t>
-      </w:r>
-    </w:p>
-    <w:p>
-      <w:pPr>
-        <w:pStyle w:val="10"/>
-        <w:widowControl/>
-        <w:numPr>
-          <w:ilvl w:val="0"/>
-          <w:numId w:val="0"/>
-        </w:numPr>
-        <w:spacing w:line="240" w:lineRule="auto"/>
-        <w:jc w:val="left"/>
-        <w:rPr>
-          <w:rFonts w:hint="default" w:ascii="宋体" w:hAnsi="宋体" w:eastAsia="宋体"/>
-          <w:b w:val="0"/>
-          <w:bCs w:val="0"/>
-          <w:sz w:val="21"/>
-          <w:szCs w:val="21"/>
-          <w:lang w:val="en-US" w:eastAsia="zh-CN"/>
-        </w:rPr>
-      </w:pPr>
-      <w:r>
-        <w:rPr>
-          <w:rFonts w:hint="eastAsia" w:ascii="宋体" w:hAnsi="宋体" w:eastAsia="宋体"/>
-          <w:b w:val="0"/>
-          <w:bCs w:val="0"/>
-          <w:color w:val="auto"/>
-          <w:sz w:val="21"/>
-          <w:szCs w:val="21"/>
-          <w:lang w:val="en-US" w:eastAsia="zh-CN"/>
-        </w:rPr>
-        <w:t>由于小青这次攻击用了全力，突然地面塌陷，你和小白掉入了一个地宫当中，你们连忙在入口彻底封死之前躲了进去，暂时逃脱了小青的追击。</w:t>
-      </w:r>
-    </w:p>
-    <w:p>
-      <w:pPr>
-        <w:pStyle w:val="10"/>
-        <w:widowControl/>
-        <w:numPr>
-          <w:ilvl w:val="0"/>
-          <w:numId w:val="0"/>
-        </w:numPr>
-        <w:spacing w:line="240" w:lineRule="auto"/>
-        <w:jc w:val="center"/>
-        <w:rPr>
-          <w:rFonts w:hint="eastAsia" w:ascii="宋体" w:hAnsi="宋体" w:eastAsia="宋体"/>
-          <w:b/>
-          <w:bCs/>
-          <w:sz w:val="21"/>
-          <w:szCs w:val="21"/>
-          <w:lang w:val="en-US" w:eastAsia="zh-CN"/>
-        </w:rPr>
-      </w:pPr>
-      <w:r>
-        <w:rPr>
-          <w:rFonts w:hint="eastAsia" w:ascii="宋体" w:hAnsi="宋体" w:eastAsia="宋体"/>
-          <w:b/>
-          <w:bCs/>
-          <w:sz w:val="21"/>
-          <w:szCs w:val="21"/>
-          <w:lang w:val="en-US" w:eastAsia="zh-CN"/>
-        </w:rPr>
-        <w:t>《第三章：地宫探秘》</w:t>
-      </w:r>
-    </w:p>
-    <w:p>
-      <w:pPr>
-        <w:pStyle w:val="10"/>
-        <w:widowControl/>
-        <w:numPr>
-          <w:ilvl w:val="0"/>
-          <w:numId w:val="0"/>
-        </w:numPr>
-        <w:spacing w:line="240" w:lineRule="auto"/>
         <w:jc w:val="both"/>
         <w:rPr>
-          <w:rFonts w:hint="eastAsia" w:ascii="宋体" w:hAnsi="宋体" w:eastAsia="宋体"/>
-          <w:b w:val="0"/>
-          <w:bCs w:val="0"/>
-          <w:sz w:val="21"/>
-          <w:szCs w:val="21"/>
-          <w:lang w:val="en-US" w:eastAsia="zh-CN"/>
-        </w:rPr>
-      </w:pPr>
-    </w:p>
-    <w:p>
-      <w:pPr>
-        <w:pStyle w:val="10"/>
-        <w:widowControl/>
-        <w:numPr>
-          <w:ilvl w:val="0"/>
-          <w:numId w:val="0"/>
-        </w:numPr>
-        <w:spacing w:line="240" w:lineRule="auto"/>
-        <w:jc w:val="center"/>
-        <w:rPr>
-          <w:rFonts w:hint="eastAsia" w:ascii="宋体" w:hAnsi="宋体" w:eastAsia="宋体"/>
-          <w:b/>
-          <w:bCs/>
-          <w:sz w:val="21"/>
-          <w:szCs w:val="21"/>
-          <w:lang w:val="en-US" w:eastAsia="zh-CN"/>
-        </w:rPr>
-      </w:pPr>
-      <w:r>
-        <w:rPr>
-          <w:rFonts w:hint="eastAsia" w:ascii="宋体" w:hAnsi="宋体" w:eastAsia="宋体"/>
-          <w:b/>
-          <w:bCs/>
-          <w:sz w:val="21"/>
-          <w:szCs w:val="21"/>
-          <w:lang w:val="en-US" w:eastAsia="zh-CN"/>
-        </w:rPr>
-        <w:t>《第四章：我长尾巴了，也变强了》</w:t>
-      </w:r>
-    </w:p>
-    <w:p>
-      <w:pPr>
-        <w:pStyle w:val="10"/>
-        <w:widowControl/>
-        <w:numPr>
-          <w:ilvl w:val="0"/>
-          <w:numId w:val="0"/>
-        </w:numPr>
-        <w:spacing w:line="240" w:lineRule="auto"/>
-        <w:jc w:val="left"/>
-        <w:rPr>
-          <w:rFonts w:hint="eastAsia" w:ascii="宋体" w:hAnsi="宋体" w:eastAsia="宋体"/>
-          <w:b w:val="0"/>
-          <w:bCs w:val="0"/>
-          <w:sz w:val="21"/>
-          <w:szCs w:val="21"/>
-          <w:lang w:val="en-US" w:eastAsia="zh-CN"/>
-        </w:rPr>
-      </w:pPr>
-    </w:p>
-    <w:p>
-      <w:pPr>
-        <w:pStyle w:val="10"/>
-        <w:widowControl/>
-        <w:numPr>
-          <w:ilvl w:val="0"/>
-          <w:numId w:val="0"/>
-        </w:numPr>
-        <w:spacing w:line="240" w:lineRule="auto"/>
-        <w:jc w:val="center"/>
-        <w:rPr>
-          <w:rFonts w:hint="eastAsia" w:ascii="宋体" w:hAnsi="宋体" w:eastAsia="宋体"/>
-          <w:b/>
-          <w:bCs/>
-          <w:sz w:val="21"/>
-          <w:szCs w:val="21"/>
-          <w:lang w:val="en-US" w:eastAsia="zh-CN"/>
-        </w:rPr>
-      </w:pPr>
-      <w:r>
-        <w:rPr>
-          <w:rFonts w:hint="eastAsia" w:ascii="宋体" w:hAnsi="宋体" w:eastAsia="宋体"/>
-          <w:b/>
-          <w:bCs/>
-          <w:sz w:val="21"/>
-          <w:szCs w:val="21"/>
-          <w:lang w:val="en-US" w:eastAsia="zh-CN"/>
-        </w:rPr>
-        <w:t>《第五章：双生劫》</w:t>
-      </w:r>
-    </w:p>
-    <w:p>
-      <w:pPr>
-        <w:pStyle w:val="10"/>
-        <w:widowControl/>
-        <w:numPr>
-          <w:ilvl w:val="0"/>
-          <w:numId w:val="0"/>
-        </w:numPr>
-        <w:spacing w:line="240" w:lineRule="auto"/>
-        <w:jc w:val="both"/>
-        <w:rPr>
-          <w:rFonts w:hint="eastAsia" w:ascii="宋体" w:hAnsi="宋体" w:eastAsia="宋体"/>
-          <w:b w:val="0"/>
-          <w:bCs w:val="0"/>
-          <w:sz w:val="21"/>
-          <w:szCs w:val="21"/>
-          <w:lang w:val="en-US" w:eastAsia="zh-CN"/>
-        </w:rPr>
-      </w:pPr>
-    </w:p>
-    <w:p>
-      <w:pPr>
-        <w:pStyle w:val="10"/>
-        <w:widowControl/>
-        <w:numPr>
-          <w:ilvl w:val="0"/>
-          <w:numId w:val="0"/>
-        </w:numPr>
-        <w:spacing w:line="240" w:lineRule="auto"/>
-        <w:jc w:val="center"/>
-        <w:rPr>
-          <w:rFonts w:hint="eastAsia" w:ascii="宋体" w:hAnsi="宋体" w:eastAsia="宋体"/>
-          <w:b/>
-          <w:bCs/>
-          <w:sz w:val="21"/>
-          <w:szCs w:val="21"/>
-          <w:lang w:val="en-US" w:eastAsia="zh-CN"/>
-        </w:rPr>
-      </w:pPr>
-      <w:r>
-        <w:rPr>
-          <w:rFonts w:hint="eastAsia" w:ascii="宋体" w:hAnsi="宋体" w:eastAsia="宋体"/>
-          <w:b/>
-          <w:bCs/>
-          <w:sz w:val="21"/>
-          <w:szCs w:val="21"/>
-          <w:lang w:val="en-US" w:eastAsia="zh-CN"/>
-        </w:rPr>
-        <w:t>《终章：最后的宝藏》</w:t>
-      </w:r>
-    </w:p>
-    <w:p>
-      <w:pPr>
-        <w:pStyle w:val="10"/>
-        <w:widowControl/>
-        <w:numPr>
-          <w:ilvl w:val="0"/>
-          <w:numId w:val="0"/>
-        </w:numPr>
-        <w:spacing w:line="240" w:lineRule="auto"/>
-        <w:jc w:val="center"/>
-        <w:rPr>
-          <w:rFonts w:hint="default" w:ascii="宋体" w:hAnsi="宋体" w:eastAsia="宋体"/>
-          <w:b/>
-          <w:bCs/>
-          <w:sz w:val="21"/>
-          <w:szCs w:val="21"/>
-          <w:lang w:val="en-US" w:eastAsia="zh-CN"/>
-        </w:rPr>
-      </w:pPr>
+          <w:rFonts w:hint="default" w:ascii="宋体" w:hAnsi="宋体" w:eastAsia="宋体"/>
+          <w:b w:val="0"/>
+          <w:bCs w:val="0"/>
+          <w:sz w:val="21"/>
+          <w:szCs w:val="21"/>
+          <w:lang w:val="en-US" w:eastAsia="zh-CN"/>
+        </w:rPr>
+      </w:pPr>
+      <w:r>
+        <w:rPr>
+          <w:rFonts w:hint="default" w:ascii="宋体" w:hAnsi="宋体" w:eastAsia="宋体"/>
+          <w:b w:val="0"/>
+          <w:bCs w:val="0"/>
+          <w:sz w:val="21"/>
+          <w:szCs w:val="21"/>
+          <w:lang w:val="en-US" w:eastAsia="zh-CN"/>
+        </w:rPr>
+        <w:t>那么聪明的你，还收获了哪些“宝藏”呢？</w:t>
+      </w:r>
     </w:p>
     <w:p>
       <w:pPr>
@@ -17205,12 +23860,6 @@
             <w:insideH w:val="none" w:color="auto" w:sz="0" w:space="0"/>
             <w:insideV w:val="none" w:color="auto" w:sz="0" w:space="0"/>
           </w:tblBorders>
-          <w:tblCellMar>
-            <w:top w:w="0" w:type="dxa"/>
-            <w:left w:w="108" w:type="dxa"/>
-            <w:bottom w:w="0" w:type="dxa"/>
-            <w:right w:w="108" w:type="dxa"/>
-          </w:tblCellMar>
         </w:tblPrEx>
         <w:trPr>
           <w:jc w:val="center"/>

--- a/《白蛇之旅》——小游戏设计策划案.docx
+++ b/《白蛇之旅》——小游戏设计策划案.docx
@@ -12651,6 +12651,8 @@
         </w:rPr>
         <w:t>过了片刻，国师现身了。</w:t>
       </w:r>
+      <w:bookmarkStart w:id="0" w:name="_GoBack"/>
+      <w:bookmarkEnd w:id="0"/>
     </w:p>
     <w:p>
       <w:pPr>
@@ -13504,20 +13506,7 @@
           <w:szCs w:val="24"/>
           <w:lang w:val="en-US" w:eastAsia="zh-CN" w:bidi="ar-SA"/>
         </w:rPr>
-        <w:t>选</w:t>
-      </w:r>
-      <w:r>
-        <w:rPr>
-          <w:rFonts w:hint="eastAsia" w:asciiTheme="minorHAnsi" w:hAnsiTheme="minorHAnsi" w:eastAsiaTheme="minorEastAsia" w:cstheme="minorBidi"/>
-          <w:b/>
-          <w:bCs/>
-          <w:color w:val="0000FF"/>
-          <w:kern w:val="2"/>
-          <w:sz w:val="21"/>
-          <w:szCs w:val="24"/>
-          <w:lang w:val="en-US" w:eastAsia="zh-CN" w:bidi="ar-SA"/>
-        </w:rPr>
-        <w:t>择：</w:t>
+        <w:t>选择：</w:t>
       </w:r>
       <w:r>
         <w:rPr>
@@ -13860,8 +13849,6 @@
         </w:rPr>
         <w:t>你似乎收益良多，阿宣和小白的爱情跨越了种族的界限，展示了爱情的力量可以超越一切障碍；那句“人间多的是长着两只脚的恶人，长了条尾巴又怎么样。”道出人妖并非是乱世对立的根源，善与恶才是；虽然小白和许宣的命运充满了坎坷，但他们通过自己的选择和努力，最终改变了自己的命运。</w:t>
       </w:r>
-      <w:bookmarkStart w:id="0" w:name="_GoBack"/>
-      <w:bookmarkEnd w:id="0"/>
     </w:p>
     <w:p>
       <w:pPr>
@@ -23860,6 +23847,12 @@
             <w:insideH w:val="none" w:color="auto" w:sz="0" w:space="0"/>
             <w:insideV w:val="none" w:color="auto" w:sz="0" w:space="0"/>
           </w:tblBorders>
+          <w:tblCellMar>
+            <w:top w:w="0" w:type="dxa"/>
+            <w:left w:w="108" w:type="dxa"/>
+            <w:bottom w:w="0" w:type="dxa"/>
+            <w:right w:w="108" w:type="dxa"/>
+          </w:tblCellMar>
         </w:tblPrEx>
         <w:trPr>
           <w:jc w:val="center"/>

--- a/《白蛇之旅》——小游戏设计策划案.docx
+++ b/《白蛇之旅》——小游戏设计策划案.docx
@@ -241,8 +241,285 @@
           <w:sz w:val="24"/>
           <w:lang w:val="en-US" w:eastAsia="zh-CN"/>
         </w:rPr>
-        <w:t>三、详细剧情</w:t>
-      </w:r>
+        <w:t>三、剧情梗概</w:t>
+      </w:r>
+    </w:p>
+    <w:p>
+      <w:pPr>
+        <w:pStyle w:val="10"/>
+        <w:widowControl/>
+        <w:numPr>
+          <w:ilvl w:val="0"/>
+          <w:numId w:val="0"/>
+        </w:numPr>
+        <w:spacing w:line="240" w:lineRule="auto"/>
+        <w:jc w:val="left"/>
+        <w:rPr>
+          <w:rFonts w:hint="eastAsia" w:ascii="宋体" w:hAnsi="宋体" w:eastAsia="宋体"/>
+          <w:b w:val="0"/>
+          <w:bCs w:val="0"/>
+          <w:sz w:val="21"/>
+          <w:szCs w:val="21"/>
+          <w:lang w:val="en-US" w:eastAsia="zh-CN"/>
+        </w:rPr>
+      </w:pPr>
+      <w:r>
+        <w:rPr>
+          <w:rFonts w:hint="eastAsia" w:ascii="宋体" w:hAnsi="宋体" w:eastAsia="宋体"/>
+          <w:b w:val="0"/>
+          <w:bCs w:val="0"/>
+          <w:sz w:val="21"/>
+          <w:szCs w:val="21"/>
+          <w:lang w:val="en-US" w:eastAsia="zh-CN"/>
+        </w:rPr>
+        <w:t>《白蛇之旅》是一款以“白蛇传”为背景的穿越冒险游戏。玩家在观看蛇年春晚的小品《借伞》时，意外穿越到晚唐时期的《白蛇：缘起》故事中，成为许宣或小白，开启一段寻找“蛇年宝藏”的奇幻之旅。游戏通过两条独立的故事线展开：</w:t>
+      </w:r>
+    </w:p>
+    <w:p>
+      <w:pPr>
+        <w:pStyle w:val="10"/>
+        <w:widowControl/>
+        <w:numPr>
+          <w:ilvl w:val="0"/>
+          <w:numId w:val="1"/>
+        </w:numPr>
+        <w:spacing w:line="240" w:lineRule="auto"/>
+        <w:ind w:left="420" w:leftChars="0" w:hanging="420" w:firstLineChars="0"/>
+        <w:jc w:val="left"/>
+        <w:rPr>
+          <w:rFonts w:hint="eastAsia" w:ascii="宋体" w:hAnsi="宋体" w:eastAsia="宋体"/>
+          <w:b/>
+          <w:bCs/>
+          <w:sz w:val="21"/>
+          <w:szCs w:val="21"/>
+          <w:lang w:val="en-US" w:eastAsia="zh-CN"/>
+        </w:rPr>
+      </w:pPr>
+      <w:r>
+        <w:rPr>
+          <w:rFonts w:hint="eastAsia" w:ascii="宋体" w:hAnsi="宋体" w:eastAsia="宋体"/>
+          <w:b/>
+          <w:bCs/>
+          <w:sz w:val="21"/>
+          <w:szCs w:val="21"/>
+          <w:lang w:val="en-US" w:eastAsia="zh-CN"/>
+        </w:rPr>
+        <w:t>阿宣故事线：</w:t>
+      </w:r>
+    </w:p>
+    <w:p>
+      <w:pPr>
+        <w:pStyle w:val="10"/>
+        <w:widowControl/>
+        <w:numPr>
+          <w:ilvl w:val="0"/>
+          <w:numId w:val="0"/>
+        </w:numPr>
+        <w:spacing w:line="240" w:lineRule="auto"/>
+        <w:ind w:firstLine="420" w:firstLineChars="0"/>
+        <w:jc w:val="left"/>
+        <w:rPr>
+          <w:rFonts w:hint="eastAsia" w:ascii="宋体" w:hAnsi="宋体" w:eastAsia="宋体"/>
+          <w:b w:val="0"/>
+          <w:bCs w:val="0"/>
+          <w:sz w:val="21"/>
+          <w:szCs w:val="21"/>
+          <w:lang w:val="en-US" w:eastAsia="zh-CN"/>
+        </w:rPr>
+      </w:pPr>
+      <w:r>
+        <w:rPr>
+          <w:rFonts w:hint="eastAsia" w:ascii="宋体" w:hAnsi="宋体" w:eastAsia="宋体"/>
+          <w:b w:val="0"/>
+          <w:bCs w:val="0"/>
+          <w:sz w:val="21"/>
+          <w:szCs w:val="21"/>
+          <w:lang w:val="en-US" w:eastAsia="zh-CN"/>
+        </w:rPr>
+        <w:t>许宣是一个善良的捕蛇村少年，害怕捕蛇却喜欢采摘草药。他在河边救下了失去记忆的白衣女子小白，两人结伴而行，踏上寻找小白身份和记忆的旅程。途中，他们历经蛇妖袭击、宝青坊探秘、地宫冒险等事件，逐渐揭开小白的身世之谜。许宣在面对人妖殊途的困境时，选择化身为妖，与小白并肩作战，共同对抗国师的阴谋。最终，在一场惊心动魄的战斗中，许宣为保护小白牺牲，但他的灵魂得以转世，而小白则继续守护他的记忆。</w:t>
+      </w:r>
+    </w:p>
+    <w:p>
+      <w:pPr>
+        <w:pStyle w:val="10"/>
+        <w:widowControl/>
+        <w:numPr>
+          <w:ilvl w:val="0"/>
+          <w:numId w:val="1"/>
+        </w:numPr>
+        <w:spacing w:line="240" w:lineRule="auto"/>
+        <w:ind w:left="420" w:leftChars="0" w:hanging="420" w:firstLineChars="0"/>
+        <w:jc w:val="left"/>
+        <w:rPr>
+          <w:rFonts w:hint="eastAsia" w:ascii="宋体" w:hAnsi="宋体" w:eastAsia="宋体"/>
+          <w:b/>
+          <w:bCs/>
+          <w:sz w:val="21"/>
+          <w:szCs w:val="21"/>
+          <w:lang w:val="en-US" w:eastAsia="zh-CN"/>
+        </w:rPr>
+      </w:pPr>
+      <w:r>
+        <w:rPr>
+          <w:rFonts w:hint="eastAsia" w:ascii="宋体" w:hAnsi="宋体" w:eastAsia="宋体"/>
+          <w:b/>
+          <w:bCs/>
+          <w:sz w:val="21"/>
+          <w:szCs w:val="21"/>
+          <w:lang w:val="en-US" w:eastAsia="zh-CN"/>
+        </w:rPr>
+        <w:t>小白故事线：</w:t>
+      </w:r>
+    </w:p>
+    <w:p>
+      <w:pPr>
+        <w:pStyle w:val="10"/>
+        <w:widowControl/>
+        <w:numPr>
+          <w:ilvl w:val="0"/>
+          <w:numId w:val="0"/>
+        </w:numPr>
+        <w:spacing w:line="240" w:lineRule="auto"/>
+        <w:ind w:firstLine="420" w:firstLineChars="0"/>
+        <w:jc w:val="left"/>
+        <w:rPr>
+          <w:rFonts w:hint="eastAsia" w:ascii="宋体" w:hAnsi="宋体" w:eastAsia="宋体"/>
+          <w:b w:val="0"/>
+          <w:bCs w:val="0"/>
+          <w:sz w:val="21"/>
+          <w:szCs w:val="21"/>
+          <w:lang w:val="en-US" w:eastAsia="zh-CN"/>
+        </w:rPr>
+      </w:pPr>
+      <w:r>
+        <w:rPr>
+          <w:rFonts w:hint="eastAsia" w:ascii="宋体" w:hAnsi="宋体" w:eastAsia="宋体"/>
+          <w:b w:val="0"/>
+          <w:bCs w:val="0"/>
+          <w:sz w:val="21"/>
+          <w:szCs w:val="21"/>
+          <w:lang w:val="en-US" w:eastAsia="zh-CN"/>
+        </w:rPr>
+        <w:t>小白是一只失去记忆的白蛇妖，被许宣救起后与他相伴。她逐渐恢复记忆，想起自己曾被师傅派去刺杀国师却失败的经历。在与许宣的相处中，小白不断探索自己的身份和使命，同时面临来自蛇族和人类世界的双重压力。在小青的逼迫下，小白不得不在回归蛇族和守护许宣之间做出选择。最终，小白选择与许宣并肩作战，共同对抗国师，但在战斗中因保护许宣而失去所有法力，化回白蛇。五百年后，小白依然在寻找许宣的转世，守护他们的爱情。</w:t>
+      </w:r>
+    </w:p>
+    <w:p>
+      <w:pPr>
+        <w:pStyle w:val="10"/>
+        <w:widowControl/>
+        <w:spacing w:line="360" w:lineRule="auto"/>
+        <w:ind w:firstLine="0" w:firstLineChars="0"/>
+        <w:jc w:val="left"/>
+        <w:rPr>
+          <w:rFonts w:hint="eastAsia" w:ascii="宋体" w:hAnsi="宋体" w:eastAsia="宋体"/>
+          <w:b/>
+          <w:bCs/>
+          <w:sz w:val="24"/>
+          <w:lang w:val="en-US" w:eastAsia="zh-CN"/>
+        </w:rPr>
+      </w:pPr>
+      <w:r>
+        <w:rPr>
+          <w:rFonts w:hint="eastAsia" w:ascii="宋体" w:hAnsi="宋体" w:eastAsia="宋体"/>
+          <w:b/>
+          <w:bCs/>
+          <w:sz w:val="24"/>
+          <w:lang w:val="en-US" w:eastAsia="zh-CN"/>
+        </w:rPr>
+        <w:t>四、剧情流程图</w:t>
+      </w:r>
+    </w:p>
+    <w:p>
+      <w:pPr>
+        <w:pStyle w:val="10"/>
+        <w:widowControl/>
+        <w:numPr>
+          <w:ilvl w:val="0"/>
+          <w:numId w:val="0"/>
+        </w:numPr>
+        <w:spacing w:line="240" w:lineRule="auto"/>
+        <w:jc w:val="center"/>
+        <w:rPr>
+          <w:rFonts w:hint="default" w:ascii="宋体" w:hAnsi="宋体" w:eastAsia="宋体"/>
+          <w:b w:val="0"/>
+          <w:bCs w:val="0"/>
+          <w:sz w:val="21"/>
+          <w:szCs w:val="21"/>
+          <w:lang w:val="en-US" w:eastAsia="zh-CN"/>
+        </w:rPr>
+      </w:pPr>
+      <w:r>
+        <w:drawing>
+          <wp:inline distT="0" distB="0" distL="114300" distR="114300">
+            <wp:extent cx="5774690" cy="2339975"/>
+            <wp:effectExtent l="0" t="0" r="3810" b="9525"/>
+            <wp:docPr id="10" name="图片 3"/>
+            <wp:cNvGraphicFramePr>
+              <a:graphicFrameLocks xmlns:a="http://schemas.openxmlformats.org/drawingml/2006/main" noChangeAspect="1"/>
+            </wp:cNvGraphicFramePr>
+            <a:graphic xmlns:a="http://schemas.openxmlformats.org/drawingml/2006/main">
+              <a:graphicData uri="http://schemas.openxmlformats.org/drawingml/2006/picture">
+                <pic:pic xmlns:pic="http://schemas.openxmlformats.org/drawingml/2006/picture">
+                  <pic:nvPicPr>
+                    <pic:cNvPr id="10" name="图片 3"/>
+                    <pic:cNvPicPr>
+                      <a:picLocks noChangeAspect="1"/>
+                    </pic:cNvPicPr>
+                  </pic:nvPicPr>
+                  <pic:blipFill>
+                    <a:blip r:embed="rId4"/>
+                    <a:srcRect t="5303" b="12488"/>
+                    <a:stretch>
+                      <a:fillRect/>
+                    </a:stretch>
+                  </pic:blipFill>
+                  <pic:spPr>
+                    <a:xfrm>
+                      <a:off x="0" y="0"/>
+                      <a:ext cx="5774690" cy="2339975"/>
+                    </a:xfrm>
+                    <a:prstGeom prst="rect">
+                      <a:avLst/>
+                    </a:prstGeom>
+                    <a:noFill/>
+                    <a:ln>
+                      <a:noFill/>
+                    </a:ln>
+                  </pic:spPr>
+                </pic:pic>
+              </a:graphicData>
+            </a:graphic>
+          </wp:inline>
+        </w:drawing>
+      </w:r>
+    </w:p>
+    <w:p>
+      <w:pPr>
+        <w:pStyle w:val="10"/>
+        <w:widowControl/>
+        <w:spacing w:line="360" w:lineRule="auto"/>
+        <w:ind w:firstLine="0" w:firstLineChars="0"/>
+        <w:jc w:val="left"/>
+        <w:rPr>
+          <w:rFonts w:hint="eastAsia" w:ascii="宋体" w:hAnsi="宋体" w:eastAsia="宋体"/>
+          <w:b/>
+          <w:bCs/>
+          <w:sz w:val="24"/>
+          <w:lang w:val="en-US" w:eastAsia="zh-CN"/>
+        </w:rPr>
+      </w:pPr>
+      <w:r>
+        <w:rPr>
+          <w:rFonts w:hint="eastAsia" w:ascii="宋体" w:hAnsi="宋体" w:eastAsia="宋体"/>
+          <w:b/>
+          <w:bCs/>
+          <w:sz w:val="24"/>
+          <w:lang w:val="en-US" w:eastAsia="zh-CN"/>
+        </w:rPr>
+        <w:t>五、详细剧情</w:t>
+      </w:r>
+      <w:bookmarkStart w:id="0" w:name="_GoBack"/>
+      <w:bookmarkEnd w:id="0"/>
     </w:p>
     <w:p>
       <w:pPr>
@@ -13504,20 +13781,7 @@
           <w:szCs w:val="24"/>
           <w:lang w:val="en-US" w:eastAsia="zh-CN" w:bidi="ar-SA"/>
         </w:rPr>
-        <w:t>选</w:t>
-      </w:r>
-      <w:r>
-        <w:rPr>
-          <w:rFonts w:hint="eastAsia" w:asciiTheme="minorHAnsi" w:hAnsiTheme="minorHAnsi" w:eastAsiaTheme="minorEastAsia" w:cstheme="minorBidi"/>
-          <w:b/>
-          <w:bCs/>
-          <w:color w:val="0000FF"/>
-          <w:kern w:val="2"/>
-          <w:sz w:val="21"/>
-          <w:szCs w:val="24"/>
-          <w:lang w:val="en-US" w:eastAsia="zh-CN" w:bidi="ar-SA"/>
-        </w:rPr>
-        <w:t>择：</w:t>
+        <w:t>选择：</w:t>
       </w:r>
       <w:r>
         <w:rPr>
@@ -13860,8 +14124,6 @@
         </w:rPr>
         <w:t>你似乎收益良多，阿宣和小白的爱情跨越了种族的界限，展示了爱情的力量可以超越一切障碍；那句“人间多的是长着两只脚的恶人，长了条尾巴又怎么样。”道出人妖并非是乱世对立的根源，善与恶才是；虽然小白和许宣的命运充满了坎坷，但他们通过自己的选择和努力，最终改变了自己的命运。</w:t>
       </w:r>
-      <w:bookmarkStart w:id="0" w:name="_GoBack"/>
-      <w:bookmarkEnd w:id="0"/>
     </w:p>
     <w:p>
       <w:pPr>
@@ -23153,14 +23415,14 @@
           <w:sz w:val="24"/>
           <w:lang w:val="en-US" w:eastAsia="zh-CN"/>
         </w:rPr>
-        <w:t>四、开发计划</w:t>
-      </w:r>
-    </w:p>
-    <w:p>
-      <w:pPr>
-        <w:numPr>
-          <w:ilvl w:val="0"/>
-          <w:numId w:val="1"/>
+        <w:t>六、开发计划</w:t>
+      </w:r>
+    </w:p>
+    <w:p>
+      <w:pPr>
+        <w:numPr>
+          <w:ilvl w:val="0"/>
+          <w:numId w:val="2"/>
         </w:numPr>
         <w:ind w:left="425" w:leftChars="0" w:hanging="425" w:firstLineChars="0"/>
         <w:rPr>
@@ -23186,7 +23448,7 @@
       <w:pPr>
         <w:numPr>
           <w:ilvl w:val="0"/>
-          <w:numId w:val="1"/>
+          <w:numId w:val="2"/>
         </w:numPr>
         <w:ind w:left="425" w:leftChars="0" w:hanging="425" w:firstLineChars="0"/>
         <w:rPr>
@@ -23296,7 +23558,7 @@
       <w:pPr>
         <w:numPr>
           <w:ilvl w:val="0"/>
-          <w:numId w:val="1"/>
+          <w:numId w:val="2"/>
         </w:numPr>
         <w:ind w:left="425" w:leftChars="0" w:hanging="425" w:firstLineChars="0"/>
         <w:rPr>
@@ -23341,7 +23603,7 @@
           <w:sz w:val="24"/>
           <w:lang w:val="en-US" w:eastAsia="zh-CN"/>
         </w:rPr>
-        <w:t>五、参考资料</w:t>
+        <w:t>七、参考资料</w:t>
       </w:r>
     </w:p>
     <w:p>
@@ -23860,6 +24122,12 @@
             <w:insideH w:val="none" w:color="auto" w:sz="0" w:space="0"/>
             <w:insideV w:val="none" w:color="auto" w:sz="0" w:space="0"/>
           </w:tblBorders>
+          <w:tblCellMar>
+            <w:top w:w="0" w:type="dxa"/>
+            <w:left w:w="108" w:type="dxa"/>
+            <w:bottom w:w="0" w:type="dxa"/>
+            <w:right w:w="108" w:type="dxa"/>
+          </w:tblCellMar>
         </w:tblPrEx>
         <w:trPr>
           <w:jc w:val="center"/>
@@ -23892,7 +24160,7 @@
                           </pic:cNvPicPr>
                         </pic:nvPicPr>
                         <pic:blipFill>
-                          <a:blip r:embed="rId4"/>
+                          <a:blip r:embed="rId5"/>
                           <a:stretch>
                             <a:fillRect/>
                           </a:stretch>
@@ -23988,7 +24256,7 @@
                           </pic:cNvPicPr>
                         </pic:nvPicPr>
                         <pic:blipFill>
-                          <a:blip r:embed="rId5"/>
+                          <a:blip r:embed="rId6"/>
                           <a:stretch>
                             <a:fillRect/>
                           </a:stretch>
@@ -24119,7 +24387,7 @@
                           </pic:cNvPicPr>
                         </pic:nvPicPr>
                         <pic:blipFill>
-                          <a:blip r:embed="rId6"/>
+                          <a:blip r:embed="rId7"/>
                           <a:stretch>
                             <a:fillRect/>
                           </a:stretch>
@@ -24229,7 +24497,7 @@
                           </pic:cNvPicPr>
                         </pic:nvPicPr>
                         <pic:blipFill>
-                          <a:blip r:embed="rId7"/>
+                          <a:blip r:embed="rId8"/>
                           <a:stretch>
                             <a:fillRect/>
                           </a:stretch>
@@ -24339,7 +24607,7 @@
                           </pic:cNvPicPr>
                         </pic:nvPicPr>
                         <pic:blipFill>
-                          <a:blip r:embed="rId8"/>
+                          <a:blip r:embed="rId9"/>
                           <a:stretch>
                             <a:fillRect/>
                           </a:stretch>
@@ -24428,7 +24696,7 @@
                           </pic:cNvPicPr>
                         </pic:nvPicPr>
                         <pic:blipFill>
-                          <a:blip r:embed="rId9"/>
+                          <a:blip r:embed="rId10"/>
                           <a:stretch>
                             <a:fillRect/>
                           </a:stretch>
@@ -24542,7 +24810,27 @@
       </w:rPr>
     </w:lvl>
   </w:abstractNum>
+  <w:abstractNum w:abstractNumId="1">
+    <w:nsid w:val="8FF628F8"/>
+    <w:multiLevelType w:val="singleLevel"/>
+    <w:tmpl w:val="8FF628F8"/>
+    <w:lvl w:ilvl="0" w:tentative="0">
+      <w:start w:val="1"/>
+      <w:numFmt w:val="bullet"/>
+      <w:lvlText w:val=""/>
+      <w:lvlJc w:val="left"/>
+      <w:pPr>
+        <w:ind w:left="420" w:hanging="420"/>
+      </w:pPr>
+      <w:rPr>
+        <w:rFonts w:hint="default" w:ascii="Wingdings" w:hAnsi="Wingdings"/>
+      </w:rPr>
+    </w:lvl>
+  </w:abstractNum>
   <w:num w:numId="1">
+    <w:abstractNumId w:val="1"/>
+  </w:num>
+  <w:num w:numId="2">
     <w:abstractNumId w:val="0"/>
   </w:num>
 </w:numbering>

--- a/《白蛇之旅》——小游戏设计策划案.docx
+++ b/《白蛇之旅》——小游戏设计策划案.docx
@@ -241,8 +241,285 @@
           <w:sz w:val="24"/>
           <w:lang w:val="en-US" w:eastAsia="zh-CN"/>
         </w:rPr>
-        <w:t>三、详细剧情</w:t>
-      </w:r>
+        <w:t>三、剧情梗概</w:t>
+      </w:r>
+    </w:p>
+    <w:p>
+      <w:pPr>
+        <w:pStyle w:val="10"/>
+        <w:widowControl/>
+        <w:numPr>
+          <w:ilvl w:val="0"/>
+          <w:numId w:val="0"/>
+        </w:numPr>
+        <w:spacing w:line="240" w:lineRule="auto"/>
+        <w:jc w:val="left"/>
+        <w:rPr>
+          <w:rFonts w:hint="eastAsia" w:ascii="宋体" w:hAnsi="宋体" w:eastAsia="宋体"/>
+          <w:b w:val="0"/>
+          <w:bCs w:val="0"/>
+          <w:sz w:val="21"/>
+          <w:szCs w:val="21"/>
+          <w:lang w:val="en-US" w:eastAsia="zh-CN"/>
+        </w:rPr>
+      </w:pPr>
+      <w:r>
+        <w:rPr>
+          <w:rFonts w:hint="eastAsia" w:ascii="宋体" w:hAnsi="宋体" w:eastAsia="宋体"/>
+          <w:b w:val="0"/>
+          <w:bCs w:val="0"/>
+          <w:sz w:val="21"/>
+          <w:szCs w:val="21"/>
+          <w:lang w:val="en-US" w:eastAsia="zh-CN"/>
+        </w:rPr>
+        <w:t>《白蛇之旅》是一款以“白蛇传”为背景的穿越冒险游戏。玩家在观看蛇年春晚的小品《借伞》时，意外穿越到晚唐时期的《白蛇：缘起》故事中，成为许宣或小白，开启一段寻找“蛇年宝藏”的奇幻之旅。游戏通过两条独立的故事线展开：</w:t>
+      </w:r>
+    </w:p>
+    <w:p>
+      <w:pPr>
+        <w:pStyle w:val="10"/>
+        <w:widowControl/>
+        <w:numPr>
+          <w:ilvl w:val="0"/>
+          <w:numId w:val="1"/>
+        </w:numPr>
+        <w:spacing w:line="240" w:lineRule="auto"/>
+        <w:ind w:left="420" w:leftChars="0" w:hanging="420" w:firstLineChars="0"/>
+        <w:jc w:val="left"/>
+        <w:rPr>
+          <w:rFonts w:hint="eastAsia" w:ascii="宋体" w:hAnsi="宋体" w:eastAsia="宋体"/>
+          <w:b/>
+          <w:bCs/>
+          <w:sz w:val="21"/>
+          <w:szCs w:val="21"/>
+          <w:lang w:val="en-US" w:eastAsia="zh-CN"/>
+        </w:rPr>
+      </w:pPr>
+      <w:r>
+        <w:rPr>
+          <w:rFonts w:hint="eastAsia" w:ascii="宋体" w:hAnsi="宋体" w:eastAsia="宋体"/>
+          <w:b/>
+          <w:bCs/>
+          <w:sz w:val="21"/>
+          <w:szCs w:val="21"/>
+          <w:lang w:val="en-US" w:eastAsia="zh-CN"/>
+        </w:rPr>
+        <w:t>阿宣故事线：</w:t>
+      </w:r>
+    </w:p>
+    <w:p>
+      <w:pPr>
+        <w:pStyle w:val="10"/>
+        <w:widowControl/>
+        <w:numPr>
+          <w:ilvl w:val="0"/>
+          <w:numId w:val="0"/>
+        </w:numPr>
+        <w:spacing w:line="240" w:lineRule="auto"/>
+        <w:ind w:firstLine="420" w:firstLineChars="0"/>
+        <w:jc w:val="left"/>
+        <w:rPr>
+          <w:rFonts w:hint="eastAsia" w:ascii="宋体" w:hAnsi="宋体" w:eastAsia="宋体"/>
+          <w:b w:val="0"/>
+          <w:bCs w:val="0"/>
+          <w:sz w:val="21"/>
+          <w:szCs w:val="21"/>
+          <w:lang w:val="en-US" w:eastAsia="zh-CN"/>
+        </w:rPr>
+      </w:pPr>
+      <w:r>
+        <w:rPr>
+          <w:rFonts w:hint="eastAsia" w:ascii="宋体" w:hAnsi="宋体" w:eastAsia="宋体"/>
+          <w:b w:val="0"/>
+          <w:bCs w:val="0"/>
+          <w:sz w:val="21"/>
+          <w:szCs w:val="21"/>
+          <w:lang w:val="en-US" w:eastAsia="zh-CN"/>
+        </w:rPr>
+        <w:t>许宣是一个善良的捕蛇村少年，害怕捕蛇却喜欢采摘草药。他在河边救下了失去记忆的白衣女子小白，两人结伴而行，踏上寻找小白身份和记忆的旅程。途中，他们历经蛇妖袭击、宝青坊探秘、地宫冒险等事件，逐渐揭开小白的身世之谜。许宣在面对人妖殊途的困境时，选择化身为妖，与小白并肩作战，共同对抗国师的阴谋。最终，在一场惊心动魄的战斗中，许宣为保护小白牺牲，但他的灵魂得以转世，而小白则继续守护他的记忆。</w:t>
+      </w:r>
+    </w:p>
+    <w:p>
+      <w:pPr>
+        <w:pStyle w:val="10"/>
+        <w:widowControl/>
+        <w:numPr>
+          <w:ilvl w:val="0"/>
+          <w:numId w:val="1"/>
+        </w:numPr>
+        <w:spacing w:line="240" w:lineRule="auto"/>
+        <w:ind w:left="420" w:leftChars="0" w:hanging="420" w:firstLineChars="0"/>
+        <w:jc w:val="left"/>
+        <w:rPr>
+          <w:rFonts w:hint="eastAsia" w:ascii="宋体" w:hAnsi="宋体" w:eastAsia="宋体"/>
+          <w:b/>
+          <w:bCs/>
+          <w:sz w:val="21"/>
+          <w:szCs w:val="21"/>
+          <w:lang w:val="en-US" w:eastAsia="zh-CN"/>
+        </w:rPr>
+      </w:pPr>
+      <w:r>
+        <w:rPr>
+          <w:rFonts w:hint="eastAsia" w:ascii="宋体" w:hAnsi="宋体" w:eastAsia="宋体"/>
+          <w:b/>
+          <w:bCs/>
+          <w:sz w:val="21"/>
+          <w:szCs w:val="21"/>
+          <w:lang w:val="en-US" w:eastAsia="zh-CN"/>
+        </w:rPr>
+        <w:t>小白故事线：</w:t>
+      </w:r>
+    </w:p>
+    <w:p>
+      <w:pPr>
+        <w:pStyle w:val="10"/>
+        <w:widowControl/>
+        <w:numPr>
+          <w:ilvl w:val="0"/>
+          <w:numId w:val="0"/>
+        </w:numPr>
+        <w:spacing w:line="240" w:lineRule="auto"/>
+        <w:ind w:firstLine="420" w:firstLineChars="0"/>
+        <w:jc w:val="left"/>
+        <w:rPr>
+          <w:rFonts w:hint="eastAsia" w:ascii="宋体" w:hAnsi="宋体" w:eastAsia="宋体"/>
+          <w:b w:val="0"/>
+          <w:bCs w:val="0"/>
+          <w:sz w:val="21"/>
+          <w:szCs w:val="21"/>
+          <w:lang w:val="en-US" w:eastAsia="zh-CN"/>
+        </w:rPr>
+      </w:pPr>
+      <w:r>
+        <w:rPr>
+          <w:rFonts w:hint="eastAsia" w:ascii="宋体" w:hAnsi="宋体" w:eastAsia="宋体"/>
+          <w:b w:val="0"/>
+          <w:bCs w:val="0"/>
+          <w:sz w:val="21"/>
+          <w:szCs w:val="21"/>
+          <w:lang w:val="en-US" w:eastAsia="zh-CN"/>
+        </w:rPr>
+        <w:t>小白是一只失去记忆的白蛇妖，被许宣救起后与他相伴。她逐渐恢复记忆，想起自己曾被师傅派去刺杀国师却失败的经历。在与许宣的相处中，小白不断探索自己的身份和使命，同时面临来自蛇族和人类世界的双重压力。在小青的逼迫下，小白不得不在回归蛇族和守护许宣之间做出选择。最终，小白选择与许宣并肩作战，共同对抗国师，但在战斗中因保护许宣而失去所有法力，化回白蛇。五百年后，小白依然在寻找许宣的转世，守护他们的爱情。</w:t>
+      </w:r>
+    </w:p>
+    <w:p>
+      <w:pPr>
+        <w:pStyle w:val="10"/>
+        <w:widowControl/>
+        <w:spacing w:line="360" w:lineRule="auto"/>
+        <w:ind w:firstLine="0" w:firstLineChars="0"/>
+        <w:jc w:val="left"/>
+        <w:rPr>
+          <w:rFonts w:hint="eastAsia" w:ascii="宋体" w:hAnsi="宋体" w:eastAsia="宋体"/>
+          <w:b/>
+          <w:bCs/>
+          <w:sz w:val="24"/>
+          <w:lang w:val="en-US" w:eastAsia="zh-CN"/>
+        </w:rPr>
+      </w:pPr>
+      <w:r>
+        <w:rPr>
+          <w:rFonts w:hint="eastAsia" w:ascii="宋体" w:hAnsi="宋体" w:eastAsia="宋体"/>
+          <w:b/>
+          <w:bCs/>
+          <w:sz w:val="24"/>
+          <w:lang w:val="en-US" w:eastAsia="zh-CN"/>
+        </w:rPr>
+        <w:t>四、剧情流程图</w:t>
+      </w:r>
+    </w:p>
+    <w:p>
+      <w:pPr>
+        <w:pStyle w:val="10"/>
+        <w:widowControl/>
+        <w:numPr>
+          <w:ilvl w:val="0"/>
+          <w:numId w:val="0"/>
+        </w:numPr>
+        <w:spacing w:line="240" w:lineRule="auto"/>
+        <w:jc w:val="center"/>
+        <w:rPr>
+          <w:rFonts w:hint="default" w:ascii="宋体" w:hAnsi="宋体" w:eastAsia="宋体"/>
+          <w:b w:val="0"/>
+          <w:bCs w:val="0"/>
+          <w:sz w:val="21"/>
+          <w:szCs w:val="21"/>
+          <w:lang w:val="en-US" w:eastAsia="zh-CN"/>
+        </w:rPr>
+      </w:pPr>
+      <w:r>
+        <w:drawing>
+          <wp:inline distT="0" distB="0" distL="114300" distR="114300">
+            <wp:extent cx="5774690" cy="2339975"/>
+            <wp:effectExtent l="0" t="0" r="3810" b="9525"/>
+            <wp:docPr id="10" name="图片 3"/>
+            <wp:cNvGraphicFramePr>
+              <a:graphicFrameLocks xmlns:a="http://schemas.openxmlformats.org/drawingml/2006/main" noChangeAspect="1"/>
+            </wp:cNvGraphicFramePr>
+            <a:graphic xmlns:a="http://schemas.openxmlformats.org/drawingml/2006/main">
+              <a:graphicData uri="http://schemas.openxmlformats.org/drawingml/2006/picture">
+                <pic:pic xmlns:pic="http://schemas.openxmlformats.org/drawingml/2006/picture">
+                  <pic:nvPicPr>
+                    <pic:cNvPr id="10" name="图片 3"/>
+                    <pic:cNvPicPr>
+                      <a:picLocks noChangeAspect="1"/>
+                    </pic:cNvPicPr>
+                  </pic:nvPicPr>
+                  <pic:blipFill>
+                    <a:blip r:embed="rId4"/>
+                    <a:srcRect t="5303" b="12488"/>
+                    <a:stretch>
+                      <a:fillRect/>
+                    </a:stretch>
+                  </pic:blipFill>
+                  <pic:spPr>
+                    <a:xfrm>
+                      <a:off x="0" y="0"/>
+                      <a:ext cx="5774690" cy="2339975"/>
+                    </a:xfrm>
+                    <a:prstGeom prst="rect">
+                      <a:avLst/>
+                    </a:prstGeom>
+                    <a:noFill/>
+                    <a:ln>
+                      <a:noFill/>
+                    </a:ln>
+                  </pic:spPr>
+                </pic:pic>
+              </a:graphicData>
+            </a:graphic>
+          </wp:inline>
+        </w:drawing>
+      </w:r>
+    </w:p>
+    <w:p>
+      <w:pPr>
+        <w:pStyle w:val="10"/>
+        <w:widowControl/>
+        <w:spacing w:line="360" w:lineRule="auto"/>
+        <w:ind w:firstLine="0" w:firstLineChars="0"/>
+        <w:jc w:val="left"/>
+        <w:rPr>
+          <w:rFonts w:hint="eastAsia" w:ascii="宋体" w:hAnsi="宋体" w:eastAsia="宋体"/>
+          <w:b/>
+          <w:bCs/>
+          <w:sz w:val="24"/>
+          <w:lang w:val="en-US" w:eastAsia="zh-CN"/>
+        </w:rPr>
+      </w:pPr>
+      <w:r>
+        <w:rPr>
+          <w:rFonts w:hint="eastAsia" w:ascii="宋体" w:hAnsi="宋体" w:eastAsia="宋体"/>
+          <w:b/>
+          <w:bCs/>
+          <w:sz w:val="24"/>
+          <w:lang w:val="en-US" w:eastAsia="zh-CN"/>
+        </w:rPr>
+        <w:t>五、详细剧情</w:t>
+      </w:r>
+      <w:bookmarkStart w:id="0" w:name="_GoBack"/>
+      <w:bookmarkEnd w:id="0"/>
     </w:p>
     <w:p>
       <w:pPr>
@@ -12651,8 +12928,6 @@
         </w:rPr>
         <w:t>过了片刻，国师现身了。</w:t>
       </w:r>
-      <w:bookmarkStart w:id="0" w:name="_GoBack"/>
-      <w:bookmarkEnd w:id="0"/>
     </w:p>
     <w:p>
       <w:pPr>
@@ -23140,14 +23415,14 @@
           <w:sz w:val="24"/>
           <w:lang w:val="en-US" w:eastAsia="zh-CN"/>
         </w:rPr>
-        <w:t>四、开发计划</w:t>
-      </w:r>
-    </w:p>
-    <w:p>
-      <w:pPr>
-        <w:numPr>
-          <w:ilvl w:val="0"/>
-          <w:numId w:val="1"/>
+        <w:t>六、开发计划</w:t>
+      </w:r>
+    </w:p>
+    <w:p>
+      <w:pPr>
+        <w:numPr>
+          <w:ilvl w:val="0"/>
+          <w:numId w:val="2"/>
         </w:numPr>
         <w:ind w:left="425" w:leftChars="0" w:hanging="425" w:firstLineChars="0"/>
         <w:rPr>
@@ -23173,7 +23448,7 @@
       <w:pPr>
         <w:numPr>
           <w:ilvl w:val="0"/>
-          <w:numId w:val="1"/>
+          <w:numId w:val="2"/>
         </w:numPr>
         <w:ind w:left="425" w:leftChars="0" w:hanging="425" w:firstLineChars="0"/>
         <w:rPr>
@@ -23283,7 +23558,7 @@
       <w:pPr>
         <w:numPr>
           <w:ilvl w:val="0"/>
-          <w:numId w:val="1"/>
+          <w:numId w:val="2"/>
         </w:numPr>
         <w:ind w:left="425" w:leftChars="0" w:hanging="425" w:firstLineChars="0"/>
         <w:rPr>
@@ -23328,7 +23603,7 @@
           <w:sz w:val="24"/>
           <w:lang w:val="en-US" w:eastAsia="zh-CN"/>
         </w:rPr>
-        <w:t>五、参考资料</w:t>
+        <w:t>七、参考资料</w:t>
       </w:r>
     </w:p>
     <w:p>
@@ -23885,7 +24160,7 @@
                           </pic:cNvPicPr>
                         </pic:nvPicPr>
                         <pic:blipFill>
-                          <a:blip r:embed="rId4"/>
+                          <a:blip r:embed="rId5"/>
                           <a:stretch>
                             <a:fillRect/>
                           </a:stretch>
@@ -23981,7 +24256,7 @@
                           </pic:cNvPicPr>
                         </pic:nvPicPr>
                         <pic:blipFill>
-                          <a:blip r:embed="rId5"/>
+                          <a:blip r:embed="rId6"/>
                           <a:stretch>
                             <a:fillRect/>
                           </a:stretch>
@@ -24112,7 +24387,7 @@
                           </pic:cNvPicPr>
                         </pic:nvPicPr>
                         <pic:blipFill>
-                          <a:blip r:embed="rId6"/>
+                          <a:blip r:embed="rId7"/>
                           <a:stretch>
                             <a:fillRect/>
                           </a:stretch>
@@ -24222,7 +24497,7 @@
                           </pic:cNvPicPr>
                         </pic:nvPicPr>
                         <pic:blipFill>
-                          <a:blip r:embed="rId7"/>
+                          <a:blip r:embed="rId8"/>
                           <a:stretch>
                             <a:fillRect/>
                           </a:stretch>
@@ -24332,7 +24607,7 @@
                           </pic:cNvPicPr>
                         </pic:nvPicPr>
                         <pic:blipFill>
-                          <a:blip r:embed="rId8"/>
+                          <a:blip r:embed="rId9"/>
                           <a:stretch>
                             <a:fillRect/>
                           </a:stretch>
@@ -24421,7 +24696,7 @@
                           </pic:cNvPicPr>
                         </pic:nvPicPr>
                         <pic:blipFill>
-                          <a:blip r:embed="rId9"/>
+                          <a:blip r:embed="rId10"/>
                           <a:stretch>
                             <a:fillRect/>
                           </a:stretch>
@@ -24506,6 +24781,14 @@
         </w:rPr>
       </w:pPr>
     </w:p>
+    <w:p>
+      <w:pPr>
+        <w:rPr>
+          <w:rFonts w:hint="default"/>
+          <w:lang w:val="en-US" w:eastAsia="zh-CN"/>
+        </w:rPr>
+      </w:pPr>
+    </w:p>
     <w:sectPr>
       <w:pgSz w:w="11906" w:h="16838"/>
       <w:pgMar w:top="1440" w:right="1800" w:bottom="1440" w:left="1800" w:header="851" w:footer="992" w:gutter="0"/>
@@ -24535,7 +24818,27 @@
       </w:rPr>
     </w:lvl>
   </w:abstractNum>
+  <w:abstractNum w:abstractNumId="1">
+    <w:nsid w:val="8FF628F8"/>
+    <w:multiLevelType w:val="singleLevel"/>
+    <w:tmpl w:val="8FF628F8"/>
+    <w:lvl w:ilvl="0" w:tentative="0">
+      <w:start w:val="1"/>
+      <w:numFmt w:val="bullet"/>
+      <w:lvlText w:val=""/>
+      <w:lvlJc w:val="left"/>
+      <w:pPr>
+        <w:ind w:left="420" w:hanging="420"/>
+      </w:pPr>
+      <w:rPr>
+        <w:rFonts w:hint="default" w:ascii="Wingdings" w:hAnsi="Wingdings"/>
+      </w:rPr>
+    </w:lvl>
+  </w:abstractNum>
   <w:num w:numId="1">
+    <w:abstractNumId w:val="1"/>
+  </w:num>
+  <w:num w:numId="2">
     <w:abstractNumId w:val="0"/>
   </w:num>
 </w:numbering>
